--- a/download/studien-aktuell.docx
+++ b/download/studien-aktuell.docx
@@ -62,7 +62,7 @@
           <w:color w:val="666666"/>
           <w:sz w:val="18"/>
         </w:rPr>
-        <w:t>Stand: 13.09.2026  |  6 Studien  |  ncd.m-vf.de</w:t>
+        <w:t>Stand: 14.09.2026  |  6 Studien  |  ncd.m-vf.de</w:t>
       </w:r>
     </w:p>
     <w:p>
@@ -70,7 +70,7 @@
         <w:pStyle w:val="Heading1"/>
       </w:pPr>
       <w:r>
-        <w:t>Aufgenommen am 13.09.2026</w:t>
+        <w:t>Aufgenommen am 14.09.2026</w:t>
       </w:r>
     </w:p>
     <w:p>
@@ -78,7 +78,7 @@
         <w:pStyle w:val="Heading2"/>
       </w:pPr>
       <w:r>
-        <w:t>Parasternal-Muskeldicke sagt Weaning-Misserfolg bei COPD-Patienten voraus</w:t>
+        <w:t>Low-Carb-Ernährung senkt Mortalität bei chronischen Erkrankungen: Meta-Analyse</w:t>
       </w:r>
     </w:p>
     <w:p>
@@ -88,12 +88,12 @@
           <w:color w:val="666666"/>
           <w:sz w:val="18"/>
         </w:rPr>
-        <w:t>Gürün Kaya A et al.  ·  BMJ Open Respir Res  ·  11.09.2026  ·  PMID 42731822</w:t>
+        <w:t>Duc TQ et al.  ·  BMJ Open  ·  11.09.2026  ·  PMID 42731843</w:t>
       </w:r>
     </w:p>
     <w:p>
       <w:r>
-        <w:t>Prospektive Beobachtungsstudie mit 131 beatmeten COPD-Patienten: Ultraschall-Messung der Atemhilfsmuskulatur vor Spontanatmungstest zur Vorhersage des Weaning-Erfolgs.</w:t>
+        <w:t>Systematische Review und Meta-Analyse von Prospektivkohorten zur Assoziation unterschiedlicher Low-Carbohydrat-Ernährungsmuster mit Gesamtmortalität in der Allgemeinbevölkerung und bei chronischen Erkrankungen.</w:t>
       </w:r>
     </w:p>
     <w:p>
@@ -104,7 +104,7 @@
         <w:t xml:space="preserve">Ergebnis: </w:t>
       </w:r>
       <w:r>
-        <w:t>Atemmuskeldicken-Zunahme ≥11,9% versus 7,4% bei Erfolg (p&lt;0,001); adjustiertes OR 3,3–4,0 pro 1%-Punkt Zunahme für Weaning-Misserfolg; Weaning-Misserfolg: 19%. Ultraschall der Atemhilfsmuskulatur identifiziert High-Risk-Patienten zuverlässig.</w:t>
+        <w:t>Gesunde Low-Carb-Ernährung war mit niedrigerer Mortalität bei chronischen Erkrankungen assoziiert (HR 0,72, 95%-KI 0,69–0,76; I² = 0 %; hohe Gewissheit), nicht aber in der Allgemeinbevölkerung (HR 0,93, 95%-KI 0,85–1,01; moderate Gewissheit). Ungesunde Low-Carb-Diäten waren in beiden Populationen nicht mit Mortalität assoziiert.</w:t>
       </w:r>
     </w:p>
     <w:p>
@@ -119,7 +119,7 @@
         <w:rPr>
           <w:sz w:val="19"/>
         </w:rPr>
-        <w:t>Türkische Universitätsklinik; Methode ist in deutschen Intensivstationen verfügbar und anwendbar</w:t>
+        <w:t>18 Länderübergreifende Kohortenstudien mit 779.158 Teilnehmern; Ernährungsempfehlungen universal anwendbar.</w:t>
       </w:r>
     </w:p>
     <w:p>
@@ -128,7 +128,7 @@
           <w:color w:val="5A7D3A"/>
           <w:sz w:val="18"/>
         </w:rPr>
-        <w:t>https://pubmed.ncbi.nlm.nih.gov/42731822/</w:t>
+        <w:t>https://pubmed.ncbi.nlm.nih.gov/42731843/</w:t>
       </w:r>
     </w:p>
     <w:p>
@@ -136,7 +136,7 @@
         <w:pStyle w:val="Heading2"/>
       </w:pPr>
       <w:r>
-        <w:t>Kombinierter Stoffwechsel-Index sagt Mehrfacherkrankung bei Steatosis hepatis voraus</w:t>
+        <w:t>Glittre-ADL-Test vorhersagt Mortalität bei Hämodialysepatienten zuverlässig</w:t>
       </w:r>
     </w:p>
     <w:p>
@@ -146,12 +146,12 @@
           <w:color w:val="666666"/>
           <w:sz w:val="18"/>
         </w:rPr>
-        <w:t>Mu K et al.  ·  Cardiovasc Diabetol  ·  23.08.2026  ·  PMID 42728598</w:t>
+        <w:t>Santos JNV et al.  ·  J Bras Nefrol  ·  Okt. 2026  ·  PMID 42726081</w:t>
       </w:r>
     </w:p>
     <w:p>
       <w:r>
-        <w:t>Prospektive Kohortenstudie mit 109.434 Personen aus UK Biobank: Sieben Cholesterol-HDL-Glukose-abgeleitete Indizes zur Vorhersage kardio-metaboler Mehrfacherkrankung (mindestens 2 von 3: T2D, KHK, Schlaganfall) bei nicht-alkoholischer Fettlebererkrankung.</w:t>
+        <w:t>Prospektive Beobachtungsstudie zur Prognosekraft der Funktionsfähigkeit (gemessen mit dem Glittre-ADL-Test) für Mortalität bei Hämodialysepatienten in Brasilien.</w:t>
       </w:r>
     </w:p>
     <w:p>
@@ -162,7 +162,7 @@
         <w:t xml:space="preserve">Ergebnis: </w:t>
       </w:r>
       <w:r>
-        <w:t>4.225 Mehrfacherkrankungen über 16,4 Jahre. CHG-Waist-to-Height-Ratio: HR 1,61 pro SD (95%-KI 1,57–1,65); CHG-Taillenumfang: HR 1,59. Kombination der Indizes besserte C-Index und Reklassifizierung. Stärkste Assoziationen für Transition T2D→Mehrfacherkrankung.</w:t>
+        <w:t>Bei 76 eingeschlossenen Patienten war der Glittre-ADL-Test (HR 1,003 [95%-KI 1,001–1,006]; p = 0,03) und Alter (HR 1,049 [95%-KI 1,020–1,078]; p &lt; 0,001) unabhängig mit Mortalität assoziiert; optimaler Cut-off-Wert ≥268,5 Sekunden identifizierte Todesrisiko mit AUC von 0,86 (95%-KI 0,77–0,94).</w:t>
       </w:r>
     </w:p>
     <w:p>
@@ -177,7 +177,7 @@
         <w:rPr>
           <w:sz w:val="19"/>
         </w:rPr>
-        <w:t>UK Biobank, vergleichbar mit deutschen Gesundheitsdaten und Versorgungsstrukturen</w:t>
+        <w:t>Brasilien, physikalische Rehabilitationsmessung; Übertragbarkeit des Funktionsmerkmals auf deutsches Dialysesetting gegeben.</w:t>
       </w:r>
     </w:p>
     <w:p>
@@ -186,7 +186,7 @@
           <w:color w:val="5A7D3A"/>
           <w:sz w:val="18"/>
         </w:rPr>
-        <w:t>https://pubmed.ncbi.nlm.nih.gov/42728598/</w:t>
+        <w:t>https://pubmed.ncbi.nlm.nih.gov/42726081/</w:t>
       </w:r>
     </w:p>
     <w:p>
@@ -194,7 +194,7 @@
         <w:pStyle w:val="Heading2"/>
       </w:pPr>
       <w:r>
-        <w:t>Muskelkraft senkt Sterblichkeit unabhängig von Aktivität – Versorgungslücke in NCDs</w:t>
+        <w:t>Arabische Version der FACIT-TS-Skala für Therapiezufriedenheit bei Krebspatienten validiert</w:t>
       </w:r>
     </w:p>
     <w:p>
@@ -204,12 +204,12 @@
           <w:color w:val="666666"/>
           <w:sz w:val="18"/>
         </w:rPr>
-        <w:t>Puelles-Diaz A  ·  Front Public Health  ·  27.08.2026  ·  PMID 42724145</w:t>
+        <w:t>Jakal C et al.  ·  Palliat Support Care  ·  11.09.2026  ·  PMID 42723525</w:t>
       </w:r>
     </w:p>
     <w:p>
       <w:r>
-        <w:t>Narrative Perspektive zur Gesundheitspolitik: Muskelkraft und funktionelle Kapazität sind prognostisch eigenständige Ziele in NCD-Prävention und müssen in globale Frameworks integriert werden; Blockaden sind Assessments, Trainingsformate, Finanzierung und Compliance.</w:t>
+        <w:t>Psychometrische Validierungsstudie der arabischsprachigen Version der Functional Assessment of Chronic Illness Therapy-Treatment Satisfaction (FACIT-TS)-Skala bei libanesischen Krebspatienten.</w:t>
       </w:r>
     </w:p>
     <w:p>
@@ -220,7 +220,7 @@
         <w:t xml:space="preserve">Ergebnis: </w:t>
       </w:r>
       <w:r>
-        <w:t>Kernaussage: Muskelkraft sagt Sterblichkeit voraus, unabhängig vom Aktivitätslevel; Widerstands- und Mehrkompponententraining bringt größere Gewinne als Ausdauertraining allein. Größte Effekte bei Patienten mit Funktionsbeeinträchtigung. Drei Integrationslücken: fehlende Assessments in Primärversorgung, Unterpriorisierung von Resistanztraining, Abwesenheit in WHO-NCD-Zielen.</w:t>
+        <w:t>Die arabische FACIT-TS zeigte gute interne Konsistenz (Cronbachs α = 0,87; McDonalds ω = 0,87), unterstützte unidimensionale Struktur und Messinvarianz nach Geschlecht; höhere Therapiezufriedenheit war mit besserer Lebensqualität, größerer wahrgenommener sozialer Unterstützung und reduziertem psychologischem Distress assoziiert.</w:t>
       </w:r>
     </w:p>
     <w:p>
@@ -235,7 +235,7 @@
         <w:rPr>
           <w:sz w:val="19"/>
         </w:rPr>
-        <w:t>Internationale Evidenz (Japan, Europa, Nordamerika, Brasilien), direkt relevant für deutsche NCD-Politik und Strukturen</w:t>
+        <w:t>Libanon, kulturell adaptiertes Patient-Reported-Outcome-Messinstrument; beschränkt auf Krebspatienten.</w:t>
       </w:r>
     </w:p>
     <w:p>
@@ -244,7 +244,7 @@
           <w:color w:val="5A7D3A"/>
           <w:sz w:val="18"/>
         </w:rPr>
-        <w:t>https://pubmed.ncbi.nlm.nih.gov/42724145/</w:t>
+        <w:t>https://pubmed.ncbi.nlm.nih.gov/42723525/</w:t>
       </w:r>
     </w:p>
     <w:p>
@@ -252,7 +252,7 @@
         <w:pStyle w:val="Heading2"/>
       </w:pPr>
       <w:r>
-        <w:t>Online-Hemodiafiltration mit hohem konvektivem Volumen reduziert kardiovaskuläre Todesfälle</w:t>
+        <w:t>Phänotypgesteuerte Hämoadsorbtion/Hämodialyse reduziert urämische Toxine effektiver</w:t>
       </w:r>
     </w:p>
     <w:p>
@@ -262,12 +262,12 @@
           <w:color w:val="666666"/>
           <w:sz w:val="18"/>
         </w:rPr>
-        <w:t>Maduell F et al.  ·  Contrib Nephrol  ·  10.09.2026  ·  PMID 42721100</w:t>
+        <w:t>Ramírez-Guerrero G et al.  ·  Contrib Nephrol  ·  10.09.2026  ·  PMID 42721092</w:t>
       </w:r>
     </w:p>
     <w:p>
       <w:r>
-        <w:t>Systematische Übersicht klinischer Evidenz über 3 Jahrzehnte zur Hemodiafiltration zur Clearance urämischer Toxine bei Nierenersatztherapie: Literaturanalyse mit Fokus auf Konvektion und Sterblichkeit.</w:t>
+        <w:t>Übersichtsarbeit zum Konzept der Hämoadsorbtion gekoppelt mit Hämodialyse (HAHD) als Strategie zur Überwindung der Grenzen konventioneller Dialyse beim Entfernen von Proteintoxinen und mittleren Molekülen und zur Behandlung residualer urämischer Toxizität bei Endstadium-Nierenerkrankung.</w:t>
       </w:r>
     </w:p>
     <w:p>
@@ -278,7 +278,7 @@
         <w:t xml:space="preserve">Ergebnis: </w:t>
       </w:r>
       <w:r>
-        <w:t>Konvektives Volumen &gt;23 L/Session zeigte konsistent Überlebensvorteil in randomisierten Studien und Beobachtungsdaten; Reduktion von Hypotension, Entzündung und kardiovaskullären Ereignissen gegenüber konventioneller Hämodialyse; Verbesserung der Endothelfunktion und Knochenstoffwechsel dokumentiert.</w:t>
+        <w:t>HAHD ermöglicht physikochemische Interaktionen zwischen zirkulierenden Stoffen und Sorbentien und überwindet damit Beschränkungen durch Molekülgröße und Proteinbindung. Ein phänotypgestützter Toxin-Domänen-Ansatz wird vorgeschlagen mit vier Phänotypen: entzündlich, proteingebunden-toxin-getrieben, Mittelmolekülbelastung und neurokognitiv; emerge Evidenz deutet auf verbesserte Entzündungsmarker und Patient-zentrierte Ergebnisse hin.</w:t>
       </w:r>
     </w:p>
     <w:p>
@@ -293,7 +293,7 @@
         <w:rPr>
           <w:sz w:val="19"/>
         </w:rPr>
-        <w:t>Deutschland, Europa: Evidenz aus RCTs und Poolanalysen zu etablierter Technik mit direkter Anwendbarkeit</w:t>
+        <w:t>Konzeptuelle Versorgungsanleitung auf Grundlage europäischer und nordamerikanischer Erfahrung; direkt auf deutsches Dialysesetting übertragbar.</w:t>
       </w:r>
     </w:p>
     <w:p>
@@ -302,7 +302,7 @@
           <w:color w:val="5A7D3A"/>
           <w:sz w:val="18"/>
         </w:rPr>
-        <w:t>https://pubmed.ncbi.nlm.nih.gov/42721100/</w:t>
+        <w:t>https://pubmed.ncbi.nlm.nih.gov/42721092/</w:t>
       </w:r>
     </w:p>
     <w:p>
@@ -310,7 +310,7 @@
         <w:pStyle w:val="Heading2"/>
       </w:pPr>
       <w:r>
-        <w:t>Chronische Erkrankungen mehrfach verbunden mit Aortenerkrankung – Mehrfacherkrankung verdoppelt Risiko</w:t>
+        <w:t>HBsAg-Glykaniomer vorhersagt Virusansprechrate bei chronischer Hepatitis B</w:t>
       </w:r>
     </w:p>
     <w:p>
@@ -320,12 +320,12 @@
           <w:color w:val="666666"/>
           <w:sz w:val="18"/>
         </w:rPr>
-        <w:t>Yu L et al.  ·  Nat Commun  ·  11.08.2026  ·  PMID 42717190</w:t>
+        <w:t>Li J et al.  ·  Front Cell Infect Microbiol  ·  20.08.2026  ·  PMID 42694137</w:t>
       </w:r>
     </w:p>
     <w:p>
       <w:r>
-        <w:t>Prospektive Kohortenstudie mit UK Biobank (n=~500.000) und externe Validierung in China Kadoorie Biobank: 42 chronische Erkrankungen auf Zusammenhang mit Aortenerkrankung untersucht.</w:t>
+        <w:t>Studie zum Potenzial des HBsAg-Glykanimers (HBsAgGi) als zirkulierender Biomarker für intrahepales cccDNA und Vorhersage des Therapieansprechens bei Hepatitis-B-Patienten unter Nucleos(t)id-Analoga.</w:t>
       </w:r>
     </w:p>
     <w:p>
@@ -336,7 +336,7 @@
         <w:t xml:space="preserve">Ergebnis: </w:t>
       </w:r>
       <w:r>
-        <w:t>21 Erkrankungen signifikant assoziiert nach FDR-Korrektur (Koronarerkrankung, Hypertonie, Vorhofflimmern, pAVK, Herzinsuffizienz, COPD). Hypertonie größte Population Attributable Fraction (PAF), zusätzlich COPD und CKD. Höhere Multimorbidität→höheres Risiko in beiden Kohorten. Aortenatherosklerose zeigt breiteste Komorbiditätsprofile.</w:t>
+        <w:t>HBsAgGi korrelierte signifikant mit intrahepatalem cccDNA (r = 0,7172, p &lt; 0,01) stärker als herkömmliche Marker; bei 18 Patienten unter Therapie sagte Baseline-HBsAgGi Therapieansprechung mit AUC von 0,9538 prädiktor besser voraus als andere Marker.</w:t>
       </w:r>
     </w:p>
     <w:p>
@@ -351,7 +351,7 @@
         <w:rPr>
           <w:sz w:val="19"/>
         </w:rPr>
-        <w:t>UK Biobank + China Kadoorie Biobank, Methodik und Risikoprofile übertragbar auf deutsches Gesundheitssystem</w:t>
+        <w:t>China, grundlagenwissenschaftlich zur Diagnostik; begrenzte direkte Versorgungstransferabilität.</w:t>
       </w:r>
     </w:p>
     <w:p>
@@ -360,7 +360,7 @@
           <w:color w:val="5A7D3A"/>
           <w:sz w:val="18"/>
         </w:rPr>
-        <w:t>https://pubmed.ncbi.nlm.nih.gov/42717190/</w:t>
+        <w:t>https://pubmed.ncbi.nlm.nih.gov/42694137/</w:t>
       </w:r>
     </w:p>
     <w:p>
@@ -368,7 +368,7 @@
         <w:pStyle w:val="Heading2"/>
       </w:pPr>
       <w:r>
-        <w:t>Strukturierte Selbstmanagement-Unterstützung verbessert Therapietreue chronischer Erkrankungen</w:t>
+        <w:t>Kostenersparnis durch Empagliflozin bei Nierenerkrankung: Haushaltsauswirkungen für Italien</w:t>
       </w:r>
     </w:p>
     <w:p>
@@ -378,12 +378,12 @@
           <w:color w:val="666666"/>
           <w:sz w:val="18"/>
         </w:rPr>
-        <w:t>Hald MH et al.  ·  Patient Educ Couns  ·  27.07.2026  ·  PMID 42520599</w:t>
+        <w:t>De Nicola L et al.  ·  J Nephrol  ·  20.08.2026  ·  PMID 42475513</w:t>
       </w:r>
     </w:p>
     <w:p>
       <w:r>
-        <w:t>Qualitative Studie mit 23 Fachpersonen in Grönland: Self-Management-Unterstützung für COPD und Typ-2-Diabetes war überwiegend informell und biomedizinisch ausgerichtet, mit begrenzter Nutzung strukturierter, handlungsorientierter Strategien.</w:t>
+        <w:t>Budget-Impact-Analyse zur Additionstherapie mit dem SGLT2-Inhibitor Empagliflozin bei chronischer Nierenerkrankung im italienischen Gesundheitssystem.</w:t>
       </w:r>
     </w:p>
     <w:p>
@@ -394,7 +394,7 @@
         <w:t xml:space="preserve">Ergebnis: </w:t>
       </w:r>
       <w:r>
-        <w:t>Kernfindung: Self-Management-Unterstützung war in 80% der dokumentierten Interaktionen informell und reaktiv statt proaktiv strukturiert. Handlungsempfehlung: Organisationale Gesundheitskompetenz und pädagogisch fundierte, alltagsorientierte Unterstützung sind notwendig zur Qualitätsverbesserung.</w:t>
+        <w:t>Einführung von Empagliflozin reduzierte die direkten Krankheitskosten um 4,7 % mit Kostenersparnis von 10,09 Mio. € über 3 Jahre (216,07 Mio. € ohne vs. 205,98 Mio. € mit Empagliflozin), hauptsächlich durch Verzögerung der Progression zum Nierenversagen.</w:t>
       </w:r>
     </w:p>
     <w:p>
@@ -409,7 +409,7 @@
         <w:rPr>
           <w:sz w:val="19"/>
         </w:rPr>
-        <w:t>Grönland-Studie; übertragbar auf dezentralisierte und ressourcenbegrenzte Systeme in Deutschland</w:t>
+        <w:t>Italien, vergleichbare Gesundheitsausgabendaten, aber Strukturen unterscheiden sich von deutschem System.</w:t>
       </w:r>
     </w:p>
     <w:p>
@@ -418,7 +418,7 @@
           <w:color w:val="5A7D3A"/>
           <w:sz w:val="18"/>
         </w:rPr>
-        <w:t>https://pubmed.ncbi.nlm.nih.gov/42520599/</w:t>
+        <w:t>https://pubmed.ncbi.nlm.nih.gov/42475513/</w:t>
       </w:r>
     </w:p>
     <w:sectPr>

--- a/download/studien-aktuell.docx
+++ b/download/studien-aktuell.docx
@@ -62,7 +62,7 @@
           <w:color w:val="666666"/>
           <w:sz w:val="18"/>
         </w:rPr>
-        <w:t>Stand: 14.09.2026  |  6 Studien  |  ncd.m-vf.de</w:t>
+        <w:t>Stand: 15.09.2026  |  6 Studien  |  ncd.m-vf.de</w:t>
       </w:r>
     </w:p>
     <w:p>
@@ -70,7 +70,7 @@
         <w:pStyle w:val="Heading1"/>
       </w:pPr>
       <w:r>
-        <w:t>Aufgenommen am 14.09.2026</w:t>
+        <w:t>Aufgenommen am 15.09.2026</w:t>
       </w:r>
     </w:p>
     <w:p>
@@ -78,7 +78,7 @@
         <w:pStyle w:val="Heading2"/>
       </w:pPr>
       <w:r>
-        <w:t>Low-Carb-Ernährung senkt Mortalität bei chronischen Erkrankungen: Meta-Analyse</w:t>
+        <w:t>Medikamenten-Adhärenz bei Mehrfacherkrankung nur 14,7 % – Schlechte Refill-Planung Hauptbarriere</w:t>
       </w:r>
     </w:p>
     <w:p>
@@ -88,12 +88,12 @@
           <w:color w:val="666666"/>
           <w:sz w:val="18"/>
         </w:rPr>
-        <w:t>Duc TQ et al.  ·  BMJ Open  ·  11.09.2026  ·  PMID 42731843</w:t>
+        <w:t>Alturki H et al.  ·  East Mediterr Health J  ·  03.09.2026  ·  PMID 42734196</w:t>
       </w:r>
     </w:p>
     <w:p>
       <w:r>
-        <w:t>Systematische Review und Meta-Analyse von Prospektivkohorten zur Assoziation unterschiedlicher Low-Carbohydrat-Ernährungsmuster mit Gesamtmortalität in der Allgemeinbevölkerung und bei chronischen Erkrankungen.</w:t>
+        <w:t>Querschnittsstudie zur Therapietreue bei 339 saudi-arabischen Erwachsenen (≥45 Jahre) mit mindestens zwei chronischen Erkrankungen; Identifikation von Gründen für Nicht-Adhärenz.</w:t>
       </w:r>
     </w:p>
     <w:p>
@@ -104,7 +104,7 @@
         <w:t xml:space="preserve">Ergebnis: </w:t>
       </w:r>
       <w:r>
-        <w:t>Gesunde Low-Carb-Ernährung war mit niedrigerer Mortalität bei chronischen Erkrankungen assoziiert (HR 0,72, 95%-KI 0,69–0,76; I² = 0 %; hohe Gewissheit), nicht aber in der Allgemeinbevölkerung (HR 0,93, 95%-KI 0,85–1,01; moderate Gewissheit). Ungesunde Low-Carb-Diäten waren in beiden Populationen nicht mit Mortalität assoziiert.</w:t>
+        <w:t>Nur 14,7 % der Teilnehmer waren adhärent; Prävalenz von Nicht-Adhärenz &gt;85 %; wichtigste Gründe: schlechte Refill-Planung (68,1 %) und Medikamentenskipping bei Besserung (22,1 %); jüngeres Alter (45-54 Jahre) mit höherem Nicht-Adhärenz-Risiko (OR=3,78; 95%-KI: 1,36-10,49).</w:t>
       </w:r>
     </w:p>
     <w:p>
@@ -119,7 +119,7 @@
         <w:rPr>
           <w:sz w:val="19"/>
         </w:rPr>
-        <w:t>18 Länderübergreifende Kohortenstudien mit 779.158 Teilnehmern; Ernährungsempfehlungen universal anwendbar.</w:t>
+        <w:t>Vergleichbare Sozialversicherungsstrukturen, Mehrfacherkrankung-Fokus zentral</w:t>
       </w:r>
     </w:p>
     <w:p>
@@ -128,7 +128,7 @@
           <w:color w:val="5A7D3A"/>
           <w:sz w:val="18"/>
         </w:rPr>
-        <w:t>https://pubmed.ncbi.nlm.nih.gov/42731843/</w:t>
+        <w:t>https://pubmed.ncbi.nlm.nih.gov/42734196/</w:t>
       </w:r>
     </w:p>
     <w:p>
@@ -136,7 +136,7 @@
         <w:pStyle w:val="Heading2"/>
       </w:pPr>
       <w:r>
-        <w:t>Glittre-ADL-Test vorhersagt Mortalität bei Hämodialysepatienten zuverlässig</w:t>
+        <w:t>Mehrfacherkrankungen assoziiert mit Debilität und Schmerz – 51 % der Bevölkerung lehnen den Begriff ab</w:t>
       </w:r>
     </w:p>
     <w:p>
@@ -146,12 +146,12 @@
           <w:color w:val="666666"/>
           <w:sz w:val="18"/>
         </w:rPr>
-        <w:t>Santos JNV et al.  ·  J Bras Nefrol  ·  Okt. 2026  ·  PMID 42726081</w:t>
+        <w:t>Bellass S et al.  ·  Health Expect  ·  Okt. 2026  ·  PMID 42734167</w:t>
       </w:r>
     </w:p>
     <w:p>
       <w:r>
-        <w:t>Prospektive Beobachtungsstudie zur Prognosekraft der Funktionsfähigkeit (gemessen mit dem Glittre-ADL-Test) für Mortalität bei Hämodialysepatienten in Brasilien.</w:t>
+        <w:t>Qualitative Analyse von 141 Berichten aus dem Mass Observation Project zu öffentlichen Wahrnehmungen von Mehrfacherkrankungen; Kategorisierung von Reaktionen (adoptierend, übersehend, widerständig, ablehnend).</w:t>
       </w:r>
     </w:p>
     <w:p>
@@ -162,7 +162,7 @@
         <w:t xml:space="preserve">Ergebnis: </w:t>
       </w:r>
       <w:r>
-        <w:t>Bei 76 eingeschlossenen Patienten war der Glittre-ADL-Test (HR 1,003 [95%-KI 1,001–1,006]; p = 0,03) und Alter (HR 1,049 [95%-KI 1,020–1,078]; p &lt; 0,001) unabhängig mit Mortalität assoziiert; optimaler Cut-off-Wert ≥268,5 Sekunden identifizierte Todesrisiko mit AUC von 0,86 (95%-KI 0,77–0,94).</w:t>
+        <w:t>53,9 % der Respondenten lebten mit Mehrfacherkrankungen; alle assoziierte Mehrfacherkrankungen mit belastenden verkörperten Erfahrungen wie Schmerz und Debilität; 51,8 % übernahmen das Konstrukt, 11,3 % lehnten es ab wegen Besorgnis über Nutzen, Inkongruenz mit persönlicher Erfahrung oder Medikalisierung; Implikationen für Forschungseinschluss und Interventions-Akzeptanz.</w:t>
       </w:r>
     </w:p>
     <w:p>
@@ -177,7 +177,7 @@
         <w:rPr>
           <w:sz w:val="19"/>
         </w:rPr>
-        <w:t>Brasilien, physikalische Rehabilitationsmessung; Übertragbarkeit des Funktionsmerkmals auf deutsches Dialysesetting gegeben.</w:t>
+        <w:t>Großbritannien, qualitative Evidenz zu Versorgungsbedarf und Patient Engagement</w:t>
       </w:r>
     </w:p>
     <w:p>
@@ -186,7 +186,7 @@
           <w:color w:val="5A7D3A"/>
           <w:sz w:val="18"/>
         </w:rPr>
-        <w:t>https://pubmed.ncbi.nlm.nih.gov/42726081/</w:t>
+        <w:t>https://pubmed.ncbi.nlm.nih.gov/42734167/</w:t>
       </w:r>
     </w:p>
     <w:p>
@@ -194,7 +194,7 @@
         <w:pStyle w:val="Heading2"/>
       </w:pPr>
       <w:r>
-        <w:t>Arabische Version der FACIT-TS-Skala für Therapiezufriedenheit bei Krebspatienten validiert</w:t>
+        <w:t>Hochintensives Ausdauertraining steigert Nahrungsaufnahme bei COPD um 117 kcal/Tag</w:t>
       </w:r>
     </w:p>
     <w:p>
@@ -204,12 +204,12 @@
           <w:color w:val="666666"/>
           <w:sz w:val="18"/>
         </w:rPr>
-        <w:t>Jakal C et al.  ·  Palliat Support Care  ·  11.09.2026  ·  PMID 42723525</w:t>
+        <w:t>Ikeuchi T et al.  ·  Int J Chron Obstruct Pulmon Dis  ·  09.09.2026  ·  PMID 42733827</w:t>
       </w:r>
     </w:p>
     <w:p>
       <w:r>
-        <w:t>Psychometrische Validierungsstudie der arabischsprachigen Version der Functional Assessment of Chronic Illness Therapy-Treatment Satisfaction (FACIT-TS)-Skala bei libanesischen Krebspatienten.</w:t>
+        <w:t>Prospektive Beobachtungsstudie zu Veränderungen der Nahrungsaufnahme und Leptin-Werte während eines 6-Wochen-Pulmonale-Rehabilitation-Programms mit exploratorischen Analysen nach Erreichung hochintensiven Trainings.</w:t>
       </w:r>
     </w:p>
     <w:p>
@@ -220,7 +220,7 @@
         <w:t xml:space="preserve">Ergebnis: </w:t>
       </w:r>
       <w:r>
-        <w:t>Die arabische FACIT-TS zeigte gute interne Konsistenz (Cronbachs α = 0,87; McDonalds ω = 0,87), unterstützte unidimensionale Struktur und Messinvarianz nach Geschlecht; höhere Therapiezufriedenheit war mit besserer Lebensqualität, größerer wahrgenommener sozialer Unterstützung und reduziertem psychologischem Distress assoziiert.</w:t>
+        <w:t>Nahrungsaufnahme stieg signifikant von 1367 auf 1484 kcal/Tag (p=0,01); Leptin änderte sich insgesamt nicht signifikant, aber bei Patienten mit hoher Trainingsintensität zeigte sich ein stärkerer Leptin-Rückgang (B=-4,47, p&lt;0,01).</w:t>
       </w:r>
     </w:p>
     <w:p>
@@ -235,7 +235,7 @@
         <w:rPr>
           <w:sz w:val="19"/>
         </w:rPr>
-        <w:t>Libanon, kulturell adaptiertes Patient-Reported-Outcome-Messinstrument; beschränkt auf Krebspatienten.</w:t>
+        <w:t>Japan, publiziert international, Pulmonale Rehabilitation als etabliertes Konzept</w:t>
       </w:r>
     </w:p>
     <w:p>
@@ -244,7 +244,7 @@
           <w:color w:val="5A7D3A"/>
           <w:sz w:val="18"/>
         </w:rPr>
-        <w:t>https://pubmed.ncbi.nlm.nih.gov/42723525/</w:t>
+        <w:t>https://pubmed.ncbi.nlm.nih.gov/42733827/</w:t>
       </w:r>
     </w:p>
     <w:p>
@@ -252,7 +252,7 @@
         <w:pStyle w:val="Heading2"/>
       </w:pPr>
       <w:r>
-        <w:t>Phänotypgesteuerte Hämoadsorbtion/Hämodialyse reduziert urämische Toxine effektiver</w:t>
+        <w:t>INHBC-Protein vermittelt 1,3 % des Typ-2-Diabetes-zu-Nierenkrankheit-Effekts</w:t>
       </w:r>
     </w:p>
     <w:p>
@@ -262,12 +262,12 @@
           <w:color w:val="666666"/>
           <w:sz w:val="18"/>
         </w:rPr>
-        <w:t>Ramírez-Guerrero G et al.  ·  Contrib Nephrol  ·  10.09.2026  ·  PMID 42721092</w:t>
+        <w:t>Liang KYH et al.  ·  PLoS Med  ·  11.09.2026  ·  PMID 42726788</w:t>
       </w:r>
     </w:p>
     <w:p>
       <w:r>
-        <w:t>Übersichtsarbeit zum Konzept der Hämoadsorbtion gekoppelt mit Hämodialyse (HAHD) als Strategie zur Überwindung der Grenzen konventioneller Dialyse beim Entfernen von Proteintoxinen und mittleren Molekülen und zur Behandlung residualer urämischer Toxizität bei Endstadium-Nierenerkrankung.</w:t>
+        <w:t>Zweistufige Mendelsche Randomisierung mit Proteomik-GWAS (35.559 Individuen deCODE, 80.154 T2D-Fälle) und Nierenmerkmale (bis 1.004.040 Teilnehmer) zur Identifikation von Protein-Mediatoren des CKD-Risikos bei T2D.</w:t>
       </w:r>
     </w:p>
     <w:p>
@@ -278,7 +278,7 @@
         <w:t xml:space="preserve">Ergebnis: </w:t>
       </w:r>
       <w:r>
-        <w:t>HAHD ermöglicht physikochemische Interaktionen zwischen zirkulierenden Stoffen und Sorbentien und überwindet damit Beschränkungen durch Molekülgröße und Proteinbindung. Ein phänotypgestützter Toxin-Domänen-Ansatz wird vorgeschlagen mit vier Phänotypen: entzündlich, proteingebunden-toxin-getrieben, Mittelmolekülbelastung und neurokognitiv; emerge Evidenz deutet auf verbesserte Entzündungsmarker und Patient-zentrierte Ergebnisse hin.</w:t>
+        <w:t>71 zirkulierende Proteine durch genetische T2D-Veranlagung beeinflusst; fünf Proteine (INHBC, GNPTG, LPO, AGRN, CTSD) beeinflussten Nierenmerkmale; höhere INHBC assoziiert mit niedrigerem eGFR und höherem BUN (MR); INHBC vermittelt geschätzt 1,3 % (95%-KI: 0,85-1,9 %) der T2D-zu-Nierenkrankheit-Assoziation in UK Biobank (37.854 Teilnehmer).</w:t>
       </w:r>
     </w:p>
     <w:p>
@@ -293,7 +293,7 @@
         <w:rPr>
           <w:sz w:val="19"/>
         </w:rPr>
-        <w:t>Konzeptuelle Versorgungsanleitung auf Grundlage europäischer und nordamerikanischer Erfahrung; direkt auf deutsches Dialysesetting übertragbar.</w:t>
+        <w:t>UK Biobank und multiple europäische Kohorten, Versorgungsrelevanz durch Zielprotein begrenzt</w:t>
       </w:r>
     </w:p>
     <w:p>
@@ -302,7 +302,7 @@
           <w:color w:val="5A7D3A"/>
           <w:sz w:val="18"/>
         </w:rPr>
-        <w:t>https://pubmed.ncbi.nlm.nih.gov/42721092/</w:t>
+        <w:t>https://pubmed.ncbi.nlm.nih.gov/42726788/</w:t>
       </w:r>
     </w:p>
     <w:p>
@@ -310,7 +310,7 @@
         <w:pStyle w:val="Heading2"/>
       </w:pPr>
       <w:r>
-        <w:t>HBsAg-Glykaniomer vorhersagt Virusansprechrate bei chronischer Hepatitis B</w:t>
+        <w:t>RSV-Infektionen erhöhen Krankenhausaufenthalt bei COPD-Exazerbation</w:t>
       </w:r>
     </w:p>
     <w:p>
@@ -320,12 +320,12 @@
           <w:color w:val="666666"/>
           <w:sz w:val="18"/>
         </w:rPr>
-        <w:t>Li J et al.  ·  Front Cell Infect Microbiol  ·  20.08.2026  ·  PMID 42694137</w:t>
+        <w:t>Agusti A et al.  ·  BMJ Open  ·  20.07.2026  ·  PMID 42476737</w:t>
       </w:r>
     </w:p>
     <w:p>
       <w:r>
-        <w:t>Studie zum Potenzial des HBsAg-Glykanimers (HBsAgGi) als zirkulierender Biomarker für intrahepales cccDNA und Vorhersage des Therapieansprechens bei Hepatitis-B-Patienten unter Nucleos(t)id-Analoga.</w:t>
+        <w:t>Prospektive multizentrische Kohortenstudie, die die Häufigkeit von RSV-Infektionen bei COPD-Exazerbationen und ihre Assoziation mit Hospitalisierung, Krankenhausdauer und kardialen Ereignissen untersucht.</w:t>
       </w:r>
     </w:p>
     <w:p>
@@ -336,7 +336,7 @@
         <w:t xml:space="preserve">Ergebnis: </w:t>
       </w:r>
       <w:r>
-        <w:t>HBsAgGi korrelierte signifikant mit intrahepatalem cccDNA (r = 0,7172, p &lt; 0,01) stärker als herkömmliche Marker; bei 18 Patienten unter Therapie sagte Baseline-HBsAgGi Therapieansprechung mit AUC von 0,9538 prädiktor besser voraus als andere Marker.</w:t>
+        <w:t>Design der RECODE-Studie mit geplanter Erfassung von RSV-Nachweis mittels RT-PCR und Outcome-Messung nach 15 Tagen und 3 Monaten; erste Ergebnisse noch nicht verfügbar, aber Studienprotokoll zeigt systematische Erfassung klinisch relevanter Endpunkte.</w:t>
       </w:r>
     </w:p>
     <w:p>
@@ -351,7 +351,7 @@
         <w:rPr>
           <w:sz w:val="19"/>
         </w:rPr>
-        <w:t>China, grundlagenwissenschaftlich zur Diagnostik; begrenzte direkte Versorgungstransferabilität.</w:t>
+        <w:t>Spanien, europäisches Gesundheitssystem, vergleichbare COPD-Versorgung</w:t>
       </w:r>
     </w:p>
     <w:p>
@@ -360,7 +360,7 @@
           <w:color w:val="5A7D3A"/>
           <w:sz w:val="18"/>
         </w:rPr>
-        <w:t>https://pubmed.ncbi.nlm.nih.gov/42694137/</w:t>
+        <w:t>https://pubmed.ncbi.nlm.nih.gov/42476737/</w:t>
       </w:r>
     </w:p>
     <w:p>
@@ -368,7 +368,7 @@
         <w:pStyle w:val="Heading2"/>
       </w:pPr>
       <w:r>
-        <w:t>Kostenersparnis durch Empagliflozin bei Nierenerkrankung: Haushaltsauswirkungen für Italien</w:t>
+        <w:t>Chronische Nierenkrankheit assoziiert mit Herzinsuffizienz-mit-erhaltener-EF – zwei-facher Odds 2,46</w:t>
       </w:r>
     </w:p>
     <w:p>
@@ -378,12 +378,12 @@
           <w:color w:val="666666"/>
           <w:sz w:val="18"/>
         </w:rPr>
-        <w:t>De Nicola L et al.  ·  J Nephrol  ·  20.08.2026  ·  PMID 42475513</w:t>
+        <w:t>Valente V et al.  ·  ESC Heart Fail  ·  04.07.2026  ·  PMID 42471242</w:t>
       </w:r>
     </w:p>
     <w:p>
       <w:r>
-        <w:t>Budget-Impact-Analyse zur Additionstherapie mit dem SGLT2-Inhibitor Empagliflozin bei chronischer Nierenerkrankung im italienischen Gesundheitssystem.</w:t>
+        <w:t>Retrospektive Fall-Kontroll-Studie mit Daten aus dem Schwedischen Herzinsuffizienz-Register (2005-2021); Assoziation zwischen CKD und neu aufgetretener Herzinsuffizienz über das EF-Spektrum.</w:t>
       </w:r>
     </w:p>
     <w:p>
@@ -394,7 +394,7 @@
         <w:t xml:space="preserve">Ergebnis: </w:t>
       </w:r>
       <w:r>
-        <w:t>Einführung von Empagliflozin reduzierte die direkten Krankheitskosten um 4,7 % mit Kostenersparnis von 10,09 Mio. € über 3 Jahre (216,07 Mio. € ohne vs. 205,98 Mio. € mit Empagliflozin), hauptsächlich durch Verzögerung der Progression zum Nierenversagen.</w:t>
+        <w:t>51.848 Herzinsuffizienz-Patienten und 51.848 Kontrollen; CKD assoziiert mit ~zwei-fach höheres HI-Risiko, besonders für HFpEF vs. HFrEF (ICD-10-Definition: OR 2,46 vs. 1,52; p-Interaktion=0,001); moderate bis fortgeschrittene CKD (KDIGO G3b-G5) stärker mit HFpEF assoziiert als mit HFrEF.</w:t>
       </w:r>
     </w:p>
     <w:p>
@@ -409,7 +409,7 @@
         <w:rPr>
           <w:sz w:val="19"/>
         </w:rPr>
-        <w:t>Italien, vergleichbare Gesundheitsausgabendaten, aber Strukturen unterscheiden sich von deutschem System.</w:t>
+        <w:t>Schweden, europäisches Register mit Dokumentationspflicht, vergleichbar</w:t>
       </w:r>
     </w:p>
     <w:p>
@@ -418,7 +418,7 @@
           <w:color w:val="5A7D3A"/>
           <w:sz w:val="18"/>
         </w:rPr>
-        <w:t>https://pubmed.ncbi.nlm.nih.gov/42475513/</w:t>
+        <w:t>https://pubmed.ncbi.nlm.nih.gov/42471242/</w:t>
       </w:r>
     </w:p>
     <w:sectPr>

--- a/download/studien-aktuell.docx
+++ b/download/studien-aktuell.docx
@@ -62,7 +62,7 @@
           <w:color w:val="666666"/>
           <w:sz w:val="18"/>
         </w:rPr>
-        <w:t>Stand: 15.09.2026  |  6 Studien  |  ncd.m-vf.de</w:t>
+        <w:t>Stand: 16.09.2026  |  6 Studien  |  ncd.m-vf.de</w:t>
       </w:r>
     </w:p>
     <w:p>
@@ -70,7 +70,7 @@
         <w:pStyle w:val="Heading1"/>
       </w:pPr>
       <w:r>
-        <w:t>Aufgenommen am 15.09.2026</w:t>
+        <w:t>Aufgenommen am 16.09.2026</w:t>
       </w:r>
     </w:p>
     <w:p>
@@ -78,7 +78,7 @@
         <w:pStyle w:val="Heading2"/>
       </w:pPr>
       <w:r>
-        <w:t>Medikamenten-Adhärenz bei Mehrfacherkrankung nur 14,7 % – Schlechte Refill-Planung Hauptbarriere</w:t>
+        <w:t>Case Finding für COPD nach Lungenkrebs-Screening wird von Patienten akzeptiert</w:t>
       </w:r>
     </w:p>
     <w:p>
@@ -88,12 +88,12 @@
           <w:color w:val="666666"/>
           <w:sz w:val="18"/>
         </w:rPr>
-        <w:t>Alturki H et al.  ·  East Mediterr Health J  ·  03.09.2026  ·  PMID 42734196</w:t>
+        <w:t>Phillips OR et al.  ·  BMJ Open Respir Res  ·  15.09.2026  ·  PMID 42744412</w:t>
       </w:r>
     </w:p>
     <w:p>
       <w:r>
-        <w:t>Querschnittsstudie zur Therapietreue bei 339 saudi-arabischen Erwachsenen (≥45 Jahre) mit mindestens zwei chronischen Erkrankungen; Identifikation von Gründen für Nicht-Adhärenz.</w:t>
+        <w:t>Qualitative Studie mit 15 teilstrukturierten Interviews: Untersuchung der Wahrnehmung von Patienten zum Case Finding für COPD nach Lungenkrebs-Screening mittels mobiler Forschungseinheit in Nottinghamshire.</w:t>
       </w:r>
     </w:p>
     <w:p>
@@ -104,7 +104,7 @@
         <w:t xml:space="preserve">Ergebnis: </w:t>
       </w:r>
       <w:r>
-        <w:t>Nur 14,7 % der Teilnehmer waren adhärent; Prävalenz von Nicht-Adhärenz &gt;85 %; wichtigste Gründe: schlechte Refill-Planung (68,1 %) und Medikamentenskipping bei Besserung (22,1 %); jüngeres Alter (45-54 Jahre) mit höherem Nicht-Adhärenz-Risiko (OR=3,78; 95%-KI: 1,36-10,49).</w:t>
+        <w:t>Kernfaktoren für positive Bewertung: Lob für klinisches Personal, Zugänglichkeit und Atmosphäre der Forschungseinheit sowie Zweckmäßigkeit des Case Finding. Hauptproblem: Mangelnde Kommunikation mit Hausarztpraxen in den Wochen nach der Bewertung. Teilnehmer befürworteten eine landesweite Ausweitung des Ansatzes.</w:t>
       </w:r>
     </w:p>
     <w:p>
@@ -119,7 +119,7 @@
         <w:rPr>
           <w:sz w:val="19"/>
         </w:rPr>
-        <w:t>Vergleichbare Sozialversicherungsstrukturen, Mehrfacherkrankung-Fokus zentral</w:t>
+        <w:t>UK (England), vergleichbar mit deutschem primärversorgtem System.</w:t>
       </w:r>
     </w:p>
     <w:p>
@@ -128,7 +128,7 @@
           <w:color w:val="5A7D3A"/>
           <w:sz w:val="18"/>
         </w:rPr>
-        <w:t>https://pubmed.ncbi.nlm.nih.gov/42734196/</w:t>
+        <w:t>https://pubmed.ncbi.nlm.nih.gov/42744412/</w:t>
       </w:r>
     </w:p>
     <w:p>
@@ -136,7 +136,7 @@
         <w:pStyle w:val="Heading2"/>
       </w:pPr>
       <w:r>
-        <w:t>Mehrfacherkrankungen assoziiert mit Debilität und Schmerz – 51 % der Bevölkerung lehnen den Begriff ab</w:t>
+        <w:t>Pharmazeut-geführte Interventionen verbessern Adhärenz zu Phosphatbindern und Phosphorkontrolle</w:t>
       </w:r>
     </w:p>
     <w:p>
@@ -146,12 +146,12 @@
           <w:color w:val="666666"/>
           <w:sz w:val="18"/>
         </w:rPr>
-        <w:t>Bellass S et al.  ·  Health Expect  ·  Okt. 2026  ·  PMID 42734167</w:t>
+        <w:t>Trapp A et al.  ·  Nephrol Nurs J  ·  Juli 2026  ·  PMID 42742309</w:t>
       </w:r>
     </w:p>
     <w:p>
       <w:r>
-        <w:t>Qualitative Analyse von 141 Berichten aus dem Mass Observation Project zu öffentlichen Wahrnehmungen von Mehrfacherkrankungen; Kategorisierung von Reaktionen (adoptierend, übersehend, widerständig, ablehnend).</w:t>
+        <w:t>Prospektive dreiphasige Studie: Evaluierung von pharmazeut-geführten Interventionen auf die Einhaltung von Phosphatbinder-Therapie und Phosphorkontrolle in einer Dialyse-Population mit Hemo-, Peritoneal- und Heimdialyse.</w:t>
       </w:r>
     </w:p>
     <w:p>
@@ -162,7 +162,7 @@
         <w:t xml:space="preserve">Ergebnis: </w:t>
       </w:r>
       <w:r>
-        <w:t>53,9 % der Respondenten lebten mit Mehrfacherkrankungen; alle assoziierte Mehrfacherkrankungen mit belastenden verkörperten Erfahrungen wie Schmerz und Debilität; 51,8 % übernahmen das Konstrukt, 11,3 % lehnten es ab wegen Besorgnis über Nutzen, Inkongruenz mit persönlicher Erfahrung oder Medikalisierung; Implikationen für Forschungseinschluss und Interventions-Akzeptanz.</w:t>
+        <w:t>Pharmazeut-Integration in das Programm führte zu verbesserter Adhärenz, besserer Phosphorkontrolle und reduzierten Diskrepanzen in der Medikation. Das Programm verbesserte auch Ergebnisse und Workflow-Effizienz.</w:t>
       </w:r>
     </w:p>
     <w:p>
@@ -177,7 +177,7 @@
         <w:rPr>
           <w:sz w:val="19"/>
         </w:rPr>
-        <w:t>Großbritannien, qualitative Evidenz zu Versorgungsbedarf und Patient Engagement</w:t>
+        <w:t>USA (Oregon, Montana), aber Adhärenz-Intervention auf deutsches Dialyse-System übertragbar.</w:t>
       </w:r>
     </w:p>
     <w:p>
@@ -186,7 +186,7 @@
           <w:color w:val="5A7D3A"/>
           <w:sz w:val="18"/>
         </w:rPr>
-        <w:t>https://pubmed.ncbi.nlm.nih.gov/42734167/</w:t>
+        <w:t>https://pubmed.ncbi.nlm.nih.gov/42742309/</w:t>
       </w:r>
     </w:p>
     <w:p>
@@ -194,7 +194,7 @@
         <w:pStyle w:val="Heading2"/>
       </w:pPr>
       <w:r>
-        <w:t>Hochintensives Ausdauertraining steigert Nahrungsaufnahme bei COPD um 117 kcal/Tag</w:t>
+        <w:t>Frühere Exazerbationen und höhere GOLD-Grade sagen künftige COPD-Exazerbationen voraus</w:t>
       </w:r>
     </w:p>
     <w:p>
@@ -204,12 +204,12 @@
           <w:color w:val="666666"/>
           <w:sz w:val="18"/>
         </w:rPr>
-        <w:t>Ikeuchi T et al.  ·  Int J Chron Obstruct Pulmon Dis  ·  09.09.2026  ·  PMID 42733827</w:t>
+        <w:t>Song Q et al.  ·  Ann Med  ·  15.09.2026  ·  PMID 42741955</w:t>
       </w:r>
     </w:p>
     <w:p>
       <w:r>
-        <w:t>Prospektive Beobachtungsstudie zu Veränderungen der Nahrungsaufnahme und Leptin-Werte während eines 6-Wochen-Pulmonale-Rehabilitation-Programms mit exploratorischen Analysen nach Erreichung hochintensiven Trainings.</w:t>
+        <w:t>Retrospektive Kohortenstudie an 1.076 COPD-Patienten unter Doppeltherapie (LABA/LAMA): Analyse von Risikofaktoren für zukünftige Exazerbationen während einjähriger Nachverfolgung.</w:t>
       </w:r>
     </w:p>
     <w:p>
@@ -220,7 +220,7 @@
         <w:t xml:space="preserve">Ergebnis: </w:t>
       </w:r>
       <w:r>
-        <w:t>Nahrungsaufnahme stieg signifikant von 1367 auf 1484 kcal/Tag (p=0,01); Leptin änderte sich insgesamt nicht signifikant, aber bei Patienten mit hoher Trainingsintensität zeigte sich ein stärkerer Leptin-Rückgang (B=-4,47, p&lt;0,01).</w:t>
+        <w:t>284 Patienten (26,4%) erlebten während der Nachverfolgung Exazerbationen. Unabhängige Risikofaktoren: GOLD-Grade 3–4 (OR 1,343, 95%-KI 1,016–1,776), eine Exazerbation im Vorjahr (OR 1,763, 95%-KI 1,248–2,489) und ≥2 Exazerbationen im Vorjahr (OR 2,514, 95%-KI 1,792–3,525). In der Subgruppe mit Hypertonie (Gruppe B) war die Hypertonie ebenfalls Risikofaktor (OR 3,400).</w:t>
       </w:r>
     </w:p>
     <w:p>
@@ -235,7 +235,7 @@
         <w:rPr>
           <w:sz w:val="19"/>
         </w:rPr>
-        <w:t>Japan, publiziert international, Pulmonale Rehabilitation als etabliertes Konzept</w:t>
+        <w:t>China, aber COPD-Klassifikation nach GOLD international standardisiert.</w:t>
       </w:r>
     </w:p>
     <w:p>
@@ -244,7 +244,7 @@
           <w:color w:val="5A7D3A"/>
           <w:sz w:val="18"/>
         </w:rPr>
-        <w:t>https://pubmed.ncbi.nlm.nih.gov/42733827/</w:t>
+        <w:t>https://pubmed.ncbi.nlm.nih.gov/42741955/</w:t>
       </w:r>
     </w:p>
     <w:p>
@@ -252,7 +252,7 @@
         <w:pStyle w:val="Heading2"/>
       </w:pPr>
       <w:r>
-        <w:t>INHBC-Protein vermittelt 1,3 % des Typ-2-Diabetes-zu-Nierenkrankheit-Effekts</w:t>
+        <w:t>CKD-Prävalenz stabil, aber Komorbiditäten zeigen divergente Trends über 20 Jahre</w:t>
       </w:r>
     </w:p>
     <w:p>
@@ -262,12 +262,12 @@
           <w:color w:val="666666"/>
           <w:sz w:val="18"/>
         </w:rPr>
-        <w:t>Liang KYH et al.  ·  PLoS Med  ·  11.09.2026  ·  PMID 42726788</w:t>
+        <w:t>Farag YM et al.  ·  Ren Fail  ·  14.09.2026  ·  PMID 42736589</w:t>
       </w:r>
     </w:p>
     <w:p>
       <w:r>
-        <w:t>Zweistufige Mendelsche Randomisierung mit Proteomik-GWAS (35.559 Individuen deCODE, 80.154 T2D-Fälle) und Nierenmerkmale (bis 1.004.040 Teilnehmer) zur Identifikation von Protein-Mediatoren des CKD-Risikos bei T2D.</w:t>
+        <w:t>Trend-Analyse von 1999–2018 mit NHANES-Daten: Untersuchung der CKD-Prävalenz und neun Komorbiditäten (Adipositas, Diabetes, Hypertonie, Anämie etc.) nach eGFR- und Albuminurie-Kategorien.</w:t>
       </w:r>
     </w:p>
     <w:p>
@@ -278,7 +278,7 @@
         <w:t xml:space="preserve">Ergebnis: </w:t>
       </w:r>
       <w:r>
-        <w:t>71 zirkulierende Proteine durch genetische T2D-Veranlagung beeinflusst; fünf Proteine (INHBC, GNPTG, LPO, AGRN, CTSD) beeinflussten Nierenmerkmale; höhere INHBC assoziiert mit niedrigerem eGFR und höherem BUN (MR); INHBC vermittelt geschätzt 1,3 % (95%-KI: 0,85-1,9 %) der T2D-zu-Nierenkrankheit-Assoziation in UK Biobank (37.854 Teilnehmer).</w:t>
+        <w:t>CKD-Prävalenz stabil bei 20% bei Erwachsenen ≥20 Jahren. Adipositas und Diabetes nahmen signifikant zu, Hypertonie, Anämie, Hyperkalämie und kardiovaskuläre Erkrankung blieben stabil. Hypertriglyzeridämie und Hypercholesterinämie zeigten initialen Anstieg, dann Plateau. Ungleiche Verteilung der Komorbiditäten über KDIGO-eGFR- und Albuminurie-Unterkategorien, mit erhöhtem Risiko in G3bA2- und G4A1-Patienten.</w:t>
       </w:r>
     </w:p>
     <w:p>
@@ -293,7 +293,7 @@
         <w:rPr>
           <w:sz w:val="19"/>
         </w:rPr>
-        <w:t>UK Biobank und multiple europäische Kohorten, Versorgungsrelevanz durch Zielprotein begrenzt</w:t>
+        <w:t>USA, aber KDIGO-Klassifikation international standardisiert; Epidemiologie informativ für Ressourcenplanung in Deutschland.</w:t>
       </w:r>
     </w:p>
     <w:p>
@@ -302,7 +302,7 @@
           <w:color w:val="5A7D3A"/>
           <w:sz w:val="18"/>
         </w:rPr>
-        <w:t>https://pubmed.ncbi.nlm.nih.gov/42726788/</w:t>
+        <w:t>https://pubmed.ncbi.nlm.nih.gov/42736589/</w:t>
       </w:r>
     </w:p>
     <w:p>
@@ -310,7 +310,7 @@
         <w:pStyle w:val="Heading2"/>
       </w:pPr>
       <w:r>
-        <w:t>RSV-Infektionen erhöhen Krankenhausaufenthalt bei COPD-Exazerbation</w:t>
+        <w:t>Mehrfacherkrankung verschärft sich durch Einsamkeit und soziale Inaktivität</w:t>
       </w:r>
     </w:p>
     <w:p>
@@ -320,12 +320,12 @@
           <w:color w:val="666666"/>
           <w:sz w:val="18"/>
         </w:rPr>
-        <w:t>Agusti A et al.  ·  BMJ Open  ·  20.07.2026  ·  PMID 42476737</w:t>
+        <w:t>Zhou Y et al.  ·  Nat Commun  ·  15.08.2026  ·  PMID 42736300</w:t>
       </w:r>
     </w:p>
     <w:p>
       <w:r>
-        <w:t>Prospektive multizentrische Kohortenstudie, die die Häufigkeit von RSV-Infektionen bei COPD-Exazerbationen und ihre Assoziation mit Hospitalisierung, Krankenhausdauer und kardialen Ereignissen untersucht.</w:t>
+        <w:t>Längsschnittstudie in 19 Ländern an Personen ab 45 Jahren: Untersucht wurden bidirektionale Assoziationen zwischen körperlicher Mehrfacherkrankung und Einsamkeit sowie die vermittelnde Rolle sozialer Inaktivität.</w:t>
       </w:r>
     </w:p>
     <w:p>
@@ -336,7 +336,7 @@
         <w:t xml:space="preserve">Ergebnis: </w:t>
       </w:r>
       <w:r>
-        <w:t>Design der RECODE-Studie mit geplanter Erfassung von RSV-Nachweis mittels RT-PCR und Outcome-Messung nach 15 Tagen und 3 Monaten; erste Ergebnisse noch nicht verfügbar, aber Studienprotokoll zeigt systematische Erfassung klinisch relevanter Endpunkte.</w:t>
+        <w:t>Mehrfacherkrankung erhöhte das Risiko für Einsamkeit (adjustierte HR 1,25, 95%-KI 1,20–1,30). Einsamkeit erhöhte wiederum das Risiko für Mehrfacherkrankung (adjustierte HR 1,10, 95%-KI 1,05–1,17). Soziale Inaktivität vermittelte diese Assoziation teilweise. Diese Befunde deuten auf einen Teufelskreis hin, in dem jede Erkrankung die andere verschärft.</w:t>
       </w:r>
     </w:p>
     <w:p>
@@ -351,7 +351,7 @@
         <w:rPr>
           <w:sz w:val="19"/>
         </w:rPr>
-        <w:t>Spanien, europäisches Gesundheitssystem, vergleichbare COPD-Versorgung</w:t>
+        <w:t>UK und europäische Daten, aber Mehrlän-der-Analyse; Vergleichbarkeit länderspezifisch unterschiedlich.</w:t>
       </w:r>
     </w:p>
     <w:p>
@@ -360,7 +360,7 @@
           <w:color w:val="5A7D3A"/>
           <w:sz w:val="18"/>
         </w:rPr>
-        <w:t>https://pubmed.ncbi.nlm.nih.gov/42476737/</w:t>
+        <w:t>https://pubmed.ncbi.nlm.nih.gov/42736300/</w:t>
       </w:r>
     </w:p>
     <w:p>
@@ -368,7 +368,7 @@
         <w:pStyle w:val="Heading2"/>
       </w:pPr>
       <w:r>
-        <w:t>Chronische Nierenkrankheit assoziiert mit Herzinsuffizienz-mit-erhaltener-EF – zwei-facher Odds 2,46</w:t>
+        <w:t>Metabolische Biomarker sagen Übergang zur kardiometabolischen Mehrfacherkrankung voraus</w:t>
       </w:r>
     </w:p>
     <w:p>
@@ -378,12 +378,12 @@
           <w:color w:val="666666"/>
           <w:sz w:val="18"/>
         </w:rPr>
-        <w:t>Valente V et al.  ·  ESC Heart Fail  ·  04.07.2026  ·  PMID 42471242</w:t>
+        <w:t>Sun M et al.  ·  Maturitas  ·  22.08.2026  ·  PMID 42664616</w:t>
       </w:r>
     </w:p>
     <w:p>
       <w:r>
-        <w:t>Retrospektive Fall-Kontroll-Studie mit Daten aus dem Schwedischen Herzinsuffizienz-Register (2005-2021); Assoziation zwischen CKD und neu aufgetretener Herzinsuffizienz über das EF-Spektrum.</w:t>
+        <w:t>Analyse von 79.712 Personen ohne kardiometabolische Erkrankung aus der UK Biobank: Identifizierung von 249 Metaboliten, die mit kardiometabolischer Mehrfacherkrankung assoziiert sind, und Entwicklung eines Metaboliten-Risiko-Scores.</w:t>
       </w:r>
     </w:p>
     <w:p>
@@ -394,7 +394,7 @@
         <w:t xml:space="preserve">Ergebnis: </w:t>
       </w:r>
       <w:r>
-        <w:t>51.848 Herzinsuffizienz-Patienten und 51.848 Kontrollen; CKD assoziiert mit ~zwei-fach höheres HI-Risiko, besonders für HFpEF vs. HFrEF (ICD-10-Definition: OR 2,46 vs. 1,52; p-Interaktion=0,001); moderate bis fortgeschrittene CKD (KDIGO G3b-G5) stärker mit HFpEF assoziiert als mit HFrEF.</w:t>
+        <w:t>183 der 249 Metaboliten waren mit kardiometabolischer Mehrfacherkrankung assoziiert. Der Metaboliten-Risiko-Score zeigte eine starke positive Assoziation (HR 2,67, 95%-KI 2,05–3,49). Personen mit höherem Score hatten ein erhöhtes Risiko, vom gesunden Zustand zur ersten kardiometabolischen Erkrankung fortzuschreiten (HR 1,71, 95%-KI 1,51–1,93) und von dort zur Mehrfacherkrankung (HR 1,89, 95%-KI 1,45–2,47).</w:t>
       </w:r>
     </w:p>
     <w:p>
@@ -409,7 +409,7 @@
         <w:rPr>
           <w:sz w:val="19"/>
         </w:rPr>
-        <w:t>Schweden, europäisches Register mit Dokumentationspflicht, vergleichbar</w:t>
+        <w:t>UK Biobank, aber Metaboliten-Verfahren international nicht standardisiert; Übertragbarkeit auf Deutschland begrenzt.</w:t>
       </w:r>
     </w:p>
     <w:p>
@@ -418,7 +418,7 @@
           <w:color w:val="5A7D3A"/>
           <w:sz w:val="18"/>
         </w:rPr>
-        <w:t>https://pubmed.ncbi.nlm.nih.gov/42471242/</w:t>
+        <w:t>https://pubmed.ncbi.nlm.nih.gov/42664616/</w:t>
       </w:r>
     </w:p>
     <w:sectPr>

--- a/download/studien-aktuell.docx
+++ b/download/studien-aktuell.docx
@@ -62,7 +62,7 @@
           <w:color w:val="666666"/>
           <w:sz w:val="18"/>
         </w:rPr>
-        <w:t>Stand: 16.09.2026  |  6 Studien  |  ncd.m-vf.de</w:t>
+        <w:t>Stand: 17.09.2026  |  6 Studien  |  ncd.m-vf.de</w:t>
       </w:r>
     </w:p>
     <w:p>
@@ -70,7 +70,7 @@
         <w:pStyle w:val="Heading1"/>
       </w:pPr>
       <w:r>
-        <w:t>Aufgenommen am 16.09.2026</w:t>
+        <w:t>Aufgenommen am 17.09.2026</w:t>
       </w:r>
     </w:p>
     <w:p>
@@ -78,7 +78,7 @@
         <w:pStyle w:val="Heading2"/>
       </w:pPr>
       <w:r>
-        <w:t>Case Finding für COPD nach Lungenkrebs-Screening wird von Patienten akzeptiert</w:t>
+        <w:t>Orale Mehrfacherkrankungen bei älteren Menschen erfordern differenzierte Zahngesundheits-Strategien</w:t>
       </w:r>
     </w:p>
     <w:p>
@@ -88,12 +88,12 @@
           <w:color w:val="666666"/>
           <w:sz w:val="18"/>
         </w:rPr>
-        <w:t>Phillips OR et al.  ·  BMJ Open Respir Res  ·  15.09.2026  ·  PMID 42744412</w:t>
+        <w:t>Jiang L et al.  ·  Clin Interv Aging  ·  11.09.2026  ·  PMID 42746399</w:t>
       </w:r>
     </w:p>
     <w:p>
       <w:r>
-        <w:t>Qualitative Studie mit 15 teilstrukturierten Interviews: Untersuchung der Wahrnehmung von Patienten zum Case Finding für COPD nach Lungenkrebs-Screening mittels mobiler Forschungseinheit in Nottinghamshire.</w:t>
+        <w:t>Latente-Klassen-Analyse identifizierte unterschiedliche Muster oraler Mehrfacherkrankung (Karies, Zahnfleischerkrankung, Zahnverlust) bei 423 älteren Chinesen (65–74 Jahre) und untersuchte soziale Determinanten der Klassenzugehörigkeit.</w:t>
       </w:r>
     </w:p>
     <w:p>
@@ -104,7 +104,7 @@
         <w:t xml:space="preserve">Ergebnis: </w:t>
       </w:r>
       <w:r>
-        <w:t>Kernfaktoren für positive Bewertung: Lob für klinisches Personal, Zugänglichkeit und Atmosphäre der Forschungseinheit sowie Zweckmäßigkeit des Case Finding. Hauptproblem: Mangelnde Kommunikation mit Hausarztpraxen in den Wochen nach der Bewertung. Teilnehmer befürworteten eine landesweite Ausweitung des Ansatzes.</w:t>
+        <w:t>Drei Subtypen wurden identifiziert: Klasse 1 (23,9 %, niedrige Erkrankungslast); Klasse 2 (41,6 %, parodontaldominant mit schwerem Zahnverlust); Klasse 3 (34,5 %, kariesdominant). Älterung, Rauchen und Zahnarztbesuche waren assoziiert mit Klasse 2. Älterung, weibliches Geschlecht, urbaner Wohnort und Zahnarztbesuche waren mit Klasse 3 verbunden. Die Befunde legen subtyp-spezifische statt einheitlicher Zahngesundheitsstrategien nahe und zeigen, dass orale Mehrfacherkrankung unter älteren Menschen heterogen ist.</w:t>
       </w:r>
     </w:p>
     <w:p>
@@ -119,7 +119,7 @@
         <w:rPr>
           <w:sz w:val="19"/>
         </w:rPr>
-        <w:t>UK (England), vergleichbar mit deutschem primärversorgtem System.</w:t>
+        <w:t>China, aber methodisches Vorbild für Mehrfacherkrankungs-Phänotypisierung in allen Ländern übertragbar</w:t>
       </w:r>
     </w:p>
     <w:p>
@@ -128,7 +128,7 @@
           <w:color w:val="5A7D3A"/>
           <w:sz w:val="18"/>
         </w:rPr>
-        <w:t>https://pubmed.ncbi.nlm.nih.gov/42744412/</w:t>
+        <w:t>https://pubmed.ncbi.nlm.nih.gov/42746399/</w:t>
       </w:r>
     </w:p>
     <w:p>
@@ -136,7 +136,7 @@
         <w:pStyle w:val="Heading2"/>
       </w:pPr>
       <w:r>
-        <w:t>Pharmazeut-geführte Interventionen verbessern Adhärenz zu Phosphatbindern und Phosphorkontrolle</w:t>
+        <w:t>Post-Hepatitis-C-Lebersteifheit prognostiziert Dekompensation stärker als deren Veränderung</w:t>
       </w:r>
     </w:p>
     <w:p>
@@ -146,12 +146,12 @@
           <w:color w:val="666666"/>
           <w:sz w:val="18"/>
         </w:rPr>
-        <w:t>Trapp A et al.  ·  Nephrol Nurs J  ·  Juli 2026  ·  PMID 42742309</w:t>
+        <w:t>Cerini F et al.  ·  Liver Int  ·  Okt. 2026  ·  PMID 42745428</w:t>
       </w:r>
     </w:p>
     <w:p>
       <w:r>
-        <w:t>Prospektive dreiphasige Studie: Evaluierung von pharmazeut-geführten Interventionen auf die Einhaltung von Phosphatbinder-Therapie und Phosphorkontrolle in einer Dialyse-Population mit Hemo-, Peritoneal- und Heimdialyse.</w:t>
+        <w:t>Retrospektive Kohortenstudie bei 135 Patienten mit HCV-bedingter kompensierter fortgeschrittener Lebererkrankung, die eine direkt wirkende antivirale Therapie (DAA) erhielten, prüfte, ob absolute post-SVR-Lebersteifheit (LSM) oder deren Veränderung den Verlauf nach Viruseradikation besser prognostizieren.</w:t>
       </w:r>
     </w:p>
     <w:p>
@@ -162,7 +162,7 @@
         <w:t xml:space="preserve">Ergebnis: </w:t>
       </w:r>
       <w:r>
-        <w:t>Pharmazeut-Integration in das Programm führte zu verbesserter Adhärenz, besserer Phosphorkontrolle und reduzierten Diskrepanzen in der Medikation. Das Programm verbesserte auch Ergebnisse und Workflow-Effizienz.</w:t>
+        <w:t>Bei medianer 60 Monate (95%-KI 52–69) Nachverfolgung entwickelten 8 % (11/135) leberbezogene Ereignisse. Absolute post-Therapie-LSM zeigte bessere diskriminative Fähigkeit (tAUC Jahr 2: 0,86; Jahr 3: 0,82) als deren Veränderung. Follow-up-LSM &gt; 20 kPa war unabhängig mit leberbezogenen Ereignissen assoziiert (SHR 5,61; p = 0,007), während Baveno-VII-Kriterien für LSM-Regression nicht signifikant waren (p = 0,097). Dies unterstützt wiederholte post-SVR-LSM-Bewertung zur Risikostratifizierung.</w:t>
       </w:r>
     </w:p>
     <w:p>
@@ -177,7 +177,7 @@
         <w:rPr>
           <w:sz w:val="19"/>
         </w:rPr>
-        <w:t>USA (Oregon, Montana), aber Adhärenz-Intervention auf deutsches Dialyse-System übertragbar.</w:t>
+        <w:t>Schweiz (Bern), deutschsprachiger Raum, vergleichbare hepatologische Versorgungsstandards</w:t>
       </w:r>
     </w:p>
     <w:p>
@@ -186,7 +186,7 @@
           <w:color w:val="5A7D3A"/>
           <w:sz w:val="18"/>
         </w:rPr>
-        <w:t>https://pubmed.ncbi.nlm.nih.gov/42742309/</w:t>
+        <w:t>https://pubmed.ncbi.nlm.nih.gov/42745428/</w:t>
       </w:r>
     </w:p>
     <w:p>
@@ -194,7 +194,7 @@
         <w:pStyle w:val="Heading2"/>
       </w:pPr>
       <w:r>
-        <w:t>Frühere Exazerbationen und höhere GOLD-Grade sagen künftige COPD-Exazerbationen voraus</w:t>
+        <w:t>Retrograde Datenerfassung zu pädiatrischen Patienten mit CKD-Anämie ermöglicht Registerstudie</w:t>
       </w:r>
     </w:p>
     <w:p>
@@ -204,12 +204,12 @@
           <w:color w:val="666666"/>
           <w:sz w:val="18"/>
         </w:rPr>
-        <w:t>Song Q et al.  ·  Ann Med  ·  15.09.2026  ·  PMID 42741955</w:t>
+        <w:t>Mountcastle S et al.  ·  BMC Nephrol  ·  27.08.2026  ·  PMID 42717324</w:t>
       </w:r>
     </w:p>
     <w:p>
       <w:r>
-        <w:t>Retrospektive Kohortenstudie an 1.076 COPD-Patienten unter Doppeltherapie (LABA/LAMA): Analyse von Risikofaktoren für zukünftige Exazerbationen während einjähriger Nachverfolgung.</w:t>
+        <w:t>Machbarkeitsstudie zur Durchführbarkeit der retrospektiven Erhebung klinischer Charakteristika, Behandlungshistorie und Nebenwirkungen bei pädiatrischen Dialyse-Patienten mit Anämie aus Krankenakten in UK und USA.</w:t>
       </w:r>
     </w:p>
     <w:p>
@@ -220,7 +220,7 @@
         <w:t xml:space="preserve">Ergebnis: </w:t>
       </w:r>
       <w:r>
-        <w:t>284 Patienten (26,4%) erlebten während der Nachverfolgung Exazerbationen. Unabhängige Risikofaktoren: GOLD-Grade 3–4 (OR 1,343, 95%-KI 1,016–1,776), eine Exazerbation im Vorjahr (OR 1,763, 95%-KI 1,248–2,489) und ≥2 Exazerbationen im Vorjahr (OR 2,514, 95%-KI 1,792–3,525). In der Subgruppe mit Hypertonie (Gruppe B) war die Hypertonie ebenfalls Risikofaktor (OR 3,400).</w:t>
+        <w:t>Unter 50 eingeschlossenen Patienten (36 UK, 14 USA, Median 9 Jahre) lag die mittlere Hemoglobin-Baseline bei 10,0 (2,0) g/dL. 46 % erhielten Eisentherapie mit der erythropoese-stimulierenden Therapie. Die mediane Nachverfolgung betrug 52,1 Wochen; 20 unerwünschte Ereignisse traten bei 9 (18 %) Patienten auf (alle schwerwiegend). Die Studie demonstrierte Machbarkeit, aus medizinischen Unterlagen klinische Charakteristika, Behandlungshistorie und Nebenwirkungen bei pädiatrischen Patienten mit CKD-Anämie zu erfassen.</w:t>
       </w:r>
     </w:p>
     <w:p>
@@ -235,7 +235,7 @@
         <w:rPr>
           <w:sz w:val="19"/>
         </w:rPr>
-        <w:t>China, aber COPD-Klassifikation nach GOLD international standardisiert.</w:t>
+        <w:t>UK und USA, begrenzte Übertragbarkeit auf Deutschland; wesentlich für internationale Vergleichbarkeit von Pädiatrie-Versorgung</w:t>
       </w:r>
     </w:p>
     <w:p>
@@ -244,7 +244,7 @@
           <w:color w:val="5A7D3A"/>
           <w:sz w:val="18"/>
         </w:rPr>
-        <w:t>https://pubmed.ncbi.nlm.nih.gov/42741955/</w:t>
+        <w:t>https://pubmed.ncbi.nlm.nih.gov/42717324/</w:t>
       </w:r>
     </w:p>
     <w:p>
@@ -252,7 +252,7 @@
         <w:pStyle w:val="Heading2"/>
       </w:pPr>
       <w:r>
-        <w:t>CKD-Prävalenz stabil, aber Komorbiditäten zeigen divergente Trends über 20 Jahre</w:t>
+        <w:t>Multimorbidität-Muster beeinflussen Therapieerfolg bei älteren Menschen mit Frailty</w:t>
       </w:r>
     </w:p>
     <w:p>
@@ -262,12 +262,12 @@
           <w:color w:val="666666"/>
           <w:sz w:val="18"/>
         </w:rPr>
-        <w:t>Farag YM et al.  ·  Ren Fail  ·  14.09.2026  ·  PMID 42736589</w:t>
+        <w:t>Vetrano DL et al.  ·  Nat Aging  ·  31.08.2026  ·  PMID 42675189</w:t>
       </w:r>
     </w:p>
     <w:p>
       <w:r>
-        <w:t>Trend-Analyse von 1999–2018 mit NHANES-Daten: Untersuchung der CKD-Prävalenz und neun Komorbiditäten (Adipositas, Diabetes, Hypertonie, Anämie etc.) nach eGFR- und Albuminurie-Kategorien.</w:t>
+        <w:t>Die Studie prüfte, ob die Wirksamkeit eines multikomponentalen Lebensstil-Interventionsprogramms (körperliche Aktivität mit technologischer Unterstützung und Ernährungsberatung) bei älteren Menschen mit Frailty und Mehrfacherkrankungen je nach Erkrankungsmuster variiert.</w:t>
       </w:r>
     </w:p>
     <w:p>
@@ -278,7 +278,7 @@
         <w:t xml:space="preserve">Ergebnis: </w:t>
       </w:r>
       <w:r>
-        <w:t>CKD-Prävalenz stabil bei 20% bei Erwachsenen ≥20 Jahren. Adipositas und Diabetes nahmen signifikant zu, Hypertonie, Anämie, Hyperkalämie und kardiovaskuläre Erkrankung blieben stabil. Hypertriglyzeridämie und Hypercholesterinämie zeigten initialen Anstieg, dann Plateau. Ungleiche Verteilung der Komorbiditäten über KDIGO-eGFR- und Albuminurie-Unterkategorien, mit erhöhtem Risiko in G3bA2- und G4A1-Patienten.</w:t>
+        <w:t>Insgesamt reduzierte die Intervention das Risiko für Mobilitätsbehinderung oder Tod um 22 % (HR 0,78; 95%-KI 0,66–0,92). Bei Patienten mit psychiatrischem Erkrankungsmuster war der Nutzen besonders groß (HR 0,65; 95%-KI 0,47–0,92); diese Gruppe gewann im Median 3,09 Monate ohne Mobilitätseinschränkung oder Tod. Bei kardio-metabolischen und respiratorischen Mustern zeigten sich keine statistisch signifikanten Unterschiede. Dies zeigt, dass Erkrankungsmuster die Therapieansprechbarkeit beeinflussen und Risikostratifizierung für präventive Maßnahmen wichtig ist.</w:t>
       </w:r>
     </w:p>
     <w:p>
@@ -293,7 +293,7 @@
         <w:rPr>
           <w:sz w:val="19"/>
         </w:rPr>
-        <w:t>USA, aber KDIGO-Klassifikation international standardisiert; Epidemiologie informativ für Ressourcenplanung in Deutschland.</w:t>
+        <w:t>Europäische Studie (Italien, Schweden, Deutschland), vergleichbare Struktur von Versorgung und Vorsorge</w:t>
       </w:r>
     </w:p>
     <w:p>
@@ -302,7 +302,7 @@
           <w:color w:val="5A7D3A"/>
           <w:sz w:val="18"/>
         </w:rPr>
-        <w:t>https://pubmed.ncbi.nlm.nih.gov/42736589/</w:t>
+        <w:t>https://pubmed.ncbi.nlm.nih.gov/42675189/</w:t>
       </w:r>
     </w:p>
     <w:p>
@@ -310,7 +310,7 @@
         <w:pStyle w:val="Heading2"/>
       </w:pPr>
       <w:r>
-        <w:t>Mehrfacherkrankung verschärft sich durch Einsamkeit und soziale Inaktivität</w:t>
+        <w:t>Strukturierte COPD-Versorgung mit früher Diagnose und Triple-Inhalation senkt Mortalität</w:t>
       </w:r>
     </w:p>
     <w:p>
@@ -320,12 +320,12 @@
           <w:color w:val="666666"/>
           <w:sz w:val="18"/>
         </w:rPr>
-        <w:t>Zhou Y et al.  ·  Nat Commun  ·  15.08.2026  ·  PMID 42736300</w:t>
+        <w:t>Rogliani P et al.  ·  Intern Emerg Med  ·  21.08.2026  ·  PMID 42629534</w:t>
       </w:r>
     </w:p>
     <w:p>
       <w:r>
-        <w:t>Längsschnittstudie in 19 Ländern an Personen ab 45 Jahren: Untersucht wurden bidirektionale Assoziationen zwischen körperlicher Mehrfacherkrankung und Einsamkeit sowie die vermittelnde Rolle sozialer Inaktivität.</w:t>
+        <w:t>Italienische Expertengruppe entwickelte praktische Empfehlungen zur Optimierung der COPD-Versorgung im italienischen Gesundheitssystem, basierend auf aktuellen Daten und dem Problem der Unterdiagnose.</w:t>
       </w:r>
     </w:p>
     <w:p>
@@ -336,7 +336,7 @@
         <w:t xml:space="preserve">Ergebnis: </w:t>
       </w:r>
       <w:r>
-        <w:t>Mehrfacherkrankung erhöhte das Risiko für Einsamkeit (adjustierte HR 1,25, 95%-KI 1,20–1,30). Einsamkeit erhöhte wiederum das Risiko für Mehrfacherkrankung (adjustierte HR 1,10, 95%-KI 1,05–1,17). Soziale Inaktivität vermittelte diese Assoziation teilweise. Diese Befunde deuten auf einen Teufelskreis hin, in dem jede Erkrankung die andere verschärft.</w:t>
+        <w:t>Die Empfehlungen betonen: (1) strukturierte Fallsuche in Hausarztpraxen mit Spirometrie zur frühen Diagnose; (2) Standardisierung der Identifikation unkontrollierter Patienten durch Symptom-Scores und indirekte Marker (rezidivierende Antibiotika- oder Kortikosteroid-Nutzung); (3) Single-Inhaler-Triple-Therapie (SITT) als einzige pharmakologische Strategie, die nachweislich Exazerbationen und Gesamtmortalität bei Hochrisikopatienten senkt. Die Auswirkung auf kardiopulmonale Dekompensation wird diskutiert. Ein integrierter Versorgungspfad und Überwindung therapeutischer Trägheit sind zentral.</w:t>
       </w:r>
     </w:p>
     <w:p>
@@ -351,7 +351,7 @@
         <w:rPr>
           <w:sz w:val="19"/>
         </w:rPr>
-        <w:t>UK und europäische Daten, aber Mehrlän-der-Analyse; Vergleichbarkeit länderspezifisch unterschiedlich.</w:t>
+        <w:t>Italien, vergleichbare Verbraucherperspektive und Dokumentationssysteme wie Deutschland</w:t>
       </w:r>
     </w:p>
     <w:p>
@@ -360,7 +360,7 @@
           <w:color w:val="5A7D3A"/>
           <w:sz w:val="18"/>
         </w:rPr>
-        <w:t>https://pubmed.ncbi.nlm.nih.gov/42736300/</w:t>
+        <w:t>https://pubmed.ncbi.nlm.nih.gov/42629534/</w:t>
       </w:r>
     </w:p>
     <w:p>
@@ -368,7 +368,7 @@
         <w:pStyle w:val="Heading2"/>
       </w:pPr>
       <w:r>
-        <w:t>Metabolische Biomarker sagen Übergang zur kardiometabolischen Mehrfacherkrankung voraus</w:t>
+        <w:t>Retinale Gefäßzeichen vorhersagen Depressionsrisiko und nachfolgende chronische Erkrankungen</w:t>
       </w:r>
     </w:p>
     <w:p>
@@ -378,12 +378,12 @@
           <w:color w:val="666666"/>
           <w:sz w:val="18"/>
         </w:rPr>
-        <w:t>Sun M et al.  ·  Maturitas  ·  22.08.2026  ·  PMID 42664616</w:t>
+        <w:t>Wang Y et al.  ·  J Affect Disord  ·  01.12.2026  ·  PMID 42551563</w:t>
       </w:r>
     </w:p>
     <w:p>
       <w:r>
-        <w:t>Analyse von 79.712 Personen ohne kardiometabolische Erkrankung aus der UK Biobank: Identifizierung von 249 Metaboliten, die mit kardiometabolischer Mehrfacherkrankung assoziiert sind, und Entwicklung eines Metaboliten-Risiko-Scores.</w:t>
+        <w:t>Longitudinale Kohortenstudie untersuchte, ob retinale Gefäßstrukturen (quantifiziert aus Fundusphotographien) das Risiko für künftige Depression und darauffolgende chronische Erkrankungen in der UK Biobank vorhersagen.</w:t>
       </w:r>
     </w:p>
     <w:p>
@@ -394,7 +394,7 @@
         <w:t xml:space="preserve">Ergebnis: </w:t>
       </w:r>
       <w:r>
-        <w:t>183 der 249 Metaboliten waren mit kardiometabolischer Mehrfacherkrankung assoziiert. Der Metaboliten-Risiko-Score zeigte eine starke positive Assoziation (HR 2,67, 95%-KI 2,05–3,49). Personen mit höherem Score hatten ein erhöhtes Risiko, vom gesunden Zustand zur ersten kardiometabolischen Erkrankung fortzuschreiten (HR 1,71, 95%-KI 1,51–1,93) und von dort zur Mehrfacherkrankung (HR 1,89, 95%-KI 1,45–2,47).</w:t>
+        <w:t>Über mittlere 11,3 Jahre Follow-up waren breitere retinale Venen mit erhöhtem Depressionsrisiko assoziiert (zentrales retinales Venenäquivalent: HR 1,25, 95%-KI 1,06–1,48; Venenbreite: HR 1,31, 95%-KI 1,12–1,54). Bei 1.507 Patienten mit Depression ohne vorbestehende chronische Erkrankungen war niedrigere arterielle Gefäßdichte mit erhöhtem Gesamtrisiko für chronische Erkrankung assoziiert (HR 0,71, 95%-KI 0,54–0,95), während erhöhte retinale Gefäßtortuosität mit kardiovaskulärem Risiko verbunden war (HR 2,24–1,90). Retinale Gefäßneuroimaging könnte als nicht-invasiver Biomarker-Kandidat für Risikostratifizierung dienen.</w:t>
       </w:r>
     </w:p>
     <w:p>
@@ -409,7 +409,7 @@
         <w:rPr>
           <w:sz w:val="19"/>
         </w:rPr>
-        <w:t>UK Biobank, aber Metaboliten-Verfahren international nicht standardisiert; Übertragbarkeit auf Deutschland begrenzt.</w:t>
+        <w:t>UK Biobank mit standardisierter digitaler Bildgebung, übertragbar auf deutsche Versorgungsforschung mit Screeningpotenzialen</w:t>
       </w:r>
     </w:p>
     <w:p>
@@ -418,7 +418,7 @@
           <w:color w:val="5A7D3A"/>
           <w:sz w:val="18"/>
         </w:rPr>
-        <w:t>https://pubmed.ncbi.nlm.nih.gov/42664616/</w:t>
+        <w:t>https://pubmed.ncbi.nlm.nih.gov/42551563/</w:t>
       </w:r>
     </w:p>
     <w:sectPr>

--- a/download/studien-aktuell.docx
+++ b/download/studien-aktuell.docx
@@ -62,7 +62,7 @@
           <w:color w:val="666666"/>
           <w:sz w:val="18"/>
         </w:rPr>
-        <w:t>Stand: 17.09.2026  |  6 Studien  |  ncd.m-vf.de</w:t>
+        <w:t>Stand: 18.09.2026  |  7 Studien  |  ncd.m-vf.de</w:t>
       </w:r>
     </w:p>
     <w:p>
@@ -70,7 +70,7 @@
         <w:pStyle w:val="Heading1"/>
       </w:pPr>
       <w:r>
-        <w:t>Aufgenommen am 17.09.2026</w:t>
+        <w:t>Aufgenommen am 18.09.2026</w:t>
       </w:r>
     </w:p>
     <w:p>
@@ -78,7 +78,7 @@
         <w:pStyle w:val="Heading2"/>
       </w:pPr>
       <w:r>
-        <w:t>Orale Mehrfacherkrankungen bei älteren Menschen erfordern differenzierte Zahngesundheits-Strategien</w:t>
+        <w:t>Salzrestriktion senkte Nierenkomplikationen nur in frühem CKD-Stadium</w:t>
       </w:r>
     </w:p>
     <w:p>
@@ -88,12 +88,12 @@
           <w:color w:val="666666"/>
           <w:sz w:val="18"/>
         </w:rPr>
-        <w:t>Jiang L et al.  ·  Clin Interv Aging  ·  11.09.2026  ·  PMID 42746399</w:t>
+        <w:t>Miyauchi H et al.  ·  Nephrology (Carlton)  ·  Sept. 2026  ·  PMID 42754360</w:t>
       </w:r>
     </w:p>
     <w:p>
       <w:r>
-        <w:t>Latente-Klassen-Analyse identifizierte unterschiedliche Muster oraler Mehrfacherkrankung (Karies, Zahnfleischerkrankung, Zahnverlust) bei 423 älteren Chinesen (65–74 Jahre) und untersuchte soziale Determinanten der Klassenzugehörigkeit.</w:t>
+        <w:t>Retrospektive Kohortenstudie mit 462 älteren Patienten (≥75 Jahre) untersuchte Zusammenhang zwischen Salzaufnahme und nierenspezifischen Outcomes nach CKD-Stadium stratifiziert.</w:t>
       </w:r>
     </w:p>
     <w:p>
@@ -104,7 +104,7 @@
         <w:t xml:space="preserve">Ergebnis: </w:t>
       </w:r>
       <w:r>
-        <w:t>Drei Subtypen wurden identifiziert: Klasse 1 (23,9 %, niedrige Erkrankungslast); Klasse 2 (41,6 %, parodontaldominant mit schwerem Zahnverlust); Klasse 3 (34,5 %, kariesdominant). Älterung, Rauchen und Zahnarztbesuche waren assoziiert mit Klasse 2. Älterung, weibliches Geschlecht, urbaner Wohnort und Zahnarztbesuche waren mit Klasse 3 verbunden. Die Befunde legen subtyp-spezifische statt einheitlicher Zahngesundheitsstrategien nahe und zeigen, dass orale Mehrfacherkrankung unter älteren Menschen heterogen ist.</w:t>
+        <w:t>In CKD-Stadium 3: höhere Salzaufnahme mit erhöhtem Risiko assoziiert (aHR 2,70; 95%-KI 1,02–7,12). In Stadien 4–5: keine signifikante Assoziation. Salzrestriktion scheint in frühen CKD-Stadien bei älteren Erwachsenen nutzbringend zu sein.</w:t>
       </w:r>
     </w:p>
     <w:p>
@@ -119,7 +119,7 @@
         <w:rPr>
           <w:sz w:val="19"/>
         </w:rPr>
-        <w:t>China, aber methodisches Vorbild für Mehrfacherkrankungs-Phänotypisierung in allen Ländern übertragbar</w:t>
+        <w:t>Japan; ältere Population, Stadium-spezifische Empfehlung relevant für Deutsche Praxis.</w:t>
       </w:r>
     </w:p>
     <w:p>
@@ -128,7 +128,7 @@
           <w:color w:val="5A7D3A"/>
           <w:sz w:val="18"/>
         </w:rPr>
-        <w:t>https://pubmed.ncbi.nlm.nih.gov/42746399/</w:t>
+        <w:t>https://pubmed.ncbi.nlm.nih.gov/42754360/</w:t>
       </w:r>
     </w:p>
     <w:p>
@@ -136,7 +136,7 @@
         <w:pStyle w:val="Heading2"/>
       </w:pPr>
       <w:r>
-        <w:t>Post-Hepatitis-C-Lebersteifheit prognostiziert Dekompensation stärker als deren Veränderung</w:t>
+        <w:t>Symptombelastung korrelierte stark negativ mit Lebensqualität bei Chronischen Erkrankungen</w:t>
       </w:r>
     </w:p>
     <w:p>
@@ -146,12 +146,12 @@
           <w:color w:val="666666"/>
           <w:sz w:val="18"/>
         </w:rPr>
-        <w:t>Cerini F et al.  ·  Liver Int  ·  Okt. 2026  ·  PMID 42745428</w:t>
+        <w:t>Shrestha H et al.  ·  Inquiry  ·  17.09.2026  ·  PMID 42751809</w:t>
       </w:r>
     </w:p>
     <w:p>
       <w:r>
-        <w:t>Retrospektive Kohortenstudie bei 135 Patienten mit HCV-bedingter kompensierter fortgeschrittener Lebererkrankung, die eine direkt wirkende antivirale Therapie (DAA) erhielten, prüfte, ob absolute post-SVR-Lebersteifheit (LSM) oder deren Veränderung den Verlauf nach Viruseradikation besser prognostizieren.</w:t>
+        <w:t>Querschnittstudie mit 164 hospitalisierten Erwachsenen mit verschiedenen chronischen Erkrankungen untersuchte Symptombelastung (ESAS-r) und Lebensqualität (SF-36) sowie deren Assoziation.</w:t>
       </w:r>
     </w:p>
     <w:p>
@@ -162,7 +162,7 @@
         <w:t xml:space="preserve">Ergebnis: </w:t>
       </w:r>
       <w:r>
-        <w:t>Bei medianer 60 Monate (95%-KI 52–69) Nachverfolgung entwickelten 8 % (11/135) leberbezogene Ereignisse. Absolute post-Therapie-LSM zeigte bessere diskriminative Fähigkeit (tAUC Jahr 2: 0,86; Jahr 3: 0,82) als deren Veränderung. Follow-up-LSM &gt; 20 kPa war unabhängig mit leberbezogenen Ereignissen assoziiert (SHR 5,61; p = 0,007), während Baveno-VII-Kriterien für LSM-Regression nicht signifikant waren (p = 0,097). Dies unterstützt wiederholte post-SVR-LSM-Bewertung zur Risikostratifizierung.</w:t>
+        <w:t>92,1 % hatten hohe Symptombelastung (Median 50,5; IQR 40–57,5); 65,9 % berichteten schlechte Lebensqualität. Starke negative Korrelation zwischen Symptombelastung und Lebensqualität (rs=–0,620; 95%-KI [–0,941 bis –0,641]; p&lt;0,001). Symptombelastung war mit Komorbiditäten und Krankenhausaufenthalten signifikant assoziiert.</w:t>
       </w:r>
     </w:p>
     <w:p>
@@ -177,7 +177,7 @@
         <w:rPr>
           <w:sz w:val="19"/>
         </w:rPr>
-        <w:t>Schweiz (Bern), deutschsprachiger Raum, vergleichbare hepatologische Versorgungsstandards</w:t>
+        <w:t>Nepal; zeigt universelles Muster bei Mehrfacherkrankung, Screening-Bedarf bei deutschen Chronikern.</w:t>
       </w:r>
     </w:p>
     <w:p>
@@ -186,7 +186,7 @@
           <w:color w:val="5A7D3A"/>
           <w:sz w:val="18"/>
         </w:rPr>
-        <w:t>https://pubmed.ncbi.nlm.nih.gov/42745428/</w:t>
+        <w:t>https://pubmed.ncbi.nlm.nih.gov/42751809/</w:t>
       </w:r>
     </w:p>
     <w:p>
@@ -194,7 +194,7 @@
         <w:pStyle w:val="Heading2"/>
       </w:pPr>
       <w:r>
-        <w:t>Retrograde Datenerfassung zu pädiatrischen Patienten mit CKD-Anämie ermöglicht Registerstudie</w:t>
+        <w:t>Grünflächen verringerten COPD-Risiko um 13–17 Prozent</w:t>
       </w:r>
     </w:p>
     <w:p>
@@ -204,12 +204,12 @@
           <w:color w:val="666666"/>
           <w:sz w:val="18"/>
         </w:rPr>
-        <w:t>Mountcastle S et al.  ·  BMC Nephrol  ·  27.08.2026  ·  PMID 42717324</w:t>
+        <w:t>Chen Y et al.  ·  Int J Chron Obstruct Pulmon Dis  ·  12.09.2026  ·  PMID 42751338</w:t>
       </w:r>
     </w:p>
     <w:p>
       <w:r>
-        <w:t>Machbarkeitsstudie zur Durchführbarkeit der retrospektiven Erhebung klinischer Charakteristika, Behandlungshistorie und Nebenwirkungen bei pädiatrischen Dialyse-Patienten mit Anämie aus Krankenakten in UK und USA.</w:t>
+        <w:t>Prospektive Kohortenstudie mit 385.502 UK-Biobank-Teilnehmern untersuchte, ob Wohngebiete mit Grün- und Blauflächen das COPD-Inzidenzrisiko senken.</w:t>
       </w:r>
     </w:p>
     <w:p>
@@ -220,7 +220,7 @@
         <w:t xml:space="preserve">Ergebnis: </w:t>
       </w:r>
       <w:r>
-        <w:t>Unter 50 eingeschlossenen Patienten (36 UK, 14 USA, Median 9 Jahre) lag die mittlere Hemoglobin-Baseline bei 10,0 (2,0) g/dL. 46 % erhielten Eisentherapie mit der erythropoese-stimulierenden Therapie. Die mediane Nachverfolgung betrug 52,1 Wochen; 20 unerwünschte Ereignisse traten bei 9 (18 %) Patienten auf (alle schwerwiegend). Die Studie demonstrierte Machbarkeit, aus medizinischen Unterlagen klinische Charakteristika, Behandlungshistorie und Nebenwirkungen bei pädiatrischen Patienten mit CKD-Anämie zu erfassen.</w:t>
+        <w:t>Höhere Exposition gegenüber Grünflächen (HR 0,87; 95%-KI 0,83–0,92) und natürlicher Umgebung (HR 0,83; 95%-KI 0,78–0,87) waren mit niedrigerem COPD-Risiko verbunden, unabhängig von genetischer Anfälligkeit. Die Assoziation deutet auf präventives Potenzial von Umweltmaßnahmen hin.</w:t>
       </w:r>
     </w:p>
     <w:p>
@@ -235,7 +235,7 @@
         <w:rPr>
           <w:sz w:val="19"/>
         </w:rPr>
-        <w:t>UK und USA, begrenzte Übertragbarkeit auf Deutschland; wesentlich für internationale Vergleichbarkeit von Pädiatrie-Versorgung</w:t>
+        <w:t>UK-Kohortenstudie; Umweltfaktoren gelten international, Transfer auf Präventionsinfrastruktur hängt von Planung ab.</w:t>
       </w:r>
     </w:p>
     <w:p>
@@ -244,7 +244,7 @@
           <w:color w:val="5A7D3A"/>
           <w:sz w:val="18"/>
         </w:rPr>
-        <w:t>https://pubmed.ncbi.nlm.nih.gov/42717324/</w:t>
+        <w:t>https://pubmed.ncbi.nlm.nih.gov/42751338/</w:t>
       </w:r>
     </w:p>
     <w:p>
@@ -252,7 +252,7 @@
         <w:pStyle w:val="Heading2"/>
       </w:pPr>
       <w:r>
-        <w:t>Multimorbidität-Muster beeinflussen Therapieerfolg bei älteren Menschen mit Frailty</w:t>
+        <w:t>Höhere Ballaststoffaufnahme senkte COPD-Prävalenz und Entzündungsmarker</w:t>
       </w:r>
     </w:p>
     <w:p>
@@ -262,12 +262,12 @@
           <w:color w:val="666666"/>
           <w:sz w:val="18"/>
         </w:rPr>
-        <w:t>Vetrano DL et al.  ·  Nat Aging  ·  31.08.2026  ·  PMID 42675189</w:t>
+        <w:t>Tu X et al.  ·  Int J Chron Obstruct Pulmon Dis  ·  11.09.2026  ·  PMID 42751152</w:t>
       </w:r>
     </w:p>
     <w:p>
       <w:r>
-        <w:t>Die Studie prüfte, ob die Wirksamkeit eines multikomponentalen Lebensstil-Interventionsprogramms (körperliche Aktivität mit technologischer Unterstützung und Ernährungsberatung) bei älteren Menschen mit Frailty und Mehrfacherkrankungen je nach Erkrankungsmuster variiert.</w:t>
+        <w:t>Zweistufige epidemiologische und klinische Kohortenstudie (NHANES 2013–2018 und 331 klinische Teilnehmer) untersuchte Assoziation zwischen Ballaststoffaufnahme und COPD sowie Entzündungsmarkern und zirkulierendem Lipopolysaccharid.</w:t>
       </w:r>
     </w:p>
     <w:p>
@@ -278,7 +278,7 @@
         <w:t xml:space="preserve">Ergebnis: </w:t>
       </w:r>
       <w:r>
-        <w:t>Insgesamt reduzierte die Intervention das Risiko für Mobilitätsbehinderung oder Tod um 22 % (HR 0,78; 95%-KI 0,66–0,92). Bei Patienten mit psychiatrischem Erkrankungsmuster war der Nutzen besonders groß (HR 0,65; 95%-KI 0,47–0,92); diese Gruppe gewann im Median 3,09 Monate ohne Mobilitätseinschränkung oder Tod. Bei kardio-metabolischen und respiratorischen Mustern zeigten sich keine statistisch signifikanten Unterschiede. Dies zeigt, dass Erkrankungsmuster die Therapieansprechbarkeit beeinflussen und Risikostratifizierung für präventive Maßnahmen wichtig ist.</w:t>
+        <w:t>NHANES: höhere energieadjustierte Ballaststoffaufnahme war mit niedrigerer COPD-Prävalenz assoziiert. Klinische Kohorte: höhere Ballaststoffaufnahme bei COPD-Patienten korrelierte mit niedrigeren Entzündungsmarkern und zirkulierendem LPS. WBC und Neutrophile zeigten statistische Signifikanz mit jeweils 1,36 % und 4,22 % indirektem Effekt.</w:t>
       </w:r>
     </w:p>
     <w:p>
@@ -293,7 +293,7 @@
         <w:rPr>
           <w:sz w:val="19"/>
         </w:rPr>
-        <w:t>Europäische Studie (Italien, Schweden, Deutschland), vergleichbare Struktur von Versorgung und Vorsorge</w:t>
+        <w:t>USA (NHANES) und klinische Kohortendaten; Ernährungsintervention ist übertragbar, prospektive Studien erforderlich.</w:t>
       </w:r>
     </w:p>
     <w:p>
@@ -302,7 +302,7 @@
           <w:color w:val="5A7D3A"/>
           <w:sz w:val="18"/>
         </w:rPr>
-        <w:t>https://pubmed.ncbi.nlm.nih.gov/42675189/</w:t>
+        <w:t>https://pubmed.ncbi.nlm.nih.gov/42751152/</w:t>
       </w:r>
     </w:p>
     <w:p>
@@ -310,7 +310,7 @@
         <w:pStyle w:val="Heading2"/>
       </w:pPr>
       <w:r>
-        <w:t>Strukturierte COPD-Versorgung mit früher Diagnose und Triple-Inhalation senkt Mortalität</w:t>
+        <w:t>HIV/Hepatitis-B-Koinfektion verschlechterte Lebensqualität erheblich</w:t>
       </w:r>
     </w:p>
     <w:p>
@@ -320,12 +320,12 @@
           <w:color w:val="666666"/>
           <w:sz w:val="18"/>
         </w:rPr>
-        <w:t>Rogliani P et al.  ·  Intern Emerg Med  ·  21.08.2026  ·  PMID 42629534</w:t>
+        <w:t>Okeke E et al.  ·  BMC Infect Dis  ·  07.08.2026  ·  PMID 42750015</w:t>
       </w:r>
     </w:p>
     <w:p>
       <w:r>
-        <w:t>Italienische Expertengruppe entwickelte praktische Empfehlungen zur Optimierung der COPD-Versorgung im italienischen Gesundheitssystem, basierend auf aktuellen Daten und dem Problem der Unterdiagnose.</w:t>
+        <w:t>Querschnittsanalyse von 884 Erwachsenen mit chronischer Hepatitis B in West- und Zentralafrika untersuchte gesundheitsbezogene Lebensqualität (SF-36) stratifiziert nach Behandlungsstatus und HIV-Status.</w:t>
       </w:r>
     </w:p>
     <w:p>
@@ -336,7 +336,7 @@
         <w:t xml:space="preserve">Ergebnis: </w:t>
       </w:r>
       <w:r>
-        <w:t>Die Empfehlungen betonen: (1) strukturierte Fallsuche in Hausarztpraxen mit Spirometrie zur frühen Diagnose; (2) Standardisierung der Identifikation unkontrollierter Patienten durch Symptom-Scores und indirekte Marker (rezidivierende Antibiotika- oder Kortikosteroid-Nutzung); (3) Single-Inhaler-Triple-Therapie (SITT) als einzige pharmakologische Strategie, die nachweislich Exazerbationen und Gesamtmortalität bei Hochrisikopatienten senkt. Die Auswirkung auf kardiopulmonale Dekompensation wird diskutiert. Ein integrierter Versorgungspfad und Überwindung therapeutischer Trägheit sind zentral.</w:t>
+        <w:t>Mittlere Lebensqualität 77,8 (SD 16,9) insgesamt, aber signifikant niedriger bei HIV/HBV-Koinfektion unbehandelt (59,38 vs. 80,56 bei HBV-monoinfiziert; p&lt;0,01). Erhöhte Fibrosescores, Komorbiditäten und höheres Alter waren mit schlechterer Lebensqualität assoziiert; Energie war am meisten beeinträchtigt.</w:t>
       </w:r>
     </w:p>
     <w:p>
@@ -351,7 +351,7 @@
         <w:rPr>
           <w:sz w:val="19"/>
         </w:rPr>
-        <w:t>Italien, vergleichbare Verbraucherperspektive und Dokumentationssysteme wie Deutschland</w:t>
+        <w:t>Subsaharische Länder mit hoher HBV/HIV-Prävalenz; zeigt Bedarf für integrierte Versorgung auch bei deutscher Mehrfacherkrankung.</w:t>
       </w:r>
     </w:p>
     <w:p>
@@ -360,7 +360,7 @@
           <w:color w:val="5A7D3A"/>
           <w:sz w:val="18"/>
         </w:rPr>
-        <w:t>https://pubmed.ncbi.nlm.nih.gov/42629534/</w:t>
+        <w:t>https://pubmed.ncbi.nlm.nih.gov/42750015/</w:t>
       </w:r>
     </w:p>
     <w:p>
@@ -368,7 +368,7 @@
         <w:pStyle w:val="Heading2"/>
       </w:pPr>
       <w:r>
-        <w:t>Retinale Gefäßzeichen vorhersagen Depressionsrisiko und nachfolgende chronische Erkrankungen</w:t>
+        <w:t>Gemeindevolontäre steigerten Hepatitis-B-Therapietreue um 25 Prozentpunkte</w:t>
       </w:r>
     </w:p>
     <w:p>
@@ -378,12 +378,12 @@
           <w:color w:val="666666"/>
           <w:sz w:val="18"/>
         </w:rPr>
-        <w:t>Wang Y et al.  ·  J Affect Disord  ·  01.12.2026  ·  PMID 42551563</w:t>
+        <w:t>Western Pac Surveill Response J  ·  15.07.2026  ·  PMID 42746034</w:t>
       </w:r>
     </w:p>
     <w:p>
       <w:r>
-        <w:t>Longitudinale Kohortenstudie untersuchte, ob retinale Gefäßstrukturen (quantifiziert aus Fundusphotographien) das Risiko für künftige Depression und darauffolgende chronische Erkrankungen in der UK Biobank vorhersagen.</w:t>
+        <w:t>Pilotstudie in Kiribati testete Gemeindevolontäre zur Verbesserung der Adhärenz zur Hepatitis-B-Antivirentherapie bei schwangeren Frauen und Patienten mit Zirrhose von Januar bis August 2025.</w:t>
       </w:r>
     </w:p>
     <w:p>
@@ -394,7 +394,7 @@
         <w:t xml:space="preserve">Ergebnis: </w:t>
       </w:r>
       <w:r>
-        <w:t>Über mittlere 11,3 Jahre Follow-up waren breitere retinale Venen mit erhöhtem Depressionsrisiko assoziiert (zentrales retinales Venenäquivalent: HR 1,25, 95%-KI 1,06–1,48; Venenbreite: HR 1,31, 95%-KI 1,12–1,54). Bei 1.507 Patienten mit Depression ohne vorbestehende chronische Erkrankungen war niedrigere arterielle Gefäßdichte mit erhöhtem Gesamtrisiko für chronische Erkrankung assoziiert (HR 0,71, 95%-KI 0,54–0,95), während erhöhte retinale Gefäßtortuosität mit kardiovaskulärem Risiko verbunden war (HR 2,24–1,90). Retinale Gefäßneuroimaging könnte als nicht-invasiver Biomarker-Kandidat für Risikostratifizierung dienen.</w:t>
+        <w:t>Therapietreue war 77,4 % in der Interventionsgruppe vs. 52,5 % in der Kontrollgruppe (p&lt;0,001); bei schwangeren Frauen 89,7 %; Adhärenz &gt;80 % erreichten 58,8 % der Intervention vs. 34,1 % der Kontrollen (p=0,0012). Die Strategie ist vielversprechend, aber vorläufig ohne Matching zwischen Gruppen.</w:t>
       </w:r>
     </w:p>
     <w:p>
@@ -409,7 +409,7 @@
         <w:rPr>
           <w:sz w:val="19"/>
         </w:rPr>
-        <w:t>UK Biobank mit standardisierter digitaler Bildgebung, übertragbar auf deutsche Versorgungsforschung mit Screeningpotenzialen</w:t>
+        <w:t>Pazifikischer Inselstaat mit hoher Prävalenz; Modell könnte auch andere chronische Erkrankungen erreichen, Transfer hängt von lokalen Ressourcen ab.</w:t>
       </w:r>
     </w:p>
     <w:p>
@@ -418,7 +418,65 @@
           <w:color w:val="5A7D3A"/>
           <w:sz w:val="18"/>
         </w:rPr>
-        <w:t>https://pubmed.ncbi.nlm.nih.gov/42551563/</w:t>
+        <w:t>https://pubmed.ncbi.nlm.nih.gov/42746034/</w:t>
+      </w:r>
+    </w:p>
+    <w:p>
+      <w:pPr>
+        <w:pStyle w:val="Heading2"/>
+      </w:pPr>
+      <w:r>
+        <w:t>SP16-Behandlung könnte Akute-Nierenschädigung bei Herzoperation verhindern</w:t>
+      </w:r>
+    </w:p>
+    <w:p>
+      <w:r>
+        <w:rPr>
+          <w:i/>
+          <w:color w:val="666666"/>
+          <w:sz w:val="18"/>
+        </w:rPr>
+        <w:t>Jobst-Schwan T et al.  ·  Trials  ·  28.08.2026  ·  PMID 42665834</w:t>
+      </w:r>
+    </w:p>
+    <w:p>
+      <w:r>
+        <w:t>Phase-IIa-Studie prüft Sicherheit und Wirksamkeit von SP16 (LRP1-Agonist) zur Prävention akuter Nierenschädigung bei 120 Hochrisiko-Patienten mit chronischer Nierenkrankheit unter Herzoperation.</w:t>
+      </w:r>
+    </w:p>
+    <w:p>
+      <w:r>
+        <w:rPr>
+          <w:b/>
+        </w:rPr>
+        <w:t xml:space="preserve">Ergebnis: </w:t>
+      </w:r>
+      <w:r>
+        <w:t>Geplante Primärendpunkte: Inzidenz akuter Nierenschädigung innerhalb 7 Tage postoperativ und Häufigkeit von Nebenwirkungen in 72 h. Rekrutierung geplant ab August 2026; Phase-IIa-Ergebnisse ausstehend. Frühe Phase-I-Sicherheit war gegeben.</w:t>
+      </w:r>
+    </w:p>
+    <w:p>
+      <w:r>
+        <w:rPr>
+          <w:b/>
+          <w:sz w:val="19"/>
+        </w:rPr>
+        <w:t xml:space="preserve">Übertragbarkeit: </w:t>
+      </w:r>
+      <w:r>
+        <w:rPr>
+          <w:sz w:val="19"/>
+        </w:rPr>
+        <w:t>Deutsches Zentrum (Erlangen); experimentelles Stadium, externe Validierung erforderlich.</w:t>
+      </w:r>
+    </w:p>
+    <w:p>
+      <w:r>
+        <w:rPr>
+          <w:color w:val="5A7D3A"/>
+          <w:sz w:val="18"/>
+        </w:rPr>
+        <w:t>https://pubmed.ncbi.nlm.nih.gov/42665834/</w:t>
       </w:r>
     </w:p>
     <w:sectPr>

--- a/download/studien-aktuell.docx
+++ b/download/studien-aktuell.docx
@@ -62,7 +62,7 @@
           <w:color w:val="666666"/>
           <w:sz w:val="18"/>
         </w:rPr>
-        <w:t>Stand: 18.09.2026  |  7 Studien  |  ncd.m-vf.de</w:t>
+        <w:t>Stand: 19.09.2026  |  7 Studien  |  ncd.m-vf.de</w:t>
       </w:r>
     </w:p>
     <w:p>
@@ -70,7 +70,7 @@
         <w:pStyle w:val="Heading1"/>
       </w:pPr>
       <w:r>
-        <w:t>Aufgenommen am 18.09.2026</w:t>
+        <w:t>Aufgenommen am 19.09.2026</w:t>
       </w:r>
     </w:p>
     <w:p>
@@ -78,7 +78,7 @@
         <w:pStyle w:val="Heading2"/>
       </w:pPr>
       <w:r>
-        <w:t>Salzrestriktion senkte Nierenkomplikationen nur in frühem CKD-Stadium</w:t>
+        <w:t>Nierentransplantation senkt Fünf-Jahres-Sterblichkeit bei älteren dialysepflichtigen Patienten</w:t>
       </w:r>
     </w:p>
     <w:p>
@@ -88,12 +88,12 @@
           <w:color w:val="666666"/>
           <w:sz w:val="18"/>
         </w:rPr>
-        <w:t>Miyauchi H et al.  ·  Nephrology (Carlton)  ·  Sept. 2026  ·  PMID 42754360</w:t>
+        <w:t>Hellemans R et al.  ·  BMJ  ·  18.09.2026  ·  PMID 42759976</w:t>
       </w:r>
     </w:p>
     <w:p>
       <w:r>
-        <w:t>Retrospektive Kohortenstudie mit 462 älteren Patienten (≥75 Jahre) untersuchte Zusammenhang zwischen Salzaufnahme und nierenspezifischen Outcomes nach CKD-Stadium stratifiziert.</w:t>
+        <w:t>Europäische Kohortenstudie zur Überlebensfähigkeit von Nieren-Nierentransplantation vs. fortlaufende Dialyse bei 39.244 transplantierten und 64.036 dialysepflichtigen Patienten mit Fokus auf Spenderqualität und Patientenalter.</w:t>
       </w:r>
     </w:p>
     <w:p>
@@ -104,7 +104,7 @@
         <w:t xml:space="preserve">Ergebnis: </w:t>
       </w:r>
       <w:r>
-        <w:t>In CKD-Stadium 3: höhere Salzaufnahme mit erhöhtem Risiko assoziiert (aHR 2,70; 95%-KI 1,02–7,12). In Stadien 4–5: keine signifikante Assoziation. Salzrestriktion scheint in frühen CKD-Stadien bei älteren Erwachsenen nutzbringend zu sein.</w:t>
+        <w:t>Standardkriterium-Spendernieren zeigten unabhängig vom Alter konsistent bessere Fünf-Jahres-Überlebensraten als Dialyse. Expandierte Kriterium-Spendernieren (besonders nach zirkulatorischem Hirntod) zeigten mit zunehmendem Alter geringere Überlebensvorteile: Bei 75-Jährigen war die Fünf-Jahres-Überlebensrate mit expandiertem Spender/zirkulatorischem Hirntod (59%) nicht signifikant besser als mit Dialyse (55%, HR 0,97, 95%-KI 0,70–1,33) und zeigt dreifach erhöhte Frühmortalität.</w:t>
       </w:r>
     </w:p>
     <w:p>
@@ -119,7 +119,7 @@
         <w:rPr>
           <w:sz w:val="19"/>
         </w:rPr>
-        <w:t>Japan; ältere Population, Stadium-spezifische Empfehlung relevant für Deutsche Praxis.</w:t>
+        <w:t>Europäische Registerdaten, vergleichbare Gesundheitssysteme DACH und weitere</w:t>
       </w:r>
     </w:p>
     <w:p>
@@ -128,7 +128,7 @@
           <w:color w:val="5A7D3A"/>
           <w:sz w:val="18"/>
         </w:rPr>
-        <w:t>https://pubmed.ncbi.nlm.nih.gov/42754360/</w:t>
+        <w:t>https://pubmed.ncbi.nlm.nih.gov/42759976/</w:t>
       </w:r>
     </w:p>
     <w:p>
@@ -136,7 +136,7 @@
         <w:pStyle w:val="Heading2"/>
       </w:pPr>
       <w:r>
-        <w:t>Symptombelastung korrelierte stark negativ mit Lebensqualität bei Chronischen Erkrankungen</w:t>
+        <w:t>Universeller DAA-Zugang in Frankreich hob Geschlechtsunterschiede in Hepatitis-C-Therapie auf</w:t>
       </w:r>
     </w:p>
     <w:p>
@@ -146,12 +146,12 @@
           <w:color w:val="666666"/>
           <w:sz w:val="18"/>
         </w:rPr>
-        <w:t>Shrestha H et al.  ·  Inquiry  ·  17.09.2026  ·  PMID 42751809</w:t>
+        <w:t>Marcellin F et al.  ·  Liver Int  ·  Okt. 2026  ·  PMID 42757681</w:t>
       </w:r>
     </w:p>
     <w:p>
       <w:r>
-        <w:t>Querschnittstudie mit 164 hospitalisierten Erwachsenen mit verschiedenen chronischen Erkrankungen untersuchte Symptombelastung (ESAS-r) und Lebensqualität (SF-36) sowie deren Assoziation.</w:t>
+        <w:t>Französische Kohorte mit 97.817 chronisch HCV-Infizierte vor und nach August 2017 (Universalzugang zu direktwirkenden Antiviralen) zur Analyse von Geschlechtsdisparitäten bei Therapieeinleitung.</w:t>
       </w:r>
     </w:p>
     <w:p>
@@ -162,7 +162,7 @@
         <w:t xml:space="preserve">Ergebnis: </w:t>
       </w:r>
       <w:r>
-        <w:t>92,1 % hatten hohe Symptombelastung (Median 50,5; IQR 40–57,5); 65,9 % berichteten schlechte Lebensqualität. Starke negative Korrelation zwischen Symptombelastung und Lebensqualität (rs=–0,620; 95%-KI [–0,941 bis –0,641]; p&lt;0,001). Symptombelastung war mit Komorbiditäten und Krankenhausaufenthalten signifikant assoziiert.</w:t>
+        <w:t>Vor Universalzugang: Frauen hatten niedrigere DAA-Initiierungsrate (24,5 vs. 26,1/100 Personenjahre, p&lt;0,001). Nach Universalzugang (2017–2022): Frauen zeigten höhere Rate (22,3 vs. 18,5/100 PY, p&lt;0,001). Disparität umgekehrt – Effekt wurde in multivariablen Modellen bestätigt. Erklärung: Unterschiedliche Krankheitsprogression zwischen Männern und Frauen.</w:t>
       </w:r>
     </w:p>
     <w:p>
@@ -177,7 +177,7 @@
         <w:rPr>
           <w:sz w:val="19"/>
         </w:rPr>
-        <w:t>Nepal; zeigt universelles Muster bei Mehrfacherkrankung, Screening-Bedarf bei deutschen Chronikern.</w:t>
+        <w:t>Frankreich, vergleichbare Sozialversicherung, Versorgungspolitik-Lesson</w:t>
       </w:r>
     </w:p>
     <w:p>
@@ -186,7 +186,7 @@
           <w:color w:val="5A7D3A"/>
           <w:sz w:val="18"/>
         </w:rPr>
-        <w:t>https://pubmed.ncbi.nlm.nih.gov/42751809/</w:t>
+        <w:t>https://pubmed.ncbi.nlm.nih.gov/42757681/</w:t>
       </w:r>
     </w:p>
     <w:p>
@@ -194,7 +194,7 @@
         <w:pStyle w:val="Heading2"/>
       </w:pPr>
       <w:r>
-        <w:t>Grünflächen verringerten COPD-Risiko um 13–17 Prozent</w:t>
+        <w:t>Insomnie bei COPD-Patienten korreliert mit schlechterer Gesundheit und mehr Exazerbationen</w:t>
       </w:r>
     </w:p>
     <w:p>
@@ -204,12 +204,12 @@
           <w:color w:val="666666"/>
           <w:sz w:val="18"/>
         </w:rPr>
-        <w:t>Chen Y et al.  ·  Int J Chron Obstruct Pulmon Dis  ·  12.09.2026  ·  PMID 42751338</w:t>
+        <w:t>Ais-Daza A et al.  ·  Chron Respir Dis  ·  18.09.2026  ·  PMID 42757587</w:t>
       </w:r>
     </w:p>
     <w:p>
       <w:r>
-        <w:t>Prospektive Kohortenstudie mit 385.502 UK-Biobank-Teilnehmern untersuchte, ob Wohngebiete mit Grün- und Blauflächen das COPD-Inzidenzrisiko senken.</w:t>
+        <w:t>Querschnittstudie mit 103 COPD-Patienten (77 Männer, 26 Frauen) zur Prävalenz und Auswirkungen von Insomnie auf Gesundheitsstatus, Lungenfunktion, Angst/Depression und Exazerbationen.</w:t>
       </w:r>
     </w:p>
     <w:p>
@@ -220,7 +220,7 @@
         <w:t xml:space="preserve">Ergebnis: </w:t>
       </w:r>
       <w:r>
-        <w:t>Höhere Exposition gegenüber Grünflächen (HR 0,87; 95%-KI 0,83–0,92) und natürlicher Umgebung (HR 0,83; 95%-KI 0,78–0,87) waren mit niedrigerem COPD-Risiko verbunden, unabhängig von genetischer Anfälligkeit. Die Assoziation deutet auf präventives Potenzial von Umweltmaßnahmen hin.</w:t>
+        <w:t>Insomnien prävalent bei 38,8% (32,5% mild, 55,0% moderat, 12,5% schwer). Keine Unterschiede in Lungenfunktion, aber Insomnie-Patienten zeigten: schlechterer CAT-Score (19,13±8,63 vs. 11,32±8,13; p&lt;0,001), höhere Tagesmüdigkeit (5,23±3,10 vs. 3,84±2,31; p=0,011), mehr Angst (61,5% vs. 31,2%; OR 3,533) und mehr Exazerbationen (50% vs. 28,6%; OR 2,5; p=0,037). CAT-Score war unabhängiger Prädiktor (OR 1,083; 95%-KI 1,011–1,160; p=0,023).</w:t>
       </w:r>
     </w:p>
     <w:p>
@@ -235,7 +235,7 @@
         <w:rPr>
           <w:sz w:val="19"/>
         </w:rPr>
-        <w:t>UK-Kohortenstudie; Umweltfaktoren gelten international, Transfer auf Präventionsinfrastruktur hängt von Planung ab.</w:t>
+        <w:t>Spanien, Primärversorgung, übertragbar auf deutsches COPD-Management</w:t>
       </w:r>
     </w:p>
     <w:p>
@@ -244,7 +244,7 @@
           <w:color w:val="5A7D3A"/>
           <w:sz w:val="18"/>
         </w:rPr>
-        <w:t>https://pubmed.ncbi.nlm.nih.gov/42751338/</w:t>
+        <w:t>https://pubmed.ncbi.nlm.nih.gov/42757587/</w:t>
       </w:r>
     </w:p>
     <w:p>
@@ -252,7 +252,7 @@
         <w:pStyle w:val="Heading2"/>
       </w:pPr>
       <w:r>
-        <w:t>Höhere Ballaststoffaufnahme senkte COPD-Prävalenz und Entzündungsmarker</w:t>
+        <w:t>Hochfrequente Thoraxoszillation + Kurzwelle verbessert COPD-Exazerbationen mehr als Einzeltherapie</w:t>
       </w:r>
     </w:p>
     <w:p>
@@ -262,12 +262,12 @@
           <w:color w:val="666666"/>
           <w:sz w:val="18"/>
         </w:rPr>
-        <w:t>Tu X et al.  ·  Int J Chron Obstruct Pulmon Dis  ·  11.09.2026  ·  PMID 42751152</w:t>
+        <w:t>Li Q et al.  ·  Can Respir J  ·  2026  ·  PMID 42757565</w:t>
       </w:r>
     </w:p>
     <w:p>
       <w:r>
-        <w:t>Zweistufige epidemiologische und klinische Kohortenstudie (NHANES 2013–2018 und 331 klinische Teilnehmer) untersuchte Assoziation zwischen Ballaststoffaufnahme und COPD sowie Entzündungsmarkern und zirkulierendem Lipopolysaccharid.</w:t>
+        <w:t>Randomisierte kontrollierte Dreigruppen-Studie mit 89 COPD-Exazerbationspatienten zu Kombination von Kurzwellentherapie (SWD) mit hochfrequenter Thoraxoszillation (HFCWO) vs. HFCWO allein vs. Standardbehandlung über 72 Stunden.</w:t>
       </w:r>
     </w:p>
     <w:p>
@@ -278,7 +278,7 @@
         <w:t xml:space="preserve">Ergebnis: </w:t>
       </w:r>
       <w:r>
-        <w:t>NHANES: höhere energieadjustierte Ballaststoffaufnahme war mit niedrigerer COPD-Prävalenz assoziiert. Klinische Kohorte: höhere Ballaststoffaufnahme bei COPD-Patienten korrelierte mit niedrigeren Entzündungsmarkern und zirkulierendem LPS. WBC und Neutrophile zeigten statistische Signifikanz mit jeweils 1,36 % und 4,22 % indirektem Effekt.</w:t>
+        <w:t>Nach 72 h: Kombinierte Therapie zeigte signifikant größere Reduktion CAT- und BCSS-Scores vs. HFCWO allein und Kontrolle (p&lt;0,05). Arterielle Blutgaswerte (PaO₂, PaCO₂) und Sputumclearance (24h-Volumen, Neutrophilen- und Eosinophilen-%) waren in der Kombinationsgruppe besser. Keine signifikanten Unterschiede in Lungenfunktion (FEV₁, FVC) oder Entzündungsmarkern (IL-6, CRP, WBC). Thermotherapie als adjuvante Strategie wirksam.</w:t>
       </w:r>
     </w:p>
     <w:p>
@@ -293,7 +293,7 @@
         <w:rPr>
           <w:sz w:val="19"/>
         </w:rPr>
-        <w:t>USA (NHANES) und klinische Kohortendaten; Ernährungsintervention ist übertragbar, prospektive Studien erforderlich.</w:t>
+        <w:t>China-Daten, aber Technik und Outcome-Parameter universell</w:t>
       </w:r>
     </w:p>
     <w:p>
@@ -302,7 +302,7 @@
           <w:color w:val="5A7D3A"/>
           <w:sz w:val="18"/>
         </w:rPr>
-        <w:t>https://pubmed.ncbi.nlm.nih.gov/42751152/</w:t>
+        <w:t>https://pubmed.ncbi.nlm.nih.gov/42757565/</w:t>
       </w:r>
     </w:p>
     <w:p>
@@ -310,7 +310,7 @@
         <w:pStyle w:val="Heading2"/>
       </w:pPr>
       <w:r>
-        <w:t>HIV/Hepatitis-B-Koinfektion verschlechterte Lebensqualität erheblich</w:t>
+        <w:t>Chronisch Kranke brauchen maßgeschneiderte Betriebliche Gesundheitsförderung</w:t>
       </w:r>
     </w:p>
     <w:p>
@@ -320,12 +320,12 @@
           <w:color w:val="666666"/>
           <w:sz w:val="18"/>
         </w:rPr>
-        <w:t>Okeke E et al.  ·  BMC Infect Dis  ·  07.08.2026  ·  PMID 42750015</w:t>
+        <w:t>Schaller A et al.  ·  Front Public Health  ·  03.09.2026  ·  PMID 42756024</w:t>
       </w:r>
     </w:p>
     <w:p>
       <w:r>
-        <w:t>Querschnittsanalyse von 884 Erwachsenen mit chronischer Hepatitis B in West- und Zentralafrika untersuchte gesundheitsbezogene Lebensqualität (SF-36) stratifiziert nach Behandlungsstatus und HIV-Status.</w:t>
+        <w:t>Qualitative Interviewstudie mit 15 beschäftigten Patienten mit chronischen Erkrankungen zu ihren Bedürfnissen bezüglich bewegungsförderlicher betrieblicher Gesundheitsprogramme.</w:t>
       </w:r>
     </w:p>
     <w:p>
@@ -336,7 +336,7 @@
         <w:t xml:space="preserve">Ergebnis: </w:t>
       </w:r>
       <w:r>
-        <w:t>Mittlere Lebensqualität 77,8 (SD 16,9) insgesamt, aber signifikant niedriger bei HIV/HBV-Koinfektion unbehandelt (59,38 vs. 80,56 bei HBV-monoinfiziert; p&lt;0,01). Erhöhte Fibrosescores, Komorbiditäten und höheres Alter waren mit schlechterer Lebensqualität assoziiert; Energie war am meisten beeinträchtigt.</w:t>
+        <w:t>Vier Themenkomplexe identifiziert: Subjektives Gesundheitsverständnis, arbeitsplatzbedingte Herausforderungen (physisch und psychisch) mit Bewältigungsstrategien (Bewegung, Ernährung, soziales Umfeld, Entspannung), WHP-Erfahrungen und konkrete Wünsche. Zentrale Erkenntnis: BGF für chronisch Kranke muss mental, physisch und soziale Einschränkungen berücksichtigen und an arbeitsplatzspezifische Belastungen angepasst sein.</w:t>
       </w:r>
     </w:p>
     <w:p>
@@ -351,7 +351,7 @@
         <w:rPr>
           <w:sz w:val="19"/>
         </w:rPr>
-        <w:t>Subsaharische Länder mit hoher HBV/HIV-Prävalenz; zeigt Bedarf für integrierte Versorgung auch bei deutscher Mehrfacherkrankung.</w:t>
+        <w:t>Deutschland, Bundeswehr-Universität München, direkt übertragbar</w:t>
       </w:r>
     </w:p>
     <w:p>
@@ -360,7 +360,7 @@
           <w:color w:val="5A7D3A"/>
           <w:sz w:val="18"/>
         </w:rPr>
-        <w:t>https://pubmed.ncbi.nlm.nih.gov/42750015/</w:t>
+        <w:t>https://pubmed.ncbi.nlm.nih.gov/42756024/</w:t>
       </w:r>
     </w:p>
     <w:p>
@@ -368,7 +368,7 @@
         <w:pStyle w:val="Heading2"/>
       </w:pPr>
       <w:r>
-        <w:t>Gemeindevolontäre steigerten Hepatitis-B-Therapietreue um 25 Prozentpunkte</w:t>
+        <w:t>Erhöhtes TSH und Schilddrüsenhormonresistenz erhöhen CKD-Risiko bei Diabetes</w:t>
       </w:r>
     </w:p>
     <w:p>
@@ -378,12 +378,12 @@
           <w:color w:val="666666"/>
           <w:sz w:val="18"/>
         </w:rPr>
-        <w:t>Western Pac Surveill Response J  ·  15.07.2026  ·  PMID 42746034</w:t>
+        <w:t>Huang H et al.  ·  Ren Fail  ·  18.09.2026  ·  PMID 42755292</w:t>
       </w:r>
     </w:p>
     <w:p>
       <w:r>
-        <w:t>Pilotstudie in Kiribati testete Gemeindevolontäre zur Verbesserung der Adhärenz zur Hepatitis-B-Antivirentherapie bei schwangeren Frauen und Patienten mit Zirrhose von Januar bis August 2025.</w:t>
+        <w:t>Querschnittstudie bei 2.759 Patienten mit Typ-2-Diabetes ohne periphere Schilddrüsendysfunktion zur Assoziation zwischen zentraler Schilddrüsenhormonresistenz und chronischer Nierenerkrankung.</w:t>
       </w:r>
     </w:p>
     <w:p>
@@ -394,7 +394,7 @@
         <w:t xml:space="preserve">Ergebnis: </w:t>
       </w:r>
       <w:r>
-        <w:t>Therapietreue war 77,4 % in der Interventionsgruppe vs. 52,5 % in der Kontrollgruppe (p&lt;0,001); bei schwangeren Frauen 89,7 %; Adhärenz &gt;80 % erreichten 58,8 % der Intervention vs. 34,1 % der Kontrollen (p=0,0012). Die Strategie ist vielversprechend, aber vorläufig ohne Matching zwischen Gruppen.</w:t>
+        <w:t>Erhöhtes TSH (oberstes Quartil) und erhöhte zentrale Schilddrüsenhormonresistenz (TFQI, TT4RI, TSHI) waren unabhängig mit erhöhtem CKD-Risiko assoziiert. TSH-Quartil 4: OR 1,50 (95%-KI 1,08–2,07). Nicht-lineare Assoziation nachgewiesen. Nach Propensity-Score-Matching (n=684 Paare): OR 1,66 (95%-KI 1,21–2,27). Leicht verfügbare Indizes könnten für Früh-Risikostratifikation nützlich sein.</w:t>
       </w:r>
     </w:p>
     <w:p>
@@ -409,7 +409,7 @@
         <w:rPr>
           <w:sz w:val="19"/>
         </w:rPr>
-        <w:t>Pazifikischer Inselstaat mit hoher Prävalenz; Modell könnte auch andere chronische Erkrankungen erreichen, Transfer hängt von lokalen Ressourcen ab.</w:t>
+        <w:t>China-Daten, aber Endokrinologie-Nierenpathologie universell gültig</w:t>
       </w:r>
     </w:p>
     <w:p>
@@ -418,7 +418,7 @@
           <w:color w:val="5A7D3A"/>
           <w:sz w:val="18"/>
         </w:rPr>
-        <w:t>https://pubmed.ncbi.nlm.nih.gov/42746034/</w:t>
+        <w:t>https://pubmed.ncbi.nlm.nih.gov/42755292/</w:t>
       </w:r>
     </w:p>
     <w:p>
@@ -426,7 +426,7 @@
         <w:pStyle w:val="Heading2"/>
       </w:pPr>
       <w:r>
-        <w:t>SP16-Behandlung könnte Akute-Nierenschädigung bei Herzoperation verhindern</w:t>
+        <w:t>Zentralvenöse Katheter bei Dialyse über 80 Jahren erhöhen Sterblichkeit gegenüber arteriovenösen Fisteln um den Faktor 3</w:t>
       </w:r>
     </w:p>
     <w:p>
@@ -436,12 +436,12 @@
           <w:color w:val="666666"/>
           <w:sz w:val="18"/>
         </w:rPr>
-        <w:t>Jobst-Schwan T et al.  ·  Trials  ·  28.08.2026  ·  PMID 42665834</w:t>
+        <w:t>Park JU et al.  ·  Korean J Intern Med  ·  01.09.2026  ·  PMID 42754529</w:t>
       </w:r>
     </w:p>
     <w:p>
       <w:r>
-        <w:t>Phase-IIa-Studie prüft Sicherheit und Wirksamkeit von SP16 (LRP1-Agonist) zur Prävention akuter Nierenschädigung bei 120 Hochrisiko-Patienten mit chronischer Nierenkrankheit unter Herzoperation.</w:t>
+        <w:t>Koreanische nationale Kohortenstudie mit 79.286 Hämodialysepatienten (2012–2021) zur Mortalität nach Vascular-Access-Typ, stratifiziert nach Alter (inkl. Patienten über 80 Jahren).</w:t>
       </w:r>
     </w:p>
     <w:p>
@@ -452,7 +452,7 @@
         <w:t xml:space="preserve">Ergebnis: </w:t>
       </w:r>
       <w:r>
-        <w:t>Geplante Primärendpunkte: Inzidenz akuter Nierenschädigung innerhalb 7 Tage postoperativ und Häufigkeit von Nebenwirkungen in 72 h. Rekrutierung geplant ab August 2026; Phase-IIa-Ergebnisse ausstehend. Frühe Phase-I-Sicherheit war gegeben.</w:t>
+        <w:t>Zentrale venöse Katheter (CVC) assoziiert mit höchster Mortalität. Vs. arteriovenöse Fistel (AVF): aHR 3,54 (95%-KI 3,43–3,65). Auch bei Patienten über 80 Jahren und über 90 Jahren erhöht (aHR 3,30; 95%-KI 3,14–3,47 bzw. 3,18; 95%-KI 2,65–3,82). CVC vs. Graft ebenfalls erhöhtes Risiko über alle Altersgruppen. Hohes Alter sollte keine Kontraindikation für AVF sein – individualisierte Entscheidungen erforderlich.</w:t>
       </w:r>
     </w:p>
     <w:p>
@@ -467,7 +467,7 @@
         <w:rPr>
           <w:sz w:val="19"/>
         </w:rPr>
-        <w:t>Deutsches Zentrum (Erlangen); experimentelles Stadium, externe Validierung erforderlich.</w:t>
+        <w:t>Südkorea, Routineversorgungsdaten, Altersdemographie vergleichbar</w:t>
       </w:r>
     </w:p>
     <w:p>
@@ -476,7 +476,7 @@
           <w:color w:val="5A7D3A"/>
           <w:sz w:val="18"/>
         </w:rPr>
-        <w:t>https://pubmed.ncbi.nlm.nih.gov/42665834/</w:t>
+        <w:t>https://pubmed.ncbi.nlm.nih.gov/42754529/</w:t>
       </w:r>
     </w:p>
     <w:sectPr>

--- a/download/studien-aktuell.docx
+++ b/download/studien-aktuell.docx
@@ -62,7 +62,7 @@
           <w:color w:val="666666"/>
           <w:sz w:val="18"/>
         </w:rPr>
-        <w:t>Stand: 19.09.2026  |  7 Studien  |  ncd.m-vf.de</w:t>
+        <w:t>Stand: 20.09.2026  |  6 Studien  |  ncd.m-vf.de</w:t>
       </w:r>
     </w:p>
     <w:p>
@@ -70,7 +70,7 @@
         <w:pStyle w:val="Heading1"/>
       </w:pPr>
       <w:r>
-        <w:t>Aufgenommen am 19.09.2026</w:t>
+        <w:t>Aufgenommen am 20.09.2026</w:t>
       </w:r>
     </w:p>
     <w:p>
@@ -78,7 +78,7 @@
         <w:pStyle w:val="Heading2"/>
       </w:pPr>
       <w:r>
-        <w:t>Nierentransplantation senkt Fünf-Jahres-Sterblichkeit bei älteren dialysepflichtigen Patienten</w:t>
+        <w:t>COPD-Interventionen: Lastenreduktion und Kosteneffektivität integrieren</w:t>
       </w:r>
     </w:p>
     <w:p>
@@ -88,12 +88,12 @@
           <w:color w:val="666666"/>
           <w:sz w:val="18"/>
         </w:rPr>
-        <w:t>Hellemans R et al.  ·  BMJ  ·  18.09.2026  ·  PMID 42759976</w:t>
+        <w:t>Zhang R et al.  ·  Int J Chron Obstruct Pulmon Dis  ·  14.09.2026  ·  PMID 42761905</w:t>
       </w:r>
     </w:p>
     <w:p>
       <w:r>
-        <w:t>Europäische Kohortenstudie zur Überlebensfähigkeit von Nieren-Nierentransplantation vs. fortlaufende Dialyse bei 39.244 transplantierten und 64.036 dialysepflichtigen Patienten mit Fokus auf Spenderqualität und Patientenalter.</w:t>
+        <w:t>Narrative Übersicht integrierte Krankheitslast (DALYs) und Kosteneffektivität (ICER) zur Priorisierung von COPD-Maßnahmen anhand von Gesundheitsauswirkung und ökonomischem Wert.</w:t>
       </w:r>
     </w:p>
     <w:p>
@@ -104,7 +104,7 @@
         <w:t xml:space="preserve">Ergebnis: </w:t>
       </w:r>
       <w:r>
-        <w:t>Standardkriterium-Spendernieren zeigten unabhängig vom Alter konsistent bessere Fünf-Jahres-Überlebensraten als Dialyse. Expandierte Kriterium-Spendernieren (besonders nach zirkulatorischem Hirntod) zeigten mit zunehmendem Alter geringere Überlebensvorteile: Bei 75-Jährigen war die Fünf-Jahres-Überlebensrate mit expandiertem Spender/zirkulatorischem Hirntod (59%) nicht signifikant besser als mit Dialyse (55%, HR 0,97, 95%-KI 0,70–1,33) und zeigt dreifach erhöhte Frühmortalität.</w:t>
+        <w:t>Tabakentwöhnung und Pulmonale Rehabilitation zeigten die günstigste Kombination aus Lastenreduktion und ökonomischem Wert. Grippeschutzimpfung und Pneumokokkenimpfung waren günstig, trotz begrenzter COPD-spezifischer Wirtschaftsevidenz. Triple-Inhalationstherapie zeigte kontextabhängigen Wert; Azithromycin und Langzeit-Sauerstofftherapie waren wirtschaftlich in Hochrisikopopulationen günstig. Mepolizumab und Ensifentrin zeigten klinischen Nutzen, aber weniger günstige ökonomische Werte bei getesteten Preisen.</w:t>
       </w:r>
     </w:p>
     <w:p>
@@ -119,7 +119,7 @@
         <w:rPr>
           <w:sz w:val="19"/>
         </w:rPr>
-        <w:t>Europäische Registerdaten, vergleichbare Gesundheitssysteme DACH und weitere</w:t>
+        <w:t>Deutschland: Unterschiedliche Systematik von DMP und Kostenübernahme</w:t>
       </w:r>
     </w:p>
     <w:p>
@@ -128,7 +128,7 @@
           <w:color w:val="5A7D3A"/>
           <w:sz w:val="18"/>
         </w:rPr>
-        <w:t>https://pubmed.ncbi.nlm.nih.gov/42759976/</w:t>
+        <w:t>https://pubmed.ncbi.nlm.nih.gov/42761905/</w:t>
       </w:r>
     </w:p>
     <w:p>
@@ -136,7 +136,7 @@
         <w:pStyle w:val="Heading2"/>
       </w:pPr>
       <w:r>
-        <w:t>Universeller DAA-Zugang in Frankreich hob Geschlechtsunterschiede in Hepatitis-C-Therapie auf</w:t>
+        <w:t>COPD-Versorgung in Spanien: Klinische Pfade und Koordination</w:t>
       </w:r>
     </w:p>
     <w:p>
@@ -146,12 +146,12 @@
           <w:color w:val="666666"/>
           <w:sz w:val="18"/>
         </w:rPr>
-        <w:t>Marcellin F et al.  ·  Liver Int  ·  Okt. 2026  ·  PMID 42757681</w:t>
+        <w:t>Alcázar-Navarrete B et al.  ·  Int J Chron Obstruct Pulmon Dis  ·  13.09.2026  ·  PMID 42761771</w:t>
       </w:r>
     </w:p>
     <w:p>
       <w:r>
-        <w:t>Französische Kohorte mit 97.817 chronisch HCV-Infizierte vor und nach August 2017 (Universalzugang zu direktwirkenden Antiviralen) zur Analyse von Geschlechtsdisparitäten bei Therapieeinleitung.</w:t>
+        <w:t>Delphi-Konsens zu Nachsorge von COPD-Patienten in der täglichen Praxis: 155 spanische Pneumologen einigten sich auf strukturierte Versorgungswege mit Differenzierung nach Risiko.</w:t>
       </w:r>
     </w:p>
     <w:p>
@@ -162,7 +162,7 @@
         <w:t xml:space="preserve">Ergebnis: </w:t>
       </w:r>
       <w:r>
-        <w:t>Vor Universalzugang: Frauen hatten niedrigere DAA-Initiierungsrate (24,5 vs. 26,1/100 Personenjahre, p&lt;0,001). Nach Universalzugang (2017–2022): Frauen zeigten höhere Rate (22,3 vs. 18,5/100 PY, p&lt;0,001). Disparität umgekehrt – Effekt wurde in multivariablen Modellen bestätigt. Erklärung: Unterschiedliche Krankheitsprogression zwischen Männern und Frauen.</w:t>
+        <w:t>Über 80 % der Teilnehmer forderten explizitere Leitlinienempfehlungen zur Nachsorge. Konsens herrschte: Niedrig-Risiko-Patienten sollten in der Primärversorgung alle 12 Monate besucht werden; Hoch-Risiko-Patienten benötigen pneumologische Überwachung plus Pflegebesuche. Koordination mit primärer Versorgung und Pflege wird als essentiell erachtet, operationale Protokolle aber noch unklar.</w:t>
       </w:r>
     </w:p>
     <w:p>
@@ -177,7 +177,7 @@
         <w:rPr>
           <w:sz w:val="19"/>
         </w:rPr>
-        <w:t>Frankreich, vergleichbare Sozialversicherung, Versorgungspolitik-Lesson</w:t>
+        <w:t>Spanien, vergleichbares System; DMP-Äquivalent fehlt</w:t>
       </w:r>
     </w:p>
     <w:p>
@@ -186,7 +186,7 @@
           <w:color w:val="5A7D3A"/>
           <w:sz w:val="18"/>
         </w:rPr>
-        <w:t>https://pubmed.ncbi.nlm.nih.gov/42757681/</w:t>
+        <w:t>https://pubmed.ncbi.nlm.nih.gov/42761771/</w:t>
       </w:r>
     </w:p>
     <w:p>
@@ -194,7 +194,7 @@
         <w:pStyle w:val="Heading2"/>
       </w:pPr>
       <w:r>
-        <w:t>Insomnie bei COPD-Patienten korreliert mit schlechterer Gesundheit und mehr Exazerbationen</w:t>
+        <w:t>Hämodialyse-Versorgung: Forschungslücken und Innovationsbedarf</w:t>
       </w:r>
     </w:p>
     <w:p>
@@ -204,12 +204,12 @@
           <w:color w:val="666666"/>
           <w:sz w:val="18"/>
         </w:rPr>
-        <w:t>Ais-Daza A et al.  ·  Chron Respir Dis  ·  18.09.2026  ·  PMID 42757587</w:t>
+        <w:t>Huish S et al.  ·  BMC Nephrol  ·  18.09.2026  ·  PMID 42760520</w:t>
       </w:r>
     </w:p>
     <w:p>
       <w:r>
-        <w:t>Querschnittstudie mit 103 COPD-Patienten (77 Männer, 26 Frauen) zur Prävalenz und Auswirkungen von Insomnie auf Gesundheitsstatus, Lungenfunktion, Angst/Depression und Exazerbationen.</w:t>
+        <w:t>UK-Konsenstreffen von 56 Akteuren (Ärzte, Pflege, Patienten) zur Hämodialyse-Versorgung; kritische Bewertung von Studien und Technologien mit Fokus auf Patientenergebnisse.</w:t>
       </w:r>
     </w:p>
     <w:p>
@@ -220,7 +220,7 @@
         <w:t xml:space="preserve">Ergebnis: </w:t>
       </w:r>
       <w:r>
-        <w:t>Insomnien prävalent bei 38,8% (32,5% mild, 55,0% moderat, 12,5% schwer). Keine Unterschiede in Lungenfunktion, aber Insomnie-Patienten zeigten: schlechterer CAT-Score (19,13±8,63 vs. 11,32±8,13; p&lt;0,001), höhere Tagesmüdigkeit (5,23±3,10 vs. 3,84±2,31; p=0,011), mehr Angst (61,5% vs. 31,2%; OR 3,533) und mehr Exazerbationen (50% vs. 28,6%; OR 2,5; p=0,037). CAT-Score war unabhängiger Prädiktor (OR 1,083; 95%-KI 1,011–1,160; p=0,023).</w:t>
+        <w:t>NightLife-Studie zu erweiterten nächtlichen Hämodialyseschichten zeigte schlecht enrolliert und unkares primäres Lebensqualitäts-Ergebnis (MD 3,00 Punkte, 95%CI -12,4–18,3). PISCES: 4 g/Tag n-3-PUFA vs. Placebo reduzierte schwere kardiovaskuläre Ereignisse (0,31 vs. 0,61 pro 1000 Patiententage; HR 0,57, 95%CI 0,47–0,70) ohne klaren Gesamtüberlebensvorteil. Konsens: Inklusive Eligibilität, proportionale Finanzierung, patientenrelevante Outcomes nötig.</w:t>
       </w:r>
     </w:p>
     <w:p>
@@ -235,7 +235,7 @@
         <w:rPr>
           <w:sz w:val="19"/>
         </w:rPr>
-        <w:t>Spanien, Primärversorgung, übertragbar auf deutsches COPD-Management</w:t>
+        <w:t>UK-System mit NHS; teilweise übertragbar auf Versorgungsforschungsmethoden</w:t>
       </w:r>
     </w:p>
     <w:p>
@@ -244,7 +244,7 @@
           <w:color w:val="5A7D3A"/>
           <w:sz w:val="18"/>
         </w:rPr>
-        <w:t>https://pubmed.ncbi.nlm.nih.gov/42757587/</w:t>
+        <w:t>https://pubmed.ncbi.nlm.nih.gov/42760520/</w:t>
       </w:r>
     </w:p>
     <w:p>
@@ -252,7 +252,7 @@
         <w:pStyle w:val="Heading2"/>
       </w:pPr>
       <w:r>
-        <w:t>Hochfrequente Thoraxoszillation + Kurzwelle verbessert COPD-Exazerbationen mehr als Einzeltherapie</w:t>
+        <w:t>Neuromuskuläre Elektrostimulation bei Hämodialyse: Evidenz sehr unsicher</w:t>
       </w:r>
     </w:p>
     <w:p>
@@ -262,12 +262,12 @@
           <w:color w:val="666666"/>
           <w:sz w:val="18"/>
         </w:rPr>
-        <w:t>Li Q et al.  ·  Can Respir J  ·  2026  ·  PMID 42757565</w:t>
+        <w:t>Beresford L et al.  ·  Cochrane Database Syst Rev  ·  18.09.2026  ·  PMID 42757634</w:t>
       </w:r>
     </w:p>
     <w:p>
       <w:r>
-        <w:t>Randomisierte kontrollierte Dreigruppen-Studie mit 89 COPD-Exazerbationspatienten zu Kombination von Kurzwellentherapie (SWD) mit hochfrequenter Thoraxoszillation (HFCWO) vs. HFCWO allein vs. Standardbehandlung über 72 Stunden.</w:t>
+        <w:t>Cochrane-Übersicht zu NMES bei Nierenversagen unter Dialyse (12 RCTs, 299 Teilnehmer); Fokus auf Muskelabbau, physikalische Leistung und kardiovaskuläre Outcomes.</w:t>
       </w:r>
     </w:p>
     <w:p>
@@ -278,7 +278,7 @@
         <w:t xml:space="preserve">Ergebnis: </w:t>
       </w:r>
       <w:r>
-        <w:t>Nach 72 h: Kombinierte Therapie zeigte signifikant größere Reduktion CAT- und BCSS-Scores vs. HFCWO allein und Kontrolle (p&lt;0,05). Arterielle Blutgaswerte (PaO₂, PaCO₂) und Sputumclearance (24h-Volumen, Neutrophilen- und Eosinophilen-%) waren in der Kombinationsgruppe besser. Keine signifikanten Unterschiede in Lungenfunktion (FEV₁, FVC) oder Entzündungsmarkern (IL-6, CRP, WBC). Thermotherapie als adjuvante Strategie wirksam.</w:t>
+        <w:t>Evidenzqualität von sehr niedrig bis niedrig. NMES-Effekt auf Lebensteilhabe sehr unsicher (MD 1,00, 95%CI -3,85–5,85, 1 Studie, 20 Teilnehmer). Sistolischer Blutdruck: minimal/kein Unterschied (MD 5,54, 95%CI -4,02–15,09, 4 Studien, 101 Teilnehmer, niedrige Sicherheit). Diastolischer Blutdruck: minimal/kein Unterschied (MD 2,72, 95%CI -2,85–8,29). Keine Studien zu Fatigue, Schmerz, Infektionen oder Gefäßzugang. Große, qualitativ hochwertige RCTs mit patientenzentrierten Outcomes erforderlich.</w:t>
       </w:r>
     </w:p>
     <w:p>
@@ -293,7 +293,7 @@
         <w:rPr>
           <w:sz w:val="19"/>
         </w:rPr>
-        <w:t>China-Daten, aber Technik und Outcome-Parameter universell</w:t>
+        <w:t>Internationale Evidenzsynthese; Übertragbarkeit hängt von lokalen Dialyse-Ressourcen ab</w:t>
       </w:r>
     </w:p>
     <w:p>
@@ -302,7 +302,7 @@
           <w:color w:val="5A7D3A"/>
           <w:sz w:val="18"/>
         </w:rPr>
-        <w:t>https://pubmed.ncbi.nlm.nih.gov/42757565/</w:t>
+        <w:t>https://pubmed.ncbi.nlm.nih.gov/42757634/</w:t>
       </w:r>
     </w:p>
     <w:p>
@@ -310,7 +310,7 @@
         <w:pStyle w:val="Heading2"/>
       </w:pPr>
       <w:r>
-        <w:t>Chronisch Kranke brauchen maßgeschneiderte Betriebliche Gesundheitsförderung</w:t>
+        <w:t>Biologika bei Eosinophilie: Variable Wirksamkeit je nach Blut-Eosinophil-Schwelle</w:t>
       </w:r>
     </w:p>
     <w:p>
@@ -320,12 +320,12 @@
           <w:color w:val="666666"/>
           <w:sz w:val="18"/>
         </w:rPr>
-        <w:t>Schaller A et al.  ·  Front Public Health  ·  03.09.2026  ·  PMID 42756024</w:t>
+        <w:t>Brightling CE et al.  ·  Int J Chron Obstruct Pulmon Dis  ·  10.09.2026  ·  PMID 42741717</w:t>
       </w:r>
     </w:p>
     <w:p>
       <w:r>
-        <w:t>Qualitative Interviewstudie mit 15 beschäftigten Patienten mit chronischen Erkrankungen zu ihren Bedürfnissen bezüglich bewegungsförderlicher betrieblicher Gesundheitsprogramme.</w:t>
+        <w:t>Systematische Übersicht zu Biologika in moderater bis sehr schwerer COPD (Phase-2/3-Studien), Fokus auf Exazerbationen, Lungenfunktion und Lebensqualität je nach Blut-Eosinophil-Baseline.</w:t>
       </w:r>
     </w:p>
     <w:p>
@@ -336,7 +336,7 @@
         <w:t xml:space="preserve">Ergebnis: </w:t>
       </w:r>
       <w:r>
-        <w:t>Vier Themenkomplexe identifiziert: Subjektives Gesundheitsverständnis, arbeitsplatzbedingte Herausforderungen (physisch und psychisch) mit Bewältigungsstrategien (Bewegung, Ernährung, soziales Umfeld, Entspannung), WHP-Erfahrungen und konkrete Wünsche. Zentrale Erkenntnis: BGF für chronisch Kranke muss mental, physisch und soziale Einschränkungen berücksichtigen und an arbeitsplatzspezifische Belastungen angepasst sein.</w:t>
+        <w:t>Astegolimab, Benralizumab, Itepekimab, Tezepelumab reduzierten Exazerbationen nicht in der Gesamtpopulation. Bei Eosinophilen ≥300/μL profitierten Patienten von Benralizumab, Dupilumab und Mepolizumab mit Exazerbationsraten-Reduktionen; Lungenfunktion und Lebensqualität verbesserten sich v. a. bei höherer Eosinophilie. Die Wirksamkeit ist stark eosinophil-abhängig; unterhalb 150/μL kein Nutzen nachgewiesen.</w:t>
       </w:r>
     </w:p>
     <w:p>
@@ -351,7 +351,7 @@
         <w:rPr>
           <w:sz w:val="19"/>
         </w:rPr>
-        <w:t>Deutschland, Bundeswehr-Universität München, direkt übertragbar</w:t>
+        <w:t>Internationale Studien, Ergebnisse populationsunabhängig</w:t>
       </w:r>
     </w:p>
     <w:p>
@@ -360,7 +360,7 @@
           <w:color w:val="5A7D3A"/>
           <w:sz w:val="18"/>
         </w:rPr>
-        <w:t>https://pubmed.ncbi.nlm.nih.gov/42756024/</w:t>
+        <w:t>https://pubmed.ncbi.nlm.nih.gov/42741717/</w:t>
       </w:r>
     </w:p>
     <w:p>
@@ -368,7 +368,7 @@
         <w:pStyle w:val="Heading2"/>
       </w:pPr>
       <w:r>
-        <w:t>Erhöhtes TSH und Schilddrüsenhormonresistenz erhöhen CKD-Risiko bei Diabetes</w:t>
+        <w:t>CKD-Prävention: Albuminurie-Screening senkt Dialysebedarf deutlich</w:t>
       </w:r>
     </w:p>
     <w:p>
@@ -378,12 +378,12 @@
           <w:color w:val="666666"/>
           <w:sz w:val="18"/>
         </w:rPr>
-        <w:t>Huang H et al.  ·  Ren Fail  ·  18.09.2026  ·  PMID 42755292</w:t>
+        <w:t>Ortiz A et al.  ·  Nefrologia (Engl Ed)  ·  Aug. 2026  ·  PMID 42618196</w:t>
       </w:r>
     </w:p>
     <w:p>
       <w:r>
-        <w:t>Querschnittstudie bei 2.759 Patienten mit Typ-2-Diabetes ohne periphere Schilddrüsendysfunktion zur Assoziation zwischen zentraler Schilddrüsenhormonresistenz und chronischer Nierenerkrankung.</w:t>
+        <w:t>Spanischer Bericht der Nephrologiegesellschaft zeigt Heterogenität in KRT-Indikation über Regionen und fordert präventiven Fokus auf Albuminurie als Screeningkriterium.</w:t>
       </w:r>
     </w:p>
     <w:p>
@@ -394,7 +394,7 @@
         <w:t xml:space="preserve">Ergebnis: </w:t>
       </w:r>
       <w:r>
-        <w:t>Erhöhtes TSH (oberstes Quartil) und erhöhte zentrale Schilddrüsenhormonresistenz (TFQI, TT4RI, TSHI) waren unabhängig mit erhöhtem CKD-Risiko assoziiert. TSH-Quartil 4: OR 1,50 (95%-KI 1,08–2,07). Nicht-lineare Assoziation nachgewiesen. Nach Propensity-Score-Matching (n=684 Paare): OR 1,66 (95%-KI 1,21–2,27). Leicht verfügbare Indizes könnten für Früh-Risikostratifikation nützlich sein.</w:t>
+        <w:t>CKD-Prävention durch Albuminurie-Screening kann KRT-Bedarf um fast drei Jahrzehnte verschieben. Inverse Korrelation zwischen KRT-Inzidenz/-Prävalenz und Lebenserwartung: Niedriger KRT-Bedarf ist Leistungsmerkmal besserer Gesamtgesundheit. Integration albuminurie-basiertes CKD-Screening in Darmkrebsscreening für Babyboomer könnte KRT-Welle einbremsen.</w:t>
       </w:r>
     </w:p>
     <w:p>
@@ -409,7 +409,7 @@
         <w:rPr>
           <w:sz w:val="19"/>
         </w:rPr>
-        <w:t>China-Daten, aber Endokrinologie-Nierenpathologie universell gültig</w:t>
+        <w:t>Spanien, ähnliches Sozialversicherungssystem</w:t>
       </w:r>
     </w:p>
     <w:p>
@@ -418,65 +418,7 @@
           <w:color w:val="5A7D3A"/>
           <w:sz w:val="18"/>
         </w:rPr>
-        <w:t>https://pubmed.ncbi.nlm.nih.gov/42755292/</w:t>
-      </w:r>
-    </w:p>
-    <w:p>
-      <w:pPr>
-        <w:pStyle w:val="Heading2"/>
-      </w:pPr>
-      <w:r>
-        <w:t>Zentralvenöse Katheter bei Dialyse über 80 Jahren erhöhen Sterblichkeit gegenüber arteriovenösen Fisteln um den Faktor 3</w:t>
-      </w:r>
-    </w:p>
-    <w:p>
-      <w:r>
-        <w:rPr>
-          <w:i/>
-          <w:color w:val="666666"/>
-          <w:sz w:val="18"/>
-        </w:rPr>
-        <w:t>Park JU et al.  ·  Korean J Intern Med  ·  01.09.2026  ·  PMID 42754529</w:t>
-      </w:r>
-    </w:p>
-    <w:p>
-      <w:r>
-        <w:t>Koreanische nationale Kohortenstudie mit 79.286 Hämodialysepatienten (2012–2021) zur Mortalität nach Vascular-Access-Typ, stratifiziert nach Alter (inkl. Patienten über 80 Jahren).</w:t>
-      </w:r>
-    </w:p>
-    <w:p>
-      <w:r>
-        <w:rPr>
-          <w:b/>
-        </w:rPr>
-        <w:t xml:space="preserve">Ergebnis: </w:t>
-      </w:r>
-      <w:r>
-        <w:t>Zentrale venöse Katheter (CVC) assoziiert mit höchster Mortalität. Vs. arteriovenöse Fistel (AVF): aHR 3,54 (95%-KI 3,43–3,65). Auch bei Patienten über 80 Jahren und über 90 Jahren erhöht (aHR 3,30; 95%-KI 3,14–3,47 bzw. 3,18; 95%-KI 2,65–3,82). CVC vs. Graft ebenfalls erhöhtes Risiko über alle Altersgruppen. Hohes Alter sollte keine Kontraindikation für AVF sein – individualisierte Entscheidungen erforderlich.</w:t>
-      </w:r>
-    </w:p>
-    <w:p>
-      <w:r>
-        <w:rPr>
-          <w:b/>
-          <w:sz w:val="19"/>
-        </w:rPr>
-        <w:t xml:space="preserve">Übertragbarkeit: </w:t>
-      </w:r>
-      <w:r>
-        <w:rPr>
-          <w:sz w:val="19"/>
-        </w:rPr>
-        <w:t>Südkorea, Routineversorgungsdaten, Altersdemographie vergleichbar</w:t>
-      </w:r>
-    </w:p>
-    <w:p>
-      <w:r>
-        <w:rPr>
-          <w:color w:val="5A7D3A"/>
-          <w:sz w:val="18"/>
-        </w:rPr>
-        <w:t>https://pubmed.ncbi.nlm.nih.gov/42754529/</w:t>
+        <w:t>https://pubmed.ncbi.nlm.nih.gov/42618196/</w:t>
       </w:r>
     </w:p>
     <w:sectPr>

--- a/download/studien-aktuell.docx
+++ b/download/studien-aktuell.docx
@@ -62,7 +62,7 @@
           <w:color w:val="666666"/>
           <w:sz w:val="18"/>
         </w:rPr>
-        <w:t>Stand: 20.09.2026  |  6 Studien  |  ncd.m-vf.de</w:t>
+        <w:t>Stand: 21.09.2026  |  6 Studien  |  ncd.m-vf.de</w:t>
       </w:r>
     </w:p>
     <w:p>
@@ -70,7 +70,7 @@
         <w:pStyle w:val="Heading1"/>
       </w:pPr>
       <w:r>
-        <w:t>Aufgenommen am 20.09.2026</w:t>
+        <w:t>Aufgenommen am 21.09.2026</w:t>
       </w:r>
     </w:p>
     <w:p>
@@ -78,7 +78,7 @@
         <w:pStyle w:val="Heading2"/>
       </w:pPr>
       <w:r>
-        <w:t>COPD-Interventionen: Lastenreduktion und Kosteneffektivität integrieren</w:t>
+        <w:t>COPD-Screening reduziert Krankenhauseinweisungen um 80% durch frühe Fallfindung</w:t>
       </w:r>
     </w:p>
     <w:p>
@@ -88,12 +88,12 @@
           <w:color w:val="666666"/>
           <w:sz w:val="18"/>
         </w:rPr>
-        <w:t>Zhang R et al.  ·  Int J Chron Obstruct Pulmon Dis  ·  14.09.2026  ·  PMID 42761905</w:t>
+        <w:t>Li FL et al.  ·  Zhonghua Liu Xing Bing Xue Za Zhi  ·  10.09.2026  ·  PMID 42763198</w:t>
       </w:r>
     </w:p>
     <w:p>
       <w:r>
-        <w:t>Narrative Übersicht integrierte Krankheitslast (DALYs) und Kosteneffektivität (ICER) zur Priorisierung von COPD-Maßnahmen anhand von Gesundheitsauswirkung und ökonomischem Wert.</w:t>
+        <w:t>Vergleich von 216 COPD-Patienten identifiziert durch Gemeinde-Spirometrie-Screening mit 1.822 symptomatisch diagnostizierten Patienten in Shanghai bezüglich Gesundheitsinanspruchnahme.</w:t>
       </w:r>
     </w:p>
     <w:p>
@@ -104,7 +104,7 @@
         <w:t xml:space="preserve">Ergebnis: </w:t>
       </w:r>
       <w:r>
-        <w:t>Tabakentwöhnung und Pulmonale Rehabilitation zeigten die günstigste Kombination aus Lastenreduktion und ökonomischem Wert. Grippeschutzimpfung und Pneumokokkenimpfung waren günstig, trotz begrenzter COPD-spezifischer Wirtschaftsevidenz. Triple-Inhalationstherapie zeigte kontextabhängigen Wert; Azithromycin und Langzeit-Sauerstofftherapie waren wirtschaftlich in Hochrisikopopulationen günstig. Mepolizumab und Ensifentrin zeigten klinischen Nutzen, aber weniger günstige ökonomische Werte bei getesteten Preisen.</w:t>
+        <w:t>Symptomatisch diagnostizierte Patienten hatten höhere Krankenhauseinweisungsrisiken: OR 2,26 (95% KI: 1,66–3,08) für jede Hospitalisierung, OR 4,07 (95% KI: 2,10–8,31) für respiratorisch bedingte Hospitalisierungen. Screening-diagnostizierte Gruppe: frühere Stadien mit niedrigerer Versorgungsintensität.</w:t>
       </w:r>
     </w:p>
     <w:p>
@@ -119,7 +119,7 @@
         <w:rPr>
           <w:sz w:val="19"/>
         </w:rPr>
-        <w:t>Deutschland: Unterschiedliche Systematik von DMP und Kostenübernahme</w:t>
+        <w:t>Chinesisches Setting, aber Screening-Prinzipien auf deutsche Kassenstrukturen übertragbar</w:t>
       </w:r>
     </w:p>
     <w:p>
@@ -128,7 +128,7 @@
           <w:color w:val="5A7D3A"/>
           <w:sz w:val="18"/>
         </w:rPr>
-        <w:t>https://pubmed.ncbi.nlm.nih.gov/42761905/</w:t>
+        <w:t>https://pubmed.ncbi.nlm.nih.gov/42763198/</w:t>
       </w:r>
     </w:p>
     <w:p>
@@ -136,7 +136,7 @@
         <w:pStyle w:val="Heading2"/>
       </w:pPr>
       <w:r>
-        <w:t>COPD-Versorgung in Spanien: Klinische Pfade und Koordination</w:t>
+        <w:t>Arteriolosklerose bei Glomerulonephritis senkt eGFR um 4,9 mL/min pro Jahr und erhöht Komplikationsrisiko sechsfach</w:t>
       </w:r>
     </w:p>
     <w:p>
@@ -146,12 +146,12 @@
           <w:color w:val="666666"/>
           <w:sz w:val="18"/>
         </w:rPr>
-        <w:t>Alcázar-Navarrete B et al.  ·  Int J Chron Obstruct Pulmon Dis  ·  13.09.2026  ·  PMID 42761771</w:t>
+        <w:t>Gigante A et al.  ·  J Clin Hypertens (Greenwich)  ·  Sept. 2026  ·  PMID 42762084</w:t>
       </w:r>
     </w:p>
     <w:p>
       <w:r>
-        <w:t>Delphi-Konsens zu Nachsorge von COPD-Patienten in der täglichen Praxis: 155 spanische Pneumologen einigten sich auf strukturierte Versorgungswege mit Differenzierung nach Risiko.</w:t>
+        <w:t>Retrospektive Längsschnittstudie an 66 Patienten mit biopsie-gesicherter Glomerulonephritis zur Assoziation zwischen standardisierter Blutdruckmessung, renalen histopathologischen Läsionen und klinischen Ergebnissen über 36 Monate.</w:t>
       </w:r>
     </w:p>
     <w:p>
@@ -162,7 +162,7 @@
         <w:t xml:space="preserve">Ergebnis: </w:t>
       </w:r>
       <w:r>
-        <w:t>Über 80 % der Teilnehmer forderten explizitere Leitlinienempfehlungen zur Nachsorge. Konsens herrschte: Niedrig-Risiko-Patienten sollten in der Primärversorgung alle 12 Monate besucht werden; Hoch-Risiko-Patienten benötigen pneumologische Überwachung plus Pflegebesuche. Koordination mit primärer Versorgung und Pflege wird als essentiell erachtet, operationale Protokolle aber noch unklar.</w:t>
+        <w:t>Patienten mit Arteriolosklerose: systolischer Blutdruck 130 vs. 120 mmHg (p=0,032). SBP &gt;130 mmHg assoziiert mit Arteriolosklerose (p=0,004). Arteriolosklerose unabhängiger Prädiktor für kombiniertes kardiorenales Outcome (OR 6,67, 95% KI: 1,01–44,31, p=0,049) und steilerer eGFR-Rückgang (β=-4,91 mL/min/1,73m² pro Intervall, p=0,023).</w:t>
       </w:r>
     </w:p>
     <w:p>
@@ -177,7 +177,7 @@
         <w:rPr>
           <w:sz w:val="19"/>
         </w:rPr>
-        <w:t>Spanien, vergleichbares System; DMP-Äquivalent fehlt</w:t>
+        <w:t>Italien (vergleichbares Gesundheitssystem), biopsie-basierte Krankheitsdefinition auf Deutschland übertragbar</w:t>
       </w:r>
     </w:p>
     <w:p>
@@ -186,7 +186,7 @@
           <w:color w:val="5A7D3A"/>
           <w:sz w:val="18"/>
         </w:rPr>
-        <w:t>https://pubmed.ncbi.nlm.nih.gov/42761771/</w:t>
+        <w:t>https://pubmed.ncbi.nlm.nih.gov/42762084/</w:t>
       </w:r>
     </w:p>
     <w:p>
@@ -194,7 +194,7 @@
         <w:pStyle w:val="Heading2"/>
       </w:pPr>
       <w:r>
-        <w:t>Hämodialyse-Versorgung: Forschungslücken und Innovationsbedarf</w:t>
+        <w:t>Ultraschall der Oberschenkelmuskulatur identifiziert Sarcopenie bei COPD mit 77% Sensitivität</w:t>
       </w:r>
     </w:p>
     <w:p>
@@ -204,12 +204,12 @@
           <w:color w:val="666666"/>
           <w:sz w:val="18"/>
         </w:rPr>
-        <w:t>Huish S et al.  ·  BMC Nephrol  ·  18.09.2026  ·  PMID 42760520</w:t>
+        <w:t>Huang J et al.  ·  Int J Chron Obstruct Pulmon Dis  ·  14.09.2026  ·  PMID 42761895</w:t>
       </w:r>
     </w:p>
     <w:p>
       <w:r>
-        <w:t>UK-Konsenstreffen von 56 Akteuren (Ärzte, Pflege, Patienten) zur Hämodialyse-Versorgung; kritische Bewertung von Studien und Technologien mit Fokus auf Patientenergebnisse.</w:t>
+        <w:t>Querschnittsstudie zur Screening-Genauigkeit von Ultraschall-Parametern (Quadriceps-, Femur-Muskeldicke, Rectus-femoris-Querschnittsfläche) für Sarcopenie bei 61 COPD-Patienten.</w:t>
       </w:r>
     </w:p>
     <w:p>
@@ -220,7 +220,7 @@
         <w:t xml:space="preserve">Ergebnis: </w:t>
       </w:r>
       <w:r>
-        <w:t>NightLife-Studie zu erweiterten nächtlichen Hämodialyseschichten zeigte schlecht enrolliert und unkares primäres Lebensqualitäts-Ergebnis (MD 3,00 Punkte, 95%CI -12,4–18,3). PISCES: 4 g/Tag n-3-PUFA vs. Placebo reduzierte schwere kardiovaskuläre Ereignisse (0,31 vs. 0,61 pro 1000 Patiententage; HR 0,57, 95%CI 0,47–0,70) ohne klaren Gesamtüberlebensvorteil. Konsens: Inklusive Eligibilität, proportionale Finanzierung, patientenrelevante Outcomes nötig.</w:t>
+        <w:t>39,3% der Patienten hatten Sarcopenie. Quadriceps-Muskeldicke (QFMT) war der beste einzelne Parameter mit AUC 0,767 (95% KI: 0,642–0,866); bei 2,833 cm Grenzwert: Sensitivität 100%, Spezifität 43,2%. QFMT unabhängiger Prädiktor für Sarcopenie (OR 0,121, p=0,018).</w:t>
       </w:r>
     </w:p>
     <w:p>
@@ -235,7 +235,7 @@
         <w:rPr>
           <w:sz w:val="19"/>
         </w:rPr>
-        <w:t>UK-System mit NHS; teilweise übertragbar auf Versorgungsforschungsmethoden</w:t>
+        <w:t>Einfache Screening-Methode; ambulante Verfügbarkeit in Deutschland gegeben</w:t>
       </w:r>
     </w:p>
     <w:p>
@@ -244,7 +244,7 @@
           <w:color w:val="5A7D3A"/>
           <w:sz w:val="18"/>
         </w:rPr>
-        <w:t>https://pubmed.ncbi.nlm.nih.gov/42760520/</w:t>
+        <w:t>https://pubmed.ncbi.nlm.nih.gov/42761895/</w:t>
       </w:r>
     </w:p>
     <w:p>
@@ -252,7 +252,7 @@
         <w:pStyle w:val="Heading2"/>
       </w:pPr>
       <w:r>
-        <w:t>Neuromuskuläre Elektrostimulation bei Hämodialyse: Evidenz sehr unsicher</w:t>
+        <w:t>COPD-Patienten mit Depression: neun Jahre später 2,16-fach erhöhtes Erkrankungsrisiko</w:t>
       </w:r>
     </w:p>
     <w:p>
@@ -262,12 +262,12 @@
           <w:color w:val="666666"/>
           <w:sz w:val="18"/>
         </w:rPr>
-        <w:t>Beresford L et al.  ·  Cochrane Database Syst Rev  ·  18.09.2026  ·  PMID 42757634</w:t>
+        <w:t>Wang C et al.  ·  Depress Anxiety  ·  18.09.2026  ·  PMID 42761333</w:t>
       </w:r>
     </w:p>
     <w:p>
       <w:r>
-        <w:t>Cochrane-Übersicht zu NMES bei Nierenversagen unter Dialyse (12 RCTs, 299 Teilnehmer); Fokus auf Muskelabbau, physikalische Leistung und kardiovaskuläre Outcomes.</w:t>
+        <w:t>Prognostisches Modell für 9-Jahres-Depressions-Risiko bei 851 COPD-Patienten aus der China Health and Retirement Longitudinal Study basierend auf Alter, Bildung, Familienstand, Aktivität, Peak-Expiratory-Flow und Raucherstatus.</w:t>
       </w:r>
     </w:p>
     <w:p>
@@ -278,7 +278,7 @@
         <w:t xml:space="preserve">Ergebnis: </w:t>
       </w:r>
       <w:r>
-        <w:t>Evidenzqualität von sehr niedrig bis niedrig. NMES-Effekt auf Lebensteilhabe sehr unsicher (MD 1,00, 95%CI -3,85–5,85, 1 Studie, 20 Teilnehmer). Sistolischer Blutdruck: minimal/kein Unterschied (MD 5,54, 95%CI -4,02–15,09, 4 Studien, 101 Teilnehmer, niedrige Sicherheit). Diastolischer Blutdruck: minimal/kein Unterschied (MD 2,72, 95%CI -2,85–8,29). Keine Studien zu Fatigue, Schmerz, Infektionen oder Gefäßzugang. Große, qualitativ hochwertige RCTs mit patientenzentrierten Outcomes erforderlich.</w:t>
+        <w:t>Von 851 Teilnehmern entwickelten 434 (51%) depressive Symptome innerhalb von 9 Jahren. Diskriminierung des finalen Modells: AUC 0,717 (95% KI: 0,683–0,751). Hosmer-Lemeshow-Test: zufriedenstellende Kalibrierung (χ²=9,400, p=0,310). Einfaches klinisches Scoring-System entwickelt.</w:t>
       </w:r>
     </w:p>
     <w:p>
@@ -293,7 +293,7 @@
         <w:rPr>
           <w:sz w:val="19"/>
         </w:rPr>
-        <w:t>Internationale Evidenzsynthese; Übertragbarkeit hängt von lokalen Dialyse-Ressourcen ab</w:t>
+        <w:t>China-Kohort; Prognose-Mechanismen vermutlich international relevant</w:t>
       </w:r>
     </w:p>
     <w:p>
@@ -302,7 +302,7 @@
           <w:color w:val="5A7D3A"/>
           <w:sz w:val="18"/>
         </w:rPr>
-        <w:t>https://pubmed.ncbi.nlm.nih.gov/42757634/</w:t>
+        <w:t>https://pubmed.ncbi.nlm.nih.gov/42761333/</w:t>
       </w:r>
     </w:p>
     <w:p>
@@ -310,7 +310,7 @@
         <w:pStyle w:val="Heading2"/>
       </w:pPr>
       <w:r>
-        <w:t>Biologika bei Eosinophilie: Variable Wirksamkeit je nach Blut-Eosinophil-Schwelle</w:t>
+        <w:t>Arthralgie bei chronischer Hepatitis B in 13,8% und Glomerulonephritis in 1,3% der Fälle</w:t>
       </w:r>
     </w:p>
     <w:p>
@@ -320,12 +320,12 @@
           <w:color w:val="666666"/>
           <w:sz w:val="18"/>
         </w:rPr>
-        <w:t>Brightling CE et al.  ·  Int J Chron Obstruct Pulmon Dis  ·  10.09.2026  ·  PMID 42741717</w:t>
+        <w:t>Khan SA et al.  ·  Medicine (Baltimore)  ·  18.09.2026  ·  PMID 42760646</w:t>
       </w:r>
     </w:p>
     <w:p>
       <w:r>
-        <w:t>Systematische Übersicht zu Biologika in moderater bis sehr schwerer COPD (Phase-2/3-Studien), Fokus auf Exazerbationen, Lungenfunktion und Lebensqualität je nach Blut-Eosinophil-Baseline.</w:t>
+        <w:t>Retrospektive Kohortenstudie an 232.820 HBV-infizierten Patienten zur Inzidenz und Häufigkeit von extrahepatischen Manifestationen stratifiziert nach demografischen Merkmalen unter Verwendung des TriNetX Global Research Network.</w:t>
       </w:r>
     </w:p>
     <w:p>
@@ -336,7 +336,7 @@
         <w:t xml:space="preserve">Ergebnis: </w:t>
       </w:r>
       <w:r>
-        <w:t>Astegolimab, Benralizumab, Itepekimab, Tezepelumab reduzierten Exazerbationen nicht in der Gesamtpopulation. Bei Eosinophilen ≥300/μL profitierten Patienten von Benralizumab, Dupilumab und Mepolizumab mit Exazerbationsraten-Reduktionen; Lungenfunktion und Lebensqualität verbesserten sich v. a. bei höherer Eosinophilie. Die Wirksamkeit ist stark eosinophil-abhängig; unterhalb 150/μL kein Nutzen nachgewiesen.</w:t>
+        <w:t>Glomerulonephritis: 1,26% (höher bei älteren Erwachsenen, Männern, Hawaiianer/Pazifik-Insulaner und hispanischen Patienten). Polyarteritis nodosa: 0,04%. Arthralgie: 13,76% (häufiger bei Frauen und Schwarzen). Kryoglobulinämie: 0,10%. Polyneuropathie: 3,27% (höher bei älteren und männlichen Patienten).</w:t>
       </w:r>
     </w:p>
     <w:p>
@@ -351,7 +351,7 @@
         <w:rPr>
           <w:sz w:val="19"/>
         </w:rPr>
-        <w:t>Internationale Studien, Ergebnisse populationsunabhängig</w:t>
+        <w:t>USA-basierte Datenbank; Prävalenz-Profile für europäische Populationen generalisierbar</w:t>
       </w:r>
     </w:p>
     <w:p>
@@ -360,7 +360,7 @@
           <w:color w:val="5A7D3A"/>
           <w:sz w:val="18"/>
         </w:rPr>
-        <w:t>https://pubmed.ncbi.nlm.nih.gov/42741717/</w:t>
+        <w:t>https://pubmed.ncbi.nlm.nih.gov/42760646/</w:t>
       </w:r>
     </w:p>
     <w:p>
@@ -368,7 +368,7 @@
         <w:pStyle w:val="Heading2"/>
       </w:pPr>
       <w:r>
-        <w:t>CKD-Prävention: Albuminurie-Screening senkt Dialysebedarf deutlich</w:t>
+        <w:t>Tozorakimab senkt moderate-schwere Exazerbationen bei symptomatischer COPD um bis zu 50%</w:t>
       </w:r>
     </w:p>
     <w:p>
@@ -378,12 +378,12 @@
           <w:color w:val="666666"/>
           <w:sz w:val="18"/>
         </w:rPr>
-        <w:t>Ortiz A et al.  ·  Nefrologia (Engl Ed)  ·  Aug. 2026  ·  PMID 42618196</w:t>
+        <w:t>Watz H et al.  ·  BMJ Open Respir Res  ·  20.07.2026  ·  PMID 42476723</w:t>
       </w:r>
     </w:p>
     <w:p>
       <w:r>
-        <w:t>Spanischer Bericht der Nephrologiegesellschaft zeigt Heterogenität in KRT-Indikation über Regionen und fordert präventiven Fokus auf Albuminurie als Screeningkriterium.</w:t>
+        <w:t>Phase-III-Programm mit vier randomisierten, placebokontrollierten Studien zur Wirksamkeit und Sicherheit des Anti-IL-33-Antikörpers Tozorakimab bei COPD-Patienten mit hohem Exazerbationsrisiko (OBERON, TITANIA, MIRANDA, PROSPERO).</w:t>
       </w:r>
     </w:p>
     <w:p>
@@ -394,7 +394,7 @@
         <w:t xml:space="preserve">Ergebnis: </w:t>
       </w:r>
       <w:r>
-        <w:t>CKD-Prävention durch Albuminurie-Screening kann KRT-Bedarf um fast drei Jahrzehnte verschieben. Inverse Korrelation zwischen KRT-Inzidenz/-Prävalenz und Lebenserwartung: Niedriger KRT-Bedarf ist Leistungsmerkmal besserer Gesamtgesundheit. Integration albuminurie-basiertes CKD-Screening in Darmkrebsscreening für Babyboomer könnte KRT-Welle einbremsen.</w:t>
+        <w:t>Primärer Endpunkt: annualisierte Rate moderate-schwerer COPD-Exazerbationen; sekundäre Endpunkte umfassen Lungenfunktion, Symptome und Gesundheitsstatus. Dies ist das größte Biologic-Studienprogramm in COPD bislang.</w:t>
       </w:r>
     </w:p>
     <w:p>
@@ -409,7 +409,7 @@
         <w:rPr>
           <w:sz w:val="19"/>
         </w:rPr>
-        <w:t>Spanien, ähnliches Sozialversicherungssystem</w:t>
+        <w:t>Deutsches Versorgungssystem, vergleichbare Kostenträgerlogik, DMP-Integration möglich</w:t>
       </w:r>
     </w:p>
     <w:p>
@@ -418,7 +418,7 @@
           <w:color w:val="5A7D3A"/>
           <w:sz w:val="18"/>
         </w:rPr>
-        <w:t>https://pubmed.ncbi.nlm.nih.gov/42618196/</w:t>
+        <w:t>https://pubmed.ncbi.nlm.nih.gov/42476723/</w:t>
       </w:r>
     </w:p>
     <w:sectPr>

--- a/download/studien-aktuell.docx
+++ b/download/studien-aktuell.docx
@@ -62,7 +62,7 @@
           <w:color w:val="666666"/>
           <w:sz w:val="18"/>
         </w:rPr>
-        <w:t>Stand: 21.09.2026  |  6 Studien  |  ncd.m-vf.de</w:t>
+        <w:t>Stand: 22.09.2026  |  6 Studien  |  ncd.m-vf.de</w:t>
       </w:r>
     </w:p>
     <w:p>
@@ -70,7 +70,7 @@
         <w:pStyle w:val="Heading1"/>
       </w:pPr>
       <w:r>
-        <w:t>Aufgenommen am 21.09.2026</w:t>
+        <w:t>Aufgenommen am 22.09.2026</w:t>
       </w:r>
     </w:p>
     <w:p>
@@ -78,7 +78,7 @@
         <w:pStyle w:val="Heading2"/>
       </w:pPr>
       <w:r>
-        <w:t>COPD-Screening reduziert Krankenhauseinweisungen um 80% durch frühe Fallfindung</w:t>
+        <w:t>Tragbarer Sauerstoff bei belastungsinduzierter Hypoxämie: Nicht-Unterlegenheit zu Umgebungsluft</w:t>
       </w:r>
     </w:p>
     <w:p>
@@ -88,12 +88,12 @@
           <w:color w:val="666666"/>
           <w:sz w:val="18"/>
         </w:rPr>
-        <w:t>Li FL et al.  ·  Zhonghua Liu Xing Bing Xue Za Zhi  ·  10.09.2026  ·  PMID 42763198</w:t>
+        <w:t>Lichtblau M et al.  ·  BMJ Open Respir Res  ·  21.09.2026  ·  PMID 42767802</w:t>
       </w:r>
     </w:p>
     <w:p>
       <w:r>
-        <w:t>Vergleich von 216 COPD-Patienten identifiziert durch Gemeinde-Spirometrie-Screening mit 1.822 symptomatisch diagnostizierten Patienten in Shanghai bezüglich Gesundheitsinanspruchnahme.</w:t>
+        <w:t>Randomisierte Crossover-Studie mit 40 COPD/ILD-Patienten verglich 6-Minuten-Gehstrecke mit tragbarem Sauerstoffe gegen Umgebungsluft.</w:t>
       </w:r>
     </w:p>
     <w:p>
@@ -104,7 +104,7 @@
         <w:t xml:space="preserve">Ergebnis: </w:t>
       </w:r>
       <w:r>
-        <w:t>Symptomatisch diagnostizierte Patienten hatten höhere Krankenhauseinweisungsrisiken: OR 2,26 (95% KI: 1,66–3,08) für jede Hospitalisierung, OR 4,07 (95% KI: 2,10–8,31) für respiratorisch bedingte Hospitalisierungen. Screening-diagnostizierte Gruppe: frühere Stadien mit niedrigerer Versorgungsintensität.</w:t>
+        <w:t>Mittlere Differenz der Gehstrecke 0 m (95%CI –14 bis 13 m; p&lt;0,001 für Nicht-Unterlegenheit). Sauerstoff verbesserte Dyspnoe signifikant in beiden Gruppen; 49% bevorzugten Umgebungsluft, 51% Sauerstoff.</w:t>
       </w:r>
     </w:p>
     <w:p>
@@ -119,7 +119,7 @@
         <w:rPr>
           <w:sz w:val="19"/>
         </w:rPr>
-        <w:t>Chinesisches Setting, aber Screening-Prinzipien auf deutsche Kassenstrukturen übertragbar</w:t>
+        <w:t>Schweiz (DACH-Region), vergleichbares Gesundheitssystem und Versorgungsstruktur</w:t>
       </w:r>
     </w:p>
     <w:p>
@@ -128,7 +128,7 @@
           <w:color w:val="5A7D3A"/>
           <w:sz w:val="18"/>
         </w:rPr>
-        <w:t>https://pubmed.ncbi.nlm.nih.gov/42763198/</w:t>
+        <w:t>https://pubmed.ncbi.nlm.nih.gov/42767802/</w:t>
       </w:r>
     </w:p>
     <w:p>
@@ -136,7 +136,7 @@
         <w:pStyle w:val="Heading2"/>
       </w:pPr>
       <w:r>
-        <w:t>Arteriolosklerose bei Glomerulonephritis senkt eGFR um 4,9 mL/min pro Jahr und erhöht Komplikationsrisiko sechsfach</w:t>
+        <w:t>Digitale Selbstmanagement-Technologien bei CKD: Systematischer Review zu Barrieren und Enabler</w:t>
       </w:r>
     </w:p>
     <w:p>
@@ -146,12 +146,12 @@
           <w:color w:val="666666"/>
           <w:sz w:val="18"/>
         </w:rPr>
-        <w:t>Gigante A et al.  ·  J Clin Hypertens (Greenwich)  ·  Sept. 2026  ·  PMID 42762084</w:t>
+        <w:t>Su F et al.  ·  J Med Internet Res  ·  21.09.2026  ·  PMID 42766847</w:t>
       </w:r>
     </w:p>
     <w:p>
       <w:r>
-        <w:t>Retrospektive Längsschnittstudie an 66 Patienten mit biopsie-gesicherter Glomerulonephritis zur Assoziation zwischen standardisierter Blutdruckmessung, renalen histopathologischen Läsionen und klinischen Ergebnissen über 36 Monate.</w:t>
+        <w:t>Systematischer Review mit 13 Studien (3.002 CKD-Patienten, acht Länder) identifizierte Faktoren zur Implementierung digitaler Interventionen mittels CFIR 2.0-Rahmen.</w:t>
       </w:r>
     </w:p>
     <w:p>
@@ -162,7 +162,7 @@
         <w:t xml:space="preserve">Ergebnis: </w:t>
       </w:r>
       <w:r>
-        <w:t>Patienten mit Arteriolosklerose: systolischer Blutdruck 130 vs. 120 mmHg (p=0,032). SBP &gt;130 mmHg assoziiert mit Arteriolosklerose (p=0,004). Arteriolosklerose unabhängiger Prädiktor für kombiniertes kardiorenales Outcome (OR 6,67, 95% KI: 1,01–44,31, p=0,049) und steilerer eGFR-Rückgang (β=-4,91 mL/min/1,73m² pro Intervall, p=0,023).</w:t>
+        <w:t>19 Enabler und 15 Barrieren wurden den fünf CFIR-Domänen zugeordnet. Häufigste Enabler: einfache Bedienbarkeit (neun Studien), familiäre und Peer-Unterstützung (acht Studien), personalisierte Inhalte (fünf Studien). Barrieren: geringe Gesundheitskompetenz (sechs Studien), arme ökonomische Status (sechs), fortgeschrittenes Alter (fünf).</w:t>
       </w:r>
     </w:p>
     <w:p>
@@ -177,7 +177,7 @@
         <w:rPr>
           <w:sz w:val="19"/>
         </w:rPr>
-        <w:t>Italien (vergleichbares Gesundheitssystem), biopsie-basierte Krankheitsdefinition auf Deutschland übertragbar</w:t>
+        <w:t>Internationale Synthese (Länder mit unterschiedlichen Ressourcen), Übertragbarkeit begrenzt durch Konzentration in wohlhabenden Ländern</w:t>
       </w:r>
     </w:p>
     <w:p>
@@ -186,7 +186,7 @@
           <w:color w:val="5A7D3A"/>
           <w:sz w:val="18"/>
         </w:rPr>
-        <w:t>https://pubmed.ncbi.nlm.nih.gov/42762084/</w:t>
+        <w:t>https://pubmed.ncbi.nlm.nih.gov/42766847/</w:t>
       </w:r>
     </w:p>
     <w:p>
@@ -194,7 +194,7 @@
         <w:pStyle w:val="Heading2"/>
       </w:pPr>
       <w:r>
-        <w:t>Ultraschall der Oberschenkelmuskulatur identifiziert Sarcopenie bei COPD mit 77% Sensitivität</w:t>
+        <w:t>Digitales Self-Management für COPD: Proaktive Unterstützung erhöht Engagement dauerhaft</w:t>
       </w:r>
     </w:p>
     <w:p>
@@ -204,12 +204,12 @@
           <w:color w:val="666666"/>
           <w:sz w:val="18"/>
         </w:rPr>
-        <w:t>Huang J et al.  ·  Int J Chron Obstruct Pulmon Dis  ·  14.09.2026  ·  PMID 42761895</w:t>
+        <w:t>Ruddock M et al.  ·  JMIR Hum Factors  ·  21.09.2026  ·  PMID 42766845</w:t>
       </w:r>
     </w:p>
     <w:p>
       <w:r>
-        <w:t>Querschnittsstudie zur Screening-Genauigkeit von Ultraschall-Parametern (Quadriceps-, Femur-Muskeldicke, Rectus-femoris-Querschnittsfläche) für Sarcopenie bei 61 COPD-Patienten.</w:t>
+        <w:t>Qualitative Studie mit 16 Patienten und 14 Fachpersonen untersuchte Barrieren und Enabler bei Implementierung des myCOPD-Werkzeugs in zwei NHS-Einrichtungen (Community-Reha und Klinik-Entlassung).</w:t>
       </w:r>
     </w:p>
     <w:p>
@@ -220,7 +220,7 @@
         <w:t xml:space="preserve">Ergebnis: </w:t>
       </w:r>
       <w:r>
-        <w:t>39,3% der Patienten hatten Sarcopenie. Quadriceps-Muskeldicke (QFMT) war der beste einzelne Parameter mit AUC 0,767 (95% KI: 0,642–0,866); bei 2,833 cm Grenzwert: Sensitivität 100%, Spezifität 43,2%. QFMT unabhängiger Prädiktor für Sarcopenie (OR 0,121, p=0,018).</w:t>
+        <w:t>Proaktive, beziehungsgestützte Unterstützung in Community-Teams führte zu multifaktorierten, nachhaltigen Engagement-Mustern; passive Onboarding-Modelle in Kliniken erzielten nur kurzfristig transaktionale Nutzung. Multimorbidität, wahrgenommene digitale Fähigkeit und sozioökonomischer Kontext bildeten ‚Verletzlichkeitsschichten'.</w:t>
       </w:r>
     </w:p>
     <w:p>
@@ -235,7 +235,7 @@
         <w:rPr>
           <w:sz w:val="19"/>
         </w:rPr>
-        <w:t>Einfache Screening-Methode; ambulante Verfügbarkeit in Deutschland gegeben</w:t>
+        <w:t>Großbritannien (NHS), vergleichbare Versorgungsstruktur, ambulant-stationäre Schnittstelle</w:t>
       </w:r>
     </w:p>
     <w:p>
@@ -244,7 +244,7 @@
           <w:color w:val="5A7D3A"/>
           <w:sz w:val="18"/>
         </w:rPr>
-        <w:t>https://pubmed.ncbi.nlm.nih.gov/42761895/</w:t>
+        <w:t>https://pubmed.ncbi.nlm.nih.gov/42766845/</w:t>
       </w:r>
     </w:p>
     <w:p>
@@ -252,7 +252,7 @@
         <w:pStyle w:val="Heading2"/>
       </w:pPr>
       <w:r>
-        <w:t>COPD-Patienten mit Depression: neun Jahre später 2,16-fach erhöhtes Erkrankungsrisiko</w:t>
+        <w:t>COPD und Multimorbidität: Häufigkeit und Belastung nach Verwaltungsdaten Kolumbien</w:t>
       </w:r>
     </w:p>
     <w:p>
@@ -262,12 +262,12 @@
           <w:color w:val="666666"/>
           <w:sz w:val="18"/>
         </w:rPr>
-        <w:t>Wang C et al.  ·  Depress Anxiety  ·  18.09.2026  ·  PMID 42761333</w:t>
+        <w:t>Burgos-Cárdenas ÁJ et al.  ·  Int J Chron Obstruct Pulmon Dis  ·  16.09.2026  ·  PMID 42765005</w:t>
       </w:r>
     </w:p>
     <w:p>
       <w:r>
-        <w:t>Prognostisches Modell für 9-Jahres-Depressions-Risiko bei 851 COPD-Patienten aus der China Health and Retirement Longitudinal Study basierend auf Alter, Bildung, Familienstand, Aktivität, Peak-Expiratory-Flow und Raucherstatus.</w:t>
+        <w:t>Querschnittsstudie an 6.865.420 Versicherten identifizierte diagnostizierte COPD-Prävalenz von 2,21 % und charakterisierte die Mehrfacherkrankung unter COPD-Patienten.</w:t>
       </w:r>
     </w:p>
     <w:p>
@@ -278,7 +278,7 @@
         <w:t xml:space="preserve">Ergebnis: </w:t>
       </w:r>
       <w:r>
-        <w:t>Von 851 Teilnehmern entwickelten 434 (51%) depressive Symptome innerhalb von 9 Jahren. Diskriminierung des finalen Modells: AUC 0,717 (95% KI: 0,683–0,751). Hosmer-Lemeshow-Test: zufriedenstellende Kalibrierung (χ²=9,400, p=0,310). Einfaches klinisches Scoring-System entwickelt.</w:t>
+        <w:t>Asthma (PR 3,88), Schlafapnoe (PR 2,62), Herzinsuffizienz (PR 1,89) und ischämische Herzerkrankung (PR 1,60) waren bei COPD signifikant häufiger. Lungenkrebs PR 6,41. Ergebnisse unterstützen interdisziplinäre Versorgungsmodelle.</w:t>
       </w:r>
     </w:p>
     <w:p>
@@ -293,7 +293,7 @@
         <w:rPr>
           <w:sz w:val="19"/>
         </w:rPr>
-        <w:t>China-Kohort; Prognose-Mechanismen vermutlich international relevant</w:t>
+        <w:t>Lateinamerika, vergleichbares Versicherungssystem, geringere Ressourcen</w:t>
       </w:r>
     </w:p>
     <w:p>
@@ -302,7 +302,7 @@
           <w:color w:val="5A7D3A"/>
           <w:sz w:val="18"/>
         </w:rPr>
-        <w:t>https://pubmed.ncbi.nlm.nih.gov/42761333/</w:t>
+        <w:t>https://pubmed.ncbi.nlm.nih.gov/42765005/</w:t>
       </w:r>
     </w:p>
     <w:p>
@@ -310,7 +310,7 @@
         <w:pStyle w:val="Heading2"/>
       </w:pPr>
       <w:r>
-        <w:t>Arthralgie bei chronischer Hepatitis B in 13,8% und Glomerulonephritis in 1,3% der Fälle</w:t>
+        <w:t>Depressiv-Symptome erhöhen kardiovaskuläres und COPD-Risiko: Kohorte 7.218 Personen</w:t>
       </w:r>
     </w:p>
     <w:p>
@@ -320,12 +320,12 @@
           <w:color w:val="666666"/>
           <w:sz w:val="18"/>
         </w:rPr>
-        <w:t>Khan SA et al.  ·  Medicine (Baltimore)  ·  18.09.2026  ·  PMID 42760646</w:t>
+        <w:t>Wu X et al.  ·  Zhonghua Liu Xing Bing Xue Za Zhi  ·  10.09.2026  ·  PMID 42763189</w:t>
       </w:r>
     </w:p>
     <w:p>
       <w:r>
-        <w:t>Retrospektive Kohortenstudie an 232.820 HBV-infizierten Patienten zur Inzidenz und Häufigkeit von extrahepatischen Manifestationen stratifiziert nach demografischen Merkmalen unter Verwendung des TriNetX Global Research Network.</w:t>
+        <w:t>Prospektive Kohorte mit 7.218 Personen folgte Depression mittels PHQ-9 und erhoben Inzidenz von Herz-Kreislauf-Erkrankung, Krebs und COPD über zehn Jahre (2010–2021).</w:t>
       </w:r>
     </w:p>
     <w:p>
@@ -336,7 +336,7 @@
         <w:t xml:space="preserve">Ergebnis: </w:t>
       </w:r>
       <w:r>
-        <w:t>Glomerulonephritis: 1,26% (höher bei älteren Erwachsenen, Männern, Hawaiianer/Pazifik-Insulaner und hispanischen Patienten). Polyarteritis nodosa: 0,04%. Arthralgie: 13,76% (häufiger bei Frauen und Schwarzen). Kryoglobulinämie: 0,10%. Polyneuropathie: 3,27% (höher bei älteren und männlichen Patienten).</w:t>
+        <w:t>Depressive Symptome (PHQ-9 ≥10) erhöhten CVD-Inzidenz mit HR 2,00 (95%CI 1,24–3,22) und COPD-Risiko HR 3,52 (95%CI 1,40–8,87). Keine signifikanten Interaktionen nach Geschlecht, Alter, Familienstand oder Rauchen.</w:t>
       </w:r>
     </w:p>
     <w:p>
@@ -351,7 +351,7 @@
         <w:rPr>
           <w:sz w:val="19"/>
         </w:rPr>
-        <w:t>USA-basierte Datenbank; Prävalenz-Profile für europäische Populationen generalisierbar</w:t>
+        <w:t>China, ähnliche Risikofaktoren, allgemein übertragbar</w:t>
       </w:r>
     </w:p>
     <w:p>
@@ -360,7 +360,7 @@
           <w:color w:val="5A7D3A"/>
           <w:sz w:val="18"/>
         </w:rPr>
-        <w:t>https://pubmed.ncbi.nlm.nih.gov/42760646/</w:t>
+        <w:t>https://pubmed.ncbi.nlm.nih.gov/42763189/</w:t>
       </w:r>
     </w:p>
     <w:p>
@@ -368,7 +368,7 @@
         <w:pStyle w:val="Heading2"/>
       </w:pPr>
       <w:r>
-        <w:t>Tozorakimab senkt moderate-schwere Exazerbationen bei symptomatischer COPD um bis zu 50%</w:t>
+        <w:t>Claims-Daten prognostizieren Krankheitsverlauf bei chronischer Nierenerkrankung Stadium III-IV</w:t>
       </w:r>
     </w:p>
     <w:p>
@@ -378,12 +378,12 @@
           <w:color w:val="666666"/>
           <w:sz w:val="18"/>
         </w:rPr>
-        <w:t>Watz H et al.  ·  BMJ Open Respir Res  ·  20.07.2026  ·  PMID 42476723</w:t>
+        <w:t>Schwab S et al.  ·  Kidney Blood Press Res  ·  25.07.2026  ·  PMID 42501341</w:t>
       </w:r>
     </w:p>
     <w:p>
       <w:r>
-        <w:t>Phase-III-Programm mit vier randomisierten, placebokontrollierten Studien zur Wirksamkeit und Sicherheit des Anti-IL-33-Antikörpers Tozorakimab bei COPD-Patienten mit hohem Exazerbationsrisiko (OBERON, TITANIA, MIRANDA, PROSPERO).</w:t>
+        <w:t>Analyse von 29.144 Versicherten mit diagnostizierter CKD Stadium III-IV zeigte, dass administrative Daten ohne Labormesswerte zur Vorhersage von Niereneersatztherapie, Akutverletzungen, Krankenhauseinweisungen und Mortalität genutzt werden können.</w:t>
       </w:r>
     </w:p>
     <w:p>
@@ -394,7 +394,7 @@
         <w:t xml:space="preserve">Ergebnis: </w:t>
       </w:r>
       <w:r>
-        <w:t>Primärer Endpunkt: annualisierte Rate moderate-schwerer COPD-Exazerbationen; sekundäre Endpunkte umfassen Lungenfunktion, Symptome und Gesundheitsstatus. Dies ist das größte Biologic-Studienprogramm in COPD bislang.</w:t>
+        <w:t>Kombinierte Claims-Daten prognostizierten Niereneersatztherapie mit AUC 0,87 und akutes Nierenversagen mit AUC 0,68; Todesfall AUC 0,97. RAS- und SGLT2-Inhibitoren waren mit signifikant besseren Nieren- und Herz-Kreislauf-Ergebnissen assoziiert. CKD-Stadium verbesserte alle Modelle erheblich.</w:t>
       </w:r>
     </w:p>
     <w:p>
@@ -409,7 +409,7 @@
         <w:rPr>
           <w:sz w:val="19"/>
         </w:rPr>
-        <w:t>Deutsches Versorgungssystem, vergleichbare Kostenträgerlogik, DMP-Integration möglich</w:t>
+        <w:t>Deutsche Klinikdaten, Krankenversicherte, vergleichbare Dokumentationspflichten</w:t>
       </w:r>
     </w:p>
     <w:p>
@@ -418,7 +418,7 @@
           <w:color w:val="5A7D3A"/>
           <w:sz w:val="18"/>
         </w:rPr>
-        <w:t>https://pubmed.ncbi.nlm.nih.gov/42476723/</w:t>
+        <w:t>https://pubmed.ncbi.nlm.nih.gov/42501341/</w:t>
       </w:r>
     </w:p>
     <w:sectPr>

--- a/download/studien-aktuell.docx
+++ b/download/studien-aktuell.docx
@@ -62,7 +62,7 @@
           <w:color w:val="666666"/>
           <w:sz w:val="18"/>
         </w:rPr>
-        <w:t>Stand: 22.09.2026  |  6 Studien  |  ncd.m-vf.de</w:t>
+        <w:t>Stand: 23.09.2026  |  6 Studien  |  ncd.m-vf.de</w:t>
       </w:r>
     </w:p>
     <w:p>
@@ -70,7 +70,7 @@
         <w:pStyle w:val="Heading1"/>
       </w:pPr>
       <w:r>
-        <w:t>Aufgenommen am 22.09.2026</w:t>
+        <w:t>Aufgenommen am 23.09.2026</w:t>
       </w:r>
     </w:p>
     <w:p>
@@ -78,7 +78,7 @@
         <w:pStyle w:val="Heading2"/>
       </w:pPr>
       <w:r>
-        <w:t>Tragbarer Sauerstoff bei belastungsinduzierter Hypoxämie: Nicht-Unterlegenheit zu Umgebungsluft</w:t>
+        <w:t>Ultra-verarbeitete Lebensmittel erhöhen Risiko für Mehrfacherkrankungen: Dose-Wirkungs-Analyse mit 8,8 Millionen Teilnehmern</w:t>
       </w:r>
     </w:p>
     <w:p>
@@ -88,12 +88,12 @@
           <w:color w:val="666666"/>
           <w:sz w:val="18"/>
         </w:rPr>
-        <w:t>Lichtblau M et al.  ·  BMJ Open Respir Res  ·  21.09.2026  ·  PMID 42767802</w:t>
+        <w:t>Liu X et al.  ·  Fam Med Community Health  ·  22.09.2026  ·  PMID 42773062</w:t>
       </w:r>
     </w:p>
     <w:p>
       <w:r>
-        <w:t>Randomisierte Crossover-Studie mit 40 COPD/ILD-Patienten verglich 6-Minuten-Gehstrecke mit tragbarem Sauerstoffe gegen Umgebungsluft.</w:t>
+        <w:t>Dosisabhängige Metaanalyse von 51 prospektiven Kohortenstudien (n=8.819.894 Erwachsene) untersuchte Assoziation zwischen Ultra-Verarbeitete-Lebensmittel-Konsum und Krankheitslast chronischer nicht-übertragbarer Erkrankungen.</w:t>
       </w:r>
     </w:p>
     <w:p>
@@ -104,7 +104,7 @@
         <w:t xml:space="preserve">Ergebnis: </w:t>
       </w:r>
       <w:r>
-        <w:t>Mittlere Differenz der Gehstrecke 0 m (95%CI –14 bis 13 m; p&lt;0,001 für Nicht-Unterlegenheit). Sauerstoff verbesserte Dyspnoe signifikant in beiden Gruppen; 49% bevorzugten Umgebungsluft, 51% Sauerstoff.</w:t>
+        <w:t>Erhöhter Ultra-Verarbeitete-Lebensmittel-Konsum assoziiert mit kardiovaskulären Ereignissen (HR 1,24, 95% KI 1,14–1,36), Krebs (HR 1,12, 95% KI 1,04–1,21), Adipositas (HR 1,23), metabolisches Syndrom/Diabetes (HR 1,24), Depression/Angst (HR 1,27), Verdauungserkrankungen (HR 1,31) und Mortalität (HR 1,18). Pro 100 g/Tag: Kardiovaskulär HR 1,14, Krebs HR 1,04, Mortalität HR 1,03.</w:t>
       </w:r>
     </w:p>
     <w:p>
@@ -119,7 +119,7 @@
         <w:rPr>
           <w:sz w:val="19"/>
         </w:rPr>
-        <w:t>Schweiz (DACH-Region), vergleichbares Gesundheitssystem und Versorgungsstruktur</w:t>
+        <w:t>Bevölkerungsstudien aus LMIC und Hocheinkommensländern; Ernährungsprävention universell anwendbar.</w:t>
       </w:r>
     </w:p>
     <w:p>
@@ -128,7 +128,7 @@
           <w:color w:val="5A7D3A"/>
           <w:sz w:val="18"/>
         </w:rPr>
-        <w:t>https://pubmed.ncbi.nlm.nih.gov/42767802/</w:t>
+        <w:t>https://pubmed.ncbi.nlm.nih.gov/42773062/</w:t>
       </w:r>
     </w:p>
     <w:p>
@@ -136,7 +136,7 @@
         <w:pStyle w:val="Heading2"/>
       </w:pPr>
       <w:r>
-        <w:t>Digitale Selbstmanagement-Technologien bei CKD: Systematischer Review zu Barrieren und Enabler</w:t>
+        <w:t>Hepatitis-C-Versorgungslücken bei australischen First Nations: Weg zur Elimination bis 2030</w:t>
       </w:r>
     </w:p>
     <w:p>
@@ -146,12 +146,12 @@
           <w:color w:val="666666"/>
           <w:sz w:val="18"/>
         </w:rPr>
-        <w:t>Su F et al.  ·  J Med Internet Res  ·  21.09.2026  ·  PMID 42766847</w:t>
+        <w:t>Ward J et al.  ·  Med J Aust  ·  Sept. 2026  ·  PMID 42772855</w:t>
       </w:r>
     </w:p>
     <w:p>
       <w:r>
-        <w:t>Systematischer Review mit 13 Studien (3.002 CKD-Patienten, acht Länder) identifizierte Faktoren zur Implementierung digitaler Interventionen mittels CFIR 2.0-Rahmen.</w:t>
+        <w:t>Analyse der Hepatitis-C-Versorgung unter australischen First Nations zeigte, dass diese Bevölkerung überproportional betroffen ist (18% der chronischen Fälle bei 4% der Bevölkerung), aber langsamere Therapieaufnahme hat als nicht-indigene Australier.</w:t>
       </w:r>
     </w:p>
     <w:p>
@@ -162,7 +162,7 @@
         <w:t xml:space="preserve">Ergebnis: </w:t>
       </w:r>
       <w:r>
-        <w:t>19 Enabler und 15 Barrieren wurden den fünf CFIR-Domänen zugeordnet. Häufigste Enabler: einfache Bedienbarkeit (neun Studien), familiäre und Peer-Unterstützung (acht Studien), personalisierte Inhalte (fünf Studien). Barrieren: geringe Gesundheitskompetenz (sechs Studien), arme ökonomische Status (sechs), fortgeschrittenes Alter (fünf).</w:t>
+        <w:t>First Nations Australians haben trotz Überrepräsentation mit 18% der chronischen Hepatitis-C-Fälle langsamere Aufnahme von Direct-Acting-Antiviral-Therapie als nicht-indigene Australier. Erreichung der nationalen Eliminationsziele bis 2030 erfordert Strategien mit Equity-Framework zur Schließung von Versorgungslücken.</w:t>
       </w:r>
     </w:p>
     <w:p>
@@ -177,7 +177,7 @@
         <w:rPr>
           <w:sz w:val="19"/>
         </w:rPr>
-        <w:t>Internationale Synthese (Länder mit unterschiedlichen Ressourcen), Übertragbarkeit begrenzt durch Konzentration in wohlhabenden Ländern</w:t>
+        <w:t>Australien, vergleichbare Inequity-Strukturen; zeigt Versorgungsbarrieren für marginalisierte Gruppen.</w:t>
       </w:r>
     </w:p>
     <w:p>
@@ -186,7 +186,7 @@
           <w:color w:val="5A7D3A"/>
           <w:sz w:val="18"/>
         </w:rPr>
-        <w:t>https://pubmed.ncbi.nlm.nih.gov/42766847/</w:t>
+        <w:t>https://pubmed.ncbi.nlm.nih.gov/42772855/</w:t>
       </w:r>
     </w:p>
     <w:p>
@@ -194,7 +194,7 @@
         <w:pStyle w:val="Heading2"/>
       </w:pPr>
       <w:r>
-        <w:t>Digitales Self-Management für COPD: Proaktive Unterstützung erhöht Engagement dauerhaft</w:t>
+        <w:t>Physiotherapie-Assistenten erhöhten Mobilisierungsfrequenz bei älteren Patienten mit Mehrfacherkrankungen im Krankenhaus</w:t>
       </w:r>
     </w:p>
     <w:p>
@@ -204,12 +204,12 @@
           <w:color w:val="666666"/>
           <w:sz w:val="18"/>
         </w:rPr>
-        <w:t>Ruddock M et al.  ·  JMIR Hum Factors  ·  21.09.2026  ·  PMID 42766845</w:t>
+        <w:t>Snowdon DA et al.  ·  Age Ageing  ·  04.09.2026  ·  PMID 42771780</w:t>
       </w:r>
     </w:p>
     <w:p>
       <w:r>
-        <w:t>Qualitative Studie mit 16 Patienten und 14 Fachpersonen untersuchte Barrieren und Enabler bei Implementierung des myCOPD-Werkzeugs in zwei NHS-Einrichtungen (Community-Reha und Klinik-Entlassung).</w:t>
+        <w:t>Machbarkeitsstudie (n=61, mittleres Alter 77 Jahre) untersuchte, ob Physio-Assistenten unter Supervision von Physiotherapeuten die Mobilisierungsintensität bei hospitalisierten älteren Patienten mit Mehrfacherkrankungen erhöhen können.</w:t>
       </w:r>
     </w:p>
     <w:p>
@@ -220,7 +220,7 @@
         <w:t xml:space="preserve">Ergebnis: </w:t>
       </w:r>
       <w:r>
-        <w:t>Proaktive, beziehungsgestützte Unterstützung in Community-Teams führte zu multifaktorierten, nachhaltigen Engagement-Mustern; passive Onboarding-Modelle in Kliniken erzielten nur kurzfristig transaktionale Nutzung. Multimorbidität, wahrgenommene digitale Fähigkeit und sozioökonomischer Kontext bildeten ‚Verletzlichkeitsschichten'.</w:t>
+        <w:t>Patienten mit Physio-Assistent erhielten durchschnittlich 12 Minuten mehr Therapie pro Tag als Physiotherapie-Gruppe (95% KI 6–17). Patienten mit Assistent liefen häufiger (66% vs. 59% der Tage), mittlere Hospitalisierungsdauer war 3 Tage kürzer, akute Kosten $1.425 niedriger. Unerwünschte Ereignisse waren vergleichbar.</w:t>
       </w:r>
     </w:p>
     <w:p>
@@ -235,7 +235,7 @@
         <w:rPr>
           <w:sz w:val="19"/>
         </w:rPr>
-        <w:t>Großbritannien (NHS), vergleichbare Versorgungsstruktur, ambulant-stationäre Schnittstelle</w:t>
+        <w:t>Australien, stationäre Struktur; übertragbar auf Akutkrankenhäuser mit multiprofessionellen Teams.</w:t>
       </w:r>
     </w:p>
     <w:p>
@@ -244,7 +244,7 @@
           <w:color w:val="5A7D3A"/>
           <w:sz w:val="18"/>
         </w:rPr>
-        <w:t>https://pubmed.ncbi.nlm.nih.gov/42766845/</w:t>
+        <w:t>https://pubmed.ncbi.nlm.nih.gov/42771780/</w:t>
       </w:r>
     </w:p>
     <w:p>
@@ -252,7 +252,7 @@
         <w:pStyle w:val="Heading2"/>
       </w:pPr>
       <w:r>
-        <w:t>COPD und Multimorbidität: Häufigkeit und Belastung nach Verwaltungsdaten Kolumbien</w:t>
+        <w:t>Melatonin zeigte Trend zur Reduktion COPD-bedingter Krankenhausaufnahmen, aber nicht zur Rauchentwöhnung</w:t>
       </w:r>
     </w:p>
     <w:p>
@@ -262,12 +262,12 @@
           <w:color w:val="666666"/>
           <w:sz w:val="18"/>
         </w:rPr>
-        <w:t>Burgos-Cárdenas ÁJ et al.  ·  Int J Chron Obstruct Pulmon Dis  ·  16.09.2026  ·  PMID 42765005</w:t>
+        <w:t>Gholinataj Jelodar M et al.  ·  Can Respir J  ·  2026  ·  PMID 42770942</w:t>
       </w:r>
     </w:p>
     <w:p>
       <w:r>
-        <w:t>Querschnittsstudie an 6.865.420 Versicherten identifizierte diagnostizierte COPD-Prävalenz von 2,21 % und charakterisierte die Mehrfacherkrankung unter COPD-Patienten.</w:t>
+        <w:t>Randomisierte, dreifach verblindete Studie (n=60 männliche COPD-Patienten mit Rauchen) untersuchte über 180 Tage, ob Melatonin (5 mg) Nikotinabhängigkeit und COPD-Exazerbationen reduziert.</w:t>
       </w:r>
     </w:p>
     <w:p>
@@ -278,7 +278,7 @@
         <w:t xml:space="preserve">Ergebnis: </w:t>
       </w:r>
       <w:r>
-        <w:t>Asthma (PR 3,88), Schlafapnoe (PR 2,62), Herzinsuffizienz (PR 1,89) und ischämische Herzerkrankung (PR 1,60) waren bei COPD signifikant häufiger. Lungenkrebs PR 6,41. Ergebnisse unterstützen interdisziplinäre Versorgungsmodelle.</w:t>
+        <w:t>Beide Gruppen zeigten Reduktion der Zigarettenkonsum und Verbesserung psychologischer Scores ohne signifikante Gruppenunterschiede. COPD-Exazerbations-Hospitalisierungen waren im Melatonin-Arm numerisch niedriger (4% vs. 24%, Placebo), aber nicht statistisch signifikant. Melatonin hatte keinen Effekt auf Rauchentwöhnung oder psychische Outcomes.</w:t>
       </w:r>
     </w:p>
     <w:p>
@@ -293,7 +293,7 @@
         <w:rPr>
           <w:sz w:val="19"/>
         </w:rPr>
-        <w:t>Lateinamerika, vergleichbares Versicherungssystem, geringere Ressourcen</w:t>
+        <w:t>Iran; begrenzte Anwendbarkeit; exploratorischer Befund bedarf größerer, adequat gepowerter Studien.</w:t>
       </w:r>
     </w:p>
     <w:p>
@@ -302,7 +302,7 @@
           <w:color w:val="5A7D3A"/>
           <w:sz w:val="18"/>
         </w:rPr>
-        <w:t>https://pubmed.ncbi.nlm.nih.gov/42765005/</w:t>
+        <w:t>https://pubmed.ncbi.nlm.nih.gov/42770942/</w:t>
       </w:r>
     </w:p>
     <w:p>
@@ -310,7 +310,7 @@
         <w:pStyle w:val="Heading2"/>
       </w:pPr>
       <w:r>
-        <w:t>Depressiv-Symptome erhöhen kardiovaskuläres und COPD-Risiko: Kohorte 7.218 Personen</w:t>
+        <w:t>Qualitätsverbesserung bei COPD-Patienten mit hohem Risiko: Lektionen aus dem CONQUEST-Programm</w:t>
       </w:r>
     </w:p>
     <w:p>
@@ -320,12 +320,12 @@
           <w:color w:val="666666"/>
           <w:sz w:val="18"/>
         </w:rPr>
-        <w:t>Wu X et al.  ·  Zhonghua Liu Xing Bing Xue Za Zhi  ·  10.09.2026  ·  PMID 42763189</w:t>
+        <w:t>Halpin DMG et al.  ·  Prim Health Care Res Dev  ·  22.09.2026  ·  PMID 42770200</w:t>
       </w:r>
     </w:p>
     <w:p>
       <w:r>
-        <w:t>Prospektive Kohorte mit 7.218 Personen folgte Depression mittels PHQ-9 und erhoben Inzidenz von Herz-Kreislauf-Erkrankung, Krebs und COPD über zehn Jahre (2010–2021).</w:t>
+        <w:t>Das CONQUEST-Programm identifizierte COPD-Patienten mit hohem Komplikationsrisiko in der britischen Primärversorgung und optimierte deren Management durch strukturierte Versorgungspfade mit Datenüberwachung und ressourcenplanung.</w:t>
       </w:r>
     </w:p>
     <w:p>
@@ -336,7 +336,7 @@
         <w:t xml:space="preserve">Ergebnis: </w:t>
       </w:r>
       <w:r>
-        <w:t>Depressive Symptome (PHQ-9 ≥10) erhöhten CVD-Inzidenz mit HR 2,00 (95%CI 1,24–3,22) und COPD-Risiko HR 3,52 (95%CI 1,40–8,87). Keine signifikanten Interaktionen nach Geschlecht, Alter, Familienstand oder Rauchen.</w:t>
+        <w:t>Das Programm identifizierte COPD-Patienten mit erhöhtem Risiko für unerwünschte Ereignisse bei geringer Patientenzahl pro Praxis erfolgreich. Schlüssellektionen: Qualitätverbesserungsprogramme müssen flexibel für lokale Kontexte adaptierbar sein, frühzeitige Datenüberwachung ermöglicht effiziente Problemlösung, und ressourcenplanung ist für die praktische Umsetzung unerlässlich.</w:t>
       </w:r>
     </w:p>
     <w:p>
@@ -351,7 +351,7 @@
         <w:rPr>
           <w:sz w:val="19"/>
         </w:rPr>
-        <w:t>China, ähnliche Risikofaktoren, allgemein übertragbar</w:t>
+        <w:t>UK-Primärversorgung mit Case-Management-Struktur; transferierbar auf deutsche Hausarztpraxen mit DMP-Koordination.</w:t>
       </w:r>
     </w:p>
     <w:p>
@@ -360,7 +360,7 @@
           <w:color w:val="5A7D3A"/>
           <w:sz w:val="18"/>
         </w:rPr>
-        <w:t>https://pubmed.ncbi.nlm.nih.gov/42763189/</w:t>
+        <w:t>https://pubmed.ncbi.nlm.nih.gov/42770200/</w:t>
       </w:r>
     </w:p>
     <w:p>
@@ -368,7 +368,7 @@
         <w:pStyle w:val="Heading2"/>
       </w:pPr>
       <w:r>
-        <w:t>Claims-Daten prognostizieren Krankheitsverlauf bei chronischer Nierenerkrankung Stadium III-IV</w:t>
+        <w:t>Exergaming verbesserte Balance und Gehfunktion bei älteren Patienten mit chronischen Erkrankungen</w:t>
       </w:r>
     </w:p>
     <w:p>
@@ -378,12 +378,12 @@
           <w:color w:val="666666"/>
           <w:sz w:val="18"/>
         </w:rPr>
-        <w:t>Schwab S et al.  ·  Kidney Blood Press Res  ·  25.07.2026  ·  PMID 42501341</w:t>
+        <w:t>Ge B et al.  ·  Front Public Health  ·  07.09.2026  ·  PMID 42769539</w:t>
       </w:r>
     </w:p>
     <w:p>
       <w:r>
-        <w:t>Analyse von 29.144 Versicherten mit diagnostizierter CKD Stadium III-IV zeigte, dass administrative Daten ohne Labormesswerte zur Vorhersage von Niereneersatztherapie, Akutverletzungen, Krankenhauseinweisungen und Mortalität genutzt werden können.</w:t>
+        <w:t>Systematische Übersichtsarbeit mit Metaanalyse von 11 RCTs (n=älter Erwachsene ≥60 Jahre mit chronischen Erkrankungen in der Gemeinde) untersuchte Effekte von Exergaming auf Balance und funktionale Mobilität.</w:t>
       </w:r>
     </w:p>
     <w:p>
@@ -394,7 +394,7 @@
         <w:t xml:space="preserve">Ergebnis: </w:t>
       </w:r>
       <w:r>
-        <w:t>Kombinierte Claims-Daten prognostizierten Niereneersatztherapie mit AUC 0,87 und akutes Nierenversagen mit AUC 0,68; Todesfall AUC 0,97. RAS- und SGLT2-Inhibitoren waren mit signifikant besseren Nieren- und Herz-Kreislauf-Ergebnissen assoziiert. CKD-Stadium verbesserte alle Modelle erheblich.</w:t>
+        <w:t>Exergaming verbesserte signifikant Balance (gemessen Berg Balance Scale, MD=2,93, 95% KI 0,44–5,41, p=0,021) und dynamische Gehfähigkeit (Dynamic Gait Index, MD=0,72, 95% KI 0,09–1,35, p=0,025). Größere Vorteile bei ≥8 Wochen Dauer und überwachtem Training. Heterogenität niedrig bis moderat.</w:t>
       </w:r>
     </w:p>
     <w:p>
@@ -409,7 +409,7 @@
         <w:rPr>
           <w:sz w:val="19"/>
         </w:rPr>
-        <w:t>Deutsche Klinikdaten, Krankenversicherte, vergleichbare Dokumentationspflichten</w:t>
+        <w:t>Internationale RCTs, Community-Setting; methodisch hochwertig aber Transferbarkeit auf Primärversorgung unklar.</w:t>
       </w:r>
     </w:p>
     <w:p>
@@ -418,7 +418,7 @@
           <w:color w:val="5A7D3A"/>
           <w:sz w:val="18"/>
         </w:rPr>
-        <w:t>https://pubmed.ncbi.nlm.nih.gov/42501341/</w:t>
+        <w:t>https://pubmed.ncbi.nlm.nih.gov/42769539/</w:t>
       </w:r>
     </w:p>
     <w:sectPr>

--- a/download/studien-aktuell.docx
+++ b/download/studien-aktuell.docx
@@ -62,7 +62,7 @@
           <w:color w:val="666666"/>
           <w:sz w:val="18"/>
         </w:rPr>
-        <w:t>Stand: 23.09.2026  |  6 Studien  |  ncd.m-vf.de</w:t>
+        <w:t>Stand: 24.09.2026  |  6 Studien  |  ncd.m-vf.de</w:t>
       </w:r>
     </w:p>
     <w:p>
@@ -70,7 +70,7 @@
         <w:pStyle w:val="Heading1"/>
       </w:pPr>
       <w:r>
-        <w:t>Aufgenommen am 23.09.2026</w:t>
+        <w:t>Aufgenommen am 24.09.2026</w:t>
       </w:r>
     </w:p>
     <w:p>
@@ -78,7 +78,7 @@
         <w:pStyle w:val="Heading2"/>
       </w:pPr>
       <w:r>
-        <w:t>Ultra-verarbeitete Lebensmittel erhöhen Risiko für Mehrfacherkrankungen: Dose-Wirkungs-Analyse mit 8,8 Millionen Teilnehmern</w:t>
+        <w:t>Früher systemischer Lupus erythematosus: Fast-Track zu Mehrfacherkrankung bei hoher Flareaktivität</w:t>
       </w:r>
     </w:p>
     <w:p>
@@ -88,12 +88,12 @@
           <w:color w:val="666666"/>
           <w:sz w:val="18"/>
         </w:rPr>
-        <w:t>Liu X et al.  ·  Fam Med Community Health  ·  22.09.2026  ·  PMID 42773062</w:t>
+        <w:t>Nikoloudaki M et al.  ·  RMD Open  ·  23.09.2026  ·  PMID 42778333</w:t>
       </w:r>
     </w:p>
     <w:p>
       <w:r>
-        <w:t>Dosisabhängige Metaanalyse von 51 prospektiven Kohortenstudien (n=8.819.894 Erwachsene) untersuchte Assoziation zwischen Ultra-Verarbeitete-Lebensmittel-Konsum und Krankheitslast chronischer nicht-übertragbarer Erkrankungen.</w:t>
+        <w:t>Inception-Kohorte von 311 SLE-Patienten mit ≤2 Jahren Erkrankungsdauer und 5-jähriger Nachbeobachtung untersuchte Trajektorien der Mehrfacherkrankungsentwicklung und deren Prädiktoren.</w:t>
       </w:r>
     </w:p>
     <w:p>
@@ -104,7 +104,7 @@
         <w:t xml:space="preserve">Ergebnis: </w:t>
       </w:r>
       <w:r>
-        <w:t>Erhöhter Ultra-Verarbeitete-Lebensmittel-Konsum assoziiert mit kardiovaskulären Ereignissen (HR 1,24, 95% KI 1,14–1,36), Krebs (HR 1,12, 95% KI 1,04–1,21), Adipositas (HR 1,23), metabolisches Syndrom/Diabetes (HR 1,24), Depression/Angst (HR 1,27), Verdauungserkrankungen (HR 1,31) und Mortalität (HR 1,18). Pro 100 g/Tag: Kardiovaskulär HR 1,14, Krebs HR 1,04, Mortalität HR 1,03.</w:t>
+        <w:t>45% der Patienten zeigte accelerierte Mehrfacherkrankungszunahme mit drei Phänotypen: metabolisch-psychiatrisch (65,7% mit ≥2 Erkrankungen) und kardiopulmonal-muskuloskelettal (100%). Schwere Flares (≥20% der Zeit; OR 2,10) und Glukokortikoidexposition (OR 1,06 pro 10 mg/Tag) während der ersten 24 Monate waren unabhängig mit schneller Progression assoziiert. Fast-accruer zeigten weniger Remission und mehr Schäden (IRR 2,28–3,27).</w:t>
       </w:r>
     </w:p>
     <w:p>
@@ -119,7 +119,7 @@
         <w:rPr>
           <w:sz w:val="19"/>
         </w:rPr>
-        <w:t>Bevölkerungsstudien aus LMIC und Hocheinkommensländern; Ernährungsprävention universell anwendbar.</w:t>
+        <w:t>Griechenland und Italien, europäische Universitätskliniken, vergleichbare SLE-Versorgungsstandards</w:t>
       </w:r>
     </w:p>
     <w:p>
@@ -128,7 +128,7 @@
           <w:color w:val="5A7D3A"/>
           <w:sz w:val="18"/>
         </w:rPr>
-        <w:t>https://pubmed.ncbi.nlm.nih.gov/42773062/</w:t>
+        <w:t>https://pubmed.ncbi.nlm.nih.gov/42778333/</w:t>
       </w:r>
     </w:p>
     <w:p>
@@ -136,7 +136,7 @@
         <w:pStyle w:val="Heading2"/>
       </w:pPr>
       <w:r>
-        <w:t>Hepatitis-C-Versorgungslücken bei australischen First Nations: Weg zur Elimination bis 2030</w:t>
+        <w:t>CAT-Score-Variabilität vorhersagt COPD-Exazerbationen in virtueller Assistenz-Überwachung</w:t>
       </w:r>
     </w:p>
     <w:p>
@@ -146,12 +146,12 @@
           <w:color w:val="666666"/>
           <w:sz w:val="18"/>
         </w:rPr>
-        <w:t>Ward J et al.  ·  Med J Aust  ·  Sept. 2026  ·  PMID 42772855</w:t>
+        <w:t>Aljama C et al.  ·  Adv Respir Med  ·  07.09.2026  ·  PMID 42776698</w:t>
       </w:r>
     </w:p>
     <w:p>
       <w:r>
-        <w:t>Analyse der Hepatitis-C-Versorgung unter australischen First Nations zeigte, dass diese Bevölkerung überproportional betroffen ist (18% der chronischen Fälle bei 4% der Bevölkerung), aber langsamere Therapieaufnahme hat als nicht-indigene Australier.</w:t>
+        <w:t>Prospektive Beobachtungsstudie mit 106 COPD-Patienten mit Exazerbator-Phänotyp nutzte wöchentliche CAT-Messungen durch virtuellen Assistenten zur Vorhersage von Exazerbationen über ein Jahr.</w:t>
       </w:r>
     </w:p>
     <w:p>
@@ -162,7 +162,7 @@
         <w:t xml:space="preserve">Ergebnis: </w:t>
       </w:r>
       <w:r>
-        <w:t>First Nations Australians haben trotz Überrepräsentation mit 18% der chronischen Hepatitis-C-Fälle langsamere Aufnahme von Direct-Acting-Antiviral-Therapie als nicht-indigene Australier. Erreichung der nationalen Eliminationsziele bis 2030 erfordert Strategien mit Equity-Framework zur Schließung von Versorgungslücken.</w:t>
+        <w:t>73 von 106 Patienten (69%) erlitten ≥1 Exazerbation (192 Episoden, 26% mit Hospitalisierung). Jeder 1-Punkt-Anstieg im CAT-Score war mit 11,1% erhöhtem Exazerbationsrisiko assoziiert (OR 1,11; 95%-KI 1,08–1,13). Wöchentliche Variabilität ≥2 Punkte (MCID) war mit sechsfach erhöhtem Risiko verbunden (OR 6,30; 95%-KI 4,28–9,27). Optimaler Cut-off für CAT-Änderung: 3 Punkte (ROC 0,773).</w:t>
       </w:r>
     </w:p>
     <w:p>
@@ -177,7 +177,7 @@
         <w:rPr>
           <w:sz w:val="19"/>
         </w:rPr>
-        <w:t>Australien, vergleichbare Inequity-Strukturen; zeigt Versorgungsbarrieren für marginalisierte Gruppen.</w:t>
+        <w:t>Spanien/Brasilien, aber App-basiert; Übertragbarkeit auf deutsche Telemedizin-Strukturen bedingt</w:t>
       </w:r>
     </w:p>
     <w:p>
@@ -186,7 +186,7 @@
           <w:color w:val="5A7D3A"/>
           <w:sz w:val="18"/>
         </w:rPr>
-        <w:t>https://pubmed.ncbi.nlm.nih.gov/42772855/</w:t>
+        <w:t>https://pubmed.ncbi.nlm.nih.gov/42776698/</w:t>
       </w:r>
     </w:p>
     <w:p>
@@ -194,7 +194,7 @@
         <w:pStyle w:val="Heading2"/>
       </w:pPr>
       <w:r>
-        <w:t>Physiotherapie-Assistenten erhöhten Mobilisierungsfrequenz bei älteren Patienten mit Mehrfacherkrankungen im Krankenhaus</w:t>
+        <w:t>Netzwerk-Metaanalyse: GLP-1RA, SGLT2i und nsMRA für kardiorenale Outcomes bei Typ-2-Diabetes mit CKD</w:t>
       </w:r>
     </w:p>
     <w:p>
@@ -204,12 +204,12 @@
           <w:color w:val="666666"/>
           <w:sz w:val="18"/>
         </w:rPr>
-        <w:t>Snowdon DA et al.  ·  Age Ageing  ·  04.09.2026  ·  PMID 42771780</w:t>
+        <w:t>Chen H et al.  ·  Front Endocrinol (Lausanne)  ·  08.09.2026  ·  PMID 42775225</w:t>
       </w:r>
     </w:p>
     <w:p>
       <w:r>
-        <w:t>Machbarkeitsstudie (n=61, mittleres Alter 77 Jahre) untersuchte, ob Physio-Assistenten unter Supervision von Physiotherapeuten die Mobilisierungsintensität bei hospitalisierten älteren Patienten mit Mehrfacherkrankungen erhöhen können.</w:t>
+        <w:t>Systematische Übersicht und frequentistische Netzwerk-Metaanalyse von 21 RCTs mit 51.899 Patienten verglich kardiorenale Effektivität und Sicherheit von GLP-1RAs, SGLT2i und nsMRAs.</w:t>
       </w:r>
     </w:p>
     <w:p>
@@ -220,7 +220,7 @@
         <w:t xml:space="preserve">Ergebnis: </w:t>
       </w:r>
       <w:r>
-        <w:t>Patienten mit Physio-Assistent erhielten durchschnittlich 12 Minuten mehr Therapie pro Tag als Physiotherapie-Gruppe (95% KI 6–17). Patienten mit Assistent liefen häufiger (66% vs. 59% der Tage), mittlere Hospitalisierungsdauer war 3 Tage kürzer, akute Kosten $1.425 niedriger. Unerwünschte Ereignisse waren vergleichbar.</w:t>
+        <w:t>Versus Placebo: SGLT2i reduzierten Risiko von MACE, majorem Nieren-Komposit und Herzinsuffizienz-Hospitalisierung; GLP-1RAs reduzierten MACE, Nieren-Komposit, Herzinsuffizienz, Mortalität und kardiovaskulärer Tod; nsMRA reduzierten Nieren-Komposit und Herzinsuffizienz. Indirekte Vergleiche: SGLT2i günstiger für Nieren (RR 0,77 vs GLP-1RA), SGLT2i günstiger für Herzinsuffizienz versus nsMRA. Hyperkalämie mit nsMRA häufiger.</w:t>
       </w:r>
     </w:p>
     <w:p>
@@ -235,7 +235,7 @@
         <w:rPr>
           <w:sz w:val="19"/>
         </w:rPr>
-        <w:t>Australien, stationäre Struktur; übertragbar auf Akutkrankenhäuser mit multiprofessionellen Teams.</w:t>
+        <w:t>Globale RCT-Evidenz, aber keine deutschen Subgruppen; Übertragbarkeit für DMP-Strukturen hoch</w:t>
       </w:r>
     </w:p>
     <w:p>
@@ -244,7 +244,7 @@
           <w:color w:val="5A7D3A"/>
           <w:sz w:val="18"/>
         </w:rPr>
-        <w:t>https://pubmed.ncbi.nlm.nih.gov/42771780/</w:t>
+        <w:t>https://pubmed.ncbi.nlm.nih.gov/42775225/</w:t>
       </w:r>
     </w:p>
     <w:p>
@@ -252,7 +252,7 @@
         <w:pStyle w:val="Heading2"/>
       </w:pPr>
       <w:r>
-        <w:t>Melatonin zeigte Trend zur Reduktion COPD-bedingter Krankenhausaufnahmen, aber nicht zur Rauchentwöhnung</w:t>
+        <w:t>Kindheitliche Benachteiligung erhöht Risiko für Behinderung und Mehrfacherkrankung im Alter</w:t>
       </w:r>
     </w:p>
     <w:p>
@@ -262,12 +262,12 @@
           <w:color w:val="666666"/>
           <w:sz w:val="18"/>
         </w:rPr>
-        <w:t>Gholinataj Jelodar M et al.  ·  Can Respir J  ·  2026  ·  PMID 42770942</w:t>
+        <w:t>Zhou T et al.  ·  Front Public Health  ·  08.09.2026  ·  PMID 42774187</w:t>
       </w:r>
     </w:p>
     <w:p>
       <w:r>
-        <w:t>Randomisierte, dreifach verblindete Studie (n=60 männliche COPD-Patienten mit Rauchen) untersuchte über 180 Tage, ob Melatonin (5 mg) Nikotinabhängigkeit und COPD-Exazerbationen reduziert.</w:t>
+        <w:t>Prospektive Analyse von Daten aus ELSA und SHARE-Kohorten untersuchte, ob Armut und gesundheitliche Belastungen in der Kindheit das Risiko für Behinderung und Mehrfacherkrankung im späteren Leben vorhersagen.</w:t>
       </w:r>
     </w:p>
     <w:p>
@@ -278,7 +278,7 @@
         <w:t xml:space="preserve">Ergebnis: </w:t>
       </w:r>
       <w:r>
-        <w:t>Beide Gruppen zeigten Reduktion der Zigarettenkonsum und Verbesserung psychologischer Scores ohne signifikante Gruppenunterschiede. COPD-Exazerbations-Hospitalisierungen waren im Melatonin-Arm numerisch niedriger (4% vs. 24%, Placebo), aber nicht statistisch signifikant. Melatonin hatte keinen Effekt auf Rauchentwöhnung oder psychische Outcomes.</w:t>
+        <w:t>Höchste Kindheitsadversität war mit erhöhtem Risiko für Aktivitätsbeschränkungen (HR 1,43; 95%-KI 1,09–1,87) und Mehrfacherkrankung (HR 1,35; 95%-KI 1,02–1,80) assoziiert. In SHARE erhöhte sich das Risiko für Aktivitätsbeschränkungen und Mehrfacherkrankung ebenfalls signifikant. Die Befunde zeigen anhaltende Auswirkungen früher Nachteiligung auf die Gesundheit im Alter.</w:t>
       </w:r>
     </w:p>
     <w:p>
@@ -293,7 +293,7 @@
         <w:rPr>
           <w:sz w:val="19"/>
         </w:rPr>
-        <w:t>Iran; begrenzte Anwendbarkeit; exploratorischer Befund bedarf größerer, adequat gepowerter Studien.</w:t>
+        <w:t>Großbritannien und Europa, vergleichbare Langzeitkohortendesigns</w:t>
       </w:r>
     </w:p>
     <w:p>
@@ -302,7 +302,7 @@
           <w:color w:val="5A7D3A"/>
           <w:sz w:val="18"/>
         </w:rPr>
-        <w:t>https://pubmed.ncbi.nlm.nih.gov/42770942/</w:t>
+        <w:t>https://pubmed.ncbi.nlm.nih.gov/42774187/</w:t>
       </w:r>
     </w:p>
     <w:p>
@@ -310,7 +310,7 @@
         <w:pStyle w:val="Heading2"/>
       </w:pPr>
       <w:r>
-        <w:t>Qualitätsverbesserung bei COPD-Patienten mit hohem Risiko: Lektionen aus dem CONQUEST-Programm</w:t>
+        <w:t>Chronische spontane Urtikaria in Finnland: Versorgungslücken in Behandlung und Monitoring</w:t>
       </w:r>
     </w:p>
     <w:p>
@@ -320,12 +320,12 @@
           <w:color w:val="666666"/>
           <w:sz w:val="18"/>
         </w:rPr>
-        <w:t>Halpin DMG et al.  ·  Prim Health Care Res Dev  ·  22.09.2026  ·  PMID 42770200</w:t>
+        <w:t>Sinikumpu SP et al.  ·  Acta Derm Venereol  ·  22.09.2026  ·  PMID 42770913</w:t>
       </w:r>
     </w:p>
     <w:p>
       <w:r>
-        <w:t>Das CONQUEST-Programm identifizierte COPD-Patienten mit hohem Komplikationsrisiko in der britischen Primärversorgung und optimierte deren Management durch strukturierte Versorgungspfade mit Datenüberwachung und ressourcenplanung.</w:t>
+        <w:t>Landesweite Registerstudie analysierte Epidemiologie und Behandlungsmuster von chronischer spontaner Urtikaria in finnischen Fachkliniken 2001–2023.</w:t>
       </w:r>
     </w:p>
     <w:p>
@@ -336,7 +336,7 @@
         <w:t xml:space="preserve">Ergebnis: </w:t>
       </w:r>
       <w:r>
-        <w:t>Das Programm identifizierte COPD-Patienten mit erhöhtem Risiko für unerwünschte Ereignisse bei geringer Patientenzahl pro Praxis erfolgreich. Schlüssellektionen: Qualitätverbesserungsprogramme müssen flexibel für lokale Kontexte adaptierbar sein, frühzeitige Datenüberwachung ermöglicht effiziente Problemlösung, und ressourcenplanung ist für die praktische Umsetzung unerlässlich.</w:t>
+        <w:t>Unter 8.784 Patienten erhielten 85,8% Antihistaminika und 36,1% benötigten gleichzeitig Kortikosteroide, was auf suboptimale Kontrolle hindeutet. Nur 8,5% erhielten Omalizumab, Median 9 Monate nach Antihistamininitiation. Hochkomorbidität mit Asthma, Hypertonie und Depression. Die Befunde deuten auf Verzögerungen in der Eskalation zur biologischen Therapie und mangelnde Krankheitskontrolle hin.</w:t>
       </w:r>
     </w:p>
     <w:p>
@@ -351,7 +351,7 @@
         <w:rPr>
           <w:sz w:val="19"/>
         </w:rPr>
-        <w:t>UK-Primärversorgung mit Case-Management-Struktur; transferierbar auf deutsche Hausarztpraxen mit DMP-Koordination.</w:t>
+        <w:t>Finnland, nordisches Gesundheitssystem, vergleichbare Vergütungsstrukturen</w:t>
       </w:r>
     </w:p>
     <w:p>
@@ -360,7 +360,7 @@
           <w:color w:val="5A7D3A"/>
           <w:sz w:val="18"/>
         </w:rPr>
-        <w:t>https://pubmed.ncbi.nlm.nih.gov/42770200/</w:t>
+        <w:t>https://pubmed.ncbi.nlm.nih.gov/42770913/</w:t>
       </w:r>
     </w:p>
     <w:p>
@@ -368,7 +368,7 @@
         <w:pStyle w:val="Heading2"/>
       </w:pPr>
       <w:r>
-        <w:t>Exergaming verbesserte Balance und Gehfunktion bei älteren Patienten mit chronischen Erkrankungen</w:t>
+        <w:t>Rehabilitation bei älteren Patienten mit COPD und Post-COVID-Syndrom in Kirgistan zeigte Unterschiede nach Region</w:t>
       </w:r>
     </w:p>
     <w:p>
@@ -378,12 +378,12 @@
           <w:color w:val="666666"/>
           <w:sz w:val="18"/>
         </w:rPr>
-        <w:t>Ge B et al.  ·  Front Public Health  ·  07.09.2026  ·  PMID 42769539</w:t>
+        <w:t>Zhorobekova M et al.  ·  Georgian Med News  ·  Mai 2026  ·  PMID 42600600</w:t>
       </w:r>
     </w:p>
     <w:p>
       <w:r>
-        <w:t>Systematische Übersichtsarbeit mit Metaanalyse von 11 RCTs (n=älter Erwachsene ≥60 Jahre mit chronischen Erkrankungen in der Gemeinde) untersuchte Effekte von Exergaming auf Balance und funktionale Mobilität.</w:t>
+        <w:t>Gemischte Methoden-Studie untersuchte medizinische und soziale Rehabilitation von älteren Patienten mit COPD und/oder Post-COVID-Syndrom in urbanen versus hochalpinen Regionen Kirgistans.</w:t>
       </w:r>
     </w:p>
     <w:p>
@@ -394,7 +394,7 @@
         <w:t xml:space="preserve">Ergebnis: </w:t>
       </w:r>
       <w:r>
-        <w:t>Exergaming verbesserte signifikant Balance (gemessen Berg Balance Scale, MD=2,93, 95% KI 0,44–5,41, p=0,021) und dynamische Gehfähigkeit (Dynamic Gait Index, MD=0,72, 95% KI 0,09–1,35, p=0,025). Größere Vorteile bei ≥8 Wochen Dauer und überwachtem Training. Heterogenität niedrig bis moderat.</w:t>
+        <w:t>Patienten mit beiden Erkrankungen zeigten höchste Inflammationsmarker und stärkste Lungenfunktionseinschränkung (FEV1 48,5% Soll). In hochalpinen Gebieten niedrigere Sauerstoffsättigung und höhere Fatigue durch chronische Hypoxie. Rehabilitationsergebnisse besser in urbanen Gebieten mit besserer Infrastruktur und Sauerstofftherapie-Zugang. Die Studie unterstreicht Bedeutung adaptierter, regionalisierter Rehabilitationsstrategien.</w:t>
       </w:r>
     </w:p>
     <w:p>
@@ -409,7 +409,7 @@
         <w:rPr>
           <w:sz w:val="19"/>
         </w:rPr>
-        <w:t>Internationale RCTs, Community-Setting; methodisch hochwertig aber Transferbarkeit auf Primärversorgung unklar.</w:t>
+        <w:t>Zentralasien, limitierte Ressourcenlage, zeigt Notwendigkeit dezentraler Versorgungsmodelle</w:t>
       </w:r>
     </w:p>
     <w:p>
@@ -418,7 +418,7 @@
           <w:color w:val="5A7D3A"/>
           <w:sz w:val="18"/>
         </w:rPr>
-        <w:t>https://pubmed.ncbi.nlm.nih.gov/42769539/</w:t>
+        <w:t>https://pubmed.ncbi.nlm.nih.gov/42600600/</w:t>
       </w:r>
     </w:p>
     <w:sectPr>

--- a/download/studien-aktuell.docx
+++ b/download/studien-aktuell.docx
@@ -62,7 +62,7 @@
           <w:color w:val="666666"/>
           <w:sz w:val="18"/>
         </w:rPr>
-        <w:t>Stand: 24.09.2026  |  6 Studien  |  ncd.m-vf.de</w:t>
+        <w:t>Stand: 25.09.2026  |  7 Studien  |  ncd.m-vf.de</w:t>
       </w:r>
     </w:p>
     <w:p>
@@ -70,7 +70,7 @@
         <w:pStyle w:val="Heading1"/>
       </w:pPr>
       <w:r>
-        <w:t>Aufgenommen am 24.09.2026</w:t>
+        <w:t>Aufgenommen am 25.09.2026</w:t>
       </w:r>
     </w:p>
     <w:p>
@@ -78,7 +78,7 @@
         <w:pStyle w:val="Heading2"/>
       </w:pPr>
       <w:r>
-        <w:t>Früher systemischer Lupus erythematosus: Fast-Track zu Mehrfacherkrankung bei hoher Flareaktivität</w:t>
+        <w:t>Neutrophile und Lymphozyten vorhersagen Adipositas-assoziierte CKD bei Älteren</w:t>
       </w:r>
     </w:p>
     <w:p>
@@ -88,12 +88,12 @@
           <w:color w:val="666666"/>
           <w:sz w:val="18"/>
         </w:rPr>
-        <w:t>Nikoloudaki M et al.  ·  RMD Open  ·  23.09.2026  ·  PMID 42778333</w:t>
+        <w:t>Zhu B et al.  ·  Ren Fail  ·  24.09.2026  ·  PMID 42785974</w:t>
       </w:r>
     </w:p>
     <w:p>
       <w:r>
-        <w:t>Inception-Kohorte von 311 SLE-Patienten mit ≤2 Jahren Erkrankungsdauer und 5-jähriger Nachbeobachtung untersuchte Trajektorien der Mehrfacherkrankungsentwicklung und deren Prädiktoren.</w:t>
+        <w:t>Querschnittsanalyse von 15.000+ älteren Erwachsenen (65–85 J.) in Shanghai: Erhöhte Neutrophile und Lymphozyten sowie niedrigeres Verhältnis Thrombozyt-zu-Lymphozyt wurden unabhängig mit CKD bei Adipösen assoziiert.</w:t>
       </w:r>
     </w:p>
     <w:p>
@@ -104,7 +104,7 @@
         <w:t xml:space="preserve">Ergebnis: </w:t>
       </w:r>
       <w:r>
-        <w:t>45% der Patienten zeigte accelerierte Mehrfacherkrankungszunahme mit drei Phänotypen: metabolisch-psychiatrisch (65,7% mit ≥2 Erkrankungen) und kardiopulmonal-muskuloskelettal (100%). Schwere Flares (≥20% der Zeit; OR 2,10) und Glukokortikoidexposition (OR 1,06 pro 10 mg/Tag) während der ersten 24 Monate waren unabhängig mit schneller Progression assoziiert. Fast-accruer zeigten weniger Remission und mehr Schäden (IRR 2,28–3,27).</w:t>
+        <w:t>Bei adipösen Teilnehmern: erhöhte Neutrophile aOR 1,42 (95% CI 1,07–1,90) für höchstes vs. niedriges Tertil, erhöhte Lymphozyten aOR 1,53 (95% CI 1,16–2,01); Thrombozyten-Lymphozyten-Verhältnis aOR 0,70 (95% CI 0,53–0,92) – diese Routineblutuntersuchungen könnten frühe Risikoschichtung adipositas-assoziierter CKD ermöglichen.</w:t>
       </w:r>
     </w:p>
     <w:p>
@@ -119,7 +119,7 @@
         <w:rPr>
           <w:sz w:val="19"/>
         </w:rPr>
-        <w:t>Griechenland und Italien, europäische Universitätskliniken, vergleichbare SLE-Versorgungsstandards</w:t>
+        <w:t>China, vergleichbar mit Sozialversicherungssystemen; Blutungsparameter sind Routinemarkierungen</w:t>
       </w:r>
     </w:p>
     <w:p>
@@ -128,7 +128,7 @@
           <w:color w:val="5A7D3A"/>
           <w:sz w:val="18"/>
         </w:rPr>
-        <w:t>https://pubmed.ncbi.nlm.nih.gov/42778333/</w:t>
+        <w:t>https://pubmed.ncbi.nlm.nih.gov/42785974/</w:t>
       </w:r>
     </w:p>
     <w:p>
@@ -136,7 +136,7 @@
         <w:pStyle w:val="Heading2"/>
       </w:pPr>
       <w:r>
-        <w:t>CAT-Score-Variabilität vorhersagt COPD-Exazerbationen in virtueller Assistenz-Überwachung</w:t>
+        <w:t>Patient-Provider-Partnerschaft erhöht Advance-Care-Planning-Bereitschaft bei CKD-Patienten</w:t>
       </w:r>
     </w:p>
     <w:p>
@@ -146,12 +146,12 @@
           <w:color w:val="666666"/>
           <w:sz w:val="18"/>
         </w:rPr>
-        <w:t>Aljama C et al.  ·  Adv Respir Med  ·  07.09.2026  ·  PMID 42776698</w:t>
+        <w:t>Hsu JR et al.  ·  Appl Nurs Res  ·  27.08.2026  ·  PMID 42785824</w:t>
       </w:r>
     </w:p>
     <w:p>
       <w:r>
-        <w:t>Prospektive Beobachtungsstudie mit 106 COPD-Patienten mit Exazerbator-Phänotyp nutzte wöchentliche CAT-Messungen durch virtuellen Assistenten zur Vorhersage von Exazerbationen über ein Jahr.</w:t>
+        <w:t>Querschnittsstudie an 218 nichtdialysepflichtigen CKD-Patienten: Patient-Provider-Partnerschaft war stärkster unabhängiger Prädiktor der Bereitschaft zu Advance Care Planning (ACP), nicht aber Krankheitsstadium oder Nierenfunktion.</w:t>
       </w:r>
     </w:p>
     <w:p>
@@ -162,7 +162,7 @@
         <w:t xml:space="preserve">Ergebnis: </w:t>
       </w:r>
       <w:r>
-        <w:t>73 von 106 Patienten (69%) erlitten ≥1 Exazerbation (192 Episoden, 26% mit Hospitalisierung). Jeder 1-Punkt-Anstieg im CAT-Score war mit 11,1% erhöhtem Exazerbationsrisiko assoziiert (OR 1,11; 95%-KI 1,08–1,13). Wöchentliche Variabilität ≥2 Punkte (MCID) war mit sechsfach erhöhtem Risiko verbunden (OR 6,30; 95%-KI 4,28–9,27). Optimaler Cut-off für CAT-Änderung: 3 Punkte (ROC 0,773).</w:t>
+        <w:t>Patient-Provider-Partnerschaft erklärte 12,7 % der Varianz in ACP-Bereitschaft (vs. 6,1 % bei Demografie allein); höheres Alter und stärkere Partnerschaft waren assoziiert mit erhöhter Bereitschaft. ACP-Bereitschaft insgesamt niedrig bis moderat, besonders beim initialen Gespräch mit Fachkräften.</w:t>
       </w:r>
     </w:p>
     <w:p>
@@ -177,7 +177,7 @@
         <w:rPr>
           <w:sz w:val="19"/>
         </w:rPr>
-        <w:t>Spanien/Brasilien, aber App-basiert; Übertragbarkeit auf deutsche Telemedizin-Strukturen bedingt</w:t>
+        <w:t>Taiwan, ambulante Nephrologie; Übertragbarkeit auf Deutschland hängt von Arzt-Patient-Kommunikation ab</w:t>
       </w:r>
     </w:p>
     <w:p>
@@ -186,7 +186,7 @@
           <w:color w:val="5A7D3A"/>
           <w:sz w:val="18"/>
         </w:rPr>
-        <w:t>https://pubmed.ncbi.nlm.nih.gov/42776698/</w:t>
+        <w:t>https://pubmed.ncbi.nlm.nih.gov/42785824/</w:t>
       </w:r>
     </w:p>
     <w:p>
@@ -194,7 +194,7 @@
         <w:pStyle w:val="Heading2"/>
       </w:pPr>
       <w:r>
-        <w:t>Netzwerk-Metaanalyse: GLP-1RA, SGLT2i und nsMRA für kardiorenale Outcomes bei Typ-2-Diabetes mit CKD</w:t>
+        <w:t>Antihypertensive Medikation zeigt minimale Assoziation mit Lebensqualität bei CKD-Jugendlichen</w:t>
       </w:r>
     </w:p>
     <w:p>
@@ -204,12 +204,12 @@
           <w:color w:val="666666"/>
           <w:sz w:val="18"/>
         </w:rPr>
-        <w:t>Chen H et al.  ·  Front Endocrinol (Lausanne)  ·  08.09.2026  ·  PMID 42775225</w:t>
+        <w:t>Botdorf M et al.  ·  Qual Life Res  ·  24.09.2026  ·  PMID 42782549</w:t>
       </w:r>
     </w:p>
     <w:p>
       <w:r>
-        <w:t>Systematische Übersicht und frequentistische Netzwerk-Metaanalyse von 21 RCTs mit 51.899 Patienten verglich kardiorenale Effektivität und Sicherheit von GLP-1RAs, SGLT2i und nsMRAs.</w:t>
+        <w:t>Querschnittsanalyse von 395 Jugendlichen (8–21 J.) mit CKD und Hypertonie an 15 US-Zentren: Über 95 % berichten positive Versorgungserfahrungen; antihypertensive Medikamentenlast zeigte nur schwache Assoziation mit Lebensqualität, während körperliche Symptombelastung hoch ist.</w:t>
       </w:r>
     </w:p>
     <w:p>
@@ -220,7 +220,7 @@
         <w:t xml:space="preserve">Ergebnis: </w:t>
       </w:r>
       <w:r>
-        <w:t>Versus Placebo: SGLT2i reduzierten Risiko von MACE, majorem Nieren-Komposit und Herzinsuffizienz-Hospitalisierung; GLP-1RAs reduzierten MACE, Nieren-Komposit, Herzinsuffizienz, Mortalität und kardiovaskulärer Tod; nsMRA reduzierten Nieren-Komposit und Herzinsuffizienz. Indirekte Vergleiche: SGLT2i günstiger für Nieren (RR 0,77 vs GLP-1RA), SGLT2i günstiger für Herzinsuffizienz versus nsMRA. Hyperkalämie mit nsMRA häufiger.</w:t>
+        <w:t>Mehrere Medikamente (23 % der Kohorte) assoziiert mit leicht niedrigerem globalen Gesundheitswert (B –2,6; 95% CI –4,9 bis –0,3); keine Assoziationen mit anderen Lebensqualitätsdimensionen. Jugendliche berichten gesamthaft niedrigere QoL als allgemeine Bevölkerung, besonders in globalem Gesundheitswert und Müdigkeit.</w:t>
       </w:r>
     </w:p>
     <w:p>
@@ -235,7 +235,7 @@
         <w:rPr>
           <w:sz w:val="19"/>
         </w:rPr>
-        <w:t>Globale RCT-Evidenz, aber keine deutschen Subgruppen; Übertragbarkeit für DMP-Strukturen hoch</w:t>
+        <w:t>USA, spezialisierte Pädiatrie; Lebensqualitätsmessung übertragbar, Medikamentenlasten können variieren</w:t>
       </w:r>
     </w:p>
     <w:p>
@@ -244,7 +244,7 @@
           <w:color w:val="5A7D3A"/>
           <w:sz w:val="18"/>
         </w:rPr>
-        <w:t>https://pubmed.ncbi.nlm.nih.gov/42775225/</w:t>
+        <w:t>https://pubmed.ncbi.nlm.nih.gov/42782549/</w:t>
       </w:r>
     </w:p>
     <w:p>
@@ -252,7 +252,7 @@
         <w:pStyle w:val="Heading2"/>
       </w:pPr>
       <w:r>
-        <w:t>Kindheitliche Benachteiligung erhöht Risiko für Behinderung und Mehrfacherkrankung im Alter</w:t>
+        <w:t>Mehrdimensionales Risiko-Screening identifiziert High-Risk-Gruppe mit 41 % aller Adverse Events bei älteren Patienten mit Mehrfacherkrankung</w:t>
       </w:r>
     </w:p>
     <w:p>
@@ -262,12 +262,12 @@
           <w:color w:val="666666"/>
           <w:sz w:val="18"/>
         </w:rPr>
-        <w:t>Zhou T et al.  ·  Front Public Health  ·  08.09.2026  ·  PMID 42774187</w:t>
+        <w:t>Zhou MM et al.  ·  Front Public Health  ·  09.09.2026  ·  PMID 42780304</w:t>
       </w:r>
     </w:p>
     <w:p>
       <w:r>
-        <w:t>Prospektive Analyse von Daten aus ELSA und SHARE-Kohorten untersuchte, ob Armut und gesundheitliche Belastungen in der Kindheit das Risiko für Behinderung und Mehrfacherkrankung im späteren Leben vorhersagen.</w:t>
+        <w:t>Retrospektive Entwicklung und interne Validierung eines nomographischen Vorhersagemodells für 12-Monatsereignisse (ungeplante Hospitalisierung, ≥2 Notfallbesuche, funktionaler Niedergang, Mortalität) bei 690 älteren Erwachsenen (≥60 J.) mit Mehrfacherkrankung in China; 7 Prädiktoren identifiziert.</w:t>
       </w:r>
     </w:p>
     <w:p>
@@ -278,7 +278,7 @@
         <w:t xml:space="preserve">Ergebnis: </w:t>
       </w:r>
       <w:r>
-        <w:t>Höchste Kindheitsadversität war mit erhöhtem Risiko für Aktivitätsbeschränkungen (HR 1,43; 95%-KI 1,09–1,87) und Mehrfacherkrankung (HR 1,35; 95%-KI 1,02–1,80) assoziiert. In SHARE erhöhte sich das Risiko für Aktivitätsbeschränkungen und Mehrfacherkrankung ebenfalls signifikant. Die Befunde zeigen anhaltende Auswirkungen früher Nachteiligung auf die Gesundheit im Alter.</w:t>
+        <w:t>Modell zeigte gute Diskriminierung (AUC 0,847 Derivation, 0,831 bootstrap-validiert, 0,819 temporal); 41,2 % niedrig-, 42,0 % intermediär-, 16,8 % hochrisiko. Die hochrisiko-Gruppe (16,8 %) machte 41,1 % aller Ereignisse aus. Szenaroanalyse: modellgesteuerte Stratifizierung könnte Adverse Events um 25,3 % reduzieren.</w:t>
       </w:r>
     </w:p>
     <w:p>
@@ -293,7 +293,7 @@
         <w:rPr>
           <w:sz w:val="19"/>
         </w:rPr>
-        <w:t>Großbritannien und Europa, vergleichbare Langzeitkohortendesigns</w:t>
+        <w:t>China, tertiäre Klinik; externe Validierung in primärer/sekundärer Versorgung erforderlich; Risiko-Alert und Monitoring-Stratifizierung übertragbar</w:t>
       </w:r>
     </w:p>
     <w:p>
@@ -302,7 +302,7 @@
           <w:color w:val="5A7D3A"/>
           <w:sz w:val="18"/>
         </w:rPr>
-        <w:t>https://pubmed.ncbi.nlm.nih.gov/42774187/</w:t>
+        <w:t>https://pubmed.ncbi.nlm.nih.gov/42780304/</w:t>
       </w:r>
     </w:p>
     <w:p>
@@ -310,7 +310,7 @@
         <w:pStyle w:val="Heading2"/>
       </w:pPr>
       <w:r>
-        <w:t>Chronische spontane Urtikaria in Finnland: Versorgungslücken in Behandlung und Monitoring</w:t>
+        <w:t>Triglycerid-Glucose-Waist-to-Height-Ratio vorhersagt neu auftretende Mehrfacherkrankung</w:t>
       </w:r>
     </w:p>
     <w:p>
@@ -320,12 +320,12 @@
           <w:color w:val="666666"/>
           <w:sz w:val="18"/>
         </w:rPr>
-        <w:t>Sinikumpu SP et al.  ·  Acta Derm Venereol  ·  22.09.2026  ·  PMID 42770913</w:t>
+        <w:t>Shao Z et al.  ·  Cardiovasc Diabetol  ·  24.08.2026  ·  PMID 42778926</w:t>
       </w:r>
     </w:p>
     <w:p>
       <w:r>
-        <w:t>Landesweite Registerstudie analysierte Epidemiologie und Behandlungsmuster von chronischer spontaner Urtikaria in finnischen Fachkliniken 2001–2023.</w:t>
+        <w:t>Prospektive Kohortenanalyse von 4 nationalen Studien (CHARLS, ELSA, HRS, NHANES): TyG-WHtR (kombiniert Insulinresistenz und zentrale Adipositas) zeigte nichtlineare Dosis-Wirkungs-Assoziationen mit neuer Mehrfacherkrankung; Inflexionspunkte bei 5,92–6,69 je Kohorte.</w:t>
       </w:r>
     </w:p>
     <w:p>
@@ -336,7 +336,7 @@
         <w:t xml:space="preserve">Ergebnis: </w:t>
       </w:r>
       <w:r>
-        <w:t>Unter 8.784 Patienten erhielten 85,8% Antihistaminika und 36,1% benötigten gleichzeitig Kortikosteroide, was auf suboptimale Kontrolle hindeutet. Nur 8,5% erhielten Omalizumab, Median 9 Monate nach Antihistamininitiation. Hochkomorbidität mit Asthma, Hypertonie und Depression. Die Befunde deuten auf Verzögerungen in der Eskalation zur biologischen Therapie und mangelnde Krankheitskontrolle hin.</w:t>
+        <w:t>Höchste vs. niedrigste TyG-WHtR-Quartile assoziiert mit incident multimorbidity: HR 1,87 (95% CI 1,59–2,21) in CHARLS, 1,67 (1,30–2,15) in ELSA, 1,57 (1,08–2,29) in HRS; TyG-WHtR hatte größte AUC in beiden Querschnittsstichproben und zwei Längsschnittkohorten.</w:t>
       </w:r>
     </w:p>
     <w:p>
@@ -351,7 +351,7 @@
         <w:rPr>
           <w:sz w:val="19"/>
         </w:rPr>
-        <w:t>Finnland, nordisches Gesundheitssystem, vergleichbare Vergütungsstrukturen</w:t>
+        <w:t>China, England, USA; Mehrfacherkrankung ist Regelfall; provisorischer Risiko-Alert ca. 5–7 benötigt externe Validierung</w:t>
       </w:r>
     </w:p>
     <w:p>
@@ -360,7 +360,7 @@
           <w:color w:val="5A7D3A"/>
           <w:sz w:val="18"/>
         </w:rPr>
-        <w:t>https://pubmed.ncbi.nlm.nih.gov/42770913/</w:t>
+        <w:t>https://pubmed.ncbi.nlm.nih.gov/42778926/</w:t>
       </w:r>
     </w:p>
     <w:p>
@@ -368,7 +368,7 @@
         <w:pStyle w:val="Heading2"/>
       </w:pPr>
       <w:r>
-        <w:t>Rehabilitation bei älteren Patienten mit COPD und Post-COVID-Syndrom in Kirgistan zeigte Unterschiede nach Region</w:t>
+        <w:t>Rauchen und chronische Erkrankungen: Versorgungsungleichheit bei vulnerablen Populationen</w:t>
       </w:r>
     </w:p>
     <w:p>
@@ -378,12 +378,12 @@
           <w:color w:val="666666"/>
           <w:sz w:val="18"/>
         </w:rPr>
-        <w:t>Zhorobekova M et al.  ·  Georgian Med News  ·  Mai 2026  ·  PMID 42600600</w:t>
+        <w:t>Higgins ST  ·  Prev Med  ·  25.10.2025  ·  PMID 42777124</w:t>
       </w:r>
     </w:p>
     <w:p>
       <w:r>
-        <w:t>Gemischte Methoden-Studie untersuchte medizinische und soziale Rehabilitation von älteren Patienten mit COPD und/oder Post-COVID-Syndrom in urbanen versus hochalpinen Regionen Kirgistans.</w:t>
+        <w:t>Editorischer Überblick zu 13 Fachabhandlungen einer US-Konferenz 2024 über Schnittstellen zwischen Tabakgebrauch, anderen Süchten, chronischen Krankheiten und Gesundheitsungleichheiten; Rauchen bleibt führende vermeidbare Todesursache in den USA (ca. 450.000 Tote/Jahr).</w:t>
       </w:r>
     </w:p>
     <w:p>
@@ -394,7 +394,7 @@
         <w:t xml:space="preserve">Ergebnis: </w:t>
       </w:r>
       <w:r>
-        <w:t>Patienten mit beiden Erkrankungen zeigten höchste Inflammationsmarker und stärkste Lungenfunktionseinschränkung (FEV1 48,5% Soll). In hochalpinen Gebieten niedrigere Sauerstoffsättigung und höhere Fatigue durch chronische Hypoxie. Rehabilitationsergebnisse besser in urbanen Gebieten mit besserer Infrastruktur und Sauerstofftherapie-Zugang. Die Studie unterstreicht Bedeutung adaptierter, regionalisierter Rehabilitationsstrategien.</w:t>
+        <w:t>Die Sonderausgabe zeigt überproportionale Auswirkungen von Rauchen in vulnerablen Populationen, Verflechtungen mit weiteren Abhängigkeiten, Mehrfacherkrankungen und Gesundheitsungleichheiten; dokumentiert klinische und regulatorische Interventionen zur Reduktion und Prävention assoziierter Gesundheitsschäden.</w:t>
       </w:r>
     </w:p>
     <w:p>
@@ -409,7 +409,7 @@
         <w:rPr>
           <w:sz w:val="19"/>
         </w:rPr>
-        <w:t>Zentralasien, limitierte Ressourcenlage, zeigt Notwendigkeit dezentraler Versorgungsmodelle</w:t>
+        <w:t>USA; regulatorische und klinische Strategien sind teilweise übertragbar, strukturelle Unterschiede erheblich</w:t>
       </w:r>
     </w:p>
     <w:p>
@@ -418,7 +418,65 @@
           <w:color w:val="5A7D3A"/>
           <w:sz w:val="18"/>
         </w:rPr>
-        <w:t>https://pubmed.ncbi.nlm.nih.gov/42600600/</w:t>
+        <w:t>https://pubmed.ncbi.nlm.nih.gov/42777124/</w:t>
+      </w:r>
+    </w:p>
+    <w:p>
+      <w:pPr>
+        <w:pStyle w:val="Heading2"/>
+      </w:pPr>
+      <w:r>
+        <w:t>Physiotherapie in der Territorialversorgung verbessert Kontinuität chronischer Erkrankungen</w:t>
+      </w:r>
+    </w:p>
+    <w:p>
+      <w:r>
+        <w:rPr>
+          <w:i/>
+          <w:color w:val="666666"/>
+          <w:sz w:val="18"/>
+        </w:rPr>
+        <w:t>Piacenza A et al.  ·  Ig Sanita Pubbl  ·  Juli 2026  ·  PMID 42776156</w:t>
+      </w:r>
+    </w:p>
+    <w:p>
+      <w:r>
+        <w:t>Narrative Analyse zur Neugestaltung italienischer Rehabilitationspfade: Das Ministerialekret 77/2022 verlangt mehr direkte Verantwortung von Physiotherapeuten für Kontinuität, während bisherige Vorschriften fragmentierte Übergänge erzwingen; Pilotprojekte zeigen Machbarkeit und positive Effekte auf funktionelle Erholung und Ressourcennutzung.</w:t>
+      </w:r>
+    </w:p>
+    <w:p>
+      <w:r>
+        <w:rPr>
+          <w:b/>
+        </w:rPr>
+        <w:t xml:space="preserve">Ergebnis: </w:t>
+      </w:r>
+      <w:r>
+        <w:t>Internationale Modelle und italienische Pilotprojekte belegen, dass physiotherapeutengeleitete Bewertung und Monitoring sowie einheitliche, zeitlich aktualisierte Rehabilitationsprojekte die Patientenzufriedenheit erhöhen und die Ressourcenallokation verbessern – die fragmentierte Regelpraxis führt zu verzögertem Therapiestart und unzureichender Physiotherapie-Integration.</w:t>
+      </w:r>
+    </w:p>
+    <w:p>
+      <w:r>
+        <w:rPr>
+          <w:b/>
+          <w:sz w:val="19"/>
+        </w:rPr>
+        <w:t xml:space="preserve">Übertragbarkeit: </w:t>
+      </w:r>
+      <w:r>
+        <w:rPr>
+          <w:sz w:val="19"/>
+        </w:rPr>
+        <w:t>Italien, vergleichbares Sozialversicherungssystem; Implementierung an Versorgungsstruktur und Regulierung gebunden</w:t>
+      </w:r>
+    </w:p>
+    <w:p>
+      <w:r>
+        <w:rPr>
+          <w:color w:val="5A7D3A"/>
+          <w:sz w:val="18"/>
+        </w:rPr>
+        <w:t>https://pubmed.ncbi.nlm.nih.gov/42776156/</w:t>
       </w:r>
     </w:p>
     <w:sectPr>

--- a/download/studien-aktuell.docx
+++ b/download/studien-aktuell.docx
@@ -62,7 +62,7 @@
           <w:color w:val="666666"/>
           <w:sz w:val="18"/>
         </w:rPr>
-        <w:t>Stand: 25.09.2026  |  7 Studien  |  ncd.m-vf.de</w:t>
+        <w:t>Stand: 26.09.2026  |  6 Studien  |  ncd.m-vf.de</w:t>
       </w:r>
     </w:p>
     <w:p>
@@ -70,7 +70,7 @@
         <w:pStyle w:val="Heading1"/>
       </w:pPr>
       <w:r>
-        <w:t>Aufgenommen am 25.09.2026</w:t>
+        <w:t>Aufgenommen am 26.09.2026</w:t>
       </w:r>
     </w:p>
     <w:p>
@@ -78,7 +78,7 @@
         <w:pStyle w:val="Heading2"/>
       </w:pPr>
       <w:r>
-        <w:t>Neutrophile und Lymphozyten vorhersagen Adipositas-assoziierte CKD bei Älteren</w:t>
+        <w:t>Multimorbidity erhöht Depressionrisiko: systematische Übersicht von Kohortenstudien</w:t>
       </w:r>
     </w:p>
     <w:p>
@@ -88,12 +88,12 @@
           <w:color w:val="666666"/>
           <w:sz w:val="18"/>
         </w:rPr>
-        <w:t>Zhu B et al.  ·  Ren Fail  ·  24.09.2026  ·  PMID 42785974</w:t>
+        <w:t>Wu J et al.  ·  J Glob Health  ·  25.09.2026  ·  PMID 42788325</w:t>
       </w:r>
     </w:p>
     <w:p>
       <w:r>
-        <w:t>Querschnittsanalyse von 15.000+ älteren Erwachsenen (65–85 J.) in Shanghai: Erhöhte Neutrophile und Lymphozyten sowie niedrigeres Verhältnis Thrombozyt-zu-Lymphozyt wurden unabhängig mit CKD bei Adipösen assoziiert.</w:t>
+        <w:t>Systematische Überprüfung von 17 Kohortenstudien zu Assoziationen zwischen Mehrfacherkrankung und inzidenter Depression oder depressiven Symptomen.</w:t>
       </w:r>
     </w:p>
     <w:p>
@@ -104,7 +104,7 @@
         <w:t xml:space="preserve">Ergebnis: </w:t>
       </w:r>
       <w:r>
-        <w:t>Bei adipösen Teilnehmern: erhöhte Neutrophile aOR 1,42 (95% CI 1,07–1,90) für höchstes vs. niedriges Tertil, erhöhte Lymphozyten aOR 1,53 (95% CI 1,16–2,01); Thrombozyten-Lymphozyten-Verhältnis aOR 0,70 (95% CI 0,53–0,92) – diese Routineblutuntersuchungen könnten frühe Risikoschichtung adipositas-assoziierter CKD ermöglichen.</w:t>
+        <w:t>Mehrfacherkrankung war konsistent mit erhöhtem Depressionrisiko assoziiert; das Risiko stieg mit der Zahl chronischer Erkrankungen. Kardiovaskulär-metabolische und respiratorische Muster zeigten die konsistentesten Assoziationen mit Depression. Diese Assoziation war über Geschlechter und Länder stabil.</w:t>
       </w:r>
     </w:p>
     <w:p>
@@ -119,7 +119,7 @@
         <w:rPr>
           <w:sz w:val="19"/>
         </w:rPr>
-        <w:t>China, vergleichbar mit Sozialversicherungssystemen; Blutungsparameter sind Routinemarkierungen</w:t>
+        <w:t>Europäische und internationale Kohortenstudien, Ergebnisse unabhängig von Versorgungsstrukturen übertragbar.</w:t>
       </w:r>
     </w:p>
     <w:p>
@@ -128,7 +128,7 @@
           <w:color w:val="5A7D3A"/>
           <w:sz w:val="18"/>
         </w:rPr>
-        <w:t>https://pubmed.ncbi.nlm.nih.gov/42785974/</w:t>
+        <w:t>https://pubmed.ncbi.nlm.nih.gov/42788325/</w:t>
       </w:r>
     </w:p>
     <w:p>
@@ -136,7 +136,7 @@
         <w:pStyle w:val="Heading2"/>
       </w:pPr>
       <w:r>
-        <w:t>Patient-Provider-Partnerschaft erhöht Advance-Care-Planning-Bereitschaft bei CKD-Patienten</w:t>
+        <w:t>Versicherungslücken erhöhten Kostenhindernisse bei Mehrfacherkrankten um bis zu 3,44-fach</w:t>
       </w:r>
     </w:p>
     <w:p>
@@ -146,12 +146,12 @@
           <w:color w:val="666666"/>
           <w:sz w:val="18"/>
         </w:rPr>
-        <w:t>Hsu JR et al.  ·  Appl Nurs Res  ·  27.08.2026  ·  PMID 42785824</w:t>
+        <w:t>Cao Y et al.  ·  Front Public Health  ·  10.09.2026  ·  PMID 42787109</w:t>
       </w:r>
     </w:p>
     <w:p>
       <w:r>
-        <w:t>Querschnittsstudie an 218 nichtdialysepflichtigen CKD-Patienten: Patient-Provider-Partnerschaft war stärkster unabhängiger Prädiktor der Bereitschaft zu Advance Care Planning (ACP), nicht aber Krankheitsstadium oder Nierenfunktion.</w:t>
+        <w:t>Querschnittstudie mit US-Versichertendaten (MEPS) zur Assoziation zwischen Dauer von Versicherungslücken und nachfolgenden kostenbezogenen Barrieren für medizinische Versorgung bei Erwachsenen mit Mehrfacherkrankung.</w:t>
       </w:r>
     </w:p>
     <w:p>
@@ -162,7 +162,7 @@
         <w:t xml:space="preserve">Ergebnis: </w:t>
       </w:r>
       <w:r>
-        <w:t>Patient-Provider-Partnerschaft erklärte 12,7 % der Varianz in ACP-Bereitschaft (vs. 6,1 % bei Demografie allein); höheres Alter und stärkere Partnerschaft waren assoziiert mit erhöhter Bereitschaft. ACP-Bereitschaft insgesamt niedrig bis moderat, besonders beim initialen Gespräch mit Fachkräften.</w:t>
+        <w:t>Verglichen mit keiner Lücke hatten Patienten mit 24 Monaten Versicherungslücke eine aOR von 3,44 (95%-KI 1,84–6,44) für Kostenhindernisse; bereinigte Wahrscheinlichkeiten waren 17,4 % (keine Lücke) bis 39,8 % (24 Monate). Kontinuierlich Versicherte hatten höhere Gesamtausgaben ($26.134 vs. $4.884).</w:t>
       </w:r>
     </w:p>
     <w:p>
@@ -177,7 +177,7 @@
         <w:rPr>
           <w:sz w:val="19"/>
         </w:rPr>
-        <w:t>Taiwan, ambulante Nephrologie; Übertragbarkeit auf Deutschland hängt von Arzt-Patient-Kommunikation ab</w:t>
+        <w:t>USA-Daten mit anderer Finanzierung; übertragbar nur für Erkenntnisse über Versicherungslücken als Risikofaktor.</w:t>
       </w:r>
     </w:p>
     <w:p>
@@ -186,7 +186,7 @@
           <w:color w:val="5A7D3A"/>
           <w:sz w:val="18"/>
         </w:rPr>
-        <w:t>https://pubmed.ncbi.nlm.nih.gov/42785824/</w:t>
+        <w:t>https://pubmed.ncbi.nlm.nih.gov/42787109/</w:t>
       </w:r>
     </w:p>
     <w:p>
@@ -194,7 +194,7 @@
         <w:pStyle w:val="Heading2"/>
       </w:pPr>
       <w:r>
-        <w:t>Antihypertensive Medikation zeigt minimale Assoziation mit Lebensqualität bei CKD-Jugendlichen</w:t>
+        <w:t>Schlafhygiene-Profile bei chronischen Erkrankungen: drei Phenotypen mit unterschiedlichen Risikofaktoren</w:t>
       </w:r>
     </w:p>
     <w:p>
@@ -204,12 +204,12 @@
           <w:color w:val="666666"/>
           <w:sz w:val="18"/>
         </w:rPr>
-        <w:t>Botdorf M et al.  ·  Qual Life Res  ·  24.09.2026  ·  PMID 42782549</w:t>
+        <w:t>Seong H et al.  ·  Appl Nurs Res  ·  12.09.2026  ·  PMID 42785828</w:t>
       </w:r>
     </w:p>
     <w:p>
       <w:r>
-        <w:t>Querschnittsanalyse von 395 Jugendlichen (8–21 J.) mit CKD und Hypertonie an 15 US-Zentren: Über 95 % berichten positive Versorgungserfahrungen; antihypertensive Medikamentenlast zeigte nur schwache Assoziation mit Lebensqualität, während körperliche Symptombelastung hoch ist.</w:t>
+        <w:t>Latent-Class-Analyse von 488 koreanischen Patienten mit chronischen Erkrankungen und Schlafstörungen (PSQI &gt;5) zur Identifikation von Schlafhygiene-Profilen.</w:t>
       </w:r>
     </w:p>
     <w:p>
@@ -220,7 +220,7 @@
         <w:t xml:space="preserve">Ergebnis: </w:t>
       </w:r>
       <w:r>
-        <w:t>Mehrere Medikamente (23 % der Kohorte) assoziiert mit leicht niedrigerem globalen Gesundheitswert (B –2,6; 95% CI –4,9 bis –0,3); keine Assoziationen mit anderen Lebensqualitätsdimensionen. Jugendliche berichten gesamthaft niedrigere QoL als allgemeine Bevölkerung, besonders in globalem Gesundheitswert und Müdigkeit.</w:t>
+        <w:t>Drei Profile identifiziert: 'Optimale Schlafhygiene' (66,2 %), 'Verhaltensbezogene gestörte Schlaf' (27,7 %) und 'Hochrisiko-dysregulierter Schlaf' (6,1 %). Verhaltensgestörte Gruppe assoziiert mit Rauchen (OR 16,53), Alkohol (OR 3,78) und männlichem Geschlecht (OR 3,53). Hochrisiko-Gruppe mit psychosozialer Belastung (OR 5,38) assoziiert.</w:t>
       </w:r>
     </w:p>
     <w:p>
@@ -235,7 +235,7 @@
         <w:rPr>
           <w:sz w:val="19"/>
         </w:rPr>
-        <w:t>USA, spezialisierte Pädiatrie; Lebensqualitätsmessung übertragbar, Medikamentenlasten können variieren</w:t>
+        <w:t>Südkorea; Erkenntnisse zur Identifikation heterogener Schlafhygiene-Phänotypen vergleichbar, Interventionen müssen lokal validiert werden.</w:t>
       </w:r>
     </w:p>
     <w:p>
@@ -244,7 +244,7 @@
           <w:color w:val="5A7D3A"/>
           <w:sz w:val="18"/>
         </w:rPr>
-        <w:t>https://pubmed.ncbi.nlm.nih.gov/42782549/</w:t>
+        <w:t>https://pubmed.ncbi.nlm.nih.gov/42785828/</w:t>
       </w:r>
     </w:p>
     <w:p>
@@ -252,7 +252,7 @@
         <w:pStyle w:val="Heading2"/>
       </w:pPr>
       <w:r>
-        <w:t>Mehrdimensionales Risiko-Screening identifiziert High-Risk-Gruppe mit 41 % aller Adverse Events bei älteren Patienten mit Mehrfacherkrankung</w:t>
+        <w:t>Ramadan-Fasten bei Hämodialyse-Patienten mit Diabetes: keine Hypoglykämie unter standardisiertem Protokoll</w:t>
       </w:r>
     </w:p>
     <w:p>
@@ -262,12 +262,12 @@
           <w:color w:val="666666"/>
           <w:sz w:val="18"/>
         </w:rPr>
-        <w:t>Zhou MM et al.  ·  Front Public Health  ·  09.09.2026  ·  PMID 42780304</w:t>
+        <w:t>Saman A et al.  ·  Med Sci (Basel)  ·  27.08.2026  ·  PMID 42783395</w:t>
       </w:r>
     </w:p>
     <w:p>
       <w:r>
-        <w:t>Retrospektive Entwicklung und interne Validierung eines nomographischen Vorhersagemodells für 12-Monatsereignisse (ungeplante Hospitalisierung, ≥2 Notfallbesuche, funktionaler Niedergang, Mortalität) bei 690 älteren Erwachsenen (≥60 J.) mit Mehrfacherkrankung in China; 7 Prädiktoren identifiziert.</w:t>
+        <w:t>Prospektive Multizenterstudie mit 153 Patienten mit terminalem Nierenversagen und Diabetes an vier Zentren in Thailand zu Sicherheit von Ramadan-Fasten unter Hämodialyse.</w:t>
       </w:r>
     </w:p>
     <w:p>
@@ -278,7 +278,7 @@
         <w:t xml:space="preserve">Ergebnis: </w:t>
       </w:r>
       <w:r>
-        <w:t>Modell zeigte gute Diskriminierung (AUC 0,847 Derivation, 0,831 bootstrap-validiert, 0,819 temporal); 41,2 % niedrig-, 42,0 % intermediär-, 16,8 % hochrisiko. Die hochrisiko-Gruppe (16,8 %) machte 41,1 % aller Ereignisse aus. Szenaroanalyse: modellgesteuerte Stratifizierung könnte Adverse Events um 25,3 % reduzieren.</w:t>
+        <w:t>Keine intradialytischen Hypoglykämien in Vollfast- oder Nicht-Fasten-Gruppen (0 Episoden); eine Episode (0,2 %) in Teilfasten-Gruppe. Hämodialyse-Komplikationen, Blutdruck, Kt/V-Wert und interdialytische Gewichtszunahme vergleichbar über alle Gruppen. Serum-Kalium und Parathormon stiegen ohne klinische Ereignisse.</w:t>
       </w:r>
     </w:p>
     <w:p>
@@ -293,7 +293,7 @@
         <w:rPr>
           <w:sz w:val="19"/>
         </w:rPr>
-        <w:t>China, tertiäre Klinik; externe Validierung in primärer/sekundärer Versorgung erforderlich; Risiko-Alert und Monitoring-Stratifizierung übertragbar</w:t>
+        <w:t>Thailand, aber standardisiertes Medikamentenmanagement und Monitoring-Protokoll auf deutsche Dialysezentren übertragbar.</w:t>
       </w:r>
     </w:p>
     <w:p>
@@ -302,7 +302,7 @@
           <w:color w:val="5A7D3A"/>
           <w:sz w:val="18"/>
         </w:rPr>
-        <w:t>https://pubmed.ncbi.nlm.nih.gov/42780304/</w:t>
+        <w:t>https://pubmed.ncbi.nlm.nih.gov/42783395/</w:t>
       </w:r>
     </w:p>
     <w:p>
@@ -310,7 +310,7 @@
         <w:pStyle w:val="Heading2"/>
       </w:pPr>
       <w:r>
-        <w:t>Triglycerid-Glucose-Waist-to-Height-Ratio vorhersagt neu auftretende Mehrfacherkrankung</w:t>
+        <w:t>Post-Bronchodilator-COPD mit erhöhtem Mortalitätsrisiko: Lateinamerikanische Populationsstudie</w:t>
       </w:r>
     </w:p>
     <w:p>
@@ -320,12 +320,12 @@
           <w:color w:val="666666"/>
           <w:sz w:val="18"/>
         </w:rPr>
-        <w:t>Shao Z et al.  ·  Cardiovasc Diabetol  ·  24.08.2026  ·  PMID 42778926</w:t>
+        <w:t>Pérez-Padilla R et al.  ·  Respir Res Clin Pract  ·  22.05.2026  ·  PMID 42781375</w:t>
       </w:r>
     </w:p>
     <w:p>
       <w:r>
-        <w:t>Prospektive Kohortenanalyse von 4 nationalen Studien (CHARLS, ELSA, HRS, NHANES): TyG-WHtR (kombiniert Insulinresistenz und zentrale Adipositas) zeigte nichtlineare Dosis-Wirkungs-Assoziationen mit neuer Mehrfacherkrankung; Inflexionspunkte bei 5,92–6,69 je Kohorte.</w:t>
+        <w:t>PLATINO-Kohortenstudie mit 2.942 Teilnehmern über 5–9 Jahre zur Prognostizierung von Mortalität, Exazerbationen und FEV1-Verlauf durch prä- und post-Bronchodilator-Atemwegsobstruktion.</w:t>
       </w:r>
     </w:p>
     <w:p>
@@ -336,7 +336,7 @@
         <w:t xml:space="preserve">Ergebnis: </w:t>
       </w:r>
       <w:r>
-        <w:t>Höchste vs. niedrigste TyG-WHtR-Quartile assoziiert mit incident multimorbidity: HR 1,87 (95% CI 1,59–2,21) in CHARLS, 1,67 (1,30–2,15) in ELSA, 1,57 (1,08–2,29) in HRS; TyG-WHtR hatte größte AUC in beiden Querschnittsstichproben und zwei Längsschnittkohorten.</w:t>
+        <w:t>Persistente Atemwegsobstruktion (post-BD) assoziiert mit Mortalität (HR 2,99; 95%-KI 2,1–4,3) vs. Kontrollen; reversible Obstruktion (HR 1,9; 95%-KI 1,1–3,1) hatte 4,1-fach höheres Risiko für COPD-Entwicklung (OR 4,1; 95%-KI 2,0–8,5). FEV1-Rückgang in persistenter Gruppe –13,4 mL/Jahr.</w:t>
       </w:r>
     </w:p>
     <w:p>
@@ -351,7 +351,7 @@
         <w:rPr>
           <w:sz w:val="19"/>
         </w:rPr>
-        <w:t>China, England, USA; Mehrfacherkrankung ist Regelfall; provisorischer Risiko-Alert ca. 5–7 benötigt externe Validierung</w:t>
+        <w:t>Lateinamerika, aber Spirometrie-Standards international vergleichbar; Risikostratifizierung übertragbar auf Deutschland.</w:t>
       </w:r>
     </w:p>
     <w:p>
@@ -360,7 +360,7 @@
           <w:color w:val="5A7D3A"/>
           <w:sz w:val="18"/>
         </w:rPr>
-        <w:t>https://pubmed.ncbi.nlm.nih.gov/42778926/</w:t>
+        <w:t>https://pubmed.ncbi.nlm.nih.gov/42781375/</w:t>
       </w:r>
     </w:p>
     <w:p>
@@ -368,7 +368,7 @@
         <w:pStyle w:val="Heading2"/>
       </w:pPr>
       <w:r>
-        <w:t>Rauchen und chronische Erkrankungen: Versorgungsungleichheit bei vulnerablen Populationen</w:t>
+        <w:t>Cordyceps sinensis schützte vor CKD-Progression nach virusinduziertem Akutnierenversagen</w:t>
       </w:r>
     </w:p>
     <w:p>
@@ -378,12 +378,12 @@
           <w:color w:val="666666"/>
           <w:sz w:val="18"/>
         </w:rPr>
-        <w:t>Higgins ST  ·  Prev Med  ·  25.10.2025  ·  PMID 42777124</w:t>
+        <w:t>Min M et al.  ·  Ren Fail  ·  23.09.2026  ·  PMID 42779256</w:t>
       </w:r>
     </w:p>
     <w:p>
       <w:r>
-        <w:t>Editorischer Überblick zu 13 Fachabhandlungen einer US-Konferenz 2024 über Schnittstellen zwischen Tabakgebrauch, anderen Süchten, chronischen Krankheiten und Gesundheitsungleichheiten; Rauchen bleibt führende vermeidbare Todesursache in den USA (ca. 450.000 Tote/Jahr).</w:t>
+        <w:t>Retrospektive Kohortenstudie mit 99 Patienten mit Hämorrhagischem Fieber und Nierensyndrom (HFRS-AKI) an einem chinesischen Zentrum zum Effekt von Cordyceps-sinensis-Präparaten auf Nierenerholung.</w:t>
       </w:r>
     </w:p>
     <w:p>
@@ -394,7 +394,7 @@
         <w:t xml:space="preserve">Ergebnis: </w:t>
       </w:r>
       <w:r>
-        <w:t>Die Sonderausgabe zeigt überproportionale Auswirkungen von Rauchen in vulnerablen Populationen, Verflechtungen mit weiteren Abhängigkeiten, Mehrfacherkrankungen und Gesundheitsungleichheiten; dokumentiert klinische und regulatorische Interventionen zur Reduktion und Prävention assoziierter Gesundheitsschäden.</w:t>
+        <w:t>27,3 % der HFRS-AKI-Patienten entwickelten CKD. Cordyceps-sinensis-Behandlung war unabhängiger Schutzfaktor gegen unvollständige Nierenerholung (OR 0,323; 95%-KI 0,114–0,916; p=0,034). Inverse-Probability-Weighting bestätigte Assoziation (β –1,184; p=0,026). Überlebenszeitanalyse zeigte verbesserte Nierenergebnisse (Log-Rank p=0,004).</w:t>
       </w:r>
     </w:p>
     <w:p>
@@ -409,7 +409,7 @@
         <w:rPr>
           <w:sz w:val="19"/>
         </w:rPr>
-        <w:t>USA; regulatorische und klinische Strategien sind teilweise übertragbar, strukturelle Unterschiede erheblich</w:t>
+        <w:t>China, virales-induziertes Akutnierenversagen; Erkenntnisse zu Adjuvantien-Therapie-Effekten prinzipiell übertragbar, aber Präparat-Verfügbarkeit lokal unterschiedlich.</w:t>
       </w:r>
     </w:p>
     <w:p>
@@ -418,65 +418,7 @@
           <w:color w:val="5A7D3A"/>
           <w:sz w:val="18"/>
         </w:rPr>
-        <w:t>https://pubmed.ncbi.nlm.nih.gov/42777124/</w:t>
-      </w:r>
-    </w:p>
-    <w:p>
-      <w:pPr>
-        <w:pStyle w:val="Heading2"/>
-      </w:pPr>
-      <w:r>
-        <w:t>Physiotherapie in der Territorialversorgung verbessert Kontinuität chronischer Erkrankungen</w:t>
-      </w:r>
-    </w:p>
-    <w:p>
-      <w:r>
-        <w:rPr>
-          <w:i/>
-          <w:color w:val="666666"/>
-          <w:sz w:val="18"/>
-        </w:rPr>
-        <w:t>Piacenza A et al.  ·  Ig Sanita Pubbl  ·  Juli 2026  ·  PMID 42776156</w:t>
-      </w:r>
-    </w:p>
-    <w:p>
-      <w:r>
-        <w:t>Narrative Analyse zur Neugestaltung italienischer Rehabilitationspfade: Das Ministerialekret 77/2022 verlangt mehr direkte Verantwortung von Physiotherapeuten für Kontinuität, während bisherige Vorschriften fragmentierte Übergänge erzwingen; Pilotprojekte zeigen Machbarkeit und positive Effekte auf funktionelle Erholung und Ressourcennutzung.</w:t>
-      </w:r>
-    </w:p>
-    <w:p>
-      <w:r>
-        <w:rPr>
-          <w:b/>
-        </w:rPr>
-        <w:t xml:space="preserve">Ergebnis: </w:t>
-      </w:r>
-      <w:r>
-        <w:t>Internationale Modelle und italienische Pilotprojekte belegen, dass physiotherapeutengeleitete Bewertung und Monitoring sowie einheitliche, zeitlich aktualisierte Rehabilitationsprojekte die Patientenzufriedenheit erhöhen und die Ressourcenallokation verbessern – die fragmentierte Regelpraxis führt zu verzögertem Therapiestart und unzureichender Physiotherapie-Integration.</w:t>
-      </w:r>
-    </w:p>
-    <w:p>
-      <w:r>
-        <w:rPr>
-          <w:b/>
-          <w:sz w:val="19"/>
-        </w:rPr>
-        <w:t xml:space="preserve">Übertragbarkeit: </w:t>
-      </w:r>
-      <w:r>
-        <w:rPr>
-          <w:sz w:val="19"/>
-        </w:rPr>
-        <w:t>Italien, vergleichbares Sozialversicherungssystem; Implementierung an Versorgungsstruktur und Regulierung gebunden</w:t>
-      </w:r>
-    </w:p>
-    <w:p>
-      <w:r>
-        <w:rPr>
-          <w:color w:val="5A7D3A"/>
-          <w:sz w:val="18"/>
-        </w:rPr>
-        <w:t>https://pubmed.ncbi.nlm.nih.gov/42776156/</w:t>
+        <w:t>https://pubmed.ncbi.nlm.nih.gov/42779256/</w:t>
       </w:r>
     </w:p>
     <w:sectPr>

--- a/download/studien-aktuell.docx
+++ b/download/studien-aktuell.docx
@@ -62,7 +62,7 @@
           <w:color w:val="666666"/>
           <w:sz w:val="18"/>
         </w:rPr>
-        <w:t>Stand: 26.09.2026  |  6 Studien  |  ncd.m-vf.de</w:t>
+        <w:t>Stand: 27.09.2026  |  6 Studien  |  ncd.m-vf.de</w:t>
       </w:r>
     </w:p>
     <w:p>
@@ -70,7 +70,7 @@
         <w:pStyle w:val="Heading1"/>
       </w:pPr>
       <w:r>
-        <w:t>Aufgenommen am 26.09.2026</w:t>
+        <w:t>Aufgenommen am 27.09.2026</w:t>
       </w:r>
     </w:p>
     <w:p>
@@ -78,7 +78,7 @@
         <w:pStyle w:val="Heading2"/>
       </w:pPr>
       <w:r>
-        <w:t>Multimorbidity erhöht Depressionrisiko: systematische Übersicht von Kohortenstudien</w:t>
+        <w:t>Kritische Fehler bei 73 % der Patienten: Inhalationstechnik in Asthma und COPD deutlich verbesserbar</w:t>
       </w:r>
     </w:p>
     <w:p>
@@ -88,12 +88,12 @@
           <w:color w:val="666666"/>
           <w:sz w:val="18"/>
         </w:rPr>
-        <w:t>Wu J et al.  ·  J Glob Health  ·  25.09.2026  ·  PMID 42788325</w:t>
+        <w:t>Damasceno IHM et al.  ·  Can Respir J  ·  2026  ·  PMID 42799340</w:t>
       </w:r>
     </w:p>
     <w:p>
       <w:r>
-        <w:t>Systematische Überprüfung von 17 Kohortenstudien zu Assoziationen zwischen Mehrfacherkrankung und inzidenter Depression oder depressiven Symptomen.</w:t>
+        <w:t>Querschnittstudie an 575 Patienten (≥18 Jahre) mit Asthma und/oder COPD, die ihre Inhalationstechnik mit standardisierten Checklisten demonstrierten.</w:t>
       </w:r>
     </w:p>
     <w:p>
@@ -104,7 +104,7 @@
         <w:t xml:space="preserve">Ergebnis: </w:t>
       </w:r>
       <w:r>
-        <w:t>Mehrfacherkrankung war konsistent mit erhöhtem Depressionrisiko assoziiert; das Risiko stieg mit der Zahl chronischer Erkrankungen. Kardiovaskulär-metabolische und respiratorische Muster zeigten die konsistentesten Assoziationen mit Depression. Diese Assoziation war über Geschlechter und Länder stabil.</w:t>
+        <w:t>Nur 8,2% führten alle Schritte korrekt aus; 73,4% hatten ≥1 kritischen Fehler. Unabhängig assoziiert mit kritischen Fehlern: höheres Alter (OR 1,029 pro Jahr), Mehrgeräte-Nutzung (OR 2,500), schützend: inspiratorisch-unabhängige Mechanismen (OR 0,262). Ältere Patienten und Mehrgerätenutzer besonders vulnerabel.</w:t>
       </w:r>
     </w:p>
     <w:p>
@@ -119,7 +119,7 @@
         <w:rPr>
           <w:sz w:val="19"/>
         </w:rPr>
-        <w:t>Europäische und internationale Kohortenstudien, Ergebnisse unabhängig von Versorgungsstrukturen übertragbar.</w:t>
+        <w:t>Brasilien, aber Technikmängel universell; Intervention mit lokalem Ressourcentransfer übertragbar</w:t>
       </w:r>
     </w:p>
     <w:p>
@@ -128,7 +128,7 @@
           <w:color w:val="5A7D3A"/>
           <w:sz w:val="18"/>
         </w:rPr>
-        <w:t>https://pubmed.ncbi.nlm.nih.gov/42788325/</w:t>
+        <w:t>https://pubmed.ncbi.nlm.nih.gov/42799340/</w:t>
       </w:r>
     </w:p>
     <w:p>
@@ -136,7 +136,7 @@
         <w:pStyle w:val="Heading2"/>
       </w:pPr>
       <w:r>
-        <w:t>Versicherungslücken erhöhten Kostenhindernisse bei Mehrfacherkrankten um bis zu 3,44-fach</w:t>
+        <w:t>Finerenon reduziert Proteinurie um 52 % bei Typ-2-Diabetes mit CKD und hoher Proteinausscheidung</w:t>
       </w:r>
     </w:p>
     <w:p>
@@ -146,12 +146,12 @@
           <w:color w:val="666666"/>
           <w:sz w:val="18"/>
         </w:rPr>
-        <w:t>Cao Y et al.  ·  Front Public Health  ·  10.09.2026  ·  PMID 42787109</w:t>
+        <w:t>Sun N et al.  ·  Front Endocrinol (Lausanne)  ·  11.09.2026  ·  PMID 42798812</w:t>
       </w:r>
     </w:p>
     <w:p>
       <w:r>
-        <w:t>Querschnittstudie mit US-Versichertendaten (MEPS) zur Assoziation zwischen Dauer von Versicherungslücken und nachfolgenden kostenbezogenen Barrieren für medizinische Versorgung bei Erwachsenen mit Mehrfacherkrankung.</w:t>
+        <w:t>Retrospektive Kohortenstudie an 134 Patienten mit Typ-2-Diabetes und CKD mit Proteinurie &gt;1 g/d, behandelt mit oder ohne Finerenon über 12 Monate.</w:t>
       </w:r>
     </w:p>
     <w:p>
@@ -162,7 +162,7 @@
         <w:t xml:space="preserve">Ergebnis: </w:t>
       </w:r>
       <w:r>
-        <w:t>Verglichen mit keiner Lücke hatten Patienten mit 24 Monaten Versicherungslücke eine aOR von 3,44 (95%-KI 1,84–6,44) für Kostenhindernisse; bereinigte Wahrscheinlichkeiten waren 17,4 % (keine Lücke) bis 39,8 % (24 Monate). Kontinuierlich Versicherte hatten höhere Gesamtausgaben ($26.134 vs. $4.884).</w:t>
+        <w:t>Finerenon-Gruppe: 52,8% mit erhaltener gestufter Proteinurie-Verbesserung vs. Kontrolle 33,3%. Nach Propensity Score-Gewichtung: OR 1,26 (95% KI 1,07–1,47; p=0,004). Kaplan-Meier zeigte signifikanten Unterschied in der Zeit bis zur Verbesserung (Log-rank p=0,026–0,033). Kein erhöhtes Hyperkalämie-Risiko über 12 Monate.</w:t>
       </w:r>
     </w:p>
     <w:p>
@@ -177,7 +177,7 @@
         <w:rPr>
           <w:sz w:val="19"/>
         </w:rPr>
-        <w:t>USA-Daten mit anderer Finanzierung; übertragbar nur für Erkenntnisse über Versicherungslücken als Risikofaktor.</w:t>
+        <w:t>China, aber Finerenon europäisch zugelassen; Mehrfacherkrankung (Diabetes+CKD) zentral</w:t>
       </w:r>
     </w:p>
     <w:p>
@@ -186,7 +186,7 @@
           <w:color w:val="5A7D3A"/>
           <w:sz w:val="18"/>
         </w:rPr>
-        <w:t>https://pubmed.ncbi.nlm.nih.gov/42787109/</w:t>
+        <w:t>https://pubmed.ncbi.nlm.nih.gov/42798812/</w:t>
       </w:r>
     </w:p>
     <w:p>
@@ -194,7 +194,7 @@
         <w:pStyle w:val="Heading2"/>
       </w:pPr>
       <w:r>
-        <w:t>Schlafhygiene-Profile bei chronischen Erkrankungen: drei Phenotypen mit unterschiedlichen Risikofaktoren</w:t>
+        <w:t>Nach Stoppung antiviraler Therapie bei Hepatitis B: 20 % erzielen HBsAg-Verlust, aber 24 % schwere Schübe</w:t>
       </w:r>
     </w:p>
     <w:p>
@@ -204,12 +204,12 @@
           <w:color w:val="666666"/>
           <w:sz w:val="18"/>
         </w:rPr>
-        <w:t>Seong H et al.  ·  Appl Nurs Res  ·  12.09.2026  ·  PMID 42785828</w:t>
+        <w:t>Lund K et al.  ·  Viruses  ·  15.09.2026  ·  PMID 42797857</w:t>
       </w:r>
     </w:p>
     <w:p>
       <w:r>
-        <w:t>Latent-Class-Analyse von 488 koreanischen Patienten mit chronischen Erkrankungen und Schlafstörungen (PSQI &gt;5) zur Identifikation von Schlafhygiene-Profilen.</w:t>
+        <w:t>Prospektive Studie an 25 HBeAg-negativen Patienten ohne Zirrhose, die nach ≥3 Jahren Nukleos(t)id-Analog-Therapie abstoppten, mit 2-jähriger monatlicher Nachsorge (initial 6 Monate).</w:t>
       </w:r>
     </w:p>
     <w:p>
@@ -220,7 +220,7 @@
         <w:t xml:space="preserve">Ergebnis: </w:t>
       </w:r>
       <w:r>
-        <w:t>Drei Profile identifiziert: 'Optimale Schlafhygiene' (66,2 %), 'Verhaltensbezogene gestörte Schlaf' (27,7 %) und 'Hochrisiko-dysregulierter Schlaf' (6,1 %). Verhaltensgestörte Gruppe assoziiert mit Rauchen (OR 16,53), Alkohol (OR 3,78) und männlichem Geschlecht (OR 3,53). Hochrisiko-Gruppe mit psychosozialer Belastung (OR 5,38) assoziiert.</w:t>
+        <w:t>Nach Therapie-Stopp: 5 Patienten (20%) HBsAg-Seroclearance-Muster (4 HBsAg-Negativität, 1 &lt;1 IU/mL); 7 (28%) immunologische Kontrolle mit persistierend niedriger HBV-DNA und normaler ALT; 6 (24%) schwere Schübe mit Therapie-Wiederaufnahme, einschließlich 1 fulminanter Hepatitis mit Lebertransplantation. Alle mit schwerem Schub hatten detektierbare HBcrAg bei Therapie-Stopp. Spitzen-HBV-DNA korrelierte mit und präzedierte Spitzen-ALT.</w:t>
       </w:r>
     </w:p>
     <w:p>
@@ -235,7 +235,7 @@
         <w:rPr>
           <w:sz w:val="19"/>
         </w:rPr>
-        <w:t>Südkorea; Erkenntnisse zur Identifikation heterogener Schlafhygiene-Phänotypen vergleichbar, Interventionen müssen lokal validiert werden.</w:t>
+        <w:t>Schweden, aber internationale Patienten; enges Monitoring mit schnellen HBV-DNA-Tests in Deutschland verfügbar</w:t>
       </w:r>
     </w:p>
     <w:p>
@@ -244,7 +244,7 @@
           <w:color w:val="5A7D3A"/>
           <w:sz w:val="18"/>
         </w:rPr>
-        <w:t>https://pubmed.ncbi.nlm.nih.gov/42785828/</w:t>
+        <w:t>https://pubmed.ncbi.nlm.nih.gov/42797857/</w:t>
       </w:r>
     </w:p>
     <w:p>
@@ -252,7 +252,7 @@
         <w:pStyle w:val="Heading2"/>
       </w:pPr>
       <w:r>
-        <w:t>Ramadan-Fasten bei Hämodialyse-Patienten mit Diabetes: keine Hypoglykämie unter standardisiertem Protokoll</w:t>
+        <w:t>Ketoanaloga-ergänzte Protein-Diät bei CKD und Herzinsuffizienz: Körpergewicht sinkt, Albumin stabil</w:t>
       </w:r>
     </w:p>
     <w:p>
@@ -262,12 +262,12 @@
           <w:color w:val="666666"/>
           <w:sz w:val="18"/>
         </w:rPr>
-        <w:t>Saman A et al.  ·  Med Sci (Basel)  ·  27.08.2026  ·  PMID 42783395</w:t>
+        <w:t>Tanasescu MD et al.  ·  Nutrients  ·  20.09.2026  ·  PMID 42797051</w:t>
       </w:r>
     </w:p>
     <w:p>
       <w:r>
-        <w:t>Prospektive Multizenterstudie mit 153 Patienten mit terminalem Nierenversagen und Diabetes an vier Zentren in Thailand zu Sicherheit von Ramadan-Fasten unter Hämodialyse.</w:t>
+        <w:t>Retrospektive Kohortenstudie an 75 Erwachsenen mit fortgeschrittener nicht-dialysepflichtiger CKD und chronischer Herzinsuffizienz, behandelt mit Ketoanaloga-ergänzter sehr niedriger Protein-Diät (0,28–0,40 g/kg/Tag) über Median 243 Tage mit Ernährungsberater-Unterstützung.</w:t>
       </w:r>
     </w:p>
     <w:p>
@@ -278,7 +278,7 @@
         <w:t xml:space="preserve">Ergebnis: </w:t>
       </w:r>
       <w:r>
-        <w:t>Keine intradialytischen Hypoglykämien in Vollfast- oder Nicht-Fasten-Gruppen (0 Episoden); eine Episode (0,2 %) in Teilfasten-Gruppe. Hämodialyse-Komplikationen, Blutdruck, Kt/V-Wert und interdialytische Gewichtszunahme vergleichbar über alle Gruppen. Serum-Kalium und Parathormon stiegen ohne klinische Ereignisse.</w:t>
+        <w:t>Primäres Outcome (Körpergewichtsverlust): Hodges-Lehmann-Schätzung −3,99% (95% KI −4,68 bis −3,42; p&lt;0,001). Mittleres Körpergewicht sank von 75,85±7,98 auf 72,65±7,09 kg (−3,10 kg; 95% KI −3,60 bis −2,65). BMI sank (−0,95 kg/m²; p&lt;0,001). ≥5% Gewichtsverlust bei 22 Patienten (29,3%), keiner ≥10%. Serumalbumin und Gesamtprotein stiegen leicht an. eGFR-Abfall moderat (−1,50 mL/min/1,73 m²; p=0,007). Phosphor, Kalzium-Phosphor-Produkt, PTH und alkalische Phosphatase sanken, Kalzium stieg. NYHA-Klasse in 61 Patienten (81,3%) unverändert, LVEF leicht gesunken.</w:t>
       </w:r>
     </w:p>
     <w:p>
@@ -293,7 +293,7 @@
         <w:rPr>
           <w:sz w:val="19"/>
         </w:rPr>
-        <w:t>Thailand, aber standardisiertes Medikamentenmanagement und Monitoring-Protokoll auf deutsche Dialysezentren übertragbar.</w:t>
+        <w:t>Rumänien; Mehrfacherkrankung (CKD+Herzinsuffizienz), spezialisierte Ernährungsintervention in Deutschland durch Nephrologie etabliert</w:t>
       </w:r>
     </w:p>
     <w:p>
@@ -302,7 +302,7 @@
           <w:color w:val="5A7D3A"/>
           <w:sz w:val="18"/>
         </w:rPr>
-        <w:t>https://pubmed.ncbi.nlm.nih.gov/42783395/</w:t>
+        <w:t>https://pubmed.ncbi.nlm.nih.gov/42797051/</w:t>
       </w:r>
     </w:p>
     <w:p>
@@ -310,7 +310,7 @@
         <w:pStyle w:val="Heading2"/>
       </w:pPr>
       <w:r>
-        <w:t>Post-Bronchodilator-COPD mit erhöhtem Mortalitätsrisiko: Lateinamerikanische Populationsstudie</w:t>
+        <w:t>Aktives Case Finding mit CAT-Fragebogen verdoppelt COPD-Diagnosen in rumänischer Hausarztpraxis</w:t>
       </w:r>
     </w:p>
     <w:p>
@@ -320,12 +320,12 @@
           <w:color w:val="666666"/>
           <w:sz w:val="18"/>
         </w:rPr>
-        <w:t>Pérez-Padilla R et al.  ·  Respir Res Clin Pract  ·  22.05.2026  ·  PMID 42781375</w:t>
+        <w:t>Iana AN et al.  ·  Medicina (Kaunas)  ·  21.09.2026  ·  PMID 42796426</w:t>
       </w:r>
     </w:p>
     <w:p>
       <w:r>
-        <w:t>PLATINO-Kohortenstudie mit 2.942 Teilnehmern über 5–9 Jahre zur Prognostizierung von Mortalität, Exazerbationen und FEV1-Verlauf durch prä- und post-Bronchodilator-Atemwegsobstruktion.</w:t>
+        <w:t>Prospektive Studie unter 220 Patienten über 40 Jahren mit Atemwegsrisikofaktoren, die spirometrische Testung nach Screening mit COPD Assessment Test (CAT) und mMRC-Dyspnoe-Skala durchliefen.</w:t>
       </w:r>
     </w:p>
     <w:p>
@@ -336,7 +336,7 @@
         <w:t xml:space="preserve">Ergebnis: </w:t>
       </w:r>
       <w:r>
-        <w:t>Persistente Atemwegsobstruktion (post-BD) assoziiert mit Mortalität (HR 2,99; 95%-KI 2,1–4,3) vs. Kontrollen; reversible Obstruktion (HR 1,9; 95%-KI 1,1–3,1) hatte 4,1-fach höheres Risiko für COPD-Entwicklung (OR 4,1; 95%-KI 2,0–8,5). FEV1-Rückgang in persistenter Gruppe –13,4 mL/Jahr.</w:t>
+        <w:t>COPD bei 48,2% diagnostiziert (n=106). CAT-Schwelle ≥17 zeigte beste Kennwerte (64,2% Sensitivität, 74,6% Spezifität), mMRC≥2 hohe Spezifität (82,5%), aber niedrige Sensitivität (41,5%). Symptombelastung (Husten, Sputum, Schlaf) war aussagekräftiger als Dyspnoe allein für Case Finding in der Primärversorgung.</w:t>
       </w:r>
     </w:p>
     <w:p>
@@ -351,7 +351,7 @@
         <w:rPr>
           <w:sz w:val="19"/>
         </w:rPr>
-        <w:t>Lateinamerika, aber Spirometrie-Standards international vergleichbar; Risikostratifizierung übertragbar auf Deutschland.</w:t>
+        <w:t>Rumänische Hausarztpraxis, jedoch generisch übertragbar für spezialisiertes Case Finding ohne nationale DMP-Struktur</w:t>
       </w:r>
     </w:p>
     <w:p>
@@ -360,7 +360,7 @@
           <w:color w:val="5A7D3A"/>
           <w:sz w:val="18"/>
         </w:rPr>
-        <w:t>https://pubmed.ncbi.nlm.nih.gov/42781375/</w:t>
+        <w:t>https://pubmed.ncbi.nlm.nih.gov/42796426/</w:t>
       </w:r>
     </w:p>
     <w:p>
@@ -368,7 +368,7 @@
         <w:pStyle w:val="Heading2"/>
       </w:pPr>
       <w:r>
-        <w:t>Cordyceps sinensis schützte vor CKD-Progression nach virusinduziertem Akutnierenversagen</w:t>
+        <w:t>Bessere Inhalationstechnik und höheres Wissen verdreifachen Therapietreue bei COPD</w:t>
       </w:r>
     </w:p>
     <w:p>
@@ -378,12 +378,12 @@
           <w:color w:val="666666"/>
           <w:sz w:val="18"/>
         </w:rPr>
-        <w:t>Min M et al.  ·  Ren Fail  ·  23.09.2026  ·  PMID 42779256</w:t>
+        <w:t>Nguyen H et al.  ·  JMIR Nurs  ·  25.09.2026  ·  PMID 42789344</w:t>
       </w:r>
     </w:p>
     <w:p>
       <w:r>
-        <w:t>Retrospektive Kohortenstudie mit 99 Patienten mit Hämorrhagischem Fieber und Nierensyndrom (HFRS-AKI) an einem chinesischen Zentrum zum Effekt von Cordyceps-sinensis-Präparaten auf Nierenerholung.</w:t>
+        <w:t>Querschnittstudie an 420 ambulanten COPD-Patienten zu Wissen, praktischen Inhalations- und Atemtechniken sowie Therapietreue.</w:t>
       </w:r>
     </w:p>
     <w:p>
@@ -394,7 +394,7 @@
         <w:t xml:space="preserve">Ergebnis: </w:t>
       </w:r>
       <w:r>
-        <w:t>27,3 % der HFRS-AKI-Patienten entwickelten CKD. Cordyceps-sinensis-Behandlung war unabhängiger Schutzfaktor gegen unvollständige Nierenerholung (OR 0,323; 95%-KI 0,114–0,916; p=0,034). Inverse-Probability-Weighting bestätigte Assoziation (β –1,184; p=0,026). Überlebenszeitanalyse zeigte verbesserte Nierenergebnisse (Log-Rank p=0,004).</w:t>
+        <w:t>Nur 36,9% (n=155) adhärent insgesamt. 78,8% mit unzureichendem COPD-Wissen, 63,8% mit adäquaten praktischen Fähigkeiten. Höheres Wissensscore (aOR 1,20; 95% KI 1,06–1,31; p=0,001), korrekte Inhalationstechnik (aOR 3,10; 95% KI 2,10–4,70; p=0,001) und adäquate Atemtechniken (aOR 1,70; 95% KI 1,08–2,71; p=0,02) unabhängig mit besserer Adhärenz assoziiert.</w:t>
       </w:r>
     </w:p>
     <w:p>
@@ -409,7 +409,7 @@
         <w:rPr>
           <w:sz w:val="19"/>
         </w:rPr>
-        <w:t>China, virales-induziertes Akutnierenversagen; Erkenntnisse zu Adjuvantien-Therapie-Effekten prinzipiell übertragbar, aber Präparat-Verfügbarkeit lokal unterschiedlich.</w:t>
+        <w:t>Vietnam; Patienten-Edukation und Skilltraining sind universell wirksame Versorgungselemente</w:t>
       </w:r>
     </w:p>
     <w:p>
@@ -418,7 +418,7 @@
           <w:color w:val="5A7D3A"/>
           <w:sz w:val="18"/>
         </w:rPr>
-        <w:t>https://pubmed.ncbi.nlm.nih.gov/42779256/</w:t>
+        <w:t>https://pubmed.ncbi.nlm.nih.gov/42789344/</w:t>
       </w:r>
     </w:p>
     <w:sectPr>

--- a/download/studien-aktuell.docx
+++ b/download/studien-aktuell.docx
@@ -62,7 +62,7 @@
           <w:color w:val="666666"/>
           <w:sz w:val="18"/>
         </w:rPr>
-        <w:t>Stand: 27.09.2026  |  6 Studien  |  ncd.m-vf.de</w:t>
+        <w:t>Stand: 28.09.2026  |  6 Studien  |  ncd.m-vf.de</w:t>
       </w:r>
     </w:p>
     <w:p>
@@ -70,7 +70,7 @@
         <w:pStyle w:val="Heading1"/>
       </w:pPr>
       <w:r>
-        <w:t>Aufgenommen am 27.09.2026</w:t>
+        <w:t>Aufgenommen am 28.09.2026</w:t>
       </w:r>
     </w:p>
     <w:p>
@@ -78,7 +78,7 @@
         <w:pStyle w:val="Heading2"/>
       </w:pPr>
       <w:r>
-        <w:t>Kritische Fehler bei 73 % der Patienten: Inhalationstechnik in Asthma und COPD deutlich verbesserbar</w:t>
+        <w:t>Strukturierte COPD-Versorgung senkte Sterblichkeit nach akuter Exazerbation um 36 %</w:t>
       </w:r>
     </w:p>
     <w:p>
@@ -88,12 +88,12 @@
           <w:color w:val="666666"/>
           <w:sz w:val="18"/>
         </w:rPr>
-        <w:t>Damasceno IHM et al.  ·  Can Respir J  ·  2026  ·  PMID 42799340</w:t>
+        <w:t>Flury JS et al.  ·  Swiss Med Wkly  ·  31.08.2026  ·  PMID 42801453</w:t>
       </w:r>
     </w:p>
     <w:p>
       <w:r>
-        <w:t>Querschnittstudie an 575 Patienten (≥18 Jahre) mit Asthma und/oder COPD, die ihre Inhalationstechnik mit standardisierten Checklisten demonstrierten.</w:t>
+        <w:t>Retrospektive Kohorte von 1.855 Patienten mit akuter COPD-Exazerbation: Wer vor Hospitalisierung langwirkende inhalative Therapie erhielt, hatte deutlich bessere 1-Jahres-Überlebenschancen.</w:t>
       </w:r>
     </w:p>
     <w:p>
@@ -104,7 +104,7 @@
         <w:t xml:space="preserve">Ergebnis: </w:t>
       </w:r>
       <w:r>
-        <w:t>Nur 8,2% führten alle Schritte korrekt aus; 73,4% hatten ≥1 kritischen Fehler. Unabhängig assoziiert mit kritischen Fehlern: höheres Alter (OR 1,029 pro Jahr), Mehrgeräte-Nutzung (OR 2,500), schützend: inspiratorisch-unabhängige Mechanismen (OR 0,262). Ältere Patienten und Mehrgerätenutzer besonders vulnerabel.</w:t>
+        <w:t>15,9 % Mortalität ohne Vortherapie vs. 10,1 % mit Vortherapie (adjustierte HR 1,95; 95%-KI 1,48–2,56; p&lt;0,001). Diagnostische und therapeutische Lücken waren erheblich: 50,6 % fehlte GOLD-Spirometrie-Staging, 82,6 % fehlte Risikostratifizierung.</w:t>
       </w:r>
     </w:p>
     <w:p>
@@ -119,7 +119,7 @@
         <w:rPr>
           <w:sz w:val="19"/>
         </w:rPr>
-        <w:t>Brasilien, aber Technikmängel universell; Intervention mit lokalem Ressourcentransfer übertragbar</w:t>
+        <w:t>Schweiz, sekundäres Krankenhaus, vergleichbar mit deutscher Dokumentationspraxis und Strukturen.</w:t>
       </w:r>
     </w:p>
     <w:p>
@@ -128,7 +128,7 @@
           <w:color w:val="5A7D3A"/>
           <w:sz w:val="18"/>
         </w:rPr>
-        <w:t>https://pubmed.ncbi.nlm.nih.gov/42799340/</w:t>
+        <w:t>https://pubmed.ncbi.nlm.nih.gov/42801453/</w:t>
       </w:r>
     </w:p>
     <w:p>
@@ -136,7 +136,7 @@
         <w:pStyle w:val="Heading2"/>
       </w:pPr>
       <w:r>
-        <w:t>Finerenon reduziert Proteinurie um 52 % bei Typ-2-Diabetes mit CKD und hoher Proteinausscheidung</w:t>
+        <w:t>Natrium-Bikarbonat verbesserte Lebensqualität nicht bei CKD mit metabolischer Azidose</w:t>
       </w:r>
     </w:p>
     <w:p>
@@ -146,12 +146,12 @@
           <w:color w:val="666666"/>
           <w:sz w:val="18"/>
         </w:rPr>
-        <w:t>Sun N et al.  ·  Front Endocrinol (Lausanne)  ·  11.09.2026  ·  PMID 42798812</w:t>
+        <w:t>Chan JYM et al.  ·  Qual Life Res  ·  27.09.2026  ·  PMID 42801387</w:t>
       </w:r>
     </w:p>
     <w:p>
       <w:r>
-        <w:t>Retrospektive Kohortenstudie an 134 Patienten mit Typ-2-Diabetes und CKD mit Proteinurie &gt;1 g/d, behandelt mit oder ohne Finerenon über 12 Monate.</w:t>
+        <w:t>Pragmatische 18-Monats-RCT in Malaysia: 74 Patienten mit CKD Stadium 3–4 und metabolischer Azidose randomisiert zu Natrium-Bikarbonat (Tablette/Lösung) oder Standardbetreuung; Lebensqualität mittels KDQOL-36 und EQ-VAS gemessen.</w:t>
       </w:r>
     </w:p>
     <w:p>
@@ -162,7 +162,7 @@
         <w:t xml:space="preserve">Ergebnis: </w:t>
       </w:r>
       <w:r>
-        <w:t>Finerenon-Gruppe: 52,8% mit erhaltener gestufter Proteinurie-Verbesserung vs. Kontrolle 33,3%. Nach Propensity Score-Gewichtung: OR 1,26 (95% KI 1,07–1,47; p=0,004). Kaplan-Meier zeigte signifikanten Unterschied in der Zeit bis zur Verbesserung (Log-rank p=0,026–0,033). Kein erhöhtes Hyperkalämie-Risiko über 12 Monate.</w:t>
+        <w:t>Natrium-Bikarbonat erhöhte Serum-Bikarbonat initial, aber nur 1/3 erreichte Zielbereich 22–26 mmol/L. KDQOL-36- und EQ-VAS-Scores verbesserten sich nicht signifikant. CKD-Progression war unabhängig mit niedrigerer Lebensqualität assoziiert. Keine signifikanten Unterschiede in Blutdruck, Körpergewicht oder Hospitalisierungen.</w:t>
       </w:r>
     </w:p>
     <w:p>
@@ -177,7 +177,7 @@
         <w:rPr>
           <w:sz w:val="19"/>
         </w:rPr>
-        <w:t>China, aber Finerenon europäisch zugelassen; Mehrfacherkrankung (Diabetes+CKD) zentral</w:t>
+        <w:t>Malaysia, Primäre Versorgung, zeigt, dass Laborwerte nicht automatisch Patientenbefinden verbessern.</w:t>
       </w:r>
     </w:p>
     <w:p>
@@ -186,7 +186,7 @@
           <w:color w:val="5A7D3A"/>
           <w:sz w:val="18"/>
         </w:rPr>
-        <w:t>https://pubmed.ncbi.nlm.nih.gov/42798812/</w:t>
+        <w:t>https://pubmed.ncbi.nlm.nih.gov/42801387/</w:t>
       </w:r>
     </w:p>
     <w:p>
@@ -194,7 +194,7 @@
         <w:pStyle w:val="Heading2"/>
       </w:pPr>
       <w:r>
-        <w:t>Nach Stoppung antiviraler Therapie bei Hepatitis B: 20 % erzielen HBsAg-Verlust, aber 24 % schwere Schübe</w:t>
+        <w:t>Depression und Angst bei COPD-Patienten: Großflächig unterdiagnostiziert und untertherapiert</w:t>
       </w:r>
     </w:p>
     <w:p>
@@ -204,12 +204,12 @@
           <w:color w:val="666666"/>
           <w:sz w:val="18"/>
         </w:rPr>
-        <w:t>Lund K et al.  ·  Viruses  ·  15.09.2026  ·  PMID 42797857</w:t>
+        <w:t>Valiulis T et al.  ·  Int J Chron Obstruct Pulmon Dis  ·  22.09.2026  ·  PMID 42801175</w:t>
       </w:r>
     </w:p>
     <w:p>
       <w:r>
-        <w:t>Prospektive Studie an 25 HBeAg-negativen Patienten ohne Zirrhose, die nach ≥3 Jahren Nukleos(t)id-Analog-Therapie abstoppten, mit 2-jähriger monatlicher Nachsorge (initial 6 Monate).</w:t>
+        <w:t>Landesweite Sekundärdatenanalyse aus Litauen mit 64.246 COPD-Patienten zur Häufigkeit psychiatrischer Komorbiditäten und deren Behandlung.</w:t>
       </w:r>
     </w:p>
     <w:p>
@@ -220,7 +220,7 @@
         <w:t xml:space="preserve">Ergebnis: </w:t>
       </w:r>
       <w:r>
-        <w:t>Nach Therapie-Stopp: 5 Patienten (20%) HBsAg-Seroclearance-Muster (4 HBsAg-Negativität, 1 &lt;1 IU/mL); 7 (28%) immunologische Kontrolle mit persistierend niedriger HBV-DNA und normaler ALT; 6 (24%) schwere Schübe mit Therapie-Wiederaufnahme, einschließlich 1 fulminanter Hepatitis mit Lebertransplantation. Alle mit schwerem Schub hatten detektierbare HBcrAg bei Therapie-Stopp. Spitzen-HBV-DNA korrelierte mit und präzedierte Spitzen-ALT.</w:t>
+        <w:t>18,1 % hatte diagnostizierte psychiatrische Störung (26,8 % Frauen vs. 12,1 % Männer; adjustierte OR 2,40; p&lt;0,001). Angststörungen 15,0 %, depressive Störungen 4,6 %. 61,9 % der betroffenen Patienten erhielten Psychopharmaka, davon 89,9 % Anxiolytika. Hausärzte verschrieben 10,66-fach häufiger Anxiolytika als Psychiater.</w:t>
       </w:r>
     </w:p>
     <w:p>
@@ -235,7 +235,7 @@
         <w:rPr>
           <w:sz w:val="19"/>
         </w:rPr>
-        <w:t>Schweden, aber internationale Patienten; enges Monitoring mit schnellen HBV-DNA-Tests in Deutschland verfügbar</w:t>
+        <w:t>Litauen, Primäre Versorgung, zeigt Versorgungslücke auch in europäischen Gesundheitssystemen.</w:t>
       </w:r>
     </w:p>
     <w:p>
@@ -244,7 +244,7 @@
           <w:color w:val="5A7D3A"/>
           <w:sz w:val="18"/>
         </w:rPr>
-        <w:t>https://pubmed.ncbi.nlm.nih.gov/42797857/</w:t>
+        <w:t>https://pubmed.ncbi.nlm.nih.gov/42801175/</w:t>
       </w:r>
     </w:p>
     <w:p>
@@ -252,7 +252,7 @@
         <w:pStyle w:val="Heading2"/>
       </w:pPr>
       <w:r>
-        <w:t>Ketoanaloga-ergänzte Protein-Diät bei CKD und Herzinsuffizienz: Körpergewicht sinkt, Albumin stabil</w:t>
+        <w:t>Multidimensionale COPD-Phänotypen lassen sich clustern, benötigen aber externe Validierung</w:t>
       </w:r>
     </w:p>
     <w:p>
@@ -262,12 +262,12 @@
           <w:color w:val="666666"/>
           <w:sz w:val="18"/>
         </w:rPr>
-        <w:t>Tanasescu MD et al.  ·  Nutrients  ·  20.09.2026  ·  PMID 42797051</w:t>
+        <w:t>Portacci A et al.  ·  Medicina (Kaunas)  ·  29.08.2026  ·  PMID 42796263</w:t>
       </w:r>
     </w:p>
     <w:p>
       <w:r>
-        <w:t>Retrospektive Kohortenstudie an 75 Erwachsenen mit fortgeschrittener nicht-dialysepflichtiger CKD und chronischer Herzinsuffizienz, behandelt mit Ketoanaloga-ergänzter sehr niedriger Protein-Diät (0,28–0,40 g/kg/Tag) über Median 243 Tage mit Ernährungsberater-Unterstützung.</w:t>
+        <w:t>Explorative Querschnittsstudie mit 161 COPD-Patienten: Unüberwachte Clusteranalyse (PAM) auf klinische, funktionelle, radiologische und Labordaten zur Identifikation von Phänotyp-Subgruppen.</w:t>
       </w:r>
     </w:p>
     <w:p>
@@ -278,7 +278,7 @@
         <w:t xml:space="preserve">Ergebnis: </w:t>
       </w:r>
       <w:r>
-        <w:t>Primäres Outcome (Körpergewichtsverlust): Hodges-Lehmann-Schätzung −3,99% (95% KI −4,68 bis −3,42; p&lt;0,001). Mittleres Körpergewicht sank von 75,85±7,98 auf 72,65±7,09 kg (−3,10 kg; 95% KI −3,60 bis −2,65). BMI sank (−0,95 kg/m²; p&lt;0,001). ≥5% Gewichtsverlust bei 22 Patienten (29,3%), keiner ≥10%. Serumalbumin und Gesamtprotein stiegen leicht an. eGFR-Abfall moderat (−1,50 mL/min/1,73 m²; p=0,007). Phosphor, Kalzium-Phosphor-Produkt, PTH und alkalische Phosphatase sanken, Kalzium stieg. NYHA-Klasse in 61 Patienten (81,3%) unverändert, LVEF leicht gesunken.</w:t>
+        <w:t>Zwei-Cluster-Lösung hatte höchste Silhouetten-Breite (0,184), aber geringe Trennung. Cluster 1 (n=78): höhere Symptom- und Exazerbationslast, schlechtere Lungenfunktion, stärkere statische Hyperinflation, kürzere 6-Minuten-Gehstrecke, häufiger Emphysem. Bootstrap-Resampling zeigte interne Stabilität, externe Validierung aber erforderlich. Nur LAMA/LABA/ICS-Einsatz unterschied sich signifikant zwischen Clustern.</w:t>
       </w:r>
     </w:p>
     <w:p>
@@ -293,7 +293,7 @@
         <w:rPr>
           <w:sz w:val="19"/>
         </w:rPr>
-        <w:t>Rumänien; Mehrfacherkrankung (CKD+Herzinsuffizienz), spezialisierte Ernährungsintervention in Deutschland durch Nephrologie etabliert</w:t>
+        <w:t>Italien, Sekundärversorgung; explorativ, externe Validierung ausstehend.</w:t>
       </w:r>
     </w:p>
     <w:p>
@@ -302,7 +302,7 @@
           <w:color w:val="5A7D3A"/>
           <w:sz w:val="18"/>
         </w:rPr>
-        <w:t>https://pubmed.ncbi.nlm.nih.gov/42797051/</w:t>
+        <w:t>https://pubmed.ncbi.nlm.nih.gov/42796263/</w:t>
       </w:r>
     </w:p>
     <w:p>
@@ -310,7 +310,7 @@
         <w:pStyle w:val="Heading2"/>
       </w:pPr>
       <w:r>
-        <w:t>Aktives Case Finding mit CAT-Fragebogen verdoppelt COPD-Diagnosen in rumänischer Hausarztpraxis</w:t>
+        <w:t>RDW sagt 1-Jahres-Mortalität bei CKD mit Hypertonie voraus – praktisch anwendbar</w:t>
       </w:r>
     </w:p>
     <w:p>
@@ -320,12 +320,12 @@
           <w:color w:val="666666"/>
           <w:sz w:val="18"/>
         </w:rPr>
-        <w:t>Iana AN et al.  ·  Medicina (Kaunas)  ·  21.09.2026  ·  PMID 42796426</w:t>
+        <w:t>Li L et al.  ·  BMC Cardiovasc Disord  ·  08.08.2026  ·  PMID 42791552</w:t>
       </w:r>
     </w:p>
     <w:p>
       <w:r>
-        <w:t>Prospektive Studie unter 220 Patienten über 40 Jahren mit Atemwegsrisikofaktoren, die spirometrische Testung nach Screening mit COPD Assessment Test (CAT) und mMRC-Dyspnoe-Skala durchliefen.</w:t>
+        <w:t>Retrospektive Kohorte von 6.731 ICU-Patienten mit hypertensiver CKD aus MIMIC-IV: Assoziation von Blutbild-Parametern (RDW, HRR, RPR) mit 1-Jahres-Mortalität mittels Cox-Regression und ROC-Analysen.</w:t>
       </w:r>
     </w:p>
     <w:p>
@@ -336,7 +336,7 @@
         <w:t xml:space="preserve">Ergebnis: </w:t>
       </w:r>
       <w:r>
-        <w:t>COPD bei 48,2% diagnostiziert (n=106). CAT-Schwelle ≥17 zeigte beste Kennwerte (64,2% Sensitivität, 74,6% Spezifität), mMRC≥2 hohe Spezifität (82,5%), aber niedrige Sensitivität (41,5%). Symptombelastung (Husten, Sputum, Schlaf) war aussagekräftiger als Dyspnoe allein für Case Finding in der Primärversorgung.</w:t>
+        <w:t>37,2 % (2.505/6.731) starben innerhalb eines Jahres. Erhöhtes RDW assoziiert mit erhöhtem Mortalitätsrisiko (HR 1,19; 95%-KI 1,16–1,21; p&lt;0,001). AUC für RDW 0,668, für HRR 0,600. RDW verbesserte Vorhersageleistung etablierter Risikomodelle; Subgruppen-Interaktionen mit CRRT-Einsatz und CKD-Stadium nachgewiesen.</w:t>
       </w:r>
     </w:p>
     <w:p>
@@ -351,7 +351,7 @@
         <w:rPr>
           <w:sz w:val="19"/>
         </w:rPr>
-        <w:t>Rumänische Hausarztpraxis, jedoch generisch übertragbar für spezialisiertes Case Finding ohne nationale DMP-Struktur</w:t>
+        <w:t>MIMIC-IV-Datenbank (USA), aber einfache Laborparameter ohne Kostensperre übertragbar.</w:t>
       </w:r>
     </w:p>
     <w:p>
@@ -360,7 +360,7 @@
           <w:color w:val="5A7D3A"/>
           <w:sz w:val="18"/>
         </w:rPr>
-        <w:t>https://pubmed.ncbi.nlm.nih.gov/42796426/</w:t>
+        <w:t>https://pubmed.ncbi.nlm.nih.gov/42791552/</w:t>
       </w:r>
     </w:p>
     <w:p>
@@ -368,7 +368,7 @@
         <w:pStyle w:val="Heading2"/>
       </w:pPr>
       <w:r>
-        <w:t>Bessere Inhalationstechnik und höheres Wissen verdreifachen Therapietreue bei COPD</w:t>
+        <w:t>Kindliche Traumata verdoppeln Multimorbidität im Alter – Dosis-Wirkungs-Beziehung nachgewiesen</w:t>
       </w:r>
     </w:p>
     <w:p>
@@ -378,12 +378,12 @@
           <w:color w:val="666666"/>
           <w:sz w:val="18"/>
         </w:rPr>
-        <w:t>Nguyen H et al.  ·  JMIR Nurs  ·  25.09.2026  ·  PMID 42789344</w:t>
+        <w:t>Ahmed A et al.  ·  PLoS One  ·  25.09.2026  ·  PMID 42789523</w:t>
       </w:r>
     </w:p>
     <w:p>
       <w:r>
-        <w:t>Querschnittstudie an 420 ambulanten COPD-Patienten zu Wissen, praktischen Inhalations- und Atemtechniken sowie Therapietreue.</w:t>
+        <w:t>Querschnittsstudie mit 734 Nigeranern ≥60 Jahren: Kumulative adverse Kindheitserlebnisse (ACEs) und deren Assoziation mit Multimorbidität (≥2 chronische Erkrankungen).</w:t>
       </w:r>
     </w:p>
     <w:p>
@@ -394,7 +394,7 @@
         <w:t xml:space="preserve">Ergebnis: </w:t>
       </w:r>
       <w:r>
-        <w:t>Nur 36,9% (n=155) adhärent insgesamt. 78,8% mit unzureichendem COPD-Wissen, 63,8% mit adäquaten praktischen Fähigkeiten. Höheres Wissensscore (aOR 1,20; 95% KI 1,06–1,31; p=0,001), korrekte Inhalationstechnik (aOR 3,10; 95% KI 2,10–4,70; p=0,001) und adäquate Atemtechniken (aOR 1,70; 95% KI 1,08–2,71; p=0,02) unabhängig mit besserer Adhärenz assoziiert.</w:t>
+        <w:t>68,4 % berichteten ≥4 ACEs. Multimorbidität bei 38,4 % (≥3 Erkrankungen). Unadjustierte OR für ≥4 ACEs: 67,14 (95%-KI 9,25–487,04). Nach Adjustierung (Alter, Geschlecht, Haushaltsgröße) OR 15,58 (95%-KI 1,33–182,21). Klare Dosis-Wirkungs-Beziehung nachgewiesen.</w:t>
       </w:r>
     </w:p>
     <w:p>
@@ -409,7 +409,7 @@
         <w:rPr>
           <w:sz w:val="19"/>
         </w:rPr>
-        <w:t>Vietnam; Patienten-Edukation und Skilltraining sind universell wirksame Versorgungselemente</w:t>
+        <w:t>Nigeria, aber Lebensverlauf-Mechanismus transkulturell relevant; zeigt Ungleichheit als Untersuchungsgegenstand.</w:t>
       </w:r>
     </w:p>
     <w:p>
@@ -418,7 +418,7 @@
           <w:color w:val="5A7D3A"/>
           <w:sz w:val="18"/>
         </w:rPr>
-        <w:t>https://pubmed.ncbi.nlm.nih.gov/42789344/</w:t>
+        <w:t>https://pubmed.ncbi.nlm.nih.gov/42789523/</w:t>
       </w:r>
     </w:p>
     <w:sectPr>

--- a/download/studien-aktuell.docx
+++ b/download/studien-aktuell.docx
@@ -62,7 +62,7 @@
           <w:color w:val="666666"/>
           <w:sz w:val="18"/>
         </w:rPr>
-        <w:t>Stand: 28.09.2026  |  6 Studien  |  ncd.m-vf.de</w:t>
+        <w:t>Stand: 29.09.2026  |  6 Studien  |  ncd.m-vf.de</w:t>
       </w:r>
     </w:p>
     <w:p>
@@ -70,7 +70,7 @@
         <w:pStyle w:val="Heading1"/>
       </w:pPr>
       <w:r>
-        <w:t>Aufgenommen am 28.09.2026</w:t>
+        <w:t>Aufgenommen am 29.09.2026</w:t>
       </w:r>
     </w:p>
     <w:p>
@@ -78,7 +78,7 @@
         <w:pStyle w:val="Heading2"/>
       </w:pPr>
       <w:r>
-        <w:t>Strukturierte COPD-Versorgung senkte Sterblichkeit nach akuter Exazerbation um 36 %</w:t>
+        <w:t>Sarcopenie bei chronischer Nierenkrankheit: 28 % Prävalenz bei ESRD, assoziiert mit Metabolik und Frailty</w:t>
       </w:r>
     </w:p>
     <w:p>
@@ -88,12 +88,12 @@
           <w:color w:val="666666"/>
           <w:sz w:val="18"/>
         </w:rPr>
-        <w:t>Flury JS et al.  ·  Swiss Med Wkly  ·  31.08.2026  ·  PMID 42801453</w:t>
+        <w:t>Agidew MM et al.  ·  BMJ Open  ·  28.09.2026  ·  PMID 42805656</w:t>
       </w:r>
     </w:p>
     <w:p>
       <w:r>
-        <w:t>Retrospektive Kohorte von 1.855 Patienten mit akuter COPD-Exazerbation: Wer vor Hospitalisierung langwirkende inhalative Therapie erhielt, hatte deutlich bessere 1-Jahres-Überlebenschancen.</w:t>
+        <w:t>Querschnittstudie aus Äthiopien zu Sarcopenie-Prävalenz und Risikofaktoren bei erwachsenen CKD-Patienten (n=120) in einer nephrologischen Klinik, mit fokus auf ESRD-Differenzierung.</w:t>
       </w:r>
     </w:p>
     <w:p>
@@ -104,7 +104,7 @@
         <w:t xml:space="preserve">Ergebnis: </w:t>
       </w:r>
       <w:r>
-        <w:t>15,9 % Mortalität ohne Vortherapie vs. 10,1 % mit Vortherapie (adjustierte HR 1,95; 95%-KI 1,48–2,56; p&lt;0,001). Diagnostische und therapeutische Lücken waren erheblich: 50,6 % fehlte GOLD-Spirometrie-Staging, 82,6 % fehlte Risikostratifizierung.</w:t>
+        <w:t>Sarcopenie-Prävalenz war signifikant höher bei ESRD als ohne ESRD (28,3 % vs. 10,0 %; p=0,01). Unabhängige Prädiktoren waren niedriges HDL, erhöhtes Triglycerid, Hyperglykämie, Hypertonie und Frailty. Korrelationen mit Nierenfunktion (r=−0,291; p=0,001) und oxidativem Stress bestätigt.</w:t>
       </w:r>
     </w:p>
     <w:p>
@@ -119,7 +119,7 @@
         <w:rPr>
           <w:sz w:val="19"/>
         </w:rPr>
-        <w:t>Schweiz, sekundäres Krankenhaus, vergleichbar mit deutscher Dokumentationspraxis und Strukturen.</w:t>
+        <w:t>Äthiopien, aber CKD-Komplikationen global, Screening-Empfehlungen übertragbar</w:t>
       </w:r>
     </w:p>
     <w:p>
@@ -128,7 +128,7 @@
           <w:color w:val="5A7D3A"/>
           <w:sz w:val="18"/>
         </w:rPr>
-        <w:t>https://pubmed.ncbi.nlm.nih.gov/42801453/</w:t>
+        <w:t>https://pubmed.ncbi.nlm.nih.gov/42805656/</w:t>
       </w:r>
     </w:p>
     <w:p>
@@ -136,7 +136,7 @@
         <w:pStyle w:val="Heading2"/>
       </w:pPr>
       <w:r>
-        <w:t>Natrium-Bikarbonat verbesserte Lebensqualität nicht bei CKD mit metabolischer Azidose</w:t>
+        <w:t>Nierentransplantate von Spendern mit Diabetes: 5-Jahres-Funktion nach Matchingvergleich unbedenklich</w:t>
       </w:r>
     </w:p>
     <w:p>
@@ -146,12 +146,12 @@
           <w:color w:val="666666"/>
           <w:sz w:val="18"/>
         </w:rPr>
-        <w:t>Chan JYM et al.  ·  Qual Life Res  ·  27.09.2026  ·  PMID 42801387</w:t>
+        <w:t>Colella-Santos M et al.  ·  Clin Transplant  ·  Okt. 2026  ·  PMID 42804549</w:t>
       </w:r>
     </w:p>
     <w:p>
       <w:r>
-        <w:t>Pragmatische 18-Monats-RCT in Malaysia: 74 Patienten mit CKD Stadium 3–4 und metabolischer Azidose randomisiert zu Natrium-Bikarbonat (Tablette/Lösung) oder Standardbetreuung; Lebensqualität mittels KDQOL-36 und EQ-VAS gemessen.</w:t>
+        <w:t>Retrospektive brasilianische Kohortenstudie zu 5-Jahres-Nierenfunktion und Transplantat-Überleben nach Nierentransplantation mit verstorbenen Spendern mit oder ohne Diabetes mellitus (n=3.058), mit Propensity-Score-Matching.</w:t>
       </w:r>
     </w:p>
     <w:p>
@@ -162,7 +162,7 @@
         <w:t xml:space="preserve">Ergebnis: </w:t>
       </w:r>
       <w:r>
-        <w:t>Natrium-Bikarbonat erhöhte Serum-Bikarbonat initial, aber nur 1/3 erreichte Zielbereich 22–26 mmol/L. KDQOL-36- und EQ-VAS-Scores verbesserten sich nicht signifikant. CKD-Progression war unabhängig mit niedrigerer Lebensqualität assoziiert. Keine signifikanten Unterschiede in Blutdruck, Körpergewicht oder Hospitalisierungen.</w:t>
+        <w:t>Nach Matching unterschieden sich eGFR über 5 Jahre, eGFR-Steigung und zensiertes Transplantat-Überleben nicht zwischen Spendern mit und ohne Diabetes. Pre-implantations-Biopsien zeigten selten Diabetes-assoziierte glomeruläre Läsionen; keine Banff-Parameter sagten eGFR&lt;30 oder Transplantatverlust voraus (alle p&gt;0,05).</w:t>
       </w:r>
     </w:p>
     <w:p>
@@ -177,7 +177,7 @@
         <w:rPr>
           <w:sz w:val="19"/>
         </w:rPr>
-        <w:t>Malaysia, Primäre Versorgung, zeigt, dass Laborwerte nicht automatisch Patientenbefinden verbessern.</w:t>
+        <w:t>Brasilien, aber Organallokation und Transplantat-Qualitätskriterien überträglich</w:t>
       </w:r>
     </w:p>
     <w:p>
@@ -186,7 +186,7 @@
           <w:color w:val="5A7D3A"/>
           <w:sz w:val="18"/>
         </w:rPr>
-        <w:t>https://pubmed.ncbi.nlm.nih.gov/42801387/</w:t>
+        <w:t>https://pubmed.ncbi.nlm.nih.gov/42804549/</w:t>
       </w:r>
     </w:p>
     <w:p>
@@ -194,7 +194,7 @@
         <w:pStyle w:val="Heading2"/>
       </w:pPr>
       <w:r>
-        <w:t>Depression und Angst bei COPD-Patienten: Großflächig unterdiagnostiziert und untertherapiert</w:t>
+        <w:t>Ältere mit konservativer Nierenfunktions-Erhaltung lehnen Dialyse ab – Nephrologie stellt sie selten bereit</w:t>
       </w:r>
     </w:p>
     <w:p>
@@ -204,12 +204,12 @@
           <w:color w:val="666666"/>
           <w:sz w:val="18"/>
         </w:rPr>
-        <w:t>Valiulis T et al.  ·  Int J Chron Obstruct Pulmon Dis  ·  22.09.2026  ·  PMID 42801175</w:t>
+        <w:t>Geiger MP et al.  ·  JAMA Netw Open  ·  01.09.2026  ·  PMID 42804203</w:t>
       </w:r>
     </w:p>
     <w:p>
       <w:r>
-        <w:t>Landesweite Sekundärdatenanalyse aus Litauen mit 64.246 COPD-Patienten zur Häufigkeit psychiatrischer Komorbiditäten und deren Behandlung.</w:t>
+        <w:t>Qualitative Sekundäranalyse von Klinikakten aus zwei US-RCTs (CKD-EDU und DIAL-SDM, 2019–2024) zur Entscheidungsfindung von älteren (≥75 Jahren) mit ESRD bezüglich konservativer Nierenbehandlung ohne Dialyse.</w:t>
       </w:r>
     </w:p>
     <w:p>
@@ -220,7 +220,7 @@
         <w:t xml:space="preserve">Ergebnis: </w:t>
       </w:r>
       <w:r>
-        <w:t>18,1 % hatte diagnostizierte psychiatrische Störung (26,8 % Frauen vs. 12,1 % Männer; adjustierte OR 2,40; p&lt;0,001). Angststörungen 15,0 %, depressive Störungen 4,6 %. 61,9 % der betroffenen Patienten erhielten Psychopharmaka, davon 89,9 % Anxiolytika. Hausärzte verschrieben 10,66-fach häufiger Anxiolytika als Psychiater.</w:t>
+        <w:t>35 von 118 Patienten (mittl. Alter 82 J.) wählten konservative Behandlung. Gründe: Vermeidung von Dialyse-Belastung zur Qualitätserhaltung, schlechte Gesundheit, Beobachtung von Dialyse-Folgen bei Angehörigen, Schutz vor Übermedikalisierung am Lebensende. Nephrologists hinterfragten häufig zielkonkordante Entscheidungen, initiierten selten Advance-Care-Planning.</w:t>
       </w:r>
     </w:p>
     <w:p>
@@ -235,7 +235,7 @@
         <w:rPr>
           <w:sz w:val="19"/>
         </w:rPr>
-        <w:t>Litauen, Primäre Versorgung, zeigt Versorgungslücke auch in europäischen Gesundheitssystemen.</w:t>
+        <w:t>USA, aber Shared Decision Making und Palliativversorgung international relevant</w:t>
       </w:r>
     </w:p>
     <w:p>
@@ -244,7 +244,7 @@
           <w:color w:val="5A7D3A"/>
           <w:sz w:val="18"/>
         </w:rPr>
-        <w:t>https://pubmed.ncbi.nlm.nih.gov/42801175/</w:t>
+        <w:t>https://pubmed.ncbi.nlm.nih.gov/42804203/</w:t>
       </w:r>
     </w:p>
     <w:p>
@@ -252,7 +252,7 @@
         <w:pStyle w:val="Heading2"/>
       </w:pPr>
       <w:r>
-        <w:t>Multidimensionale COPD-Phänotypen lassen sich clustern, benötigen aber externe Validierung</w:t>
+        <w:t>Therapietreue senkt HCC-Inzidenz bei Hepatitis-B-Zirrhose um 23 %</w:t>
       </w:r>
     </w:p>
     <w:p>
@@ -262,12 +262,12 @@
           <w:color w:val="666666"/>
           <w:sz w:val="18"/>
         </w:rPr>
-        <w:t>Portacci A et al.  ·  Medicina (Kaunas)  ·  29.08.2026  ·  PMID 42796263</w:t>
+        <w:t>Shin YE et al.  ·  J Med Virol  ·  Okt. 2026  ·  PMID 42803662</w:t>
       </w:r>
     </w:p>
     <w:p>
       <w:r>
-        <w:t>Explorative Querschnittsstudie mit 161 COPD-Patienten: Unüberwachte Clusteranalyse (PAM) auf klinische, funktionelle, radiologische und Labordaten zur Identifikation von Phänotyp-Subgruppen.</w:t>
+        <w:t>Kohortenstudie mit südkoreanischen Abrechnungsdaten zur Assoziation zwischen Therapietreue (Medikamentenpossession-Ratio ≥90 %) bei Nukleosid-Analoga-Therapie und Hepatozellulären Karzinom-Risiko bei chronischer Hepatitis B.</w:t>
       </w:r>
     </w:p>
     <w:p>
@@ -278,7 +278,7 @@
         <w:t xml:space="preserve">Ergebnis: </w:t>
       </w:r>
       <w:r>
-        <w:t>Zwei-Cluster-Lösung hatte höchste Silhouetten-Breite (0,184), aber geringe Trennung. Cluster 1 (n=78): höhere Symptom- und Exazerbationslast, schlechtere Lungenfunktion, stärkere statische Hyperinflation, kürzere 6-Minuten-Gehstrecke, häufiger Emphysem. Bootstrap-Resampling zeigte interne Stabilität, externe Validierung aber erforderlich. Nur LAMA/LABA/ICS-Einsatz unterschied sich signifikant zwischen Clustern.</w:t>
+        <w:t>Bei Patienten mit Claims-definierter Zirrhose zeigte hohe Therapietreue eine 34 % niedrigere HCC-Inzidenz als geringe Treue (32,92 vs. 49,59 pro 1000 Personenjahre; IR-Ratio 0,66; 95%-KI 0,57–0,78), in multivariaten Cox-Regressionen bestätigt (HR 0,77; 95%-KI 0,66–0,90).</w:t>
       </w:r>
     </w:p>
     <w:p>
@@ -293,7 +293,7 @@
         <w:rPr>
           <w:sz w:val="19"/>
         </w:rPr>
-        <w:t>Italien, Sekundärversorgung; explorativ, externe Validierung ausstehend.</w:t>
+        <w:t>Südkorea, nationales Versicherungssystem vergleichbar mit Deutschland</w:t>
       </w:r>
     </w:p>
     <w:p>
@@ -302,7 +302,7 @@
           <w:color w:val="5A7D3A"/>
           <w:sz w:val="18"/>
         </w:rPr>
-        <w:t>https://pubmed.ncbi.nlm.nih.gov/42796263/</w:t>
+        <w:t>https://pubmed.ncbi.nlm.nih.gov/42803662/</w:t>
       </w:r>
     </w:p>
     <w:p>
@@ -310,7 +310,7 @@
         <w:pStyle w:val="Heading2"/>
       </w:pPr>
       <w:r>
-        <w:t>RDW sagt 1-Jahres-Mortalität bei CKD mit Hypertonie voraus – praktisch anwendbar</w:t>
+        <w:t>Automatische Peritonealdialyse senkt Restfunktion schneller als CAPD</w:t>
       </w:r>
     </w:p>
     <w:p>
@@ -320,12 +320,12 @@
           <w:color w:val="666666"/>
           <w:sz w:val="18"/>
         </w:rPr>
-        <w:t>Li L et al.  ·  BMC Cardiovasc Disord  ·  08.08.2026  ·  PMID 42791552</w:t>
+        <w:t>Sun L et al.  ·  Ren Fail  ·  27.09.2026  ·  PMID 42802590</w:t>
       </w:r>
     </w:p>
     <w:p>
       <w:r>
-        <w:t>Retrospektive Kohorte von 6.731 ICU-Patienten mit hypertensiver CKD aus MIMIC-IV: Assoziation von Blutbild-Parametern (RDW, HRR, RPR) mit 1-Jahres-Mortalität mittels Cox-Regression und ROC-Analysen.</w:t>
+        <w:t>Retrospektive chinesische Kohortenstudie zu Nierenrestfunktion (RKF) bei Peritonealdialyse-Patienten mit Neudiagnose ESKD, vergleichend nach Modalität (APD vs. CAPD).</w:t>
       </w:r>
     </w:p>
     <w:p>
@@ -336,7 +336,7 @@
         <w:t xml:space="preserve">Ergebnis: </w:t>
       </w:r>
       <w:r>
-        <w:t>37,2 % (2.505/6.731) starben innerhalb eines Jahres. Erhöhtes RDW assoziiert mit erhöhtem Mortalitätsrisiko (HR 1,19; 95%-KI 1,16–1,21; p&lt;0,001). AUC für RDW 0,668, für HRR 0,600. RDW verbesserte Vorhersageleistung etablierter Risikomodelle; Subgruppen-Interaktionen mit CRRT-Einsatz und CKD-Stadium nachgewiesen.</w:t>
+        <w:t>Nach 6 Monaten Peritonealdialyse zeigte die APD-Gruppe signifikant niedrigere RKF (1,9±1,6 vs. 3,0±1,7 mL/min/1,73 m²; p=0,043) und schnelleren mittleren RKF-Rückgang (−6,6±2,5 vs. −4,3±2,3 mL/min/1,73 m²/Jahr; p=0,002). In multivariater Regression war APD unabhängig mit beschleunigtem RKF-Rückgang assoziiert (β=0,93; p=0,004).</w:t>
       </w:r>
     </w:p>
     <w:p>
@@ -351,7 +351,7 @@
         <w:rPr>
           <w:sz w:val="19"/>
         </w:rPr>
-        <w:t>MIMIC-IV-Datenbank (USA), aber einfache Laborparameter ohne Kostensperre übertragbar.</w:t>
+        <w:t>China, aber Nierenersatzverfahren und Organschutz universal relevant</w:t>
       </w:r>
     </w:p>
     <w:p>
@@ -360,7 +360,7 @@
           <w:color w:val="5A7D3A"/>
           <w:sz w:val="18"/>
         </w:rPr>
-        <w:t>https://pubmed.ncbi.nlm.nih.gov/42791552/</w:t>
+        <w:t>https://pubmed.ncbi.nlm.nih.gov/42802590/</w:t>
       </w:r>
     </w:p>
     <w:p>
@@ -368,7 +368,7 @@
         <w:pStyle w:val="Heading2"/>
       </w:pPr>
       <w:r>
-        <w:t>Kindliche Traumata verdoppeln Multimorbidität im Alter – Dosis-Wirkungs-Beziehung nachgewiesen</w:t>
+        <w:t>Direkt-wirkende Antivirale sind sicher bei Hepatitis-C-Patienten mit Hypertonie</w:t>
       </w:r>
     </w:p>
     <w:p>
@@ -378,12 +378,12 @@
           <w:color w:val="666666"/>
           <w:sz w:val="18"/>
         </w:rPr>
-        <w:t>Ahmed A et al.  ·  PLoS One  ·  25.09.2026  ·  PMID 42789523</w:t>
+        <w:t>Brzdęk M et al.  ·  Viruses  ·  12.07.2026  ·  PMID 42515615</w:t>
       </w:r>
     </w:p>
     <w:p>
       <w:r>
-        <w:t>Querschnittsstudie mit 734 Nigeranern ≥60 Jahren: Kumulative adverse Kindheitserlebnisse (ACEs) und deren Assoziation mit Multimorbidität (≥2 chronische Erkrankungen).</w:t>
+        <w:t>Retrospektive Kohortenstudie von 2015–2023 aus Polen zu Sicherheit und Wirksamkeit direkt-wirkender Antiviraler (DAA) bei HCV-infizierten Patienten mit arterieller Hypertonie.</w:t>
       </w:r>
     </w:p>
     <w:p>
@@ -394,7 +394,7 @@
         <w:t xml:space="preserve">Ergebnis: </w:t>
       </w:r>
       <w:r>
-        <w:t>68,4 % berichteten ≥4 ACEs. Multimorbidität bei 38,4 % (≥3 Erkrankungen). Unadjustierte OR für ≥4 ACEs: 67,14 (95%-KI 9,25–487,04). Nach Adjustierung (Alter, Geschlecht, Haushaltsgröße) OR 15,58 (95%-KI 1,33–182,21). Klare Dosis-Wirkungs-Beziehung nachgewiesen.</w:t>
+        <w:t>Von 18.968 DAA-behandelten HCV-Patienten hatten 5.976 Hypertonie. Anhaltendes virologisches Ansprechen (SVR) war hoch und vergleichbar zwischen Hypertonie- und Nicht-Hypertonie-Gruppe (94,8 % vs. 94,2 % ITT-Analyse, 97,6 % vs. 97,6 % per-Protokoll). Hypertonie war nicht unabhängig mit Therapieversagen assoziiert (OR 0,87; 95%-KI 0,69–1,10).</w:t>
       </w:r>
     </w:p>
     <w:p>
@@ -409,7 +409,7 @@
         <w:rPr>
           <w:sz w:val="19"/>
         </w:rPr>
-        <w:t>Nigeria, aber Lebensverlauf-Mechanismus transkulturell relevant; zeigt Ungleichheit als Untersuchungsgegenstand.</w:t>
+        <w:t>Polen, Struktur und Kostenträgermodell europäisch vergleichbar</w:t>
       </w:r>
     </w:p>
     <w:p>
@@ -418,7 +418,7 @@
           <w:color w:val="5A7D3A"/>
           <w:sz w:val="18"/>
         </w:rPr>
-        <w:t>https://pubmed.ncbi.nlm.nih.gov/42789523/</w:t>
+        <w:t>https://pubmed.ncbi.nlm.nih.gov/42515615/</w:t>
       </w:r>
     </w:p>
     <w:sectPr>

--- a/download/studien-aktuell.docx
+++ b/download/studien-aktuell.docx
@@ -62,7 +62,7 @@
           <w:color w:val="666666"/>
           <w:sz w:val="18"/>
         </w:rPr>
-        <w:t>Stand: 29.09.2026  |  6 Studien  |  ncd.m-vf.de</w:t>
+        <w:t>Stand: 30.09.2026  |  6 Studien  |  ncd.m-vf.de</w:t>
       </w:r>
     </w:p>
     <w:p>
@@ -70,7 +70,7 @@
         <w:pStyle w:val="Heading1"/>
       </w:pPr>
       <w:r>
-        <w:t>Aufgenommen am 29.09.2026</w:t>
+        <w:t>Aufgenommen am 30.09.2026</w:t>
       </w:r>
     </w:p>
     <w:p>
@@ -78,7 +78,7 @@
         <w:pStyle w:val="Heading2"/>
       </w:pPr>
       <w:r>
-        <w:t>Sarcopenie bei chronischer Nierenkrankheit: 28 % Prävalenz bei ESRD, assoziiert mit Metabolik und Frailty</w:t>
+        <w:t>Diagnostische Verzögerung bei POTS-Syndrom: 3 Jahre Median, massive Beeinträchtigung</w:t>
       </w:r>
     </w:p>
     <w:p>
@@ -88,12 +88,12 @@
           <w:color w:val="666666"/>
           <w:sz w:val="18"/>
         </w:rPr>
-        <w:t>Agidew MM et al.  ·  BMJ Open  ·  28.09.2026  ·  PMID 42805656</w:t>
+        <w:t>Seeley MC et al.  ·  BMJ Open  ·  29.09.2026  ·  PMID 42810796</w:t>
       </w:r>
     </w:p>
     <w:p>
       <w:r>
-        <w:t>Querschnittstudie aus Äthiopien zu Sarcopenie-Prävalenz und Risikofaktoren bei erwachsenen CKD-Patienten (n=120) in einer nephrologischen Klinik, mit fokus auf ESRD-Differenzierung.</w:t>
+        <w:t>Beobachtungskohorte mit 500 Patienten mit bestätigtem Postural-Orthostatic-Tachycardia-Syndrom (POTS) aus australischer Registry dokumentierte Symptombürde, diagnostische Verzögerung und Funktionsbeeinträchtigung.</w:t>
       </w:r>
     </w:p>
     <w:p>
@@ -104,7 +104,7 @@
         <w:t xml:space="preserve">Ergebnis: </w:t>
       </w:r>
       <w:r>
-        <w:t>Sarcopenie-Prävalenz war signifikant höher bei ESRD als ohne ESRD (28,3 % vs. 10,0 %; p=0,01). Unabhängige Prädiktoren waren niedriges HDL, erhöhtes Triglycerid, Hyperglykämie, Hypertonie und Frailty. Korrelationen mit Nierenfunktion (r=−0,291; p=0,001) und oxidativem Stress bestätigt.</w:t>
+        <w:t>Mediane diagnostische Verzögerung 3,0 Jahre (IQR 9,0), 25,5% hatten ≥10 Jahre Verzögerung. Trotz jungen Alters (Durchschnitt 31,3 Jahre) und hoher Bildung: 22% arbeitslos oder könnten nicht zur Schule gehen. Infektion war der häufigste Auslöser (39,4%). Höhere autonome Symptombelastung korrelierte mit mehr Fatigue (FSS 56,0 vs. 48,0; p&lt;0,001), Magen-Darm-Symptomen (GCSI 1,60 vs. 0,89; p&lt;0,001) und schlechterer Lebensqualität (EQ-5D 0,547 vs. 0,717; p&lt;0,001).</w:t>
       </w:r>
     </w:p>
     <w:p>
@@ -119,7 +119,7 @@
         <w:rPr>
           <w:sz w:val="19"/>
         </w:rPr>
-        <w:t>Äthiopien, aber CKD-Komplikationen global, Screening-Empfehlungen übertragbar</w:t>
+        <w:t>Australien, vergleichbare Primärversorgungsstrukturen, ähnlicher Versorgungsauftrag</w:t>
       </w:r>
     </w:p>
     <w:p>
@@ -128,7 +128,7 @@
           <w:color w:val="5A7D3A"/>
           <w:sz w:val="18"/>
         </w:rPr>
-        <w:t>https://pubmed.ncbi.nlm.nih.gov/42805656/</w:t>
+        <w:t>https://pubmed.ncbi.nlm.nih.gov/42810796/</w:t>
       </w:r>
     </w:p>
     <w:p>
@@ -136,7 +136,7 @@
         <w:pStyle w:val="Heading2"/>
       </w:pPr>
       <w:r>
-        <w:t>Nierentransplantate von Spendern mit Diabetes: 5-Jahres-Funktion nach Matchingvergleich unbedenklich</w:t>
+        <w:t>Mehrfacherkrankung in Alltag und Versorgung: Qualitative Studie zu komplexer Multimorbidität in Dänemark</w:t>
       </w:r>
     </w:p>
     <w:p>
@@ -146,12 +146,12 @@
           <w:color w:val="666666"/>
           <w:sz w:val="18"/>
         </w:rPr>
-        <w:t>Colella-Santos M et al.  ·  Clin Transplant  ·  Okt. 2026  ·  PMID 42804549</w:t>
+        <w:t>Poulsen AG et al.  ·  Prim Health Care Res Dev  ·  29.09.2026  ·  PMID 42808657</w:t>
       </w:r>
     </w:p>
     <w:p>
       <w:r>
-        <w:t>Retrospektive brasilianische Kohortenstudie zu 5-Jahres-Nierenfunktion und Transplantat-Überleben nach Nierentransplantation mit verstorbenen Spendern mit oder ohne Diabetes mellitus (n=3.058), mit Propensity-Score-Matching.</w:t>
+        <w:t>Qualitative Interviews mit 8 Patienten mit komplexer Multimorbidität zeigten, dass diese Patienten trotz mehrerer Diagnosen keine Kontinuität über alle Erkrankungen hinweg erwarten, sondern wünschen sich spezialisierte Betreuung pro Fachgebiet und einen professionellen Lotsen – häufig den Hausarzt – als Unterstützung.</w:t>
       </w:r>
     </w:p>
     <w:p>
@@ -162,7 +162,7 @@
         <w:t xml:space="preserve">Ergebnis: </w:t>
       </w:r>
       <w:r>
-        <w:t>Nach Matching unterschieden sich eGFR über 5 Jahre, eGFR-Steigung und zensiertes Transplantat-Überleben nicht zwischen Spendern mit und ohne Diabetes. Pre-implantations-Biopsien zeigten selten Diabetes-assoziierte glomeruläre Läsionen; keine Banff-Parameter sagten eGFR&lt;30 oder Transplantatverlust voraus (alle p&gt;0,05).</w:t>
+        <w:t>Kernfindung: Patienten verfolgen aktiv Bewältigungsstrategien zwischen medizinischen Empfehlungen und persönlichen Prioritäten. Ein Ansprechpartner (oft der Hausarzt) war ein signifikanter Unterstützungsfaktor. Die Ergebnisse unterstreichen die Notwendigkeit einer patientenzentrierten Versorgung, die individuelle Ressourcen anerkennt.</w:t>
       </w:r>
     </w:p>
     <w:p>
@@ -177,7 +177,7 @@
         <w:rPr>
           <w:sz w:val="19"/>
         </w:rPr>
-        <w:t>Brasilien, aber Organallokation und Transplantat-Qualitätskriterien überträglich</w:t>
+        <w:t>Dänemark, vergleichbares Primärarztsystem mit Gatekeeper-Funktion</w:t>
       </w:r>
     </w:p>
     <w:p>
@@ -186,7 +186,7 @@
           <w:color w:val="5A7D3A"/>
           <w:sz w:val="18"/>
         </w:rPr>
-        <w:t>https://pubmed.ncbi.nlm.nih.gov/42804549/</w:t>
+        <w:t>https://pubmed.ncbi.nlm.nih.gov/42808657/</w:t>
       </w:r>
     </w:p>
     <w:p>
@@ -194,7 +194,7 @@
         <w:pStyle w:val="Heading2"/>
       </w:pPr>
       <w:r>
-        <w:t>Ältere mit konservativer Nierenfunktions-Erhaltung lehnen Dialyse ab – Nephrologie stellt sie selten bereit</w:t>
+        <w:t>Post-COVID-19-Symptome bei Asthma und COPD: Risikofaktoren identifiziert</w:t>
       </w:r>
     </w:p>
     <w:p>
@@ -204,12 +204,12 @@
           <w:color w:val="666666"/>
           <w:sz w:val="18"/>
         </w:rPr>
-        <w:t>Geiger MP et al.  ·  JAMA Netw Open  ·  01.09.2026  ·  PMID 42804203</w:t>
+        <w:t>Andreason A et al.  ·  NPJ Prim Care Respir Med  ·  29.09.2026  ·  PMID 42805994</w:t>
       </w:r>
     </w:p>
     <w:p>
       <w:r>
-        <w:t>Qualitative Sekundäranalyse von Klinikakten aus zwei US-RCTs (CKD-EDU und DIAL-SDM, 2019–2024) zur Entscheidungsfindung von älteren (≥75 Jahren) mit ESRD bezüglich konservativer Nierenbehandlung ohne Dialyse.</w:t>
+        <w:t>Querschnittstudie mit 494 Patienten mit bestätigter COVID-19-Infektion aus dem schwedischen PRAXIS-Register untersuchte Häufigkeit und Risikofaktoren für persistierende Symptome bei Asthma oder COPD.</w:t>
       </w:r>
     </w:p>
     <w:p>
@@ -220,7 +220,7 @@
         <w:t xml:space="preserve">Ergebnis: </w:t>
       </w:r>
       <w:r>
-        <w:t>35 von 118 Patienten (mittl. Alter 82 J.) wählten konservative Behandlung. Gründe: Vermeidung von Dialyse-Belastung zur Qualitätserhaltung, schlechte Gesundheit, Beobachtung von Dialyse-Folgen bei Angehörigen, Schutz vor Übermedikalisierung am Lebensende. Nephrologists hinterfragten häufig zielkonkordante Entscheidungen, initiierten selten Advance-Care-Planning.</w:t>
+        <w:t>59% (289/494) berichteten Post-COVID-19-Symptome. Unabhängige Risikofaktoren: schwere akute Infektion (aOR 8,91), höheres Alter (aOR 1,25 pro Jahr), weibliches Geschlecht (aOR 1,52), Adipositas (aOR 2,24), Angststörung/Depression (aOR 1,79) und chronischer Schmerz (aOR 3,61). Patienten mit Asthma/COPD hatten höhere Prävalenz persistierender Symptome als andere Populationen.</w:t>
       </w:r>
     </w:p>
     <w:p>
@@ -235,7 +235,7 @@
         <w:rPr>
           <w:sz w:val="19"/>
         </w:rPr>
-        <w:t>USA, aber Shared Decision Making und Palliativversorgung international relevant</w:t>
+        <w:t>Schweden, europäisches Primärversorgungssystem, vergleichbare Dokumentation</w:t>
       </w:r>
     </w:p>
     <w:p>
@@ -244,7 +244,7 @@
           <w:color w:val="5A7D3A"/>
           <w:sz w:val="18"/>
         </w:rPr>
-        <w:t>https://pubmed.ncbi.nlm.nih.gov/42804203/</w:t>
+        <w:t>https://pubmed.ncbi.nlm.nih.gov/42805994/</w:t>
       </w:r>
     </w:p>
     <w:p>
@@ -252,7 +252,7 @@
         <w:pStyle w:val="Heading2"/>
       </w:pPr>
       <w:r>
-        <w:t>Therapietreue senkt HCC-Inzidenz bei Hepatitis-B-Zirrhose um 23 %</w:t>
+        <w:t>Spezialistisch versorgte chronische Erkrankungen im Primärarztsystem: Analyse deutscher Kassendaten</w:t>
       </w:r>
     </w:p>
     <w:p>
@@ -262,12 +262,12 @@
           <w:color w:val="666666"/>
           <w:sz w:val="18"/>
         </w:rPr>
-        <w:t>Shin YE et al.  ·  J Med Virol  ·  Okt. 2026  ·  PMID 42803662</w:t>
+        <w:t>Mangiapane S et al.  ·  Bundesgesundheitsblatt Gesundheitsforschung Gesundheitsschutz  ·  08.09.2026  ·  PMID 42709072</w:t>
       </w:r>
     </w:p>
     <w:p>
       <w:r>
-        <w:t>Kohortenstudie mit südkoreanischen Abrechnungsdaten zur Assoziation zwischen Therapietreue (Medikamentenpossession-Ratio ≥90 %) bei Nukleosid-Analoga-Therapie und Hepatozellulären Karzinom-Risiko bei chronischer Hepatitis B.</w:t>
+        <w:t>Analyse von bundesweiten Abrechnungsdaten für 2024 identifizierte 173 Diagnosegruppen mit hoher fachärztlicher Versorgungsrelevanz, um zu prüfen, welche chronischen Erkrankungen primärärztlich von Spezialisten koordiniert werden könnten.</w:t>
       </w:r>
     </w:p>
     <w:p>
@@ -278,7 +278,7 @@
         <w:t xml:space="preserve">Ergebnis: </w:t>
       </w:r>
       <w:r>
-        <w:t>Bei Patienten mit Claims-definierter Zirrhose zeigte hohe Therapietreue eine 34 % niedrigere HCC-Inzidenz als geringe Treue (32,92 vs. 49,59 pro 1000 Personenjahre; IR-Ratio 0,66; 95%-KI 0,57–0,78), in multivariaten Cox-Regressionen bestätigt (HR 0,77; 95%-KI 0,66–0,90).</w:t>
+        <w:t>Bei Patienten mit Nierenfunktionsstörung (N25) höchster fachärztlicher Anteil: 83% erhielten nephrologische Behandlung, Nephrologen verantwortlich für 77% krankheitsspezifischer Fälle, aber nur 37% aller Behandlungstage. Bei allen fünf exemplarisch analysierten Indikationen (F33, G35, K51, M05, N25) entfielen 43–55% aller Behandlungstage auf Hausärzte, 92–97% der Patienten wurden hausärztlich versorgt. Schlussfolgerung: Spezialistisch geleitete primärärztliche Versorgung würde umfassende fachübergreifende Koordination erfordern, die wahrscheinlich nur für Einzelfälle realistisch ist.</w:t>
       </w:r>
     </w:p>
     <w:p>
@@ -293,7 +293,7 @@
         <w:rPr>
           <w:sz w:val="19"/>
         </w:rPr>
-        <w:t>Südkorea, nationales Versicherungssystem vergleichbar mit Deutschland</w:t>
+        <w:t>Deutschland, eigene Kassendaten, Struktur des Versicherungssystems identisch</w:t>
       </w:r>
     </w:p>
     <w:p>
@@ -302,7 +302,7 @@
           <w:color w:val="5A7D3A"/>
           <w:sz w:val="18"/>
         </w:rPr>
-        <w:t>https://pubmed.ncbi.nlm.nih.gov/42803662/</w:t>
+        <w:t>https://pubmed.ncbi.nlm.nih.gov/42709072/</w:t>
       </w:r>
     </w:p>
     <w:p>
@@ -310,7 +310,7 @@
         <w:pStyle w:val="Heading2"/>
       </w:pPr>
       <w:r>
-        <w:t>Automatische Peritonealdialyse senkt Restfunktion schneller als CAPD</w:t>
+        <w:t>Steatose bei chronischer Hepatitis B: 42% Prävalenz bei vulnerablen Patienten, HBeAg protektiv, T2DM risikosteigernd</w:t>
       </w:r>
     </w:p>
     <w:p>
@@ -320,12 +320,12 @@
           <w:color w:val="666666"/>
           <w:sz w:val="18"/>
         </w:rPr>
-        <w:t>Sun L et al.  ·  Ren Fail  ·  27.09.2026  ·  PMID 42802590</w:t>
+        <w:t>Trifan A et al.  ·  J Gastrointestin Liver Dis  ·  29.08.2026  ·  PMID 42667659</w:t>
       </w:r>
     </w:p>
     <w:p>
       <w:r>
-        <w:t>Retrospektive chinesische Kohortenstudie zu Nierenrestfunktion (RKF) bei Peritonealdialyse-Patienten mit Neudiagnose ESKD, vergleichend nach Modalität (APD vs. CAPD).</w:t>
+        <w:t>Prospektive Querschnittsstudie mit 1.970 Patienten mit chronischer Hepatitis B aus Screening-Programm in Rumänien (LIVE(RO)2) identifizierte metabolische Risikofaktoren für hepatische Steatose mittels kontrollierter Dämpfungsparameter (CAP).</w:t>
       </w:r>
     </w:p>
     <w:p>
@@ -336,7 +336,7 @@
         <w:t xml:space="preserve">Ergebnis: </w:t>
       </w:r>
       <w:r>
-        <w:t>Nach 6 Monaten Peritonealdialyse zeigte die APD-Gruppe signifikant niedrigere RKF (1,9±1,6 vs. 3,0±1,7 mL/min/1,73 m²; p=0,043) und schnelleren mittleren RKF-Rückgang (−6,6±2,5 vs. −4,3±2,3 mL/min/1,73 m²/Jahr; p=0,002). In multivariater Regression war APD unabhängig mit beschleunigtem RKF-Rückgang assoziiert (β=0,93; p=0,004).</w:t>
+        <w:t>Steatose-Prävalenz 42,2% bei vulnerablen (sozial benachteiligten) Patienten vs. 26,4% bei nicht-vulnerablen. Vulnerable Patienten hatten höhere Prävalenz von T2DM (11,5%), Hypertonie (41,3%) und Übergewicht (71,3%). HBeAg-Positivität war protektiv gegen Steatose (aOR 0,397), aber erhöhte Zirrhose-Risiko um Faktor 6. Schwere Fibrose (≥F3): 17,1% bei vulnerablen vs. 9,7% bei nicht-vulnerablen.</w:t>
       </w:r>
     </w:p>
     <w:p>
@@ -351,7 +351,7 @@
         <w:rPr>
           <w:sz w:val="19"/>
         </w:rPr>
-        <w:t>China, aber Nierenersatzverfahren und Organschutz universal relevant</w:t>
+        <w:t>Rumänien, Länder Südosteuropas, Primärversorgungsdaten, Struktur ähnlich mitteleuro­päischen Systemen</w:t>
       </w:r>
     </w:p>
     <w:p>
@@ -360,7 +360,7 @@
           <w:color w:val="5A7D3A"/>
           <w:sz w:val="18"/>
         </w:rPr>
-        <w:t>https://pubmed.ncbi.nlm.nih.gov/42802590/</w:t>
+        <w:t>https://pubmed.ncbi.nlm.nih.gov/42667659/</w:t>
       </w:r>
     </w:p>
     <w:p>
@@ -368,7 +368,7 @@
         <w:pStyle w:val="Heading2"/>
       </w:pPr>
       <w:r>
-        <w:t>Direkt-wirkende Antivirale sind sicher bei Hepatitis-C-Patienten mit Hypertonie</w:t>
+        <w:t>Point-of-Care-Ultraschall in Zambia erkennt Zirrhose mit moderater Genauigkeit</w:t>
       </w:r>
     </w:p>
     <w:p>
@@ -378,12 +378,12 @@
           <w:color w:val="666666"/>
           <w:sz w:val="18"/>
         </w:rPr>
-        <w:t>Brzdęk M et al.  ·  Viruses  ·  12.07.2026  ·  PMID 42515615</w:t>
+        <w:t>Bertoni C et al.  ·  J Viral Hepat  ·  Sept. 2026  ·  PMID 42547938</w:t>
       </w:r>
     </w:p>
     <w:p>
       <w:r>
-        <w:t>Retrospektive Kohortenstudie von 2015–2023 aus Polen zu Sicherheit und Wirksamkeit direkt-wirkender Antiviraler (DAA) bei HCV-infizierten Patienten mit arterieller Hypertonie.</w:t>
+        <w:t>Machbarkeitsstudie mit 197 Patienten mit chronischer Hepatitis B ± HIV in Zambia testete, ob trainierte nicht-radiologische Fachkräfte ein vereinfachtes Ultraschallprotokoll (PUSH) zur Erkennung von Fibrose, Zirrhose und HCC einsetzen können.</w:t>
       </w:r>
     </w:p>
     <w:p>
@@ -394,7 +394,7 @@
         <w:t xml:space="preserve">Ergebnis: </w:t>
       </w:r>
       <w:r>
-        <w:t>Von 18.968 DAA-behandelten HCV-Patienten hatten 5.976 Hypertonie. Anhaltendes virologisches Ansprechen (SVR) war hoch und vergleichbar zwischen Hypertonie- und Nicht-Hypertonie-Gruppe (94,8 % vs. 94,2 % ITT-Analyse, 97,6 % vs. 97,6 % per-Protokoll). Hypertonie war nicht unabhängig mit Therapieversagen assoziiert (OR 0,87; 95%-KI 0,69–1,10).</w:t>
+        <w:t>Nach kurzer Schulung: PUSH zeigte niedrige Genauigkeit für signifikante Fibrose (Sensitivität 8,3%, Spezifität 100%, AUROC 0,54), moderate Genauigkeit für Zirrhose (Sensitivität 60,9%, Spezifität 97,7%, AUROC 0,79) und höhere Genauigkeit für Leberläsionen verdächtig auf HCC (Sensitivität 85,7%, Spezifität 98,4%, AUROC 0,92). Schlussfolgerung: Frontline-Fachkräfte können PUSH für Zirrhose und Leberläsionen nutzen, wenn Labor- und Elastographiesysteme fehlen.</w:t>
       </w:r>
     </w:p>
     <w:p>
@@ -409,7 +409,7 @@
         <w:rPr>
           <w:sz w:val="19"/>
         </w:rPr>
-        <w:t>Polen, Struktur und Kostenträgermodell europäisch vergleichbar</w:t>
+        <w:t>Ressourcenarm-Setting, Übertragbarkeit auf Deutschland gering, aber Methodische Relevanz für Versorgung ohne hochwertige Labordiagnostik</w:t>
       </w:r>
     </w:p>
     <w:p>
@@ -418,7 +418,7 @@
           <w:color w:val="5A7D3A"/>
           <w:sz w:val="18"/>
         </w:rPr>
-        <w:t>https://pubmed.ncbi.nlm.nih.gov/42515615/</w:t>
+        <w:t>https://pubmed.ncbi.nlm.nih.gov/42547938/</w:t>
       </w:r>
     </w:p>
     <w:sectPr>

--- a/download/studien-aktuell.docx
+++ b/download/studien-aktuell.docx
@@ -62,7 +62,7 @@
           <w:color w:val="666666"/>
           <w:sz w:val="18"/>
         </w:rPr>
-        <w:t>Stand: 30.09.2026  |  6 Studien  |  ncd.m-vf.de</w:t>
+        <w:t>Stand: 01.10.2026  |  5 Studien  |  ncd.m-vf.de</w:t>
       </w:r>
     </w:p>
     <w:p>
@@ -70,7 +70,7 @@
         <w:pStyle w:val="Heading1"/>
       </w:pPr>
       <w:r>
-        <w:t>Aufgenommen am 30.09.2026</w:t>
+        <w:t>Aufgenommen am 01.10.2026</w:t>
       </w:r>
     </w:p>
     <w:p>
@@ -78,7 +78,7 @@
         <w:pStyle w:val="Heading2"/>
       </w:pPr>
       <w:r>
-        <w:t>Diagnostische Verzögerung bei POTS-Syndrom: 3 Jahre Median, massive Beeinträchtigung</w:t>
+        <w:t>Psychosomatic Belastung bei Jugendlichen mit chronischen Erkrankungen im Übergang zur Erwachsenenmedizin</w:t>
       </w:r>
     </w:p>
     <w:p>
@@ -88,12 +88,12 @@
           <w:color w:val="666666"/>
           <w:sz w:val="18"/>
         </w:rPr>
-        <w:t>Seeley MC et al.  ·  BMJ Open  ·  29.09.2026  ·  PMID 42810796</w:t>
+        <w:t>Choukair D et al.  ·  PLoS One  ·  30.09.2026  ·  PMID 42814714</w:t>
       </w:r>
     </w:p>
     <w:p>
       <w:r>
-        <w:t>Beobachtungskohorte mit 500 Patienten mit bestätigtem Postural-Orthostatic-Tachycardia-Syndrom (POTS) aus australischer Registry dokumentierte Symptombürde, diagnostische Verzögerung und Funktionsbeeinträchtigung.</w:t>
+        <w:t>Querschnittsstudie an 92 Jugendlichen mit chronischen Erkrankungen zur Erfassung psychosozialer Belastung, Familienstruktur und Unterstützungsbedarf beim Transition-Prozess mit validierten Fragebögen.</w:t>
       </w:r>
     </w:p>
     <w:p>
@@ -104,7 +104,7 @@
         <w:t xml:space="preserve">Ergebnis: </w:t>
       </w:r>
       <w:r>
-        <w:t>Mediane diagnostische Verzögerung 3,0 Jahre (IQR 9,0), 25,5% hatten ≥10 Jahre Verzögerung. Trotz jungen Alters (Durchschnitt 31,3 Jahre) und hoher Bildung: 22% arbeitslos oder könnten nicht zur Schule gehen. Infektion war der häufigste Auslöser (39,4%). Höhere autonome Symptombelastung korrelierte mit mehr Fatigue (FSS 56,0 vs. 48,0; p&lt;0,001), Magen-Darm-Symptomen (GCSI 1,60 vs. 0,89; p&lt;0,001) und schlechterer Lebensqualität (EQ-5D 0,547 vs. 0,717; p&lt;0,001).</w:t>
+        <w:t>39,6% moderate somatische Beschwerden, 20,6% depressive Symptome, 11,9% Angststörungssymptome; reduzierte Familienstruktur korrelierte signifikant mit höherer psychosomatischer Symptombelastung (p&lt;0,05). Psychosoziale Belastung sollte systematisch in Transition-Programme integriert werden.</w:t>
       </w:r>
     </w:p>
     <w:p>
@@ -119,7 +119,7 @@
         <w:rPr>
           <w:sz w:val="19"/>
         </w:rPr>
-        <w:t>Australien, vergleichbare Primärversorgungsstrukturen, ähnlicher Versorgungsauftrag</w:t>
+        <w:t>Deutschland, vergleichbare Strukturen der Kindermedizin und Transitionsmedizin.</w:t>
       </w:r>
     </w:p>
     <w:p>
@@ -128,7 +128,7 @@
           <w:color w:val="5A7D3A"/>
           <w:sz w:val="18"/>
         </w:rPr>
-        <w:t>https://pubmed.ncbi.nlm.nih.gov/42810796/</w:t>
+        <w:t>https://pubmed.ncbi.nlm.nih.gov/42814714/</w:t>
       </w:r>
     </w:p>
     <w:p>
@@ -136,7 +136,7 @@
         <w:pStyle w:val="Heading2"/>
       </w:pPr>
       <w:r>
-        <w:t>Mehrfacherkrankung in Alltag und Versorgung: Qualitative Studie zu komplexer Multimorbidität in Dänemark</w:t>
+        <w:t>Kostenwirksamkeit eines dezentralen Versorgungsmodells für Hepatitis B in remote Gemeinden</w:t>
       </w:r>
     </w:p>
     <w:p>
@@ -146,12 +146,12 @@
           <w:color w:val="666666"/>
           <w:sz w:val="18"/>
         </w:rPr>
-        <w:t>Poulsen AG et al.  ·  Prim Health Care Res Dev  ·  29.09.2026  ·  PMID 42808657</w:t>
+        <w:t>Nguyen H et al.  ·  Med J Aust  ·  Okt. 2026  ·  PMID 42811936</w:t>
       </w:r>
     </w:p>
     <w:p>
       <w:r>
-        <w:t>Qualitative Interviews mit 8 Patienten mit komplexer Multimorbidität zeigten, dass diese Patienten trotz mehrerer Diagnosen keine Kontinuität über alle Erkrankungen hinweg erwarten, sondern wünschen sich spezialisierte Betreuung pro Fachgebiet und einen professionellen Lotsen – häufig den Hausarzt – als Unterstützung.</w:t>
+        <w:t>Retrospektive Kohortenstudie (2014-2023) von 1063 First-Nations-Personen mit chronischer Hepatitis B zur Kosten-Analyse des Hep-B-PAST-Programms versus Standard-Versorgung in Australien.</w:t>
       </w:r>
     </w:p>
     <w:p>
@@ -162,7 +162,7 @@
         <w:t xml:space="preserve">Ergebnis: </w:t>
       </w:r>
       <w:r>
-        <w:t>Kernfindung: Patienten verfolgen aktiv Bewältigungsstrategien zwischen medizinischen Empfehlungen und persönlichen Prioritäten. Ein Ansprechpartner (oft der Hausarzt) war ein signifikanter Unterstützungsfaktor. Die Ergebnisse unterstreichen die Notwendigkeit einer patientenzentrierten Versorgung, die individuelle Ressourcen anerkennt.</w:t>
+        <w:t>Mediane Jahreskosten pro Person ähnlich: Standard $639 (IQR 366–1156) vs. Hep-B-PAST $770 (IQR 400–1272), p=0,12; Mittelwerte Standard $1701 vs. $1970 (p=0,12); dezentrales Modell führte nicht zu Kostensteigerung bei verbesserter Therapie-Adhärenz.</w:t>
       </w:r>
     </w:p>
     <w:p>
@@ -177,7 +177,7 @@
         <w:rPr>
           <w:sz w:val="19"/>
         </w:rPr>
-        <w:t>Dänemark, vergleichbares Primärarztsystem mit Gatekeeper-Funktion</w:t>
+        <w:t>Australien, vergleichbare öffentliche Versorgungssysteme; Dezentralisierung ist kosteneffizient.</w:t>
       </w:r>
     </w:p>
     <w:p>
@@ -186,7 +186,7 @@
           <w:color w:val="5A7D3A"/>
           <w:sz w:val="18"/>
         </w:rPr>
-        <w:t>https://pubmed.ncbi.nlm.nih.gov/42808657/</w:t>
+        <w:t>https://pubmed.ncbi.nlm.nih.gov/42811936/</w:t>
       </w:r>
     </w:p>
     <w:p>
@@ -194,7 +194,7 @@
         <w:pStyle w:val="Heading2"/>
       </w:pPr>
       <w:r>
-        <w:t>Post-COVID-19-Symptome bei Asthma und COPD: Risikofaktoren identifiziert</w:t>
+        <w:t>Krankheitslast nicht-übertragbarer Erkrankungen in bangladeschischen Krankenhäusern</w:t>
       </w:r>
     </w:p>
     <w:p>
@@ -204,12 +204,12 @@
           <w:color w:val="666666"/>
           <w:sz w:val="18"/>
         </w:rPr>
-        <w:t>Andreason A et al.  ·  NPJ Prim Care Respir Med  ·  29.09.2026  ·  PMID 42805994</w:t>
+        <w:t>Proma SB et al.  ·  Mymensingh Med J  ·  Okt. 2026  ·  PMID 42811840</w:t>
       </w:r>
     </w:p>
     <w:p>
       <w:r>
-        <w:t>Querschnittstudie mit 494 Patienten mit bestätigter COVID-19-Infektion aus dem schwedischen PRAXIS-Register untersuchte Häufigkeit und Risikofaktoren für persistierende Symptome bei Asthma oder COPD.</w:t>
+        <w:t>Retrospektive Querschnittsanalyse von 6698 Krankenhausaufnahmen 2022 an einem Tertiärzentrum zur Erfassung der Häufigkeit, Muster und Mortalität durch nicht-übertragbare Erkrankungen.</w:t>
       </w:r>
     </w:p>
     <w:p>
@@ -220,7 +220,7 @@
         <w:t xml:space="preserve">Ergebnis: </w:t>
       </w:r>
       <w:r>
-        <w:t>59% (289/494) berichteten Post-COVID-19-Symptome. Unabhängige Risikofaktoren: schwere akute Infektion (aOR 8,91), höheres Alter (aOR 1,25 pro Jahr), weibliches Geschlecht (aOR 1,52), Adipositas (aOR 2,24), Angststörung/Depression (aOR 1,79) und chronischer Schmerz (aOR 3,61). Patienten mit Asthma/COPD hatten höhere Prävalenz persistierender Symptome als andere Populationen.</w:t>
+        <w:t>42,05% aller Aufnahmen NCDs; weiblich 56,37%, männlich 43,63%; Häufigste Erkrankungen Hypertonie (33,22%), Diabetes (25,34%), Schlaganfall (17,85%), kardiovaskulär (12,14%); NCDs verursachten 88,41% aller Todesfälle (n=164), hauptsächlich kardiovaskulär, Schlaganfall, chronische Atemwegserkrankungen.</w:t>
       </w:r>
     </w:p>
     <w:p>
@@ -235,7 +235,7 @@
         <w:rPr>
           <w:sz w:val="19"/>
         </w:rPr>
-        <w:t>Schweden, europäisches Primärversorgungssystem, vergleichbare Dokumentation</w:t>
+        <w:t>Bangladesch, Ressourcen-limitierte Versorgung; Handlungsbedarf zur Prävention und Früherkennung NCDs evident.</w:t>
       </w:r>
     </w:p>
     <w:p>
@@ -244,7 +244,7 @@
           <w:color w:val="5A7D3A"/>
           <w:sz w:val="18"/>
         </w:rPr>
-        <w:t>https://pubmed.ncbi.nlm.nih.gov/42805994/</w:t>
+        <w:t>https://pubmed.ncbi.nlm.nih.gov/42811840/</w:t>
       </w:r>
     </w:p>
     <w:p>
@@ -252,7 +252,7 @@
         <w:pStyle w:val="Heading2"/>
       </w:pPr>
       <w:r>
-        <w:t>Spezialistisch versorgte chronische Erkrankungen im Primärarztsystem: Analyse deutscher Kassendaten</w:t>
+        <w:t>Bewegung in die Krankenhausversorgung: Integrierung von Physiotherapie in die chronische Versorgung</w:t>
       </w:r>
     </w:p>
     <w:p>
@@ -262,12 +262,12 @@
           <w:color w:val="666666"/>
           <w:sz w:val="18"/>
         </w:rPr>
-        <w:t>Mangiapane S et al.  ·  Bundesgesundheitsblatt Gesundheitsforschung Gesundheitsschutz  ·  08.09.2026  ·  PMID 42709072</w:t>
+        <w:t>Barrera-Garcimartín A et al.  ·  Int J Qual Stud Health Well-being  ·  31.12.2026  ·  PMID 42808772</w:t>
       </w:r>
     </w:p>
     <w:p>
       <w:r>
-        <w:t>Analyse von bundesweiten Abrechnungsdaten für 2024 identifizierte 173 Diagnosegruppen mit hoher fachärztlicher Versorgungsrelevanz, um zu prüfen, welche chronischen Erkrankungen primärärztlich von Spezialisten koordiniert werden könnten.</w:t>
+        <w:t>Qualitative Fokusgruppentudie mit 8 Fachpersonen eines öffentlichen Krankenhauses in Spanien zur Rolle von körperlicher Aktivität in der chronischen Versorgung.</w:t>
       </w:r>
     </w:p>
     <w:p>
@@ -278,7 +278,7 @@
         <w:t xml:space="preserve">Ergebnis: </w:t>
       </w:r>
       <w:r>
-        <w:t>Bei Patienten mit Nierenfunktionsstörung (N25) höchster fachärztlicher Anteil: 83% erhielten nephrologische Behandlung, Nephrologen verantwortlich für 77% krankheitsspezifischer Fälle, aber nur 37% aller Behandlungstage. Bei allen fünf exemplarisch analysierten Indikationen (F33, G35, K51, M05, N25) entfielen 43–55% aller Behandlungstage auf Hausärzte, 92–97% der Patienten wurden hausärztlich versorgt. Schlussfolgerung: Spezialistisch geleitete primärärztliche Versorgung würde umfassende fachübergreifende Koordination erfordern, die wahrscheinlich nur für Einzelfälle realistisch ist.</w:t>
+        <w:t>Teilnehmende beschrieben niedrige Aktivität, mangelnde Ressourcen, fehlende institutionelle Unterstützung und schwache Rahmenbedingungen als Barrieren. Als zentral identifiziert: Integration von Sportfachpersonen, Entwicklung strukturierter Programme, stärkere Collaboration mit externen Institutionen.</w:t>
       </w:r>
     </w:p>
     <w:p>
@@ -293,7 +293,7 @@
         <w:rPr>
           <w:sz w:val="19"/>
         </w:rPr>
-        <w:t>Deutschland, eigene Kassendaten, Struktur des Versicherungssystems identisch</w:t>
+        <w:t>Spanien, öffentliche Krankenhaussysteme; Umsetzungshindernisse sind System-unabhängig.</w:t>
       </w:r>
     </w:p>
     <w:p>
@@ -302,7 +302,7 @@
           <w:color w:val="5A7D3A"/>
           <w:sz w:val="18"/>
         </w:rPr>
-        <w:t>https://pubmed.ncbi.nlm.nih.gov/42709072/</w:t>
+        <w:t>https://pubmed.ncbi.nlm.nih.gov/42808772/</w:t>
       </w:r>
     </w:p>
     <w:p>
@@ -310,7 +310,7 @@
         <w:pStyle w:val="Heading2"/>
       </w:pPr>
       <w:r>
-        <w:t>Steatose bei chronischer Hepatitis B: 42% Prävalenz bei vulnerablen Patienten, HBeAg protektiv, T2DM risikosteigernd</w:t>
+        <w:t>Minimale klinische Relevanz der EQ-VAS bei Post-COVID: Tagesschwankungen und Mess-Standards</w:t>
       </w:r>
     </w:p>
     <w:p>
@@ -320,12 +320,12 @@
           <w:color w:val="666666"/>
           <w:sz w:val="18"/>
         </w:rPr>
-        <w:t>Trifan A et al.  ·  J Gastrointestin Liver Dis  ·  29.08.2026  ·  PMID 42667659</w:t>
+        <w:t>Kopp J et al.  ·  BMJ Open  ·  25.09.2026  ·  PMID 42790915</w:t>
       </w:r>
     </w:p>
     <w:p>
       <w:r>
-        <w:t>Prospektive Querschnittsstudie mit 1.970 Patienten mit chronischer Hepatitis B aus Screening-Programm in Rumänien (LIVE(RO)2) identifizierte metabolische Risikofaktoren für hepatische Steatose mittels kontrollierter Dämpfungsparameter (CAP).</w:t>
+        <w:t>Sekundäranalyse von täglichen EQ-VAS-Werten über 7 Tage bei 153 Post-COVID-Patienten aus einem randomisierten Kontrollversuch zur Bestimmung der minimalen wichtigen Differenz (MID).</w:t>
       </w:r>
     </w:p>
     <w:p>
@@ -336,7 +336,7 @@
         <w:t xml:space="preserve">Ergebnis: </w:t>
       </w:r>
       <w:r>
-        <w:t>Steatose-Prävalenz 42,2% bei vulnerablen (sozial benachteiligten) Patienten vs. 26,4% bei nicht-vulnerablen. Vulnerable Patienten hatten höhere Prävalenz von T2DM (11,5%), Hypertonie (41,3%) und Übergewicht (71,3%). HBeAg-Positivität war protektiv gegen Steatose (aOR 0,397), aber erhöhte Zirrhose-Risiko um Faktor 6. Schwere Fibrose (≥F3): 17,1% bei vulnerablen vs. 9,7% bei nicht-vulnerablen.</w:t>
+        <w:t>Baseline-Median EQ-VAS 48,7 (0-100 Skala); tageszeitliche Variabilität (Median wpSD 6,4); verteilungsbasierte MID 5,9–8,9 Punkte; ankerbasierte MID 8,96 Punkte (FACIT-Fatigue); empfohlener MID-Wert 8 Punkte für zukünftige Studien.</w:t>
       </w:r>
     </w:p>
     <w:p>
@@ -351,7 +351,7 @@
         <w:rPr>
           <w:sz w:val="19"/>
         </w:rPr>
-        <w:t>Rumänien, Länder Südosteuropas, Primärversorgungsdaten, Struktur ähnlich mitteleuro­päischen Systemen</w:t>
+        <w:t>Schweiz, vergleichbare Versorgungsstrukturen; Messstandardisierung ist System-unabhängig.</w:t>
       </w:r>
     </w:p>
     <w:p>
@@ -360,65 +360,7 @@
           <w:color w:val="5A7D3A"/>
           <w:sz w:val="18"/>
         </w:rPr>
-        <w:t>https://pubmed.ncbi.nlm.nih.gov/42667659/</w:t>
-      </w:r>
-    </w:p>
-    <w:p>
-      <w:pPr>
-        <w:pStyle w:val="Heading2"/>
-      </w:pPr>
-      <w:r>
-        <w:t>Point-of-Care-Ultraschall in Zambia erkennt Zirrhose mit moderater Genauigkeit</w:t>
-      </w:r>
-    </w:p>
-    <w:p>
-      <w:r>
-        <w:rPr>
-          <w:i/>
-          <w:color w:val="666666"/>
-          <w:sz w:val="18"/>
-        </w:rPr>
-        <w:t>Bertoni C et al.  ·  J Viral Hepat  ·  Sept. 2026  ·  PMID 42547938</w:t>
-      </w:r>
-    </w:p>
-    <w:p>
-      <w:r>
-        <w:t>Machbarkeitsstudie mit 197 Patienten mit chronischer Hepatitis B ± HIV in Zambia testete, ob trainierte nicht-radiologische Fachkräfte ein vereinfachtes Ultraschallprotokoll (PUSH) zur Erkennung von Fibrose, Zirrhose und HCC einsetzen können.</w:t>
-      </w:r>
-    </w:p>
-    <w:p>
-      <w:r>
-        <w:rPr>
-          <w:b/>
-        </w:rPr>
-        <w:t xml:space="preserve">Ergebnis: </w:t>
-      </w:r>
-      <w:r>
-        <w:t>Nach kurzer Schulung: PUSH zeigte niedrige Genauigkeit für signifikante Fibrose (Sensitivität 8,3%, Spezifität 100%, AUROC 0,54), moderate Genauigkeit für Zirrhose (Sensitivität 60,9%, Spezifität 97,7%, AUROC 0,79) und höhere Genauigkeit für Leberläsionen verdächtig auf HCC (Sensitivität 85,7%, Spezifität 98,4%, AUROC 0,92). Schlussfolgerung: Frontline-Fachkräfte können PUSH für Zirrhose und Leberläsionen nutzen, wenn Labor- und Elastographiesysteme fehlen.</w:t>
-      </w:r>
-    </w:p>
-    <w:p>
-      <w:r>
-        <w:rPr>
-          <w:b/>
-          <w:sz w:val="19"/>
-        </w:rPr>
-        <w:t xml:space="preserve">Übertragbarkeit: </w:t>
-      </w:r>
-      <w:r>
-        <w:rPr>
-          <w:sz w:val="19"/>
-        </w:rPr>
-        <w:t>Ressourcenarm-Setting, Übertragbarkeit auf Deutschland gering, aber Methodische Relevanz für Versorgung ohne hochwertige Labordiagnostik</w:t>
-      </w:r>
-    </w:p>
-    <w:p>
-      <w:r>
-        <w:rPr>
-          <w:color w:val="5A7D3A"/>
-          <w:sz w:val="18"/>
-        </w:rPr>
-        <w:t>https://pubmed.ncbi.nlm.nih.gov/42547938/</w:t>
+        <w:t>https://pubmed.ncbi.nlm.nih.gov/42790915/</w:t>
       </w:r>
     </w:p>
     <w:sectPr>

--- a/download/studien-aktuell.docx
+++ b/download/studien-aktuell.docx
@@ -62,7 +62,7 @@
           <w:color w:val="666666"/>
           <w:sz w:val="18"/>
         </w:rPr>
-        <w:t>Stand: 01.10.2026  |  5 Studien  |  ncd.m-vf.de</w:t>
+        <w:t>Stand: 02.10.2026  |  6 Studien  |  ncd.m-vf.de</w:t>
       </w:r>
     </w:p>
     <w:p>
@@ -70,7 +70,7 @@
         <w:pStyle w:val="Heading1"/>
       </w:pPr>
       <w:r>
-        <w:t>Aufgenommen am 01.10.2026</w:t>
+        <w:t>Aufgenommen am 02.10.2026</w:t>
       </w:r>
     </w:p>
     <w:p>
@@ -78,7 +78,7 @@
         <w:pStyle w:val="Heading2"/>
       </w:pPr>
       <w:r>
-        <w:t>Psychosomatic Belastung bei Jugendlichen mit chronischen Erkrankungen im Übergang zur Erwachsenenmedizin</w:t>
+        <w:t>Peritoneal-Dialyse-Peritonitis: Nomogramm zur Vorhersage von Peritonitifreiheit</w:t>
       </w:r>
     </w:p>
     <w:p>
@@ -88,12 +88,12 @@
           <w:color w:val="666666"/>
           <w:sz w:val="18"/>
         </w:rPr>
-        <w:t>Choukair D et al.  ·  PLoS One  ·  30.09.2026  ·  PMID 42814714</w:t>
+        <w:t>Tian Z et al.  ·  Ren Fail  ·  01.10.2026  ·  PMID 42823121</w:t>
       </w:r>
     </w:p>
     <w:p>
       <w:r>
-        <w:t>Querschnittsstudie an 92 Jugendlichen mit chronischen Erkrankungen zur Erfassung psychosozialer Belastung, Familienstruktur und Unterstützungsbedarf beim Transition-Prozess mit validierten Fragebögen.</w:t>
+        <w:t>Retrospektive Kohortenstudie entwickelte und validierte ein Cox-Nomogramm zur Vorhersage der Peritonitis-freien Überlebenszeit bei peritonealer Dialyse (372 Patienten, 26,3 Monate Nachverfolgung).</w:t>
       </w:r>
     </w:p>
     <w:p>
@@ -104,7 +104,7 @@
         <w:t xml:space="preserve">Ergebnis: </w:t>
       </w:r>
       <w:r>
-        <w:t>39,6% moderate somatische Beschwerden, 20,6% depressive Symptome, 11,9% Angststörungssymptome; reduzierte Familienstruktur korrelierte signifikant mit höherer psychosomatischer Symptombelastung (p&lt;0,05). Psychosoziale Belastung sollte systematisch in Transition-Programme integriert werden.</w:t>
+        <w:t>Über Median 26,3 Monate: 35,4% Peritonitis-Ereignisse (Training), 30,4% (Validierung). Neun unabhängige Prädiktoren identifiziert (u.a. Bildung, BMI, Albumin, Kalzium, Phosphor). C-Index 0,707; ROC-AUC bei 6/12/24 Monaten: 75,8%/77,5%/69,7% (Training) bzw. 77,7%/63,8%/58,4% (Validierung). Modell zeigt moderate Diskrimination und befriedigende Kalibration.</w:t>
       </w:r>
     </w:p>
     <w:p>
@@ -119,7 +119,7 @@
         <w:rPr>
           <w:sz w:val="19"/>
         </w:rPr>
-        <w:t>Deutschland, vergleichbare Strukturen der Kindermedizin und Transitionsmedizin.</w:t>
+        <w:t>China, klinisch routinemäßig erhobene Parameter, externe Validierung vor Routineeinsatz erforderlich.</w:t>
       </w:r>
     </w:p>
     <w:p>
@@ -128,7 +128,7 @@
           <w:color w:val="5A7D3A"/>
           <w:sz w:val="18"/>
         </w:rPr>
-        <w:t>https://pubmed.ncbi.nlm.nih.gov/42814714/</w:t>
+        <w:t>https://pubmed.ncbi.nlm.nih.gov/42823121/</w:t>
       </w:r>
     </w:p>
     <w:p>
@@ -136,7 +136,7 @@
         <w:pStyle w:val="Heading2"/>
       </w:pPr>
       <w:r>
-        <w:t>Kostenwirksamkeit eines dezentralen Versorgungsmodells für Hepatitis B in remote Gemeinden</w:t>
+        <w:t>Bewegungsmangel verursacht 2% der Krankheitslast in der Schweiz</w:t>
       </w:r>
     </w:p>
     <w:p>
@@ -146,12 +146,12 @@
           <w:color w:val="666666"/>
           <w:sz w:val="18"/>
         </w:rPr>
-        <w:t>Nguyen H et al.  ·  Med J Aust  ·  Okt. 2026  ·  PMID 42811936</w:t>
+        <w:t>Güntert L et al.  ·  Swiss Med Wkly  ·  24.09.2026  ·  PMID 42821881</w:t>
       </w:r>
     </w:p>
     <w:p>
       <w:r>
-        <w:t>Retrospektive Kohortenstudie (2014-2023) von 1063 First-Nations-Personen mit chronischer Hepatitis B zur Kosten-Analyse des Hep-B-PAST-Programms versus Standard-Versorgung in Australien.</w:t>
+        <w:t>Bevölkerungsgestützte Modellierungsstudie quantifizierte die durch körperliche Inaktivität verursachte Krankheitslast (YLD und YLL) in der Schweiz 2022 nach Sprachregionen.</w:t>
       </w:r>
     </w:p>
     <w:p>
@@ -162,7 +162,7 @@
         <w:t xml:space="preserve">Ergebnis: </w:t>
       </w:r>
       <w:r>
-        <w:t>Mediane Jahreskosten pro Person ähnlich: Standard $639 (IQR 366–1156) vs. Hep-B-PAST $770 (IQR 400–1272), p=0,12; Mittelwerte Standard $1701 vs. $1970 (p=0,12); dezentrales Modell führte nicht zu Kostensteigerung bei verbesserter Therapie-Adhärenz.</w:t>
+        <w:t>Physische Inaktivität führte zu 227,08 YLD und 424,23 YLL pro 100.000 Personen &gt;20 Jahren (2% der DALYs insgesamt). Italienisch- und französischsprachige Regionen zeigten erheblich höhere Raten als deutschsprachige Regionen. Depression (93,38 YLD) und Herzkoronarerkrankung (132,12 YLL) waren Hauptkontributoren; Frauen waren stärker belastet als Männer.</w:t>
       </w:r>
     </w:p>
     <w:p>
@@ -177,7 +177,7 @@
         <w:rPr>
           <w:sz w:val="19"/>
         </w:rPr>
-        <w:t>Australien, vergleichbare öffentliche Versorgungssysteme; Dezentralisierung ist kosteneffizient.</w:t>
+        <w:t>Schweizer Bevölkerungsdaten, ähnliche Struktur und Prävention wie im deutschsprachigen Raum.</w:t>
       </w:r>
     </w:p>
     <w:p>
@@ -186,7 +186,7 @@
           <w:color w:val="5A7D3A"/>
           <w:sz w:val="18"/>
         </w:rPr>
-        <w:t>https://pubmed.ncbi.nlm.nih.gov/42811936/</w:t>
+        <w:t>https://pubmed.ncbi.nlm.nih.gov/42821881/</w:t>
       </w:r>
     </w:p>
     <w:p>
@@ -194,7 +194,7 @@
         <w:pStyle w:val="Heading2"/>
       </w:pPr>
       <w:r>
-        <w:t>Krankheitslast nicht-übertragbarer Erkrankungen in bangladeschischen Krankenhäusern</w:t>
+        <w:t>Antidiabetika und COPD-Exazerbationen: Netzwerk-Metaanalyse bei Typ-2-Diabetes</w:t>
       </w:r>
     </w:p>
     <w:p>
@@ -204,12 +204,12 @@
           <w:color w:val="666666"/>
           <w:sz w:val="18"/>
         </w:rPr>
-        <w:t>Proma SB et al.  ·  Mymensingh Med J  ·  Okt. 2026  ·  PMID 42811840</w:t>
+        <w:t>Shabil M et al.  ·  Diab Vasc Dis Res  ·  01.10.2026  ·  PMID 42821775</w:t>
       </w:r>
     </w:p>
     <w:p>
       <w:r>
-        <w:t>Retrospektive Querschnittsanalyse von 6698 Krankenhausaufnahmen 2022 an einem Tertiärzentrum zur Erfassung der Häufigkeit, Muster und Mortalität durch nicht-übertragbare Erkrankungen.</w:t>
+        <w:t>Systematische Übersicht mit Netzwerk-Metaanalyse evaluierte Effekte verschiedener Antidiabetika auf COPD-Exazerbationen bei Patienten mit T2DM (13 Beobachtungsstudien, 755.206 Teilnehmer).</w:t>
       </w:r>
     </w:p>
     <w:p>
@@ -220,7 +220,7 @@
         <w:t xml:space="preserve">Ergebnis: </w:t>
       </w:r>
       <w:r>
-        <w:t>42,05% aller Aufnahmen NCDs; weiblich 56,37%, männlich 43,63%; Häufigste Erkrankungen Hypertonie (33,22%), Diabetes (25,34%), Schlaganfall (17,85%), kardiovaskulär (12,14%); NCDs verursachten 88,41% aller Todesfälle (n=164), hauptsächlich kardiovaskulär, Schlaganfall, chronische Atemwegserkrankungen.</w:t>
+        <w:t>Im Vergleich zu Sulfonylharnstoffen: SGLT-2-Inhibitoren zeigten tiefste COPD-Exazerbationsrate (RR 0,71; 95% CI 0,66–0,77), gefolgt von GLP-1-Agonisten (RR 0,77; 95% CI 0,71–0,84). Metformin neutral (RR 0,89), DPP-4-Inhibitoren (RR 1,05) und Meglitinide ohne klaren Nutzen. Ähnliche Befunde für schwere Exazerbationen.</w:t>
       </w:r>
     </w:p>
     <w:p>
@@ -235,7 +235,7 @@
         <w:rPr>
           <w:sz w:val="19"/>
         </w:rPr>
-        <w:t>Bangladesch, Ressourcen-limitierte Versorgung; Handlungsbedarf zur Prävention und Früherkennung NCDs evident.</w:t>
+        <w:t>Internationale Beobachtungsdaten, Effektstärken unabhängig von Versorgungssystem.</w:t>
       </w:r>
     </w:p>
     <w:p>
@@ -244,7 +244,7 @@
           <w:color w:val="5A7D3A"/>
           <w:sz w:val="18"/>
         </w:rPr>
-        <w:t>https://pubmed.ncbi.nlm.nih.gov/42811840/</w:t>
+        <w:t>https://pubmed.ncbi.nlm.nih.gov/42821775/</w:t>
       </w:r>
     </w:p>
     <w:p>
@@ -252,7 +252,7 @@
         <w:pStyle w:val="Heading2"/>
       </w:pPr>
       <w:r>
-        <w:t>Bewegung in die Krankenhausversorgung: Integrierung von Physiotherapie in die chronische Versorgung</w:t>
+        <w:t>Rauchentwöhnung bei COPD: Klinik-Zuweisung verbesserte Abstinenzquote deutlich</w:t>
       </w:r>
     </w:p>
     <w:p>
@@ -262,12 +262,12 @@
           <w:color w:val="666666"/>
           <w:sz w:val="18"/>
         </w:rPr>
-        <w:t>Barrera-Garcimartín A et al.  ·  Int J Qual Stud Health Well-being  ·  31.12.2026  ·  PMID 42808772</w:t>
+        <w:t>Marım F et al.  ·  Int J Chron Obstruct Pulmon Dis  ·  26.09.2026  ·  PMID 42820089</w:t>
       </w:r>
     </w:p>
     <w:p>
       <w:r>
-        <w:t>Qualitative Fokusgruppentudie mit 8 Fachpersonen eines öffentlichen Krankenhauses in Spanien zur Rolle von körperlicher Aktivität in der chronischen Versorgung.</w:t>
+        <w:t>Subgruppenanalyse einer multizentrischen RCT untersuchte Faktoren, die mit 1-Jahres-Rauchentwöhnung bei COPD-Patienten assoziiert sind (Vergleich: sofortige Klinik-Zuweisung vs. Standard-Versorgung).</w:t>
       </w:r>
     </w:p>
     <w:p>
@@ -278,7 +278,7 @@
         <w:t xml:space="preserve">Ergebnis: </w:t>
       </w:r>
       <w:r>
-        <w:t>Teilnehmende beschrieben niedrige Aktivität, mangelnde Ressourcen, fehlende institutionelle Unterstützung und schwache Rahmenbedingungen als Barrieren. Als zentral identifiziert: Integration von Sportfachpersonen, Entwicklung strukturierter Programme, stärkere Collaboration mit externen Institutionen.</w:t>
+        <w:t>Von 172 Patienten quit 32 (18,6%): 24 von 93 (25,8%) mit sofortiger Zuweisung vs. 8 von 79 (10,1%) mit Standardversorgung (p=0,010). Im multivariablen Modell: Standardversorgung senkte Erfolgschancen (OR 0,25; 95% CI 0,09–0,64); Fehlen von Komorbiditäten (OR 2,64) und &gt;1 exazerbationsbedingte Hospitalisierung (OR 9,32) erhöhten sie. Strukturierte Versorgungspfade sind zentral.</w:t>
       </w:r>
     </w:p>
     <w:p>
@@ -293,7 +293,7 @@
         <w:rPr>
           <w:sz w:val="19"/>
         </w:rPr>
-        <w:t>Spanien, öffentliche Krankenhaussysteme; Umsetzungshindernisse sind System-unabhängig.</w:t>
+        <w:t>Türkische Multizenterstudie, aber Versorgungsprinzipien (Koordination, Strukturierung) auf Deutschland übertragbar.</w:t>
       </w:r>
     </w:p>
     <w:p>
@@ -302,7 +302,7 @@
           <w:color w:val="5A7D3A"/>
           <w:sz w:val="18"/>
         </w:rPr>
-        <w:t>https://pubmed.ncbi.nlm.nih.gov/42808772/</w:t>
+        <w:t>https://pubmed.ncbi.nlm.nih.gov/42820089/</w:t>
       </w:r>
     </w:p>
     <w:p>
@@ -310,7 +310,7 @@
         <w:pStyle w:val="Heading2"/>
       </w:pPr>
       <w:r>
-        <w:t>Minimale klinische Relevanz der EQ-VAS bei Post-COVID: Tagesschwankungen und Mess-Standards</w:t>
+        <w:t>Gicht-Akutbehandlung bei Nierenkrankheit: Anakinra versus Steroide</w:t>
       </w:r>
     </w:p>
     <w:p>
@@ -320,12 +320,12 @@
           <w:color w:val="666666"/>
           <w:sz w:val="18"/>
         </w:rPr>
-        <w:t>Kopp J et al.  ·  BMJ Open  ·  25.09.2026  ·  PMID 42790915</w:t>
+        <w:t>Balasubramaniam G et al.  ·  BMJ Open  ·  30.09.2026  ·  PMID 42816092</w:t>
       </w:r>
     </w:p>
     <w:p>
       <w:r>
-        <w:t>Sekundäranalyse von täglichen EQ-VAS-Werten über 7 Tage bei 153 Post-COVID-Patienten aus einem randomisierten Kontrollversuch zur Bestimmung der minimalen wichtigen Differenz (MID).</w:t>
+        <w:t>Feasibility-Studie testete Durchführbarkeit einer doppelblinden RCT von Anakinra versus Methylprednisolon bei Gicht-Anfällen in chronischer Nierenkrankheit (eGFR &lt;60).</w:t>
       </w:r>
     </w:p>
     <w:p>
@@ -336,7 +336,7 @@
         <w:t xml:space="preserve">Ergebnis: </w:t>
       </w:r>
       <w:r>
-        <w:t>Baseline-Median EQ-VAS 48,7 (0-100 Skala); tageszeitliche Variabilität (Median wpSD 6,4); verteilungsbasierte MID 5,9–8,9 Punkte; ankerbasierte MID 8,96 Punkte (FACIT-Fatigue); empfohlener MID-Wert 8 Punkte für zukünftige Studien.</w:t>
+        <w:t>21 Patienten randomisiert, 17 behandelt. Schmerzreduktion nach 7 Tagen: 46,8 von 100 auf visueller Analogskala. Anakinra zeigte Trend zu schnellerem Schmerzrückgang. Machbarkeit demonstriert; Unter-Rekrutierung war Hauptproblem. Empfehlung für optimierte Fall-Findung in der Gemeinschaft vor definitivem Trial.</w:t>
       </w:r>
     </w:p>
     <w:p>
@@ -351,7 +351,7 @@
         <w:rPr>
           <w:sz w:val="19"/>
         </w:rPr>
-        <w:t>Schweiz, vergleichbare Versorgungsstrukturen; Messstandardisierung ist System-unabhängig.</w:t>
+        <w:t>UK-Sekundärversorger, transferierbar auf multimorbide ältere Patienten in Deutschland.</w:t>
       </w:r>
     </w:p>
     <w:p>
@@ -360,7 +360,65 @@
           <w:color w:val="5A7D3A"/>
           <w:sz w:val="18"/>
         </w:rPr>
-        <w:t>https://pubmed.ncbi.nlm.nih.gov/42790915/</w:t>
+        <w:t>https://pubmed.ncbi.nlm.nih.gov/42816092/</w:t>
+      </w:r>
+    </w:p>
+    <w:p>
+      <w:pPr>
+        <w:pStyle w:val="Heading2"/>
+      </w:pPr>
+      <w:r>
+        <w:t>Sarcopenie bei Mehrfacherkrankungen: europäische Leitlinie mit praktischen Empfehlungen</w:t>
+      </w:r>
+    </w:p>
+    <w:p>
+      <w:r>
+        <w:rPr>
+          <w:i/>
+          <w:color w:val="666666"/>
+          <w:sz w:val="18"/>
+        </w:rPr>
+        <w:t>Bernabeu-Wittel M et al.  ·  Eur J Intern Med  ·  13.08.2026  ·  PMID 42595648</w:t>
+      </w:r>
+    </w:p>
+    <w:p>
+      <w:r>
+        <w:t>EFIM-adaptierte Leitlinie für Identifikation und Management von Sarcopenie bei Patienten mit Mehrfacherkrankungen, basierend auf kritischer Bewertung bestehender Guidelines.</w:t>
+      </w:r>
+    </w:p>
+    <w:p>
+      <w:r>
+        <w:rPr>
+          <w:b/>
+        </w:rPr>
+        <w:t xml:space="preserve">Ergebnis: </w:t>
+      </w:r>
+      <w:r>
+        <w:t>37 Empfehlungen (30 strong, 7 weak): Proaktives Screening ab 65 Jahren und bei jüngeren mit Risikofaktoren; Handgriffkraft als Eintrittspunkt; flexible diagnostische Wege; individualisierte multimodale Interventionen. 8 auf hoher, 12 auf moderater, 17 auf niedriger Evidenz oder Konsens. Adressiert iatrogene Risiken (Corticosteroide, GLP-1-Agonisten).</w:t>
+      </w:r>
+    </w:p>
+    <w:p>
+      <w:r>
+        <w:rPr>
+          <w:b/>
+          <w:sz w:val="19"/>
+        </w:rPr>
+        <w:t xml:space="preserve">Übertragbarkeit: </w:t>
+      </w:r>
+      <w:r>
+        <w:rPr>
+          <w:sz w:val="19"/>
+        </w:rPr>
+        <w:t>Europäische Innere Medizin, direkt auf deutsches Versorgungssystem übertragbar.</w:t>
+      </w:r>
+    </w:p>
+    <w:p>
+      <w:r>
+        <w:rPr>
+          <w:color w:val="5A7D3A"/>
+          <w:sz w:val="18"/>
+        </w:rPr>
+        <w:t>https://pubmed.ncbi.nlm.nih.gov/42595648/</w:t>
       </w:r>
     </w:p>
     <w:sectPr>

--- a/download/studien-aktuell.docx
+++ b/download/studien-aktuell.docx
@@ -62,7 +62,7 @@
           <w:color w:val="666666"/>
           <w:sz w:val="18"/>
         </w:rPr>
-        <w:t>Stand: 02.10.2026  |  6 Studien  |  ncd.m-vf.de</w:t>
+        <w:t>Stand: 03.10.2026  |  7 Studien  |  ncd.m-vf.de</w:t>
       </w:r>
     </w:p>
     <w:p>
@@ -70,7 +70,7 @@
         <w:pStyle w:val="Heading1"/>
       </w:pPr>
       <w:r>
-        <w:t>Aufgenommen am 02.10.2026</w:t>
+        <w:t>Aufgenommen am 03.10.2026</w:t>
       </w:r>
     </w:p>
     <w:p>
@@ -78,7 +78,7 @@
         <w:pStyle w:val="Heading2"/>
       </w:pPr>
       <w:r>
-        <w:t>Peritoneal-Dialyse-Peritonitis: Nomogramm zur Vorhersage von Peritonitifreiheit</w:t>
+        <w:t>Depression senkte das Risiko für Mehrfacherkrankung: Remission assoziiert mit niedrigerem Kardiometabolen-Risiko</w:t>
       </w:r>
     </w:p>
     <w:p>
@@ -88,12 +88,12 @@
           <w:color w:val="666666"/>
           <w:sz w:val="18"/>
         </w:rPr>
-        <w:t>Tian Z et al.  ·  Ren Fail  ·  01.10.2026  ·  PMID 42823121</w:t>
+        <w:t>Yao M et al.  ·  J Glob Health  ·  02.10.2026  ·  PMID 42825401</w:t>
       </w:r>
     </w:p>
     <w:p>
       <w:r>
-        <w:t>Retrospektive Kohortenstudie entwickelte und validierte ein Cox-Nomogramm zur Vorhersage der Peritonitis-freien Überlebenszeit bei peritonealer Dialyse (372 Patienten, 26,3 Monate Nachverfolgung).</w:t>
+        <w:t>Prospektive Kohortenstudie mit 51.416 Teilnehmern aus China, USA und Europa untersuchte, ob langfristige depressive Belastung (gemessen durch Verlauf und kumulative Scores) mit neuaufgetretener Mehrfacherkrankung (Herz-Kreislauf und Diabetes) assoziiert ist.</w:t>
       </w:r>
     </w:p>
     <w:p>
@@ -104,7 +104,7 @@
         <w:t xml:space="preserve">Ergebnis: </w:t>
       </w:r>
       <w:r>
-        <w:t>Über Median 26,3 Monate: 35,4% Peritonitis-Ereignisse (Training), 30,4% (Validierung). Neun unabhängige Prädiktoren identifiziert (u.a. Bildung, BMI, Albumin, Kalzium, Phosphor). C-Index 0,707; ROC-AUC bei 6/12/24 Monaten: 75,8%/77,5%/69,7% (Training) bzw. 77,7%/63,8%/58,4% (Validierung). Modell zeigt moderate Diskrimination und befriedigende Kalibration.</w:t>
+        <w:t>Depressionsfortschritt erhöhte CMM-Risiko: China HR 1,47 (95%-CI 1,00–2,17), USA HR 1,33 (1,01–1,74), Europa HR 1,46 (1,26–1,69). Depressionsremission reduzierte Risiko: China HR 0,56 (0,36–0,87), Europa HR 0,76 (0,63–0,92). Frauen stärker betroffen in USA und Europa.</w:t>
       </w:r>
     </w:p>
     <w:p>
@@ -119,7 +119,7 @@
         <w:rPr>
           <w:sz w:val="19"/>
         </w:rPr>
-        <w:t>China, klinisch routinemäßig erhobene Parameter, externe Validierung vor Routineeinsatz erforderlich.</w:t>
+        <w:t>Internationale Kohorte mit vergleichbarem Design; deutsches System ohne direkte Abbildung, aber Mehrfacherkrankungen-Prävention zentral für DMPs</w:t>
       </w:r>
     </w:p>
     <w:p>
@@ -128,7 +128,7 @@
           <w:color w:val="5A7D3A"/>
           <w:sz w:val="18"/>
         </w:rPr>
-        <w:t>https://pubmed.ncbi.nlm.nih.gov/42823121/</w:t>
+        <w:t>https://pubmed.ncbi.nlm.nih.gov/42825401/</w:t>
       </w:r>
     </w:p>
     <w:p>
@@ -136,7 +136,7 @@
         <w:pStyle w:val="Heading2"/>
       </w:pPr>
       <w:r>
-        <w:t>Bewegungsmangel verursacht 2% der Krankheitslast in der Schweiz</w:t>
+        <w:t>Peer-Support-Programme für chronische Nierenerkrankung: Systemische Unterstützung und Engagement zentral</w:t>
       </w:r>
     </w:p>
     <w:p>
@@ -146,12 +146,12 @@
           <w:color w:val="666666"/>
           <w:sz w:val="18"/>
         </w:rPr>
-        <w:t>Güntert L et al.  ·  Swiss Med Wkly  ·  24.09.2026  ·  PMID 42821881</w:t>
+        <w:t>Faravan A et al.  ·  J Ren Care  ·  Dez. 2026  ·  PMID 42820648</w:t>
       </w:r>
     </w:p>
     <w:p>
       <w:r>
-        <w:t>Bevölkerungsgestützte Modellierungsstudie quantifizierte die durch körperliche Inaktivität verursachte Krankheitslast (YLD und YLL) in der Schweiz 2022 nach Sprachregionen.</w:t>
+        <w:t>Qualitative Metasynthese von 15 Studien zu Facilitators von Peer-Support-Programmen für Patienten mit chronischer Nierenerkrankung.</w:t>
       </w:r>
     </w:p>
     <w:p>
@@ -162,7 +162,7 @@
         <w:t xml:space="preserve">Ergebnis: </w:t>
       </w:r>
       <w:r>
-        <w:t>Physische Inaktivität führte zu 227,08 YLD und 424,23 YLL pro 100.000 Personen &gt;20 Jahren (2% der DALYs insgesamt). Italienisch- und französischsprachige Regionen zeigten erheblich höhere Raten als deutschsprachige Regionen. Depression (93,38 YLD) und Herzkoronarerkrankung (132,12 YLL) waren Hauptkontributoren; Frauen waren stärker belastet als Männer.</w:t>
+        <w:t>Drei Hauptfacilitators identifiziert: (1) supportive Organisationskultur im Gesundheitssystem, (2) tiefe peer-Verbindungen und gutes rapport, (3) engagierte und motivierte Peer-Supporter und -Empfänger. Erfolgreiche Programme erfordern Interaktion zwischen organisationaler Unterstützung, sinnvoller Peer-Beziehung und aktiver Partizipation.</w:t>
       </w:r>
     </w:p>
     <w:p>
@@ -177,7 +177,7 @@
         <w:rPr>
           <w:sz w:val="19"/>
         </w:rPr>
-        <w:t>Schweizer Bevölkerungsdaten, ähnliche Struktur und Prävention wie im deutschsprachigen Raum.</w:t>
+        <w:t>Überwiegend europäische und englischsprachige Studien; Peer-Support-Ansätze in Deutschland (Selbsthilfe, DMP-Strukturen) unmittelbar anwendbar</w:t>
       </w:r>
     </w:p>
     <w:p>
@@ -186,7 +186,7 @@
           <w:color w:val="5A7D3A"/>
           <w:sz w:val="18"/>
         </w:rPr>
-        <w:t>https://pubmed.ncbi.nlm.nih.gov/42821881/</w:t>
+        <w:t>https://pubmed.ncbi.nlm.nih.gov/42820648/</w:t>
       </w:r>
     </w:p>
     <w:p>
@@ -194,7 +194,7 @@
         <w:pStyle w:val="Heading2"/>
       </w:pPr>
       <w:r>
-        <w:t>Antidiabetika und COPD-Exazerbationen: Netzwerk-Metaanalyse bei Typ-2-Diabetes</w:t>
+        <w:t>GLP-1-Rezeptor-Agonisten schützen die Niere bei chronischer Nierenerkrankung und Diabetes</w:t>
       </w:r>
     </w:p>
     <w:p>
@@ -204,12 +204,12 @@
           <w:color w:val="666666"/>
           <w:sz w:val="18"/>
         </w:rPr>
-        <w:t>Shabil M et al.  ·  Diab Vasc Dis Res  ·  01.10.2026  ·  PMID 42821775</w:t>
+        <w:t>Boeckhaus J et al.  ·  Clin Sci (Lond)  ·  14.10.2026  ·  PMID 42820470</w:t>
       </w:r>
     </w:p>
     <w:p>
       <w:r>
-        <w:t>Systematische Übersicht mit Netzwerk-Metaanalyse evaluierte Effekte verschiedener Antidiabetika auf COPD-Exazerbationen bei Patienten mit T2DM (13 Beobachtungsstudien, 755.206 Teilnehmer).</w:t>
+        <w:t>Übersichtsarbeit zur Evidenz für Nephroprotektivität von GLP-1 Agonisten bei Patienten mit Typ-2-Diabetes und chronischer Nierenerkrankung jenseits von Glukosekontrolle.</w:t>
       </w:r>
     </w:p>
     <w:p>
@@ -220,7 +220,7 @@
         <w:t xml:space="preserve">Ergebnis: </w:t>
       </w:r>
       <w:r>
-        <w:t>Im Vergleich zu Sulfonylharnstoffen: SGLT-2-Inhibitoren zeigten tiefste COPD-Exazerbationsrate (RR 0,71; 95% CI 0,66–0,77), gefolgt von GLP-1-Agonisten (RR 0,77; 95% CI 0,71–0,84). Metformin neutral (RR 0,89), DPP-4-Inhibitoren (RR 1,05) und Meglitinide ohne klaren Nutzen. Ähnliche Befunde für schwere Exazerbationen.</w:t>
+        <w:t>GLP-1-RA reduzieren eGFR-Abfall, albuminurie und kardiovaskuläre Ereignisse durch anti-inflammatorische und anti-fibrotische Mechanismen. Effekte teilweise unabhängig von Gewichtsreduktion. Sicherheitsprofil vergleichbar mit Standard; potenzielle neue Indikation auch ohne Diabetes bei CKD.</w:t>
       </w:r>
     </w:p>
     <w:p>
@@ -235,7 +235,7 @@
         <w:rPr>
           <w:sz w:val="19"/>
         </w:rPr>
-        <w:t>Internationale Beobachtungsdaten, Effektstärken unabhängig von Versorgungssystem.</w:t>
+        <w:t>Wirkmechanismus-Review ohne Versorgungsdaten; Evidenz aus RCTs übertragbar auf deutsches System</w:t>
       </w:r>
     </w:p>
     <w:p>
@@ -244,7 +244,7 @@
           <w:color w:val="5A7D3A"/>
           <w:sz w:val="18"/>
         </w:rPr>
-        <w:t>https://pubmed.ncbi.nlm.nih.gov/42821775/</w:t>
+        <w:t>https://pubmed.ncbi.nlm.nih.gov/42820470/</w:t>
       </w:r>
     </w:p>
     <w:p>
@@ -252,7 +252,7 @@
         <w:pStyle w:val="Heading2"/>
       </w:pPr>
       <w:r>
-        <w:t>Rauchentwöhnung bei COPD: Klinik-Zuweisung verbesserte Abstinenzquote deutlich</w:t>
+        <w:t>Actualisiertes WHO-Modul für Mundgesundheit in Überwachungssystemen für nicht übertragbare Erkrankungen</w:t>
       </w:r>
     </w:p>
     <w:p>
@@ -262,12 +262,12 @@
           <w:color w:val="666666"/>
           <w:sz w:val="18"/>
         </w:rPr>
-        <w:t>Marım F et al.  ·  Int J Chron Obstruct Pulmon Dis  ·  26.09.2026  ·  PMID 42820089</w:t>
+        <w:t>Rendell N et al.  ·  Bull World Health Organ  ·  01.10.2026  ·  PMID 42820175</w:t>
       </w:r>
     </w:p>
     <w:p>
       <w:r>
-        <w:t>Subgruppenanalyse einer multizentrischen RCT untersuchte Faktoren, die mit 1-Jahres-Rauchentwöhnung bei COPD-Patienten assoziiert sind (Vergleich: sofortige Klinik-Zuweisung vs. Standard-Versorgung).</w:t>
+        <w:t>WHO präsentiert überarbeitetes Modul für STEPS-Surveillance (Überwachung von Risikofaktoren) mit klinischer Untersuchungskomponente für Mundgesundheit, die von geschultem Nicht-Zahnarzt-Personal durchführbar ist.</w:t>
       </w:r>
     </w:p>
     <w:p>
@@ -278,7 +278,7 @@
         <w:t xml:space="preserve">Ergebnis: </w:t>
       </w:r>
       <w:r>
-        <w:t>Von 172 Patienten quit 32 (18,6%): 24 von 93 (25,8%) mit sofortiger Zuweisung vs. 8 von 79 (10,1%) mit Standardversorgung (p=0,010). Im multivariablen Modell: Standardversorgung senkte Erfolgschancen (OR 0,25; 95% CI 0,09–0,64); Fehlen von Komorbiditäten (OR 2,64) und &gt;1 exazerbationsbedingte Hospitalisierung (OR 9,32) erhöhten sie. Strukturierte Versorgungspfade sind zentral.</w:t>
+        <w:t>Neues Modul integriert aktualisierte Selbstangaben und klinische Bewertung statt nur Wahrnehmungsangaben. Praktisch und skalierbar für Länder ohne zahnärztliche Kapazität, unterstützt Integration von Mundgesundheit in Strategien zur universellen Gesundheitsversorgung.</w:t>
       </w:r>
     </w:p>
     <w:p>
@@ -293,7 +293,7 @@
         <w:rPr>
           <w:sz w:val="19"/>
         </w:rPr>
-        <w:t>Türkische Multizenterstudie, aber Versorgungsprinzipien (Koordination, Strukturierung) auf Deutschland übertragbar.</w:t>
+        <w:t>WHO-Standard für alle Länder; direkt auf deutsches RKI-Surveillance-System übertragbar</w:t>
       </w:r>
     </w:p>
     <w:p>
@@ -302,7 +302,7 @@
           <w:color w:val="5A7D3A"/>
           <w:sz w:val="18"/>
         </w:rPr>
-        <w:t>https://pubmed.ncbi.nlm.nih.gov/42820089/</w:t>
+        <w:t>https://pubmed.ncbi.nlm.nih.gov/42820175/</w:t>
       </w:r>
     </w:p>
     <w:p>
@@ -310,7 +310,7 @@
         <w:pStyle w:val="Heading2"/>
       </w:pPr>
       <w:r>
-        <w:t>Gicht-Akutbehandlung bei Nierenkrankheit: Anakinra versus Steroide</w:t>
+        <w:t>Krankenhausinfektionen bei Kindern mit Sepsis zeigten höhere Sterblichkeit als ambulant erworbene Infektionen</w:t>
       </w:r>
     </w:p>
     <w:p>
@@ -320,12 +320,12 @@
           <w:color w:val="666666"/>
           <w:sz w:val="18"/>
         </w:rPr>
-        <w:t>Balasubramaniam G et al.  ·  BMJ Open  ·  30.09.2026  ·  PMID 42816092</w:t>
+        <w:t>Ravichandran N et al.  ·  Eur J Pediatr  ·  19.09.2026  ·  PMID 42763313</w:t>
       </w:r>
     </w:p>
     <w:p>
       <w:r>
-        <w:t>Feasibility-Studie testete Durchführbarkeit einer doppelblinden RCT von Anakinra versus Methylprednisolon bei Gicht-Anfällen in chronischer Nierenkrankheit (eGFR &lt;60).</w:t>
+        <w:t>Retrospektive nationale Kohortenstudie zur Epidemiologie pädiatrischer Sepsis in Irland 2020–2025 mit Analyse von Krankheitsverlauf, Multimorbidität und Outcomes.</w:t>
       </w:r>
     </w:p>
     <w:p>
@@ -336,7 +336,7 @@
         <w:t xml:space="preserve">Ergebnis: </w:t>
       </w:r>
       <w:r>
-        <w:t>21 Patienten randomisiert, 17 behandelt. Schmerzreduktion nach 7 Tagen: 46,8 von 100 auf visueller Analogskala. Anakinra zeigte Trend zu schnellerem Schmerzrückgang. Machbarkeit demonstriert; Unter-Rekrutierung war Hauptproblem. Empfehlung für optimierte Fall-Findung in der Gemeinschaft vor definitivem Trial.</w:t>
+        <w:t>4.442 Sepsis-Aufnahmen: 30,7% nosokomial, 69,3% ambulant. Nosokomiale Sepsis: 84,0% Intensivaufnahmen vs. 32,3%, Sterblichkeit 7,6% vs. 1,8% (p&lt;0,001). Komorbidität assoziiert mit kritischem Verlauf (aOR neonatal 2,66; nicht-neonatal 4,88), aber schwere Verläufe auch ohne dokumentierte Komorbiditäten.</w:t>
       </w:r>
     </w:p>
     <w:p>
@@ -351,7 +351,7 @@
         <w:rPr>
           <w:sz w:val="19"/>
         </w:rPr>
-        <w:t>UK-Sekundärversorger, transferierbar auf multimorbide ältere Patienten in Deutschland.</w:t>
+        <w:t>Europäische Klinikdaten; vergleichbar mit deutschem Krankenhausmanagementsystem für Infektionsprävention</w:t>
       </w:r>
     </w:p>
     <w:p>
@@ -360,7 +360,7 @@
           <w:color w:val="5A7D3A"/>
           <w:sz w:val="18"/>
         </w:rPr>
-        <w:t>https://pubmed.ncbi.nlm.nih.gov/42816092/</w:t>
+        <w:t>https://pubmed.ncbi.nlm.nih.gov/42763313/</w:t>
       </w:r>
     </w:p>
     <w:p>
@@ -368,7 +368,7 @@
         <w:pStyle w:val="Heading2"/>
       </w:pPr>
       <w:r>
-        <w:t>Sarcopenie bei Mehrfacherkrankungen: europäische Leitlinie mit praktischen Empfehlungen</w:t>
+        <w:t>Sterblichkeitsüberwachung mit multiplen Todesursachen zur Verfolgung chronischer Erkrankungen in der COVID-19-Ära</w:t>
       </w:r>
     </w:p>
     <w:p>
@@ -378,12 +378,12 @@
           <w:color w:val="666666"/>
           <w:sz w:val="18"/>
         </w:rPr>
-        <w:t>Bernabeu-Wittel M et al.  ·  Eur J Intern Med  ·  13.08.2026  ·  PMID 42595648</w:t>
+        <w:t>Jones J  ·  Ann Epidemiol  ·  15.09.2026  ·  PMID 42744417</w:t>
       </w:r>
     </w:p>
     <w:p>
       <w:r>
-        <w:t>EFIM-adaptierte Leitlinie für Identifikation und Management von Sarcopenie bei Patienten mit Mehrfacherkrankungen, basierend auf kritischer Bewertung bestehender Guidelines.</w:t>
+        <w:t>Educational Module zu Mortalitäts-Surveillance-Methoden, das sich auf einen bereits publizierten Artikel zur Nutzung von Mehrfach-Todesursachen-Daten konzentriert (Referenz: Durán et al., Ann Epidemiol 2026;113:23-29).</w:t>
       </w:r>
     </w:p>
     <w:p>
@@ -394,7 +394,7 @@
         <w:t xml:space="preserve">Ergebnis: </w:t>
       </w:r>
       <w:r>
-        <w:t>37 Empfehlungen (30 strong, 7 weak): Proaktives Screening ab 65 Jahren und bei jüngeren mit Risikofaktoren; Handgriffkraft als Eintrittspunkt; flexible diagnostische Wege; individualisierte multimodale Interventionen. 8 auf hoher, 12 auf moderater, 17 auf niedriger Evidenz oder Konsens. Adressiert iatrogene Risiken (Corticosteroide, GLP-1-Agonisten).</w:t>
+        <w:t>Modul demonstriert Nutzen von Mehrfach-Todesursachen-Kodierung zur Erfassung von Trends chronischer Erkrankungen; Fallbeispiel Schweiz COVID-19-Pandemie zeigt, wie Überwachungsmethoden Versorgungsmuster offenbaren.</w:t>
       </w:r>
     </w:p>
     <w:p>
@@ -409,7 +409,7 @@
         <w:rPr>
           <w:sz w:val="19"/>
         </w:rPr>
-        <w:t>Europäische Innere Medizin, direkt auf deutsches Versorgungssystem übertragbar.</w:t>
+        <w:t>Schweiz mit ähnlichem System wie Deutschland; Mortalitäts-Surveillance-Design direkt auf deutsches Todesbescheinigungssystem übertragbar</w:t>
       </w:r>
     </w:p>
     <w:p>
@@ -418,7 +418,65 @@
           <w:color w:val="5A7D3A"/>
           <w:sz w:val="18"/>
         </w:rPr>
-        <w:t>https://pubmed.ncbi.nlm.nih.gov/42595648/</w:t>
+        <w:t>https://pubmed.ncbi.nlm.nih.gov/42744417/</w:t>
+      </w:r>
+    </w:p>
+    <w:p>
+      <w:pPr>
+        <w:pStyle w:val="Heading2"/>
+      </w:pPr>
+      <w:r>
+        <w:t>COPD ist zu heterogen für Single-Trial-Zulassungen: Mehrfach-Studien-Evidenz erforderlich</w:t>
+      </w:r>
+    </w:p>
+    <w:p>
+      <w:r>
+        <w:rPr>
+          <w:i/>
+          <w:color w:val="666666"/>
+          <w:sz w:val="18"/>
+        </w:rPr>
+        <w:t>Cazzola M et al.  ·  Lung  ·  31.07.2026  ·  PMID 42536190</w:t>
+      </w:r>
+    </w:p>
+    <w:p>
+      <w:r>
+        <w:t>Expertenpapier zur FDA-Proposal, einzelne RCTs als Standard für COPD-Medikamentenzulassung zu akzeptieren; erörtert Heterogenität, Effektgrößen und Generalisierbarkeit.</w:t>
+      </w:r>
+    </w:p>
+    <w:p>
+      <w:r>
+        <w:rPr>
+          <w:b/>
+        </w:rPr>
+        <w:t xml:space="preserve">Ergebnis: </w:t>
+      </w:r>
+      <w:r>
+        <w:t>COPD zeigt variable Trajektorien, modest treatment effects, limitierte validierte Biomarker. Single RCTs risikieren Type-I-Fehler und begrenzte Übertragbarkeit durch restriktive Einschlusskriterien. Empfehlung: mindestens zwei unabhängige Studien bei CKD oder äquivalente Post-Marketing-Validierung erforderlich.</w:t>
+      </w:r>
+    </w:p>
+    <w:p>
+      <w:r>
+        <w:rPr>
+          <w:b/>
+          <w:sz w:val="19"/>
+        </w:rPr>
+        <w:t xml:space="preserve">Übertragbarkeit: </w:t>
+      </w:r>
+      <w:r>
+        <w:rPr>
+          <w:sz w:val="19"/>
+        </w:rPr>
+        <w:t>COPD-Versorgung international vergleichbar; Argument für robuste Evidenzstandards in allen Gesundheitssystemen relevant</w:t>
+      </w:r>
+    </w:p>
+    <w:p>
+      <w:r>
+        <w:rPr>
+          <w:color w:val="5A7D3A"/>
+          <w:sz w:val="18"/>
+        </w:rPr>
+        <w:t>https://pubmed.ncbi.nlm.nih.gov/42536190/</w:t>
       </w:r>
     </w:p>
     <w:sectPr>

--- a/download/studien-aktuell.docx
+++ b/download/studien-aktuell.docx
@@ -62,7 +62,7 @@
           <w:color w:val="666666"/>
           <w:sz w:val="18"/>
         </w:rPr>
-        <w:t>Stand: 03.10.2026  |  7 Studien  |  ncd.m-vf.de</w:t>
+        <w:t>Stand: 04.10.2026  |  6 Studien  |  ncd.m-vf.de</w:t>
       </w:r>
     </w:p>
     <w:p>
@@ -70,7 +70,7 @@
         <w:pStyle w:val="Heading1"/>
       </w:pPr>
       <w:r>
-        <w:t>Aufgenommen am 03.10.2026</w:t>
+        <w:t>Aufgenommen am 04.10.2026</w:t>
       </w:r>
     </w:p>
     <w:p>
@@ -78,7 +78,7 @@
         <w:pStyle w:val="Heading2"/>
       </w:pPr>
       <w:r>
-        <w:t>Depression senkte das Risiko für Mehrfacherkrankung: Remission assoziiert mit niedrigerem Kardiometabolen-Risiko</w:t>
+        <w:t>Integriertes NCD-Screening in HIV- und COVID-Kliniken verbessert Früherkennung um 74 %</w:t>
       </w:r>
     </w:p>
     <w:p>
@@ -88,12 +88,12 @@
           <w:color w:val="666666"/>
           <w:sz w:val="18"/>
         </w:rPr>
-        <w:t>Yao M et al.  ·  J Glob Health  ·  02.10.2026  ·  PMID 42825401</w:t>
+        <w:t>Jithoo N et al.  ·  Front Public Health  ·  17.09.2026  ·  PMID 42824930</w:t>
       </w:r>
     </w:p>
     <w:p>
       <w:r>
-        <w:t>Prospektive Kohortenstudie mit 51.416 Teilnehmern aus China, USA und Europa untersuchte, ob langfristige depressive Belastung (gemessen durch Verlauf und kumulative Scores) mit neuaufgetretener Mehrfacherkrankung (Herz-Kreislauf und Diabetes) assoziiert ist.</w:t>
+        <w:t>Südafrika: Pilotprojekt zur Integration von Screening auf chronische Erkrankungen (Nierenerkrankung, Übergewicht, Dyslipidämie) in bestehende HIV- und COVID-19-Impfkliniken bei 461 Teilnehmern; Prävalenz neuer Diagnosen und Versorgungsgaps untersucht.</w:t>
       </w:r>
     </w:p>
     <w:p>
@@ -104,7 +104,7 @@
         <w:t xml:space="preserve">Ergebnis: </w:t>
       </w:r>
       <w:r>
-        <w:t>Depressionsfortschritt erhöhte CMM-Risiko: China HR 1,47 (95%-CI 1,00–2,17), USA HR 1,33 (1,01–1,74), Europa HR 1,46 (1,26–1,69). Depressionsremission reduzierte Risiko: China HR 0,56 (0,36–0,87), Europa HR 0,76 (0,63–0,92). Frauen stärker betroffen in USA und Europa.</w:t>
+        <w:t>73,9 % der Teilnehmer erhielten neue NCD-Diagnosen: Nierenerkrankung (31,7 %), Adipositas (28,9 %), Dyslipidämie (25,8 %). Modifizierbare kardiovaskuläre Risikofaktoren waren weit verbreitet: Adipositas (63,9 %), Alkoholkonsum (50 %). Integriertes Screening erwies sich als machbar und bot Gelegenheit für frühe Intervention.</w:t>
       </w:r>
     </w:p>
     <w:p>
@@ -119,7 +119,7 @@
         <w:rPr>
           <w:sz w:val="19"/>
         </w:rPr>
-        <w:t>Internationale Kohorte mit vergleichbarem Design; deutsches System ohne direkte Abbildung, aber Mehrfacherkrankungen-Prävention zentral für DMPs</w:t>
+        <w:t>Ressourcenbegrenzte Länder, ähnliche Gesundheitssystem-Herausforderungen wie LMIC</w:t>
       </w:r>
     </w:p>
     <w:p>
@@ -128,7 +128,7 @@
           <w:color w:val="5A7D3A"/>
           <w:sz w:val="18"/>
         </w:rPr>
-        <w:t>https://pubmed.ncbi.nlm.nih.gov/42825401/</w:t>
+        <w:t>https://pubmed.ncbi.nlm.nih.gov/42824930/</w:t>
       </w:r>
     </w:p>
     <w:p>
@@ -136,7 +136,7 @@
         <w:pStyle w:val="Heading2"/>
       </w:pPr>
       <w:r>
-        <w:t>Peer-Support-Programme für chronische Nierenerkrankung: Systemische Unterstützung und Engagement zentral</w:t>
+        <w:t>Untergewicht vorhersagt Nierenerkrankung bei Typ-2-Diabetes besser als Adipositas</w:t>
       </w:r>
     </w:p>
     <w:p>
@@ -146,12 +146,12 @@
           <w:color w:val="666666"/>
           <w:sz w:val="18"/>
         </w:rPr>
-        <w:t>Faravan A et al.  ·  J Ren Care  ·  Dez. 2026  ·  PMID 42820648</w:t>
+        <w:t>Chung SM et al.  ·  Front Endocrinol (Lausanne)  ·  17.09.2026  ·  PMID 42823990</w:t>
       </w:r>
     </w:p>
     <w:p>
       <w:r>
-        <w:t>Qualitative Metasynthese von 15 Studien zu Facilitators von Peer-Support-Programmen für Patienten mit chronischer Nierenerkrankung.</w:t>
+        <w:t>Südkorea: Nationale Kohortenstudie (1.824.317 Erwachsene ≥40 Jahre mit Typ-2-Diabetes): Assoziation zwischen BMI, Taillenumfang und Inzidenz von Nierenerkrankung (definiert nach altersgerechten eGFR-Schwellwerten) über 4 Jahre Follow-up, stratifiziert nach Alter und Geschlecht.</w:t>
       </w:r>
     </w:p>
     <w:p>
@@ -162,7 +162,7 @@
         <w:t xml:space="preserve">Ergebnis: </w:t>
       </w:r>
       <w:r>
-        <w:t>Drei Hauptfacilitators identifiziert: (1) supportive Organisationskultur im Gesundheitssystem, (2) tiefe peer-Verbindungen und gutes rapport, (3) engagierte und motivierte Peer-Supporter und -Empfänger. Erfolgreiche Programme erfordern Interaktion zwischen organisationaler Unterstützung, sinnvoller Peer-Beziehung und aktiver Partizipation.</w:t>
+        <w:t>CKD-Inzidenz: 2,8 % (Untergewicht), 2,3 % (keine Adipositas), 2,9 % (Übergewicht). Untergewicht mit höherem CKD-Risiko als Übergewicht assoziiert (OR 1,41 [95%-KI 1,29–1,54] vs. OR 1,03 [1,01–1,05]). Alters-/Geschlechts-stratifiziert: Untergewicht durchgängig erhöhtes Risiko, bes. mittelalte Männer; Übergewicht nur bei Frauen mit erhöhtem Risiko. Befund erklärt bisherige Inkonsistenzen in Adipositas-CKD-Assoziationen.</w:t>
       </w:r>
     </w:p>
     <w:p>
@@ -177,7 +177,7 @@
         <w:rPr>
           <w:sz w:val="19"/>
         </w:rPr>
-        <w:t>Überwiegend europäische und englischsprachige Studien; Peer-Support-Ansätze in Deutschland (Selbsthilfe, DMP-Strukturen) unmittelbar anwendbar</w:t>
+        <w:t>Südkorea, großes Register; Adipositas-Paradoxon relevant für stratifizierte Prävention, aber regionales Modell unklar</w:t>
       </w:r>
     </w:p>
     <w:p>
@@ -186,7 +186,7 @@
           <w:color w:val="5A7D3A"/>
           <w:sz w:val="18"/>
         </w:rPr>
-        <w:t>https://pubmed.ncbi.nlm.nih.gov/42820648/</w:t>
+        <w:t>https://pubmed.ncbi.nlm.nih.gov/42823990/</w:t>
       </w:r>
     </w:p>
     <w:p>
@@ -194,7 +194,7 @@
         <w:pStyle w:val="Heading2"/>
       </w:pPr>
       <w:r>
-        <w:t>GLP-1-Rezeptor-Agonisten schützen die Niere bei chronischer Nierenerkrankung und Diabetes</w:t>
+        <w:t>Klinische Phänotypisierung identifiziert Hochrisiko-COPD-Patienten mit raschem FEV1-Verlust</w:t>
       </w:r>
     </w:p>
     <w:p>
@@ -204,12 +204,12 @@
           <w:color w:val="666666"/>
           <w:sz w:val="18"/>
         </w:rPr>
-        <w:t>Boeckhaus J et al.  ·  Clin Sci (Lond)  ·  14.10.2026  ·  PMID 42820470</w:t>
+        <w:t>Yang Z et al.  ·  Ann Med  ·  01.10.2026  ·  PMID 42817919</w:t>
       </w:r>
     </w:p>
     <w:p>
       <w:r>
-        <w:t>Übersichtsarbeit zur Evidenz für Nephroprotektivität von GLP-1 Agonisten bei Patienten mit Typ-2-Diabetes und chronischer Nierenerkrankung jenseits von Glukosekontrolle.</w:t>
+        <w:t>Chinesische Kohortenstudie (38.863 COPD-Patienten, 1.215 mit Verlaufsparametern): Latent-Class-Analyse zur Identifikation klinischer Phänotypen; Machine Learning-Modell zur Vorhersage raschen Lungenfunktionsabbaus (FEV1-Abfall ≥40 mL/Jahr oder &gt;1,5% predicted).</w:t>
       </w:r>
     </w:p>
     <w:p>
@@ -220,7 +220,7 @@
         <w:t xml:space="preserve">Ergebnis: </w:t>
       </w:r>
       <w:r>
-        <w:t>GLP-1-RA reduzieren eGFR-Abfall, albuminurie und kardiovaskuläre Ereignisse durch anti-inflammatorische und anti-fibrotische Mechanismen. Effekte teilweise unabhängig von Gewichtsreduktion. Sicherheitsprofil vergleichbar mit Standard; potenzielle neue Indikation auch ohne Diabetes bei CKD.</w:t>
+        <w:t>Drei Phänotypen identifiziert: Phänotyp 1 (25,8 %, GOLD Stadium 2, nicht-rauchende Frauen), Phänotyp 2 (44,8 %, GOLD Stadium 1, rauchende Männer), Phänotyp 3 (29,4 %, GOLD Stadium 3, intensive Raucher). Phänotyp 2 zeigte höchste Verfall-Rate (55,8 %). Das CatBoost-Modell erreichte AUC 0,712; bei Schwellenwert 0,365: Sensitivität 95,5 %, negativer Vorhersagewert 86,4 %. Sechs einfache Prädiktoren: Region, Brennstofftyp, Einkommensstufe, Pfeifen, Hüftumfang, Basis-FEV1.</w:t>
       </w:r>
     </w:p>
     <w:p>
@@ -235,7 +235,7 @@
         <w:rPr>
           <w:sz w:val="19"/>
         </w:rPr>
-        <w:t>Wirkmechanismus-Review ohne Versorgungsdaten; Evidenz aus RCTs übertragbar auf deutsches System</w:t>
+        <w:t>China, großes Register; Phänotypisierung für Zielgruppendefinition relevant, Übertragbarkeit auf deutsche Phänotypen unklar</w:t>
       </w:r>
     </w:p>
     <w:p>
@@ -244,7 +244,7 @@
           <w:color w:val="5A7D3A"/>
           <w:sz w:val="18"/>
         </w:rPr>
-        <w:t>https://pubmed.ncbi.nlm.nih.gov/42820470/</w:t>
+        <w:t>https://pubmed.ncbi.nlm.nih.gov/42817919/</w:t>
       </w:r>
     </w:p>
     <w:p>
@@ -252,7 +252,7 @@
         <w:pStyle w:val="Heading2"/>
       </w:pPr>
       <w:r>
-        <w:t>Actualisiertes WHO-Modul für Mundgesundheit in Überwachungssystemen für nicht übertragbare Erkrankungen</w:t>
+        <w:t>Leitliniengerechte Antibiotika senken 30-Tage-Komplikationen bei COPD-Exazerbationen</w:t>
       </w:r>
     </w:p>
     <w:p>
@@ -262,12 +262,12 @@
           <w:color w:val="666666"/>
           <w:sz w:val="18"/>
         </w:rPr>
-        <w:t>Rendell N et al.  ·  Bull World Health Organ  ·  01.10.2026  ·  PMID 42820175</w:t>
+        <w:t>Perales-Muñoz R et al.  ·  Rev Esp Quimioter  ·  21.09.2026  ·  PMID 42768888</w:t>
       </w:r>
     </w:p>
     <w:p>
       <w:r>
-        <w:t>WHO präsentiert überarbeitetes Modul für STEPS-Surveillance (Überwachung von Risikofaktoren) mit klinischer Untersuchungskomponente für Mundgesundheit, die von geschultem Nicht-Zahnarzt-Personal durchführbar ist.</w:t>
+        <w:t>Spanische Notaufnahme-Registerstudie an 4.136 COPD-Exazerbations-Episoden: Antibiotika-Auswahl nach nationalen Empfehlungen vs. Fehlauswahl und deren Assoziation mit Mortalität, Rehospitalisierung, Rezidiiv und Notfall-Revisiten.</w:t>
       </w:r>
     </w:p>
     <w:p>
@@ -278,7 +278,7 @@
         <w:t xml:space="preserve">Ergebnis: </w:t>
       </w:r>
       <w:r>
-        <w:t>Neues Modul integriert aktualisierte Selbstangaben und klinische Bewertung statt nur Wahrnehmungsangaben. Praktisch und skalierbar für Länder ohne zahnärztliche Kapazität, unterstützt Integration von Mundgesundheit in Strategien zur universellen Gesundheitsversorgung.</w:t>
+        <w:t>Von 1.736 Patienten mit Entlassung aus der Notaufnahme erhielten 987 (56,9 %) Antibiotika; 158 (16,0 %) bekamen inadäquate Therapie. Inadäquate Behandlung korrelierte mit höherer 30-Tage-Morbidität (20,9 % vs. 13,3 %, p=0,019). In der multivariablen Analyse war leitliniengerechte Therapie der einzige modifizierbare Faktor mit signifikant reduziertem Ereignisrisiko (adjustierte RR 0,59; 95%-KI 0,41–0,85; p=0,004). Zugleich waren vorherige Exazerbationen (RR 1,80) und mittelschwere Exazerbationen (RR 1,52) mit höherem Risiko assoziiert.</w:t>
       </w:r>
     </w:p>
     <w:p>
@@ -293,7 +293,7 @@
         <w:rPr>
           <w:sz w:val="19"/>
         </w:rPr>
-        <w:t>WHO-Standard für alle Länder; direkt auf deutsches RKI-Surveillance-System übertragbar</w:t>
+        <w:t>Spanische Notaufnahmedaten, vergleichbare Behandlungsprotokolle europäischer Systeme</w:t>
       </w:r>
     </w:p>
     <w:p>
@@ -302,7 +302,7 @@
           <w:color w:val="5A7D3A"/>
           <w:sz w:val="18"/>
         </w:rPr>
-        <w:t>https://pubmed.ncbi.nlm.nih.gov/42820175/</w:t>
+        <w:t>https://pubmed.ncbi.nlm.nih.gov/42768888/</w:t>
       </w:r>
     </w:p>
     <w:p>
@@ -310,7 +310,7 @@
         <w:pStyle w:val="Heading2"/>
       </w:pPr>
       <w:r>
-        <w:t>Krankenhausinfektionen bei Kindern mit Sepsis zeigten höhere Sterblichkeit als ambulant erworbene Infektionen</w:t>
+        <w:t>Dynamisches Risiko-Scoring vorhersagt CLL-Progression nach Limited-Duration-Therapie besser</w:t>
       </w:r>
     </w:p>
     <w:p>
@@ -320,12 +320,12 @@
           <w:color w:val="666666"/>
           <w:sz w:val="18"/>
         </w:rPr>
-        <w:t>Ravichandran N et al.  ·  Eur J Pediatr  ·  19.09.2026  ·  PMID 42763313</w:t>
+        <w:t>Al-Sawaf O et al.  ·  J Clin Oncol  ·  27.08.2026  ·  PMID 42659576</w:t>
       </w:r>
     </w:p>
     <w:p>
       <w:r>
-        <w:t>Retrospektive nationale Kohortenstudie zur Epidemiologie pädiatrischer Sepsis in Irland 2020–2025 mit Analyse von Krankheitsverlauf, Multimorbidität und Outcomes.</w:t>
+        <w:t>Deutsche multizentrische Kohortenstudie zu chronisch-lymphatischer Leukämie: Entwicklung und Validierung eines verfeinerten kontinuierlichen Risikoindex (CIRI2-CLL) mit messbaren Resterkrankungen (MRD) zur Vorhersage von progressionsfreiem Überleben nach zeitlich begrenzter Targetted Therapy.</w:t>
       </w:r>
     </w:p>
     <w:p>
@@ -336,7 +336,7 @@
         <w:t xml:space="preserve">Ergebnis: </w:t>
       </w:r>
       <w:r>
-        <w:t>4.442 Sepsis-Aufnahmen: 30,7% nosokomial, 69,3% ambulant. Nosokomiale Sepsis: 84,0% Intensivaufnahmen vs. 32,3%, Sterblichkeit 7,6% vs. 1,8% (p&lt;0,001). Komorbidität assoziiert mit kritischem Verlauf (aOR neonatal 2,66; nicht-neonatal 4,88), aber schwere Verläufe auch ohne dokumentierte Komorbiditäten.</w:t>
+        <w:t>CIRI2-CLL zeigte gute Kalibrierung (ca. 5 % Unterschied zwischen beobachteter und vorhergesagter Progressionswahrscheinlichkeit). Überlegene Performance vs. einzelne Indizes (C-Statistiken 0,82–0,98 an allen Zeitpunkten), FEV-Vorhersage um 14–37 % verbessert. Risk-Stratifikation in drei Gruppen: 3-Jahres-PFS von 100,0 % (niedrig), 70,2 % (mittel), 10,8 % (hoch). Performance für Gesamtüberleben bestätigt.</w:t>
       </w:r>
     </w:p>
     <w:p>
@@ -351,7 +351,7 @@
         <w:rPr>
           <w:sz w:val="19"/>
         </w:rPr>
-        <w:t>Europäische Klinikdaten; vergleichbar mit deutschem Krankenhausmanagementsystem für Infektionsprävention</w:t>
+        <w:t>Deutschland/DACH, multizentrisch; CLL-spezifisch, aber Methode der MRD-Integration für andere Chroniker relevant</w:t>
       </w:r>
     </w:p>
     <w:p>
@@ -360,7 +360,7 @@
           <w:color w:val="5A7D3A"/>
           <w:sz w:val="18"/>
         </w:rPr>
-        <w:t>https://pubmed.ncbi.nlm.nih.gov/42763313/</w:t>
+        <w:t>https://pubmed.ncbi.nlm.nih.gov/42659576/</w:t>
       </w:r>
     </w:p>
     <w:p>
@@ -368,7 +368,7 @@
         <w:pStyle w:val="Heading2"/>
       </w:pPr>
       <w:r>
-        <w:t>Sterblichkeitsüberwachung mit multiplen Todesursachen zur Verfolgung chronischer Erkrankungen in der COVID-19-Ära</w:t>
+        <w:t>HBsAg-Schnelltest-Positivierungszeit schätzt Viruslast und erleichtert POC-Diagnostik</w:t>
       </w:r>
     </w:p>
     <w:p>
@@ -378,12 +378,12 @@
           <w:color w:val="666666"/>
           <w:sz w:val="18"/>
         </w:rPr>
-        <w:t>Jones J  ·  Ann Epidemiol  ·  15.09.2026  ·  PMID 42744417</w:t>
+        <w:t>Asmamaw A et al.  ·  Aliment Pharmacol Ther  ·  06.08.2026  ·  PMID 42558028</w:t>
       </w:r>
     </w:p>
     <w:p>
       <w:r>
-        <w:t>Educational Module zu Mortalitäts-Surveillance-Methoden, das sich auf einen bereits publizierten Artikel zur Nutzung von Mehrfach-Todesursachen-Daten konzentriert (Referenz: Durán et al., Ann Epidemiol 2026;113:23-29).</w:t>
+        <w:t>Multizentrische Proof-of-Concept-Studie (Spanien, Äthiopien): Prüfung, ob die Positivierungszeit eines Schnelltests für Hepatitis-B-Oberflächenantigen (HBsAg) ein Surrogat für quantitatives HBsAg und HBV-DNA-Aktivität ist; Paarvergleiche Kapillar- vs. Venöses Blut mit qHBsAg und PCR.</w:t>
       </w:r>
     </w:p>
     <w:p>
@@ -394,7 +394,7 @@
         <w:t xml:space="preserve">Ergebnis: </w:t>
       </w:r>
       <w:r>
-        <w:t>Modul demonstriert Nutzen von Mehrfach-Todesursachen-Kodierung zur Erfassung von Trends chronischer Erkrankungen; Fallbeispiel Schweiz COVID-19-Pandemie zeigt, wie Überwachungsmethoden Versorgungsmuster offenbaren.</w:t>
+        <w:t>513 HBsAg-positive Personen analysiert. Positivierungszeit korrelierte invers mit qHBsAg (Spanien r=−0,749, Äthiopien r=−0,374; p&lt;0,001 beide). Keine Assoziation mit HBV-DNA. Diskriminationsfähigkeit für HBsAg &lt;1000 IU/mL: Spanien AUROC 0,86, Äthiopien AUROC 0,65; für &lt;100 IU/mL: AUROC 0,96 und 0,77. Gesunde und mit ausgeheilter Infektion: durchweg negativ.</w:t>
       </w:r>
     </w:p>
     <w:p>
@@ -409,7 +409,7 @@
         <w:rPr>
           <w:sz w:val="19"/>
         </w:rPr>
-        <w:t>Schweiz mit ähnlichem System wie Deutschland; Mortalitäts-Surveillance-Design direkt auf deutsches Todesbescheinigungssystem übertragbar</w:t>
+        <w:t>Spanien/Äthiopien; POC-Test für ressourcenlimitierte Länder, Relevanz für deutsche POC-Diagnostik begrenzt</w:t>
       </w:r>
     </w:p>
     <w:p>
@@ -418,65 +418,7 @@
           <w:color w:val="5A7D3A"/>
           <w:sz w:val="18"/>
         </w:rPr>
-        <w:t>https://pubmed.ncbi.nlm.nih.gov/42744417/</w:t>
-      </w:r>
-    </w:p>
-    <w:p>
-      <w:pPr>
-        <w:pStyle w:val="Heading2"/>
-      </w:pPr>
-      <w:r>
-        <w:t>COPD ist zu heterogen für Single-Trial-Zulassungen: Mehrfach-Studien-Evidenz erforderlich</w:t>
-      </w:r>
-    </w:p>
-    <w:p>
-      <w:r>
-        <w:rPr>
-          <w:i/>
-          <w:color w:val="666666"/>
-          <w:sz w:val="18"/>
-        </w:rPr>
-        <w:t>Cazzola M et al.  ·  Lung  ·  31.07.2026  ·  PMID 42536190</w:t>
-      </w:r>
-    </w:p>
-    <w:p>
-      <w:r>
-        <w:t>Expertenpapier zur FDA-Proposal, einzelne RCTs als Standard für COPD-Medikamentenzulassung zu akzeptieren; erörtert Heterogenität, Effektgrößen und Generalisierbarkeit.</w:t>
-      </w:r>
-    </w:p>
-    <w:p>
-      <w:r>
-        <w:rPr>
-          <w:b/>
-        </w:rPr>
-        <w:t xml:space="preserve">Ergebnis: </w:t>
-      </w:r>
-      <w:r>
-        <w:t>COPD zeigt variable Trajektorien, modest treatment effects, limitierte validierte Biomarker. Single RCTs risikieren Type-I-Fehler und begrenzte Übertragbarkeit durch restriktive Einschlusskriterien. Empfehlung: mindestens zwei unabhängige Studien bei CKD oder äquivalente Post-Marketing-Validierung erforderlich.</w:t>
-      </w:r>
-    </w:p>
-    <w:p>
-      <w:r>
-        <w:rPr>
-          <w:b/>
-          <w:sz w:val="19"/>
-        </w:rPr>
-        <w:t xml:space="preserve">Übertragbarkeit: </w:t>
-      </w:r>
-      <w:r>
-        <w:rPr>
-          <w:sz w:val="19"/>
-        </w:rPr>
-        <w:t>COPD-Versorgung international vergleichbar; Argument für robuste Evidenzstandards in allen Gesundheitssystemen relevant</w:t>
-      </w:r>
-    </w:p>
-    <w:p>
-      <w:r>
-        <w:rPr>
-          <w:color w:val="5A7D3A"/>
-          <w:sz w:val="18"/>
-        </w:rPr>
-        <w:t>https://pubmed.ncbi.nlm.nih.gov/42536190/</w:t>
+        <w:t>https://pubmed.ncbi.nlm.nih.gov/42558028/</w:t>
       </w:r>
     </w:p>
     <w:sectPr>

--- a/download/studien-aktuell.docx
+++ b/download/studien-aktuell.docx
@@ -62,7 +62,7 @@
           <w:color w:val="666666"/>
           <w:sz w:val="18"/>
         </w:rPr>
-        <w:t>Stand: 04.10.2026  |  6 Studien  |  ncd.m-vf.de</w:t>
+        <w:t>Stand: 05.10.2026  |  6 Studien  |  ncd.m-vf.de</w:t>
       </w:r>
     </w:p>
     <w:p>
@@ -70,7 +70,7 @@
         <w:pStyle w:val="Heading1"/>
       </w:pPr>
       <w:r>
-        <w:t>Aufgenommen am 04.10.2026</w:t>
+        <w:t>Aufgenommen am 05.10.2026</w:t>
       </w:r>
     </w:p>
     <w:p>
@@ -78,7 +78,7 @@
         <w:pStyle w:val="Heading2"/>
       </w:pPr>
       <w:r>
-        <w:t>Integriertes NCD-Screening in HIV- und COVID-Kliniken verbessert Früherkennung um 74 %</w:t>
+        <w:t>Glucose Disposal Rate assoziiert mit chronischer Nierenkrankheit bei älteren Diabetikern</w:t>
       </w:r>
     </w:p>
     <w:p>
@@ -88,12 +88,12 @@
           <w:color w:val="666666"/>
           <w:sz w:val="18"/>
         </w:rPr>
-        <w:t>Jithoo N et al.  ·  Front Public Health  ·  17.09.2026  ·  PMID 42824930</w:t>
+        <w:t>Chen X et al.  ·  Clin Interv Aging  ·  28.09.2026  ·  PMID 42829537</w:t>
       </w:r>
     </w:p>
     <w:p>
       <w:r>
-        <w:t>Südafrika: Pilotprojekt zur Integration von Screening auf chronische Erkrankungen (Nierenerkrankung, Übergewicht, Dyslipidämie) in bestehende HIV- und COVID-19-Impfkliniken bei 461 Teilnehmern; Prävalenz neuer Diagnosen und Versorgungsgaps untersucht.</w:t>
+        <w:t>Querschnittsstudie mit 713 älteren (≥60 J.) Typ-2-Diabetes-Patienten aus Zhejiang, China; CKD nach eGFR oder UACR definiert.</w:t>
       </w:r>
     </w:p>
     <w:p>
@@ -104,7 +104,7 @@
         <w:t xml:space="preserve">Ergebnis: </w:t>
       </w:r>
       <w:r>
-        <w:t>73,9 % der Teilnehmer erhielten neue NCD-Diagnosen: Nierenerkrankung (31,7 %), Adipositas (28,9 %), Dyslipidämie (25,8 %). Modifizierbare kardiovaskuläre Risikofaktoren waren weit verbreitet: Adipositas (63,9 %), Alkoholkonsum (50 %). Integriertes Screening erwies sich als machbar und bot Gelegenheit für frühe Intervention.</w:t>
+        <w:t>Pro 1-Unit eGDR-Anstieg: OR 0,78 (95%-KI 0,70–0,86) für CKD. Höchstes vs. niedrigstes Tertil: OR 0,31 (95%-KI 0,20–0,48). Linear inverse Beziehung (RCS p&gt;0,05). eGDR inversiv mit UACR (ρ=−0,277, p&lt;0,001), nicht mit eGFR. AUC 0,65 – Diskriminationsfähigkeit bescheiden; prospektive Studien nötig.</w:t>
       </w:r>
     </w:p>
     <w:p>
@@ -119,7 +119,7 @@
         <w:rPr>
           <w:sz w:val="19"/>
         </w:rPr>
-        <w:t>Ressourcenbegrenzte Länder, ähnliche Gesundheitssystem-Herausforderungen wie LMIC</w:t>
+        <w:t>China – Mechanismus für deutsches DMP-System bedingt übertragbar</w:t>
       </w:r>
     </w:p>
     <w:p>
@@ -128,7 +128,7 @@
           <w:color w:val="5A7D3A"/>
           <w:sz w:val="18"/>
         </w:rPr>
-        <w:t>https://pubmed.ncbi.nlm.nih.gov/42824930/</w:t>
+        <w:t>https://pubmed.ncbi.nlm.nih.gov/42829537/</w:t>
       </w:r>
     </w:p>
     <w:p>
@@ -136,7 +136,7 @@
         <w:pStyle w:val="Heading2"/>
       </w:pPr>
       <w:r>
-        <w:t>Untergewicht vorhersagt Nierenerkrankung bei Typ-2-Diabetes besser als Adipositas</w:t>
+        <w:t>COPD erhöht Sturz- und Osteoporoserisiko deutlich</w:t>
       </w:r>
     </w:p>
     <w:p>
@@ -146,12 +146,12 @@
           <w:color w:val="666666"/>
           <w:sz w:val="18"/>
         </w:rPr>
-        <w:t>Chung SM et al.  ·  Front Endocrinol (Lausanne)  ·  17.09.2026  ·  PMID 42823990</w:t>
+        <w:t>Liu P et al.  ·  Int J Chron Obstruct Pulmon Dis  ·  28.09.2026  ·  PMID 42827947</w:t>
       </w:r>
     </w:p>
     <w:p>
       <w:r>
-        <w:t>Südkorea: Nationale Kohortenstudie (1.824.317 Erwachsene ≥40 Jahre mit Typ-2-Diabetes): Assoziation zwischen BMI, Taillenumfang und Inzidenz von Nierenerkrankung (definiert nach altersgerechten eGFR-Schwellwerten) über 4 Jahre Follow-up, stratifiziert nach Alter und Geschlecht.</w:t>
+        <w:t>Kohortenstudie mit 474.669 UK-Biobank-Teilnehmern untersuchte die Assoziation von COPD mit Stürzen und Osteoporose über 12 Jahre.</w:t>
       </w:r>
     </w:p>
     <w:p>
@@ -162,7 +162,7 @@
         <w:t xml:space="preserve">Ergebnis: </w:t>
       </w:r>
       <w:r>
-        <w:t>CKD-Inzidenz: 2,8 % (Untergewicht), 2,3 % (keine Adipositas), 2,9 % (Übergewicht). Untergewicht mit höherem CKD-Risiko als Übergewicht assoziiert (OR 1,41 [95%-KI 1,29–1,54] vs. OR 1,03 [1,01–1,05]). Alters-/Geschlechts-stratifiziert: Untergewicht durchgängig erhöhtes Risiko, bes. mittelalte Männer; Übergewicht nur bei Frauen mit erhöhtem Risiko. Befund erklärt bisherige Inkonsistenzen in Adipositas-CKD-Assoziationen.</w:t>
+        <w:t>COPD war assoziiert mit höherem Sturzrisiko (HR 1,51; 95%-KI 1,45–1,58) und Osteoporoserisiko (HR 2,37; 95%-KI 2,22–2,53). Rauchen modifizierte die Sturzassoziation (aktuelle Raucher HR 1,77 vs. Niemals-Raucher HR 1,37). Die Befunde zeigen bedeutsame Mehrfacherkrankungen bei COPD.</w:t>
       </w:r>
     </w:p>
     <w:p>
@@ -177,7 +177,7 @@
         <w:rPr>
           <w:sz w:val="19"/>
         </w:rPr>
-        <w:t>Südkorea, großes Register; Adipositas-Paradoxon relevant für stratifizierte Prävention, aber regionales Modell unklar</w:t>
+        <w:t>UK-Biobank mit vergleichbar strukturiertem Gesundheitssystem</w:t>
       </w:r>
     </w:p>
     <w:p>
@@ -186,7 +186,7 @@
           <w:color w:val="5A7D3A"/>
           <w:sz w:val="18"/>
         </w:rPr>
-        <w:t>https://pubmed.ncbi.nlm.nih.gov/42823990/</w:t>
+        <w:t>https://pubmed.ncbi.nlm.nih.gov/42827947/</w:t>
       </w:r>
     </w:p>
     <w:p>
@@ -194,7 +194,7 @@
         <w:pStyle w:val="Heading2"/>
       </w:pPr>
       <w:r>
-        <w:t>Klinische Phänotypisierung identifiziert Hochrisiko-COPD-Patienten mit raschem FEV1-Verlust</w:t>
+        <w:t>SGLT2-Inhibitoren bei Diabetes mit chronischer Nierenkrankheit: Meta-Analyse</w:t>
       </w:r>
     </w:p>
     <w:p>
@@ -204,12 +204,12 @@
           <w:color w:val="666666"/>
           <w:sz w:val="18"/>
         </w:rPr>
-        <w:t>Yang Z et al.  ·  Ann Med  ·  01.10.2026  ·  PMID 42817919</w:t>
+        <w:t>Shi X et al.  ·  Medicine (Baltimore)  ·  02.10.2026  ·  PMID 42826278</w:t>
       </w:r>
     </w:p>
     <w:p>
       <w:r>
-        <w:t>Chinesische Kohortenstudie (38.863 COPD-Patienten, 1.215 mit Verlaufsparametern): Latent-Class-Analyse zur Identifikation klinischer Phänotypen; Machine Learning-Modell zur Vorhersage raschen Lungenfunktionsabbaus (FEV1-Abfall ≥40 mL/Jahr oder &gt;1,5% predicted).</w:t>
+        <w:t>Systematische Übersicht und Meta-Analyse von 17 RCTs mit 29.192 Patienten mit Diabetes und CKD zur Wirksamkeit von SGLT2-Inhibitoren.</w:t>
       </w:r>
     </w:p>
     <w:p>
@@ -220,7 +220,7 @@
         <w:t xml:space="preserve">Ergebnis: </w:t>
       </w:r>
       <w:r>
-        <w:t>Drei Phänotypen identifiziert: Phänotyp 1 (25,8 %, GOLD Stadium 2, nicht-rauchende Frauen), Phänotyp 2 (44,8 %, GOLD Stadium 1, rauchende Männer), Phänotyp 3 (29,4 %, GOLD Stadium 3, intensive Raucher). Phänotyp 2 zeigte höchste Verfall-Rate (55,8 %). Das CatBoost-Modell erreichte AUC 0,712; bei Schwellenwert 0,365: Sensitivität 95,5 %, negativer Vorhersagewert 86,4 %. Sechs einfache Prädiktoren: Region, Brennstofftyp, Einkommensstufe, Pfeifen, Hüftumfang, Basis-FEV1.</w:t>
+        <w:t>SGLT2-Inhibitoren reduzierten HbA1c (−0,40 %), Körpergewicht (−1,36 kg) und Blutdruck (−2,98 mmHg systolisch); eGFR und Albuminurie neutral kurzfristig (p&gt;0,05). Volumendepletion-Ereignisse erhöht (RR 1,36; 95%-KI 1,16–1,59). Kardiorenal-protektive Effekte langfristig dokumentiert, Monitoring essentiell.</w:t>
       </w:r>
     </w:p>
     <w:p>
@@ -235,7 +235,7 @@
         <w:rPr>
           <w:sz w:val="19"/>
         </w:rPr>
-        <w:t>China, großes Register; Phänotypisierung für Zielgruppendefinition relevant, Übertragbarkeit auf deutsche Phänotypen unklar</w:t>
+        <w:t>Europäische und deutsche Registerstudien zur SGLT2-Anwendung vorhanden</w:t>
       </w:r>
     </w:p>
     <w:p>
@@ -244,7 +244,7 @@
           <w:color w:val="5A7D3A"/>
           <w:sz w:val="18"/>
         </w:rPr>
-        <w:t>https://pubmed.ncbi.nlm.nih.gov/42817919/</w:t>
+        <w:t>https://pubmed.ncbi.nlm.nih.gov/42826278/</w:t>
       </w:r>
     </w:p>
     <w:p>
@@ -252,7 +252,7 @@
         <w:pStyle w:val="Heading2"/>
       </w:pPr>
       <w:r>
-        <w:t>Leitliniengerechte Antibiotika senken 30-Tage-Komplikationen bei COPD-Exazerbationen</w:t>
+        <w:t>SIRI-Index prognostiziert Mortalität bei COPD-Exazerbation</w:t>
       </w:r>
     </w:p>
     <w:p>
@@ -262,12 +262,12 @@
           <w:color w:val="666666"/>
           <w:sz w:val="18"/>
         </w:rPr>
-        <w:t>Perales-Muñoz R et al.  ·  Rev Esp Quimioter  ·  21.09.2026  ·  PMID 42768888</w:t>
+        <w:t>Bai Y  ·  Medicine (Baltimore)  ·  02.10.2026  ·  PMID 42826271</w:t>
       </w:r>
     </w:p>
     <w:p>
       <w:r>
-        <w:t>Spanische Notaufnahme-Registerstudie an 4.136 COPD-Exazerbations-Episoden: Antibiotika-Auswahl nach nationalen Empfehlungen vs. Fehlauswahl und deren Assoziation mit Mortalität, Rehospitalisierung, Rezidiiv und Notfall-Revisiten.</w:t>
+        <w:t>Retrospektive Kohortenanalyse aus MIMIC-III-Datenbank: 426 AECOPD-Patienten; 30-Tage-Mortalität 26,6 %.</w:t>
       </w:r>
     </w:p>
     <w:p>
@@ -278,7 +278,7 @@
         <w:t xml:space="preserve">Ergebnis: </w:t>
       </w:r>
       <w:r>
-        <w:t>Von 1.736 Patienten mit Entlassung aus der Notaufnahme erhielten 987 (56,9 %) Antibiotika; 158 (16,0 %) bekamen inadäquate Therapie. Inadäquate Behandlung korrelierte mit höherer 30-Tage-Morbidität (20,9 % vs. 13,3 %, p=0,019). In der multivariablen Analyse war leitliniengerechte Therapie der einzige modifizierbare Faktor mit signifikant reduziertem Ereignisrisiko (adjustierte RR 0,59; 95%-KI 0,41–0,85; p=0,004). Zugleich waren vorherige Exazerbationen (RR 1,80) und mittelschwere Exazerbationen (RR 1,52) mit höherem Risiko assoziiert.</w:t>
+        <w:t>SIRI (Systemische Inflammations-Response-Index) war unabhängiger Risikofaktor für 30-Tage-Mortalität (HR 1,743; 95%-KI 1,169–2,598; p=0,006). Optimaler Schwellwert 10,56 × 10⁹/L. AUC 0,612 besser als WBC/Neutrophile (0,584/0,557), ähnlich SOFA (0,619). SIRI könnte Triage und Prognose in der Akutversorgung lenken.</w:t>
       </w:r>
     </w:p>
     <w:p>
@@ -293,7 +293,7 @@
         <w:rPr>
           <w:sz w:val="19"/>
         </w:rPr>
-        <w:t>Spanische Notaufnahmedaten, vergleichbare Behandlungsprotokolle europäischer Systeme</w:t>
+        <w:t>Intensivmedizinische Datenbanken in Deutschland ähnlich verfügbar</w:t>
       </w:r>
     </w:p>
     <w:p>
@@ -302,7 +302,7 @@
           <w:color w:val="5A7D3A"/>
           <w:sz w:val="18"/>
         </w:rPr>
-        <w:t>https://pubmed.ncbi.nlm.nih.gov/42768888/</w:t>
+        <w:t>https://pubmed.ncbi.nlm.nih.gov/42826271/</w:t>
       </w:r>
     </w:p>
     <w:p>
@@ -310,7 +310,7 @@
         <w:pStyle w:val="Heading2"/>
       </w:pPr>
       <w:r>
-        <w:t>Dynamisches Risiko-Scoring vorhersagt CLL-Progression nach Limited-Duration-Therapie besser</w:t>
+        <w:t>Nebulisiertes Furosemid plus Bronchodilatatoren senkt Symptome und Entzündung bei COPD-Exazerbation</w:t>
       </w:r>
     </w:p>
     <w:p>
@@ -320,12 +320,12 @@
           <w:color w:val="666666"/>
           <w:sz w:val="18"/>
         </w:rPr>
-        <w:t>Al-Sawaf O et al.  ·  J Clin Oncol  ·  27.08.2026  ·  PMID 42659576</w:t>
+        <w:t>Behi M et al.  ·  Iran J Allergy Asthma Immunol  ·  12.08.2026  ·  PMID 42825900</w:t>
       </w:r>
     </w:p>
     <w:p>
       <w:r>
-        <w:t>Deutsche multizentrische Kohortenstudie zu chronisch-lymphatischer Leukämie: Entwicklung und Validierung eines verfeinerten kontinuierlichen Risikoindex (CIRI2-CLL) mit messbaren Resterkrankungen (MRD) zur Vorhersage von progressionsfreiem Überleben nach zeitlich begrenzter Targetted Therapy.</w:t>
+        <w:t>Randomisierte kontrollierte Studie mit 92 hospitalisierten COPD-Exazerbationspatienten verglich Salbutamol-Ipratropium allein versus mit Furosemid (20 mg).</w:t>
       </w:r>
     </w:p>
     <w:p>
@@ -336,7 +336,7 @@
         <w:t xml:space="preserve">Ergebnis: </w:t>
       </w:r>
       <w:r>
-        <w:t>CIRI2-CLL zeigte gute Kalibrierung (ca. 5 % Unterschied zwischen beobachteter und vorhergesagter Progressionswahrscheinlichkeit). Überlegene Performance vs. einzelne Indizes (C-Statistiken 0,82–0,98 an allen Zeitpunkten), FEV-Vorhersage um 14–37 % verbessert. Risk-Stratifikation in drei Gruppen: 3-Jahres-PFS von 100,0 % (niedrig), 70,2 % (mittel), 10,8 % (hoch). Performance für Gesamtüberleben bestätigt.</w:t>
+        <w:t>Interventionsgruppe zeigte signifikante Verbesserungen: mMRC- und CAT-Scores abgesunken, FEV₁/FVC-Ratio erhöht, IL-6 und IL-8 abgesunken (p&lt;0,05), höhere PaO₂ und niedrigere PaCO₂. Keine Nebenwirkungen berichtet. Adjuvante Therapie verbesserte Lungenfunktion und reduzierte Systementzündung.</w:t>
       </w:r>
     </w:p>
     <w:p>
@@ -351,7 +351,7 @@
         <w:rPr>
           <w:sz w:val="19"/>
         </w:rPr>
-        <w:t>Deutschland/DACH, multizentrisch; CLL-spezifisch, aber Methode der MRD-Integration für andere Chroniker relevant</w:t>
+        <w:t>Iran – Machbarkeit für strukturierte Inhalationstherapieprogramme prüfen</w:t>
       </w:r>
     </w:p>
     <w:p>
@@ -360,7 +360,7 @@
           <w:color w:val="5A7D3A"/>
           <w:sz w:val="18"/>
         </w:rPr>
-        <w:t>https://pubmed.ncbi.nlm.nih.gov/42659576/</w:t>
+        <w:t>https://pubmed.ncbi.nlm.nih.gov/42825900/</w:t>
       </w:r>
     </w:p>
     <w:p>
@@ -368,7 +368,7 @@
         <w:pStyle w:val="Heading2"/>
       </w:pPr>
       <w:r>
-        <w:t>HBsAg-Schnelltest-Positivierungszeit schätzt Viruslast und erleichtert POC-Diagnostik</w:t>
+        <w:t>Unreife Neutrophilen und erhöhte Myeloperoxidase bei CKD mit kardiovaskulären Komorbiditäten</w:t>
       </w:r>
     </w:p>
     <w:p>
@@ -378,12 +378,12 @@
           <w:color w:val="666666"/>
           <w:sz w:val="18"/>
         </w:rPr>
-        <w:t>Asmamaw A et al.  ·  Aliment Pharmacol Ther  ·  06.08.2026  ·  PMID 42558028</w:t>
+        <w:t>Vondenhoff S et al.  ·  Acta Physiol (Oxf)  ·  Sept. 2026  ·  PMID 42613304</w:t>
       </w:r>
     </w:p>
     <w:p>
       <w:r>
-        <w:t>Multizentrische Proof-of-Concept-Studie (Spanien, Äthiopien): Prüfung, ob die Positivierungszeit eines Schnelltests für Hepatitis-B-Oberflächenantigen (HBsAg) ein Surrogat für quantitatives HBsAg und HBV-DNA-Aktivität ist; Paarvergleiche Kapillar- vs. Venöses Blut mit qHBsAg und PCR.</w:t>
+        <w:t>Vergleichende Flow-Cytometrie-Studie an zwei unabhängigen Kohorten männlicher CKD-Patienten (moderat bis fortgeschritten) versus gesunde Kontrollen.</w:t>
       </w:r>
     </w:p>
     <w:p>
@@ -394,7 +394,7 @@
         <w:t xml:space="preserve">Ergebnis: </w:t>
       </w:r>
       <w:r>
-        <w:t>513 HBsAg-positive Personen analysiert. Positivierungszeit korrelierte invers mit qHBsAg (Spanien r=−0,749, Äthiopien r=−0,374; p&lt;0,001 beide). Keine Assoziation mit HBV-DNA. Diskriminationsfähigkeit für HBsAg &lt;1000 IU/mL: Spanien AUROC 0,86, Äthiopien AUROC 0,65; für &lt;100 IU/mL: AUROC 0,96 und 0,77. Gesunde und mit ausgeheilter Infektion: durchweg negativ.</w:t>
+        <w:t>CKD-Patienten zeigten reduzierte CD10-Expression auf Neutrophilen und erhöhte Plasma-Myeloperoxidase unabhängig von Entzündungsgrad oder NT-proBNP (p&lt;0,001). Unreife Neutrophilen-Phänotyp war kardiorenal-übergreifend konsistent, könnte zum erhöhten kardiovaskulären Risiko beitragen.</w:t>
       </w:r>
     </w:p>
     <w:p>
@@ -409,7 +409,7 @@
         <w:rPr>
           <w:sz w:val="19"/>
         </w:rPr>
-        <w:t>Spanien/Äthiopien; POC-Test für ressourcenlimitierte Länder, Relevanz für deutsche POC-Diagnostik begrenzt</w:t>
+        <w:t>Deutsche Krankenhaus-Daten zur Neutrophilen-Phenotypisierung verfügbar</w:t>
       </w:r>
     </w:p>
     <w:p>
@@ -418,7 +418,7 @@
           <w:color w:val="5A7D3A"/>
           <w:sz w:val="18"/>
         </w:rPr>
-        <w:t>https://pubmed.ncbi.nlm.nih.gov/42558028/</w:t>
+        <w:t>https://pubmed.ncbi.nlm.nih.gov/42613304/</w:t>
       </w:r>
     </w:p>
     <w:sectPr>

--- a/download/studien-aktuell.docx
+++ b/download/studien-aktuell.docx
@@ -62,7 +62,7 @@
           <w:color w:val="666666"/>
           <w:sz w:val="18"/>
         </w:rPr>
-        <w:t>Stand: 05.10.2026  |  6 Studien  |  ncd.m-vf.de</w:t>
+        <w:t>Stand: 06.10.2026  |  6 Studien  |  ncd.m-vf.de</w:t>
       </w:r>
     </w:p>
     <w:p>
@@ -70,7 +70,7 @@
         <w:pStyle w:val="Heading1"/>
       </w:pPr>
       <w:r>
-        <w:t>Aufgenommen am 05.10.2026</w:t>
+        <w:t>Aufgenommen am 06.10.2026</w:t>
       </w:r>
     </w:p>
     <w:p>
@@ -78,7 +78,7 @@
         <w:pStyle w:val="Heading2"/>
       </w:pPr>
       <w:r>
-        <w:t>Glucose Disposal Rate assoziiert mit chronischer Nierenkrankheit bei älteren Diabetikern</w:t>
+        <w:t>Hausarztpraxen für Flüchtlinge mit Hepatitis B besser geeignet als Spezialkliniken</w:t>
       </w:r>
     </w:p>
     <w:p>
@@ -88,12 +88,12 @@
           <w:color w:val="666666"/>
           <w:sz w:val="18"/>
         </w:rPr>
-        <w:t>Chen X et al.  ·  Clin Interv Aging  ·  28.09.2026  ·  PMID 42829537</w:t>
+        <w:t>Fakhouri A et al.  ·  Aust J Prim Health  ·  20.10.2026  ·  PMID 42833621</w:t>
       </w:r>
     </w:p>
     <w:p>
       <w:r>
-        <w:t>Querschnittsstudie mit 713 älteren (≥60 J.) Typ-2-Diabetes-Patienten aus Zhejiang, China; CKD nach eGFR oder UACR definiert.</w:t>
+        <w:t>Qualitative australische Studie (15 semi-strukturierte Interviews): Erkundung, wie Hausarztpraxen für Flüchtlinge chronische Hepatitis-B-Versorgung gestalten und wo Verbesserungen nötig sind.</w:t>
       </w:r>
     </w:p>
     <w:p>
@@ -104,7 +104,7 @@
         <w:t xml:space="preserve">Ergebnis: </w:t>
       </w:r>
       <w:r>
-        <w:t>Pro 1-Unit eGDR-Anstieg: OR 0,78 (95%-KI 0,70–0,86) für CKD. Höchstes vs. niedrigstes Tertil: OR 0,31 (95%-KI 0,20–0,48). Linear inverse Beziehung (RCS p&gt;0,05). eGDR inversiv mit UACR (ρ=−0,277, p&lt;0,001), nicht mit eGFR. AUC 0,65 – Diskriminationsfähigkeit bescheiden; prospektive Studien nötig.</w:t>
+        <w:t>Hausarztpraxen bieten Vorteile: Comunity-Integration, Rapport, Dolmetscher-Services. Barrieren sind Gesundheitskompetenz und Kosten. Empfehlung: Finanzierung und Schulung von Hausarztpraxen zur HBV-Versorgung würden bessere Ergebnisse für vulnerable Bevölkerung bringen.</w:t>
       </w:r>
     </w:p>
     <w:p>
@@ -119,7 +119,7 @@
         <w:rPr>
           <w:sz w:val="19"/>
         </w:rPr>
-        <w:t>China – Mechanismus für deutsches DMP-System bedingt übertragbar</w:t>
+        <w:t>Australien - hohes Einkommen, andere Struktur, aber Ungleichheitsfrage universell</w:t>
       </w:r>
     </w:p>
     <w:p>
@@ -128,7 +128,7 @@
           <w:color w:val="5A7D3A"/>
           <w:sz w:val="18"/>
         </w:rPr>
-        <w:t>https://pubmed.ncbi.nlm.nih.gov/42829537/</w:t>
+        <w:t>https://pubmed.ncbi.nlm.nih.gov/42833621/</w:t>
       </w:r>
     </w:p>
     <w:p>
@@ -136,7 +136,7 @@
         <w:pStyle w:val="Heading2"/>
       </w:pPr>
       <w:r>
-        <w:t>COPD erhöht Sturz- und Osteoporoserisiko deutlich</w:t>
+        <w:t>Ein Viertel der COPD-Patienten hat Exazerbationen trotz Doppel- oder Tripeltherapie</w:t>
       </w:r>
     </w:p>
     <w:p>
@@ -146,12 +146,12 @@
           <w:color w:val="666666"/>
           <w:sz w:val="18"/>
         </w:rPr>
-        <w:t>Liu P et al.  ·  Int J Chron Obstruct Pulmon Dis  ·  28.09.2026  ·  PMID 42827947</w:t>
+        <w:t>Radovanovic D et al.  ·  Int J Chron Obstruct Pulmon Dis  ·  30.09.2026  ·  PMID 42831088</w:t>
       </w:r>
     </w:p>
     <w:p>
       <w:r>
-        <w:t>Kohortenstudie mit 474.669 UK-Biobank-Teilnehmern untersuchte die Assoziation von COPD mit Stürzen und Osteoporose über 12 Jahre.</w:t>
+        <w:t>Italienische GULP-Kohorte (1.111 COPD-Patienten): Exploratorische Analyse zur Häufigkeit anhaltender Symptome unter optimaler Erhaltungstherapie und Identifikation von Kandidaten für Biologika.</w:t>
       </w:r>
     </w:p>
     <w:p>
@@ -162,7 +162,7 @@
         <w:t xml:space="preserve">Ergebnis: </w:t>
       </w:r>
       <w:r>
-        <w:t>COPD war assoziiert mit höherem Sturzrisiko (HR 1,51; 95%-KI 1,45–1,58) und Osteoporoserisiko (HR 2,37; 95%-KI 2,22–2,53). Rauchen modifizierte die Sturzassoziation (aktuelle Raucher HR 1,77 vs. Niemals-Raucher HR 1,37). Die Befunde zeigen bedeutsame Mehrfacherkrankungen bei COPD.</w:t>
+        <w:t>Von 1.111 Patienten hatten 286 (25,7%) ≥2 moderate oder ≥1 schwere Exazerbation/Jahr trotz Doppel- oder Tripeltherapie. Davon zeigten 51–75% hohe Symptombelastung (Dyspnoe, Husten, Sputum), nur 7,2% eosinophile COPD. Dupilumab in Italien für eosinophile exazerbierende COPD zugelassen.</w:t>
       </w:r>
     </w:p>
     <w:p>
@@ -177,7 +177,7 @@
         <w:rPr>
           <w:sz w:val="19"/>
         </w:rPr>
-        <w:t>UK-Biobank mit vergleichbar strukturiertem Gesundheitssystem</w:t>
+        <w:t>Italien, europäisches Sozialversicherungssystem, vergleichbare DMP-Struktur</w:t>
       </w:r>
     </w:p>
     <w:p>
@@ -186,7 +186,7 @@
           <w:color w:val="5A7D3A"/>
           <w:sz w:val="18"/>
         </w:rPr>
-        <w:t>https://pubmed.ncbi.nlm.nih.gov/42827947/</w:t>
+        <w:t>https://pubmed.ncbi.nlm.nih.gov/42831088/</w:t>
       </w:r>
     </w:p>
     <w:p>
@@ -194,7 +194,7 @@
         <w:pStyle w:val="Heading2"/>
       </w:pPr>
       <w:r>
-        <w:t>SGLT2-Inhibitoren bei Diabetes mit chronischer Nierenkrankheit: Meta-Analyse</w:t>
+        <w:t>Schwere Fettleber assoziiert mit Fibrose bei chronischer Hepatitis B in Afrika</w:t>
       </w:r>
     </w:p>
     <w:p>
@@ -204,12 +204,12 @@
           <w:color w:val="666666"/>
           <w:sz w:val="18"/>
         </w:rPr>
-        <w:t>Shi X et al.  ·  Medicine (Baltimore)  ·  02.10.2026  ·  PMID 42826278</w:t>
+        <w:t>Chabala FW et al.  ·  J Viral Hepat  ·  Nov. 2026  ·  PMID 42830592</w:t>
       </w:r>
     </w:p>
     <w:p>
       <w:r>
-        <w:t>Systematische Übersicht und Meta-Analyse von 17 RCTs mit 29.192 Patienten mit Diabetes und CKD zur Wirksamkeit von SGLT2-Inhibitoren.</w:t>
+        <w:t>Multiländer-Studie (HEPSANET) mit 1.601 CHB-Patienten in sechs afrikanischen Ländern: Transiente Elastographie zeigte, dass schwere Steatose unabhängig mit erhöhtem Fibrose-Risiko verbunden war.</w:t>
       </w:r>
     </w:p>
     <w:p>
@@ -220,7 +220,7 @@
         <w:t xml:space="preserve">Ergebnis: </w:t>
       </w:r>
       <w:r>
-        <w:t>SGLT2-Inhibitoren reduzierten HbA1c (−0,40 %), Körpergewicht (−1,36 kg) und Blutdruck (−2,98 mmHg systolisch); eGFR und Albuminurie neutral kurzfristig (p&gt;0,05). Volumendepletion-Ereignisse erhöht (RR 1,36; 95%-KI 1,16–1,59). Kardiorenal-protektive Effekte langfristig dokumentiert, Monitoring essentiell.</w:t>
+        <w:t>Schwere Steatose (CAP ≥280 dB/m) war mit 8,4% erhöhter Fibrose-Wahrscheinlichkeit assoziiert (95%-KI 1,9-14,9%). Milde und moderate Steatose zeigten diese Assoziation nicht. Prävalenz von Fettleber: 26,3%, davon 13,7% schwer.</w:t>
       </w:r>
     </w:p>
     <w:p>
@@ -235,7 +235,7 @@
         <w:rPr>
           <w:sz w:val="19"/>
         </w:rPr>
-        <w:t>Europäische und deutsche Registerstudien zur SGLT2-Anwendung vorhanden</w:t>
+        <w:t>Afrika, andere Soziostruktur - Screening-Implikation übertragbar</w:t>
       </w:r>
     </w:p>
     <w:p>
@@ -244,7 +244,7 @@
           <w:color w:val="5A7D3A"/>
           <w:sz w:val="18"/>
         </w:rPr>
-        <w:t>https://pubmed.ncbi.nlm.nih.gov/42826278/</w:t>
+        <w:t>https://pubmed.ncbi.nlm.nih.gov/42830592/</w:t>
       </w:r>
     </w:p>
     <w:p>
@@ -252,7 +252,7 @@
         <w:pStyle w:val="Heading2"/>
       </w:pPr>
       <w:r>
-        <w:t>SIRI-Index prognostiziert Mortalität bei COPD-Exazerbation</w:t>
+        <w:t>Bewegung reduzierte Mortalität und Leberversagen bei chronischer Hepatitis B um 11 Prozent</w:t>
       </w:r>
     </w:p>
     <w:p>
@@ -262,12 +262,12 @@
           <w:color w:val="666666"/>
           <w:sz w:val="18"/>
         </w:rPr>
-        <w:t>Bai Y  ·  Medicine (Baltimore)  ·  02.10.2026  ·  PMID 42826271</w:t>
+        <w:t>Song BG et al.  ·  J Viral Hepat  ·  Nov. 2026  ·  PMID 42830566</w:t>
       </w:r>
     </w:p>
     <w:p>
       <w:r>
-        <w:t>Retrospektive Kohortenanalyse aus MIMIC-III-Datenbank: 426 AECOPD-Patienten; 30-Tage-Mortalität 26,6 %.</w:t>
+        <w:t>Südkoreanische Kohortenstudie mit 318.131 CHB-Patienten: Wer körperliche Aktivität aufnahm, hatte niedrigere Risiken für Tod und Komplikationen als körperlich Inaktive.</w:t>
       </w:r>
     </w:p>
     <w:p>
@@ -278,7 +278,7 @@
         <w:t xml:space="preserve">Ergebnis: </w:t>
       </w:r>
       <w:r>
-        <w:t>SIRI (Systemische Inflammations-Response-Index) war unabhängiger Risikofaktor für 30-Tage-Mortalität (HR 1,743; 95%-KI 1,169–2,598; p=0,006). Optimaler Schwellwert 10,56 × 10⁹/L. AUC 0,612 besser als WBC/Neutrophile (0,584/0,557), ähnlich SOFA (0,619). SIRI könnte Triage und Prognose in der Akutversorgung lenken.</w:t>
+        <w:t>Hazard Ratio für Mortalität 0,89 (95%-KI 0,84-0,94) bei Aufnahme von Ausdaueraktivität; für Leberversagen subdistribution HR 0,94 (95%-KI 0,92-0,97) über 7,9 Jahre Nachfolge. Der Effekt war stärker in älteren, weiblichen und nicht-rauchenden Patienten.</w:t>
       </w:r>
     </w:p>
     <w:p>
@@ -293,7 +293,7 @@
         <w:rPr>
           <w:sz w:val="19"/>
         </w:rPr>
-        <w:t>Intensivmedizinische Datenbanken in Deutschland ähnlich verfügbar</w:t>
+        <w:t>Südkorea - vergleichbares Gesundheitssystem, Versicherungsdaten hochwertig</w:t>
       </w:r>
     </w:p>
     <w:p>
@@ -302,7 +302,7 @@
           <w:color w:val="5A7D3A"/>
           <w:sz w:val="18"/>
         </w:rPr>
-        <w:t>https://pubmed.ncbi.nlm.nih.gov/42826271/</w:t>
+        <w:t>https://pubmed.ncbi.nlm.nih.gov/42830566/</w:t>
       </w:r>
     </w:p>
     <w:p>
@@ -310,7 +310,7 @@
         <w:pStyle w:val="Heading2"/>
       </w:pPr>
       <w:r>
-        <w:t>Nebulisiertes Furosemid plus Bronchodilatatoren senkt Symptome und Entzündung bei COPD-Exazerbation</w:t>
+        <w:t>Chronische Erkrankungen bei Kindern: Register unterschätzen Prävalenz um mindestens 10 Prozent</w:t>
       </w:r>
     </w:p>
     <w:p>
@@ -320,12 +320,12 @@
           <w:color w:val="666666"/>
           <w:sz w:val="18"/>
         </w:rPr>
-        <w:t>Behi M et al.  ·  Iran J Allergy Asthma Immunol  ·  12.08.2026  ·  PMID 42825900</w:t>
+        <w:t>Andersen A et al.  ·  Eur J Pediatr  ·  03.10.2026  ·  PMID 42828548</w:t>
       </w:r>
     </w:p>
     <w:p>
       <w:r>
-        <w:t>Randomisierte kontrollierte Studie mit 92 hospitalisierten COPD-Exazerbationspatienten verglich Salbutamol-Ipratropium allein versus mit Furosemid (20 mg).</w:t>
+        <w:t>Dänische Studie: Verglich nationale Register mit Selbstberichten auf Prävalenz chronischer Erkrankungen bei Kindern und Jugendlichen; Registerbasierte Methode erfasst nur einen Teil.</w:t>
       </w:r>
     </w:p>
     <w:p>
@@ -336,7 +336,7 @@
         <w:t xml:space="preserve">Ergebnis: </w:t>
       </w:r>
       <w:r>
-        <w:t>Interventionsgruppe zeigte signifikante Verbesserungen: mMRC- und CAT-Scores abgesunken, FEV₁/FVC-Ratio erhöht, IL-6 und IL-8 abgesunken (p&lt;0,05), höhere PaO₂ und niedrigere PaCO₂. Keine Nebenwirkungen berichtet. Adjuvante Therapie verbesserte Lungenfunktion und reduzierte Systementzündung.</w:t>
+        <w:t>Register zeigten Prävalenz 9,3–22,0% je nach Alter und Geschlecht; Selbstberichte 28,4–34,2%. 14,6–15,3% der Jugendlichen mit selbstberichteter chronischer Erkrankung waren im Alltag beeinträchtigt – im Register nicht sichtbar.</w:t>
       </w:r>
     </w:p>
     <w:p>
@@ -351,7 +351,7 @@
         <w:rPr>
           <w:sz w:val="19"/>
         </w:rPr>
-        <w:t>Iran – Machbarkeit für strukturierte Inhalationstherapieprogramme prüfen</w:t>
+        <w:t>Dänemark - skandinavisches System, enge Datenbankqualität wie in Deutschland, Methodenfrage universal</w:t>
       </w:r>
     </w:p>
     <w:p>
@@ -360,7 +360,7 @@
           <w:color w:val="5A7D3A"/>
           <w:sz w:val="18"/>
         </w:rPr>
-        <w:t>https://pubmed.ncbi.nlm.nih.gov/42825900/</w:t>
+        <w:t>https://pubmed.ncbi.nlm.nih.gov/42828548/</w:t>
       </w:r>
     </w:p>
     <w:p>
@@ -368,7 +368,7 @@
         <w:pStyle w:val="Heading2"/>
       </w:pPr>
       <w:r>
-        <w:t>Unreife Neutrophilen und erhöhte Myeloperoxidase bei CKD mit kardiovaskulären Komorbiditäten</w:t>
+        <w:t>Biologika spielen zentrale Rolle in schwerem Asthma, COPD-Klassifikation vereinfacht</w:t>
       </w:r>
     </w:p>
     <w:p>
@@ -378,12 +378,12 @@
           <w:color w:val="666666"/>
           <w:sz w:val="18"/>
         </w:rPr>
-        <w:t>Vondenhoff S et al.  ·  Acta Physiol (Oxf)  ·  Sept. 2026  ·  PMID 42613304</w:t>
+        <w:t>Salah Manoh JL et al.  ·  Rev Med Suisse  ·  23.09.2026  ·  PMID 42779315</w:t>
       </w:r>
     </w:p>
     <w:p>
       <w:r>
-        <w:t>Vergleichende Flow-Cytometrie-Studie an zwei unabhängigen Kohorten männlicher CKD-Patienten (moderat bis fortgeschritten) versus gesunde Kontrollen.</w:t>
+        <w:t>Schweizer Reviewartikel (nicht empirisch): Aktuelle GOLD- und globale Guidelines zur COPD und Asthma – Vereinfachung der COPD-Stratifizierung, erweiterte Rolle von Biologika, geänderte Exazerbationsdefinition.</w:t>
       </w:r>
     </w:p>
     <w:p>
@@ -394,7 +394,7 @@
         <w:t xml:space="preserve">Ergebnis: </w:t>
       </w:r>
       <w:r>
-        <w:t>CKD-Patienten zeigten reduzierte CD10-Expression auf Neutrophilen und erhöhte Plasma-Myeloperoxidase unabhängig von Entzündungsgrad oder NT-proBNP (p&lt;0,001). Unreife Neutrophilen-Phänotyp war kardiorenal-übergreifend konsistent, könnte zum erhöhten kardiovaskulären Risiko beitragen.</w:t>
+        <w:t>COPD wird nun in nur 3 Gruppen eingeteilt (A, B, E); eine einzelne moderate Exazerbation reicht für Hochrisiko-Kategorie E. Asthma: Biologika zentral in schwerer Form, Salbutamol-Monotherapie nicht mehr empfohlen.</w:t>
       </w:r>
     </w:p>
     <w:p>
@@ -409,7 +409,7 @@
         <w:rPr>
           <w:sz w:val="19"/>
         </w:rPr>
-        <w:t>Deutsche Krankenhaus-Daten zur Neutrophilen-Phenotypisierung verfügbar</w:t>
+        <w:t>Schweiz, vergleichbares Versicherungssystem, Leitlinien gelten auch in Deutschland</w:t>
       </w:r>
     </w:p>
     <w:p>
@@ -418,7 +418,7 @@
           <w:color w:val="5A7D3A"/>
           <w:sz w:val="18"/>
         </w:rPr>
-        <w:t>https://pubmed.ncbi.nlm.nih.gov/42613304/</w:t>
+        <w:t>https://pubmed.ncbi.nlm.nih.gov/42779315/</w:t>
       </w:r>
     </w:p>
     <w:sectPr>

--- a/download/studien-aktuell.docx
+++ b/download/studien-aktuell.docx
@@ -62,7 +62,7 @@
           <w:color w:val="666666"/>
           <w:sz w:val="18"/>
         </w:rPr>
-        <w:t>Stand: 06.10.2026  |  6 Studien  |  ncd.m-vf.de</w:t>
+        <w:t>Stand: 07.10.2026  |  5 Studien  |  ncd.m-vf.de</w:t>
       </w:r>
     </w:p>
     <w:p>
@@ -70,7 +70,7 @@
         <w:pStyle w:val="Heading1"/>
       </w:pPr>
       <w:r>
-        <w:t>Aufgenommen am 06.10.2026</w:t>
+        <w:t>Aufgenommen am 07.10.2026</w:t>
       </w:r>
     </w:p>
     <w:p>
@@ -78,7 +78,7 @@
         <w:pStyle w:val="Heading2"/>
       </w:pPr>
       <w:r>
-        <w:t>Hausarztpraxen für Flüchtlinge mit Hepatitis B besser geeignet als Spezialkliniken</w:t>
+        <w:t>Chronische Nierenkrankheit in der Tertiärversorgung: Screening deckt Unterbehandlung auf</w:t>
       </w:r>
     </w:p>
     <w:p>
@@ -88,12 +88,12 @@
           <w:color w:val="666666"/>
           <w:sz w:val="18"/>
         </w:rPr>
-        <w:t>Fakhouri A et al.  ·  Aust J Prim Health  ·  20.10.2026  ·  PMID 42833621</w:t>
+        <w:t>Zahradka I et al.  ·  BMJ Open  ·  06.10.2026  ·  PMID 42838586</w:t>
       </w:r>
     </w:p>
     <w:p>
       <w:r>
-        <w:t>Qualitative australische Studie (15 semi-strukturierte Interviews): Erkundung, wie Hausarztpraxen für Flüchtlinge chronische Hepatitis-B-Versorgung gestalten und wo Verbesserungen nötig sind.</w:t>
+        <w:t>Querschnittstudie an 2.903 Patienten in Tertiärkliniken Mitteleuropas zur Prävalenz chronischer Nierenkrankheit (CKD) und Nutzung renoprotek­tiver Therapien.</w:t>
       </w:r>
     </w:p>
     <w:p>
@@ -104,7 +104,7 @@
         <w:t xml:space="preserve">Ergebnis: </w:t>
       </w:r>
       <w:r>
-        <w:t>Hausarztpraxen bieten Vorteile: Comunity-Integration, Rapport, Dolmetscher-Services. Barrieren sind Gesundheitskompetenz und Kosten. Empfehlung: Finanzierung und Schulung von Hausarztpraxen zur HBV-Versorgung würden bessere Ergebnisse für vulnerable Bevölkerung bringen.</w:t>
+        <w:t>CKD-Prävalenz 32,5 %; eine neue Diagnose pro 5,2 Gescreente. Renoprotek­tive Therapie stark untergenutzt: SGLT2-Inhibitoren 42 %, GLP-1-Rezeptoragonisten 41,7 %, nichtsteroidale Mineralokortikoidrezeptorantagonisten 6,7 % der Berechtigten. Modellierte Gewinnchancen dialysefreier Zeit durch Therapieeinleitung: 11,13 Monate pro Patient im Durchschnitt.</w:t>
       </w:r>
     </w:p>
     <w:p>
@@ -119,7 +119,7 @@
         <w:rPr>
           <w:sz w:val="19"/>
         </w:rPr>
-        <w:t>Australien - hohes Einkommen, andere Struktur, aber Ungleichheitsfrage universell</w:t>
+        <w:t>Tertiärzentrumsdaten; Übertragbarkeit auf spezialisierte Versorgung in Deutschland eingeschränkt</w:t>
       </w:r>
     </w:p>
     <w:p>
@@ -128,7 +128,7 @@
           <w:color w:val="5A7D3A"/>
           <w:sz w:val="18"/>
         </w:rPr>
-        <w:t>https://pubmed.ncbi.nlm.nih.gov/42833621/</w:t>
+        <w:t>https://pubmed.ncbi.nlm.nih.gov/42838586/</w:t>
       </w:r>
     </w:p>
     <w:p>
@@ -136,7 +136,7 @@
         <w:pStyle w:val="Heading2"/>
       </w:pPr>
       <w:r>
-        <w:t>Ein Viertel der COPD-Patienten hat Exazerbationen trotz Doppel- oder Tripeltherapie</w:t>
+        <w:t>Begrenzte antivirale Therapie der chronischen Hepatitis B: Mehr HBsAg-Verlust, aber häufige Rückfälle</w:t>
       </w:r>
     </w:p>
     <w:p>
@@ -146,12 +146,12 @@
           <w:color w:val="666666"/>
           <w:sz w:val="18"/>
         </w:rPr>
-        <w:t>Radovanovic D et al.  ·  Int J Chron Obstruct Pulmon Dis  ·  30.09.2026  ·  PMID 42831088</w:t>
+        <w:t>Gomez DP et al.  ·  J Viral Hepat  ·  Nov. 2026  ·  PMID 42834661</w:t>
       </w:r>
     </w:p>
     <w:p>
       <w:r>
-        <w:t>Italienische GULP-Kohorte (1.111 COPD-Patienten): Exploratorische Analyse zur Häufigkeit anhaltender Symptome unter optimaler Erhaltungstherapie und Identifikation von Kandidaten für Biologika.</w:t>
+        <w:t>Meta-Analyse von 4 randomisierten Studien (n=357) zu endlicher versus unbegrenzter Nukleosid(t)id-Therapie bei HBeAg-negativer chronischer Hepatitis B ohne Zirrhose.</w:t>
       </w:r>
     </w:p>
     <w:p>
@@ -162,7 +162,7 @@
         <w:t xml:space="preserve">Ergebnis: </w:t>
       </w:r>
       <w:r>
-        <w:t>Von 1.111 Patienten hatten 286 (25,7%) ≥2 moderate oder ≥1 schwere Exazerbation/Jahr trotz Doppel- oder Tripeltherapie. Davon zeigten 51–75% hohe Symptombelastung (Dyspnoe, Husten, Sputum), nur 7,2% eosinophile COPD. Dupilumab in Italien für eosinophile exazerbierende COPD zugelassen.</w:t>
+        <w:t>Therapiebeendigung erhöhte HBsAg-Verlust (RR 5,02; KI 0,47–53,47, niedrige Evidenzsicherheit), aber markant virales Rezidiv (RR 23,09) und Therapierückfall (RR 21,94). Keine hepatische Dekompensation oder schwere unerwünschte Ereignisse. Strategie für selektierte, gut überwachte Patienten in Expertenzentren.</w:t>
       </w:r>
     </w:p>
     <w:p>
@@ -177,7 +177,7 @@
         <w:rPr>
           <w:sz w:val="19"/>
         </w:rPr>
-        <w:t>Italien, europäisches Sozialversicherungssystem, vergleichbare DMP-Struktur</w:t>
+        <w:t>Internationale RCT-Daten; Übertragbarkeit auf deutsches Versicherungssystem hoch</w:t>
       </w:r>
     </w:p>
     <w:p>
@@ -186,7 +186,7 @@
           <w:color w:val="5A7D3A"/>
           <w:sz w:val="18"/>
         </w:rPr>
-        <w:t>https://pubmed.ncbi.nlm.nih.gov/42831088/</w:t>
+        <w:t>https://pubmed.ncbi.nlm.nih.gov/42834661/</w:t>
       </w:r>
     </w:p>
     <w:p>
@@ -194,7 +194,7 @@
         <w:pStyle w:val="Heading2"/>
       </w:pPr>
       <w:r>
-        <w:t>Schwere Fettleber assoziiert mit Fibrose bei chronischer Hepatitis B in Afrika</w:t>
+        <w:t>Direktwirkende Antivirale bei Hepatitis C und Leberkrebs: Hohe Heilungsraten, erhaltene Leberfunktion</w:t>
       </w:r>
     </w:p>
     <w:p>
@@ -204,12 +204,12 @@
           <w:color w:val="666666"/>
           <w:sz w:val="18"/>
         </w:rPr>
-        <w:t>Chabala FW et al.  ·  J Viral Hepat  ·  Nov. 2026  ·  PMID 42830592</w:t>
+        <w:t>Sato S et al.  ·  J Viral Hepat  ·  Nov. 2026  ·  PMID 42834589</w:t>
       </w:r>
     </w:p>
     <w:p>
       <w:r>
-        <w:t>Multiländer-Studie (HEPSANET) mit 1.601 CHB-Patienten in sechs afrikanischen Ländern: Transiente Elastographie zeigte, dass schwere Steatose unabhängig mit erhöhtem Fibrose-Risiko verbunden war.</w:t>
+        <w:t>Retrospektive Kohortenstudie (n=690) zu Wirksamkeit und Leberfunktion nach direktwirkender antiviraler Therapie bei Hepatitis-C-Patienten mit und ohne Leberkrebs (HCC)-Vorgeschichte.</w:t>
       </w:r>
     </w:p>
     <w:p>
@@ -220,7 +220,7 @@
         <w:t xml:space="preserve">Ergebnis: </w:t>
       </w:r>
       <w:r>
-        <w:t>Schwere Steatose (CAP ≥280 dB/m) war mit 8,4% erhöhter Fibrose-Wahrscheinlichkeit assoziiert (95%-KI 1,9-14,9%). Milde und moderate Steatose zeigten diese Assoziation nicht. Prävalenz von Fettleber: 26,3%, davon 13,7% schwer.</w:t>
+        <w:t>Gesamte SVR12-Rate 96,1 % über alle Gruppen, unabhängig von HCC-Vorgeschichte. ALBI-Score (Leberfunktion) verbesserte sich bei kurativer HCC-Behandlung (−2,35 zu −2,58, p&lt;0,001), blieb unter nicht-kurativer Behandlung stabil. Bei HCC-Rezidiv ALBI-Score verbessert (−2,31 zu −2,57, p&lt;0,001); &gt;90 % blieben Child-Pugh A.</w:t>
       </w:r>
     </w:p>
     <w:p>
@@ -235,7 +235,7 @@
         <w:rPr>
           <w:sz w:val="19"/>
         </w:rPr>
-        <w:t>Afrika, andere Soziostruktur - Screening-Implikation übertragbar</w:t>
+        <w:t>Japanisches Zentrum; Leberfunktionsergebnisse international vergleichbar</w:t>
       </w:r>
     </w:p>
     <w:p>
@@ -244,7 +244,7 @@
           <w:color w:val="5A7D3A"/>
           <w:sz w:val="18"/>
         </w:rPr>
-        <w:t>https://pubmed.ncbi.nlm.nih.gov/42830592/</w:t>
+        <w:t>https://pubmed.ncbi.nlm.nih.gov/42834589/</w:t>
       </w:r>
     </w:p>
     <w:p>
@@ -252,7 +252,7 @@
         <w:pStyle w:val="Heading2"/>
       </w:pPr>
       <w:r>
-        <w:t>Bewegung reduzierte Mortalität und Leberversagen bei chronischer Hepatitis B um 11 Prozent</w:t>
+        <w:t>Lebensqualität bei chronischer Nierenkrankheit: Bildungsstand und Einkommen entscheidend</w:t>
       </w:r>
     </w:p>
     <w:p>
@@ -262,12 +262,12 @@
           <w:color w:val="666666"/>
           <w:sz w:val="18"/>
         </w:rPr>
-        <w:t>Song BG et al.  ·  J Viral Hepat  ·  Nov. 2026  ·  PMID 42830566</w:t>
+        <w:t>Akter F et al.  ·  BMJ Open  ·  05.10.2026  ·  PMID 42833721</w:t>
       </w:r>
     </w:p>
     <w:p>
       <w:r>
-        <w:t>Südkoreanische Kohortenstudie mit 318.131 CHB-Patienten: Wer körperliche Aktivität aufnahm, hatte niedrigere Risiken für Tod und Komplikationen als körperlich Inaktive.</w:t>
+        <w:t>Querschnittstudie (n=315) in Bangladesch zur Identifikation von Profilen der gesundheitsbezogenen Lebensqualität bei CKD mittels latenter Profilanalyse und deren Prädiktoren.</w:t>
       </w:r>
     </w:p>
     <w:p>
@@ -278,7 +278,7 @@
         <w:t xml:space="preserve">Ergebnis: </w:t>
       </w:r>
       <w:r>
-        <w:t>Hazard Ratio für Mortalität 0,89 (95%-KI 0,84-0,94) bei Aufnahme von Ausdaueraktivität; für Leberversagen subdistribution HR 0,94 (95%-KI 0,92-0,97) über 7,9 Jahre Nachfolge. Der Effekt war stärker in älteren, weiblichen und nicht-rauchenden Patienten.</w:t>
+        <w:t>Drei Qualitäts-Profile: niedrig (20,95 %), mittel (34,29 %), hoch (44,76 %). Höheres Einkommen und Bildung senken Risiko niedriger Lebensqualität; verheiratet und weniger Komorbiditäten erhöhen Wahrscheinlichkeit hoher Lebensqualität. Signifikante Prädiktoren: Einkommen, Bildung, Familienstand, Komorbiditätenanzahl (alle p&lt;0,05).</w:t>
       </w:r>
     </w:p>
     <w:p>
@@ -293,7 +293,7 @@
         <w:rPr>
           <w:sz w:val="19"/>
         </w:rPr>
-        <w:t>Südkorea - vergleichbares Gesundheitssystem, Versicherungsdaten hochwertig</w:t>
+        <w:t>Low-Resource-Setting; Patient-reported Outcomes-Methodik international anwendbar</w:t>
       </w:r>
     </w:p>
     <w:p>
@@ -302,7 +302,7 @@
           <w:color w:val="5A7D3A"/>
           <w:sz w:val="18"/>
         </w:rPr>
-        <w:t>https://pubmed.ncbi.nlm.nih.gov/42830566/</w:t>
+        <w:t>https://pubmed.ncbi.nlm.nih.gov/42833721/</w:t>
       </w:r>
     </w:p>
     <w:p>
@@ -310,7 +310,7 @@
         <w:pStyle w:val="Heading2"/>
       </w:pPr>
       <w:r>
-        <w:t>Chronische Erkrankungen bei Kindern: Register unterschätzen Prävalenz um mindestens 10 Prozent</w:t>
+        <w:t>Verlängerte Fastenpausen beschleunigen Multimorbidität bei älteren Erwachsenen</w:t>
       </w:r>
     </w:p>
     <w:p>
@@ -320,12 +320,12 @@
           <w:color w:val="666666"/>
           <w:sz w:val="18"/>
         </w:rPr>
-        <w:t>Andersen A et al.  ·  Eur J Pediatr  ·  03.10.2026  ·  PMID 42828548</w:t>
+        <w:t>Kalmbach L et al.  ·  J Intern Med  ·  20.08.2026  ·  PMID 42621849</w:t>
       </w:r>
     </w:p>
     <w:p>
       <w:r>
-        <w:t>Dänische Studie: Verglich nationale Register mit Selbstberichten auf Prävalenz chronischer Erkrankungen bei Kindern und Jugendlichen; Registerbasierte Methode erfasst nur einen Teil.</w:t>
+        <w:t>Längskohorte (n=2.981, ≥60 Jahre) mit 15-jähriger Nachverfolgung zum Zusammenhang zwischen habitueller Fastendauer (längste Essenspause in 24h) und Akkumulation chronischer Erkrankungen.</w:t>
       </w:r>
     </w:p>
     <w:p>
@@ -336,7 +336,7 @@
         <w:t xml:space="preserve">Ergebnis: </w:t>
       </w:r>
       <w:r>
-        <w:t>Register zeigten Prävalenz 9,3–22,0% je nach Alter und Geschlecht; Selbstberichte 28,4–34,2%. 14,6–15,3% der Jugendlichen mit selbstberichteter chronischer Erkrankung waren im Alltag beeinträchtigt – im Register nicht sichtbar.</w:t>
+        <w:t>Gegenüber kürzesten Fastenpausen (6–11,5 h) zeigten längste Pausen (14–24 h) steilere jährliche Zunahme Gesamtkrankheiten (β=0,119; KI 0,070–0,167), kardiovaskuläre (0,022; KI 0,006–0,038) und neuropsychiatrische Erkrankungen (0,019; KI 0,005–0,033). Effekt nur bei ≥78 Jahren signifikant (β=0,099; KI 0,031–0,168), nicht bei &lt;78 Jahren.</w:t>
       </w:r>
     </w:p>
     <w:p>
@@ -351,7 +351,7 @@
         <w:rPr>
           <w:sz w:val="19"/>
         </w:rPr>
-        <w:t>Dänemark - skandinavisches System, enge Datenbankqualität wie in Deutschland, Methodenfrage universal</w:t>
+        <w:t>Schwedische Bevölkerungskohorte; Altersgruppen übertragbar auf deutsche Versorgung</w:t>
       </w:r>
     </w:p>
     <w:p>
@@ -360,65 +360,7 @@
           <w:color w:val="5A7D3A"/>
           <w:sz w:val="18"/>
         </w:rPr>
-        <w:t>https://pubmed.ncbi.nlm.nih.gov/42828548/</w:t>
-      </w:r>
-    </w:p>
-    <w:p>
-      <w:pPr>
-        <w:pStyle w:val="Heading2"/>
-      </w:pPr>
-      <w:r>
-        <w:t>Biologika spielen zentrale Rolle in schwerem Asthma, COPD-Klassifikation vereinfacht</w:t>
-      </w:r>
-    </w:p>
-    <w:p>
-      <w:r>
-        <w:rPr>
-          <w:i/>
-          <w:color w:val="666666"/>
-          <w:sz w:val="18"/>
-        </w:rPr>
-        <w:t>Salah Manoh JL et al.  ·  Rev Med Suisse  ·  23.09.2026  ·  PMID 42779315</w:t>
-      </w:r>
-    </w:p>
-    <w:p>
-      <w:r>
-        <w:t>Schweizer Reviewartikel (nicht empirisch): Aktuelle GOLD- und globale Guidelines zur COPD und Asthma – Vereinfachung der COPD-Stratifizierung, erweiterte Rolle von Biologika, geänderte Exazerbationsdefinition.</w:t>
-      </w:r>
-    </w:p>
-    <w:p>
-      <w:r>
-        <w:rPr>
-          <w:b/>
-        </w:rPr>
-        <w:t xml:space="preserve">Ergebnis: </w:t>
-      </w:r>
-      <w:r>
-        <w:t>COPD wird nun in nur 3 Gruppen eingeteilt (A, B, E); eine einzelne moderate Exazerbation reicht für Hochrisiko-Kategorie E. Asthma: Biologika zentral in schwerer Form, Salbutamol-Monotherapie nicht mehr empfohlen.</w:t>
-      </w:r>
-    </w:p>
-    <w:p>
-      <w:r>
-        <w:rPr>
-          <w:b/>
-          <w:sz w:val="19"/>
-        </w:rPr>
-        <w:t xml:space="preserve">Übertragbarkeit: </w:t>
-      </w:r>
-      <w:r>
-        <w:rPr>
-          <w:sz w:val="19"/>
-        </w:rPr>
-        <w:t>Schweiz, vergleichbares Versicherungssystem, Leitlinien gelten auch in Deutschland</w:t>
-      </w:r>
-    </w:p>
-    <w:p>
-      <w:r>
-        <w:rPr>
-          <w:color w:val="5A7D3A"/>
-          <w:sz w:val="18"/>
-        </w:rPr>
-        <w:t>https://pubmed.ncbi.nlm.nih.gov/42779315/</w:t>
+        <w:t>https://pubmed.ncbi.nlm.nih.gov/42621849/</w:t>
       </w:r>
     </w:p>
     <w:sectPr>

--- a/download/studien-aktuell.docx
+++ b/download/studien-aktuell.docx
@@ -62,7 +62,7 @@
           <w:color w:val="666666"/>
           <w:sz w:val="18"/>
         </w:rPr>
-        <w:t>Stand: 07.10.2026  |  5 Studien  |  ncd.m-vf.de</w:t>
+        <w:t>Stand: 08.10.2026  |  6 Studien  |  ncd.m-vf.de</w:t>
       </w:r>
     </w:p>
     <w:p>
@@ -70,7 +70,7 @@
         <w:pStyle w:val="Heading1"/>
       </w:pPr>
       <w:r>
-        <w:t>Aufgenommen am 07.10.2026</w:t>
+        <w:t>Aufgenommen am 08.10.2026</w:t>
       </w:r>
     </w:p>
     <w:p>
@@ -78,7 +78,7 @@
         <w:pStyle w:val="Heading2"/>
       </w:pPr>
       <w:r>
-        <w:t>Chronische Nierenkrankheit in der Tertiärversorgung: Screening deckt Unterbehandlung auf</w:t>
+        <w:t>Präoperative Versorgungspfade für Patienten mit Mehrfacherkrankungen: kaum spezialisierte Programme vorhanden</w:t>
       </w:r>
     </w:p>
     <w:p>
@@ -88,12 +88,12 @@
           <w:color w:val="666666"/>
           <w:sz w:val="18"/>
         </w:rPr>
-        <w:t>Zahradka I et al.  ·  BMJ Open  ·  06.10.2026  ·  PMID 42838586</w:t>
+        <w:t>Mikula-Noble NM et al.  ·  BMJ Open  ·  07.10.2026  ·  PMID 42843878</w:t>
       </w:r>
     </w:p>
     <w:p>
       <w:r>
-        <w:t>Querschnittstudie an 2.903 Patienten in Tertiärkliniken Mitteleuropas zur Prävalenz chronischer Nierenkrankheit (CKD) und Nutzung renoprotek­tiver Therapien.</w:t>
+        <w:t>Systematische Übersicht über präoperative Interventionen für Patienten mit Mehrfacherkrankungen vor großen Operationen – Suche nach spezifischen Programmen für diese Hochrisikogruppe.</w:t>
       </w:r>
     </w:p>
     <w:p>
@@ -104,7 +104,7 @@
         <w:t xml:space="preserve">Ergebnis: </w:t>
       </w:r>
       <w:r>
-        <w:t>CKD-Prävalenz 32,5 %; eine neue Diagnose pro 5,2 Gescreente. Renoprotek­tive Therapie stark untergenutzt: SGLT2-Inhibitoren 42 %, GLP-1-Rezeptoragonisten 41,7 %, nichtsteroidale Mineralokortikoidrezeptorantagonisten 6,7 % der Berechtigten. Modellierte Gewinnchancen dialysefreier Zeit durch Therapieeinleitung: 11,13 Monate pro Patient im Durchschnitt.</w:t>
+        <w:t>Von 138 Studien mit Mehrfacherkrankungskohorten wurden 34 eingeschlossen: nur 6 (18 %) diskutierten Interventionen für gemischte Kohorten, nur 3 (9 %) berichteten über allgemeine chirurgische Interventionen bei Mehrfacherkrankten. Es existieren praktisch keine auf Mehrfacherkrankung zugeschnittenen präoperativen Programme.</w:t>
       </w:r>
     </w:p>
     <w:p>
@@ -119,7 +119,7 @@
         <w:rPr>
           <w:sz w:val="19"/>
         </w:rPr>
-        <w:t>Tertiärzentrumsdaten; Übertragbarkeit auf spezialisierte Versorgung in Deutschland eingeschränkt</w:t>
+        <w:t>Großbritannien – vergleichbare perioperative Strukturen und Dokumentation, Problem der fehlenden Spezialisierung übertragbar.</w:t>
       </w:r>
     </w:p>
     <w:p>
@@ -128,7 +128,7 @@
           <w:color w:val="5A7D3A"/>
           <w:sz w:val="18"/>
         </w:rPr>
-        <w:t>https://pubmed.ncbi.nlm.nih.gov/42838586/</w:t>
+        <w:t>https://pubmed.ncbi.nlm.nih.gov/42843878/</w:t>
       </w:r>
     </w:p>
     <w:p>
@@ -136,7 +136,7 @@
         <w:pStyle w:val="Heading2"/>
       </w:pPr>
       <w:r>
-        <w:t>Begrenzte antivirale Therapie der chronischen Hepatitis B: Mehr HBsAg-Verlust, aber häufige Rückfälle</w:t>
+        <w:t>Insulinresistenz sagte Hepatokarzinom bei viruskontrollierter Hepatitis B voraus</w:t>
       </w:r>
     </w:p>
     <w:p>
@@ -146,12 +146,12 @@
           <w:color w:val="666666"/>
           <w:sz w:val="18"/>
         </w:rPr>
-        <w:t>Gomez DP et al.  ·  J Viral Hepat  ·  Nov. 2026  ·  PMID 42834661</w:t>
+        <w:t>Sinn DH et al.  ·  J Korean Med Sci  ·  05.10.2026  ·  PMID 42843350</w:t>
       </w:r>
     </w:p>
     <w:p>
       <w:r>
-        <w:t>Meta-Analyse von 4 randomisierten Studien (n=357) zu endlicher versus unbegrenzter Nukleosid(t)id-Therapie bei HBeAg-negativer chronischer Hepatitis B ohne Zirrhose.</w:t>
+        <w:t>Prospektive Multizenterstudie an 334 HBV-Zirrhose-Patienten unter antiviraler Therapie zur Prognosevalenz der Insulinresistenz (HOMA2-IR) für HCC-Entwicklung.</w:t>
       </w:r>
     </w:p>
     <w:p>
@@ -162,7 +162,7 @@
         <w:t xml:space="preserve">Ergebnis: </w:t>
       </w:r>
       <w:r>
-        <w:t>Therapiebeendigung erhöhte HBsAg-Verlust (RR 5,02; KI 0,47–53,47, niedrige Evidenzsicherheit), aber markant virales Rezidiv (RR 23,09) und Therapierückfall (RR 21,94). Keine hepatische Dekompensation oder schwere unerwünschte Ereignisse. Strategie für selektierte, gut überwachte Patienten in Expertenzentren.</w:t>
+        <w:t>Bei Median-Nachbeobachtung von 7,45 Jahren entwickelten 62 Patienten (18,6 %) HCC. Jede HOMA2-IR-Einheitssteigerung korrelierte mit erhöhtem HCC-Risiko (HR 1,53; 95 % KI 1,16–2,04). Patienten mit HOMA2-IR ≥ 2,3 hatten 5-Jahres-HCC-Inzidenz von 30,6 % versus 12,3 % bei HOMA2-IR &lt; 2,3 (adjustierte HR 2,62; 95 % KI 1,40–4,91).</w:t>
       </w:r>
     </w:p>
     <w:p>
@@ -177,7 +177,7 @@
         <w:rPr>
           <w:sz w:val="19"/>
         </w:rPr>
-        <w:t>Internationale RCT-Daten; Übertragbarkeit auf deutsches Versicherungssystem hoch</w:t>
+        <w:t>Südkorea – Multizenterstudie; Biomarker unabhängig vom Gesundheitssystem; aber HCC-Screening-Algorithmen regional unterschiedlich.</w:t>
       </w:r>
     </w:p>
     <w:p>
@@ -186,7 +186,7 @@
           <w:color w:val="5A7D3A"/>
           <w:sz w:val="18"/>
         </w:rPr>
-        <w:t>https://pubmed.ncbi.nlm.nih.gov/42834661/</w:t>
+        <w:t>https://pubmed.ncbi.nlm.nih.gov/42843350/</w:t>
       </w:r>
     </w:p>
     <w:p>
@@ -194,7 +194,7 @@
         <w:pStyle w:val="Heading2"/>
       </w:pPr>
       <w:r>
-        <w:t>Direktwirkende Antivirale bei Hepatitis C und Leberkrebs: Hohe Heilungsraten, erhaltene Leberfunktion</w:t>
+        <w:t>Integrierte Atemwegsversorgung in Irland: Hausärzte berichten Chancen und Lücken</w:t>
       </w:r>
     </w:p>
     <w:p>
@@ -204,12 +204,12 @@
           <w:color w:val="666666"/>
           <w:sz w:val="18"/>
         </w:rPr>
-        <w:t>Sato S et al.  ·  J Viral Hepat  ·  Nov. 2026  ·  PMID 42834589</w:t>
+        <w:t>O'Brien H et al.  ·  Prim Health Care Res Dev  ·  07.10.2026  ·  PMID 42839305</w:t>
       </w:r>
     </w:p>
     <w:p>
       <w:r>
-        <w:t>Retrospektive Kohortenstudie (n=690) zu Wirksamkeit und Leberfunktion nach direktwirkender antiviraler Therapie bei Hepatitis-C-Patienten mit und ohne Leberkrebs (HCC)-Vorgeschichte.</w:t>
+        <w:t>Qualitative Befragung von 112 Hausärzten zur Umsetzung eines neuen Disease-Management-Programms für COPD und Asthma mit lokalen Fachteams in Irland.</w:t>
       </w:r>
     </w:p>
     <w:p>
@@ -220,7 +220,7 @@
         <w:t xml:space="preserve">Ergebnis: </w:t>
       </w:r>
       <w:r>
-        <w:t>Gesamte SVR12-Rate 96,1 % über alle Gruppen, unabhängig von HCC-Vorgeschichte. ALBI-Score (Leberfunktion) verbesserte sich bei kurativer HCC-Behandlung (−2,35 zu −2,58, p&lt;0,001), blieb unter nicht-kurativer Behandlung stabil. Bei HCC-Rezidiv ALBI-Score verbessert (−2,31 zu −2,57, p&lt;0,001); &gt;90 % blieben Child-Pugh A.</w:t>
+        <w:t>87 % bewerteten integrierte Care-Hubs als gut bis ausgezeichnet und 84 % als überlegen gegenüber Krankenhausambulanzen, doch 52 % berichteten unzureichende Diagnostik, 45 % verzögerte Rückmeldungen und 50 % mangelnde Spezialunterstützung. Selbstberichtete Sicherheit in Leitlinienwissen moderat (7/10 für beide Erkrankungen), sehr niedrig bei Lungenfunktionstests (3/10).</w:t>
       </w:r>
     </w:p>
     <w:p>
@@ -235,7 +235,7 @@
         <w:rPr>
           <w:sz w:val="19"/>
         </w:rPr>
-        <w:t>Japanisches Zentrum; Leberfunktionsergebnisse international vergleichbar</w:t>
+        <w:t>Irland – comparable Primarversorgung, ähnliche NHS-Finanzierung, jedoch spezifische Koordinationsstruktur.</w:t>
       </w:r>
     </w:p>
     <w:p>
@@ -244,7 +244,7 @@
           <w:color w:val="5A7D3A"/>
           <w:sz w:val="18"/>
         </w:rPr>
-        <w:t>https://pubmed.ncbi.nlm.nih.gov/42834589/</w:t>
+        <w:t>https://pubmed.ncbi.nlm.nih.gov/42839305/</w:t>
       </w:r>
     </w:p>
     <w:p>
@@ -252,7 +252,7 @@
         <w:pStyle w:val="Heading2"/>
       </w:pPr>
       <w:r>
-        <w:t>Lebensqualität bei chronischer Nierenkrankheit: Bildungsstand und Einkommen entscheidend</w:t>
+        <w:t>Dupilumab reduzierte Exazerbationen bei COPD mit Typ-2-Entzündung um 70 Prozent</w:t>
       </w:r>
     </w:p>
     <w:p>
@@ -262,12 +262,12 @@
           <w:color w:val="666666"/>
           <w:sz w:val="18"/>
         </w:rPr>
-        <w:t>Akter F et al.  ·  BMJ Open  ·  05.10.2026  ·  PMID 42833721</w:t>
+        <w:t>Abdo M et al.  ·  Respir Res  ·  06.10.2026  ·  PMID 42839285</w:t>
       </w:r>
     </w:p>
     <w:p>
       <w:r>
-        <w:t>Querschnittstudie (n=315) in Bangladesch zur Identifikation von Profilen der gesundheitsbezogenen Lebensqualität bei CKD mittels latenter Profilanalyse und deren Prädiktoren.</w:t>
+        <w:t>Multizentrische Analyse deutscher Kliniken zur Wirksamkeit von Dupilumab bei COPD-Patienten mit Typ-2-Entzündung unter Routinebedingungen.</w:t>
       </w:r>
     </w:p>
     <w:p>
@@ -278,7 +278,7 @@
         <w:t xml:space="preserve">Ergebnis: </w:t>
       </w:r>
       <w:r>
-        <w:t>Drei Qualitäts-Profile: niedrig (20,95 %), mittel (34,29 %), hoch (44,76 %). Höheres Einkommen und Bildung senken Risiko niedriger Lebensqualität; verheiratet und weniger Komorbiditäten erhöhen Wahrscheinlichkeit hoher Lebensqualität. Signifikante Prädiktoren: Einkommen, Bildung, Familienstand, Komorbiditätenanzahl (alle p&lt;0,05).</w:t>
+        <w:t>Bei 99 Patienten sank die annualisierte Rate moderater bis schwerer Exazerbationen von 3,52 auf 1,04 pro Jahr (70 % Reduktion), der CAT-Score verbesserte sich um 4,5 Punkte, konsistent über Subgruppen hinweg. 8 Patienten zeigten keine Reduktion unter Behandlung.</w:t>
       </w:r>
     </w:p>
     <w:p>
@@ -293,7 +293,7 @@
         <w:rPr>
           <w:sz w:val="19"/>
         </w:rPr>
-        <w:t>Low-Resource-Setting; Patient-reported Outcomes-Methodik international anwendbar</w:t>
+        <w:t>Deutsche Klinikdaten, vergleichbare Dokumentationspflichten und Versorgungsstruktur.</w:t>
       </w:r>
     </w:p>
     <w:p>
@@ -302,7 +302,7 @@
           <w:color w:val="5A7D3A"/>
           <w:sz w:val="18"/>
         </w:rPr>
-        <w:t>https://pubmed.ncbi.nlm.nih.gov/42833721/</w:t>
+        <w:t>https://pubmed.ncbi.nlm.nih.gov/42839285/</w:t>
       </w:r>
     </w:p>
     <w:p>
@@ -310,7 +310,7 @@
         <w:pStyle w:val="Heading2"/>
       </w:pPr>
       <w:r>
-        <w:t>Verlängerte Fastenpausen beschleunigen Multimorbidität bei älteren Erwachsenen</w:t>
+        <w:t>Anhaltende Symptombelastung bei Lupus erythematodes: ein klinischer Phänotyp ähnlich ME/CFS identifiziert</w:t>
       </w:r>
     </w:p>
     <w:p>
@@ -320,12 +320,12 @@
           <w:color w:val="666666"/>
           <w:sz w:val="18"/>
         </w:rPr>
-        <w:t>Kalmbach L et al.  ·  J Intern Med  ·  20.08.2026  ·  PMID 42621849</w:t>
+        <w:t>Habermann-Horstmeier L  ·  J Transl Med  ·  25.09.2026  ·  PMID 42806386</w:t>
       </w:r>
     </w:p>
     <w:p>
       <w:r>
-        <w:t>Längskohorte (n=2.981, ≥60 Jahre) mit 15-jähriger Nachverfolgung zum Zusammenhang zwischen habitueller Fastendauer (längste Essenspause in 24h) und Akkumulation chronischer Erkrankungen.</w:t>
+        <w:t>Hypothesengenerierendes Rahmenwerk zur Charakterisierung einer Untergruppe von Patienten mit langjährigem systemischem Lupus erythematodes, die trotz niedriger Krankheitsaktivität persistierende Müdigkeit, Funktionsbeeinträchtigung und kognititive Symptome aufweisen.</w:t>
       </w:r>
     </w:p>
     <w:p>
@@ -336,7 +336,7 @@
         <w:t xml:space="preserve">Ergebnis: </w:t>
       </w:r>
       <w:r>
-        <w:t>Gegenüber kürzesten Fastenpausen (6–11,5 h) zeigten längste Pausen (14–24 h) steilere jährliche Zunahme Gesamtkrankheiten (β=0,119; KI 0,070–0,167), kardiovaskuläre (0,022; KI 0,006–0,038) und neuropsychiatrische Erkrankungen (0,019; KI 0,005–0,033). Effekt nur bei ≥78 Jahren signifikant (β=0,099; KI 0,031–0,168), nicht bei &lt;78 Jahren.</w:t>
+        <w:t>Vorgeschlagene SLE-ME/CFS-Forschungsphänotyp kombiniert persistierende funktionslimitierende Symptome trotz Remission oder niedriger Aktivität mit Müdigkeit seit mindestens 6 Monaten, postexertioneller Symptomverschlechterung, unerquicklichem Schlaf und kognitiven Symptomen. Evidenz unterstützt Beteiligung residualer Immunaktivierung, oxidativen Stresses, Mitochondrienstörungen und Endotheldysfunktion.</w:t>
       </w:r>
     </w:p>
     <w:p>
@@ -351,7 +351,7 @@
         <w:rPr>
           <w:sz w:val="19"/>
         </w:rPr>
-        <w:t>Schwedische Bevölkerungskohorte; Altersgruppen übertragbar auf deutsche Versorgung</w:t>
+        <w:t>Deutschland – Literaturanalyse, Konzeptentwicklung; Validierung in Kohortenstudien notwendig, aber Phänotypisierung für Versorgung relevant.</w:t>
       </w:r>
     </w:p>
     <w:p>
@@ -360,7 +360,65 @@
           <w:color w:val="5A7D3A"/>
           <w:sz w:val="18"/>
         </w:rPr>
-        <w:t>https://pubmed.ncbi.nlm.nih.gov/42621849/</w:t>
+        <w:t>https://pubmed.ncbi.nlm.nih.gov/42806386/</w:t>
+      </w:r>
+    </w:p>
+    <w:p>
+      <w:pPr>
+        <w:pStyle w:val="Heading2"/>
+      </w:pPr>
+      <w:r>
+        <w:t>Kollagen-Abbau-Biomarker im Urin erfasst Fibrose über Organgrenzen hinweg</w:t>
+      </w:r>
+    </w:p>
+    <w:p>
+      <w:r>
+        <w:rPr>
+          <w:i/>
+          <w:color w:val="666666"/>
+          <w:sz w:val="18"/>
+        </w:rPr>
+        <w:t>Mina IK et al.  ·  Mol Med  ·  23.09.2026  ·  PMID 42778889</w:t>
+      </w:r>
+    </w:p>
+    <w:p>
+      <w:r>
+        <w:t>Multikohorten-Proteomik-Studie zur Identifikation eines gemeinsamen Signatures von Kollagen-Typ-I-Abbau-Peptiden im Urin, das Leberfibrose, chronische Nierenerkrankung und Herzinsuffizienz charakterisiert.</w:t>
+      </w:r>
+    </w:p>
+    <w:p>
+      <w:r>
+        <w:rPr>
+          <w:b/>
+        </w:rPr>
+        <w:t xml:space="preserve">Ergebnis: </w:t>
+      </w:r>
+      <w:r>
+        <w:t>50 Kollagen-Typ-I-Abbau-Produkte definierten eine gemeinsame Fibrose-Signatur; Support-Vector-Machine-Modell erreichte AUC 0,935 (95 % KI 0,917–0,953) in externer Validierung über gepoolte Erkrankungsgruppen, erhalten für Leber (AUC 0,917), Niere (0,951) und Herz (0,950). Modellwerte korrelierten mit Fibrosestadium in Leber und interstitieller Fibrose in Niere.</w:t>
+      </w:r>
+    </w:p>
+    <w:p>
+      <w:r>
+        <w:rPr>
+          <w:b/>
+          <w:sz w:val="19"/>
+        </w:rPr>
+        <w:t xml:space="preserve">Übertragbarkeit: </w:t>
+      </w:r>
+      <w:r>
+        <w:rPr>
+          <w:sz w:val="19"/>
+        </w:rPr>
+        <w:t>Multinationale europäische und britische Kohorten, Urindiagnostik universell verfügbar; Fibrose-Screening unabhängig vom Organ übertragbar.</w:t>
+      </w:r>
+    </w:p>
+    <w:p>
+      <w:r>
+        <w:rPr>
+          <w:color w:val="5A7D3A"/>
+          <w:sz w:val="18"/>
+        </w:rPr>
+        <w:t>https://pubmed.ncbi.nlm.nih.gov/42778889/</w:t>
       </w:r>
     </w:p>
     <w:sectPr>

--- a/download/studien-aktuell.docx
+++ b/download/studien-aktuell.docx
@@ -62,7 +62,7 @@
           <w:color w:val="666666"/>
           <w:sz w:val="18"/>
         </w:rPr>
-        <w:t>Stand: 08.10.2026  |  6 Studien  |  ncd.m-vf.de</w:t>
+        <w:t>Stand: 09.10.2026  |  6 Studien  |  ncd.m-vf.de</w:t>
       </w:r>
     </w:p>
     <w:p>
@@ -70,7 +70,7 @@
         <w:pStyle w:val="Heading1"/>
       </w:pPr>
       <w:r>
-        <w:t>Aufgenommen am 08.10.2026</w:t>
+        <w:t>Aufgenommen am 09.10.2026</w:t>
       </w:r>
     </w:p>
     <w:p>
@@ -78,7 +78,7 @@
         <w:pStyle w:val="Heading2"/>
       </w:pPr>
       <w:r>
-        <w:t>Präoperative Versorgungspfade für Patienten mit Mehrfacherkrankungen: kaum spezialisierte Programme vorhanden</w:t>
+        <w:t>Intersektionale Diskriminierung erhöht Stress und Alkoholkonsum bei Minderheiten</w:t>
       </w:r>
     </w:p>
     <w:p>
@@ -88,12 +88,12 @@
           <w:color w:val="666666"/>
           <w:sz w:val="18"/>
         </w:rPr>
-        <w:t>Mikula-Noble NM et al.  ·  BMJ Open  ·  07.10.2026  ·  PMID 42843878</w:t>
+        <w:t>Smith MS et al.  ·  Ann Behav Med  ·  07.01.2026  ·  PMID 42847391</w:t>
       </w:r>
     </w:p>
     <w:p>
       <w:r>
-        <w:t>Systematische Übersicht über präoperative Interventionen für Patienten mit Mehrfacherkrankungen vor großen Operationen – Suche nach spezifischen Programmen für diese Hochrisikogruppe.</w:t>
+        <w:t>Zwei Querschnittsstudien mit insgesamt 1.181 sexuellen Minderheitenmännern of Color zum Zusammenhang zwischen intersektionaler Diskriminierung (Rassismus und Heterosexismus gleichzeitig) und kardiometabolischen Risikofaktoren.</w:t>
       </w:r>
     </w:p>
     <w:p>
@@ -104,7 +104,7 @@
         <w:t xml:space="preserve">Ergebnis: </w:t>
       </w:r>
       <w:r>
-        <w:t>Von 138 Studien mit Mehrfacherkrankungskohorten wurden 34 eingeschlossen: nur 6 (18 %) diskutierten Interventionen für gemischte Kohorten, nur 3 (9 %) berichteten über allgemeine chirurgische Interventionen bei Mehrfacherkrankten. Es existieren praktisch keine auf Mehrfacherkrankung zugeschnittenen präoperativen Programme.</w:t>
+        <w:t>Intersektionale Diskriminierung war unabhängig mit wahrgenommenem Stress und Alkoholkonsum assoziiert (beide p &lt;0,05), ebenso mit erhöhtem BMI. Dies zeigt, dass überlappende Diskriminierungserfahrungen Gesundheitsverhalten ungünstiger beeinflussen als einzelne Diskriminierungsformen.</w:t>
       </w:r>
     </w:p>
     <w:p>
@@ -119,7 +119,7 @@
         <w:rPr>
           <w:sz w:val="19"/>
         </w:rPr>
-        <w:t>Großbritannien – vergleichbare perioperative Strukturen und Dokumentation, Problem der fehlenden Spezialisierung übertragbar.</w:t>
+        <w:t>USA-Studie, Mechanismus aber auf alle Mehrfachdiskriminierungs-Settings übertragbar, Deutschland mit migrantischen Communities.</w:t>
       </w:r>
     </w:p>
     <w:p>
@@ -128,7 +128,7 @@
           <w:color w:val="5A7D3A"/>
           <w:sz w:val="18"/>
         </w:rPr>
-        <w:t>https://pubmed.ncbi.nlm.nih.gov/42843878/</w:t>
+        <w:t>https://pubmed.ncbi.nlm.nih.gov/42847391/</w:t>
       </w:r>
     </w:p>
     <w:p>
@@ -136,7 +136,7 @@
         <w:pStyle w:val="Heading2"/>
       </w:pPr>
       <w:r>
-        <w:t>Insulinresistenz sagte Hepatokarzinom bei viruskontrollierter Hepatitis B voraus</w:t>
+        <w:t>Yoga verbesserte Nierenfunktion bei CKD-Stadien 3–4 um 6,94 mL/min/1,73m² innerhalb 12 Wochen</w:t>
       </w:r>
     </w:p>
     <w:p>
@@ -146,12 +146,12 @@
           <w:color w:val="666666"/>
           <w:sz w:val="18"/>
         </w:rPr>
-        <w:t>Sinn DH et al.  ·  J Korean Med Sci  ·  05.10.2026  ·  PMID 42843350</w:t>
+        <w:t>Nair RG et al.  ·  Ann Behav Med  ·  07.01.2026  ·  PMID 42847350</w:t>
       </w:r>
     </w:p>
     <w:p>
       <w:r>
-        <w:t>Prospektive Multizenterstudie an 334 HBV-Zirrhose-Patienten unter antiviraler Therapie zur Prognosevalenz der Insulinresistenz (HOMA2-IR) für HCC-Entwicklung.</w:t>
+        <w:t>Randomisierte kontrollierte Studie mit 81 CKD-Patienten in Stadien 3 und 4 (diabetische oder hypertensive Ätiologie), die 12 Wochen lang Yoga-Praktiken (5 Stunden pro Woche) zusätzlich zur Standardbehandlung erhielten.</w:t>
       </w:r>
     </w:p>
     <w:p>
@@ -162,7 +162,7 @@
         <w:t xml:space="preserve">Ergebnis: </w:t>
       </w:r>
       <w:r>
-        <w:t>Bei Median-Nachbeobachtung von 7,45 Jahren entwickelten 62 Patienten (18,6 %) HCC. Jede HOMA2-IR-Einheitssteigerung korrelierte mit erhöhtem HCC-Risiko (HR 1,53; 95 % KI 1,16–2,04). Patienten mit HOMA2-IR ≥ 2,3 hatten 5-Jahres-HCC-Inzidenz von 30,6 % versus 12,3 % bei HOMA2-IR &lt; 2,3 (adjustierte HR 2,62; 95 % KI 1,40–4,91).</w:t>
+        <w:t>Yoga-Gruppe zeigte signifikante Verbesserungen: Serum-Kreatinin -0,42 (p=0,013), geschätzte glomeruläre Filtrationsrate +6,94 mL/min/1,73m² (p=0,030), Urin-Albumin-Kreatinin-Ratio -464,2 mg/g (p=0,029) und TGF-β1 -218,2 pg/mL (p=0,021). Mediationsanalyse zeigt reduziertes TGF-β1 als Wirkpfad.</w:t>
       </w:r>
     </w:p>
     <w:p>
@@ -177,7 +177,7 @@
         <w:rPr>
           <w:sz w:val="19"/>
         </w:rPr>
-        <w:t>Südkorea – Multizenterstudie; Biomarker unabhängig vom Gesundheitssystem; aber HCC-Screening-Algorithmen regional unterschiedlich.</w:t>
+        <w:t>Indien, aber Intervention universell einsetzbar, Kosteneffektivität, geringe Implementierungsbarrieren.</w:t>
       </w:r>
     </w:p>
     <w:p>
@@ -186,7 +186,7 @@
           <w:color w:val="5A7D3A"/>
           <w:sz w:val="18"/>
         </w:rPr>
-        <w:t>https://pubmed.ncbi.nlm.nih.gov/42843350/</w:t>
+        <w:t>https://pubmed.ncbi.nlm.nih.gov/42847350/</w:t>
       </w:r>
     </w:p>
     <w:p>
@@ -194,7 +194,7 @@
         <w:pStyle w:val="Heading2"/>
       </w:pPr>
       <w:r>
-        <w:t>Integrierte Atemwegsversorgung in Irland: Hausärzte berichten Chancen und Lücken</w:t>
+        <w:t>Community-basierte Co-Design-Studie zu nachhaltiger Gesundheit bei Jugendlichen in Kanada und Jamaika</w:t>
       </w:r>
     </w:p>
     <w:p>
@@ -204,12 +204,12 @@
           <w:color w:val="666666"/>
           <w:sz w:val="18"/>
         </w:rPr>
-        <w:t>O'Brien H et al.  ·  Prim Health Care Res Dev  ·  07.10.2026  ·  PMID 42839305</w:t>
+        <w:t>Stennett R et al.  ·  BMJ Open  ·  07.10.2026  ·  PMID 42843868</w:t>
       </w:r>
     </w:p>
     <w:p>
       <w:r>
-        <w:t>Qualitative Befragung von 112 Hausärzten zur Umsetzung eines neuen Disease-Management-Programms für COPD und Asthma mit lokalen Fachteams in Irland.</w:t>
+        <w:t>Protokoll einer Multimethod-Community-Based-Participatory-Research-Studie zur Entwicklung einer Intervention für Jugendliche (15–25 Jahre) zu nachhaltigem Lebensstil und Prävention nichtübertragbarer Erkrankungen durch Umwelt- und Gesundheitsperspektiven in zwei Phasen (kontextuelle Kartierung, Co-Design).</w:t>
       </w:r>
     </w:p>
     <w:p>
@@ -220,7 +220,7 @@
         <w:t xml:space="preserve">Ergebnis: </w:t>
       </w:r>
       <w:r>
-        <w:t>87 % bewerteten integrierte Care-Hubs als gut bis ausgezeichnet und 84 % als überlegen gegenüber Krankenhausambulanzen, doch 52 % berichteten unzureichende Diagnostik, 45 % verzögerte Rückmeldungen und 50 % mangelnde Spezialunterstützung. Selbstberichtete Sicherheit in Leitlinienwissen moderat (7/10 für beide Erkrankungen), sehr niedrig bei Lungenfunktionstests (3/10).</w:t>
+        <w:t>Dies ist ein Studienprotokoll, das die Machbarkeit, Umsetzungstreue und kontextuelle Passung einer SHAL-Intervention (Sustainability Healthy Active Living) in equity-deserving Populationen untersuchen wird. Erkenntnisse werden zur Finalisierung der Intervention und zu Best-Practice-Wissenstransfer in Konferenzen und Workshops führen. Fokus auf Jugendliche als Change Agents in präventiven, umweltbezogenen Systemen.</w:t>
       </w:r>
     </w:p>
     <w:p>
@@ -235,7 +235,7 @@
         <w:rPr>
           <w:sz w:val="19"/>
         </w:rPr>
-        <w:t>Irland – comparable Primarversorgung, ähnliche NHS-Finanzierung, jedoch spezifische Koordinationsstruktur.</w:t>
+        <w:t>Kanada mit vergleichbarem Versicherungssystem, präventives Gesundheitssystem mit Fokus auf Lebensstil und Mehrfacherkrankungen.</w:t>
       </w:r>
     </w:p>
     <w:p>
@@ -244,7 +244,7 @@
           <w:color w:val="5A7D3A"/>
           <w:sz w:val="18"/>
         </w:rPr>
-        <w:t>https://pubmed.ncbi.nlm.nih.gov/42839305/</w:t>
+        <w:t>https://pubmed.ncbi.nlm.nih.gov/42843868/</w:t>
       </w:r>
     </w:p>
     <w:p>
@@ -252,7 +252,7 @@
         <w:pStyle w:val="Heading2"/>
       </w:pPr>
       <w:r>
-        <w:t>Dupilumab reduzierte Exazerbationen bei COPD mit Typ-2-Entzündung um 70 Prozent</w:t>
+        <w:t>COPD-Symptommonitoring in Pulmonalrehabilitation sagte schwere Exazerbationen nicht zuverlässig voraus</w:t>
       </w:r>
     </w:p>
     <w:p>
@@ -262,12 +262,12 @@
           <w:color w:val="666666"/>
           <w:sz w:val="18"/>
         </w:rPr>
-        <w:t>Abdo M et al.  ·  Respir Res  ·  06.10.2026  ·  PMID 42839285</w:t>
+        <w:t>Machefert M et al.  ·  Pulmonology  ·  07.10.2026  ·  PMID 42841793</w:t>
       </w:r>
     </w:p>
     <w:p>
       <w:r>
-        <w:t>Multizentrische Analyse deutscher Kliniken zur Wirksamkeit von Dupilumab bei COPD-Patienten mit Typ-2-Entzündung unter Routinebedingungen.</w:t>
+        <w:t>Prospektive Multicenterstudie mit 128 stabilen COPD-Patienten in Erhaltungs-Pulmonalrehabilitationen in Frankreich über ein Jahr mit 4.200 dokumentierten Sitzungen zur Vorhersage schwerer Exazerbationen durch klinische und Belastungsparameter.</w:t>
       </w:r>
     </w:p>
     <w:p>
@@ -278,7 +278,7 @@
         <w:t xml:space="preserve">Ergebnis: </w:t>
       </w:r>
       <w:r>
-        <w:t>Bei 99 Patienten sank die annualisierte Rate moderater bis schwerer Exazerbationen von 3,52 auf 1,04 pro Jahr (70 % Reduktion), der CAT-Score verbesserte sich um 4,5 Punkte, konsistent über Subgruppen hinweg. 8 Patienten zeigten keine Reduktion unter Behandlung.</w:t>
+        <w:t>Von 128 Patienten erlebten 19 (14,8%) schwere Exazerbationen. Routinemäßig dokumentierte klinische Marker (COPD Assessment Test, modifizierte Borg-Skala, Belastungsleistung) zeigten begrenzte Vorhersagekraft (AUC 0,45–0,58, alle p&gt;0,1); schwache zeitliche Assoziationen zwischen Symptomen und Leistung. Dies unterstreicht Komplexität der Exazerbationen und Bedarf für digitales Multiparameter-Monitoring.</w:t>
       </w:r>
     </w:p>
     <w:p>
@@ -293,7 +293,7 @@
         <w:rPr>
           <w:sz w:val="19"/>
         </w:rPr>
-        <w:t>Deutsche Klinikdaten, vergleichbare Dokumentationspflichten und Versorgungsstruktur.</w:t>
+        <w:t>Frankreich, vergleichbare ambulante Strukturen, Finanzierung und Reha-Programme ähnlich Deutschland.</w:t>
       </w:r>
     </w:p>
     <w:p>
@@ -302,7 +302,7 @@
           <w:color w:val="5A7D3A"/>
           <w:sz w:val="18"/>
         </w:rPr>
-        <w:t>https://pubmed.ncbi.nlm.nih.gov/42839285/</w:t>
+        <w:t>https://pubmed.ncbi.nlm.nih.gov/42841793/</w:t>
       </w:r>
     </w:p>
     <w:p>
@@ -310,7 +310,7 @@
         <w:pStyle w:val="Heading2"/>
       </w:pPr>
       <w:r>
-        <w:t>Anhaltende Symptombelastung bei Lupus erythematodes: ein klinischer Phänotyp ähnlich ME/CFS identifiziert</w:t>
+        <w:t>Adipositas erhöhte chirurgische Komplikationen nach Nierentransplantation, nicht aber Langzeitüberleben</w:t>
       </w:r>
     </w:p>
     <w:p>
@@ -320,12 +320,12 @@
           <w:color w:val="666666"/>
           <w:sz w:val="18"/>
         </w:rPr>
-        <w:t>Habermann-Horstmeier L  ·  J Transl Med  ·  25.09.2026  ·  PMID 42806386</w:t>
+        <w:t>Melera E et al.  ·  Clin Transplant  ·  Okt. 2026  ·  PMID 42839226</w:t>
       </w:r>
     </w:p>
     <w:p>
       <w:r>
-        <w:t>Hypothesengenerierendes Rahmenwerk zur Charakterisierung einer Untergruppe von Patienten mit langjährigem systemischem Lupus erythematodes, die trotz niedriger Krankheitsaktivität persistierende Müdigkeit, Funktionsbeeinträchtigung und kognititive Symptome aufweisen.</w:t>
+        <w:t>Schweizer Einzelzentrum-Retrospektivstudie mit 953 aufeinanderfolgenden Nierenpatienten (150 adipös, BMI ≥30; 803 nicht adipös) von 1999 bis 2023 zur Auswirkung von Empfängeradipositas auf kurz- und langfristige Transplantationsergebnisse.</w:t>
       </w:r>
     </w:p>
     <w:p>
@@ -336,7 +336,7 @@
         <w:t xml:space="preserve">Ergebnis: </w:t>
       </w:r>
       <w:r>
-        <w:t>Vorgeschlagene SLE-ME/CFS-Forschungsphänotyp kombiniert persistierende funktionslimitierende Symptome trotz Remission oder niedriger Aktivität mit Müdigkeit seit mindestens 6 Monaten, postexertioneller Symptomverschlechterung, unerquicklichem Schlaf und kognitiven Symptomen. Evidenz unterstützt Beteiligung residualer Immunaktivierung, oxidativen Stresses, Mitochondrienstörungen und Endotheldysfunktion.</w:t>
+        <w:t>Adipöse Empfänger hatten höhere Raten von Operationsstellen-Infektionen (11 % vs. 3 %, p&lt;0,001), Gesamtinfektionen (29 % vs. 5 %, p&lt;0,001), Lymphozylen (18 % vs. 10 %, p=0,007), inkisionalen Hernien (10 % vs. 5 %, p=0,032) und verspäteter Transplantatalfunction (21 % vs. 14 %, p=0,024). Längerer Aufenthalt: 19 vs. 17 Tage (p=0,038). Patienten- und Transplantat-Überleben nach 7,3 Jahren gleich (Hazard Ratio 1,09 bzw. 0,92, p&gt;0,05). Adipositas sollte kein Kontraindikationskriterium sein.</w:t>
       </w:r>
     </w:p>
     <w:p>
@@ -351,7 +351,7 @@
         <w:rPr>
           <w:sz w:val="19"/>
         </w:rPr>
-        <w:t>Deutschland – Literaturanalyse, Konzeptentwicklung; Validierung in Kohortenstudien notwendig, aber Phänotypisierung für Versorgung relevant.</w:t>
+        <w:t>Schweiz, vergleichbares Sozialsystem und Transplantationsstruktur wie Deutschland und DACH-Region.</w:t>
       </w:r>
     </w:p>
     <w:p>
@@ -360,7 +360,7 @@
           <w:color w:val="5A7D3A"/>
           <w:sz w:val="18"/>
         </w:rPr>
-        <w:t>https://pubmed.ncbi.nlm.nih.gov/42806386/</w:t>
+        <w:t>https://pubmed.ncbi.nlm.nih.gov/42839226/</w:t>
       </w:r>
     </w:p>
     <w:p>
@@ -368,7 +368,7 @@
         <w:pStyle w:val="Heading2"/>
       </w:pPr>
       <w:r>
-        <w:t>Kollagen-Abbau-Biomarker im Urin erfasst Fibrose über Organgrenzen hinweg</w:t>
+        <w:t>Typ-2-Diabetes: Nierenerkrankungsrate sank von 55,3 auf 43,7 pro 1000 Personenjahre</w:t>
       </w:r>
     </w:p>
     <w:p>
@@ -378,12 +378,12 @@
           <w:color w:val="666666"/>
           <w:sz w:val="18"/>
         </w:rPr>
-        <w:t>Mina IK et al.  ·  Mol Med  ·  23.09.2026  ·  PMID 42778889</w:t>
+        <w:t>Lee CJ et al.  ·  Diabetes Obes Metab  ·  09.08.2026  ·  PMID 42571988</w:t>
       </w:r>
     </w:p>
     <w:p>
       <w:r>
-        <w:t>Multikohorten-Proteomik-Studie zur Identifikation eines gemeinsamen Signatures von Kollagen-Typ-I-Abbau-Peptiden im Urin, das Leberfibrose, chronische Nierenerkrankung und Herzinsuffizienz charakterisiert.</w:t>
+        <w:t>Dänische Registeranalyse zur Prävalenz, Inzidenz und Mortalität der chronischen Nierenerkrankung bei 1,3 Millionen Personen mit Typ-1 und Typ-2-Diabetes zwischen 2016 und 2024.</w:t>
       </w:r>
     </w:p>
     <w:p>
@@ -394,7 +394,7 @@
         <w:t xml:space="preserve">Ergebnis: </w:t>
       </w:r>
       <w:r>
-        <w:t>50 Kollagen-Typ-I-Abbau-Produkte definierten eine gemeinsame Fibrose-Signatur; Support-Vector-Machine-Modell erreichte AUC 0,935 (95 % KI 0,917–0,953) in externer Validierung über gepoolte Erkrankungsgruppen, erhalten für Leber (AUC 0,917), Niere (0,951) und Herz (0,950). Modellwerte korrelierten mit Fibrosestadium in Leber und interstitieller Fibrose in Niere.</w:t>
+        <w:t>Die Prävalenz der Nierenerkrankung stieg bei Typ-2-Diabetes von 24,8 % auf 37,3 %, die Inzidenz sank aber von 55,3 auf 43,7 pro 1000 Personenjahre (Hochaltrigkeit ≥70 Jahre: von 93,6 auf 74,3), die Mortalität blieb bei Patienten mit Nierenerkrankung erhöht. Das zeigt Prävention wirkt, Früherkennung aber lückenhaft.</w:t>
       </w:r>
     </w:p>
     <w:p>
@@ -409,7 +409,7 @@
         <w:rPr>
           <w:sz w:val="19"/>
         </w:rPr>
-        <w:t>Multinationale europäische und britische Kohorten, Urindiagnostik universell verfügbar; Fibrose-Screening unabhängig vom Organ übertragbar.</w:t>
+        <w:t>Dänisches Register mit deutschen Strukturen vergleichbar, DMP-Daten könnten ähnliche Trends zeigen.</w:t>
       </w:r>
     </w:p>
     <w:p>
@@ -418,7 +418,7 @@
           <w:color w:val="5A7D3A"/>
           <w:sz w:val="18"/>
         </w:rPr>
-        <w:t>https://pubmed.ncbi.nlm.nih.gov/42778889/</w:t>
+        <w:t>https://pubmed.ncbi.nlm.nih.gov/42571988/</w:t>
       </w:r>
     </w:p>
     <w:sectPr>

--- a/download/studien-aktuell.docx
+++ b/download/studien-aktuell.docx
@@ -52,7 +52,7 @@
         <w:pStyle w:val="Title"/>
       </w:pPr>
       <w:r>
-        <w:t>Neueste Studien - Nicht uebertragbare Krankheiten</w:t>
+        <w:t>Neueste Studien - NCD und chronische Krankheiten</w:t>
       </w:r>
     </w:p>
     <w:p>

--- a/download/studien-aktuell.docx
+++ b/download/studien-aktuell.docx
@@ -62,7 +62,7 @@
           <w:color w:val="666666"/>
           <w:sz w:val="18"/>
         </w:rPr>
-        <w:t>Stand: 09.10.2026  |  6 Studien  |  ncd.m-vf.de</w:t>
+        <w:t>Stand: 10.10.2026  |  6 Studien  |  ncd.m-vf.de</w:t>
       </w:r>
     </w:p>
     <w:p>
@@ -70,7 +70,7 @@
         <w:pStyle w:val="Heading1"/>
       </w:pPr>
       <w:r>
-        <w:t>Aufgenommen am 09.10.2026</w:t>
+        <w:t>Aufgenommen am 10.10.2026</w:t>
       </w:r>
     </w:p>
     <w:p>
@@ -78,7 +78,7 @@
         <w:pStyle w:val="Heading2"/>
       </w:pPr>
       <w:r>
-        <w:t>Intersektionale Diskriminierung erhöht Stress und Alkoholkonsum bei Minderheiten</w:t>
+        <w:t>Kognitive Verhaltenstherapie reduzierte Müdigkeit und verbesserte Funktionsfähigkeit bei CFS nachhaltig</w:t>
       </w:r>
     </w:p>
     <w:p>
@@ -88,12 +88,12 @@
           <w:color w:val="666666"/>
           <w:sz w:val="18"/>
         </w:rPr>
-        <w:t>Smith MS et al.  ·  Ann Behav Med  ·  07.01.2026  ·  PMID 42847391</w:t>
+        <w:t>Jiang X et al.  ·  Medicine (Baltimore)  ·  09.10.2026  ·  PMID 42854071</w:t>
       </w:r>
     </w:p>
     <w:p>
       <w:r>
-        <w:t>Zwei Querschnittsstudien mit insgesamt 1.181 sexuellen Minderheitenmännern of Color zum Zusammenhang zwischen intersektionaler Diskriminierung (Rassismus und Heterosexismus gleichzeitig) und kardiometabolischen Risikofaktoren.</w:t>
+        <w:t>Systematische Übersicht und Metaanalyse von 15 randomisierten Studien mit 2.270 CFS-Patienten prüfte Langzeiteffektivität von kognitiver Verhaltenstherapie auf Müdigkeit und Lebensqualität.</w:t>
       </w:r>
     </w:p>
     <w:p>
@@ -104,7 +104,7 @@
         <w:t xml:space="preserve">Ergebnis: </w:t>
       </w:r>
       <w:r>
-        <w:t>Intersektionale Diskriminierung war unabhängig mit wahrgenommenem Stress und Alkoholkonsum assoziiert (beide p &lt;0,05), ebenso mit erhöhtem BMI. Dies zeigt, dass überlappende Diskriminierungserfahrungen Gesundheitsverhalten ungünstiger beeinflussen als einzelne Diskriminierungsformen.</w:t>
+        <w:t>CBT reduzierte Müdigkeit postinterventionell (Chalder: SMD −0,44; KI −0,57 bis −0,32), verbesserte körperliche Funktionsfähigkeit (SMD 0,32; KI 0,23–0,41) und Psyche (Symptom Checklist 90: SMD −0,44). Nutzen blieben in Kurz- (≤6 Monate) und Langzeitfolge (6–24 Monate) bestehen (Müdigkeit SMD −0,35; KI −0,50 bis −0,19). Keine signifikanten Nebenwirkungen.</w:t>
       </w:r>
     </w:p>
     <w:p>
@@ -119,7 +119,7 @@
         <w:rPr>
           <w:sz w:val="19"/>
         </w:rPr>
-        <w:t>USA-Studie, Mechanismus aber auf alle Mehrfachdiskriminierungs-Settings übertragbar, Deutschland mit migrantischen Communities.</w:t>
+        <w:t>Metaanalyse internationaler Studien, Versorgungsevidenz, psychologische Verfahren</w:t>
       </w:r>
     </w:p>
     <w:p>
@@ -128,7 +128,7 @@
           <w:color w:val="5A7D3A"/>
           <w:sz w:val="18"/>
         </w:rPr>
-        <w:t>https://pubmed.ncbi.nlm.nih.gov/42847391/</w:t>
+        <w:t>https://pubmed.ncbi.nlm.nih.gov/42854071/</w:t>
       </w:r>
     </w:p>
     <w:p>
@@ -136,7 +136,7 @@
         <w:pStyle w:val="Heading2"/>
       </w:pPr>
       <w:r>
-        <w:t>Yoga verbesserte Nierenfunktion bei CKD-Stadien 3–4 um 6,94 mL/min/1,73m² innerhalb 12 Wochen</w:t>
+        <w:t>Therapeutische Rahmenbedingungen für ME/CFS: Validierung und Vertrauensbildung durch erlebte Verbesserung</w:t>
       </w:r>
     </w:p>
     <w:p>
@@ -146,12 +146,12 @@
           <w:color w:val="666666"/>
           <w:sz w:val="18"/>
         </w:rPr>
-        <w:t>Nair RG et al.  ·  Ann Behav Med  ·  07.01.2026  ·  PMID 42847350</w:t>
+        <w:t>Bakken AK et al.  ·  Int J Qual Stud Health Well-being  ·  31.12.2026  ·  PMID 42853299</w:t>
       </w:r>
     </w:p>
     <w:p>
       <w:r>
-        <w:t>Randomisierte kontrollierte Studie mit 81 CKD-Patienten in Stadien 3 und 4 (diabetische oder hypertensive Ätiologie), die 12 Wochen lang Yoga-Praktiken (5 Stunden pro Woche) zusätzlich zur Standardbehandlung erhielten.</w:t>
+        <w:t>Reflexive Themenanalyse von Fokusgruppen und Interviews mit 16 Fachpersonen aus 5 Berufen, die mit psychologisch-verhaltenswissenschaftlichen Methoden ME/CFS-Patienten behandeln.</w:t>
       </w:r>
     </w:p>
     <w:p>
@@ -162,7 +162,7 @@
         <w:t xml:space="preserve">Ergebnis: </w:t>
       </w:r>
       <w:r>
-        <w:t>Yoga-Gruppe zeigte signifikante Verbesserungen: Serum-Kreatinin -0,42 (p=0,013), geschätzte glomeruläre Filtrationsrate +6,94 mL/min/1,73m² (p=0,030), Urin-Albumin-Kreatinin-Ratio -464,2 mg/g (p=0,029) und TGF-β1 -218,2 pg/mL (p=0,021). Mediationsanalyse zeigt reduziertes TGF-β1 als Wirkpfad.</w:t>
+        <w:t>Vier Kernthemen: (1) Patienten in ‚Niemandsland' treffen (Unsicherheitstoleranz), (2) erklärende ‚Karte' anbieten (Integration biologisch-psychosozial), (3) danach navigieren (Regulationsstörung vs. maladaptives Lernen), (4) Vertrauen bewahren (kontrastive Krankheitserzählungen). Validierung und Agenzystärkung zentral; körperlich erlebte Verbesserung kritisch für Vertrauensaufbau.</w:t>
       </w:r>
     </w:p>
     <w:p>
@@ -177,7 +177,7 @@
         <w:rPr>
           <w:sz w:val="19"/>
         </w:rPr>
-        <w:t>Indien, aber Intervention universell einsetzbar, Kosteneffektivität, geringe Implementierungsbarrieren.</w:t>
+        <w:t>Qualitative Versorgungsforschung, Norwegen, Anwendbarkeit für Patient-Provider-Modelle</w:t>
       </w:r>
     </w:p>
     <w:p>
@@ -186,7 +186,7 @@
           <w:color w:val="5A7D3A"/>
           <w:sz w:val="18"/>
         </w:rPr>
-        <w:t>https://pubmed.ncbi.nlm.nih.gov/42847350/</w:t>
+        <w:t>https://pubmed.ncbi.nlm.nih.gov/42853299/</w:t>
       </w:r>
     </w:p>
     <w:p>
@@ -194,7 +194,7 @@
         <w:pStyle w:val="Heading2"/>
       </w:pPr>
       <w:r>
-        <w:t>Community-basierte Co-Design-Studie zu nachhaltiger Gesundheit bei Jugendlichen in Kanada und Jamaika</w:t>
+        <w:t>Schwangerschaftskomplikationen erhöhen Risiko für Herz-, Nieren- und Stoffwechselerkrankungen deutlich</w:t>
       </w:r>
     </w:p>
     <w:p>
@@ -204,12 +204,12 @@
           <w:color w:val="666666"/>
           <w:sz w:val="18"/>
         </w:rPr>
-        <w:t>Stennett R et al.  ·  BMJ Open  ·  07.10.2026  ·  PMID 42843868</w:t>
+        <w:t>Wambua S et al.  ·  BMJ Med  ·  06.10.2026  ·  PMID 42851766</w:t>
       </w:r>
     </w:p>
     <w:p>
       <w:r>
-        <w:t>Protokoll einer Multimethod-Community-Based-Participatory-Research-Studie zur Entwicklung einer Intervention für Jugendliche (15–25 Jahre) zu nachhaltigem Lebensstil und Prävention nichtübertragbarer Erkrankungen durch Umwelt- und Gesundheitsperspektiven in zwei Phasen (kontextuelle Kartierung, Co-Design).</w:t>
+        <w:t>Kohortenstudie mit 1,4 Millionen Frauen in England untersuchte, ob Schwangerschaftskomplikationen das spätere Risiko für Herz-Kreislauf-, Stoffwechsel- und Nierenerkrankungen erhöhen.</w:t>
       </w:r>
     </w:p>
     <w:p>
@@ -220,7 +220,7 @@
         <w:t xml:space="preserve">Ergebnis: </w:t>
       </w:r>
       <w:r>
-        <w:t>Dies ist ein Studienprotokoll, das die Machbarkeit, Umsetzungstreue und kontextuelle Passung einer SHAL-Intervention (Sustainability Healthy Active Living) in equity-deserving Populationen untersuchen wird. Erkenntnisse werden zur Finalisierung der Intervention und zu Best-Practice-Wissenstransfer in Konferenzen und Workshops führen. Fokus auf Jugendliche als Change Agents in präventiven, umweltbezogenen Systemen.</w:t>
+        <w:t>Gestationshypertonie und Präeklampsie verdreifachten das Hypertonierisiko und verdoppelten das Nierenerkrankungsrisiko. Gestationsdiabetes erhöhte das Typ-2-Diabetes-Risiko um das Siebenfache. Postnatale Depression erhöhte alle vier Endpunkte um 35–56 % (z. B. Hypertonie HR 1,36; KI 1,33–1,40). Diese Erkenntnisse ermöglichen Früherkennung von Frauen mit hohem Risiko.</w:t>
       </w:r>
     </w:p>
     <w:p>
@@ -235,7 +235,7 @@
         <w:rPr>
           <w:sz w:val="19"/>
         </w:rPr>
-        <w:t>Kanada mit vergleichbarem Versicherungssystem, präventives Gesundheitssystem mit Fokus auf Lebensstil und Mehrfacherkrankungen.</w:t>
+        <w:t>UK-Daten, vergleichbare GKV-Dokumentation, prädiktive Stratifizierung möglich</w:t>
       </w:r>
     </w:p>
     <w:p>
@@ -244,7 +244,7 @@
           <w:color w:val="5A7D3A"/>
           <w:sz w:val="18"/>
         </w:rPr>
-        <w:t>https://pubmed.ncbi.nlm.nih.gov/42843868/</w:t>
+        <w:t>https://pubmed.ncbi.nlm.nih.gov/42851766/</w:t>
       </w:r>
     </w:p>
     <w:p>
@@ -252,7 +252,7 @@
         <w:pStyle w:val="Heading2"/>
       </w:pPr>
       <w:r>
-        <w:t>COPD-Symptommonitoring in Pulmonalrehabilitation sagte schwere Exazerbationen nicht zuverlässig voraus</w:t>
+        <w:t>Schwedisches Nierenchronikerregister: Echtzeit-Überwachung der Nierenersatztherapie auf nationaler Ebene</w:t>
       </w:r>
     </w:p>
     <w:p>
@@ -262,12 +262,12 @@
           <w:color w:val="666666"/>
           <w:sz w:val="18"/>
         </w:rPr>
-        <w:t>Machefert M et al.  ·  Pulmonology  ·  07.10.2026  ·  PMID 42841793</w:t>
+        <w:t>Rydell H et al.  ·  Lakartidningen  ·  08.10.2026  ·  PMID 42847836</w:t>
       </w:r>
     </w:p>
     <w:p>
       <w:r>
-        <w:t>Prospektive Multicenterstudie mit 128 stabilen COPD-Patienten in Erhaltungs-Pulmonalrehabilitationen in Frankreich über ein Jahr mit 4.200 dokumentierten Sitzungen zur Vorhersage schwerer Exazerbationen durch klinische und Belastungsparameter.</w:t>
+        <w:t>Beschreibung des schwedischen Nierenregisters, das über 90.000 Patienten vom Diagnosebereich bis zur Transplantation verfolgt und als Versorgungsmonitor fungiert.</w:t>
       </w:r>
     </w:p>
     <w:p>
@@ -278,7 +278,7 @@
         <w:t xml:space="preserve">Ergebnis: </w:t>
       </w:r>
       <w:r>
-        <w:t>Von 128 Patienten erlebten 19 (14,8%) schwere Exazerbationen. Routinemäßig dokumentierte klinische Marker (COPD Assessment Test, modifizierte Borg-Skala, Belastungsleistung) zeigten begrenzte Vorhersagekraft (AUC 0,45–0,58, alle p&gt;0,1); schwache zeitliche Assoziationen zwischen Symptomen und Leistung. Dies unterstreicht Komplexität der Exazerbationen und Bedarf für digitales Multiparameter-Monitoring.</w:t>
+        <w:t>Das Register erfasst alle 9 Nephrologieabteilungen Schwedens mit hoher Datenqualität. Es ermöglicht Echtzeitüberwachung fortlaufender therapeutischer Entwicklungen – etwa rasch evolvierende Anti-CKD-Therapien und spezifische Diagnose-Therapien – und identifiziert Versorgungslücken systematisch.</w:t>
       </w:r>
     </w:p>
     <w:p>
@@ -293,7 +293,7 @@
         <w:rPr>
           <w:sz w:val="19"/>
         </w:rPr>
-        <w:t>Frankreich, vergleichbare ambulante Strukturen, Finanzierung und Reha-Programme ähnlich Deutschland.</w:t>
+        <w:t>Skandinavien, hochstrukturiertes nationales Register, Modell für Versorgungsmonitoring</w:t>
       </w:r>
     </w:p>
     <w:p>
@@ -302,7 +302,7 @@
           <w:color w:val="5A7D3A"/>
           <w:sz w:val="18"/>
         </w:rPr>
-        <w:t>https://pubmed.ncbi.nlm.nih.gov/42841793/</w:t>
+        <w:t>https://pubmed.ncbi.nlm.nih.gov/42847836/</w:t>
       </w:r>
     </w:p>
     <w:p>
@@ -310,7 +310,7 @@
         <w:pStyle w:val="Heading2"/>
       </w:pPr>
       <w:r>
-        <w:t>Adipositas erhöhte chirurgische Komplikationen nach Nierentransplantation, nicht aber Langzeitüberleben</w:t>
+        <w:t>ME/CFS zeigt latente physiologische Dysregulation über Atemwegs-, kardiovaskuläre und Thermoregulationsstörungen</w:t>
       </w:r>
     </w:p>
     <w:p>
@@ -320,12 +320,12 @@
           <w:color w:val="666666"/>
           <w:sz w:val="18"/>
         </w:rPr>
-        <w:t>Melera E et al.  ·  Clin Transplant  ·  Okt. 2026  ·  PMID 42839226</w:t>
+        <w:t>Habermann-Horstmeier L et al.  ·  J Transl Med  ·  28.09.2026  ·  PMID 42806383</w:t>
       </w:r>
     </w:p>
     <w:p>
       <w:r>
-        <w:t>Schweizer Einzelzentrum-Retrospektivstudie mit 953 aufeinanderfolgenden Nierenpatienten (150 adipös, BMI ≥30; 803 nicht adipös) von 1999 bis 2023 zur Auswirkung von Empfängeradipositas auf kurz- und langfristige Transplantationsergebnisse.</w:t>
+        <w:t>Querschnittsanalyse von 736 ME/CFS-Patienten untersuchte, wie Muskelprobleme mit anderen Symptomdomänen verknüpft sind und ob ein gemeinsamer pathophysiologischer Faktor dahintersteckt.</w:t>
       </w:r>
     </w:p>
     <w:p>
@@ -336,7 +336,7 @@
         <w:t xml:space="preserve">Ergebnis: </w:t>
       </w:r>
       <w:r>
-        <w:t>Adipöse Empfänger hatten höhere Raten von Operationsstellen-Infektionen (11 % vs. 3 %, p&lt;0,001), Gesamtinfektionen (29 % vs. 5 %, p&lt;0,001), Lymphozylen (18 % vs. 10 %, p=0,007), inkisionalen Hernien (10 % vs. 5 %, p=0,032) und verspäteter Transplantatalfunction (21 % vs. 14 %, p=0,024). Längerer Aufenthalt: 19 vs. 17 Tage (p=0,038). Patienten- und Transplantat-Überleben nach 7,3 Jahren gleich (Hazard Ratio 1,09 bzw. 0,92, p&gt;0,05). Adipositas sollte kein Kontraindikationskriterium sein.</w:t>
+        <w:t>Faktorenanalyse identifizierte einen latenten physiologischen Dysregulationsfaktor, dem Atemwegs-, Herz-Kreislauf-, Thermoregulations-, visuelle und grippeähnliche Symptome zuzurechnen sind (RMSEA 0,046, CFI 0,971). Muskelprobleme waren unabhängig mit Atembeschwerden (OR 2,49), Grippeähnlichkeit (OR 1,97) und Temperaturstörungen (OR 1,97) assoziiert. Befund unterstützt multiorganbeteiligung statt Einzelsymptomfokus.</w:t>
       </w:r>
     </w:p>
     <w:p>
@@ -351,7 +351,7 @@
         <w:rPr>
           <w:sz w:val="19"/>
         </w:rPr>
-        <w:t>Schweiz, vergleichbares Sozialsystem und Transplantationsstruktur wie Deutschland und DACH-Region.</w:t>
+        <w:t>Deutschland, Patientenregister, zeigt Mehrfacherkrankung als Kernmerkmal</w:t>
       </w:r>
     </w:p>
     <w:p>
@@ -360,7 +360,7 @@
           <w:color w:val="5A7D3A"/>
           <w:sz w:val="18"/>
         </w:rPr>
-        <w:t>https://pubmed.ncbi.nlm.nih.gov/42839226/</w:t>
+        <w:t>https://pubmed.ncbi.nlm.nih.gov/42806383/</w:t>
       </w:r>
     </w:p>
     <w:p>
@@ -368,7 +368,7 @@
         <w:pStyle w:val="Heading2"/>
       </w:pPr>
       <w:r>
-        <w:t>Typ-2-Diabetes: Nierenerkrankungsrate sank von 55,3 auf 43,7 pro 1000 Personenjahre</w:t>
+        <w:t>SGLT2-Inhibitoren reduzierten kardiovaskuläre Ereignisse und Nierenersatztherapie um 20–33 %</w:t>
       </w:r>
     </w:p>
     <w:p>
@@ -378,12 +378,12 @@
           <w:color w:val="666666"/>
           <w:sz w:val="18"/>
         </w:rPr>
-        <w:t>Lee CJ et al.  ·  Diabetes Obes Metab  ·  09.08.2026  ·  PMID 42571988</w:t>
+        <w:t>Österman J et al.  ·  Clin J Am Soc Nephrol  ·  01.10.2026  ·  PMID 42560763</w:t>
       </w:r>
     </w:p>
     <w:p>
       <w:r>
-        <w:t>Dänische Registeranalyse zur Prävalenz, Inzidenz und Mortalität der chronischen Nierenerkrankung bei 1,3 Millionen Personen mit Typ-1 und Typ-2-Diabetes zwischen 2016 und 2024.</w:t>
+        <w:t>Schwedische Kohortenstudie mit 32.856 Nierenkranken in nephrologischer Betreuung untersuchte Wirkung von SGLT2-Inhibitoren auf kardiovaskuläre und renale Outcomes in der Praxis.</w:t>
       </w:r>
     </w:p>
     <w:p>
@@ -394,7 +394,7 @@
         <w:t xml:space="preserve">Ergebnis: </w:t>
       </w:r>
       <w:r>
-        <w:t>Die Prävalenz der Nierenerkrankung stieg bei Typ-2-Diabetes von 24,8 % auf 37,3 %, die Inzidenz sank aber von 55,3 auf 43,7 pro 1000 Personenjahre (Hochaltrigkeit ≥70 Jahre: von 93,6 auf 74,3), die Mortalität blieb bei Patienten mit Nierenerkrankung erhöht. Das zeigt Prävention wirkt, Früherkennung aber lückenhaft.</w:t>
+        <w:t>SGLT2-Inhibitor-Anwender hatten niedrigeres Risiko für Major Adverse Cardiovascular Events (OR 0,80; KI 0,71–0,91) und Nierenersatztherapie (OR 0,67; KI 0,52–0,85). Kein Unterschied bei Gesamtsterblichkeit. Effekte konsistent über Subgruppen. Randomisierte Studienergebnisse bestätigen sich in der Regelversorgung.</w:t>
       </w:r>
     </w:p>
     <w:p>
@@ -409,7 +409,7 @@
         <w:rPr>
           <w:sz w:val="19"/>
         </w:rPr>
-        <w:t>Dänisches Register mit deutschen Strukturen vergleichbar, DMP-Daten könnten ähnliche Trends zeigen.</w:t>
+        <w:t>Skandinavien, vergleichbares System, Routinedaten nephrologischer Zentren</w:t>
       </w:r>
     </w:p>
     <w:p>
@@ -418,7 +418,7 @@
           <w:color w:val="5A7D3A"/>
           <w:sz w:val="18"/>
         </w:rPr>
-        <w:t>https://pubmed.ncbi.nlm.nih.gov/42571988/</w:t>
+        <w:t>https://pubmed.ncbi.nlm.nih.gov/42560763/</w:t>
       </w:r>
     </w:p>
     <w:sectPr>

--- a/download/studien-aktuell.docx
+++ b/download/studien-aktuell.docx
@@ -62,7 +62,7 @@
           <w:color w:val="666666"/>
           <w:sz w:val="18"/>
         </w:rPr>
-        <w:t>Stand: 10.10.2026  |  6 Studien  |  ncd.m-vf.de</w:t>
+        <w:t>Stand: 11.10.2026  |  6 Studien  |  ncd.m-vf.de</w:t>
       </w:r>
     </w:p>
     <w:p>
@@ -70,7 +70,7 @@
         <w:pStyle w:val="Heading1"/>
       </w:pPr>
       <w:r>
-        <w:t>Aufgenommen am 10.10.2026</w:t>
+        <w:t>Aufgenommen am 11.10.2026</w:t>
       </w:r>
     </w:p>
     <w:p>
@@ -78,7 +78,7 @@
         <w:pStyle w:val="Heading2"/>
       </w:pPr>
       <w:r>
-        <w:t>Kognitive Verhaltenstherapie reduzierte Müdigkeit und verbesserte Funktionsfähigkeit bei CFS nachhaltig</w:t>
+        <w:t>Urin-Dipstick-Test verbessert CKD-Screening durch Albumin-Kreatinin-Ratio</w:t>
       </w:r>
     </w:p>
     <w:p>
@@ -88,12 +88,12 @@
           <w:color w:val="666666"/>
           <w:sz w:val="18"/>
         </w:rPr>
-        <w:t>Jiang X et al.  ·  Medicine (Baltimore)  ·  09.10.2026  ·  PMID 42854071</w:t>
+        <w:t>Samaan F et al.  ·  BMC Nephrol  ·  03.09.2026  ·  PMID 42855677</w:t>
       </w:r>
     </w:p>
     <w:p>
       <w:r>
-        <w:t>Systematische Übersicht und Metaanalyse von 15 randomisierten Studien mit 2.270 CFS-Patienten prüfte Langzeiteffektivität von kognitiver Verhaltenstherapie auf Müdigkeit und Lebensqualität.</w:t>
+        <w:t>Brasilianische Pilotvalidierungsstudie an 410 Erwachsenen mit ≥1 CKD-Risikofaktor; Vergleich von zwei kommerziellen Urin-Dipsticks (Gesamtprotein vs. Albumin-Kreatinin-Ratio) gegen Referenzstandard quantitative UACR.</w:t>
       </w:r>
     </w:p>
     <w:p>
@@ -104,7 +104,7 @@
         <w:t xml:space="preserve">Ergebnis: </w:t>
       </w:r>
       <w:r>
-        <w:t>CBT reduzierte Müdigkeit postinterventionell (Chalder: SMD −0,44; KI −0,57 bis −0,32), verbesserte körperliche Funktionsfähigkeit (SMD 0,32; KI 0,23–0,41) und Psyche (Symptom Checklist 90: SMD −0,44). Nutzen blieben in Kurz- (≤6 Monate) und Langzeitfolge (6–24 Monate) bestehen (Müdigkeit SMD −0,35; KI −0,50 bis −0,19). Keine signifikanten Nebenwirkungen.</w:t>
+        <w:t>Albumin-Kreatinin-Dipstick (S12) zeigte höhere Sensitivität als Gesamtprotein-Dipstick (S10) für UACR ≥30 mg/g: 95% (95%-CI 92–98%) vs. 64% (57–71%; p&lt;0,001), für UACR 30–300 mg/g 56% vs. 36% (p=0,009), für UACR &gt;300 mg/g 95% vs. 79% (p=0,001). Hochrechnung auf 777.096 jährliche Routinetests: Ersatz würde 12.045 falsch-negative Fälle (86%) mit UACR ≥30 mg/g verhindern.</w:t>
       </w:r>
     </w:p>
     <w:p>
@@ -119,7 +119,7 @@
         <w:rPr>
           <w:sz w:val="19"/>
         </w:rPr>
-        <w:t>Metaanalyse internationaler Studien, Versorgungsevidenz, psychologische Verfahren</w:t>
+        <w:t>Brasilien, private Krankenversicherung; Screening-Ansatz auf primärversorgende Strukturen übertragbar</w:t>
       </w:r>
     </w:p>
     <w:p>
@@ -128,7 +128,7 @@
           <w:color w:val="5A7D3A"/>
           <w:sz w:val="18"/>
         </w:rPr>
-        <w:t>https://pubmed.ncbi.nlm.nih.gov/42854071/</w:t>
+        <w:t>https://pubmed.ncbi.nlm.nih.gov/42855677/</w:t>
       </w:r>
     </w:p>
     <w:p>
@@ -136,7 +136,7 @@
         <w:pStyle w:val="Heading2"/>
       </w:pPr>
       <w:r>
-        <w:t>Therapeutische Rahmenbedingungen für ME/CFS: Validierung und Vertrauensbildung durch erlebte Verbesserung</w:t>
+        <w:t>Semaglutid plus Dapagliflozin senkt HbA1c und Proteinurie bei Diabetes und CKD</w:t>
       </w:r>
     </w:p>
     <w:p>
@@ -146,12 +146,12 @@
           <w:color w:val="666666"/>
           <w:sz w:val="18"/>
         </w:rPr>
-        <w:t>Bakken AK et al.  ·  Int J Qual Stud Health Well-being  ·  31.12.2026  ·  PMID 42853299</w:t>
+        <w:t>Gong C et al.  ·  Medicine (Baltimore)  ·  09.10.2026  ·  PMID 42854065</w:t>
       </w:r>
     </w:p>
     <w:p>
       <w:r>
-        <w:t>Reflexive Themenanalyse von Fokusgruppen und Interviews mit 16 Fachpersonen aus 5 Berufen, die mit psychologisch-verhaltenswissenschaftlichen Methoden ME/CFS-Patienten behandeln.</w:t>
+        <w:t>Retrospektive chinesische Beobachtungsstudie an 126 Patienten mit Typ-2-Diabetes und CKD; Vergleich von Monotherapien (Semaglutid oder Dapagliflozin) mit Kombinationstherapie über 8 Wochen; Messung von Glukoseindizes, Nierenfunktion und Entzündungsmarkern.</w:t>
       </w:r>
     </w:p>
     <w:p>
@@ -162,7 +162,7 @@
         <w:t xml:space="preserve">Ergebnis: </w:t>
       </w:r>
       <w:r>
-        <w:t>Vier Kernthemen: (1) Patienten in ‚Niemandsland' treffen (Unsicherheitstoleranz), (2) erklärende ‚Karte' anbieten (Integration biologisch-psychosozial), (3) danach navigieren (Regulationsstörung vs. maladaptives Lernen), (4) Vertrauen bewahren (kontrastive Krankheitserzählungen). Validierung und Agenzystärkung zentral; körperlich erlebte Verbesserung kritisch für Vertrauensaufbau.</w:t>
+        <w:t>Kombinationstherapie zeigte signifikant stärkere Reduktionen: HbA1c -1,8% (Kombination) vs. -1,2% (Monotherapie), 24-h-Proteinurie -0,42 g/Tag (Kombination) vs. -0,28 g/Tag (Monotherapie), IL-6 und CRP stärker gesenkt. Klinische Ansprechrate höher in Kombinationsgruppe. Keine erhöhten Nebenwirkungen nach 8 Wochen. Befunde begrenzt durch retrospektives Design und kurze Beobachtungsdauer.</w:t>
       </w:r>
     </w:p>
     <w:p>
@@ -177,7 +177,7 @@
         <w:rPr>
           <w:sz w:val="19"/>
         </w:rPr>
-        <w:t>Qualitative Versorgungsforschung, Norwegen, Anwendbarkeit für Patient-Provider-Modelle</w:t>
+        <w:t>China, ähnliche Mehrfacherkrankungen; kurze Beobachtung, längerfristige Effekte unklar</w:t>
       </w:r>
     </w:p>
     <w:p>
@@ -186,7 +186,7 @@
           <w:color w:val="5A7D3A"/>
           <w:sz w:val="18"/>
         </w:rPr>
-        <w:t>https://pubmed.ncbi.nlm.nih.gov/42853299/</w:t>
+        <w:t>https://pubmed.ncbi.nlm.nih.gov/42854065/</w:t>
       </w:r>
     </w:p>
     <w:p>
@@ -194,7 +194,7 @@
         <w:pStyle w:val="Heading2"/>
       </w:pPr>
       <w:r>
-        <w:t>Schwangerschaftskomplikationen erhöhen Risiko für Herz-, Nieren- und Stoffwechselerkrankungen deutlich</w:t>
+        <w:t>Lungenvolumenreduktion bei Antikoagulation sicher durchführbar</w:t>
       </w:r>
     </w:p>
     <w:p>
@@ -204,12 +204,12 @@
           <w:color w:val="666666"/>
           <w:sz w:val="18"/>
         </w:rPr>
-        <w:t>Wambua S et al.  ·  BMJ Med  ·  06.10.2026  ·  PMID 42851766</w:t>
+        <w:t>Aleem MS et al.  ·  COPD  ·  27.09.2026  ·  PMID 42852569</w:t>
       </w:r>
     </w:p>
     <w:p>
       <w:r>
-        <w:t>Kohortenstudie mit 1,4 Millionen Frauen in England untersuchte, ob Schwangerschaftskomplikationen das spätere Risiko für Herz-Kreislauf-, Stoffwechsel- und Nierenerkrankungen erhöhen.</w:t>
+        <w:t>Retrospektive US-Datenbankanalyse der National Inpatient Sample (2016–2023) an 16.340 gewichteten Bronchoskopie-Hospitalisierungen mit Lungenvolumenreduktion; 7,8% erhielten chronische Antikoagulation; Vergleich von Blutungs- und anderen Komplikationen.</w:t>
       </w:r>
     </w:p>
     <w:p>
@@ -220,7 +220,7 @@
         <w:t xml:space="preserve">Ergebnis: </w:t>
       </w:r>
       <w:r>
-        <w:t>Gestationshypertonie und Präeklampsie verdreifachten das Hypertonierisiko und verdoppelten das Nierenerkrankungsrisiko. Gestationsdiabetes erhöhte das Typ-2-Diabetes-Risiko um das Siebenfache. Postnatale Depression erhöhte alle vier Endpunkte um 35–56 % (z. B. Hypertonie HR 1,36; KI 1,33–1,40). Diese Erkenntnisse ermöglichen Früherkennung von Frauen mit hohem Risiko.</w:t>
+        <w:t>Antikoagulierte Patienten: Hämothorax 2,7% vs. 1,1% (nicht-antikoaguliert), Lungenblutung 7,1% vs. 4,7%, jedoch nach multivariater Analyse kein signifikanter unabhängiger Unterschied. Keine signifikanten Unterschiede in Mortalität, Pneumothorax oder Krankenhausverweildauer. Die Studie zeigt, dass Lungenvolumenreduktion auch bei antikoagulierten COPD-Patienten mit vergleichbaren Kurzzeitergebnissen durchführbar ist.</w:t>
       </w:r>
     </w:p>
     <w:p>
@@ -235,7 +235,7 @@
         <w:rPr>
           <w:sz w:val="19"/>
         </w:rPr>
-        <w:t>UK-Daten, vergleichbare GKV-Dokumentation, prädiktive Stratifizierung möglich</w:t>
+        <w:t>USA-Krankenhauskodierungsdaten; Procedere übertragbar, Finanzierungsstrukturen unterscheiden sich</w:t>
       </w:r>
     </w:p>
     <w:p>
@@ -244,7 +244,7 @@
           <w:color w:val="5A7D3A"/>
           <w:sz w:val="18"/>
         </w:rPr>
-        <w:t>https://pubmed.ncbi.nlm.nih.gov/42851766/</w:t>
+        <w:t>https://pubmed.ncbi.nlm.nih.gov/42852569/</w:t>
       </w:r>
     </w:p>
     <w:p>
@@ -252,7 +252,7 @@
         <w:pStyle w:val="Heading2"/>
       </w:pPr>
       <w:r>
-        <w:t>Schwedisches Nierenchronikerregister: Echtzeit-Überwachung der Nierenersatztherapie auf nationaler Ebene</w:t>
+        <w:t>Symptombelastung und Exazerbationen prägen Lebensqualität bei Alpha-1-Antitrypsinmangel</w:t>
       </w:r>
     </w:p>
     <w:p>
@@ -262,12 +262,12 @@
           <w:color w:val="666666"/>
           <w:sz w:val="18"/>
         </w:rPr>
-        <w:t>Rydell H et al.  ·  Lakartidningen  ·  08.10.2026  ·  PMID 42847836</w:t>
+        <w:t>Aljama C et al.  ·  Pulmonology  ·  07.10.2026  ·  PMID 42841174</w:t>
       </w:r>
     </w:p>
     <w:p>
       <w:r>
-        <w:t>Beschreibung des schwedischen Nierenregisters, das über 90.000 Patienten vom Diagnosebereich bis zur Transplantation verfolgt und als Versorgungsmonitor fungiert.</w:t>
+        <w:t>Europäische Querschnittsstudie aus dem EARCO-Register an 1710 Pi*ZZ-Patienten; Messung der gesundheitsbezogenen Lebensqualität (EQ-5D); Identifikation von Faktoren, die Lebensqualität beeinflussen.</w:t>
       </w:r>
     </w:p>
     <w:p>
@@ -278,7 +278,7 @@
         <w:t xml:space="preserve">Ergebnis: </w:t>
       </w:r>
       <w:r>
-        <w:t>Das Register erfasst alle 9 Nephrologieabteilungen Schwedens mit hoher Datenqualität. Es ermöglicht Echtzeitüberwachung fortlaufender therapeutischer Entwicklungen – etwa rasch evolvierende Anti-CKD-Therapien und spezifische Diagnose-Therapien – und identifiziert Versorgungslücken systematisch.</w:t>
+        <w:t>Mittleres EQ-5D-Index 0,82±0,22; Patienten mit COPD hatten signifikant schlechtere Werte (0,75±0,24 vs. 0,90±0,16; p&lt;0,001). In multivariater Analyse: höhere Symptombelastung (CAT, mMRC), Langzeitsauerstofftherapie, Arbeitslosigkeit, Exazerbationen, Bronchiektasen und niedrigeres Bildungsniveau waren unabhängig mit schlechterer Lebensqualität assoziiert. Symptombelastung und Exazerbationen waren stärkere Determinanten der Lebensqualität als Lungenfunktion allein.</w:t>
       </w:r>
     </w:p>
     <w:p>
@@ -293,7 +293,7 @@
         <w:rPr>
           <w:sz w:val="19"/>
         </w:rPr>
-        <w:t>Skandinavien, hochstrukturiertes nationales Register, Modell für Versorgungsmonitoring</w:t>
+        <w:t>Europäische Multizenterstudie (Spanien, Schweden, UK, Dänemark, Schweiz, Portugal, Italien, Frankreich, Tschechien), vergleichbare Gesundheitssysteme</w:t>
       </w:r>
     </w:p>
     <w:p>
@@ -302,7 +302,7 @@
           <w:color w:val="5A7D3A"/>
           <w:sz w:val="18"/>
         </w:rPr>
-        <w:t>https://pubmed.ncbi.nlm.nih.gov/42847836/</w:t>
+        <w:t>https://pubmed.ncbi.nlm.nih.gov/42841174/</w:t>
       </w:r>
     </w:p>
     <w:p>
@@ -310,7 +310,7 @@
         <w:pStyle w:val="Heading2"/>
       </w:pPr>
       <w:r>
-        <w:t>ME/CFS zeigt latente physiologische Dysregulation über Atemwegs-, kardiovaskuläre und Thermoregulationsstörungen</w:t>
+        <w:t>KRT verbesserte Überleben bei über 80-jährigen mit fortgeschrittener Nierenerkrankung</w:t>
       </w:r>
     </w:p>
     <w:p>
@@ -320,12 +320,12 @@
           <w:color w:val="666666"/>
           <w:sz w:val="18"/>
         </w:rPr>
-        <w:t>Habermann-Horstmeier L et al.  ·  J Transl Med  ·  28.09.2026  ·  PMID 42806383</w:t>
+        <w:t>Gómez-Rojas I et al.  ·  J Nephrol  ·  10.10.2026  ·  PMID 42634179</w:t>
       </w:r>
     </w:p>
     <w:p>
       <w:r>
-        <w:t>Querschnittsanalyse von 736 ME/CFS-Patienten untersuchte, wie Muskelprobleme mit anderen Symptomdomänen verknüpft sind und ob ein gemeinsamer pathophysiologischer Faktor dahintersteckt.</w:t>
+        <w:t>Spanische Multizenterstudie an 492 Patienten über 80 Jahren mit eGFR &lt;15 mL/min/1,73 m², die konservative Therapie oder Nierenersatztherapie erhielten; Vergleich von Sterblichkeit und Krankenhausaufenthalten.</w:t>
       </w:r>
     </w:p>
     <w:p>
@@ -336,7 +336,7 @@
         <w:t xml:space="preserve">Ergebnis: </w:t>
       </w:r>
       <w:r>
-        <w:t>Faktorenanalyse identifizierte einen latenten physiologischen Dysregulationsfaktor, dem Atemwegs-, Herz-Kreislauf-, Thermoregulations-, visuelle und grippeähnliche Symptome zuzurechnen sind (RMSEA 0,046, CFI 0,971). Muskelprobleme waren unabhängig mit Atembeschwerden (OR 2,49), Grippeähnlichkeit (OR 1,97) und Temperaturstörungen (OR 1,97) assoziiert. Befund unterstützt multiorganbeteiligung statt Einzelsymptomfokus.</w:t>
+        <w:t>262 Patienten (53,3%) wählten konservative Therapie, 230 (46,7%) begannen Nierenersatztherapie. Konservative Therapie war unabhängig mit höherer Mortalität assoziiert (HR 2,554; p&lt;0,001). Bei geplanter (nicht dringlicher) Nierenersatztherapie bessere Prognose als bei dringlicher Einleitung. Bei erwarteter Überlebensdauer &lt;12 Monate ähnliche Ergebnisse in beiden Gruppen. Die Studie zeigt, dass strukturierte Nierenersatztherapie auch bei sehr alten Patienten mit fortgeschrittener CKD Überlebensvorteil bringt, sofern nicht dringlich eingeleitet.</w:t>
       </w:r>
     </w:p>
     <w:p>
@@ -351,7 +351,7 @@
         <w:rPr>
           <w:sz w:val="19"/>
         </w:rPr>
-        <w:t>Deutschland, Patientenregister, zeigt Mehrfacherkrankung als Kernmerkmal</w:t>
+        <w:t>Spanische Klinikdaten, vergleichbares Versicherungssystem zur deutschen Versorgung</w:t>
       </w:r>
     </w:p>
     <w:p>
@@ -360,7 +360,7 @@
           <w:color w:val="5A7D3A"/>
           <w:sz w:val="18"/>
         </w:rPr>
-        <w:t>https://pubmed.ncbi.nlm.nih.gov/42806383/</w:t>
+        <w:t>https://pubmed.ncbi.nlm.nih.gov/42634179/</w:t>
       </w:r>
     </w:p>
     <w:p>
@@ -368,7 +368,7 @@
         <w:pStyle w:val="Heading2"/>
       </w:pPr>
       <w:r>
-        <w:t>SGLT2-Inhibitoren reduzierten kardiovaskuläre Ereignisse und Nierenersatztherapie um 20–33 %</w:t>
+        <w:t>Self-Management bei Nierenerkrankung: Hürden im NHS-System</w:t>
       </w:r>
     </w:p>
     <w:p>
@@ -378,12 +378,12 @@
           <w:color w:val="666666"/>
           <w:sz w:val="18"/>
         </w:rPr>
-        <w:t>Österman J et al.  ·  Clin J Am Soc Nephrol  ·  01.10.2026  ·  PMID 42560763</w:t>
+        <w:t>Patel NA et al.  ·  J Nephrol  ·  10.10.2026  ·  PMID 42598916</w:t>
       </w:r>
     </w:p>
     <w:p>
       <w:r>
-        <w:t>Schwedische Kohortenstudie mit 32.856 Nierenkranken in nephrologischer Betreuung untersuchte Wirkung von SGLT2-Inhibitoren auf kardiovaskuläre und renale Outcomes in der Praxis.</w:t>
+        <w:t>Qualitative Studie mit 42 UK-Fachkräften des NHS zu deren Sicht auf Self-Management-Unterstützung bei Nierenerkrankung; Erkundung von Barrieren und Ressourcenbedarf in der Routinepraxis.</w:t>
       </w:r>
     </w:p>
     <w:p>
@@ -394,7 +394,7 @@
         <w:t xml:space="preserve">Ergebnis: </w:t>
       </w:r>
       <w:r>
-        <w:t>SGLT2-Inhibitor-Anwender hatten niedrigeres Risiko für Major Adverse Cardiovascular Events (OR 0,80; KI 0,71–0,91) und Nierenersatztherapie (OR 0,67; KI 0,52–0,85). Kein Unterschied bei Gesamtsterblichkeit. Effekte konsistent über Subgruppen. Randomisierte Studienergebnisse bestätigen sich in der Regelversorgung.</w:t>
+        <w:t>Vier übergeordnete Themen identifiziert: (1) Unzureichende Unterstützung durch NHS-Struktur für Self-Management, (2) Notwendigkeit personalisierter Ansätze, (3) Mangel an zugänglichen Self-Management-Ressourcen, (4) Forderung nach Gesundheitsgerechtigkeit. Fachkräfte berichten, dass strukturierte, evidenzbasierte Interventionen für Self-Management fehlen und dass individuelle Bedürfnisse nicht adäquat berücksichtigt werden.</w:t>
       </w:r>
     </w:p>
     <w:p>
@@ -409,7 +409,7 @@
         <w:rPr>
           <w:sz w:val="19"/>
         </w:rPr>
-        <w:t>Skandinavien, vergleichbares System, Routinedaten nephrologischer Zentren</w:t>
+        <w:t>Großbritannien, NHS-System; Koordinierungsprobleme sind übertragbar auf deutsche Praxen</w:t>
       </w:r>
     </w:p>
     <w:p>
@@ -418,7 +418,7 @@
           <w:color w:val="5A7D3A"/>
           <w:sz w:val="18"/>
         </w:rPr>
-        <w:t>https://pubmed.ncbi.nlm.nih.gov/42560763/</w:t>
+        <w:t>https://pubmed.ncbi.nlm.nih.gov/42598916/</w:t>
       </w:r>
     </w:p>
     <w:sectPr>

--- a/download/studien-aktuell.docx
+++ b/download/studien-aktuell.docx
@@ -62,7 +62,7 @@
           <w:color w:val="666666"/>
           <w:sz w:val="18"/>
         </w:rPr>
-        <w:t>Stand: 11.10.2026  |  6 Studien  |  ncd.m-vf.de</w:t>
+        <w:t>Stand: 12.10.2026  |  6 Studien  |  ncd.m-vf.de</w:t>
       </w:r>
     </w:p>
     <w:p>
@@ -70,7 +70,7 @@
         <w:pStyle w:val="Heading1"/>
       </w:pPr>
       <w:r>
-        <w:t>Aufgenommen am 11.10.2026</w:t>
+        <w:t>Aufgenommen am 12.10.2026</w:t>
       </w:r>
     </w:p>
     <w:p>
@@ -78,7 +78,7 @@
         <w:pStyle w:val="Heading2"/>
       </w:pPr>
       <w:r>
-        <w:t>Urin-Dipstick-Test verbessert CKD-Screening durch Albumin-Kreatinin-Ratio</w:t>
+        <w:t>Sturzrisiko bei COPD: Gleichgewichtsstörungen stärker assoziiert als Muskelschwäche</w:t>
       </w:r>
     </w:p>
     <w:p>
@@ -88,12 +88,12 @@
           <w:color w:val="666666"/>
           <w:sz w:val="18"/>
         </w:rPr>
-        <w:t>Samaan F et al.  ·  BMC Nephrol  ·  03.09.2026  ·  PMID 42855677</w:t>
+        <w:t>Zangi M et al.  ·  Int J Chron Obstruct Pulmon Dis  ·  06.10.2026  ·  PMID 42859794</w:t>
       </w:r>
     </w:p>
     <w:p>
       <w:r>
-        <w:t>Brasilianische Pilotvalidierungsstudie an 410 Erwachsenen mit ≥1 CKD-Risikofaktor; Vergleich von zwei kommerziellen Urin-Dipsticks (Gesamtprotein vs. Albumin-Kreatinin-Ratio) gegen Referenzstandard quantitative UACR.</w:t>
+        <w:t>Systematische Übersicht von 25 Studien mit 1.295 Teilnehmenden zu Zusammenhängen zwischen neuromuskulären Faktoren, Balance, Gangcharakteristika und Sturzereignissen bei COPD.</w:t>
       </w:r>
     </w:p>
     <w:p>
@@ -104,7 +104,7 @@
         <w:t xml:space="preserve">Ergebnis: </w:t>
       </w:r>
       <w:r>
-        <w:t>Albumin-Kreatinin-Dipstick (S12) zeigte höhere Sensitivität als Gesamtprotein-Dipstick (S10) für UACR ≥30 mg/g: 95% (95%-CI 92–98%) vs. 64% (57–71%; p&lt;0,001), für UACR 30–300 mg/g 56% vs. 36% (p=0,009), für UACR &gt;300 mg/g 95% vs. 79% (p=0,001). Hochrechnung auf 777.096 jährliche Routinetests: Ersatz würde 12.045 falsch-negative Fälle (86%) mit UACR ≥30 mg/g verhindern.</w:t>
+        <w:t>17 von 25 Studien zeigten signifikante Assoziationen zwischen Studienparametern und Sturzrisiko. Gleichgewichtsstörungen wiesen die konsistenteste Beziehung auf (14 von 17 Studien mit positiven Assoziationen). Die Evidenz für Muskelkraft war gemischt: Während einige Studien Quadrizeps-Schwäche mit erhöhtem Sturzrisiko verbanden (Odds Ratio 2,9 in einer Studie), fanden andere keine signifikante Assoziation. Veränderte Gangcharakteristika, insbesondere erhöhte Schrittzeit-Variabilität, wurden ebenfalls mit Stürzen assoziiert.</w:t>
       </w:r>
     </w:p>
     <w:p>
@@ -119,7 +119,7 @@
         <w:rPr>
           <w:sz w:val="19"/>
         </w:rPr>
-        <w:t>Brasilien, private Krankenversicherung; Screening-Ansatz auf primärversorgende Strukturen übertragbar</w:t>
+        <w:t>Deutsche Rehaeinrichtungen, weit verbreitet in COPD-Versorgung; prospektive Studien zur Kausalität noch ausstehend.</w:t>
       </w:r>
     </w:p>
     <w:p>
@@ -128,7 +128,7 @@
           <w:color w:val="5A7D3A"/>
           <w:sz w:val="18"/>
         </w:rPr>
-        <w:t>https://pubmed.ncbi.nlm.nih.gov/42855677/</w:t>
+        <w:t>https://pubmed.ncbi.nlm.nih.gov/42859794/</w:t>
       </w:r>
     </w:p>
     <w:p>
@@ -136,7 +136,7 @@
         <w:pStyle w:val="Heading2"/>
       </w:pPr>
       <w:r>
-        <w:t>Semaglutid plus Dapagliflozin senkt HbA1c und Proteinurie bei Diabetes und CKD</w:t>
+        <w:t>Mehrfacherkrankung verschlechtert Lebensqualität in Dosis-Wirkungs-Beziehung</w:t>
       </w:r>
     </w:p>
     <w:p>
@@ -146,12 +146,12 @@
           <w:color w:val="666666"/>
           <w:sz w:val="18"/>
         </w:rPr>
-        <w:t>Gong C et al.  ·  Medicine (Baltimore)  ·  09.10.2026  ·  PMID 42854065</w:t>
+        <w:t>Manríquez-Robles D et al.  ·  Qual Life Res  ·  10.10.2026  ·  PMID 42859314</w:t>
       </w:r>
     </w:p>
     <w:p>
       <w:r>
-        <w:t>Retrospektive chinesische Beobachtungsstudie an 126 Patienten mit Typ-2-Diabetes und CKD; Vergleich von Monotherapien (Semaglutid oder Dapagliflozin) mit Kombinationstherapie über 8 Wochen; Messung von Glukoseindizes, Nierenfunktion und Entzündungsmarkern.</w:t>
+        <w:t>Bevölkerungsrepräsentative chilenische Stichprobe (n=16.469) zur Identifikation von Mehrfacherkrankungs-Profilen und deren Zusammenhang mit globaler Lebensqualität mittels Latent-Class-Analyse und Strukturgleichungsmodellierung.</w:t>
       </w:r>
     </w:p>
     <w:p>
@@ -162,7 +162,7 @@
         <w:t xml:space="preserve">Ergebnis: </w:t>
       </w:r>
       <w:r>
-        <w:t>Kombinationstherapie zeigte signifikant stärkere Reduktionen: HbA1c -1,8% (Kombination) vs. -1,2% (Monotherapie), 24-h-Proteinurie -0,42 g/Tag (Kombination) vs. -0,28 g/Tag (Monotherapie), IL-6 und CRP stärker gesenkt. Klinische Ansprechrate höher in Kombinationsgruppe. Keine erhöhten Nebenwirkungen nach 8 Wochen. Befunde begrenzt durch retrospektives Design und kurze Beobachtungsdauer.</w:t>
+        <w:t>Drei Klassen wurden identifiziert: niedrige Belastung (untere Gruppe), mittlere Belastung (58,5%) und hohe Belastung (15,0%). Globale Lebensqualität war bei Personen mit mittlerer Belastung um β=-0,132 (p&lt;0,001) und bei hoher Belastung um β=-0,341 (p&lt;0,001) niedriger als in der Referenzgruppe. Schulbildung (β=0,142) und Haushaltseinkommen (β=0,139) waren positiv mit Lebensqualität assoziiert. Mehrfacherkrankung und funktionale Einschränkung waren die stärksten Differenzierungsmerkmale der Profile.</w:t>
       </w:r>
     </w:p>
     <w:p>
@@ -177,7 +177,7 @@
         <w:rPr>
           <w:sz w:val="19"/>
         </w:rPr>
-        <w:t>China, ähnliche Mehrfacherkrankungen; kurze Beobachtung, längerfristige Effekte unklar</w:t>
+        <w:t>Lateinamerika; ähnliche Sozialversicherungsstruktur wie deutschsprachige Länder; vergleichbare Erfassung chronischer Erkrankungen.</w:t>
       </w:r>
     </w:p>
     <w:p>
@@ -186,7 +186,7 @@
           <w:color w:val="5A7D3A"/>
           <w:sz w:val="18"/>
         </w:rPr>
-        <w:t>https://pubmed.ncbi.nlm.nih.gov/42854065/</w:t>
+        <w:t>https://pubmed.ncbi.nlm.nih.gov/42859314/</w:t>
       </w:r>
     </w:p>
     <w:p>
@@ -194,7 +194,7 @@
         <w:pStyle w:val="Heading2"/>
       </w:pPr>
       <w:r>
-        <w:t>Lungenvolumenreduktion bei Antikoagulation sicher durchführbar</w:t>
+        <w:t>Körperzusammensetzung bei älteren Menschen: Fettmasse stärker mit Hypertonie assoziiert als BMI allein</w:t>
       </w:r>
     </w:p>
     <w:p>
@@ -204,12 +204,12 @@
           <w:color w:val="666666"/>
           <w:sz w:val="18"/>
         </w:rPr>
-        <w:t>Aleem MS et al.  ·  COPD  ·  27.09.2026  ·  PMID 42852569</w:t>
+        <w:t>Wei M et al.  ·  Front Public Health  ·  24.09.2026  ·  PMID 42851637</w:t>
       </w:r>
     </w:p>
     <w:p>
       <w:r>
-        <w:t>Retrospektive US-Datenbankanalyse der National Inpatient Sample (2016–2023) an 16.340 gewichteten Bronchoskopie-Hospitalisierungen mit Lungenvolumenreduktion; 7,8% erhielten chronische Antikoagulation; Vergleich von Blutungs- und anderen Komplikationen.</w:t>
+        <w:t>Chinesische Querschnittsstudie mit 324 älteren Erwachsenen (≥65 Jahre) zur Messung der Körperzusammensetzung mittels InBody-Analysegerät und Assoziation mit Hypertonie, Dyslipidämie und Diabetes.</w:t>
       </w:r>
     </w:p>
     <w:p>
@@ -220,7 +220,7 @@
         <w:t xml:space="preserve">Ergebnis: </w:t>
       </w:r>
       <w:r>
-        <w:t>Antikoagulierte Patienten: Hämothorax 2,7% vs. 1,1% (nicht-antikoaguliert), Lungenblutung 7,1% vs. 4,7%, jedoch nach multivariater Analyse kein signifikanter unabhängiger Unterschied. Keine signifikanten Unterschiede in Mortalität, Pneumothorax oder Krankenhausverweildauer. Die Studie zeigt, dass Lungenvolumenreduktion auch bei antikoagulierten COPD-Patienten mit vergleichbaren Kurzzeitergebnissen durchführbar ist.</w:t>
+        <w:t>Prävalenzen: Hypertonie 62,3%, Dyslipidämie 53,7%, Diabetes 19,8%. Signifikante Geschlechts- und Altersunterschiede: Frauen hatten höheren Körperfettanteil (PBF) und niedrigere Skelettmuskelmasse (SMM), Personen ≥75 Jahre niedrigere SMM und höheres PBF. Multivariate Regressionen zeigten: höheres PBF und höheres Viszeralfett (VFL) unabhängig mit Hypertonie assoziiert; niedrigere SMM und höheres PBF mit Dyslipidämie; höheres PBF, niedrigere SMM und höherer Rumpffettanteil mit Diabetes. Assoziationen zeigten Heterogenität nach Geschlecht und Alter: Überschüssiges Körperfett prominenter bei Frauen, niedrige SMM stärker bei älteren Altersgruppen.</w:t>
       </w:r>
     </w:p>
     <w:p>
@@ -235,7 +235,7 @@
         <w:rPr>
           <w:sz w:val="19"/>
         </w:rPr>
-        <w:t>USA-Krankenhauskodierungsdaten; Procedere übertragbar, Finanzierungsstrukturen unterscheiden sich</w:t>
+        <w:t>China; ähnliche demografische Struktur und Mehrfacherkrankungs-Muster wie alternde deutsche Bevölkerung.</w:t>
       </w:r>
     </w:p>
     <w:p>
@@ -244,7 +244,7 @@
           <w:color w:val="5A7D3A"/>
           <w:sz w:val="18"/>
         </w:rPr>
-        <w:t>https://pubmed.ncbi.nlm.nih.gov/42852569/</w:t>
+        <w:t>https://pubmed.ncbi.nlm.nih.gov/42851637/</w:t>
       </w:r>
     </w:p>
     <w:p>
@@ -252,7 +252,7 @@
         <w:pStyle w:val="Heading2"/>
       </w:pPr>
       <w:r>
-        <w:t>Symptombelastung und Exazerbationen prägen Lebensqualität bei Alpha-1-Antitrypsinmangel</w:t>
+        <w:t>Nierenfunktionsstörung bei indigener Bevölkerung: Machine Learning identifiziert Hochrisiko-Profile für Screening</w:t>
       </w:r>
     </w:p>
     <w:p>
@@ -262,12 +262,12 @@
           <w:color w:val="666666"/>
           <w:sz w:val="18"/>
         </w:rPr>
-        <w:t>Aljama C et al.  ·  Pulmonology  ·  07.10.2026  ·  PMID 42841174</w:t>
+        <w:t>Kshatri JS et al.  ·  Indian J Med Res  ·  Aug. 2026  ·  PMID 42851230</w:t>
       </w:r>
     </w:p>
     <w:p>
       <w:r>
-        <w:t>Europäische Querschnittsstudie aus dem EARCO-Register an 1710 Pi*ZZ-Patienten; Messung der gesundheitsbezogenen Lebensqualität (EQ-5D); Identifikation von Faktoren, die Lebensqualität beeinflussen.</w:t>
+        <w:t>Sekundäranalyse der Odisha Tribal Family Health Survey mit 19.703 erwachsenen Angehörigen von 53 indigenen Gemeinschaften zur Prävalenz eingeschränkter Nierenfunktion (eGFR &lt;90) und Entwicklung von Deep-Neural-Network- und XGBoost-Vorhersagemodellen.</w:t>
       </w:r>
     </w:p>
     <w:p>
@@ -278,7 +278,7 @@
         <w:t xml:space="preserve">Ergebnis: </w:t>
       </w:r>
       <w:r>
-        <w:t>Mittleres EQ-5D-Index 0,82±0,22; Patienten mit COPD hatten signifikant schlechtere Werte (0,75±0,24 vs. 0,90±0,16; p&lt;0,001). In multivariater Analyse: höhere Symptombelastung (CAT, mMRC), Langzeitsauerstofftherapie, Arbeitslosigkeit, Exazerbationen, Bronchiektasen und niedrigeres Bildungsniveau waren unabhängig mit schlechterer Lebensqualität assoziiert. Symptombelastung und Exazerbationen waren stärkere Determinanten der Lebensqualität als Lungenfunktion allein.</w:t>
+        <w:t>Gesamtprävalenz eingeschränkter Nierenfunktion 24,8% (95%-KI 23,8-25,9): davon 16,6% mild, 6,4% moderat, 1,5% schwer, 0,3% Nierenversagen. Prävalenz stieg mit Alter (5,6% bei 18-30 Jahren vs. 79,4% bei &gt;70 Jahren). Deep-Neural-Network-Modell: Genauigkeit 0,78, Recall 0,69 (verbessert auf 0,78 bei Schwellenwert 0,4). SHAP-Analyse identifizierte Alter, Hypertonie, Diabetes, Tabak- und Alkoholkonsum sowie niedrige Ernährungsdiversität als Schlüsselprädikatoren. Decision-Curve-Analyse deutete auf Nutzen ML-basierter gezielter Screenings hin.</w:t>
       </w:r>
     </w:p>
     <w:p>
@@ -293,7 +293,7 @@
         <w:rPr>
           <w:sz w:val="19"/>
         </w:rPr>
-        <w:t>Europäische Multizenterstudie (Spanien, Schweden, UK, Dänemark, Schweiz, Portugal, Italien, Frankreich, Tschechien), vergleichbare Gesundheitssysteme</w:t>
+        <w:t>Südasien mit extremem Ressourcenmangel; ML-Modelle könnten auch in ähnlich ressourcenlimitierten deutschen Settings (ländliche Regionen) einsetzbar sein.</w:t>
       </w:r>
     </w:p>
     <w:p>
@@ -302,7 +302,7 @@
           <w:color w:val="5A7D3A"/>
           <w:sz w:val="18"/>
         </w:rPr>
-        <w:t>https://pubmed.ncbi.nlm.nih.gov/42841174/</w:t>
+        <w:t>https://pubmed.ncbi.nlm.nih.gov/42851230/</w:t>
       </w:r>
     </w:p>
     <w:p>
@@ -310,7 +310,7 @@
         <w:pStyle w:val="Heading2"/>
       </w:pPr>
       <w:r>
-        <w:t>KRT verbesserte Überleben bei über 80-jährigen mit fortgeschrittener Nierenerkrankung</w:t>
+        <w:t>Post-Lyme-Syndrom nach Antibiotika: Kliniker identifizieren weniger Fälle als Patienten-Fragebögen</w:t>
       </w:r>
     </w:p>
     <w:p>
@@ -320,12 +320,12 @@
           <w:color w:val="666666"/>
           <w:sz w:val="18"/>
         </w:rPr>
-        <w:t>Gómez-Rojas I et al.  ·  J Nephrol  ·  10.10.2026  ·  PMID 42634179</w:t>
+        <w:t>Yu H et al.  ·  Pathogens  ·  01.08.2026  ·  PMID 42654748</w:t>
       </w:r>
     </w:p>
     <w:p>
       <w:r>
-        <w:t>Spanische Multizenterstudie an 492 Patienten über 80 Jahren mit eGFR &lt;15 mL/min/1,73 m², die konservative Therapie oder Nierenersatztherapie erhielten; Vergleich von Sterblichkeit und Krankenhausaufenthalten.</w:t>
+        <w:t>Prospektive europäische Multiländer-Studie (Frankreich, Deutschland, Polen, Österreich, Skandinavien, Slowenien) zur Prävalenz und Klassifikation von Post-Behandlungs-Lyme-Borreliose-Syndrom (PTLDS) anhand klinischer Bewertung versus Patient-Reported Outcomes (n=242 mit kompletter Antibiotikabehandlung).</w:t>
       </w:r>
     </w:p>
     <w:p>
@@ -336,7 +336,7 @@
         <w:t xml:space="preserve">Ergebnis: </w:t>
       </w:r>
       <w:r>
-        <w:t>262 Patienten (53,3%) wählten konservative Therapie, 230 (46,7%) begannen Nierenersatztherapie. Konservative Therapie war unabhängig mit höherer Mortalität assoziiert (HR 2,554; p&lt;0,001). Bei geplanter (nicht dringlicher) Nierenersatztherapie bessere Prognose als bei dringlicher Einleitung. Bei erwarteter Überlebensdauer &lt;12 Monate ähnliche Ergebnisse in beiden Gruppen. Die Studie zeigt, dass strukturierte Nierenersatztherapie auch bei sehr alten Patienten mit fortgeschrittener CKD Überlebensvorteil bringt, sofern nicht dringlich eingeleitet.</w:t>
+        <w:t>299 Patienten (40,9%) berichteten ≥1 Symptom (Müdigkeit, Muskel-Skelett-Schmerz oder kognitives Defizit) 10 Monate nach Diagnose. 15 Patienten (6,2%) erfüllten PTLDS-Kriterien nach klinischer oder Fragebogen-Bewertung; 4 (1,7%) erfüllten beide Kriterien. Fragebogen-PTLDS und Patienten mit persistierenden Symptomen berichteten höhere Symptomschweregrad und schlechtere physische Funktion als klinisch diagnostiziertes PTLDS, was darauf hindeutet, dass unterschiedliche Bewertungsmethoden teilweise unterschiedliche Patientengruppen erfassen.</w:t>
       </w:r>
     </w:p>
     <w:p>
@@ -351,7 +351,7 @@
         <w:rPr>
           <w:sz w:val="19"/>
         </w:rPr>
-        <w:t>Spanische Klinikdaten, vergleichbares Versicherungssystem zur deutschen Versorgung</w:t>
+        <w:t>Europäische Mehrzenterdaten; direkt auf Deutschland und deutschsprachigen Raum übertragbar.</w:t>
       </w:r>
     </w:p>
     <w:p>
@@ -360,7 +360,7 @@
           <w:color w:val="5A7D3A"/>
           <w:sz w:val="18"/>
         </w:rPr>
-        <w:t>https://pubmed.ncbi.nlm.nih.gov/42634179/</w:t>
+        <w:t>https://pubmed.ncbi.nlm.nih.gov/42654748/</w:t>
       </w:r>
     </w:p>
     <w:p>
@@ -368,7 +368,7 @@
         <w:pStyle w:val="Heading2"/>
       </w:pPr>
       <w:r>
-        <w:t>Self-Management bei Nierenerkrankung: Hürden im NHS-System</w:t>
+        <w:t>Erektile Dysfunktion bei COPD: 87,5% Prävalenz; Dyslipidämie und Airflow-Limitation sind unabhängige Prädiktoren</w:t>
       </w:r>
     </w:p>
     <w:p>
@@ -378,12 +378,12 @@
           <w:color w:val="666666"/>
           <w:sz w:val="18"/>
         </w:rPr>
-        <w:t>Patel NA et al.  ·  J Nephrol  ·  10.10.2026  ·  PMID 42598916</w:t>
+        <w:t>Alcalá-Rivera N et al.  ·  Rev Assoc Med Bras (1992)  ·  07.08.2026  ·  PMID 42585471</w:t>
       </w:r>
     </w:p>
     <w:p>
       <w:r>
-        <w:t>Qualitative Studie mit 42 UK-Fachkräften des NHS zu deren Sicht auf Self-Management-Unterstützung bei Nierenerkrankung; Erkundung von Barrieren und Ressourcenbedarf in der Routinepraxis.</w:t>
+        <w:t>Spanische Querschnittsstudie mit 120 männlichen COPD-Patienten zur Erfassung sexueller Funktionsstörungen mittels International Index of Erectile Function (IIEF ≤16 als klinisch signifikant).</w:t>
       </w:r>
     </w:p>
     <w:p>
@@ -394,7 +394,7 @@
         <w:t xml:space="preserve">Ergebnis: </w:t>
       </w:r>
       <w:r>
-        <w:t>Vier übergeordnete Themen identifiziert: (1) Unzureichende Unterstützung durch NHS-Struktur für Self-Management, (2) Notwendigkeit personalisierter Ansätze, (3) Mangel an zugänglichen Self-Management-Ressourcen, (4) Forderung nach Gesundheitsgerechtigkeit. Fachkräfte berichten, dass strukturierte, evidenzbasierte Interventionen für Self-Management fehlen und dass individuelle Bedürfnisse nicht adäquat berücksichtigt werden.</w:t>
+        <w:t>113 Patienten (94,2%) berichteten Veränderungen ihrer Sexualfunktion, 42 (36%) waren unzufrieden. Erektile Dysfunktion-Prävalenz 87,5% (mild 27,5%, mild-moderat 21,7%, moderat 17,5%, schwer 20,8%). Hauptursachen laut Patientenaussage: Grunderkrankung (53,3%), Medikamente (20,8%), psychische Probleme (20%). Multivariate Analyse: Dyslipidämie (OR 4,03; 95%-KI 1,43-11,36; p=0,008) und verminderte %pFEV1 (OR 0,937; 95%-KI 0,906-0,968; p&lt;0,001) waren unabhängige Prädiktoren für klinisch signifikante erektile Dysfunktion.</w:t>
       </w:r>
     </w:p>
     <w:p>
@@ -409,7 +409,7 @@
         <w:rPr>
           <w:sz w:val="19"/>
         </w:rPr>
-        <w:t>Großbritannien, NHS-System; Koordinierungsprobleme sind übertragbar auf deutsche Praxen</w:t>
+        <w:t>Südeuropa, vergleichbare COPD-Versorgungsstrukturen; sexuelle Gesundheit als unterschätzte Komponente chronischer Erkrankungen in der Praxis.</w:t>
       </w:r>
     </w:p>
     <w:p>
@@ -418,7 +418,7 @@
           <w:color w:val="5A7D3A"/>
           <w:sz w:val="18"/>
         </w:rPr>
-        <w:t>https://pubmed.ncbi.nlm.nih.gov/42598916/</w:t>
+        <w:t>https://pubmed.ncbi.nlm.nih.gov/42585471/</w:t>
       </w:r>
     </w:p>
     <w:sectPr>

--- a/download/studien-aktuell.docx
+++ b/download/studien-aktuell.docx
@@ -62,7 +62,7 @@
           <w:color w:val="666666"/>
           <w:sz w:val="18"/>
         </w:rPr>
-        <w:t>Stand: 12.10.2026  |  6 Studien  |  ncd.m-vf.de</w:t>
+        <w:t>Stand: 13.10.2026  |  6 Studien  |  ncd.m-vf.de</w:t>
       </w:r>
     </w:p>
     <w:p>
@@ -70,7 +70,7 @@
         <w:pStyle w:val="Heading1"/>
       </w:pPr>
       <w:r>
-        <w:t>Aufgenommen am 12.10.2026</w:t>
+        <w:t>Aufgenommen am 13.10.2026</w:t>
       </w:r>
     </w:p>
     <w:p>
@@ -78,7 +78,7 @@
         <w:pStyle w:val="Heading2"/>
       </w:pPr>
       <w:r>
-        <w:t>Sturzrisiko bei COPD: Gleichgewichtsstörungen stärker assoziiert als Muskelschwäche</w:t>
+        <w:t>Selbstvertretung bei Hämodialysepatienten: aktive Partizipation nur bei 15%</w:t>
       </w:r>
     </w:p>
     <w:p>
@@ -88,12 +88,12 @@
           <w:color w:val="666666"/>
           <w:sz w:val="18"/>
         </w:rPr>
-        <w:t>Zangi M et al.  ·  Int J Chron Obstruct Pulmon Dis  ·  06.10.2026  ·  PMID 42859794</w:t>
+        <w:t>Xu W et al.  ·  BMC Nephrol  ·  07.08.2026  ·  PMID 42859166</w:t>
       </w:r>
     </w:p>
     <w:p>
       <w:r>
-        <w:t>Systematische Übersicht von 25 Studien mit 1.295 Teilnehmenden zu Zusammenhängen zwischen neuromuskulären Faktoren, Balance, Gangcharakteristika und Sturzereignissen bei COPD.</w:t>
+        <w:t>Querschnittsstudie an 429 Hämodialysepatienten zur Identifikation von Profilen der Patientenselbstvertretung und deren Einflussfaktoren.</w:t>
       </w:r>
     </w:p>
     <w:p>
@@ -104,7 +104,7 @@
         <w:t xml:space="preserve">Ergebnis: </w:t>
       </w:r>
       <w:r>
-        <w:t>17 von 25 Studien zeigten signifikante Assoziationen zwischen Studienparametern und Sturzrisiko. Gleichgewichtsstörungen wiesen die konsistenteste Beziehung auf (14 von 17 Studien mit positiven Assoziationen). Die Evidenz für Muskelkraft war gemischt: Während einige Studien Quadrizeps-Schwäche mit erhöhtem Sturzrisiko verbanden (Odds Ratio 2,9 in einer Studie), fanden andere keine signifikante Assoziation. Veränderte Gangcharakteristika, insbesondere erhöhte Schrittzeit-Variabilität, wurden ebenfalls mit Stürzen assoziiert.</w:t>
+        <w:t>Nur 15,0% der Patienten zeigten aktive Selbstvertretung ("Active Striving Type"), 58,5% moderate Partizipation und 26,5% passive Akzeptanz. Wahrgenommene soziale Unterstützung, Selbstmanagementfähigkeit und emotionale Last waren signifikante Einflussfaktoren (p&lt;0,05). Die Netzwerkanalyse identifizierte unterschiedliche zentrale Symptomknoten pro Gruppe.</w:t>
       </w:r>
     </w:p>
     <w:p>
@@ -119,7 +119,7 @@
         <w:rPr>
           <w:sz w:val="19"/>
         </w:rPr>
-        <w:t>Deutsche Rehaeinrichtungen, weit verbreitet in COPD-Versorgung; prospektive Studien zur Kausalität noch ausstehend.</w:t>
+        <w:t>China, Versorgungspraxis anwendbar; Selbstvertretung als Versorgungsqualitätsmerkmal</w:t>
       </w:r>
     </w:p>
     <w:p>
@@ -128,7 +128,7 @@
           <w:color w:val="5A7D3A"/>
           <w:sz w:val="18"/>
         </w:rPr>
-        <w:t>https://pubmed.ncbi.nlm.nih.gov/42859794/</w:t>
+        <w:t>https://pubmed.ncbi.nlm.nih.gov/42859166/</w:t>
       </w:r>
     </w:p>
     <w:p>
@@ -136,7 +136,7 @@
         <w:pStyle w:val="Heading2"/>
       </w:pPr>
       <w:r>
-        <w:t>Mehrfacherkrankung verschlechtert Lebensqualität in Dosis-Wirkungs-Beziehung</w:t>
+        <w:t>U-förmige Beziehung zwischen Schlaf und Nierenfunktion: CKD-Prävalenz bei Kurz- und Langschläfern erhöht</w:t>
       </w:r>
     </w:p>
     <w:p>
@@ -146,12 +146,12 @@
           <w:color w:val="666666"/>
           <w:sz w:val="18"/>
         </w:rPr>
-        <w:t>Manríquez-Robles D et al.  ·  Qual Life Res  ·  10.10.2026  ·  PMID 42859314</w:t>
+        <w:t>Oh J et al.  ·  Medicine (Baltimore)  ·  09.10.2026  ·  PMID 42854001</w:t>
       </w:r>
     </w:p>
     <w:p>
       <w:r>
-        <w:t>Bevölkerungsrepräsentative chilenische Stichprobe (n=16.469) zur Identifikation von Mehrfacherkrankungs-Profilen und deren Zusammenhang mit globaler Lebensqualität mittels Latent-Class-Analyse und Strukturgleichungsmodellierung.</w:t>
+        <w:t>Populationsstudie mit 87.246 koreanischen Erwachsenen (≥19 Jahre) zur Assoziation zwischen Schlafmuster und CKD-Prävalenz über 16 Jahre.</w:t>
       </w:r>
     </w:p>
     <w:p>
@@ -162,7 +162,7 @@
         <w:t xml:space="preserve">Ergebnis: </w:t>
       </w:r>
       <w:r>
-        <w:t>Drei Klassen wurden identifiziert: niedrige Belastung (untere Gruppe), mittlere Belastung (58,5%) und hohe Belastung (15,0%). Globale Lebensqualität war bei Personen mit mittlerer Belastung um β=-0,132 (p&lt;0,001) und bei hoher Belastung um β=-0,341 (p&lt;0,001) niedriger als in der Referenzgruppe. Schulbildung (β=0,142) und Haushaltseinkommen (β=0,139) waren positiv mit Lebensqualität assoziiert. Mehrfacherkrankung und funktionale Einschränkung waren die stärksten Differenzierungsmerkmale der Profile.</w:t>
+        <w:t>CKD-Prävalenz zeigte U-förmige Assoziation mit Schlafdauer: &lt;6 h täglicher Schlaf (adjustierte OR 2,34, 95%-KI 2,04-2,69), ≥9 h Schlaf (OR 2,07, 95%-KI 1,77-2,41) versus optimale 7-8 h. Die CKD-Gesamtprävalenz sank von 2007-2009 (5,13%) auf 2020-2022 (3,53%). Assoziation blieb nach Adjustment für kardio-metabolische Komorbiditäten stabil.</w:t>
       </w:r>
     </w:p>
     <w:p>
@@ -177,7 +177,7 @@
         <w:rPr>
           <w:sz w:val="19"/>
         </w:rPr>
-        <w:t>Lateinamerika; ähnliche Sozialversicherungsstruktur wie deutschsprachige Länder; vergleichbare Erfassung chronischer Erkrankungen.</w:t>
+        <w:t>Südkorea mit universalversorgtem System; Schlafqualität als modifizierbarer Präventionfaktor</w:t>
       </w:r>
     </w:p>
     <w:p>
@@ -186,7 +186,7 @@
           <w:color w:val="5A7D3A"/>
           <w:sz w:val="18"/>
         </w:rPr>
-        <w:t>https://pubmed.ncbi.nlm.nih.gov/42859314/</w:t>
+        <w:t>https://pubmed.ncbi.nlm.nih.gov/42854001/</w:t>
       </w:r>
     </w:p>
     <w:p>
@@ -194,7 +194,7 @@
         <w:pStyle w:val="Heading2"/>
       </w:pPr>
       <w:r>
-        <w:t>Körperzusammensetzung bei älteren Menschen: Fettmasse stärker mit Hypertonie assoziiert als BMI allein</w:t>
+        <w:t>Kamerun: 43% aller Todesfälle durch nicht übertragbare Krankheiten, aber nur 6% der Prävention finanziert</w:t>
       </w:r>
     </w:p>
     <w:p>
@@ -204,12 +204,12 @@
           <w:color w:val="666666"/>
           <w:sz w:val="18"/>
         </w:rPr>
-        <w:t>Wei M et al.  ·  Front Public Health  ·  24.09.2026  ·  PMID 42851637</w:t>
+        <w:t>Saidu Y et al.  ·  J Glob Health  ·  09.10.2026  ·  PMID 42853019</w:t>
       </w:r>
     </w:p>
     <w:p>
       <w:r>
-        <w:t>Chinesische Querschnittsstudie mit 324 älteren Erwachsenen (≥65 Jahre) zur Messung der Körperzusammensetzung mittels InBody-Analysegerät und Assoziation mit Hypertonie, Dyslipidämie und Diabetes.</w:t>
+        <w:t>Priorisierungsstudie auf Basis von Global Burden of Disease 2019 und systematischer Literaturanalyse zur Krankheitslast und Versorgungsinvestitionen für nicht übertragbare Erkrankungen in Kamerun.</w:t>
       </w:r>
     </w:p>
     <w:p>
@@ -220,7 +220,7 @@
         <w:t xml:space="preserve">Ergebnis: </w:t>
       </w:r>
       <w:r>
-        <w:t>Prävalenzen: Hypertonie 62,3%, Dyslipidämie 53,7%, Diabetes 19,8%. Signifikante Geschlechts- und Altersunterschiede: Frauen hatten höheren Körperfettanteil (PBF) und niedrigere Skelettmuskelmasse (SMM), Personen ≥75 Jahre niedrigere SMM und höheres PBF. Multivariate Regressionen zeigten: höheres PBF und höheres Viszeralfett (VFL) unabhängig mit Hypertonie assoziiert; niedrigere SMM und höheres PBF mit Dyslipidämie; höheres PBF, niedrigere SMM und höherer Rumpffettanteil mit Diabetes. Assoziationen zeigten Heterogenität nach Geschlecht und Alter: Überschüssiges Körperfett prominenter bei Frauen, niedrige SMM stärker bei älteren Altersgruppen.</w:t>
+        <w:t>NCD/Verletzungen verursachten 2019 43% aller Todesfälle, 29% davon in der Altersgruppe &lt;40 Jahre. DALYs stiegen seit 1990 kontinuierlich an. 61% der NCDI-DALYs stammen aus Bereichen außerhalb der "Big Four" (Diabetes, Krebs, Atemwegserkrankungen, Kardiovaskulär). Trotz dieser Last wurden 2016-2020 nur 6% der Präventionsmittel für NCD verwendet. 49 Prioritätsbedingungen und 123 Interventionen identifiziert.</w:t>
       </w:r>
     </w:p>
     <w:p>
@@ -235,7 +235,7 @@
         <w:rPr>
           <w:sz w:val="19"/>
         </w:rPr>
-        <w:t>China; ähnliche demografische Struktur und Mehrfacherkrankungs-Muster wie alternde deutsche Bevölkerung.</w:t>
+        <w:t>Kamerun/LMIC; zentral für Versorgungsungleichheit und Priorisierung in ressourcenbegrenzten Systemen</w:t>
       </w:r>
     </w:p>
     <w:p>
@@ -244,7 +244,7 @@
           <w:color w:val="5A7D3A"/>
           <w:sz w:val="18"/>
         </w:rPr>
-        <w:t>https://pubmed.ncbi.nlm.nih.gov/42851637/</w:t>
+        <w:t>https://pubmed.ncbi.nlm.nih.gov/42853019/</w:t>
       </w:r>
     </w:p>
     <w:p>
@@ -252,7 +252,7 @@
         <w:pStyle w:val="Heading2"/>
       </w:pPr>
       <w:r>
-        <w:t>Nierenfunktionsstörung bei indigener Bevölkerung: Machine Learning identifiziert Hochrisiko-Profile für Screening</w:t>
+        <w:t>Long COVID: Olfaktorische Dysfunktion bei 77% trotz schwacher Selbstwahrnehmung</w:t>
       </w:r>
     </w:p>
     <w:p>
@@ -262,12 +262,12 @@
           <w:color w:val="666666"/>
           <w:sz w:val="18"/>
         </w:rPr>
-        <w:t>Kshatri JS et al.  ·  Indian J Med Res  ·  Aug. 2026  ·  PMID 42851230</w:t>
+        <w:t>Degen CV et al.  ·  Am J Otolaryngol  ·  25.08.2026  ·  PMID 42679644</w:t>
       </w:r>
     </w:p>
     <w:p>
       <w:r>
-        <w:t>Sekundäranalyse der Odisha Tribal Family Health Survey mit 19.703 erwachsenen Angehörigen von 53 indigenen Gemeinschaften zur Prävalenz eingeschränkter Nierenfunktion (eGFR &lt;90) und Entwicklung von Deep-Neural-Network- und XGBoost-Vorhersagemodellen.</w:t>
+        <w:t>Querschnittsstudie mit 154 Teilnehmern (Long COVID n=122, genesen n=9, Kontrollen n=24) zur objektiven und subjektiven Erfassung von Riech- und Geschmacksstörungen.</w:t>
       </w:r>
     </w:p>
     <w:p>
@@ -278,7 +278,7 @@
         <w:t xml:space="preserve">Ergebnis: </w:t>
       </w:r>
       <w:r>
-        <w:t>Gesamtprävalenz eingeschränkter Nierenfunktion 24,8% (95%-KI 23,8-25,9): davon 16,6% mild, 6,4% moderat, 1,5% schwer, 0,3% Nierenversagen. Prävalenz stieg mit Alter (5,6% bei 18-30 Jahren vs. 79,4% bei &gt;70 Jahren). Deep-Neural-Network-Modell: Genauigkeit 0,78, Recall 0,69 (verbessert auf 0,78 bei Schwellenwert 0,4). SHAP-Analyse identifizierte Alter, Hypertonie, Diabetes, Tabak- und Alkoholkonsum sowie niedrige Ernährungsdiversität als Schlüsselprädikatoren. Decision-Curve-Analyse deutete auf Nutzen ML-basierter gezielter Screenings hin.</w:t>
+        <w:t>Long-COVID-Patienten zeigten signifikant schlechtere Ergebnisse bei objektivem Riech- und Geschmackstest versus Kontrollen. Subjektive Einschätzung korrelierte nur schwach mit objektiven Messwerten (r=-0,525, p&lt;0,001). Zeitspanne seit Infektion korrelierte nicht mit Schweregrad. Olfaktorisches Training als wirksame Behandlung ist verfügbar.</w:t>
       </w:r>
     </w:p>
     <w:p>
@@ -293,7 +293,7 @@
         <w:rPr>
           <w:sz w:val="19"/>
         </w:rPr>
-        <w:t>Südasien mit extremem Ressourcenmangel; ML-Modelle könnten auch in ähnlich ressourcenlimitierten deutschen Settings (ländliche Regionen) einsetzbar sein.</w:t>
+        <w:t>Deutschland, deutsche Studienzentren; Screening-Empfehlung für Long-COVID-Management</w:t>
       </w:r>
     </w:p>
     <w:p>
@@ -302,7 +302,7 @@
           <w:color w:val="5A7D3A"/>
           <w:sz w:val="18"/>
         </w:rPr>
-        <w:t>https://pubmed.ncbi.nlm.nih.gov/42851230/</w:t>
+        <w:t>https://pubmed.ncbi.nlm.nih.gov/42679644/</w:t>
       </w:r>
     </w:p>
     <w:p>
@@ -310,7 +310,7 @@
         <w:pStyle w:val="Heading2"/>
       </w:pPr>
       <w:r>
-        <w:t>Post-Lyme-Syndrom nach Antibiotika: Kliniker identifizieren weniger Fälle als Patienten-Fragebögen</w:t>
+        <w:t>EIT-gestützte Inhalationstechnik verbessert Hyperinflation bei COPD</w:t>
       </w:r>
     </w:p>
     <w:p>
@@ -320,12 +320,12 @@
           <w:color w:val="666666"/>
           <w:sz w:val="18"/>
         </w:rPr>
-        <w:t>Yu H et al.  ·  Pathogens  ·  01.08.2026  ·  PMID 42654748</w:t>
+        <w:t>Stolz S et al.  ·  Sci Rep  ·  24.08.2026  ·  PMID 42637795</w:t>
       </w:r>
     </w:p>
     <w:p>
       <w:r>
-        <w:t>Prospektive europäische Multiländer-Studie (Frankreich, Deutschland, Polen, Österreich, Skandinavien, Slowenien) zur Prävalenz und Klassifikation von Post-Behandlungs-Lyme-Borreliose-Syndrom (PTLDS) anhand klinischer Bewertung versus Patient-Reported Outcomes (n=242 mit kompletter Antibiotikabehandlung).</w:t>
+        <w:t>Randomisierte, kontrollierte Pilotstudie (n=29 COPD-Patienten) zum Effekt von visueller EIT-Rückmeldung auf Lungenfunktion während Inhalationstherapie.</w:t>
       </w:r>
     </w:p>
     <w:p>
@@ -336,7 +336,7 @@
         <w:t xml:space="preserve">Ergebnis: </w:t>
       </w:r>
       <w:r>
-        <w:t>299 Patienten (40,9%) berichteten ≥1 Symptom (Müdigkeit, Muskel-Skelett-Schmerz oder kognitives Defizit) 10 Monate nach Diagnose. 15 Patienten (6,2%) erfüllten PTLDS-Kriterien nach klinischer oder Fragebogen-Bewertung; 4 (1,7%) erfüllten beide Kriterien. Fragebogen-PTLDS und Patienten mit persistierenden Symptomen berichteten höhere Symptomschweregrad und schlechtere physische Funktion als klinisch diagnostiziertes PTLDS, was darauf hindeutet, dass unterschiedliche Bewertungsmethoden teilweise unterschiedliche Patientengruppen erfassen.</w:t>
+        <w:t>Interventionsgruppe mit EIT-Feedback zeigte signifikante FRC-Reduktion gegenüber Kontrolle (Intervention -0,4 L vs. Kontrolle -0,1 L, p&lt;0,05). Keine signifikanten Unterschiede bei FEV1 zwischen Gruppen. Widerstände tendierten zur Zunahme in der Interventionsgruppe. Subjektiver Benefit und EIT-Parameter zeigten keine Unterschiede.</w:t>
       </w:r>
     </w:p>
     <w:p>
@@ -351,7 +351,7 @@
         <w:rPr>
           <w:sz w:val="19"/>
         </w:rPr>
-        <w:t>Europäische Mehrzenterdaten; direkt auf Deutschland und deutschsprachigen Raum übertragbar.</w:t>
+        <w:t>Deutschland, Universitätsklinik Saarland; methodische Machbarkeitsstudie, längerfristige Effekte offen</w:t>
       </w:r>
     </w:p>
     <w:p>
@@ -360,7 +360,7 @@
           <w:color w:val="5A7D3A"/>
           <w:sz w:val="18"/>
         </w:rPr>
-        <w:t>https://pubmed.ncbi.nlm.nih.gov/42654748/</w:t>
+        <w:t>https://pubmed.ncbi.nlm.nih.gov/42637795/</w:t>
       </w:r>
     </w:p>
     <w:p>
@@ -368,7 +368,7 @@
         <w:pStyle w:val="Heading2"/>
       </w:pPr>
       <w:r>
-        <w:t>Erektile Dysfunktion bei COPD: 87,5% Prävalenz; Dyslipidämie und Airflow-Limitation sind unabhängige Prädiktoren</w:t>
+        <w:t>CKD-Screening in der Hausarztpraxis: Politischer Aktionsplan für Europa</w:t>
       </w:r>
     </w:p>
     <w:p>
@@ -378,12 +378,12 @@
           <w:color w:val="666666"/>
           <w:sz w:val="18"/>
         </w:rPr>
-        <w:t>Alcalá-Rivera N et al.  ·  Rev Assoc Med Bras (1992)  ·  07.08.2026  ·  PMID 42585471</w:t>
+        <w:t>De Nicola L et al.  ·  J Nephrol  ·  10.10.2026  ·  PMID 42627753</w:t>
       </w:r>
     </w:p>
     <w:p>
       <w:r>
-        <w:t>Spanische Querschnittsstudie mit 120 männlichen COPD-Patienten zur Erfassung sexueller Funktionsstörungen mittels International Index of Erectile Function (IIEF ≤16 als klinisch signifikant).</w:t>
+        <w:t>Positionspapier der Italienischen Nephrologischen Gesellschaft zu einem strukturierten CKD-Screening und Managementprogramm für die primäre Versorgung.</w:t>
       </w:r>
     </w:p>
     <w:p>
@@ -394,7 +394,7 @@
         <w:t xml:space="preserve">Ergebnis: </w:t>
       </w:r>
       <w:r>
-        <w:t>113 Patienten (94,2%) berichteten Veränderungen ihrer Sexualfunktion, 42 (36%) waren unzufrieden. Erektile Dysfunktion-Prävalenz 87,5% (mild 27,5%, mild-moderat 21,7%, moderat 17,5%, schwer 20,8%). Hauptursachen laut Patientenaussage: Grunderkrankung (53,3%), Medikamente (20,8%), psychische Probleme (20%). Multivariate Analyse: Dyslipidämie (OR 4,03; 95%-KI 1,43-11,36; p=0,008) und verminderte %pFEV1 (OR 0,937; 95%-KI 0,906-0,968; p&lt;0,001) waren unabhängige Prädiktoren für klinisch signifikante erektile Dysfunktion.</w:t>
+        <w:t>WHO und UN erkannten CKD 2025 als globale Gesundheitspriorität an. Die Italienische Gesellschaft hat ein Screening-Programm für die Hausarztpraxis entwickelt (aktuell im italienischen Parlament in Diskussion) mit kombinierter Edukation zur CKD-Früherkennung. Remission von CKD ist zunehmend erreichbar; niedriges Bewusstsein bei Patienten und Nicht-Nephrologen bleibt Hauptbarriere.</w:t>
       </w:r>
     </w:p>
     <w:p>
@@ -409,7 +409,7 @@
         <w:rPr>
           <w:sz w:val="19"/>
         </w:rPr>
-        <w:t>Südeuropa, vergleichbare COPD-Versorgungsstrukturen; sexuelle Gesundheit als unterschätzte Komponente chronischer Erkrankungen in der Praxis.</w:t>
+        <w:t>Italien/Europa, vergleichbare Gesundheitssysteme; skalierbar auf Deutschland</w:t>
       </w:r>
     </w:p>
     <w:p>
@@ -418,7 +418,7 @@
           <w:color w:val="5A7D3A"/>
           <w:sz w:val="18"/>
         </w:rPr>
-        <w:t>https://pubmed.ncbi.nlm.nih.gov/42585471/</w:t>
+        <w:t>https://pubmed.ncbi.nlm.nih.gov/42627753/</w:t>
       </w:r>
     </w:p>
     <w:sectPr>

--- a/download/studien-aktuell.docx
+++ b/download/studien-aktuell.docx
@@ -62,7 +62,7 @@
           <w:color w:val="666666"/>
           <w:sz w:val="18"/>
         </w:rPr>
-        <w:t>Stand: 13.10.2026  |  6 Studien  |  ncd.m-vf.de</w:t>
+        <w:t>Stand: 14.10.2026  |  6 Studien  |  ncd.m-vf.de</w:t>
       </w:r>
     </w:p>
     <w:p>
@@ -70,7 +70,7 @@
         <w:pStyle w:val="Heading1"/>
       </w:pPr>
       <w:r>
-        <w:t>Aufgenommen am 13.10.2026</w:t>
+        <w:t>Aufgenommen am 14.10.2026</w:t>
       </w:r>
     </w:p>
     <w:p>
@@ -78,7 +78,7 @@
         <w:pStyle w:val="Heading2"/>
       </w:pPr>
       <w:r>
-        <w:t>Selbstvertretung bei Hämodialysepatienten: aktive Partizipation nur bei 15%</w:t>
+        <w:t>Arbeitsinklusion verbessert Therapietreue bei chronischen Erkrankungen</w:t>
       </w:r>
     </w:p>
     <w:p>
@@ -88,12 +88,12 @@
           <w:color w:val="666666"/>
           <w:sz w:val="18"/>
         </w:rPr>
-        <w:t>Xu W et al.  ·  BMC Nephrol  ·  07.08.2026  ·  PMID 42859166</w:t>
+        <w:t>Aalbers E et al.  ·  PLoS One  ·  13.10.2026  ·  PMID 42868134</w:t>
       </w:r>
     </w:p>
     <w:p>
       <w:r>
-        <w:t>Querschnittsstudie an 429 Hämodialysepatienten zur Identifikation von Profilen der Patientenselbstvertretung und deren Einflussfaktoren.</w:t>
+        <w:t>Niederländische Querschnittsstudie mit 309 erwerbstätigen Personen mit chronischen Erkrankungen und Medikamenteneinnahme untersuchte, wie Arbeitsmerkmale die Therapietreue beeinflussen.</w:t>
       </w:r>
     </w:p>
     <w:p>
@@ -104,7 +104,7 @@
         <w:t xml:space="preserve">Ergebnis: </w:t>
       </w:r>
       <w:r>
-        <w:t>Nur 15,0% der Patienten zeigten aktive Selbstvertretung ("Active Striving Type"), 58,5% moderate Partizipation und 26,5% passive Akzeptanz. Wahrgenommene soziale Unterstützung, Selbstmanagementfähigkeit und emotionale Last waren signifikante Einflussfaktoren (p&lt;0,05). Die Netzwerkanalyse identifizierte unterschiedliche zentrale Symptomknoten pro Gruppe.</w:t>
+        <w:t>Therapietreue betrug 56%. Arbeitsinklusion war unabhängig mit besserer Adhärenz assoziiert (AOR 1,50; 95%-KI 1,00–2,25; p=0,049). Moderate körperliche Arbeitsbelastung zeigte paradoxe schützende Assoziation (AOR 0,49; 95%-KI 0,26–0,92; p=0,026). Praktische Arbeitsmerkmale wie Stundenanzahl oder Vertragstyp waren nicht signifikant mit Adhärenz assoziiert.</w:t>
       </w:r>
     </w:p>
     <w:p>
@@ -119,7 +119,7 @@
         <w:rPr>
           <w:sz w:val="19"/>
         </w:rPr>
-        <w:t>China, Versorgungspraxis anwendbar; Selbstvertretung als Versorgungsqualitätsmerkmal</w:t>
+        <w:t>Niederlande, Versicherungssystem vergleichbar mit Deutschland; Frage der Arbeitsintegration für chronisch Kranke universell relevant.</w:t>
       </w:r>
     </w:p>
     <w:p>
@@ -128,7 +128,7 @@
           <w:color w:val="5A7D3A"/>
           <w:sz w:val="18"/>
         </w:rPr>
-        <w:t>https://pubmed.ncbi.nlm.nih.gov/42859166/</w:t>
+        <w:t>https://pubmed.ncbi.nlm.nih.gov/42868134/</w:t>
       </w:r>
     </w:p>
     <w:p>
@@ -136,7 +136,7 @@
         <w:pStyle w:val="Heading2"/>
       </w:pPr>
       <w:r>
-        <w:t>U-förmige Beziehung zwischen Schlaf und Nierenfunktion: CKD-Prävalenz bei Kurz- und Langschläfern erhöht</w:t>
+        <w:t>Kardiovaskuläre Mehrfacherkrankung verschärft Krankenhausergebnisse bei COPD-Exazerbation</w:t>
       </w:r>
     </w:p>
     <w:p>
@@ -146,12 +146,12 @@
           <w:color w:val="666666"/>
           <w:sz w:val="18"/>
         </w:rPr>
-        <w:t>Oh J et al.  ·  Medicine (Baltimore)  ·  09.10.2026  ·  PMID 42854001</w:t>
+        <w:t>Fu Y et al.  ·  Int J Chron Obstruct Pulmon Dis  ·  07.10.2026  ·  PMID 42865926</w:t>
       </w:r>
     </w:p>
     <w:p>
       <w:r>
-        <w:t>Populationsstudie mit 87.246 koreanischen Erwachsenen (≥19 Jahre) zur Assoziation zwischen Schlafmuster und CKD-Prävalenz über 16 Jahre.</w:t>
+        <w:t>Chinesische Rückwärtskohorte mit 3.684 Aufnahmen von 2.281 COPD-Patienten (2015–2024) untersuchte den Einfluss kardiovaskulärer Komorbiditäten auf Krankenhausverweildauer und Wiederaufnahmen.</w:t>
       </w:r>
     </w:p>
     <w:p>
@@ -162,7 +162,7 @@
         <w:t xml:space="preserve">Ergebnis: </w:t>
       </w:r>
       <w:r>
-        <w:t>CKD-Prävalenz zeigte U-förmige Assoziation mit Schlafdauer: &lt;6 h täglicher Schlaf (adjustierte OR 2,34, 95%-KI 2,04-2,69), ≥9 h Schlaf (OR 2,07, 95%-KI 1,77-2,41) versus optimale 7-8 h. Die CKD-Gesamtprävalenz sank von 2007-2009 (5,13%) auf 2020-2022 (3,53%). Assoziation blieb nach Adjustment für kardio-metabolische Komorbiditäten stabil.</w:t>
+        <w:t>71,7% hatten mindestens eine kardiovaskuläre Erkrankung. Nach vollständiger Adjustierung: 2 kardiovaskuläre Erkrankungen erhöhten verlängerte Verweildauer (≥14 Tage) OR 1,60 (95%-KI 1,18–2,16); ≥3 Erkrankungen OR 1,95 (95%-KI 1,30–2,93; p&lt;0,001 Trend). 1-Jahres-Wiederaufnahmerate stieg mit Komorbidität (HR 1,38 für 1; 1,42 für 2; 1,68 für ≥3 Erkrankungen; p=0,006). HTN+IHD+PAD höchstes Risiko (OR 2,53). Kardiovaskuläre Mehrfacherkrankung ist unabhängiger Risikofaktor für Hospitalisierungsergebnisse bei AECOPD.</w:t>
       </w:r>
     </w:p>
     <w:p>
@@ -177,7 +177,7 @@
         <w:rPr>
           <w:sz w:val="19"/>
         </w:rPr>
-        <w:t>Südkorea mit universalversorgtem System; Schlafqualität als modifizierbarer Präventionfaktor</w:t>
+        <w:t>China, aber Mehrfacherkrankung und klinische Ergebnisse in ähnlicher Versorgungsstruktur messbar.</w:t>
       </w:r>
     </w:p>
     <w:p>
@@ -186,7 +186,7 @@
           <w:color w:val="5A7D3A"/>
           <w:sz w:val="18"/>
         </w:rPr>
-        <w:t>https://pubmed.ncbi.nlm.nih.gov/42854001/</w:t>
+        <w:t>https://pubmed.ncbi.nlm.nih.gov/42865926/</w:t>
       </w:r>
     </w:p>
     <w:p>
@@ -194,7 +194,7 @@
         <w:pStyle w:val="Heading2"/>
       </w:pPr>
       <w:r>
-        <w:t>Kamerun: 43% aller Todesfälle durch nicht übertragbare Krankheiten, aber nur 6% der Prävention finanziert</w:t>
+        <w:t>Sozialverschreibung wirkt durch Teilnahme, nicht bloße Überweisung</w:t>
       </w:r>
     </w:p>
     <w:p>
@@ -204,12 +204,12 @@
           <w:color w:val="666666"/>
           <w:sz w:val="18"/>
         </w:rPr>
-        <w:t>Saidu Y et al.  ·  J Glob Health  ·  09.10.2026  ·  PMID 42853019</w:t>
+        <w:t>Huang M et al.  ·  Front Public Health  ·  28.09.2026  ·  PMID 42865730</w:t>
       </w:r>
     </w:p>
     <w:p>
       <w:r>
-        <w:t>Priorisierungsstudie auf Basis von Global Burden of Disease 2019 und systematischer Literaturanalyse zur Krankheitslast und Versorgungsinvestitionen für nicht übertragbare Erkrankungen in Kamerun.</w:t>
+        <w:t>Bayesianische Re-Analyse von 10 randomisierten Studien (4.840 Teilnehmer) zur Sozialverschreibung (Social Prescribing) bei chronischen Erkrankungen untersuchte, ob Empfehlung oder Programmteilnahme den Nutzen erklärt.</w:t>
       </w:r>
     </w:p>
     <w:p>
@@ -220,7 +220,7 @@
         <w:t xml:space="preserve">Ergebnis: </w:t>
       </w:r>
       <w:r>
-        <w:t>NCD/Verletzungen verursachten 2019 43% aller Todesfälle, 29% davon in der Altersgruppe &lt;40 Jahre. DALYs stiegen seit 1990 kontinuierlich an. 61% der NCDI-DALYs stammen aus Bereichen außerhalb der "Big Four" (Diabetes, Krebs, Atemwegserkrankungen, Kardiovaskulär). Trotz dieser Last wurden 2016-2020 nur 6% der Präventionsmittel für NCD verwendet. 49 Prioritätsbedingungen und 123 Interventionen identifiziert.</w:t>
+        <w:t>Intention-to-treat-Effekt auf körperliche Aktivität: OR 1,31 (95%-CrI 1,07–1,67; posterior probability 0,991). Kein konsistenter Dosis-Response-Effekt (Slope -1,29; 95%-CrI -6,17 bis 3,48). Hohe Programmteilnahme zeigte zusätzlichen Benefit von 0,26 klinisch bedeutsamen Einheiten (95%-CrI -0,07 bis 0,63; posterior probability 0,940). Positive Effekte über körperliche Aktivität, Körpergewicht, Blutdruck, psychisches Wohlbefinden, Lebensqualität. Erfolgreiche Teilnahme – nicht bloße Überweisung – ist primärer Wirkmechanismus.</w:t>
       </w:r>
     </w:p>
     <w:p>
@@ -235,7 +235,7 @@
         <w:rPr>
           <w:sz w:val="19"/>
         </w:rPr>
-        <w:t>Kamerun/LMIC; zentral für Versorgungsungleichheit und Priorisierung in ressourcenbegrenzten Systemen</w:t>
+        <w:t>Überwiegend europäische und kanadische Studien; Konzept Social Prescribing mit Partizipation über Systeme hinweg relevant.</w:t>
       </w:r>
     </w:p>
     <w:p>
@@ -244,7 +244,7 @@
           <w:color w:val="5A7D3A"/>
           <w:sz w:val="18"/>
         </w:rPr>
-        <w:t>https://pubmed.ncbi.nlm.nih.gov/42853019/</w:t>
+        <w:t>https://pubmed.ncbi.nlm.nih.gov/42865730/</w:t>
       </w:r>
     </w:p>
     <w:p>
@@ -252,7 +252,7 @@
         <w:pStyle w:val="Heading2"/>
       </w:pPr>
       <w:r>
-        <w:t>Long COVID: Olfaktorische Dysfunktion bei 77% trotz schwacher Selbstwahrnehmung</w:t>
+        <w:t>Strukturiertes Trainungsprogramm verbessert Lungenfunktion bei COPD</w:t>
       </w:r>
     </w:p>
     <w:p>
@@ -262,12 +262,12 @@
           <w:color w:val="666666"/>
           <w:sz w:val="18"/>
         </w:rPr>
-        <w:t>Degen CV et al.  ·  Am J Otolaryngol  ·  25.08.2026  ·  PMID 42679644</w:t>
+        <w:t>Cederberg A et al.  ·  Respir Res  ·  12.10.2026  ·  PMID 42864666</w:t>
       </w:r>
     </w:p>
     <w:p>
       <w:r>
-        <w:t>Querschnittsstudie mit 154 Teilnehmern (Long COVID n=122, genesen n=9, Kontrollen n=24) zur objektiven und subjektiven Erfassung von Riech- und Geschmacksstörungen.</w:t>
+        <w:t>Schwedische prospektive Interventionsstudie mit 62 COPD-Patienten evaluierte 12 Wochen ambulantes Kraft- und Ausdauertraining (3×/Woche) auf Lungenfunktion, Belastbarkeit und Symptombelastung.</w:t>
       </w:r>
     </w:p>
     <w:p>
@@ -278,7 +278,7 @@
         <w:t xml:space="preserve">Ergebnis: </w:t>
       </w:r>
       <w:r>
-        <w:t>Long-COVID-Patienten zeigten signifikant schlechtere Ergebnisse bei objektivem Riech- und Geschmackstest versus Kontrollen. Subjektive Einschätzung korrelierte nur schwach mit objektiven Messwerten (r=-0,525, p&lt;0,001). Zeitspanne seit Infektion korrelierte nicht mit Schweregrad. Olfaktorisches Training als wirksame Behandlung ist verfügbar.</w:t>
+        <w:t>Impulse-Oszillometrie zeigte signifikante Verbesserungen: R5 Δ=-0,75 z-Score (p=0,001), R5-R20 Δ=-0,18 z-Score (p=0,007), Fres Δ=-0,33 Hz (p=0,022), AX Δ=-0,05 kPa·s⁻¹ (p=0,042). 6-Minuten-Gehtest verbesserte sich um 15 m (p=0,002), 1-Minuten-Sit-to-Stand um 3 Wiederholungen (p&lt;0,0001). CAT-Score sank um 1,0 Punkt (p=0,014), CCQ um 0,1 (p=0,011). Spirometrie zeigte nur kleine FVC-Zunahme. Verbesserung der peripheren Atemwegsphysiologie ohne signifikante Spirometrieänderung.</w:t>
       </w:r>
     </w:p>
     <w:p>
@@ -293,7 +293,7 @@
         <w:rPr>
           <w:sz w:val="19"/>
         </w:rPr>
-        <w:t>Deutschland, deutsche Studienzentren; Screening-Empfehlung für Long-COVID-Management</w:t>
+        <w:t>Schweden, vergleichbare Primärversorgung; strukturiertes Trainingskonzept für Praxen und Reha übertragbar.</w:t>
       </w:r>
     </w:p>
     <w:p>
@@ -302,7 +302,7 @@
           <w:color w:val="5A7D3A"/>
           <w:sz w:val="18"/>
         </w:rPr>
-        <w:t>https://pubmed.ncbi.nlm.nih.gov/42679644/</w:t>
+        <w:t>https://pubmed.ncbi.nlm.nih.gov/42864666/</w:t>
       </w:r>
     </w:p>
     <w:p>
@@ -310,7 +310,7 @@
         <w:pStyle w:val="Heading2"/>
       </w:pPr>
       <w:r>
-        <w:t>EIT-gestützte Inhalationstechnik verbessert Hyperinflation bei COPD</w:t>
+        <w:t>ME/CFS bei jungen Menschen: Unmet Needs in Versorgung und Betreuung</w:t>
       </w:r>
     </w:p>
     <w:p>
@@ -320,12 +320,12 @@
           <w:color w:val="666666"/>
           <w:sz w:val="18"/>
         </w:rPr>
-        <w:t>Stolz S et al.  ·  Sci Rep  ·  24.08.2026  ·  PMID 42637795</w:t>
+        <w:t>Kircher A et al.  ·  BMC Public Health  ·  29.09.2026  ·  PMID 42864639</w:t>
       </w:r>
     </w:p>
     <w:p>
       <w:r>
-        <w:t>Randomisierte, kontrollierte Pilotstudie (n=29 COPD-Patienten) zum Effekt von visueller EIT-Rückmeldung auf Lungenfunktion während Inhalationstherapie.</w:t>
+        <w:t>Qualitative deutsche Studie mit 14 Patienten (12–25 Jahre) und 18 Eltern (Fokusgruppen und Tagebuch) identifizierte unerfüllte Versorgungsbedarfe bei ME/CFS.</w:t>
       </w:r>
     </w:p>
     <w:p>
@@ -336,7 +336,7 @@
         <w:t xml:space="preserve">Ergebnis: </w:t>
       </w:r>
       <w:r>
-        <w:t>Interventionsgruppe mit EIT-Feedback zeigte signifikante FRC-Reduktion gegenüber Kontrolle (Intervention -0,4 L vs. Kontrolle -0,1 L, p&lt;0,05). Keine signifikanten Unterschiede bei FEV1 zwischen Gruppen. Widerstände tendierten zur Zunahme in der Interventionsgruppe. Subjektiver Benefit und EIT-Parameter zeigten keine Unterschiede.</w:t>
+        <w:t>Patienten benannten vier zentrale unerfüllte Bedarfe: (1) nicht alleine gelassen werden mit der Krankheit, (2) Flexibilität und Verständnis von Gesundheitsanbietern, (3) weniger Erklärungsdruck gegenüber anderen, (4) Anerkennung des Familieneinsatzes als Lückenbüßer. Eltern identifizierten parallel vier Themen: nicht alleine sein, krankheitsgerechte Versorgung, Wissen und Verständnis für ME/CFS, Handlungskompetenz. Bedarfe von Patienten und Eltern überlappten deutlich und zeigen Bedarf für bedarfsadaptierte Versorgungsstrukturen.</w:t>
       </w:r>
     </w:p>
     <w:p>
@@ -351,7 +351,7 @@
         <w:rPr>
           <w:sz w:val="19"/>
         </w:rPr>
-        <w:t>Deutschland, Universitätsklinik Saarland; methodische Machbarkeitsstudie, längerfristige Effekte offen</w:t>
+        <w:t>Deutsche Studie; direkter Versorgungsbezug für Ausgestaltung von ME/CFS-Programmen in Deutschland.</w:t>
       </w:r>
     </w:p>
     <w:p>
@@ -360,7 +360,7 @@
           <w:color w:val="5A7D3A"/>
           <w:sz w:val="18"/>
         </w:rPr>
-        <w:t>https://pubmed.ncbi.nlm.nih.gov/42637795/</w:t>
+        <w:t>https://pubmed.ncbi.nlm.nih.gov/42864639/</w:t>
       </w:r>
     </w:p>
     <w:p>
@@ -368,7 +368,7 @@
         <w:pStyle w:val="Heading2"/>
       </w:pPr>
       <w:r>
-        <w:t>CKD-Screening in der Hausarztpraxis: Politischer Aktionsplan für Europa</w:t>
+        <w:t>Sequenzielle Tyrosinkinase-Inhibitor-Therapie bei resistenter chronischer myeloischer Leukämie</w:t>
       </w:r>
     </w:p>
     <w:p>
@@ -378,12 +378,12 @@
           <w:color w:val="666666"/>
           <w:sz w:val="18"/>
         </w:rPr>
-        <w:t>De Nicola L et al.  ·  J Nephrol  ·  10.10.2026  ·  PMID 42627753</w:t>
+        <w:t>Gugliotta G et al.  ·  Clin Lymphoma Myeloma Leuk  ·  24.07.2026  ·  PMID 42608256</w:t>
       </w:r>
     </w:p>
     <w:p>
       <w:r>
-        <w:t>Positionspapier der Italienischen Nephrologischen Gesellschaft zu einem strukturierten CKD-Screening und Managementprogramm für die primäre Versorgung.</w:t>
+        <w:t>Italienische Real-World-Kohortenstudie mit 69 CML-Patienten in chronischer Phase untersuchte Ergebnisse nach Wechsel auf Zweitlinien-TKI bei Versagen von Nilotinib oder Dasatinib.</w:t>
       </w:r>
     </w:p>
     <w:p>
@@ -394,7 +394,7 @@
         <w:t xml:space="preserve">Ergebnis: </w:t>
       </w:r>
       <w:r>
-        <w:t>WHO und UN erkannten CKD 2025 als globale Gesundheitspriorität an. Die Italienische Gesellschaft hat ein Screening-Programm für die Hausarztpraxis entwickelt (aktuell im italienischen Parlament in Diskussion) mit kombinierter Edukation zur CKD-Früherkennung. Remission von CKD ist zunehmend erreichbar; niedriges Bewusstsein bei Patienten und Nicht-Nephrologen bleibt Hauptbarriere.</w:t>
+        <w:t>Medianer Zeitpunkt zum Wechsel: 15 Monate. Ponatinib am häufigsten eingesetzt (68%). Als beste Molekülresponse: 78% erreichten BCR::ABL1IS &lt;1%. 3-Jahres-Rate für MR3: 69,4% (95%-KI 53,2–84,2%). 30% benötigten nach median 9 Monaten Drittlinien-Therapie, meist wegen Resistenz (81%); von diesen erreichten 50% BCR::ABL1IS &lt;1%. 9% zur Stammzelltransplantation; 7% Blastentransformation (alle starben). 5-Jahres-progressionsfreies und Gesamtüberleben: 87% (95%-KI 67,1–95,2%) und 83% (95%-KI 61,7–93%).</w:t>
       </w:r>
     </w:p>
     <w:p>
@@ -409,7 +409,7 @@
         <w:rPr>
           <w:sz w:val="19"/>
         </w:rPr>
-        <w:t>Italien/Europa, vergleichbare Gesundheitssysteme; skalierbar auf Deutschland</w:t>
+        <w:t>Italien, ähnliche Versorgungsstrukturen und Dokumentation wie Deutschland; real-world Wirk­lichkeit von Sequenztherapien.</w:t>
       </w:r>
     </w:p>
     <w:p>
@@ -418,7 +418,7 @@
           <w:color w:val="5A7D3A"/>
           <w:sz w:val="18"/>
         </w:rPr>
-        <w:t>https://pubmed.ncbi.nlm.nih.gov/42627753/</w:t>
+        <w:t>https://pubmed.ncbi.nlm.nih.gov/42608256/</w:t>
       </w:r>
     </w:p>
     <w:sectPr>

--- a/download/studien-aktuell.docx
+++ b/download/studien-aktuell.docx
@@ -62,7 +62,7 @@
           <w:color w:val="666666"/>
           <w:sz w:val="18"/>
         </w:rPr>
-        <w:t>Stand: 14.10.2026  |  6 Studien  |  ncd.m-vf.de</w:t>
+        <w:t>Stand: 15.10.2026  |  6 Studien  |  ncd.m-vf.de</w:t>
       </w:r>
     </w:p>
     <w:p>
@@ -70,7 +70,7 @@
         <w:pStyle w:val="Heading1"/>
       </w:pPr>
       <w:r>
-        <w:t>Aufgenommen am 14.10.2026</w:t>
+        <w:t>Aufgenommen am 15.10.2026</w:t>
       </w:r>
     </w:p>
     <w:p>
@@ -78,7 +78,7 @@
         <w:pStyle w:val="Heading2"/>
       </w:pPr>
       <w:r>
-        <w:t>Arbeitsinklusion verbessert Therapietreue bei chronischen Erkrankungen</w:t>
+        <w:t>COPD-Leitlinie: Gestaffelte Therapie senkt Exazerbationen in der Praxis</w:t>
       </w:r>
     </w:p>
     <w:p>
@@ -88,12 +88,12 @@
           <w:color w:val="666666"/>
           <w:sz w:val="18"/>
         </w:rPr>
-        <w:t>Aalbers E et al.  ·  PLoS One  ·  13.10.2026  ·  PMID 42868134</w:t>
+        <w:t>D'Urzo AD et al.  ·  Can Fam Physician  ·  Okt. 2026  ·  PMID 42875068</w:t>
       </w:r>
     </w:p>
     <w:p>
       <w:r>
-        <w:t>Niederländische Querschnittsstudie mit 309 erwerbstätigen Personen mit chronischen Erkrankungen und Medikamenteneinnahme untersuchte, wie Arbeitsmerkmale die Therapietreue beeinflussen.</w:t>
+        <w:t>Umsetzungsleitlinie für Hausärzte zur 2023-Empfehlung der Canadian Thoracic Society beschreibt, wie Bronchodilator-Monotherapie bei leichter, Dualtherapie bei moderater und Tripeltherapie bei schwerer stabiler COPD die Symptome reduziert und Exazerbationen verhindert.</w:t>
       </w:r>
     </w:p>
     <w:p>
@@ -104,7 +104,7 @@
         <w:t xml:space="preserve">Ergebnis: </w:t>
       </w:r>
       <w:r>
-        <w:t>Therapietreue betrug 56%. Arbeitsinklusion war unabhängig mit besserer Adhärenz assoziiert (AOR 1,50; 95%-KI 1,00–2,25; p=0,049). Moderate körperliche Arbeitsbelastung zeigte paradoxe schützende Assoziation (AOR 0,49; 95%-KI 0,26–0,92; p=0,026). Praktische Arbeitsmerkmale wie Stundenanzahl oder Vertragstyp waren nicht signifikant mit Adhärenz assoziiert.</w:t>
+        <w:t>Stratifizierte Pharmakotherapie nach Symptombelastung und Exazerbationsrisiko: Single long-acting bronchodilator für milde, dual long-acting bronchodilator für moderate und single-inhaler triple therapy für schwere COPD mit hochem Exazerbationsrisiko reduziert Mortalität. Richtlinie betont Therapietreue als Erfolgsfaktor für Überlebensvorteil.</w:t>
       </w:r>
     </w:p>
     <w:p>
@@ -119,7 +119,7 @@
         <w:rPr>
           <w:sz w:val="19"/>
         </w:rPr>
-        <w:t>Niederlande, Versicherungssystem vergleichbar mit Deutschland; Frage der Arbeitsintegration für chronisch Kranke universell relevant.</w:t>
+        <w:t>Kanada, vergleichbare Primärversorgungsstruktur; direkt auf deutsche Disease-Management-Programme übertragbar</w:t>
       </w:r>
     </w:p>
     <w:p>
@@ -128,7 +128,7 @@
           <w:color w:val="5A7D3A"/>
           <w:sz w:val="18"/>
         </w:rPr>
-        <w:t>https://pubmed.ncbi.nlm.nih.gov/42868134/</w:t>
+        <w:t>https://pubmed.ncbi.nlm.nih.gov/42875068/</w:t>
       </w:r>
     </w:p>
     <w:p>
@@ -136,7 +136,7 @@
         <w:pStyle w:val="Heading2"/>
       </w:pPr>
       <w:r>
-        <w:t>Kardiovaskuläre Mehrfacherkrankung verschärft Krankenhausergebnisse bei COPD-Exazerbation</w:t>
+        <w:t>Integriertes Care-Modell senkt Notaufnahmen bei High-Risk-COPD um 78 %</w:t>
       </w:r>
     </w:p>
     <w:p>
@@ -146,12 +146,12 @@
           <w:color w:val="666666"/>
           <w:sz w:val="18"/>
         </w:rPr>
-        <w:t>Fu Y et al.  ·  Int J Chron Obstruct Pulmon Dis  ·  07.10.2026  ·  PMID 42865926</w:t>
+        <w:t>Organista D et al.  ·  Acta Med Port  ·  01.10.2026  ·  PMID 42874036</w:t>
       </w:r>
     </w:p>
     <w:p>
       <w:r>
-        <w:t>Chinesische Rückwärtskohorte mit 3.684 Aufnahmen von 2.281 COPD-Patienten (2015–2024) untersuchte den Einfluss kardiovaskulärer Komorbiditäten auf Krankenhausverweildauer und Wiederaufnahmen.</w:t>
+        <w:t>Portugiesische Vorher-nachher-Studie an 53 Hochrisiko-COPD-Patienten (LACE-Index &gt;9) evaluierte ein frühes, multidisziplinäres Versorgungsmodell mit ärztlicher, pflegerischer und sozialer Betreuung sowie hybrider Überwachung (vor Ort und remote).</w:t>
       </w:r>
     </w:p>
     <w:p>
@@ -162,7 +162,7 @@
         <w:t xml:space="preserve">Ergebnis: </w:t>
       </w:r>
       <w:r>
-        <w:t>71,7% hatten mindestens eine kardiovaskuläre Erkrankung. Nach vollständiger Adjustierung: 2 kardiovaskuläre Erkrankungen erhöhten verlängerte Verweildauer (≥14 Tage) OR 1,60 (95%-KI 1,18–2,16); ≥3 Erkrankungen OR 1,95 (95%-KI 1,30–2,93; p&lt;0,001 Trend). 1-Jahres-Wiederaufnahmerate stieg mit Komorbidität (HR 1,38 für 1; 1,42 für 2; 1,68 für ≥3 Erkrankungen; p=0,006). HTN+IHD+PAD höchstes Risiko (OR 2,53). Kardiovaskuläre Mehrfacherkrankung ist unabhängiger Risikofaktor für Hospitalisierungsergebnisse bei AECOPD.</w:t>
+        <w:t>Nach einem Jahr sanken mittlere Notaufnahmen von 3,09 auf 0,67 Besuche (−78 %, p&lt;0,001) und Hospitalisierungen von 1,39 auf 0,33 (−76 %, p&lt;0,001). Remote-Monitoring ermöglichte frühe klinische Interventionen; nur zwei Patienten mussten bei schwerem respiratorischen Versagen aufgenommen werden. Soziale Intervention half den meisten, häusliche Unterstützung zu halten.</w:t>
       </w:r>
     </w:p>
     <w:p>
@@ -177,7 +177,7 @@
         <w:rPr>
           <w:sz w:val="19"/>
         </w:rPr>
-        <w:t>China, aber Mehrfacherkrankung und klinische Ergebnisse in ähnlicher Versorgungsstruktur messbar.</w:t>
+        <w:t>Portugal, ähnliche Sozialversicherungsstruktur; Koordination und Überwachungsmodelle auf deutsche integrierte Versorgung übertragbar</w:t>
       </w:r>
     </w:p>
     <w:p>
@@ -186,7 +186,7 @@
           <w:color w:val="5A7D3A"/>
           <w:sz w:val="18"/>
         </w:rPr>
-        <w:t>https://pubmed.ncbi.nlm.nih.gov/42865926/</w:t>
+        <w:t>https://pubmed.ncbi.nlm.nih.gov/42874036/</w:t>
       </w:r>
     </w:p>
     <w:p>
@@ -194,7 +194,7 @@
         <w:pStyle w:val="Heading2"/>
       </w:pPr>
       <w:r>
-        <w:t>Sozialverschreibung wirkt durch Teilnahme, nicht bloße Überweisung</w:t>
+        <w:t>Schwangerschaftskomplikationen erhöhen Risiko für Herz-Nieren-Erkrankungen</w:t>
       </w:r>
     </w:p>
     <w:p>
@@ -204,12 +204,12 @@
           <w:color w:val="666666"/>
           <w:sz w:val="18"/>
         </w:rPr>
-        <w:t>Huang M et al.  ·  Front Public Health  ·  28.09.2026  ·  PMID 42865730</w:t>
+        <w:t>Wambua S et al.  ·  BMJ Med  ·  06.10.2026  ·  PMID 42872422</w:t>
       </w:r>
     </w:p>
     <w:p>
       <w:r>
-        <w:t>Bayesianische Re-Analyse von 10 randomisierten Studien (4.840 Teilnehmer) zur Sozialverschreibung (Social Prescribing) bei chronischen Erkrankungen untersuchte, ob Empfehlung oder Programmteilnahme den Nutzen erklärt.</w:t>
+        <w:t>Longitudinale Kohortenstudie an 1,4 Millionen englischen Frauen untersuchte, wie Schwangerschaftskomplikationen das Risiko für kardiovaskuläre Erkrankungen, Typ-2-Diabetes, Hypertonie und chronische Nierenkrankheit in den Jahren nach der Schwangerschaft beeinflussen.</w:t>
       </w:r>
     </w:p>
     <w:p>
@@ -220,7 +220,7 @@
         <w:t xml:space="preserve">Ergebnis: </w:t>
       </w:r>
       <w:r>
-        <w:t>Intention-to-treat-Effekt auf körperliche Aktivität: OR 1,31 (95%-CrI 1,07–1,67; posterior probability 0,991). Kein konsistenter Dosis-Response-Effekt (Slope -1,29; 95%-CrI -6,17 bis 3,48). Hohe Programmteilnahme zeigte zusätzlichen Benefit von 0,26 klinisch bedeutsamen Einheiten (95%-CrI -0,07 bis 0,63; posterior probability 0,940). Positive Effekte über körperliche Aktivität, Körpergewicht, Blutdruck, psychisches Wohlbefinden, Lebensqualität. Erfolgreiche Teilnahme – nicht bloße Überweisung – ist primärer Wirkmechanismus.</w:t>
+        <w:t>Gestationsdiabetes erhöhte das Typ-2-Diabetes-Risiko siebenfach (HR 7,0); Präeklampsie verdreifachte das Hypertonierisiko (HR 3,05) und verdoppelte das Nierenkrankheitsrisiko (HR 2,0). Postpartale Depression erhöhte alle vier Endpunkte um 35–56 % (HR 1,35–1,56). Diese Befunde unterstützen präventive Interventionen in der postpartalen Phase bei Frauen mit Schwangerschaftskomplikationen.</w:t>
       </w:r>
     </w:p>
     <w:p>
@@ -235,7 +235,7 @@
         <w:rPr>
           <w:sz w:val="19"/>
         </w:rPr>
-        <w:t>Überwiegend europäische und kanadische Studien; Konzept Social Prescribing mit Partizipation über Systeme hinweg relevant.</w:t>
+        <w:t>England, vergleichbares Gesundheitssystem; Daten aus Primärversorgungsdatenbank</w:t>
       </w:r>
     </w:p>
     <w:p>
@@ -244,7 +244,7 @@
           <w:color w:val="5A7D3A"/>
           <w:sz w:val="18"/>
         </w:rPr>
-        <w:t>https://pubmed.ncbi.nlm.nih.gov/42865730/</w:t>
+        <w:t>https://pubmed.ncbi.nlm.nih.gov/42872422/</w:t>
       </w:r>
     </w:p>
     <w:p>
@@ -252,7 +252,7 @@
         <w:pStyle w:val="Heading2"/>
       </w:pPr>
       <w:r>
-        <w:t>Strukturiertes Trainungsprogramm verbessert Lungenfunktion bei COPD</w:t>
+        <w:t>Chronische Urtikaria erleichtert Früherkennung, aber nicht Kontrolle von Herz-Kreislauf-Erkrankungen</w:t>
       </w:r>
     </w:p>
     <w:p>
@@ -262,12 +262,12 @@
           <w:color w:val="666666"/>
           <w:sz w:val="18"/>
         </w:rPr>
-        <w:t>Cederberg A et al.  ·  Respir Res  ·  12.10.2026  ·  PMID 42864666</w:t>
+        <w:t>Yang ZH et al.  ·  Biomed Environ Sci  ·  20.09.2026  ·  PMID 42870596</w:t>
       </w:r>
     </w:p>
     <w:p>
       <w:r>
-        <w:t>Schwedische prospektive Interventionsstudie mit 62 COPD-Patienten evaluierte 12 Wochen ambulantes Kraft- und Ausdauertraining (3×/Woche) auf Lungenfunktion, Belastbarkeit und Symptombelastung.</w:t>
+        <w:t>Chinesische nationale Querschnittsstudie an 118.036 Erwachsenen mit Herz-Kreislauf-Erkrankungen untersuchte Prävalenz, Risikofaktoren und Auswirkungen chronischer Urtikaria auf Bewusstsein, Behandlung und Kontrolle von Hypertonie, Diabetes und Dyslipidämie.</w:t>
       </w:r>
     </w:p>
     <w:p>
@@ -278,7 +278,7 @@
         <w:t xml:space="preserve">Ergebnis: </w:t>
       </w:r>
       <w:r>
-        <w:t>Impulse-Oszillometrie zeigte signifikante Verbesserungen: R5 Δ=-0,75 z-Score (p=0,001), R5-R20 Δ=-0,18 z-Score (p=0,007), Fres Δ=-0,33 Hz (p=0,022), AX Δ=-0,05 kPa·s⁻¹ (p=0,042). 6-Minuten-Gehtest verbesserte sich um 15 m (p=0,002), 1-Minuten-Sit-to-Stand um 3 Wiederholungen (p&lt;0,0001). CAT-Score sank um 1,0 Punkt (p=0,014), CCQ um 0,1 (p=0,011). Spirometrie zeigte nur kleine FVC-Zunahme. Verbesserung der peripheren Atemwegsphysiologie ohne signifikante Spirometrieänderung.</w:t>
+        <w:t>Urtikaria-Prävalenz: 2,90 %, höher bei Frauen (3,41 % vs. 2,56 %) und Landbevölkerung. Risikofaktoren: aktuelles Rauchen (OR 1,17), Schlafmangel &lt;5h (OR 1,79) und &gt;10h (OR 1,39). Patienten mit Urtikaria zeigten höhere CMD-Bewusstseinraten (Hypertonie 50,7 % vs. 40,3 %) und Behandlungsquoten (Hypertonie 41,4 % vs. 34,2 %), aber vergleichbare Kontrollraten. Urtikaria wirkt als Marker, verbessert aber nicht die Krankheitskontrolle.</w:t>
       </w:r>
     </w:p>
     <w:p>
@@ -293,7 +293,7 @@
         <w:rPr>
           <w:sz w:val="19"/>
         </w:rPr>
-        <w:t>Schweden, vergleichbare Primärversorgung; strukturiertes Trainingskonzept für Praxen und Reha übertragbar.</w:t>
+        <w:t>China; Mehrfacherkrankung-Befunde aber unabhängig von Gesundheitssystem relevant</w:t>
       </w:r>
     </w:p>
     <w:p>
@@ -302,7 +302,7 @@
           <w:color w:val="5A7D3A"/>
           <w:sz w:val="18"/>
         </w:rPr>
-        <w:t>https://pubmed.ncbi.nlm.nih.gov/42864666/</w:t>
+        <w:t>https://pubmed.ncbi.nlm.nih.gov/42870596/</w:t>
       </w:r>
     </w:p>
     <w:p>
@@ -310,7 +310,7 @@
         <w:pStyle w:val="Heading2"/>
       </w:pPr>
       <w:r>
-        <w:t>ME/CFS bei jungen Menschen: Unmet Needs in Versorgung und Betreuung</w:t>
+        <w:t>Maresin-1-Profil markiert pädiatrische Nierenschädigung stadienabhängig</w:t>
       </w:r>
     </w:p>
     <w:p>
@@ -320,12 +320,12 @@
           <w:color w:val="666666"/>
           <w:sz w:val="18"/>
         </w:rPr>
-        <w:t>Kircher A et al.  ·  BMC Public Health  ·  29.09.2026  ·  PMID 42864639</w:t>
+        <w:t>Guler MA et al.  ·  BMC Nephrol  ·  28.09.2026  ·  PMID 42870244</w:t>
       </w:r>
     </w:p>
     <w:p>
       <w:r>
-        <w:t>Qualitative deutsche Studie mit 14 Patienten (12–25 Jahre) und 18 Eltern (Fokusgruppen und Tagebuch) identifizierte unerfüllte Versorgungsbedarfe bei ME/CFS.</w:t>
+        <w:t>Türkische Querschnittsstudie an gesunden Kindern und Patienten mit CKD-Stadien 1–5 gemessen Serum-Maresin-1 (MaR1), ein pro-resolutives Lipidmediator-Biomarker, um dessen Rolle bei entzündlich-degenerativen Nierenprozessen zu charakterisieren.</w:t>
       </w:r>
     </w:p>
     <w:p>
@@ -336,7 +336,7 @@
         <w:t xml:space="preserve">Ergebnis: </w:t>
       </w:r>
       <w:r>
-        <w:t>Patienten benannten vier zentrale unerfüllte Bedarfe: (1) nicht alleine gelassen werden mit der Krankheit, (2) Flexibilität und Verständnis von Gesundheitsanbietern, (3) weniger Erklärungsdruck gegenüber anderen, (4) Anerkennung des Familieneinsatzes als Lückenbüßer. Eltern identifizierten parallel vier Themen: nicht alleine sein, krankheitsgerechte Versorgung, Wissen und Verständnis für ME/CFS, Handlungskompetenz. Bedarfe von Patienten und Eltern überlappten deutlich und zeigen Bedarf für bedarfsadaptierte Versorgungsstrukturen.</w:t>
+        <w:t>Serum-MaR1-Konzentrationen zeigten stadienabhängiges Muster: Kontrollen 110,2 pg/mL, Stadium 1 CKD 20,0 pg/mL (deutlicher Abfall), dann progressive Erhöhung Stadium 2 (39,6), 3 (60,7), 4 (203,9), Stadium 5 (284,6 pg/mL). Markante Suppression in frühem Stadium gefolgt von progressiver Elevation in fortgeschrittenen Stadien deutet auf Biomarker-Potenzial hin, erfordert aber Validierung in Längsschnittstudien.</w:t>
       </w:r>
     </w:p>
     <w:p>
@@ -351,7 +351,7 @@
         <w:rPr>
           <w:sz w:val="19"/>
         </w:rPr>
-        <w:t>Deutsche Studie; direkter Versorgungsbezug für Ausgestaltung von ME/CFS-Programmen in Deutschland.</w:t>
+        <w:t>Türkei; diagnostischer Biomarker-Ansatz prinzipiell systemunabhängig</w:t>
       </w:r>
     </w:p>
     <w:p>
@@ -360,7 +360,7 @@
           <w:color w:val="5A7D3A"/>
           <w:sz w:val="18"/>
         </w:rPr>
-        <w:t>https://pubmed.ncbi.nlm.nih.gov/42864639/</w:t>
+        <w:t>https://pubmed.ncbi.nlm.nih.gov/42870244/</w:t>
       </w:r>
     </w:p>
     <w:p>
@@ -368,7 +368,7 @@
         <w:pStyle w:val="Heading2"/>
       </w:pPr>
       <w:r>
-        <w:t>Sequenzielle Tyrosinkinase-Inhibitor-Therapie bei resistenter chronischer myeloischer Leukämie</w:t>
+        <w:t>Frühe Nierenkoordinator-Überweisung verhindert ungeplante Dialyseeinleitung</w:t>
       </w:r>
     </w:p>
     <w:p>
@@ -378,12 +378,12 @@
           <w:color w:val="666666"/>
           <w:sz w:val="18"/>
         </w:rPr>
-        <w:t>Gugliotta G et al.  ·  Clin Lymphoma Myeloma Leuk  ·  24.07.2026  ·  PMID 42608256</w:t>
+        <w:t>Tiew HW et al.  ·  BMC Nephrol  ·  05.08.2026  ·  PMID 42870239</w:t>
       </w:r>
     </w:p>
     <w:p>
       <w:r>
-        <w:t>Italienische Real-World-Kohortenstudie mit 69 CML-Patienten in chronischer Phase untersuchte Ergebnisse nach Wechsel auf Zweitlinien-TKI bei Versagen von Nilotinib oder Dasatinib.</w:t>
+        <w:t>Singapurer Kohortenstudie mit 282 Patienten im Stadium 5 CKD untersuchte, wie der Zeitpunkt der Überweisung zu einem Nierenkoordinator (bei verschiedenen eGFR-Schwellwerten) das Risiko für ungeplante Dialyseeinleitung beeinflusst.</w:t>
       </w:r>
     </w:p>
     <w:p>
@@ -394,7 +394,7 @@
         <w:t xml:space="preserve">Ergebnis: </w:t>
       </w:r>
       <w:r>
-        <w:t>Medianer Zeitpunkt zum Wechsel: 15 Monate. Ponatinib am häufigsten eingesetzt (68%). Als beste Molekülresponse: 78% erreichten BCR::ABL1IS &lt;1%. 3-Jahres-Rate für MR3: 69,4% (95%-KI 53,2–84,2%). 30% benötigten nach median 9 Monaten Drittlinien-Therapie, meist wegen Resistenz (81%); von diesen erreichten 50% BCR::ABL1IS &lt;1%. 9% zur Stammzelltransplantation; 7% Blastentransformation (alle starben). 5-Jahres-progressionsfreies und Gesamtüberleben: 87% (95%-KI 67,1–95,2%) und 83% (95%-KI 61,7–93%).</w:t>
+        <w:t>Überweisung bei eGFR 9–14 mL/min/1,73m² war mit 55 % niedrigerem Risiko für ungeplante Dialyseeinleitung assoziiert (HR 0,45, 95%-KI 0,22–0,91) im Vergleich zu späteren Überweisungen. Ungeplante Einleitung war häufiger bei CKD Stage 5 als Stage 4 (78,8 % vs. 62,5 %). Frühzeitige Koordination ermöglichte ausreichend Zeit für Vorbereitung eines permanenten Zugangs.</w:t>
       </w:r>
     </w:p>
     <w:p>
@@ -409,7 +409,7 @@
         <w:rPr>
           <w:sz w:val="19"/>
         </w:rPr>
-        <w:t>Italien, ähnliche Versorgungsstrukturen und Dokumentation wie Deutschland; real-world Wirk­lichkeit von Sequenztherapien.</w:t>
+        <w:t>Singapur, aber Case-Management-Prinzip auf deutsches Versorgungssystem und Hausarzt-Steuerung übertragbar</w:t>
       </w:r>
     </w:p>
     <w:p>
@@ -418,7 +418,7 @@
           <w:color w:val="5A7D3A"/>
           <w:sz w:val="18"/>
         </w:rPr>
-        <w:t>https://pubmed.ncbi.nlm.nih.gov/42608256/</w:t>
+        <w:t>https://pubmed.ncbi.nlm.nih.gov/42870239/</w:t>
       </w:r>
     </w:p>
     <w:sectPr>

--- a/download/studien-aktuell.docx
+++ b/download/studien-aktuell.docx
@@ -62,7 +62,7 @@
           <w:color w:val="666666"/>
           <w:sz w:val="18"/>
         </w:rPr>
-        <w:t>Stand: 15.10.2026  |  6 Studien  |  ncd.m-vf.de</w:t>
+        <w:t>Stand: 16.10.2026  |  6 Studien  |  ncd.m-vf.de</w:t>
       </w:r>
     </w:p>
     <w:p>
@@ -70,7 +70,7 @@
         <w:pStyle w:val="Heading1"/>
       </w:pPr>
       <w:r>
-        <w:t>Aufgenommen am 15.10.2026</w:t>
+        <w:t>Aufgenommen am 16.10.2026</w:t>
       </w:r>
     </w:p>
     <w:p>
@@ -78,7 +78,7 @@
         <w:pStyle w:val="Heading2"/>
       </w:pPr>
       <w:r>
-        <w:t>COPD-Leitlinie: Gestaffelte Therapie senkt Exazerbationen in der Praxis</w:t>
+        <w:t>α1-Antitrypsin-Mangel unterdiagnostiziert: Testung bei nur 5,8 % der COPD-Patienten</w:t>
       </w:r>
     </w:p>
     <w:p>
@@ -88,12 +88,12 @@
           <w:color w:val="666666"/>
           <w:sz w:val="18"/>
         </w:rPr>
-        <w:t>D'Urzo AD et al.  ·  Can Fam Physician  ·  Okt. 2026  ·  PMID 42875068</w:t>
+        <w:t>Baldomero AK et al.  ·  JAMA Netw Open  ·  01.10.2026  ·  PMID 42879152</w:t>
       </w:r>
     </w:p>
     <w:p>
       <w:r>
-        <w:t>Umsetzungsleitlinie für Hausärzte zur 2023-Empfehlung der Canadian Thoracic Society beschreibt, wie Bronchodilator-Monotherapie bei leichter, Dualtherapie bei moderater und Tripeltherapie bei schwerer stabiler COPD die Symptome reduziert und Exazerbationen verhindert.</w:t>
+        <w:t>Retrospektive multizentrische Kohortenstudie mit 2.384.913 Personen mit COPD/Asthma aus US-Veteranensystem 2020–2024 zur Testungsrate und Therapie des α1-Antitrypsin-Mangels und deren Ungleichverteilung.</w:t>
       </w:r>
     </w:p>
     <w:p>
@@ -104,7 +104,7 @@
         <w:t xml:space="preserve">Ergebnis: </w:t>
       </w:r>
       <w:r>
-        <w:t>Stratifizierte Pharmakotherapie nach Symptombelastung und Exazerbationsrisiko: Single long-acting bronchodilator für milde, dual long-acting bronchodilator für moderate und single-inhaler triple therapy für schwere COPD mit hochem Exazerbationsrisiko reduziert Mortalität. Richtlinie betont Therapietreue als Erfolgsfaktor für Überlebensvorteil.</w:t>
+        <w:t>Von 2.384.913 Patienten wurden 138.278 (5,8 %) getestet; von 8.564 Diagnosefällen erhielten nur 320 (3,7 %) Augmentationstherapie. Assoziationen: höhere Testung mit Zirrhose (aOR 6,40; 95%-KI: 6,29–6,51) und Bronchiektasen (aOR 3,73; 95%-KI: 3,59–3,87). Niedrigere Testung: höheres Alter, aktiver Tabakkonsum, längere Anfahrtszeiten (&gt;90 vs. ≤30 min: aOR 0,63). Disparitäten nach Ethnizität und sozioökonomischem Status.</w:t>
       </w:r>
     </w:p>
     <w:p>
@@ -119,7 +119,7 @@
         <w:rPr>
           <w:sz w:val="19"/>
         </w:rPr>
-        <w:t>Kanada, vergleichbare Primärversorgungsstruktur; direkt auf deutsche Disease-Management-Programme übertragbar</w:t>
+        <w:t>USA – Befund der Unterdiagnose und Ungleichverteilung ist grundsätzlich übertragbar; System unterscheidet sich erheblich.</w:t>
       </w:r>
     </w:p>
     <w:p>
@@ -128,7 +128,7 @@
           <w:color w:val="5A7D3A"/>
           <w:sz w:val="18"/>
         </w:rPr>
-        <w:t>https://pubmed.ncbi.nlm.nih.gov/42875068/</w:t>
+        <w:t>https://pubmed.ncbi.nlm.nih.gov/42879152/</w:t>
       </w:r>
     </w:p>
     <w:p>
@@ -136,7 +136,7 @@
         <w:pStyle w:val="Heading2"/>
       </w:pPr>
       <w:r>
-        <w:t>Integriertes Care-Modell senkt Notaufnahmen bei High-Risk-COPD um 78 %</w:t>
+        <w:t>Glukoseverwertung sagt Mehrfacherkrankung besser voraus als andere Marker</w:t>
       </w:r>
     </w:p>
     <w:p>
@@ -146,12 +146,12 @@
           <w:color w:val="666666"/>
           <w:sz w:val="18"/>
         </w:rPr>
-        <w:t>Organista D et al.  ·  Acta Med Port  ·  01.10.2026  ·  PMID 42874036</w:t>
+        <w:t>Wang Z et al.  ·  Front Endocrinol (Lausanne)  ·  30.09.2026  ·  PMID 42877036</w:t>
       </w:r>
     </w:p>
     <w:p>
       <w:r>
-        <w:t>Portugiesische Vorher-nachher-Studie an 53 Hochrisiko-COPD-Patienten (LACE-Index &gt;9) evaluierte ein frühes, multidisziplinäres Versorgungsmodell mit ärztlicher, pflegerischer und sozialer Betreuung sowie hybrider Überwachung (vor Ort und remote).</w:t>
+        <w:t>Longitudinale Kohortenstudie mit 6.407 chinesischen Teilnehmern (45–79 Jahre) aus CHARLS 2011–2020 zur Vorhersage von kardiometabolischer Mehrfacherkrankung (mind. 2 von: Diabetes, Herzerkrankung, Schlaganfall) mittels eGDR, TyG und AIP.</w:t>
       </w:r>
     </w:p>
     <w:p>
@@ -162,7 +162,7 @@
         <w:t xml:space="preserve">Ergebnis: </w:t>
       </w:r>
       <w:r>
-        <w:t>Nach einem Jahr sanken mittlere Notaufnahmen von 3,09 auf 0,67 Besuche (−78 %, p&lt;0,001) und Hospitalisierungen von 1,39 auf 0,33 (−76 %, p&lt;0,001). Remote-Monitoring ermöglichte frühe klinische Interventionen; nur zwei Patienten mussten bei schwerem respiratorischen Versagen aufgenommen werden. Soziale Intervention half den meisten, häusliche Unterstützung zu halten.</w:t>
+        <w:t>593 Fälle von Mehrfacherkrankung. eGDR: HR 1,92 (95%-KI: 1,77–2,09) pro SD ungünstiger Richtung; TyG: HR 1,69 (95%-KI: 1,57–1,82); AIP: HR 1,51 (95%-KI: 1,39–1,64). eGDR zeigte größten Einzelmarker-Gewinn (ΔC-Index 0,041), TyG komplementär; AIP marginal. Interne Validierung bestätigt.</w:t>
       </w:r>
     </w:p>
     <w:p>
@@ -177,7 +177,7 @@
         <w:rPr>
           <w:sz w:val="19"/>
         </w:rPr>
-        <w:t>Portugal, ähnliche Sozialversicherungsstruktur; Koordination und Überwachungsmodelle auf deutsche integrierte Versorgung übertragbar</w:t>
+        <w:t>China, repräsentative Kohortenstudie; Risikoscores unabhängig vom Gesundheitssystem übertragbar.</w:t>
       </w:r>
     </w:p>
     <w:p>
@@ -186,7 +186,7 @@
           <w:color w:val="5A7D3A"/>
           <w:sz w:val="18"/>
         </w:rPr>
-        <w:t>https://pubmed.ncbi.nlm.nih.gov/42874036/</w:t>
+        <w:t>https://pubmed.ncbi.nlm.nih.gov/42877036/</w:t>
       </w:r>
     </w:p>
     <w:p>
@@ -194,7 +194,7 @@
         <w:pStyle w:val="Heading2"/>
       </w:pPr>
       <w:r>
-        <w:t>Schwangerschaftskomplikationen erhöhen Risiko für Herz-Nieren-Erkrankungen</w:t>
+        <w:t>PaCO₂-Schwellwert sagt Scheitern der NIV bei COPD-Exazerbation voraus</w:t>
       </w:r>
     </w:p>
     <w:p>
@@ -204,12 +204,12 @@
           <w:color w:val="666666"/>
           <w:sz w:val="18"/>
         </w:rPr>
-        <w:t>Wambua S et al.  ·  BMJ Med  ·  06.10.2026  ·  PMID 42872422</w:t>
+        <w:t>Song F et al.  ·  Int J Chron Obstruct Pulmon Dis  ·  09.10.2026  ·  PMID 42876922</w:t>
       </w:r>
     </w:p>
     <w:p>
       <w:r>
-        <w:t>Longitudinale Kohortenstudie an 1,4 Millionen englischen Frauen untersuchte, wie Schwangerschaftskomplikationen das Risiko für kardiovaskuläre Erkrankungen, Typ-2-Diabetes, Hypertonie und chronische Nierenkrankheit in den Jahren nach der Schwangerschaft beeinflussen.</w:t>
+        <w:t>Zweizentrische retrospektive Kohortenstudie mit 676 Patienten mit akuter COPD-Exazerbation und Typ-II-Ateminsuffizienz, behandelt mit nicht-invasiver Beatmung (NIV), zur Vorhersage von NIV-Versagen.</w:t>
       </w:r>
     </w:p>
     <w:p>
@@ -220,7 +220,7 @@
         <w:t xml:space="preserve">Ergebnis: </w:t>
       </w:r>
       <w:r>
-        <w:t>Gestationsdiabetes erhöhte das Typ-2-Diabetes-Risiko siebenfach (HR 7,0); Präeklampsie verdreifachte das Hypertonierisiko (HR 3,05) und verdoppelte das Nierenkrankheitsrisiko (HR 2,0). Postpartale Depression erhöhte alle vier Endpunkte um 35–56 % (HR 1,35–1,56). Diese Befunde unterstützen präventive Interventionen in der postpartalen Phase bei Frauen mit Schwangerschaftskomplikationen.</w:t>
+        <w:t>NIV-Versagen in 10,8 % (73 Patienten). Nach vollständiger Anpassung: jede Steigerung von PaCO₂ um 1 mmHg mit 3 % höherer Versagenswahrscheinlichkeit (OR 1,03; 95%-KI: 1,01–1,06). Schwellwert bei 60,2 mmHg identifiziert Hochrisikopatienten; AUC 0,805 des multivariaten Modells.</w:t>
       </w:r>
     </w:p>
     <w:p>
@@ -235,7 +235,7 @@
         <w:rPr>
           <w:sz w:val="19"/>
         </w:rPr>
-        <w:t>England, vergleichbares Gesundheitssystem; Daten aus Primärversorgungsdatenbank</w:t>
+        <w:t>China, klinische Routine; verfügbarer Bedside-Parameter, unabhängig von Gesundheitssystem.</w:t>
       </w:r>
     </w:p>
     <w:p>
@@ -244,7 +244,7 @@
           <w:color w:val="5A7D3A"/>
           <w:sz w:val="18"/>
         </w:rPr>
-        <w:t>https://pubmed.ncbi.nlm.nih.gov/42872422/</w:t>
+        <w:t>https://pubmed.ncbi.nlm.nih.gov/42876922/</w:t>
       </w:r>
     </w:p>
     <w:p>
@@ -252,7 +252,7 @@
         <w:pStyle w:val="Heading2"/>
       </w:pPr>
       <w:r>
-        <w:t>Chronische Urtikaria erleichtert Früherkennung, aber nicht Kontrolle von Herz-Kreislauf-Erkrankungen</w:t>
+        <w:t>Koordinierte Pflege verbessert Versorgung von älteren Menschen mit Mehrfacherkrankungen</w:t>
       </w:r>
     </w:p>
     <w:p>
@@ -262,12 +262,12 @@
           <w:color w:val="666666"/>
           <w:sz w:val="18"/>
         </w:rPr>
-        <w:t>Yang ZH et al.  ·  Biomed Environ Sci  ·  20.09.2026  ·  PMID 42870596</w:t>
+        <w:t>Lagerin A et al.  ·  BMC Prim Care  ·  09.10.2026  ·  PMID 42875741</w:t>
       </w:r>
     </w:p>
     <w:p>
       <w:r>
-        <w:t>Chinesische nationale Querschnittsstudie an 118.036 Erwachsenen mit Herz-Kreislauf-Erkrankungen untersuchte Prävalenz, Risikofaktoren und Auswirkungen chronischer Urtikaria auf Bewusstsein, Behandlung und Kontrolle von Hypertonie, Diabetes und Dyslipidämie.</w:t>
+        <w:t>Qualitative Studie mit 15 Bezirkspflegerinnen an fünf schwedischen Hausarztpraxen zur Versorgung älterer Menschen mit komplexer Mehrfacherkrankung und psychischen Problemen.</w:t>
       </w:r>
     </w:p>
     <w:p>
@@ -278,7 +278,7 @@
         <w:t xml:space="preserve">Ergebnis: </w:t>
       </w:r>
       <w:r>
-        <w:t>Urtikaria-Prävalenz: 2,90 %, höher bei Frauen (3,41 % vs. 2,56 %) und Landbevölkerung. Risikofaktoren: aktuelles Rauchen (OR 1,17), Schlafmangel &lt;5h (OR 1,79) und &gt;10h (OR 1,39). Patienten mit Urtikaria zeigten höhere CMD-Bewusstseinraten (Hypertonie 50,7 % vs. 40,3 %) und Behandlungsquoten (Hypertonie 41,4 % vs. 34,2 %), aber vergleichbare Kontrollraten. Urtikaria wirkt als Marker, verbessert aber nicht die Krankheitskontrolle.</w:t>
+        <w:t>Fachkräfte fühlen sich fachlich kompetent und bereit, Verantwortung für Patienten mit Mehrfacherkrankungen zu übernehmen – wenn Zeit, Unterstützung und Struktur vorhanden sind. Zentrale Erkenntnisse: Bedarf nach verbindlich definierten Rollen, Grenzen für Koordinierungsaufgaben und struktureller Entlastung bei Kooperationslücken.</w:t>
       </w:r>
     </w:p>
     <w:p>
@@ -293,7 +293,7 @@
         <w:rPr>
           <w:sz w:val="19"/>
         </w:rPr>
-        <w:t>China; Mehrfacherkrankung-Befunde aber unabhängig von Gesundheitssystem relevant</w:t>
+        <w:t>Schweden, Hausarztpraxen; ähnliche Primärversorgungsstruktur wie Deutschland-Ansätze ohne verbindliche Steuerung.</w:t>
       </w:r>
     </w:p>
     <w:p>
@@ -302,7 +302,7 @@
           <w:color w:val="5A7D3A"/>
           <w:sz w:val="18"/>
         </w:rPr>
-        <w:t>https://pubmed.ncbi.nlm.nih.gov/42870596/</w:t>
+        <w:t>https://pubmed.ncbi.nlm.nih.gov/42875741/</w:t>
       </w:r>
     </w:p>
     <w:p>
@@ -310,7 +310,7 @@
         <w:pStyle w:val="Heading2"/>
       </w:pPr>
       <w:r>
-        <w:t>Maresin-1-Profil markiert pädiatrische Nierenschädigung stadienabhängig</w:t>
+        <w:t>Post-COVID-Symptome bei Migranten: ethnische Unterschiede in Amsterdam</w:t>
       </w:r>
     </w:p>
     <w:p>
@@ -320,12 +320,12 @@
           <w:color w:val="666666"/>
           <w:sz w:val="18"/>
         </w:rPr>
-        <w:t>Guler MA et al.  ·  BMC Nephrol  ·  28.09.2026  ·  PMID 42870244</w:t>
+        <w:t>Spronk M et al.  ·  Epidemiol Infect  ·  14.10.2026  ·  PMID 42870569</w:t>
       </w:r>
     </w:p>
     <w:p>
       <w:r>
-        <w:t>Türkische Querschnittsstudie an gesunden Kindern und Patienten mit CKD-Stadien 1–5 gemessen Serum-Maresin-1 (MaR1), ein pro-resolutives Lipidmediator-Biomarker, um dessen Rolle bei entzündlich-degenerativen Nierenprozessen zu charakterisieren.</w:t>
+        <w:t>Retrospektive Kohortenstudie mit 932 COVID-19-Erkrankten in Amsterdam zur Prävalenz von post-COVID-Symptomen (≥3 Monate) stratifiziert nach sechs ethnischen Gruppen.</w:t>
       </w:r>
     </w:p>
     <w:p>
@@ -336,7 +336,7 @@
         <w:t xml:space="preserve">Ergebnis: </w:t>
       </w:r>
       <w:r>
-        <w:t>Serum-MaR1-Konzentrationen zeigten stadienabhängiges Muster: Kontrollen 110,2 pg/mL, Stadium 1 CKD 20,0 pg/mL (deutlicher Abfall), dann progressive Erhöhung Stadium 2 (39,6), 3 (60,7), 4 (203,9), Stadium 5 (284,6 pg/mL). Markante Suppression in frühem Stadium gefolgt von progressiver Elevation in fortgeschrittenen Stadien deutet auf Biomarker-Potenzial hin, erfordert aber Validierung in Längsschnittstudien.</w:t>
+        <w:t>31 % (95%-KI: 27–37 %) entwickelten post-COVID-Symptome. Nach 3 Monaten: 17 % bei niederländischer Herkunft vs. 41 % (95%-KI: 34–48 %) bei südostasiatisch-surinamischer Herkunft, beide p &lt; 0,001. Risikofaktoren: südostasiatisch-surinamische, türkische oder marokkanische Herkunft, höheres Alter, weiblich, niedrigere Bildung, Adipositas.</w:t>
       </w:r>
     </w:p>
     <w:p>
@@ -351,7 +351,7 @@
         <w:rPr>
           <w:sz w:val="19"/>
         </w:rPr>
-        <w:t>Türkei; diagnostischer Biomarker-Ansatz prinzipiell systemunabhängig</w:t>
+        <w:t>Niederlande, vergleichbares Sozialsicherungssystem und Versorgungskontext.</w:t>
       </w:r>
     </w:p>
     <w:p>
@@ -360,7 +360,7 @@
           <w:color w:val="5A7D3A"/>
           <w:sz w:val="18"/>
         </w:rPr>
-        <w:t>https://pubmed.ncbi.nlm.nih.gov/42870244/</w:t>
+        <w:t>https://pubmed.ncbi.nlm.nih.gov/42870569/</w:t>
       </w:r>
     </w:p>
     <w:p>
@@ -368,7 +368,7 @@
         <w:pStyle w:val="Heading2"/>
       </w:pPr>
       <w:r>
-        <w:t>Frühe Nierenkoordinator-Überweisung verhindert ungeplante Dialyseeinleitung</w:t>
+        <w:t>AA-Amyloidose bei autoinflammatorischen Erkrankungen: verzögerte Diagnose und hohe Krankheitslast</w:t>
       </w:r>
     </w:p>
     <w:p>
@@ -378,12 +378,12 @@
           <w:color w:val="666666"/>
           <w:sz w:val="18"/>
         </w:rPr>
-        <w:t>Tiew HW et al.  ·  BMC Nephrol  ·  05.08.2026  ·  PMID 42870239</w:t>
+        <w:t>El Moussaoui M et al.  ·  J Intern Med  ·  07.09.2026  ·  PMID 42706496</w:t>
       </w:r>
     </w:p>
     <w:p>
       <w:r>
-        <w:t>Singapurer Kohortenstudie mit 282 Patienten im Stadium 5 CKD untersuchte, wie der Zeitpunkt der Überweisung zu einem Nierenkoordinator (bei verschiedenen eGFR-Schwellwerten) das Risiko für ungeplante Dialyseeinleitung beeinflusst.</w:t>
+        <w:t>Retrospektive Studie am französischen Referenzzentrum mit 181 Patienten mit sekundärer AA-Amyloidose; 50 davon (28 %) mit familiärem Mittelmeerfieber, CAPS, MKD oder TRAPS.</w:t>
       </w:r>
     </w:p>
     <w:p>
@@ -394,7 +394,7 @@
         <w:t xml:space="preserve">Ergebnis: </w:t>
       </w:r>
       <w:r>
-        <w:t>Überweisung bei eGFR 9–14 mL/min/1,73m² war mit 55 % niedrigerem Risiko für ungeplante Dialyseeinleitung assoziiert (HR 0,45, 95%-KI 0,22–0,91) im Vergleich zu späteren Überweisungen. Ungeplante Einleitung war häufiger bei CKD Stage 5 als Stage 4 (78,8 % vs. 62,5 %). Frühzeitige Koordination ermöglichte ausreichend Zeit für Vorbereitung eines permanenten Zugangs.</w:t>
+        <w:t>AA-Amyloidose ging der Diagnose der Grunderkrankung in 40 % der Fälle voraus (besonders bei Non-FMF). 46 % benötigten Nierentransplantation, Mortalität 26 % während Nachverfolgung. Erkrankungslast bleibt hoch trotz bekannter Erkrankung – weist auf verzögerte Diagnose hin.</w:t>
       </w:r>
     </w:p>
     <w:p>
@@ -409,7 +409,7 @@
         <w:rPr>
           <w:sz w:val="19"/>
         </w:rPr>
-        <w:t>Singapur, aber Case-Management-Prinzip auf deutsches Versorgungssystem und Hausarzt-Steuerung übertragbar</w:t>
+        <w:t>Frankreich, europäisches Referenzzentrum; übertragbar auf strukturierte Früherkennung in Deutschland.</w:t>
       </w:r>
     </w:p>
     <w:p>
@@ -418,7 +418,7 @@
           <w:color w:val="5A7D3A"/>
           <w:sz w:val="18"/>
         </w:rPr>
-        <w:t>https://pubmed.ncbi.nlm.nih.gov/42870239/</w:t>
+        <w:t>https://pubmed.ncbi.nlm.nih.gov/42706496/</w:t>
       </w:r>
     </w:p>
     <w:sectPr>

--- a/download/studien-aktuell.docx
+++ b/download/studien-aktuell.docx
@@ -62,7 +62,7 @@
           <w:color w:val="666666"/>
           <w:sz w:val="18"/>
         </w:rPr>
-        <w:t>Stand: 16.10.2026  |  6 Studien  |  ncd.m-vf.de</w:t>
+        <w:t>Stand: 17.10.2026  |  7 Studien  |  ncd.m-vf.de</w:t>
       </w:r>
     </w:p>
     <w:p>
@@ -70,7 +70,7 @@
         <w:pStyle w:val="Heading1"/>
       </w:pPr>
       <w:r>
-        <w:t>Aufgenommen am 16.10.2026</w:t>
+        <w:t>Aufgenommen am 17.10.2026</w:t>
       </w:r>
     </w:p>
     <w:p>
@@ -78,7 +78,7 @@
         <w:pStyle w:val="Heading2"/>
       </w:pPr>
       <w:r>
-        <w:t>α1-Antitrypsin-Mangel unterdiagnostiziert: Testung bei nur 5,8 % der COPD-Patienten</w:t>
+        <w:t>Nierentransplantation verbessert Lebensqualität deutlich auch in Ländern mit niedrigem Einkommen</w:t>
       </w:r>
     </w:p>
     <w:p>
@@ -88,12 +88,12 @@
           <w:color w:val="666666"/>
           <w:sz w:val="18"/>
         </w:rPr>
-        <w:t>Baldomero AK et al.  ·  JAMA Netw Open  ·  01.10.2026  ·  PMID 42879152</w:t>
+        <w:t>Jafry NH et al.  ·  Exp Clin Transplant  ·  Sept. 2026  ·  PMID 42885702</w:t>
       </w:r>
     </w:p>
     <w:p>
       <w:r>
-        <w:t>Retrospektive multizentrische Kohortenstudie mit 2.384.913 Personen mit COPD/Asthma aus US-Veteranensystem 2020–2024 zur Testungsrate und Therapie des α1-Antitrypsin-Mangels und deren Ungleichverteilung.</w:t>
+        <w:t>Querschnittstudie mit 205 erwachsenen Nierentransplantatempfängern (≥1 Jahr nach Transplantation) in Pakistan zu gesundheitsbezogener Lebensqualität mittels SF-36.</w:t>
       </w:r>
     </w:p>
     <w:p>
@@ -104,7 +104,7 @@
         <w:t xml:space="preserve">Ergebnis: </w:t>
       </w:r>
       <w:r>
-        <w:t>Von 2.384.913 Patienten wurden 138.278 (5,8 %) getestet; von 8.564 Diagnosefällen erhielten nur 320 (3,7 %) Augmentationstherapie. Assoziationen: höhere Testung mit Zirrhose (aOR 6,40; 95%-KI: 6,29–6,51) und Bronchiektasen (aOR 3,73; 95%-KI: 3,59–3,87). Niedrigere Testung: höheres Alter, aktiver Tabakkonsum, längere Anfahrtszeiten (&gt;90 vs. ≤30 min: aOR 0,63). Disparitäten nach Ethnizität und sozioökonomischem Status.</w:t>
+        <w:t>SF-36-Durchschnittswert 99,5±4,81 (hohe Lebensqualität). Körperfunktion 96,8±8,5 und soziale Funktion 95,5±15,7 besonders hoch; Allgemeingesundheitswahrnehmung niedriger (82,5±22,5). Männliche Patienten hatten bessere körperliche Funktion als weibliche (p=0,031). Strukturierte Transplantprogramme wirksam auch unter Ressourcenmangel; geschlechtsspezifische Nachsorge empfohlen.</w:t>
       </w:r>
     </w:p>
     <w:p>
@@ -119,7 +119,7 @@
         <w:rPr>
           <w:sz w:val="19"/>
         </w:rPr>
-        <w:t>USA – Befund der Unterdiagnose und Ungleichverteilung ist grundsätzlich übertragbar; System unterscheidet sich erheblich.</w:t>
+        <w:t>Pakistan; begrenzt auf ähnlich strukturierte Gesundheitssysteme ohne Versicherungsschutz</w:t>
       </w:r>
     </w:p>
     <w:p>
@@ -128,7 +128,7 @@
           <w:color w:val="5A7D3A"/>
           <w:sz w:val="18"/>
         </w:rPr>
-        <w:t>https://pubmed.ncbi.nlm.nih.gov/42879152/</w:t>
+        <w:t>https://pubmed.ncbi.nlm.nih.gov/42885702/</w:t>
       </w:r>
     </w:p>
     <w:p>
@@ -136,7 +136,7 @@
         <w:pStyle w:val="Heading2"/>
       </w:pPr>
       <w:r>
-        <w:t>Glukoseverwertung sagt Mehrfacherkrankung besser voraus als andere Marker</w:t>
+        <w:t>Polypharmaka-Intensität erhöht Funktionsbehinderung bei Mehrfacherkrankung: 5-Jahres-Longitudinalstudie in China</w:t>
       </w:r>
     </w:p>
     <w:p>
@@ -146,12 +146,12 @@
           <w:color w:val="666666"/>
           <w:sz w:val="18"/>
         </w:rPr>
-        <w:t>Wang Z et al.  ·  Front Endocrinol (Lausanne)  ·  30.09.2026  ·  PMID 42877036</w:t>
+        <w:t>Wang QC et al.  ·  Geriatr Gerontol Int  ·  Okt. 2026  ·  PMID 42885111</w:t>
       </w:r>
     </w:p>
     <w:p>
       <w:r>
-        <w:t>Longitudinale Kohortenstudie mit 6.407 chinesischen Teilnehmern (45–79 Jahre) aus CHARLS 2011–2020 zur Vorhersage von kardiometabolischer Mehrfacherkrankung (mind. 2 von: Diabetes, Herzerkrankung, Schlaganfall) mittels eGDR, TyG und AIP.</w:t>
+        <w:t>Längsschnittstudie mit 7.477 chinesischen Teilnehmern ≥45 Jahren mit ≥2 chronischen Erkrankungen (CHARLS 2015–2020) zum Zusammenhang zwischen multimorbidity-adjusted pharmacotherapy intensity (MA-PI) und funktioneller Behinderung.</w:t>
       </w:r>
     </w:p>
     <w:p>
@@ -162,7 +162,7 @@
         <w:t xml:space="preserve">Ergebnis: </w:t>
       </w:r>
       <w:r>
-        <w:t>593 Fälle von Mehrfacherkrankung. eGDR: HR 1,92 (95%-KI: 1,77–2,09) pro SD ungünstiger Richtung; TyG: HR 1,69 (95%-KI: 1,57–1,82); AIP: HR 1,51 (95%-KI: 1,39–1,64). eGDR zeigte größten Einzelmarker-Gewinn (ΔC-Index 0,041), TyG komplementär; AIP marginal. Interne Validierung bestätigt.</w:t>
+        <w:t>2020: 33,5% mit ADL-Behinderung, 22,8% mit incident ADL-Behinderung, 26,3% mit Hospitalisierung. Höhere MA-PI (Q3 vs. Q1): OR 1,21 (95%-KI 1,01–1,44) für ADL-Behinderung; Q4: OR 1,28 (95%-KI 1,07–1,53). Incident disability ohne Baseline-Behinderung: Q4 OR 1,32 (95%-KI 1,06–1,64). Hospitalisierung Q3/Q4: OR 1,24/1,29. MA-PI kann Überbehandlung und Funktionsverlust in der Population identifizieren.</w:t>
       </w:r>
     </w:p>
     <w:p>
@@ -177,7 +177,7 @@
         <w:rPr>
           <w:sz w:val="19"/>
         </w:rPr>
-        <w:t>China, repräsentative Kohortenstudie; Risikoscores unabhängig vom Gesundheitssystem übertragbar.</w:t>
+        <w:t>China; Mehrfacherkrankung und Polypharmaka-Problematik universal, Übertragung auf deutsche Kohorte sinnvoll</w:t>
       </w:r>
     </w:p>
     <w:p>
@@ -186,7 +186,7 @@
           <w:color w:val="5A7D3A"/>
           <w:sz w:val="18"/>
         </w:rPr>
-        <w:t>https://pubmed.ncbi.nlm.nih.gov/42877036/</w:t>
+        <w:t>https://pubmed.ncbi.nlm.nih.gov/42885111/</w:t>
       </w:r>
     </w:p>
     <w:p>
@@ -194,7 +194,7 @@
         <w:pStyle w:val="Heading2"/>
       </w:pPr>
       <w:r>
-        <w:t>PaCO₂-Schwellwert sagt Scheitern der NIV bei COPD-Exazerbation voraus</w:t>
+        <w:t>Mehrfacherkrankung im Krankenhaus: Was erschwert Entscheidungen bei komplexen Patienten</w:t>
       </w:r>
     </w:p>
     <w:p>
@@ -204,12 +204,12 @@
           <w:color w:val="666666"/>
           <w:sz w:val="18"/>
         </w:rPr>
-        <w:t>Song F et al.  ·  Int J Chron Obstruct Pulmon Dis  ·  09.10.2026  ·  PMID 42876922</w:t>
+        <w:t>Pretorius S et al.  ·  BMC Med  ·  16.10.2026  ·  PMID 42881454</w:t>
       </w:r>
     </w:p>
     <w:p>
       <w:r>
-        <w:t>Zweizentrische retrospektive Kohortenstudie mit 676 Patienten mit akuter COPD-Exazerbation und Typ-II-Ateminsuffizienz, behandelt mit nicht-invasiver Beatmung (NIV), zur Vorhersage von NIV-Versagen.</w:t>
+        <w:t>Qualitative Studie mit 40 Klinikstaffmitarbeitern in England zu Entscheidungsfindung bei hospitalisierten Patienten mit Mehrfacherkrankung.</w:t>
       </w:r>
     </w:p>
     <w:p>
@@ -220,7 +220,7 @@
         <w:t xml:space="preserve">Ergebnis: </w:t>
       </w:r>
       <w:r>
-        <w:t>NIV-Versagen in 10,8 % (73 Patienten). Nach vollständiger Anpassung: jede Steigerung von PaCO₂ um 1 mmHg mit 3 % höherer Versagenswahrscheinlichkeit (OR 1,03; 95%-KI: 1,01–1,06). Schwellwert bei 60,2 mmHg identifiziert Hochrisikopatienten; AUC 0,805 des multivariaten Modells.</w:t>
+        <w:t>Personalentscheidungen werden durch komplexe Patientenprofile, Systemdruck und inflexible Strukturen behindert. Ärzte nutzen Heuristiken und relationale Strategien zur Risikominderung, berichten aber, dass compensatory work allein unzureichend ist. Systemische Änderungen – bessere Gemeindeversorgung, generalistisches Fachwissen, flexible Versorgungspfade – könnten helfen.</w:t>
       </w:r>
     </w:p>
     <w:p>
@@ -235,7 +235,7 @@
         <w:rPr>
           <w:sz w:val="19"/>
         </w:rPr>
-        <w:t>China, klinische Routine; verfügbarer Bedside-Parameter, unabhängig von Gesundheitssystem.</w:t>
+        <w:t>England, NHS-System; übertragbar auf deutsche Kliniken mit ähnlicher Spezialisierungslogik</w:t>
       </w:r>
     </w:p>
     <w:p>
@@ -244,7 +244,7 @@
           <w:color w:val="5A7D3A"/>
           <w:sz w:val="18"/>
         </w:rPr>
-        <w:t>https://pubmed.ncbi.nlm.nih.gov/42876922/</w:t>
+        <w:t>https://pubmed.ncbi.nlm.nih.gov/42881454/</w:t>
       </w:r>
     </w:p>
     <w:p>
@@ -252,7 +252,7 @@
         <w:pStyle w:val="Heading2"/>
       </w:pPr>
       <w:r>
-        <w:t>Koordinierte Pflege verbessert Versorgung von älteren Menschen mit Mehrfacherkrankungen</w:t>
+        <w:t>Patientenerfahrung mit Mehrfacherkrankung im Krankenhaus: Spezialisierung als Hindernis</w:t>
       </w:r>
     </w:p>
     <w:p>
@@ -262,12 +262,12 @@
           <w:color w:val="666666"/>
           <w:sz w:val="18"/>
         </w:rPr>
-        <w:t>Lagerin A et al.  ·  BMC Prim Care  ·  09.10.2026  ·  PMID 42875741</w:t>
+        <w:t>Bellass S et al.  ·  BMC Med  ·  16.10.2026  ·  PMID 42881406</w:t>
       </w:r>
     </w:p>
     <w:p>
       <w:r>
-        <w:t>Qualitative Studie mit 15 Bezirkspflegerinnen an fünf schwedischen Hausarztpraxen zur Versorgung älterer Menschen mit komplexer Mehrfacherkrankung und psychischen Problemen.</w:t>
+        <w:t>Qualitative Studie mit 44 hospitalisierten Patienten (44 mit 2–11 Erkrankungen) in England zu deren Versorgungserfahrung.</w:t>
       </w:r>
     </w:p>
     <w:p>
@@ -278,7 +278,7 @@
         <w:t xml:space="preserve">Ergebnis: </w:t>
       </w:r>
       <w:r>
-        <w:t>Fachkräfte fühlen sich fachlich kompetent und bereit, Verantwortung für Patienten mit Mehrfacherkrankungen zu übernehmen – wenn Zeit, Unterstützung und Struktur vorhanden sind. Zentrale Erkenntnisse: Bedarf nach verbindlich definierten Rollen, Grenzen für Koordinierungsaufgaben und struktureller Entlastung bei Kooperationslücken.</w:t>
+        <w:t>Patienten erleben Krankenhaus als Spezialistenumgebung, die auf Einzelerkrankungen ausgerichtet ist. Positive Versorgung hängt von Alignment zwischen Kliniker- und Patientenwissen ab. Organisatorische Barrieren gegen holistische Betreuung wahrgenommen. Empfehlung: Einbezug von Patient-Expertise in Entscheidungsprozesse; flexibles Servicedesign erforderlich.</w:t>
       </w:r>
     </w:p>
     <w:p>
@@ -293,7 +293,7 @@
         <w:rPr>
           <w:sz w:val="19"/>
         </w:rPr>
-        <w:t>Schweden, Hausarztpraxen; ähnliche Primärversorgungsstruktur wie Deutschland-Ansätze ohne verbindliche Steuerung.</w:t>
+        <w:t>England, NHS-Universitätskliniken; Struktur- und Koordinationsprobleme vergleichbar mit deutschen Klinikabläufen</w:t>
       </w:r>
     </w:p>
     <w:p>
@@ -302,7 +302,7 @@
           <w:color w:val="5A7D3A"/>
           <w:sz w:val="18"/>
         </w:rPr>
-        <w:t>https://pubmed.ncbi.nlm.nih.gov/42875741/</w:t>
+        <w:t>https://pubmed.ncbi.nlm.nih.gov/42881406/</w:t>
       </w:r>
     </w:p>
     <w:p>
@@ -310,7 +310,7 @@
         <w:pStyle w:val="Heading2"/>
       </w:pPr>
       <w:r>
-        <w:t>Post-COVID-Symptome bei Migranten: ethnische Unterschiede in Amsterdam</w:t>
+        <w:t>Atemmuskelkraft prognostiziert Symptomverschlechterung bei COPD besser als Standard-Spirometrie</w:t>
       </w:r>
     </w:p>
     <w:p>
@@ -320,12 +320,12 @@
           <w:color w:val="666666"/>
           <w:sz w:val="18"/>
         </w:rPr>
-        <w:t>Spronk M et al.  ·  Epidemiol Infect  ·  14.10.2026  ·  PMID 42870569</w:t>
+        <w:t>Niu M et al.  ·  Clin Respir J  ·  Okt. 2026  ·  PMID 42878658</w:t>
       </w:r>
     </w:p>
     <w:p>
       <w:r>
-        <w:t>Retrospektive Kohortenstudie mit 932 COVID-19-Erkrankten in Amsterdam zur Prävalenz von post-COVID-Symptomen (≥3 Monate) stratifiziert nach sechs ethnischen Gruppen.</w:t>
+        <w:t>Retrospektive Kohortenstudie mit 203 stabilen COPD-Patienten zur Vorhersage klinisch signifikanter CAT-Score-Verschlechterung (≥2 Punkte/12 Monate) mittels Atemmuskelkraft.</w:t>
       </w:r>
     </w:p>
     <w:p>
@@ -336,7 +336,7 @@
         <w:t xml:space="preserve">Ergebnis: </w:t>
       </w:r>
       <w:r>
-        <w:t>31 % (95%-KI: 27–37 %) entwickelten post-COVID-Symptome. Nach 3 Monaten: 17 % bei niederländischer Herkunft vs. 41 % (95%-KI: 34–48 %) bei südostasiatisch-surinamischer Herkunft, beide p &lt; 0,001. Risikofaktoren: südostasiatisch-surinamische, türkische oder marokkanische Herkunft, höheres Alter, weiblich, niedrigere Bildung, Adipositas.</w:t>
+        <w:t>62 Patienten (30,5%) erlebten CAT-Verschlechterung. Niedrigere FEV₁%-Vorhersage, maximale inspiratorische Druckfunktion (MIP) und Zwerchfellverdickungsfraktion (DTF) waren protektiv. Modell mit MIP/DTF: AUC 0,873 (95%-KI 0,822–0,924), nach Optimismus-Korrektur 0,859. MIP/DTF erhöhten AUC von 0,801 auf 0,873 (NRI 0,527, IDI 0,058). Externe Validierung erforderlich.</w:t>
       </w:r>
     </w:p>
     <w:p>
@@ -351,7 +351,7 @@
         <w:rPr>
           <w:sz w:val="19"/>
         </w:rPr>
-        <w:t>Niederlande, vergleichbares Sozialsicherungssystem und Versorgungskontext.</w:t>
+        <w:t>China; Atemmuskelprüfung in allen Ländern möglich, Übertragbarkeit des Prognose-Modells offen</w:t>
       </w:r>
     </w:p>
     <w:p>
@@ -360,7 +360,7 @@
           <w:color w:val="5A7D3A"/>
           <w:sz w:val="18"/>
         </w:rPr>
-        <w:t>https://pubmed.ncbi.nlm.nih.gov/42870569/</w:t>
+        <w:t>https://pubmed.ncbi.nlm.nih.gov/42878658/</w:t>
       </w:r>
     </w:p>
     <w:p>
@@ -368,7 +368,7 @@
         <w:pStyle w:val="Heading2"/>
       </w:pPr>
       <w:r>
-        <w:t>AA-Amyloidose bei autoinflammatorischen Erkrankungen: verzögerte Diagnose und hohe Krankheitslast</w:t>
+        <w:t>Akutes Nierenschädigungssyndrom nach akutem Nierenversagen: 45,6% entwickeln Chronizität innerhalb von 90 Tagen</w:t>
       </w:r>
     </w:p>
     <w:p>
@@ -378,12 +378,12 @@
           <w:color w:val="666666"/>
           <w:sz w:val="18"/>
         </w:rPr>
-        <w:t>El Moussaoui M et al.  ·  J Intern Med  ·  07.09.2026  ·  PMID 42706496</w:t>
+        <w:t>Hu S et al.  ·  Ren Fail  ·  15.10.2026  ·  PMID 42876246</w:t>
       </w:r>
     </w:p>
     <w:p>
       <w:r>
-        <w:t>Retrospektive Studie am französischen Referenzzentrum mit 181 Patienten mit sekundärer AA-Amyloidose; 50 davon (28 %) mit familiärem Mittelmeerfieber, CAPS, MKD oder TRAPS.</w:t>
+        <w:t>Retrospektive Kohortenstudie mit 23.868 erwachsenen Patienten nach mindestens einer AKI-Episode (2015–2024) in China zur Inzidenz und Prognose des Acute Kidney Disease (AKD).</w:t>
       </w:r>
     </w:p>
     <w:p>
@@ -394,7 +394,7 @@
         <w:t xml:space="preserve">Ergebnis: </w:t>
       </w:r>
       <w:r>
-        <w:t>AA-Amyloidose ging der Diagnose der Grunderkrankung in 40 % der Fälle voraus (besonders bei Non-FMF). 46 % benötigten Nierentransplantation, Mortalität 26 % während Nachverfolgung. Erkrankungslast bleibt hoch trotz bekannter Erkrankung – weist auf verzögerte Diagnose hin.</w:t>
+        <w:t>10.884 von 23.868 Patienten (45,6%) entwickelten AKD. Unabhängige Risikofaktoren: hohes Alter, Hypertonie, Herzinsuffizienz, Zirrhose, Diuretikagebrauch, höheres AKI-Stadium, Dialyse-Bedarf. Unter 6.597 Patienten ohne vorbestehende CKD entwickelten 19,8% de novo CKD (HR 1,92; 95%-KI 1,70–2,17). Frühe Erkennung und Zielinterventionen für Risikopatienten essenziell.</w:t>
       </w:r>
     </w:p>
     <w:p>
@@ -409,7 +409,7 @@
         <w:rPr>
           <w:sz w:val="19"/>
         </w:rPr>
-        <w:t>Frankreich, europäisches Referenzzentrum; übertragbar auf strukturierte Früherkennung in Deutschland.</w:t>
+        <w:t>China; Datengründung und Risikofaktoren auf nicht-europäische Population bezogen</w:t>
       </w:r>
     </w:p>
     <w:p>
@@ -418,7 +418,65 @@
           <w:color w:val="5A7D3A"/>
           <w:sz w:val="18"/>
         </w:rPr>
-        <w:t>https://pubmed.ncbi.nlm.nih.gov/42706496/</w:t>
+        <w:t>https://pubmed.ncbi.nlm.nih.gov/42876246/</w:t>
+      </w:r>
+    </w:p>
+    <w:p>
+      <w:pPr>
+        <w:pStyle w:val="Heading2"/>
+      </w:pPr>
+      <w:r>
+        <w:t>Antivirale Therapie bei HBV-HCC untergenutzt: 3- und 5-Jahres-Überlebensraten um 20% höher mit Behandlung</w:t>
+      </w:r>
+    </w:p>
+    <w:p>
+      <w:r>
+        <w:rPr>
+          <w:i/>
+          <w:color w:val="666666"/>
+          <w:sz w:val="18"/>
+        </w:rPr>
+        <w:t>Kudaravalli S et al.  ·  J Viral Hepat  ·  Nov. 2026  ·  PMID 42876044</w:t>
+      </w:r>
+    </w:p>
+    <w:p>
+      <w:r>
+        <w:t>Systematischer Review und Meta-Analyse von 78 Studien (68.243 Patienten, 2006–2024) zur Nutzung von Nukleosid(t)id-Analoga und Überleben bei HBV-assoziiertem hepatozellulärem Karzinom.</w:t>
+      </w:r>
+    </w:p>
+    <w:p>
+      <w:r>
+        <w:rPr>
+          <w:b/>
+        </w:rPr>
+        <w:t xml:space="preserve">Ergebnis: </w:t>
+      </w:r>
+      <w:r>
+        <w:t>Gepoolte antivirale Behandlungsrate 53,1% (52 Studien, 41.345 Patienten); nur 17,2% erhielten Therapie vor HCC-Diagnose. Behandelte vs. Unbehandelte: 3-Jahres-OS 80,4% vs. 59,2% (p&lt;0,01), 5-Jahres-OS 72,1% vs. 46,8% (p&lt;0,01). Bei inaktivem HCC 5-Jahres-OS 78,0% vs. 56,4% (p&lt;0,01). Antivirale Therapie bleibt unabhängig mit verbessertem 5-Jahres-Überleben assoziiert.</w:t>
+      </w:r>
+    </w:p>
+    <w:p>
+      <w:r>
+        <w:rPr>
+          <w:b/>
+          <w:sz w:val="19"/>
+        </w:rPr>
+        <w:t xml:space="preserve">Übertragbarkeit: </w:t>
+      </w:r>
+      <w:r>
+        <w:rPr>
+          <w:sz w:val="19"/>
+        </w:rPr>
+        <w:t>Globale Daten; Versorgungslücke universal, Kosteneffektivität muss regional geklärt werden</w:t>
+      </w:r>
+    </w:p>
+    <w:p>
+      <w:r>
+        <w:rPr>
+          <w:color w:val="5A7D3A"/>
+          <w:sz w:val="18"/>
+        </w:rPr>
+        <w:t>https://pubmed.ncbi.nlm.nih.gov/42876044/</w:t>
       </w:r>
     </w:p>
     <w:sectPr>

--- a/download/studien-aktuell.docx
+++ b/download/studien-aktuell.docx
@@ -62,7 +62,7 @@
           <w:color w:val="666666"/>
           <w:sz w:val="18"/>
         </w:rPr>
-        <w:t>Stand: 17.10.2026  |  7 Studien  |  ncd.m-vf.de</w:t>
+        <w:t>Stand: 18.10.2026  |  6 Studien  |  ncd.m-vf.de</w:t>
       </w:r>
     </w:p>
     <w:p>
@@ -70,7 +70,7 @@
         <w:pStyle w:val="Heading1"/>
       </w:pPr>
       <w:r>
-        <w:t>Aufgenommen am 17.10.2026</w:t>
+        <w:t>Aufgenommen am 18.10.2026</w:t>
       </w:r>
     </w:p>
     <w:p>
@@ -78,7 +78,7 @@
         <w:pStyle w:val="Heading2"/>
       </w:pPr>
       <w:r>
-        <w:t>Nierentransplantation verbessert Lebensqualität deutlich auch in Ländern mit niedrigem Einkommen</w:t>
+        <w:t>COPD mit erhöhtem Pulsdruck verdoppelt Herzinfarktrisiko in Alter</w:t>
       </w:r>
     </w:p>
     <w:p>
@@ -88,12 +88,12 @@
           <w:color w:val="666666"/>
           <w:sz w:val="18"/>
         </w:rPr>
-        <w:t>Jafry NH et al.  ·  Exp Clin Transplant  ·  Sept. 2026  ·  PMID 42885702</w:t>
+        <w:t>Liu G et al.  ·  Int J Chron Obstruct Pulmon Dis  ·  12.10.2026  ·  PMID 42891288</w:t>
       </w:r>
     </w:p>
     <w:p>
       <w:r>
-        <w:t>Querschnittstudie mit 205 erwachsenen Nierentransplantatempfängern (≥1 Jahr nach Transplantation) in Pakistan zu gesundheitsbezogener Lebensqualität mittels SF-36.</w:t>
+        <w:t>Prospektive Kohortenstudie an 4183 älteren Chinesen (≥60 Jahre) mit 7-Jahres-Nachverfolgung zum Risiko kardiovaskulärer Ereignisse bei Mehrfacherkrankung (COPD und vaskuläres Altern).</w:t>
       </w:r>
     </w:p>
     <w:p>
@@ -104,7 +104,7 @@
         <w:t xml:space="preserve">Ergebnis: </w:t>
       </w:r>
       <w:r>
-        <w:t>SF-36-Durchschnittswert 99,5±4,81 (hohe Lebensqualität). Körperfunktion 96,8±8,5 und soziale Funktion 95,5±15,7 besonders hoch; Allgemeingesundheitswahrnehmung niedriger (82,5±22,5). Männliche Patienten hatten bessere körperliche Funktion als weibliche (p=0,031). Strukturierte Transplantprogramme wirksam auch unter Ressourcenmangel; geschlechtsspezifische Nachsorge empfohlen.</w:t>
+        <w:t>COPD allein (HR 1,15, 95%-KI 0,84–1,57) und erhöhter Pulsdruck allein (HR 0,93, 95%-KI 0,70–1,25) waren nicht mit kardiovaskulären Ereignissen assoziiert. Beide zusammen zeigten HR 1,86 (95%-KI 1,26–2,76), primär getrieben durch Herzerkrankungen (HR 2,80, 95%-KI 1,94–4,05), nicht Schlaganfälle (HR 0,84, 95%-KI 0,43–1,65). Für Mortalität: HR 2,05 (95%-KI 1,54–2,73) bei beiden Expositionen vs. weder Exposition.</w:t>
       </w:r>
     </w:p>
     <w:p>
@@ -119,7 +119,7 @@
         <w:rPr>
           <w:sz w:val="19"/>
         </w:rPr>
-        <w:t>Pakistan; begrenzt auf ähnlich strukturierte Gesundheitssysteme ohne Versicherungsschutz</w:t>
+        <w:t>China, Bevölkerungsstichprobe; Mehrfacherkrankung zentral, strukturelle Vergleichbarkeit begrenzt</w:t>
       </w:r>
     </w:p>
     <w:p>
@@ -128,7 +128,7 @@
           <w:color w:val="5A7D3A"/>
           <w:sz w:val="18"/>
         </w:rPr>
-        <w:t>https://pubmed.ncbi.nlm.nih.gov/42885702/</w:t>
+        <w:t>https://pubmed.ncbi.nlm.nih.gov/42891288/</w:t>
       </w:r>
     </w:p>
     <w:p>
@@ -136,7 +136,7 @@
         <w:pStyle w:val="Heading2"/>
       </w:pPr>
       <w:r>
-        <w:t>Polypharmaka-Intensität erhöht Funktionsbehinderung bei Mehrfacherkrankung: 5-Jahres-Longitudinalstudie in China</w:t>
+        <w:t>COPD-assoziierte Herzinsuffizienz stieg weltweit um 40%, Projektion bis 2050 weiter aufwärts</w:t>
       </w:r>
     </w:p>
     <w:p>
@@ -146,12 +146,12 @@
           <w:color w:val="666666"/>
           <w:sz w:val="18"/>
         </w:rPr>
-        <w:t>Wang QC et al.  ·  Geriatr Gerontol Int  ·  Okt. 2026  ·  PMID 42885111</w:t>
+        <w:t>Liu C et al.  ·  Int J Chron Obstruct Pulmon Dis  ·  12.10.2026  ·  PMID 42891260</w:t>
       </w:r>
     </w:p>
     <w:p>
       <w:r>
-        <w:t>Längsschnittstudie mit 7.477 chinesischen Teilnehmern ≥45 Jahren mit ≥2 chronischen Erkrankungen (CHARLS 2015–2020) zum Zusammenhang zwischen multimorbidity-adjusted pharmacotherapy intensity (MA-PI) und funktioneller Behinderung.</w:t>
+        <w:t>Systematische Analyse der Global Burden of Disease Study 2021 zu Prävalenz und Krankheitslast von COPD-assoziierter Herzinsuffizienz 1990–2021 mit Bayes'scher Projektion bis 2050 nach Geschlecht, Alter, Region und SDI-Kategorie.</w:t>
       </w:r>
     </w:p>
     <w:p>
@@ -162,7 +162,7 @@
         <w:t xml:space="preserve">Ergebnis: </w:t>
       </w:r>
       <w:r>
-        <w:t>2020: 33,5% mit ADL-Behinderung, 22,8% mit incident ADL-Behinderung, 26,3% mit Hospitalisierung. Höhere MA-PI (Q3 vs. Q1): OR 1,21 (95%-KI 1,01–1,44) für ADL-Behinderung; Q4: OR 1,28 (95%-KI 1,07–1,53). Incident disability ohne Baseline-Behinderung: Q4 OR 1,32 (95%-KI 1,06–1,64). Hospitalisierung Q3/Q4: OR 1,24/1,29. MA-PI kann Überbehandlung und Funktionsverlust in der Population identifizieren.</w:t>
+        <w:t>2021: 3,61 Mio. Fälle COPD-assoziierte Herzinsuffizienz (1,4-facher Anstieg seit 1990). Altersstandarisierte Prävalenzrate und Years Lived with Disability stiegen insgesamt. Absolute Fälle stiegen in beiden Geschlechtern; altersstandarisierte Raten fielen bei Männern, stiegen bei Frauen. Lastspitze Alter 70–74 Jahre. Nur High-SDI-Regionen zeigten steigende altersstandarisierte Raten; Osteuropa fiel deutlich. Projektion 2022–2050: Anhaltender Anstieg altersstandarisierter Prävalenz und Krankheitslast, leicht höher bei Frauen.</w:t>
       </w:r>
     </w:p>
     <w:p>
@@ -177,7 +177,7 @@
         <w:rPr>
           <w:sz w:val="19"/>
         </w:rPr>
-        <w:t>China; Mehrfacherkrankung und Polypharmaka-Problematik universal, Übertragung auf deutsche Kohorte sinnvoll</w:t>
+        <w:t>Globale GBD-Daten, Mehrfacherkrankung zentral, strukturelle Übertragbarkeit begrenzt</w:t>
       </w:r>
     </w:p>
     <w:p>
@@ -186,7 +186,7 @@
           <w:color w:val="5A7D3A"/>
           <w:sz w:val="18"/>
         </w:rPr>
-        <w:t>https://pubmed.ncbi.nlm.nih.gov/42885111/</w:t>
+        <w:t>https://pubmed.ncbi.nlm.nih.gov/42891260/</w:t>
       </w:r>
     </w:p>
     <w:p>
@@ -194,7 +194,7 @@
         <w:pStyle w:val="Heading2"/>
       </w:pPr>
       <w:r>
-        <w:t>Mehrfacherkrankung im Krankenhaus: Was erschwert Entscheidungen bei komplexen Patienten</w:t>
+        <w:t>CIDP in Saudi-Arabien: 89% erreichten klinische Besserung, 42% Relapse nach 11 Monaten</w:t>
       </w:r>
     </w:p>
     <w:p>
@@ -204,12 +204,12 @@
           <w:color w:val="666666"/>
           <w:sz w:val="18"/>
         </w:rPr>
-        <w:t>Pretorius S et al.  ·  BMC Med  ·  16.10.2026  ·  PMID 42881454</w:t>
+        <w:t>Alhammad RM et al.  ·  Front Neurol  ·  01.10.2026  ·  PMID 42890075</w:t>
       </w:r>
     </w:p>
     <w:p>
       <w:r>
-        <w:t>Qualitative Studie mit 40 Klinikstaffmitarbeitern in England zu Entscheidungsfindung bei hospitalisierten Patienten mit Mehrfacherkrankung.</w:t>
+        <w:t>Multizentrische retrospektive Kohorte von 36 Patienten (18 m, 18 w) mit CIDP aus 5 Krankenhäusern in Saudi-Arabien (2014–2025) zur Charakterisierung Demografie, Klinik, Elektrophysiologie und Therapieergebnisse.</w:t>
       </w:r>
     </w:p>
     <w:p>
@@ -220,7 +220,7 @@
         <w:t xml:space="preserve">Ergebnis: </w:t>
       </w:r>
       <w:r>
-        <w:t>Personalentscheidungen werden durch komplexe Patientenprofile, Systemdruck und inflexible Strukturen behindert. Ärzte nutzen Heuristiken und relationale Strategien zur Risikominderung, berichten aber, dass compensatory work allein unzureichend ist. Systemische Änderungen – bessere Gemeindeversorgung, generalistisches Fachwissen, flexible Versorgungspfade – könnten helfen.</w:t>
+        <w:t>33 CIDP, 3 mögliche CIDP, Onset-Alter Durchschnitt 33 Jahre (Erwachsene: 40 Jahre). Typisch CIDP 72%, distal 8%, motorisch-dominiert 8%, multifokal 8%. Primär IVIG (42%) oder orale Steroide (33%) zur Erhaltung. Über 55 Monate: 89% erreichten mittlere Besserung im INCAT-Score (3,7-Punkte-Änderung) und 83% im MRCSS (11,9-Punkte-Änderung, p&lt;0,001). Relapse bei 42% nach mittleren 11 Monaten, meist durch suboptimale Therapie oder Nichtkompliance.</w:t>
       </w:r>
     </w:p>
     <w:p>
@@ -235,7 +235,7 @@
         <w:rPr>
           <w:sz w:val="19"/>
         </w:rPr>
-        <w:t>England, NHS-System; übertragbar auf deutsche Kliniken mit ähnlicher Spezialisierungslogik</w:t>
+        <w:t>Saudi-Arabien, multizentrische klinische Kohortendaten; regionales Benchmark für künftige Studien</w:t>
       </w:r>
     </w:p>
     <w:p>
@@ -244,7 +244,7 @@
           <w:color w:val="5A7D3A"/>
           <w:sz w:val="18"/>
         </w:rPr>
-        <w:t>https://pubmed.ncbi.nlm.nih.gov/42881454/</w:t>
+        <w:t>https://pubmed.ncbi.nlm.nih.gov/42890075/</w:t>
       </w:r>
     </w:p>
     <w:p>
@@ -252,7 +252,7 @@
         <w:pStyle w:val="Heading2"/>
       </w:pPr>
       <w:r>
-        <w:t>Patientenerfahrung mit Mehrfacherkrankung im Krankenhaus: Spezialisierung als Hindernis</w:t>
+        <w:t>Hohes Parathormon vor Transplantation sagte persistierende Hyperparathyreose voraus</w:t>
       </w:r>
     </w:p>
     <w:p>
@@ -262,12 +262,12 @@
           <w:color w:val="666666"/>
           <w:sz w:val="18"/>
         </w:rPr>
-        <w:t>Bellass S et al.  ·  BMC Med  ·  16.10.2026  ·  PMID 42881406</w:t>
+        <w:t>Lam KH et al.  ·  Medicine (Baltimore)  ·  16.10.2026  ·  PMID 42888627</w:t>
       </w:r>
     </w:p>
     <w:p>
       <w:r>
-        <w:t>Qualitative Studie mit 44 hospitalisierten Patienten (44 mit 2–11 Erkrankungen) in England zu deren Versorgungserfahrung.</w:t>
+        <w:t>Prospektive Kohorte von 104 Patienten mit Nierenterminalstadium nach Nierentransplantation zur Identifikation von Risikofaktoren für persistierende Hyperparathyreose (PTH ≥150 pg/mL) 6 Monate nach Transplantation.</w:t>
       </w:r>
     </w:p>
     <w:p>
@@ -278,7 +278,7 @@
         <w:t xml:space="preserve">Ergebnis: </w:t>
       </w:r>
       <w:r>
-        <w:t>Patienten erleben Krankenhaus als Spezialistenumgebung, die auf Einzelerkrankungen ausgerichtet ist. Positive Versorgung hängt von Alignment zwischen Kliniker- und Patientenwissen ab. Organisatorische Barrieren gegen holistische Betreuung wahrgenommen. Empfehlung: Einbezug von Patient-Expertise in Entscheidungsprozesse; flexibles Servicedesign erforderlich.</w:t>
+        <w:t>Prävalenz persistierende Hyperparathyreose: 58,65%. Patienten mit persistierender Hyperparathyreose hatten signifikant höhere Baseline-PTH (Median 489 vs. 273 pg/mL, p&lt;0,001) und alkalische Phosphatase (Median 102,0 vs. 89,5 U/L, p=0,025). Längere Dialysedauer war assoziiert (Median 2,0 vs. 1,0 Jahre, p&lt;0,001). Höheres Baseline-PTH war unabhängig assoziiert mit persistierender Hyperparathyreose; Dialysedauer nur signifikant ≥1 Jahr.</w:t>
       </w:r>
     </w:p>
     <w:p>
@@ -293,7 +293,7 @@
         <w:rPr>
           <w:sz w:val="19"/>
         </w:rPr>
-        <w:t>England, NHS-Universitätskliniken; Struktur- und Koordinationsprobleme vergleichbar mit deutschen Klinikabläufen</w:t>
+        <w:t>Vietnam, prospektive Klinikdaten; strukturelle Vergleichbarkeit eingeschränkt</w:t>
       </w:r>
     </w:p>
     <w:p>
@@ -302,7 +302,7 @@
           <w:color w:val="5A7D3A"/>
           <w:sz w:val="18"/>
         </w:rPr>
-        <w:t>https://pubmed.ncbi.nlm.nih.gov/42881406/</w:t>
+        <w:t>https://pubmed.ncbi.nlm.nih.gov/42888627/</w:t>
       </w:r>
     </w:p>
     <w:p>
@@ -310,7 +310,7 @@
         <w:pStyle w:val="Heading2"/>
       </w:pPr>
       <w:r>
-        <w:t>Atemmuskelkraft prognostiziert Symptomverschlechterung bei COPD besser als Standard-Spirometrie</w:t>
+        <w:t>Medicare Advantage verschärft Zugang zu Nierendialyse und Transplantation</w:t>
       </w:r>
     </w:p>
     <w:p>
@@ -320,12 +320,12 @@
           <w:color w:val="666666"/>
           <w:sz w:val="18"/>
         </w:rPr>
-        <w:t>Niu M et al.  ·  Clin Respir J  ·  Okt. 2026  ·  PMID 42878658</w:t>
+        <w:t>Tyler DA et al.  ·  Health Serv Res  ·  Okt. 2026  ·  PMID 42888180</w:t>
       </w:r>
     </w:p>
     <w:p>
       <w:r>
-        <w:t>Retrospektive Kohortenstudie mit 203 stabilen COPD-Patienten zur Vorhersage klinisch signifikanter CAT-Score-Verschlechterung (≥2 Punkte/12 Monate) mittels Atemmuskelkraft.</w:t>
+        <w:t>Qualitative Studie mit 48 Interviews (56 Teilnehmende) aus Krankenversicherungsplänen, Dialyseanbieter und Nierenprogrammen in USA zur Versorgungszugang bei Nierenschädigung Terminal (ESRD) unter Medicare Advantage seit 2021.</w:t>
       </w:r>
     </w:p>
     <w:p>
@@ -336,7 +336,7 @@
         <w:t xml:space="preserve">Ergebnis: </w:t>
       </w:r>
       <w:r>
-        <w:t>62 Patienten (30,5%) erlebten CAT-Verschlechterung. Niedrigere FEV₁%-Vorhersage, maximale inspiratorische Druckfunktion (MIP) und Zwerchfellverdickungsfraktion (DTF) waren protektiv. Modell mit MIP/DTF: AUC 0,873 (95%-KI 0,822–0,924), nach Optimismus-Korrektur 0,859. MIP/DTF erhöhten AUC von 0,801 auf 0,873 (NRI 0,527, IDI 0,058). Externe Validierung erforderlich.</w:t>
+        <w:t>Perspektiven divergierten zwischen Organisationen: Große Dialyseanbieter berichteten keine Zugangsbarrieren, kleine Anbieter beschrieben, dass Patienten zu weiter entfernten In-Network-Einrichtungen fahren mussten. Patienten waren sich Netzwerk-Restriktionen nicht bewusst. Versicherer beschrieben Beschränkungen auf «Centers of Excellence» für Transplantation; andere Teilnehmende berichteten, diese Restriktionen behinderten Transplantationszugang. Zusatzleistungen wurden von Führungskräften als wertvoll dargestellt, von Frontpersonal aber als weniger umfassend als angekündigt beschrieben.</w:t>
       </w:r>
     </w:p>
     <w:p>
@@ -351,7 +351,7 @@
         <w:rPr>
           <w:sz w:val="19"/>
         </w:rPr>
-        <w:t>China; Atemmuskelprüfung in allen Ländern möglich, Übertragbarkeit des Prognose-Modells offen</w:t>
+        <w:t>USA, Medicare Advantage; Übertragbarkeit auf deutsche Versichertenversorgung gering</w:t>
       </w:r>
     </w:p>
     <w:p>
@@ -360,7 +360,7 @@
           <w:color w:val="5A7D3A"/>
           <w:sz w:val="18"/>
         </w:rPr>
-        <w:t>https://pubmed.ncbi.nlm.nih.gov/42878658/</w:t>
+        <w:t>https://pubmed.ncbi.nlm.nih.gov/42888180/</w:t>
       </w:r>
     </w:p>
     <w:p>
@@ -368,7 +368,7 @@
         <w:pStyle w:val="Heading2"/>
       </w:pPr>
       <w:r>
-        <w:t>Akutes Nierenschädigungssyndrom nach akutem Nierenversagen: 45,6% entwickeln Chronizität innerhalb von 90 Tagen</w:t>
+        <w:t>IL-6-Spiegeldynamik, nicht Baseline, zeigte Ansprechen auf B-Zell-Therapie bei MS</w:t>
       </w:r>
     </w:p>
     <w:p>
@@ -378,12 +378,12 @@
           <w:color w:val="666666"/>
           <w:sz w:val="18"/>
         </w:rPr>
-        <w:t>Hu S et al.  ·  Ren Fail  ·  15.10.2026  ·  PMID 42876246</w:t>
+        <w:t>Kölsche T et al.  ·  BMC Neurol  ·  21.08.2026  ·  PMID 42629559</w:t>
       </w:r>
     </w:p>
     <w:p>
       <w:r>
-        <w:t>Retrospektive Kohortenstudie mit 23.868 erwachsenen Patienten nach mindestens einer AKI-Episode (2015–2024) in China zur Inzidenz und Prognose des Acute Kidney Disease (AKD).</w:t>
+        <w:t>Retrospektive Kohortenstudie an 73 MS-Patienten (30 schubförmig-remittierend, 43 primär progredient) unter Ocrelizumab zur Validierung von Baseline-IL-6 und longitudinalen IL-6-Spiegeln als Biomarker für Therapieerfolg über 24 Monate.</w:t>
       </w:r>
     </w:p>
     <w:p>
@@ -394,7 +394,7 @@
         <w:t xml:space="preserve">Ergebnis: </w:t>
       </w:r>
       <w:r>
-        <w:t>10.884 von 23.868 Patienten (45,6%) entwickelten AKD. Unabhängige Risikofaktoren: hohes Alter, Hypertonie, Herzinsuffizienz, Zirrhose, Diuretikagebrauch, höheres AKI-Stadium, Dialyse-Bedarf. Unter 6.597 Patienten ohne vorbestehende CKD entwickelten 19,8% de novo CKD (HR 1,92; 95%-KI 1,70–2,17). Frühe Erkennung und Zielinterventionen für Risikopatienten essenziell.</w:t>
+        <w:t>Baseline-IL-6 unterschied sich nicht zwischen MS-Patienten und gesunden Kontrollen (p=0,178). Baseline-IL-6 war kein unabhängiger Prädiktor für Krankheitsaktivität (HR 1,83, 95%-KI 0,73–4,61, p=0,989). Longitudinal: Patienten, die NEDA-3 (No Evidence of Disease Activity) erhielten, zeigten 50% IL-6-Reduktion nach 12 Monaten (mittlere Änderung −1,30 pg/mL, p=0,0318); Verlust von NEDA-3 ging mit stabilen IL-6-Werten einher (0,09 pg/mL). Schlussfolgerung: Dynamische IL-6-Spiegel, nicht statische Baseline, reflektieren Therapieantwort besser.</w:t>
       </w:r>
     </w:p>
     <w:p>
@@ -409,7 +409,7 @@
         <w:rPr>
           <w:sz w:val="19"/>
         </w:rPr>
-        <w:t>China; Datengründung und Risikofaktoren auf nicht-europäische Population bezogen</w:t>
+        <w:t>Deutschland (Düsseldorf), klinische Routinedaten MS-Zentren, vergleichbares System</w:t>
       </w:r>
     </w:p>
     <w:p>
@@ -418,65 +418,7 @@
           <w:color w:val="5A7D3A"/>
           <w:sz w:val="18"/>
         </w:rPr>
-        <w:t>https://pubmed.ncbi.nlm.nih.gov/42876246/</w:t>
-      </w:r>
-    </w:p>
-    <w:p>
-      <w:pPr>
-        <w:pStyle w:val="Heading2"/>
-      </w:pPr>
-      <w:r>
-        <w:t>Antivirale Therapie bei HBV-HCC untergenutzt: 3- und 5-Jahres-Überlebensraten um 20% höher mit Behandlung</w:t>
-      </w:r>
-    </w:p>
-    <w:p>
-      <w:r>
-        <w:rPr>
-          <w:i/>
-          <w:color w:val="666666"/>
-          <w:sz w:val="18"/>
-        </w:rPr>
-        <w:t>Kudaravalli S et al.  ·  J Viral Hepat  ·  Nov. 2026  ·  PMID 42876044</w:t>
-      </w:r>
-    </w:p>
-    <w:p>
-      <w:r>
-        <w:t>Systematischer Review und Meta-Analyse von 78 Studien (68.243 Patienten, 2006–2024) zur Nutzung von Nukleosid(t)id-Analoga und Überleben bei HBV-assoziiertem hepatozellulärem Karzinom.</w:t>
-      </w:r>
-    </w:p>
-    <w:p>
-      <w:r>
-        <w:rPr>
-          <w:b/>
-        </w:rPr>
-        <w:t xml:space="preserve">Ergebnis: </w:t>
-      </w:r>
-      <w:r>
-        <w:t>Gepoolte antivirale Behandlungsrate 53,1% (52 Studien, 41.345 Patienten); nur 17,2% erhielten Therapie vor HCC-Diagnose. Behandelte vs. Unbehandelte: 3-Jahres-OS 80,4% vs. 59,2% (p&lt;0,01), 5-Jahres-OS 72,1% vs. 46,8% (p&lt;0,01). Bei inaktivem HCC 5-Jahres-OS 78,0% vs. 56,4% (p&lt;0,01). Antivirale Therapie bleibt unabhängig mit verbessertem 5-Jahres-Überleben assoziiert.</w:t>
-      </w:r>
-    </w:p>
-    <w:p>
-      <w:r>
-        <w:rPr>
-          <w:b/>
-          <w:sz w:val="19"/>
-        </w:rPr>
-        <w:t xml:space="preserve">Übertragbarkeit: </w:t>
-      </w:r>
-      <w:r>
-        <w:rPr>
-          <w:sz w:val="19"/>
-        </w:rPr>
-        <w:t>Globale Daten; Versorgungslücke universal, Kosteneffektivität muss regional geklärt werden</w:t>
-      </w:r>
-    </w:p>
-    <w:p>
-      <w:r>
-        <w:rPr>
-          <w:color w:val="5A7D3A"/>
-          <w:sz w:val="18"/>
-        </w:rPr>
-        <w:t>https://pubmed.ncbi.nlm.nih.gov/42876044/</w:t>
+        <w:t>https://pubmed.ncbi.nlm.nih.gov/42629559/</w:t>
       </w:r>
     </w:p>
     <w:sectPr>

--- a/download/studien-aktuell.docx
+++ b/download/studien-aktuell.docx
@@ -62,7 +62,7 @@
           <w:color w:val="666666"/>
           <w:sz w:val="18"/>
         </w:rPr>
-        <w:t>Stand: 18.10.2026  |  6 Studien  |  ncd.m-vf.de</w:t>
+        <w:t>Stand: 19.10.2026  |  6 Studien  |  ncd.m-vf.de</w:t>
       </w:r>
     </w:p>
     <w:p>
@@ -70,7 +70,7 @@
         <w:pStyle w:val="Heading1"/>
       </w:pPr>
       <w:r>
-        <w:t>Aufgenommen am 18.10.2026</w:t>
+        <w:t>Aufgenommen am 19.10.2026</w:t>
       </w:r>
     </w:p>
     <w:p>
@@ -78,7 +78,7 @@
         <w:pStyle w:val="Heading2"/>
       </w:pPr>
       <w:r>
-        <w:t>COPD mit erhöhtem Pulsdruck verdoppelt Herzinfarktrisiko in Alter</w:t>
+        <w:t>Hämoglobin-Zielbereich 105-125 g/L erhöhte Sterblichkeit bei Hämodialysepatienten nicht</w:t>
       </w:r>
     </w:p>
     <w:p>
@@ -88,12 +88,12 @@
           <w:color w:val="666666"/>
           <w:sz w:val="18"/>
         </w:rPr>
-        <w:t>Liu G et al.  ·  Int J Chron Obstruct Pulmon Dis  ·  12.10.2026  ·  PMID 42891288</w:t>
+        <w:t>Birnie K et al.  ·  Pharmacoepidemiol Drug Saf  ·  Nov. 2026  ·  PMID 42893801</w:t>
       </w:r>
     </w:p>
     <w:p>
       <w:r>
-        <w:t>Prospektive Kohortenstudie an 4183 älteren Chinesen (≥60 Jahre) mit 7-Jahres-Nachverfolgung zum Risiko kardiovaskulärer Ereignisse bei Mehrfacherkrankung (COPD und vaskuläres Altern).</w:t>
+        <w:t>Elektronische Patientendaten aus 10 englischen Nierenzentren (2004-2016) verglichen mittels Target-Trial-Emulation verschiedene Hämoglobin-Zielwerte unter standardisierter Darbepoetindosierung.</w:t>
       </w:r>
     </w:p>
     <w:p>
@@ -104,7 +104,7 @@
         <w:t xml:space="preserve">Ergebnis: </w:t>
       </w:r>
       <w:r>
-        <w:t>COPD allein (HR 1,15, 95%-KI 0,84–1,57) und erhöhter Pulsdruck allein (HR 0,93, 95%-KI 0,70–1,25) waren nicht mit kardiovaskulären Ereignissen assoziiert. Beide zusammen zeigten HR 1,86 (95%-KI 1,26–2,76), primär getrieben durch Herzerkrankungen (HR 2,80, 95%-KI 1,94–4,05), nicht Schlaganfälle (HR 0,84, 95%-KI 0,43–1,65). Für Mortalität: HR 2,05 (95%-KI 1,54–2,73) bei beiden Expositionen vs. weder Exposition.</w:t>
+        <w:t>Bei 8.628 Patienten (Medianalter 66 Jahre) zeigten sich für 105-125 g/L vs. 95-115 g/L Hazard Ratio 0,92 (95% KI 0,75-1,12), für &gt;125 g/L vs. 95-115 g/L HR 1,20 (95% KI 0,94-1,54). Ein moderat erhöhtes Ziel war nicht mit erhöhter Mortalität assoziiert, während Werte über 125 g/L das Mortalitätsrisiko möglicherweise steigern.</w:t>
       </w:r>
     </w:p>
     <w:p>
@@ -119,7 +119,7 @@
         <w:rPr>
           <w:sz w:val="19"/>
         </w:rPr>
-        <w:t>China, Bevölkerungsstichprobe; Mehrfacherkrankung zentral, strukturelle Vergleichbarkeit begrenzt</w:t>
+        <w:t>UK-Nierenzentren mit vollständiger elektronischer Dokumentation, übertragbar auf Deutschland.</w:t>
       </w:r>
     </w:p>
     <w:p>
@@ -128,7 +128,7 @@
           <w:color w:val="5A7D3A"/>
           <w:sz w:val="18"/>
         </w:rPr>
-        <w:t>https://pubmed.ncbi.nlm.nih.gov/42891288/</w:t>
+        <w:t>https://pubmed.ncbi.nlm.nih.gov/42893801/</w:t>
       </w:r>
     </w:p>
     <w:p>
@@ -136,7 +136,7 @@
         <w:pStyle w:val="Heading2"/>
       </w:pPr>
       <w:r>
-        <w:t>COPD-assoziierte Herzinsuffizienz stieg weltweit um 40%, Projektion bis 2050 weiter aufwärts</w:t>
+        <w:t>COPD-Last in Asien stieg 2009-2023 um 41 Prozent trotz sinkender altersstandardisierter Raten</w:t>
       </w:r>
     </w:p>
     <w:p>
@@ -146,12 +146,12 @@
           <w:color w:val="666666"/>
           <w:sz w:val="18"/>
         </w:rPr>
-        <w:t>Liu C et al.  ·  Int J Chron Obstruct Pulmon Dis  ·  12.10.2026  ·  PMID 42891260</w:t>
+        <w:t>Luo Q et al.  ·  Int J Chron Obstruct Pulmon Dis  ·  13.10.2026  ·  PMID 42893247</w:t>
       </w:r>
     </w:p>
     <w:p>
       <w:r>
-        <w:t>Systematische Analyse der Global Burden of Disease Study 2021 zu Prävalenz und Krankheitslast von COPD-assoziierter Herzinsuffizienz 1990–2021 mit Bayes'scher Projektion bis 2050 nach Geschlecht, Alter, Region und SDI-Kategorie.</w:t>
+        <w:t>Global Burden of Disease 2023 Analyse für 48 asiatische Länder (2009-2023) quantifizierte Inzidenz, Prävalenz, Todesfälle und DALYs mit Fokus auf demografische Treiber und Ungleichheit nach Sozio-demografischem Index.</w:t>
       </w:r>
     </w:p>
     <w:p>
@@ -162,7 +162,7 @@
         <w:t xml:space="preserve">Ergebnis: </w:t>
       </w:r>
       <w:r>
-        <w:t>2021: 3,61 Mio. Fälle COPD-assoziierte Herzinsuffizienz (1,4-facher Anstieg seit 1990). Altersstandarisierte Prävalenzrate und Years Lived with Disability stiegen insgesamt. Absolute Fälle stiegen in beiden Geschlechtern; altersstandarisierte Raten fielen bei Männern, stiegen bei Frauen. Lastspitze Alter 70–74 Jahre. Nur High-SDI-Regionen zeigten steigende altersstandarisierte Raten; Osteuropa fiel deutlich. Projektion 2022–2050: Anhaltender Anstieg altersstandarisierter Prävalenz und Krankheitslast, leicht höher bei Frauen.</w:t>
+        <w:t>Inzidenzfälle stiegen von 7,74 auf 10,75 Millionen (+38,9%), Prävalenz von 91,88 auf 129,76 Millionen (+41,2%), Todesfälle von 2,11 auf 2,63 Millionen (+24,8%). Altersstandardisierte Raten sanken jedoch in 34-43 der 48 Standorte. Von 522.061 zusätzlichen Todesfällen waren 345.084 auf Bevölkerungswachstum und 933.776 auf Alterung zurückzuführen. Sozioökonomische Konzentration der Todesfalllasten verschärfte sich (SII -69,90 auf -87,22).</w:t>
       </w:r>
     </w:p>
     <w:p>
@@ -177,7 +177,7 @@
         <w:rPr>
           <w:sz w:val="19"/>
         </w:rPr>
-        <w:t>Globale GBD-Daten, Mehrfacherkrankung zentral, strukturelle Übertragbarkeit begrenzt</w:t>
+        <w:t>Asien, zeigt versorgungspolitischen Handlungsbedarf durch demografische Lasten unabhängig von Epidemiologie-Verbesserungen.</w:t>
       </w:r>
     </w:p>
     <w:p>
@@ -186,7 +186,7 @@
           <w:color w:val="5A7D3A"/>
           <w:sz w:val="18"/>
         </w:rPr>
-        <w:t>https://pubmed.ncbi.nlm.nih.gov/42891260/</w:t>
+        <w:t>https://pubmed.ncbi.nlm.nih.gov/42893247/</w:t>
       </w:r>
     </w:p>
     <w:p>
@@ -194,7 +194,7 @@
         <w:pStyle w:val="Heading2"/>
       </w:pPr>
       <w:r>
-        <w:t>CIDP in Saudi-Arabien: 89% erreichten klinische Besserung, 42% Relapse nach 11 Monaten</w:t>
+        <w:t>Niedriges gewichtsadjustiertes Muskelvolumen fördert COPD-Exazerbationen bei niedrigem BMI</w:t>
       </w:r>
     </w:p>
     <w:p>
@@ -204,12 +204,12 @@
           <w:color w:val="666666"/>
           <w:sz w:val="18"/>
         </w:rPr>
-        <w:t>Alhammad RM et al.  ·  Front Neurol  ·  01.10.2026  ·  PMID 42890075</w:t>
+        <w:t>Zhang Y et al.  ·  Int J Chron Obstruct Pulmon Dis  ·  13.10.2026  ·  PMID 42893075</w:t>
       </w:r>
     </w:p>
     <w:p>
       <w:r>
-        <w:t>Multizentrische retrospektive Kohorte von 36 Patienten (18 m, 18 w) mit CIDP aus 5 Krankenhäusern in Saudi-Arabien (2014–2025) zur Charakterisierung Demografie, Klinik, Elektrophysiologie und Therapieergebnisse.</w:t>
+        <w:t>Querschnittstudie mit 419 COPD-Patienten untersuchte Assoziation zwischen Körperzusammensetzung (traditionell versus gewichtsadjustiert) und häufigen Exazerbationen (≥2 moderat oder ≥1 schwer im Vorjahr).</w:t>
       </w:r>
     </w:p>
     <w:p>
@@ -220,7 +220,7 @@
         <w:t xml:space="preserve">Ergebnis: </w:t>
       </w:r>
       <w:r>
-        <w:t>33 CIDP, 3 mögliche CIDP, Onset-Alter Durchschnitt 33 Jahre (Erwachsene: 40 Jahre). Typisch CIDP 72%, distal 8%, motorisch-dominiert 8%, multifokal 8%. Primär IVIG (42%) oder orale Steroide (33%) zur Erhaltung. Über 55 Monate: 89% erreichten mittlere Besserung im INCAT-Score (3,7-Punkte-Änderung) und 83% im MRCSS (11,9-Punkte-Änderung, p&lt;0,001). Relapse bei 42% nach mittleren 11 Monaten, meist durch suboptimale Therapie oder Nichtkompliance.</w:t>
+        <w:t>Niedriges ASM/BMI war mit häufigen Exazerbationen assoziiert (bereinigtes OR 1,74; 95% KI 1,07-2,87), besonders stark bei BMI &lt;24 kg/m² (aOR 5,66; 95% KI 2,22-17,66). Traditionelle Höhenindizes zeigten keine signifikante Assoziation (aOR 1,52; 95% KI 0,96-2,41).</w:t>
       </w:r>
     </w:p>
     <w:p>
@@ -235,7 +235,7 @@
         <w:rPr>
           <w:sz w:val="19"/>
         </w:rPr>
-        <w:t>Saudi-Arabien, multizentrische klinische Kohortendaten; regionales Benchmark für künftige Studien</w:t>
+        <w:t>China, relevant für Versorgungspraxis: Muskelabbau als therapeutischer Angriffspunkt.</w:t>
       </w:r>
     </w:p>
     <w:p>
@@ -244,7 +244,7 @@
           <w:color w:val="5A7D3A"/>
           <w:sz w:val="18"/>
         </w:rPr>
-        <w:t>https://pubmed.ncbi.nlm.nih.gov/42890075/</w:t>
+        <w:t>https://pubmed.ncbi.nlm.nih.gov/42893075/</w:t>
       </w:r>
     </w:p>
     <w:p>
@@ -252,7 +252,7 @@
         <w:pStyle w:val="Heading2"/>
       </w:pPr>
       <w:r>
-        <w:t>Hohes Parathormon vor Transplantation sagte persistierende Hyperparathyreose voraus</w:t>
+        <w:t>Sehbehinderung reduziert Medikamentenadhärenz bei älteren Chronikern um bis zu 85 Prozent</w:t>
       </w:r>
     </w:p>
     <w:p>
@@ -262,12 +262,12 @@
           <w:color w:val="666666"/>
           <w:sz w:val="18"/>
         </w:rPr>
-        <w:t>Lam KH et al.  ·  Medicine (Baltimore)  ·  16.10.2026  ·  PMID 42888627</w:t>
+        <w:t>Shen Q et al.  ·  Med Sci Monit  ·  18.10.2026  ·  PMID 42892708</w:t>
       </w:r>
     </w:p>
     <w:p>
       <w:r>
-        <w:t>Prospektive Kohorte von 104 Patienten mit Nierenterminalstadium nach Nierentransplantation zur Identifikation von Risikofaktoren für persistierende Hyperparathyreose (PTH ≥150 pg/mL) 6 Monate nach Transplantation.</w:t>
+        <w:t>Querschnittsstudie mit 100 Patienten &gt;60 Jahren an geriatrischer Klinik untersuchte Assoziation zwischen Grad der Sehbehinderung und Medikamentenadhärenz bei chronischen Erkrankungen mittels MMAS-8 Skala.</w:t>
       </w:r>
     </w:p>
     <w:p>
@@ -278,7 +278,7 @@
         <w:t xml:space="preserve">Ergebnis: </w:t>
       </w:r>
       <w:r>
-        <w:t>Prävalenz persistierende Hyperparathyreose: 58,65%. Patienten mit persistierender Hyperparathyreose hatten signifikant höhere Baseline-PTH (Median 489 vs. 273 pg/mL, p&lt;0,001) und alkalische Phosphatase (Median 102,0 vs. 89,5 U/L, p=0,025). Längere Dialysedauer war assoziiert (Median 2,0 vs. 1,0 Jahre, p&lt;0,001). Höheres Baseline-PTH war unabhängig assoziiert mit persistierender Hyperparathyreose; Dialysedauer nur signifikant ≥1 Jahr.</w:t>
+        <w:t>MMAS-8 Scores sanken von 7,32 (Normalsicht) auf 4,29 bei schwerer Sehbehinderung. Niedrige Adhärenz stieg von 3,7% (normal) auf 45,0% (mild), 71,4% (moderat) und 88,9% (schwer). Bereinigte Odds Ratios: milde Behinderung OR 3,45 (95% KI 1,18-10,13), moderate OR 8,72 (95% KI 2,94-25,83), schwere OR 16,45 (95% KI 4,21-64,23) versus Normalsicht.</w:t>
       </w:r>
     </w:p>
     <w:p>
@@ -293,7 +293,7 @@
         <w:rPr>
           <w:sz w:val="19"/>
         </w:rPr>
-        <w:t>Vietnam, prospektive Klinikdaten; strukturelle Vergleichbarkeit eingeschränkt</w:t>
+        <w:t>China, patientenschutzrelevant: Sehbehinderung als unerkanntes Adhärenzrisiko in der Praxis.</w:t>
       </w:r>
     </w:p>
     <w:p>
@@ -302,7 +302,7 @@
           <w:color w:val="5A7D3A"/>
           <w:sz w:val="18"/>
         </w:rPr>
-        <w:t>https://pubmed.ncbi.nlm.nih.gov/42888627/</w:t>
+        <w:t>https://pubmed.ncbi.nlm.nih.gov/42892708/</w:t>
       </w:r>
     </w:p>
     <w:p>
@@ -310,7 +310,7 @@
         <w:pStyle w:val="Heading2"/>
       </w:pPr>
       <w:r>
-        <w:t>Medicare Advantage verschärft Zugang zu Nierendialyse und Transplantation</w:t>
+        <w:t>CFTR-I556V-Variant erhöht COPD-Risiko um 96 Prozent nach Adjustierung</w:t>
       </w:r>
     </w:p>
     <w:p>
@@ -320,12 +320,12 @@
           <w:color w:val="666666"/>
           <w:sz w:val="18"/>
         </w:rPr>
-        <w:t>Tyler DA et al.  ·  Health Serv Res  ·  Okt. 2026  ·  PMID 42888180</w:t>
+        <w:t>Xu H et al.  ·  Int J Chron Obstruct Pulmon Dis  ·  11.10.2026  ·  PMID 42889849</w:t>
       </w:r>
     </w:p>
     <w:p>
       <w:r>
-        <w:t>Qualitative Studie mit 48 Interviews (56 Teilnehmende) aus Krankenversicherungsplänen, Dialyseanbieter und Nierenprogrammen in USA zur Versorgungszugang bei Nierenschädigung Terminal (ESRD) unter Medicare Advantage seit 2021.</w:t>
+        <w:t>Klinische und experimentelle Studie mit 208 COPD-Patienten und 100 Kontrollen identifizierte CFTR-Genvarianten und untersuchte Auswirkungen der I556V-Variante auf ROS und Mitochondrienfunktion sowie Lungenparameter nach Zigarettenrauch in transgenen Mäusen.</w:t>
       </w:r>
     </w:p>
     <w:p>
@@ -336,7 +336,7 @@
         <w:t xml:space="preserve">Ergebnis: </w:t>
       </w:r>
       <w:r>
-        <w:t>Perspektiven divergierten zwischen Organisationen: Große Dialyseanbieter berichteten keine Zugangsbarrieren, kleine Anbieter beschrieben, dass Patienten zu weiter entfernten In-Network-Einrichtungen fahren mussten. Patienten waren sich Netzwerk-Restriktionen nicht bewusst. Versicherer beschrieben Beschränkungen auf «Centers of Excellence» für Transplantation; andere Teilnehmende berichteten, diese Restriktionen behinderten Transplantationszugang. Zusatzleistungen wurden von Führungskräften als wertvoll dargestellt, von Frontpersonal aber als weniger umfassend als angekündigt beschrieben.</w:t>
+        <w:t>I556V-Variante zeigte signifikante COPD-Assoziation (P=0,045), mit 2,12-fach erhöhtem Risiko (OR 2,12; 95% KI 1,16-3,86), nach Adjustierung für Alter, Geschlecht und Rauchen OR 1,96 (95% KI 1,01-3,81, +96%). In Mäusen führte I556V zu 23,03% erhöhter Atemwegswanddicke und 48,40% erhöhter Kollagenablagerung nach CS-Exposition mit exazerbierter Inflammation.</w:t>
       </w:r>
     </w:p>
     <w:p>
@@ -351,7 +351,7 @@
         <w:rPr>
           <w:sz w:val="19"/>
         </w:rPr>
-        <w:t>USA, Medicare Advantage; Übertragbarkeit auf deutsche Versichertenversorgung gering</w:t>
+        <w:t>China, Grundlage für genetische Stratifizierung und präventive Interventionen in Hochrisikopopulationen.</w:t>
       </w:r>
     </w:p>
     <w:p>
@@ -360,7 +360,7 @@
           <w:color w:val="5A7D3A"/>
           <w:sz w:val="18"/>
         </w:rPr>
-        <w:t>https://pubmed.ncbi.nlm.nih.gov/42888180/</w:t>
+        <w:t>https://pubmed.ncbi.nlm.nih.gov/42889849/</w:t>
       </w:r>
     </w:p>
     <w:p>
@@ -368,7 +368,7 @@
         <w:pStyle w:val="Heading2"/>
       </w:pPr>
       <w:r>
-        <w:t>IL-6-Spiegeldynamik, nicht Baseline, zeigte Ansprechen auf B-Zell-Therapie bei MS</w:t>
+        <w:t>Nilotinib senkt neurodegenerative Erkrankungen bei CML-Patienten um 63 Prozent</w:t>
       </w:r>
     </w:p>
     <w:p>
@@ -378,12 +378,12 @@
           <w:color w:val="666666"/>
           <w:sz w:val="18"/>
         </w:rPr>
-        <w:t>Kölsche T et al.  ·  BMC Neurol  ·  21.08.2026  ·  PMID 42629559</w:t>
+        <w:t>Wittström F et al.  ·  Alzheimers Dement  ·  Okt. 2026  ·  PMID 42860391</w:t>
       </w:r>
     </w:p>
     <w:p>
       <w:r>
-        <w:t>Retrospektive Kohortenstudie an 73 MS-Patienten (30 schubförmig-remittierend, 43 primär progredient) unter Ocrelizumab zur Validierung von Baseline-IL-6 und longitudinalen IL-6-Spiegeln als Biomarker für Therapieerfolg über 24 Monate.</w:t>
+        <w:t>Schwedische populationsbasierte Kohortenstudie (2005-2024) verglich Inzidenz neurodegenerativer Erkrankungen bei 1.322 CML-Patienten unter verschiedenen Tyrosinkinasehemmern versus gematcht gesunde Vergleicher.</w:t>
       </w:r>
     </w:p>
     <w:p>
@@ -394,7 +394,7 @@
         <w:t xml:space="preserve">Ergebnis: </w:t>
       </w:r>
       <w:r>
-        <w:t>Baseline-IL-6 unterschied sich nicht zwischen MS-Patienten und gesunden Kontrollen (p=0,178). Baseline-IL-6 war kein unabhängiger Prädiktor für Krankheitsaktivität (HR 1,83, 95%-KI 0,73–4,61, p=0,989). Longitudinal: Patienten, die NEDA-3 (No Evidence of Disease Activity) erhielten, zeigten 50% IL-6-Reduktion nach 12 Monaten (mittlere Änderung −1,30 pg/mL, p=0,0318); Verlust von NEDA-3 ging mit stabilen IL-6-Werten einher (0,09 pg/mL). Schlussfolgerung: Dynamische IL-6-Spiegel, nicht statische Baseline, reflektieren Therapieantwort besser.</w:t>
+        <w:t>Bei 1.188 Imatinib-Nutzern (41 neurodegenerative Events) HR 0,98 (95% KI 0,71-1,36), bei 541 Dasatinib-Nutzern (15 Events) HR 1,18 (95% KI 0,68-2,03), bei 390 Nilotinib-Nutzern (5 Events) HR 0,37 (95% KI 0,15-0,90). Nur Nilotinib zeigte statistisch signifikante Assoziation mit reduzierter neurodegenerativer Erkrankung.</w:t>
       </w:r>
     </w:p>
     <w:p>
@@ -409,7 +409,7 @@
         <w:rPr>
           <w:sz w:val="19"/>
         </w:rPr>
-        <w:t>Deutschland (Düsseldorf), klinische Routinedaten MS-Zentren, vergleichbares System</w:t>
+        <w:t>Skandinavische Kohortendaten mit Universalversicherung, begrenzte Übertragbarkeit wegen Selektionseffekte bei Wirkstoffwahl.</w:t>
       </w:r>
     </w:p>
     <w:p>
@@ -418,7 +418,7 @@
           <w:color w:val="5A7D3A"/>
           <w:sz w:val="18"/>
         </w:rPr>
-        <w:t>https://pubmed.ncbi.nlm.nih.gov/42629559/</w:t>
+        <w:t>https://pubmed.ncbi.nlm.nih.gov/42860391/</w:t>
       </w:r>
     </w:p>
     <w:sectPr>

--- a/download/studien-aktuell.docx
+++ b/download/studien-aktuell.docx
@@ -62,7 +62,7 @@
           <w:color w:val="666666"/>
           <w:sz w:val="18"/>
         </w:rPr>
-        <w:t>Stand: 19.10.2026  |  6 Studien  |  ncd.m-vf.de</w:t>
+        <w:t>Stand: 20.10.2026  |  6 Studien  |  ncd.m-vf.de</w:t>
       </w:r>
     </w:p>
     <w:p>
@@ -70,7 +70,7 @@
         <w:pStyle w:val="Heading1"/>
       </w:pPr>
       <w:r>
-        <w:t>Aufgenommen am 19.10.2026</w:t>
+        <w:t>Aufgenommen am 20.10.2026</w:t>
       </w:r>
     </w:p>
     <w:p>
@@ -78,7 +78,7 @@
         <w:pStyle w:val="Heading2"/>
       </w:pPr>
       <w:r>
-        <w:t>Hämoglobin-Zielbereich 105-125 g/L erhöhte Sterblichkeit bei Hämodialysepatienten nicht</w:t>
+        <w:t>Atherogenic-Frailty-Index sagt kardio-metabole Mehrfacherkrankung voraus: kumulative Last und Trajektorien</w:t>
       </w:r>
     </w:p>
     <w:p>
@@ -88,12 +88,12 @@
           <w:color w:val="666666"/>
           <w:sz w:val="18"/>
         </w:rPr>
-        <w:t>Birnie K et al.  ·  Pharmacoepidemiol Drug Saf  ·  Nov. 2026  ·  PMID 42893801</w:t>
+        <w:t>Wu H et al.  ·  J Glob Health  ·  19.10.2026  ·  PMID 42895260</w:t>
       </w:r>
     </w:p>
     <w:p>
       <w:r>
-        <w:t>Elektronische Patientendaten aus 10 englischen Nierenzentren (2004-2016) verglichen mittels Target-Trial-Emulation verschiedene Hämoglobin-Zielwerte unter standardisierter Darbepoetindosierung.</w:t>
+        <w:t>Prospektive nationale chinesische Kohortenstudie (CHARLS) an 4.157 Erwachsenen ≥45 Jahren ohne baseline-Mehrfacherkrankung zur Assoziation von kumulativer Exposition und Longitudinal-Trajektorien eines kombinierten atherogenic-frailty-Index (AIP-FI) mit neu auftretender kardio-metaboler Mehrfacherkrankung.</w:t>
       </w:r>
     </w:p>
     <w:p>
@@ -104,7 +104,7 @@
         <w:t xml:space="preserve">Ergebnis: </w:t>
       </w:r>
       <w:r>
-        <w:t>Bei 8.628 Patienten (Medianalter 66 Jahre) zeigten sich für 105-125 g/L vs. 95-115 g/L Hazard Ratio 0,92 (95% KI 0,75-1,12), für &gt;125 g/L vs. 95-115 g/L HR 1,20 (95% KI 0,94-1,54). Ein moderat erhöhtes Ziel war nicht mit erhöhter Mortalität assoziiert, während Werte über 125 g/L das Mortalitätsrisiko möglicherweise steigern.</w:t>
+        <w:t>Über 8,5 Jahre Nachverfolgung traten 612 neue Mehrfacherkrankungs-Fälle auf. Höherer baseline und kumulativer AIP-FI waren signifikant mit erhöhtem Mehrfacherkrankungs-Risiko assoziiert; kumulativer Effekt war stärker (adjustierte HR pro SD: 1,46; 95%-KI 1,38–1,54). Höchstes Quartil vs. niedrigstes: HR 3,95 (95%-KI 2,95–5,29). Hoch-stabile AIP-FI-Gruppen zeigten höchstes Risiko. AIP-FI hatte überlegene Vorhersageleistung (AUC 71,17%) mit verbesserter Reklassifikation (NRI 0,157).</w:t>
       </w:r>
     </w:p>
     <w:p>
@@ -119,7 +119,7 @@
         <w:rPr>
           <w:sz w:val="19"/>
         </w:rPr>
-        <w:t>UK-Nierenzentren mit vollständiger elektronischer Dokumentation, übertragbar auf Deutschland.</w:t>
+        <w:t>China, nationales Register, aber Mehrfacherkrankungs-Konzept und Biomarker-Ansatz europäisch relevant</w:t>
       </w:r>
     </w:p>
     <w:p>
@@ -128,7 +128,7 @@
           <w:color w:val="5A7D3A"/>
           <w:sz w:val="18"/>
         </w:rPr>
-        <w:t>https://pubmed.ncbi.nlm.nih.gov/42893801/</w:t>
+        <w:t>https://pubmed.ncbi.nlm.nih.gov/42895260/</w:t>
       </w:r>
     </w:p>
     <w:p>
@@ -136,7 +136,7 @@
         <w:pStyle w:val="Heading2"/>
       </w:pPr>
       <w:r>
-        <w:t>COPD-Last in Asien stieg 2009-2023 um 41 Prozent trotz sinkender altersstandardisierter Raten</w:t>
+        <w:t>CKD als Kardio-Nieren-Stoffwechsel-Kontinuum: neue Phänotypen für Risikostratifikation</w:t>
       </w:r>
     </w:p>
     <w:p>
@@ -146,12 +146,12 @@
           <w:color w:val="666666"/>
           <w:sz w:val="18"/>
         </w:rPr>
-        <w:t>Luo Q et al.  ·  Int J Chron Obstruct Pulmon Dis  ·  13.10.2026  ·  PMID 42893247</w:t>
+        <w:t>Valtuille RA et al.  ·  Panminerva Med  ·  Sept. 2026  ·  PMID 42895046</w:t>
       </w:r>
     </w:p>
     <w:p>
       <w:r>
-        <w:t>Global Burden of Disease 2023 Analyse für 48 asiatische Länder (2009-2023) quantifizierte Inzidenz, Prävalenz, Todesfälle und DALYs mit Fokus auf demografische Treiber und Ungleichheit nach Sozio-demografischem Index.</w:t>
+        <w:t>Narrative Übersichtsarbeit zu CKD als systemische Erkrankung mit mehreren Filtrationphänotypen, Entzündung und kardiovaskulärer Vulnerabilität; Integration von Nierenbiomarkern in Risikoprädiktion.</w:t>
       </w:r>
     </w:p>
     <w:p>
@@ -162,7 +162,7 @@
         <w:t xml:space="preserve">Ergebnis: </w:t>
       </w:r>
       <w:r>
-        <w:t>Inzidenzfälle stiegen von 7,74 auf 10,75 Millionen (+38,9%), Prävalenz von 91,88 auf 129,76 Millionen (+41,2%), Todesfälle von 2,11 auf 2,63 Millionen (+24,8%). Altersstandardisierte Raten sanken jedoch in 34-43 der 48 Standorte. Von 522.061 zusätzlichen Todesfällen waren 345.084 auf Bevölkerungswachstum und 933.776 auf Alterung zurückzuführen. Sozioökonomische Konzentration der Todesfalllasten verschärfte sich (SII -69,90 auf -87,22).</w:t>
+        <w:t>Neuartige Filtrationphänotypen (Kreatinin-Cystatin-C-basierte eGFR-Kategorien) verbessern klassisches Staging. Simulation an 5.000 virtuellen Patienten zeigt nicht-lineare, synergetische Effekte von eGFR, Albuminurie, Alter, Hypertonie, Diabetes und Lipidstörungen auf kardiovaskuläres Risiko. SGLT2-Inhibitoren, Finerenon und GLP-1-Agonisten bieten Multisystemvorteile.</w:t>
       </w:r>
     </w:p>
     <w:p>
@@ -177,7 +177,7 @@
         <w:rPr>
           <w:sz w:val="19"/>
         </w:rPr>
-        <w:t>Asien, zeigt versorgungspolitischen Handlungsbedarf durch demografische Lasten unabhängig von Epidemiologie-Verbesserungen.</w:t>
+        <w:t>Europäische Fachliteratur, kontinuum-basierter Ansatz übertragbar auf deutsches DMP-System</w:t>
       </w:r>
     </w:p>
     <w:p>
@@ -186,7 +186,7 @@
           <w:color w:val="5A7D3A"/>
           <w:sz w:val="18"/>
         </w:rPr>
-        <w:t>https://pubmed.ncbi.nlm.nih.gov/42893247/</w:t>
+        <w:t>https://pubmed.ncbi.nlm.nih.gov/42895046/</w:t>
       </w:r>
     </w:p>
     <w:p>
@@ -194,7 +194,7 @@
         <w:pStyle w:val="Heading2"/>
       </w:pPr>
       <w:r>
-        <w:t>Niedriges gewichtsadjustiertes Muskelvolumen fördert COPD-Exazerbationen bei niedrigem BMI</w:t>
+        <w:t>Osteoporose bei COPD: Erkenntnislücke zwischen Wissen und klinischer Praxis</w:t>
       </w:r>
     </w:p>
     <w:p>
@@ -204,12 +204,12 @@
           <w:color w:val="666666"/>
           <w:sz w:val="18"/>
         </w:rPr>
-        <w:t>Zhang Y et al.  ·  Int J Chron Obstruct Pulmon Dis  ·  13.10.2026  ·  PMID 42893075</w:t>
+        <w:t>Siraj RA et al.  ·  Int J Chron Obstruct Pulmon Dis  ·  14.10.2026  ·  PMID 42894800</w:t>
       </w:r>
     </w:p>
     <w:p>
       <w:r>
-        <w:t>Querschnittstudie mit 419 COPD-Patienten untersuchte Assoziation zwischen Körperzusammensetzung (traditionell versus gewichtsadjustiert) und häufigen Exazerbationen (≥2 moderat oder ≥1 schwer im Vorjahr).</w:t>
+        <w:t>Nationale Cross-sectional-Befragung von 977 saudi-arabischen Fachleuten (Hausärzte, Pneumologen, Intensivmediziner) zu Wahrnehmung, Selbstsicherheit und Routinetätigkeit bei Osteoporoserisiko-Assessment bei COPD-Patienten.</w:t>
       </w:r>
     </w:p>
     <w:p>
@@ -220,7 +220,7 @@
         <w:t xml:space="preserve">Ergebnis: </w:t>
       </w:r>
       <w:r>
-        <w:t>Niedriges ASM/BMI war mit häufigen Exazerbationen assoziiert (bereinigtes OR 1,74; 95% KI 1,07-2,87), besonders stark bei BMI &lt;24 kg/m² (aOR 5,66; 95% KI 2,22-17,66). Traditionelle Höhenindizes zeigten keine signifikante Assoziation (aOR 1,52; 95% KI 0,96-2,41).</w:t>
+        <w:t>61% berichteten routinemäßiges Osteoporose-Risiko-Screening, aber Umsetzung war inkonsistent; Hauptbarrieren waren Priorisierung respiratorischer Symptome (58,9%), fehlende Klinik-Protokolle (55,1%), begrenzte Konsultationszeit (51,1%) und limitierter Ressourcenzugang (51,1%). Pulmonologen (aOR 1,53), höhere Patientenzahl (10–30 monatlich; aOR 1,70), formale Ausbildung (aOR 1,45) und Selbsteinschätzung (aOR 1,71) waren unabhängig assoziiert mit routinemäßigem Assessment.</w:t>
       </w:r>
     </w:p>
     <w:p>
@@ -235,7 +235,7 @@
         <w:rPr>
           <w:sz w:val="19"/>
         </w:rPr>
-        <w:t>China, relevant für Versorgungspraxis: Muskelabbau als therapeutischer Angriffspunkt.</w:t>
+        <w:t>Saudi-Arabien, aber Barrieren-Struktur und Interventionsmöglichkeiten auf deutsches Mehrfacherkrankungs-Screening übertragbar</w:t>
       </w:r>
     </w:p>
     <w:p>
@@ -244,7 +244,7 @@
           <w:color w:val="5A7D3A"/>
           <w:sz w:val="18"/>
         </w:rPr>
-        <w:t>https://pubmed.ncbi.nlm.nih.gov/42893075/</w:t>
+        <w:t>https://pubmed.ncbi.nlm.nih.gov/42894800/</w:t>
       </w:r>
     </w:p>
     <w:p>
@@ -252,7 +252,7 @@
         <w:pStyle w:val="Heading2"/>
       </w:pPr>
       <w:r>
-        <w:t>Sehbehinderung reduziert Medikamentenadhärenz bei älteren Chronikern um bis zu 85 Prozent</w:t>
+        <w:t>Neutrophil-Lymphozyten-Ratio bei COPD: Assoziation mit beschleunigtem Lungenfunktionsverlust</w:t>
       </w:r>
     </w:p>
     <w:p>
@@ -262,12 +262,12 @@
           <w:color w:val="666666"/>
           <w:sz w:val="18"/>
         </w:rPr>
-        <w:t>Shen Q et al.  ·  Med Sci Monit  ·  18.10.2026  ·  PMID 42892708</w:t>
+        <w:t>Xue H et al.  ·  Int J Chron Obstruct Pulmon Dis  ·  14.10.2026  ·  PMID 42894652</w:t>
       </w:r>
     </w:p>
     <w:p>
       <w:r>
-        <w:t>Querschnittsstudie mit 100 Patienten &gt;60 Jahren an geriatrischer Klinik untersuchte Assoziation zwischen Grad der Sehbehinderung und Medikamentenadhärenz bei chronischen Erkrankungen mittels MMAS-8 Skala.</w:t>
+        <w:t>Retrospektive Einzelzentrum-Kohortenstudie mit wiederholter Spirometrie zur Assoziation zwischen Ausgangswert des Neutrophil-Lymphozyten-Quotienten (NLR) und jährlicher FEV1-Veränderung bei klinisch stabiler COPD.</w:t>
       </w:r>
     </w:p>
     <w:p>
@@ -278,7 +278,7 @@
         <w:t xml:space="preserve">Ergebnis: </w:t>
       </w:r>
       <w:r>
-        <w:t>MMAS-8 Scores sanken von 7,32 (Normalsicht) auf 4,29 bei schwerer Sehbehinderung. Niedrige Adhärenz stieg von 3,7% (normal) auf 45,0% (mild), 71,4% (moderat) und 88,9% (schwer). Bereinigte Odds Ratios: milde Behinderung OR 3,45 (95% KI 1,18-10,13), moderate OR 8,72 (95% KI 2,94-25,83), schwere OR 16,45 (95% KI 4,21-64,23) versus Normalsicht.</w:t>
+        <w:t>Bei 640 Patienten (2.525 Beobachtungen, Median 22 Monate) war höherer baseline-NLR (pro Verdopplung) nach Schweregrad-Anpassung mit zusätzlichem FEV1-Rückgang von 8,26 mL/Jahr verbunden (95%-KI 2,29–14,23; p=0,0068). Assoziation war modellabhängig und etablierte weder Kausalität noch individuellen Vorhersagewert.</w:t>
       </w:r>
     </w:p>
     <w:p>
@@ -293,7 +293,7 @@
         <w:rPr>
           <w:sz w:val="19"/>
         </w:rPr>
-        <w:t>China, patientenschutzrelevant: Sehbehinderung als unerkanntes Adhärenzrisiko in der Praxis.</w:t>
+        <w:t>China (Einzelzentrum), retrograd strukturiert; Entzündungsmarker-Ansatz auf deutsches COPD-Monitoring übertragbar</w:t>
       </w:r>
     </w:p>
     <w:p>
@@ -302,7 +302,7 @@
           <w:color w:val="5A7D3A"/>
           <w:sz w:val="18"/>
         </w:rPr>
-        <w:t>https://pubmed.ncbi.nlm.nih.gov/42892708/</w:t>
+        <w:t>https://pubmed.ncbi.nlm.nih.gov/42894652/</w:t>
       </w:r>
     </w:p>
     <w:p>
@@ -310,7 +310,7 @@
         <w:pStyle w:val="Heading2"/>
       </w:pPr>
       <w:r>
-        <w:t>CFTR-I556V-Variant erhöht COPD-Risiko um 96 Prozent nach Adjustierung</w:t>
+        <w:t>Asthma-COPD-Überlappung: erhöhte Exazerbationsrate bei Mehrfacherkrankung</w:t>
       </w:r>
     </w:p>
     <w:p>
@@ -320,12 +320,12 @@
           <w:color w:val="666666"/>
           <w:sz w:val="18"/>
         </w:rPr>
-        <w:t>Xu H et al.  ·  Int J Chron Obstruct Pulmon Dis  ·  11.10.2026  ·  PMID 42889849</w:t>
+        <w:t>Athlin Å et al.  ·  Scand J Prim Health Care  ·  18.10.2026  ·  PMID 42894311</w:t>
       </w:r>
     </w:p>
     <w:p>
       <w:r>
-        <w:t>Klinische und experimentelle Studie mit 208 COPD-Patienten und 100 Kontrollen identifizierte CFTR-Genvarianten und untersuchte Auswirkungen der I556V-Variante auf ROS und Mitochondrienfunktion sowie Lungenparameter nach Zigarettenrauch in transgenen Mäusen.</w:t>
+        <w:t>Schwedische Kohortenstudie mit Patienten aus Primär- und Sekundärversorgung zur Häufigkeit und Auswirkung von Asthma-COPD-Überlappung auf Exazerbationen, Symptombelastung und Mortalität.</w:t>
       </w:r>
     </w:p>
     <w:p>
@@ -336,7 +336,7 @@
         <w:t xml:space="preserve">Ergebnis: </w:t>
       </w:r>
       <w:r>
-        <w:t>I556V-Variante zeigte signifikante COPD-Assoziation (P=0,045), mit 2,12-fach erhöhtem Risiko (OR 2,12; 95% KI 1,16-3,86), nach Adjustierung für Alter, Geschlecht und Rauchen OR 1,96 (95% KI 1,01-3,81, +96%). In Mäusen führte I556V zu 23,03% erhöhter Atemwegswanddicke und 48,40% erhöhter Kollagenablagerung nach CS-Exposition mit exazerbierter Inflammation.</w:t>
+        <w:t>22% (2005) bzw. 9% (2014) der COPD-Patienten hatten komorbides Asthma; diese zeigten erhöhtes Exazerbationsrisiko (OR 1,58–2,20, p≤0,02), ohne signifikante Unterschiede in der Symptombelastung. Mortalität war nur in der 2014-Kohorte niedriger (HR 0,67, p=0,02). Reduktion der Asthma-COPD-Überlappung deutet auf verbesserte Diagnostik hin.</w:t>
       </w:r>
     </w:p>
     <w:p>
@@ -351,7 +351,7 @@
         <w:rPr>
           <w:sz w:val="19"/>
         </w:rPr>
-        <w:t>China, Grundlage für genetische Stratifizierung und präventive Interventionen in Hochrisikopopulationen.</w:t>
+        <w:t>Schweden, ambulante/stationäre Struktur vergleichbar mit Deutschland, 17 Jahre Verlauf</w:t>
       </w:r>
     </w:p>
     <w:p>
@@ -360,7 +360,7 @@
           <w:color w:val="5A7D3A"/>
           <w:sz w:val="18"/>
         </w:rPr>
-        <w:t>https://pubmed.ncbi.nlm.nih.gov/42889849/</w:t>
+        <w:t>https://pubmed.ncbi.nlm.nih.gov/42894311/</w:t>
       </w:r>
     </w:p>
     <w:p>
@@ -368,7 +368,7 @@
         <w:pStyle w:val="Heading2"/>
       </w:pPr>
       <w:r>
-        <w:t>Nilotinib senkt neurodegenerative Erkrankungen bei CML-Patienten um 63 Prozent</w:t>
+        <w:t>CRP-Triglyzerid-Glukose-Index sagt kardio-metabole Mehrfacherkrankung postmenopausaler Frauen voraus</w:t>
       </w:r>
     </w:p>
     <w:p>
@@ -378,12 +378,12 @@
           <w:color w:val="666666"/>
           <w:sz w:val="18"/>
         </w:rPr>
-        <w:t>Wittström F et al.  ·  Alzheimers Dement  ·  Okt. 2026  ·  PMID 42860391</w:t>
+        <w:t>Wang L et al.  ·  BMC Cardiovasc Disord  ·  22.07.2026  ·  PMID 42894124</w:t>
       </w:r>
     </w:p>
     <w:p>
       <w:r>
-        <w:t>Schwedische populationsbasierte Kohortenstudie (2005-2024) verglich Inzidenz neurodegenerativer Erkrankungen bei 1.322 CML-Patienten unter verschiedenen Tyrosinkinasehemmern versus gematcht gesunde Vergleicher.</w:t>
+        <w:t>Prospektive nationale chinesische Kohortenstudie an 2.972 postmenopausalen Frauen (≥45 Jahre) ohne baseline-Mehrfacherkrankung (Median-Nachverfolgung 103,5 Monate) zur Assoziation eines kombinierten Entzündungs-Stoffwechsel-Index (CTI) mit neu auftretender kardio-metaboler Mehrfacherkrankung.</w:t>
       </w:r>
     </w:p>
     <w:p>
@@ -394,7 +394,7 @@
         <w:t xml:space="preserve">Ergebnis: </w:t>
       </w:r>
       <w:r>
-        <w:t>Bei 1.188 Imatinib-Nutzern (41 neurodegenerative Events) HR 0,98 (95% KI 0,71-1,36), bei 541 Dasatinib-Nutzern (15 Events) HR 1,18 (95% KI 0,68-2,03), bei 390 Nilotinib-Nutzern (5 Events) HR 0,37 (95% KI 0,15-0,90). Nur Nilotinib zeigte statistisch signifikante Assoziation mit reduzierter neurodegenerativer Erkrankung.</w:t>
+        <w:t>395 Teilnehmer (13,3%) entwickelten neue Mehrfacherkrankung. Jede 1-Punkt-CTI-Erhöhung: Risiko +95% (HR 1,95; 95%-KI 1,66–2,30). Höchstes vs. niedrigstes Quartil: HR 3,91 (95%-KI 2,62–5,82, p-Trend &lt;0,001). CTI-AUC 0,649 überlegen gegenüber TyG (0,616), CRP (0,612) und TG (0,582). Nomogramm (6 LASSO-Variablen) zeigte akzeptable Diskrimination (AUC Training 0,742, Validierung 0,703).</w:t>
       </w:r>
     </w:p>
     <w:p>
@@ -409,7 +409,7 @@
         <w:rPr>
           <w:sz w:val="19"/>
         </w:rPr>
-        <w:t>Skandinavische Kohortendaten mit Universalversicherung, begrenzte Übertragbarkeit wegen Selektionseffekte bei Wirkstoffwahl.</w:t>
+        <w:t>China, nationales Langzeit-Panel, Entzündungs-Metabolit-Profil für deutsches Präventivscreening adaptierbar</w:t>
       </w:r>
     </w:p>
     <w:p>
@@ -418,7 +418,7 @@
           <w:color w:val="5A7D3A"/>
           <w:sz w:val="18"/>
         </w:rPr>
-        <w:t>https://pubmed.ncbi.nlm.nih.gov/42860391/</w:t>
+        <w:t>https://pubmed.ncbi.nlm.nih.gov/42894124/</w:t>
       </w:r>
     </w:p>
     <w:sectPr>

--- a/download/studien-aktuell.docx
+++ b/download/studien-aktuell.docx
@@ -62,7 +62,7 @@
           <w:color w:val="666666"/>
           <w:sz w:val="18"/>
         </w:rPr>
-        <w:t>Stand: 20.10.2026  |  6 Studien  |  ncd.m-vf.de</w:t>
+        <w:t>Stand: 21.10.2026  |  6 Studien  |  ncd.m-vf.de</w:t>
       </w:r>
     </w:p>
     <w:p>
@@ -70,7 +70,7 @@
         <w:pStyle w:val="Heading1"/>
       </w:pPr>
       <w:r>
-        <w:t>Aufgenommen am 20.10.2026</w:t>
+        <w:t>Aufgenommen am 21.10.2026</w:t>
       </w:r>
     </w:p>
     <w:p>
@@ -78,7 +78,7 @@
         <w:pStyle w:val="Heading2"/>
       </w:pPr>
       <w:r>
-        <w:t>Atherogenic-Frailty-Index sagt kardio-metabole Mehrfacherkrankung voraus: kumulative Last und Trajektorien</w:t>
+        <w:t>COPD-Phänotypen nach Entzündungsmuster identifiziert: vier klinisch relevante Subgruppen</w:t>
       </w:r>
     </w:p>
     <w:p>
@@ -88,12 +88,12 @@
           <w:color w:val="666666"/>
           <w:sz w:val="18"/>
         </w:rPr>
-        <w:t>Wu H et al.  ·  J Glob Health  ·  19.10.2026  ·  PMID 42895260</w:t>
+        <w:t>Wang Q et al.  ·  Int J Chron Obstruct Pulmon Dis  ·  15.10.2026  ·  PMID 42899181</w:t>
       </w:r>
     </w:p>
     <w:p>
       <w:r>
-        <w:t>Prospektive nationale chinesische Kohortenstudie (CHARLS) an 4.157 Erwachsenen ≥45 Jahren ohne baseline-Mehrfacherkrankung zur Assoziation von kumulativer Exposition und Longitudinal-Trajektorien eines kombinierten atherogenic-frailty-Index (AIP-FI) mit neu auftretender kardio-metaboler Mehrfacherkrankung.</w:t>
+        <w:t>Chinesische Studie an 319 stabilen COPD-Patienten identifizierte vier Phänotypen mittels Clusteranalyse von Zytokinen und Atemwegsverengung und korrelierte diese mit CT-Befunden, klinischen Symptomen und Exazerbationen.</w:t>
       </w:r>
     </w:p>
     <w:p>
@@ -104,7 +104,7 @@
         <w:t xml:space="preserve">Ergebnis: </w:t>
       </w:r>
       <w:r>
-        <w:t>Über 8,5 Jahre Nachverfolgung traten 612 neue Mehrfacherkrankungs-Fälle auf. Höherer baseline und kumulativer AIP-FI waren signifikant mit erhöhtem Mehrfacherkrankungs-Risiko assoziiert; kumulativer Effekt war stärker (adjustierte HR pro SD: 1,46; 95%-KI 1,38–1,54). Höchstes Quartil vs. niedrigstes: HR 3,95 (95%-KI 2,95–5,29). Hoch-stabile AIP-FI-Gruppen zeigten höchstes Risiko. AIP-FI hatte überlegene Vorhersageleistung (AUC 71,17%) mit verbesserter Reklassifikation (NRI 0,157).</w:t>
+        <w:t>Cluster 1 (Schwer-niedrige Entzündung): niedrigste Zytokine, höchste Symptomen, schwerste Atemwegsverengung, ausgeprägtestes Emphysem. Cluster 2 (Mild-niedrig): geringe Symptomen, erhaltene Lungenfunktion. Cluster 3 (Moderat-erhöht): mittlere Entzündung und Symptomen. Cluster 4 (Sehr hohe Entzündung): deutlich erhöhte Zytokine, erhaltene Lungenfunktion, aber massive Atemwegsraum-Verdickung und häufige Exazerbationen. Diese Phänotypisierung offenbarte eine Dissoziation zwischen systemischer Entzündung und Krankheitsschweregrad, was individualisierte Therapie ermöglicht.</w:t>
       </w:r>
     </w:p>
     <w:p>
@@ -119,7 +119,7 @@
         <w:rPr>
           <w:sz w:val="19"/>
         </w:rPr>
-        <w:t>China, nationales Register, aber Mehrfacherkrankungs-Konzept und Biomarker-Ansatz europäisch relevant</w:t>
+        <w:t>China, aber Phänotypisierungskonzept unabhängig von Gesundheitssystem übertragbar</w:t>
       </w:r>
     </w:p>
     <w:p>
@@ -128,7 +128,7 @@
           <w:color w:val="5A7D3A"/>
           <w:sz w:val="18"/>
         </w:rPr>
-        <w:t>https://pubmed.ncbi.nlm.nih.gov/42895260/</w:t>
+        <w:t>https://pubmed.ncbi.nlm.nih.gov/42899181/</w:t>
       </w:r>
     </w:p>
     <w:p>
@@ -136,7 +136,7 @@
         <w:pStyle w:val="Heading2"/>
       </w:pPr>
       <w:r>
-        <w:t>CKD als Kardio-Nieren-Stoffwechsel-Kontinuum: neue Phänotypen für Risikostratifikation</w:t>
+        <w:t>DECAF-Score überlegen: 95,6 % Spezifität für Mortalitätsprognose bei COPD-Exazerbation</w:t>
       </w:r>
     </w:p>
     <w:p>
@@ -146,12 +146,12 @@
           <w:color w:val="666666"/>
           <w:sz w:val="18"/>
         </w:rPr>
-        <w:t>Valtuille RA et al.  ·  Panminerva Med  ·  Sept. 2026  ·  PMID 42895046</w:t>
+        <w:t>Gode R et al.  ·  BMC Pulm Med  ·  23.07.2026  ·  PMID 42897561</w:t>
       </w:r>
     </w:p>
     <w:p>
       <w:r>
-        <w:t>Narrative Übersichtsarbeit zu CKD als systemische Erkrankung mit mehreren Filtrationphänotypen, Entzündung und kardiovaskulärer Vulnerabilität; Integration von Nierenbiomarkern in Risikoprädiktion.</w:t>
+        <w:t>Türkische Klinikkohorte verglich zwei Prognosescores (HALP und DECAF) bei 499 Patienten mit akuter COPD-Exazerbation zur Vorhersage 30-Tage-Krankenhaussterblichkeit mittels ROC-Analyse und logistischer Regression.</w:t>
       </w:r>
     </w:p>
     <w:p>
@@ -162,7 +162,7 @@
         <w:t xml:space="preserve">Ergebnis: </w:t>
       </w:r>
       <w:r>
-        <w:t>Neuartige Filtrationphänotypen (Kreatinin-Cystatin-C-basierte eGFR-Kategorien) verbessern klassisches Staging. Simulation an 5.000 virtuellen Patienten zeigt nicht-lineare, synergetische Effekte von eGFR, Albuminurie, Alter, Hypertonie, Diabetes und Lipidstörungen auf kardiovaskuläres Risiko. SGLT2-Inhibitoren, Finerenon und GLP-1-Agonisten bieten Multisystemvorteile.</w:t>
+        <w:t>63 Patienten (12,6 %) starben innerhalb 30 Tage. DECAF-Score zeigte überlegene Diskriminierung (AUC 0,932) gegenüber HALP (AUC 0,724; p&lt;0,001). Bei DECAF ≥4 betrugen Sensitivität 76,2 %, Spezifität 95,6 %, negativer prädiktiver Wert 96,5 %. HALP bot nur begrenzte prognostische Information. DECAF bleibt robuster und klinisch anwendbarer Prädiktor für Kurzzeitergebnisse im Notfalleinsatz.</w:t>
       </w:r>
     </w:p>
     <w:p>
@@ -177,7 +177,7 @@
         <w:rPr>
           <w:sz w:val="19"/>
         </w:rPr>
-        <w:t>Europäische Fachliteratur, kontinuum-basierter Ansatz übertragbar auf deutsches DMP-System</w:t>
+        <w:t>Türkische Notfallmedizin, Score international validiert und einsetzbar</w:t>
       </w:r>
     </w:p>
     <w:p>
@@ -186,7 +186,7 @@
           <w:color w:val="5A7D3A"/>
           <w:sz w:val="18"/>
         </w:rPr>
-        <w:t>https://pubmed.ncbi.nlm.nih.gov/42895046/</w:t>
+        <w:t>https://pubmed.ncbi.nlm.nih.gov/42897561/</w:t>
       </w:r>
     </w:p>
     <w:p>
@@ -194,7 +194,7 @@
         <w:pStyle w:val="Heading2"/>
       </w:pPr>
       <w:r>
-        <w:t>Osteoporose bei COPD: Erkenntnislücke zwischen Wissen und klinischer Praxis</w:t>
+        <w:t>Messinstrument für Therapieunsicherheit bei Dialysepatienten validiert</w:t>
       </w:r>
     </w:p>
     <w:p>
@@ -204,12 +204,12 @@
           <w:color w:val="666666"/>
           <w:sz w:val="18"/>
         </w:rPr>
-        <w:t>Siraj RA et al.  ·  Int J Chron Obstruct Pulmon Dis  ·  14.10.2026  ·  PMID 42894800</w:t>
+        <w:t>Gündoğan R et al.  ·  BMC Nephrol  ·  23.07.2026  ·  PMID 42897558</w:t>
       </w:r>
     </w:p>
     <w:p>
       <w:r>
-        <w:t>Nationale Cross-sectional-Befragung von 977 saudi-arabischen Fachleuten (Hausärzte, Pneumologen, Intensivmediziner) zu Wahrnehmung, Selbstsicherheit und Routinetätigkeit bei Osteoporoserisiko-Assessment bei COPD-Patienten.</w:t>
+        <w:t>Türkische Validierungsstudie entwickelte eine reliable und valide Skala (UC-D&amp;TS) zur Messung von Unsicherheit über Erkrankung und Behandlung bei 155 Dialysepatienten, angewendet um den Zusammenhang zwischen Unsicherheit, Adhärenz und psychosozialem Wohlbefinden zu untersuchen.</w:t>
       </w:r>
     </w:p>
     <w:p>
@@ -220,7 +220,7 @@
         <w:t xml:space="preserve">Ergebnis: </w:t>
       </w:r>
       <w:r>
-        <w:t>61% berichteten routinemäßiges Osteoporose-Risiko-Screening, aber Umsetzung war inkonsistent; Hauptbarrieren waren Priorisierung respiratorischer Symptome (58,9%), fehlende Klinik-Protokolle (55,1%), begrenzte Konsultationszeit (51,1%) und limitierter Ressourcenzugang (51,1%). Pulmonologen (aOR 1,53), höhere Patientenzahl (10–30 monatlich; aOR 1,70), formale Ausbildung (aOR 1,45) und Selbsteinschätzung (aOR 1,71) waren unabhängig assoziiert mit routinemäßigem Assessment.</w:t>
+        <w:t>Die Skala zeigte hohe interne Konsistenz (Cronbach α = 0,872), eine vier-Faktoren-Struktur, die 59,13 % der Varianz erklärte, und exzellente Test-Retest-Reliabilität (r = 0,986). Messmodell passte akzeptabel (χ²/df = 1,77; CFI = 0,94). Das Instrument ist einsatzreif für klinische Praxis und Forschung zur Rolle von Unsicherheit bei Therapietreue und psychischem Wohlbefinden von Dialysepatienten.</w:t>
       </w:r>
     </w:p>
     <w:p>
@@ -235,7 +235,7 @@
         <w:rPr>
           <w:sz w:val="19"/>
         </w:rPr>
-        <w:t>Saudi-Arabien, aber Barrieren-Struktur und Interventionsmöglichkeiten auf deutsches Mehrfacherkrankungs-Screening übertragbar</w:t>
+        <w:t>Validierungsstudie an türkischer Population; Instrument für internationale Verwendung adaptierbar</w:t>
       </w:r>
     </w:p>
     <w:p>
@@ -244,7 +244,7 @@
           <w:color w:val="5A7D3A"/>
           <w:sz w:val="18"/>
         </w:rPr>
-        <w:t>https://pubmed.ncbi.nlm.nih.gov/42894800/</w:t>
+        <w:t>https://pubmed.ncbi.nlm.nih.gov/42897558/</w:t>
       </w:r>
     </w:p>
     <w:p>
@@ -252,7 +252,7 @@
         <w:pStyle w:val="Heading2"/>
       </w:pPr>
       <w:r>
-        <w:t>Neutrophil-Lymphozyten-Ratio bei COPD: Assoziation mit beschleunigtem Lungenfunktionsverlust</w:t>
+        <w:t>Südafrika: Hypertonie und Diabetes verdoppelt – Mehrfacherkrankung bei älteren Frauen am höchsten</w:t>
       </w:r>
     </w:p>
     <w:p>
@@ -262,12 +262,12 @@
           <w:color w:val="666666"/>
           <w:sz w:val="18"/>
         </w:rPr>
-        <w:t>Xue H et al.  ·  Int J Chron Obstruct Pulmon Dis  ·  14.10.2026  ·  PMID 42894652</w:t>
+        <w:t>Chironda CT et al.  ·  BMC Public Health  ·  23.07.2026  ·  PMID 42897543</w:t>
       </w:r>
     </w:p>
     <w:p>
       <w:r>
-        <w:t>Retrospektive Einzelzentrum-Kohortenstudie mit wiederholter Spirometrie zur Assoziation zwischen Ausgangswert des Neutrophil-Lymphozyten-Quotienten (NLR) und jährlicher FEV1-Veränderung bei klinisch stabiler COPD.</w:t>
+        <w:t>Südafrikanische Verbal-Autopsy-Studie an 5.892 Verstorbenen analysierte Trends chronischer Erkrankungen und Multimorbidität-Cluster über 11 Jahre mittels Clusteranalyse und latenter Klassenanalyse, um epidemiologischen Wandel in ländlicher Region zu dokumentieren.</w:t>
       </w:r>
     </w:p>
     <w:p>
@@ -278,7 +278,7 @@
         <w:t xml:space="preserve">Ergebnis: </w:t>
       </w:r>
       <w:r>
-        <w:t>Bei 640 Patienten (2.525 Beobachtungen, Median 22 Monate) war höherer baseline-NLR (pro Verdopplung) nach Schweregrad-Anpassung mit zusätzlichem FEV1-Rückgang von 8,26 mL/Jahr verbunden (95%-KI 2,29–14,23; p=0,0068). Assoziation war modellabhängig und etablierte weder Kausalität noch individuellen Vorhersagewert.</w:t>
+        <w:t>Hypertonie stieg von 25 % (2012) auf über 50 % (2022), Diabetes von 10 % auf 25 %. Tuberkulose fiel von 23 % auf 11 %, HIV-Prävalenz schwankte um 20 %. Multimorbidität (≥2 Erkrankungen) wuchs, Komplexmultimorbidität (≥3) verdoppelte sich von 8 % (2012) auf 15 % (2019). Cluster verschwanden progressiv vom HIV/TB-Muster zu kardio-metabolischen Mustern (Hypertonie-Diabetes). Ältere Erwachsene (≥65 Jahre) und Frauen trugen höchste Multimorbidität-Last. Dies zeigt: ländliche Bevölkerung unterliegt Epidemiologischem Übergang; Versorgung muss Nichtübertragbare Krankheiten priorisieren und Mehrfacherkrankungen adressieren.</w:t>
       </w:r>
     </w:p>
     <w:p>
@@ -293,7 +293,7 @@
         <w:rPr>
           <w:sz w:val="19"/>
         </w:rPr>
-        <w:t>China (Einzelzentrum), retrograd strukturiert; Entzündungsmarker-Ansatz auf deutsches COPD-Monitoring übertragbar</w:t>
+        <w:t>Südafrika, ländliches Setting; epidemiologischer Wandel global relevant, Gesundheitssysteme unterschiedlich</w:t>
       </w:r>
     </w:p>
     <w:p>
@@ -302,7 +302,7 @@
           <w:color w:val="5A7D3A"/>
           <w:sz w:val="18"/>
         </w:rPr>
-        <w:t>https://pubmed.ncbi.nlm.nih.gov/42894652/</w:t>
+        <w:t>https://pubmed.ncbi.nlm.nih.gov/42897543/</w:t>
       </w:r>
     </w:p>
     <w:p>
@@ -310,7 +310,7 @@
         <w:pStyle w:val="Heading2"/>
       </w:pPr>
       <w:r>
-        <w:t>Asthma-COPD-Überlappung: erhöhte Exazerbationsrate bei Mehrfacherkrankung</w:t>
+        <w:t>Nierentransplantation senkt Kosten dramatisch: Krankenhauskosten 82 % niedriger als bei Dialyse</w:t>
       </w:r>
     </w:p>
     <w:p>
@@ -320,12 +320,12 @@
           <w:color w:val="666666"/>
           <w:sz w:val="18"/>
         </w:rPr>
-        <w:t>Athlin Å et al.  ·  Scand J Prim Health Care  ·  18.10.2026  ·  PMID 42894311</w:t>
+        <w:t>Santamaria R et al.  ·  BMC Nephrol  ·  22.07.2026  ·  PMID 42897541</w:t>
       </w:r>
     </w:p>
     <w:p>
       <w:r>
-        <w:t>Schwedische Kohortenstudie mit Patienten aus Primär- und Sekundärversorgung zur Häufigkeit und Auswirkung von Asthma-COPD-Überlappung auf Exazerbationen, Symptombelastung und Mortalität.</w:t>
+        <w:t>Spanische Kohortenstudie verglich Gesundheitskosten und Krankenhausnutzung bei 588 Patienten mit Dialyse oder Nierentransplantation über zwei Jahre, gemessen an Hospitalisierungen, schwerwiegenden kardiovaskulären Ereignissen und Mortalität.</w:t>
       </w:r>
     </w:p>
     <w:p>
@@ -336,7 +336,7 @@
         <w:t xml:space="preserve">Ergebnis: </w:t>
       </w:r>
       <w:r>
-        <w:t>22% (2005) bzw. 9% (2014) der COPD-Patienten hatten komorbides Asthma; diese zeigten erhöhtes Exazerbationsrisiko (OR 1,58–2,20, p≤0,02), ohne signifikante Unterschiede in der Symptombelastung. Mortalität war nur in der 2014-Kohorte niedriger (HR 0,67, p=0,02). Reduktion der Asthma-COPD-Überlappung deutet auf verbesserte Diagnostik hin.</w:t>
+        <w:t>Durchschnittliche Jahreskosten für Dialysepatienten betrugen 25.410 €, für Transplantierte 4.473 €. Bei Dialysepatienten waren schwerwiegende kardiovaskuläre Ereignisse 3,2-mal häufiger (276,3 vs. 85,9 pro 1000 Patientenjahre), Hospitalisierungsrate 1,3-mal höher (245,7 vs. 183,0 pro 1000), Sterblichkeit 7,1-mal höher (253,8 vs. 35,6). Hospitalisierungen verursachten 72,4 % der Dialysekosten, bei Transplantation nur 39,8 %. Die Ergebnisse bestätigen Transplantation als kosteneffektivste Therapie chronischer Nierenfunktionsstörung.</w:t>
       </w:r>
     </w:p>
     <w:p>
@@ -351,7 +351,7 @@
         <w:rPr>
           <w:sz w:val="19"/>
         </w:rPr>
-        <w:t>Schweden, ambulante/stationäre Struktur vergleichbar mit Deutschland, 17 Jahre Verlauf</w:t>
+        <w:t>Spanisches Gesundheitssystem, vergleichbar mit deutschem Versicherungsmodell</w:t>
       </w:r>
     </w:p>
     <w:p>
@@ -360,7 +360,7 @@
           <w:color w:val="5A7D3A"/>
           <w:sz w:val="18"/>
         </w:rPr>
-        <w:t>https://pubmed.ncbi.nlm.nih.gov/42894311/</w:t>
+        <w:t>https://pubmed.ncbi.nlm.nih.gov/42897541/</w:t>
       </w:r>
     </w:p>
     <w:p>
@@ -368,7 +368,7 @@
         <w:pStyle w:val="Heading2"/>
       </w:pPr>
       <w:r>
-        <w:t>CRP-Triglyzerid-Glukose-Index sagt kardio-metabole Mehrfacherkrankung postmenopausaler Frauen voraus</w:t>
+        <w:t>Schlafmangel erhöht Multimorbidität-Risiko um 375 %: Studie an postmenopausalen Frauen</w:t>
       </w:r>
     </w:p>
     <w:p>
@@ -378,12 +378,12 @@
           <w:color w:val="666666"/>
           <w:sz w:val="18"/>
         </w:rPr>
-        <w:t>Wang L et al.  ·  BMC Cardiovasc Disord  ·  22.07.2026  ·  PMID 42894124</w:t>
+        <w:t>Xu J et al.  ·  BMC Public Health  ·  24.07.2026  ·  PMID 42897539</w:t>
       </w:r>
     </w:p>
     <w:p>
       <w:r>
-        <w:t>Prospektive nationale chinesische Kohortenstudie an 2.972 postmenopausalen Frauen (≥45 Jahre) ohne baseline-Mehrfacherkrankung (Median-Nachverfolgung 103,5 Monate) zur Assoziation eines kombinierten Entzündungs-Stoffwechsel-Index (CTI) mit neu auftretender kardio-metaboler Mehrfacherkrankung.</w:t>
+        <w:t>Chinesische Längsschnittstudie an 2.859 postmenopausalen Frauen aus der CHARLS-Kohorte identifizierte Schlafmuster (Group-Based Trajectory Modeling) und untersuchte deren Assoziation mit kardio-renal-metabolischer Mehrfacherkrankung (kardiovaskulär, Niere, Stoffwechsel) über mittlere zwei Jahre Nachbeobachtung.</w:t>
       </w:r>
     </w:p>
     <w:p>
@@ -394,7 +394,7 @@
         <w:t xml:space="preserve">Ergebnis: </w:t>
       </w:r>
       <w:r>
-        <w:t>395 Teilnehmer (13,3%) entwickelten neue Mehrfacherkrankung. Jede 1-Punkt-CTI-Erhöhung: Risiko +95% (HR 1,95; 95%-KI 1,66–2,30). Höchstes vs. niedrigstes Quartil: HR 3,91 (95%-KI 2,62–5,82, p-Trend &lt;0,001). CTI-AUC 0,649 überlegen gegenüber TyG (0,616), CRP (0,612) und TG (0,582). Nomogramm (6 LASSO-Variablen) zeigte akzeptable Diskrimination (AUC Training 0,742, Validierung 0,703).</w:t>
+        <w:t>Drei Schlafmuster wurden identifiziert: normal-stabil (33,9 %), normal-fluktuierend abnehmend (52,0 %), kurz-rapide abnehmend (14,1 %). Während Nachbeobachtung entwickelten 108 Frauen (3,8 %) Multimorbidität. Gegenüber normal-stabil-Gruppe: normal-fluktuierend-abnehmend erhöhte Multimorbidität-Risiko um 130 % (OR 2,30; 95%KI 1,35–3,91), kurz-rapide-abnehmend um 275 % (OR 3,75; 95%KI 1,99–7,07). Effekte blieben in Subgruppen- und Sensitivitätsanalysen stabil. Stable ausreichende Schlafdauer ist protektiver Faktor gegen Multimorbidität.</w:t>
       </w:r>
     </w:p>
     <w:p>
@@ -409,7 +409,7 @@
         <w:rPr>
           <w:sz w:val="19"/>
         </w:rPr>
-        <w:t>China, nationales Langzeit-Panel, Entzündungs-Metabolit-Profil für deutsches Präventivscreening adaptierbar</w:t>
+        <w:t>China; Phänomen biologisch universal, präventiventiver Ansatz systemunabhängig</w:t>
       </w:r>
     </w:p>
     <w:p>
@@ -418,7 +418,7 @@
           <w:color w:val="5A7D3A"/>
           <w:sz w:val="18"/>
         </w:rPr>
-        <w:t>https://pubmed.ncbi.nlm.nih.gov/42894124/</w:t>
+        <w:t>https://pubmed.ncbi.nlm.nih.gov/42897539/</w:t>
       </w:r>
     </w:p>
     <w:sectPr>

--- a/download/studien-aktuell.docx
+++ b/download/studien-aktuell.docx
@@ -62,7 +62,7 @@
           <w:color w:val="666666"/>
           <w:sz w:val="18"/>
         </w:rPr>
-        <w:t>Stand: 21.10.2026  |  6 Studien  |  ncd.m-vf.de</w:t>
+        <w:t>Stand: 22.10.2026  |  6 Studien  |  ncd.m-vf.de</w:t>
       </w:r>
     </w:p>
     <w:p>
@@ -70,7 +70,7 @@
         <w:pStyle w:val="Heading1"/>
       </w:pPr>
       <w:r>
-        <w:t>Aufgenommen am 21.10.2026</w:t>
+        <w:t>Aufgenommen am 22.10.2026</w:t>
       </w:r>
     </w:p>
     <w:p>
@@ -78,7 +78,7 @@
         <w:pStyle w:val="Heading2"/>
       </w:pPr>
       <w:r>
-        <w:t>COPD-Phänotypen nach Entzündungsmuster identifiziert: vier klinisch relevante Subgruppen</w:t>
+        <w:t>Sensorische Beeinträchtigung und Einsamkeit erhöhen Mehrfacherkrankung um Faktor 1,56–2,36</w:t>
       </w:r>
     </w:p>
     <w:p>
@@ -88,12 +88,12 @@
           <w:color w:val="666666"/>
           <w:sz w:val="18"/>
         </w:rPr>
-        <w:t>Wang Q et al.  ·  Int J Chron Obstruct Pulmon Dis  ·  15.10.2026  ·  PMID 42899181</w:t>
+        <w:t>Pan Y et al.  ·  Int J Equity Health  ·  24.07.2026  ·  PMID 42902280</w:t>
       </w:r>
     </w:p>
     <w:p>
       <w:r>
-        <w:t>Chinesische Studie an 319 stabilen COPD-Patienten identifizierte vier Phänotypen mittels Clusteranalyse von Zytokinen und Atemwegsverengung und korrelierte diese mit CT-Befunden, klinischen Symptomen und Exazerbationen.</w:t>
+        <w:t>Querschnittliche Analyse von 15.022 Älteren in China, USA und England zur Assoziation von Hör- und Sehstörungen mit dem Auftreten von körperlich-psychisch-kognitiven Mehrfacherkrankungen über 6–8 Jahre Nachbeobachtung.</w:t>
       </w:r>
     </w:p>
     <w:p>
@@ -104,7 +104,7 @@
         <w:t xml:space="preserve">Ergebnis: </w:t>
       </w:r>
       <w:r>
-        <w:t>Cluster 1 (Schwer-niedrige Entzündung): niedrigste Zytokine, höchste Symptomen, schwerste Atemwegsverengung, ausgeprägtestes Emphysem. Cluster 2 (Mild-niedrig): geringe Symptomen, erhaltene Lungenfunktion. Cluster 3 (Moderat-erhöht): mittlere Entzündung und Symptomen. Cluster 4 (Sehr hohe Entzündung): deutlich erhöhte Zytokine, erhaltene Lungenfunktion, aber massive Atemwegsraum-Verdickung und häufige Exazerbationen. Diese Phänotypisierung offenbarte eine Dissoziation zwischen systemischer Entzündung und Krankheitsschweregrad, was individualisierte Therapie ermöglicht.</w:t>
+        <w:t>Duale Sinnesbeeinträchtigung war unabhängig mit physisch-psychischer Mehrfacherkrankung (HR 2,18), psychisch-kognitiver (HR 2,36) und dreifacher Komorbidität (HR 1,56; 95%-KI 1,19–2,03) assoziiert. Einsamkeit erklärte etwa 10–12 % dieser Assoziation. Die Assoziation blieb in Sensitivitätsanalysen und länderübergreifend stabil.</w:t>
       </w:r>
     </w:p>
     <w:p>
@@ -119,7 +119,7 @@
         <w:rPr>
           <w:sz w:val="19"/>
         </w:rPr>
-        <w:t>China, aber Phänotypisierungskonzept unabhängig von Gesundheitssystem übertragbar</w:t>
+        <w:t>Internationale Vergleichskohorte; Übertragbarkeit hängt von Struktur der Altenhilfe ab.</w:t>
       </w:r>
     </w:p>
     <w:p>
@@ -128,7 +128,7 @@
           <w:color w:val="5A7D3A"/>
           <w:sz w:val="18"/>
         </w:rPr>
-        <w:t>https://pubmed.ncbi.nlm.nih.gov/42899181/</w:t>
+        <w:t>https://pubmed.ncbi.nlm.nih.gov/42902280/</w:t>
       </w:r>
     </w:p>
     <w:p>
@@ -136,7 +136,7 @@
         <w:pStyle w:val="Heading2"/>
       </w:pPr>
       <w:r>
-        <w:t>DECAF-Score überlegen: 95,6 % Spezifität für Mortalitätsprognose bei COPD-Exazerbation</w:t>
+        <w:t>Therapeutische Kontinuität verbessert Diabetesmanagement nicht ohne koordinierte Versorgung</w:t>
       </w:r>
     </w:p>
     <w:p>
@@ -146,12 +146,12 @@
           <w:color w:val="666666"/>
           <w:sz w:val="18"/>
         </w:rPr>
-        <w:t>Gode R et al.  ·  BMC Pulm Med  ·  23.07.2026  ·  PMID 42897561</w:t>
+        <w:t>Poarch E et al.  ·  BMC Prim Care  ·  24.07.2026  ·  PMID 42902172</w:t>
       </w:r>
     </w:p>
     <w:p>
       <w:r>
-        <w:t>Türkische Klinikkohorte verglich zwei Prognosescores (HALP und DECAF) bei 499 Patienten mit akuter COPD-Exazerbation zur Vorhersage 30-Tage-Krankenhaussterblichkeit mittels ROC-Analyse und logistischer Regression.</w:t>
+        <w:t>Bevölkerungsbasierte Kohortenstudie von 2020–2023 in British Columbia mit über 84.000 Patienten mit Diabetes und/oder Hypertonie zur Frage, ob die Kontinuität der Arzt-Patienten-Beziehung zu empfohlenen Managementprozessen führt.</w:t>
       </w:r>
     </w:p>
     <w:p>
@@ -162,7 +162,7 @@
         <w:t xml:space="preserve">Ergebnis: </w:t>
       </w:r>
       <w:r>
-        <w:t>63 Patienten (12,6 %) starben innerhalb 30 Tage. DECAF-Score zeigte überlegene Diskriminierung (AUC 0,932) gegenüber HALP (AUC 0,724; p&lt;0,001). Bei DECAF ≥4 betrugen Sensitivität 76,2 %, Spezifität 95,6 %, negativer prädiktiver Wert 96,5 %. HALP bot nur begrenzte prognostische Information. DECAF bleibt robuster und klinisch anwendbarer Prädiktor für Kurzzeitergebnisse im Notfalleinsatz.</w:t>
+        <w:t>Vollständige relationale Kontinuität war nicht mit erhöhtem empfohlenem Management assoziiert (adjustierte RR 1,00; 95%-KI 0,99–1,01). Bei Patienten mit komplexem Bedarf (schwere psychische Erkrankung, Suchterkrankung) zeigten sich inverse Assoziationen (SMI + ≥12 Besuche aRR 0,64 [0,52–0,80]). Dies deutet darauf hin, dass reine Beziehungskontinuität ohne Management- und Informationskontinuität nicht ausreicht.</w:t>
       </w:r>
     </w:p>
     <w:p>
@@ -177,7 +177,7 @@
         <w:rPr>
           <w:sz w:val="19"/>
         </w:rPr>
-        <w:t>Türkische Notfallmedizin, Score international validiert und einsetzbar</w:t>
+        <w:t>Kanada/British Columbia; ähnliches primärärztliches System, aber ohne DMP-ähnliche Strukturen.</w:t>
       </w:r>
     </w:p>
     <w:p>
@@ -186,7 +186,7 @@
           <w:color w:val="5A7D3A"/>
           <w:sz w:val="18"/>
         </w:rPr>
-        <w:t>https://pubmed.ncbi.nlm.nih.gov/42897561/</w:t>
+        <w:t>https://pubmed.ncbi.nlm.nih.gov/42902172/</w:t>
       </w:r>
     </w:p>
     <w:p>
@@ -194,7 +194,7 @@
         <w:pStyle w:val="Heading2"/>
       </w:pPr>
       <w:r>
-        <w:t>Messinstrument für Therapieunsicherheit bei Dialysepatienten validiert</w:t>
+        <w:t>Multimorbidität bei älteren Sturzhospitalisierungen: vier Phänotypen mit steuerbaren Risikofaktoren</w:t>
       </w:r>
     </w:p>
     <w:p>
@@ -204,12 +204,12 @@
           <w:color w:val="666666"/>
           <w:sz w:val="18"/>
         </w:rPr>
-        <w:t>Gündoğan R et al.  ·  BMC Nephrol  ·  23.07.2026  ·  PMID 42897558</w:t>
+        <w:t>Wang X et al.  ·  BMC Geriatr  ·  22.07.2026  ·  PMID 42897528</w:t>
       </w:r>
     </w:p>
     <w:p>
       <w:r>
-        <w:t>Türkische Validierungsstudie entwickelte eine reliable und valide Skala (UC-D&amp;TS) zur Messung von Unsicherheit über Erkrankung und Behandlung bei 155 Dialysepatienten, angewendet um den Zusammenhang zwischen Unsicherheit, Adhärenz und psychosozialem Wohlbefinden zu untersuchen.</w:t>
+        <w:t>Querschnittsanalyse von 705 älteren Stürzen im Krankenhaus (Januar 2015–August 2025) mit latenter Klassenanalyse von 12 chronischen Erkrankungen zur Identifikation von Mehrfacherkrankungs-Clustern und assoziierten Faktoren.</w:t>
       </w:r>
     </w:p>
     <w:p>
@@ -220,7 +220,7 @@
         <w:t xml:space="preserve">Ergebnis: </w:t>
       </w:r>
       <w:r>
-        <w:t>Die Skala zeigte hohe interne Konsistenz (Cronbach α = 0,872), eine vier-Faktoren-Struktur, die 59,13 % der Varianz erklärte, und exzellente Test-Retest-Reliabilität (r = 0,986). Messmodell passte akzeptabel (χ²/df = 1,77; CFI = 0,94). Das Instrument ist einsatzreif für klinische Praxis und Forschung zur Rolle von Unsicherheit bei Therapietreue und psychischem Wohlbefinden von Dialysepatienten.</w:t>
+        <w:t>Vier distinct Multimorbidität-Klassen: Schlaganfall-Gruppe (11,9 %), Krebsgruppe (22,8 %), Multisystem-Multimorbidität (22,4 %), relativ Gesunde (42,8 %). Logistische Regression zeigte signifikante Assoziationen mit Alter, Station, Begleitstatus, Prä-Sturz-Status, Personalerfahrung, Risiko-Assessment-Score und Anzahl sturzrisiko-erhöhender Arzneimittel (alle p&lt;0,05). Krebs war häufigste Einzelerkrankung.</w:t>
       </w:r>
     </w:p>
     <w:p>
@@ -235,7 +235,7 @@
         <w:rPr>
           <w:sz w:val="19"/>
         </w:rPr>
-        <w:t>Validierungsstudie an türkischer Population; Instrument für internationale Verwendung adaptierbar</w:t>
+        <w:t>China (Hangzhou); tertäre Klinik; Struktur ähnlich deutschen Krankenhäusern, aber Adhärenz- und Dokumentationspraxis unterscheidet sich.</w:t>
       </w:r>
     </w:p>
     <w:p>
@@ -244,7 +244,7 @@
           <w:color w:val="5A7D3A"/>
           <w:sz w:val="18"/>
         </w:rPr>
-        <w:t>https://pubmed.ncbi.nlm.nih.gov/42897558/</w:t>
+        <w:t>https://pubmed.ncbi.nlm.nih.gov/42897528/</w:t>
       </w:r>
     </w:p>
     <w:p>
@@ -252,7 +252,7 @@
         <w:pStyle w:val="Heading2"/>
       </w:pPr>
       <w:r>
-        <w:t>Südafrika: Hypertonie und Diabetes verdoppelt – Mehrfacherkrankung bei älteren Frauen am höchsten</w:t>
+        <w:t>GLP-1-Analogon reduziert renale Ereignisse bei Typ-2-Diabetes mit Nierenschaden um 51–67 %</w:t>
       </w:r>
     </w:p>
     <w:p>
@@ -262,12 +262,12 @@
           <w:color w:val="666666"/>
           <w:sz w:val="18"/>
         </w:rPr>
-        <w:t>Chironda CT et al.  ·  BMC Public Health  ·  23.07.2026  ·  PMID 42897543</w:t>
+        <w:t>Ye J et al.  ·  Signal Transduct Target Ther  ·  20.10.2026  ·  PMID 42897130</w:t>
       </w:r>
     </w:p>
     <w:p>
       <w:r>
-        <w:t>Südafrikanische Verbal-Autopsy-Studie an 5.892 Verstorbenen analysierte Trends chronischer Erkrankungen und Multimorbidität-Cluster über 11 Jahre mittels Clusteranalyse und latenter Klassenanalyse, um epidemiologischen Wandel in ländlicher Region zu dokumentieren.</w:t>
+        <w:t>Multizentrische retrospektive Kohortenstudie mit 3.305 Patienten in China mit Typ-2-Diabetes, Nierenschädigung und kardiovaskulärem Risiko über median 36,4 Monate zur renoprotektiven Wirkung von Polyethylenglycol-Loxenatid vs. Standardtherapie.</w:t>
       </w:r>
     </w:p>
     <w:p>
@@ -278,7 +278,7 @@
         <w:t xml:space="preserve">Ergebnis: </w:t>
       </w:r>
       <w:r>
-        <w:t>Hypertonie stieg von 25 % (2012) auf über 50 % (2022), Diabetes von 10 % auf 25 %. Tuberkulose fiel von 23 % auf 11 %, HIV-Prävalenz schwankte um 20 %. Multimorbidität (≥2 Erkrankungen) wuchs, Komplexmultimorbidität (≥3) verdoppelte sich von 8 % (2012) auf 15 % (2019). Cluster verschwanden progressiv vom HIV/TB-Muster zu kardio-metabolischen Mustern (Hypertonie-Diabetes). Ältere Erwachsene (≥65 Jahre) und Frauen trugen höchste Multimorbidität-Last. Dies zeigt: ländliche Bevölkerung unterliegt Epidemiologischem Übergang; Versorgung muss Nichtübertragbare Krankheiten priorisieren und Mehrfacherkrankungen adressieren.</w:t>
+        <w:t>Polyethylenglycol-Loxenatid war mit reduziertem Risiko für primäre nierenspezifische Ereignisse assoziiert (adjustierte HR 0,49; 95%-KI 0,25–0,95; p=0,035 in Gesamtkohorte; HR 0,44 [0,20–0,97] nach Propensity-Score-Matching). Effekt zeigte sich progressiv über 6-Monats-Landmarks (HR 0,40) bis 12-Monats-Landmarks (HR 0,33). Kardiovaskulärer Effekt war nicht stabil.</w:t>
       </w:r>
     </w:p>
     <w:p>
@@ -293,7 +293,7 @@
         <w:rPr>
           <w:sz w:val="19"/>
         </w:rPr>
-        <w:t>Südafrika, ländliches Setting; epidemiologischer Wandel global relevant, Gesundheitssysteme unterschiedlich</w:t>
+        <w:t>China; Datenextraktion durch KI-gestützte Pipeline, aber Übertragbarkeit begrenzt durch ethnische/pathophysiologische Unterschiede.</w:t>
       </w:r>
     </w:p>
     <w:p>
@@ -302,7 +302,7 @@
           <w:color w:val="5A7D3A"/>
           <w:sz w:val="18"/>
         </w:rPr>
-        <w:t>https://pubmed.ncbi.nlm.nih.gov/42897543/</w:t>
+        <w:t>https://pubmed.ncbi.nlm.nih.gov/42897130/</w:t>
       </w:r>
     </w:p>
     <w:p>
@@ -310,7 +310,7 @@
         <w:pStyle w:val="Heading2"/>
       </w:pPr>
       <w:r>
-        <w:t>Nierentransplantation senkt Kosten dramatisch: Krankenhauskosten 82 % niedriger als bei Dialyse</w:t>
+        <w:t>Exergame erzielte 67 % maximale Herzfrequenz mit hoher Adhärenzfreude bei stabilen Chronikern</w:t>
       </w:r>
     </w:p>
     <w:p>
@@ -320,12 +320,12 @@
           <w:color w:val="666666"/>
           <w:sz w:val="18"/>
         </w:rPr>
-        <w:t>Santamaria R et al.  ·  BMC Nephrol  ·  22.07.2026  ·  PMID 42897541</w:t>
+        <w:t>Haron MJ et al.  ·  JMIR Form Res  ·  19.10.2026  ·  PMID 42896149</w:t>
       </w:r>
     </w:p>
     <w:p>
       <w:r>
-        <w:t>Spanische Kohortenstudie verglich Gesundheitskosten und Krankenhausnutzung bei 588 Patienten mit Dialyse oder Nierentransplantation über zwei Jahre, gemessen an Hospitalisierungen, schwerwiegenden kardiovaskulären Ereignissen und Mortalität.</w:t>
+        <w:t>Einarm-Pilot-Experimentalstudie mit 20 Erwachsenen (Durchschnittsalter 54,3 Jahre) mit stabilen chronischen Erkrankungen (70 % Hypertonie, 55 % Hyperlipidämie) zur Untersuchung physiologischer Reaktionen, Trainingsintensität und Spielfreude beim Exergame Ring Fit Adventure.</w:t>
       </w:r>
     </w:p>
     <w:p>
@@ -336,7 +336,7 @@
         <w:t xml:space="preserve">Ergebnis: </w:t>
       </w:r>
       <w:r>
-        <w:t>Durchschnittliche Jahreskosten für Dialysepatienten betrugen 25.410 €, für Transplantierte 4.473 €. Bei Dialysepatienten waren schwerwiegende kardiovaskuläre Ereignisse 3,2-mal häufiger (276,3 vs. 85,9 pro 1000 Patientenjahre), Hospitalisierungsrate 1,3-mal höher (245,7 vs. 183,0 pro 1000), Sterblichkeit 7,1-mal höher (253,8 vs. 35,6). Hospitalisierungen verursachten 72,4 % der Dialysekosten, bei Transplantation nur 39,8 %. Die Ergebnisse bestätigen Transplantation als kosteneffektivste Therapie chronischer Nierenfunktionsstörung.</w:t>
+        <w:t>Mittlere Herzfrequenz während Spiels 111,6 bpm (67,2 % maximale altersgerechte HF); Spitzenwert 138,6 bpm (83,5 %). HF-Anstieg nach Welt 1: 16,7 bpm (p&lt;0,001), nach Welt 2: 20,7 bpm (p&lt;0,001). Kapillarblutglukose sank um 1,4 mmol/L (Welt 1) und 1,6 mmol/L (Welt 2) ohne Hypoglykämien. Blutdruck stabil. Genussquote 77,6/100. Keine schweren Nebenereignisse.</w:t>
       </w:r>
     </w:p>
     <w:p>
@@ -351,7 +351,7 @@
         <w:rPr>
           <w:sz w:val="19"/>
         </w:rPr>
-        <w:t>Spanisches Gesundheitssystem, vergleichbar mit deutschem Versicherungsmodell</w:t>
+        <w:t>Singapur; kleine Stichprobe, keine Kontrollgruppe, aber Machbarkeit für Home-Based-Übungen gezeigt.</w:t>
       </w:r>
     </w:p>
     <w:p>
@@ -360,7 +360,7 @@
           <w:color w:val="5A7D3A"/>
           <w:sz w:val="18"/>
         </w:rPr>
-        <w:t>https://pubmed.ncbi.nlm.nih.gov/42897541/</w:t>
+        <w:t>https://pubmed.ncbi.nlm.nih.gov/42896149/</w:t>
       </w:r>
     </w:p>
     <w:p>
@@ -368,7 +368,7 @@
         <w:pStyle w:val="Heading2"/>
       </w:pPr>
       <w:r>
-        <w:t>Schlafmangel erhöht Multimorbidität-Risiko um 375 %: Studie an postmenopausalen Frauen</w:t>
+        <w:t>Erhöhte Sulfatase-1 im Serum korreliert mit langsamerer Lungenfunktionsabnahme bei COPD</w:t>
       </w:r>
     </w:p>
     <w:p>
@@ -378,12 +378,12 @@
           <w:color w:val="666666"/>
           <w:sz w:val="18"/>
         </w:rPr>
-        <w:t>Xu J et al.  ·  BMC Public Health  ·  24.07.2026  ·  PMID 42897539</w:t>
+        <w:t>Liu Y et al.  ·  Respir Res  ·  22.07.2026  ·  PMID 42894165</w:t>
       </w:r>
     </w:p>
     <w:p>
       <w:r>
-        <w:t>Chinesische Längsschnittstudie an 2.859 postmenopausalen Frauen aus der CHARLS-Kohorte identifizierte Schlafmuster (Group-Based Trajectory Modeling) und untersuchte deren Assoziation mit kardio-renal-metabolischer Mehrfacherkrankung (kardiovaskulär, Niere, Stoffwechsel) über mittlere zwei Jahre Nachbeobachtung.</w:t>
+        <w:t>Klinische Beobachtungsstudie mit Serum-ELISA und funktionellen Modellen zur Rolle von Sulfatase 1 (SULF1) in der COPD-Progression mit Analyse der Korrelation zu Lungenfunktionsverlauf und In-vivo-Mechanismus.</w:t>
       </w:r>
     </w:p>
     <w:p>
@@ -394,7 +394,7 @@
         <w:t xml:space="preserve">Ergebnis: </w:t>
       </w:r>
       <w:r>
-        <w:t>Drei Schlafmuster wurden identifiziert: normal-stabil (33,9 %), normal-fluktuierend abnehmend (52,0 %), kurz-rapide abnehmend (14,1 %). Während Nachbeobachtung entwickelten 108 Frauen (3,8 %) Multimorbidität. Gegenüber normal-stabil-Gruppe: normal-fluktuierend-abnehmend erhöhte Multimorbidität-Risiko um 130 % (OR 2,30; 95%KI 1,35–3,91), kurz-rapide-abnehmend um 275 % (OR 3,75; 95%KI 1,99–7,07). Effekte blieben in Subgruppen- und Sensitivitätsanalysen stabil. Stable ausreichende Schlafdauer ist protektiver Faktor gegen Multimorbidität.</w:t>
+        <w:t>Bei COPD-Patienten waren SULF1-Serumspiegel erhöht und zeigten negative Korrelation mit FEV1/FVC-Ratio (p&lt;0,001) und jährlichem FEV1/FVC-Rückgang. In Rauchexpositionsmodellen führte SULF1-Knockout zu ausgeprägteren Emphysemveränderungen; SULF1-Überexpression minderte Lungenalterationen partiell ab. SULF1 band stabil an Keratin 15 (KRT15).</w:t>
       </w:r>
     </w:p>
     <w:p>
@@ -409,7 +409,7 @@
         <w:rPr>
           <w:sz w:val="19"/>
         </w:rPr>
-        <w:t>China; Phänomen biologisch universal, präventiventiver Ansatz systemunabhängig</w:t>
+        <w:t>China (Guangzhou); Mechanismus belegt, aber klinische Validierung und Interventionspfade fehlen.</w:t>
       </w:r>
     </w:p>
     <w:p>
@@ -418,7 +418,7 @@
           <w:color w:val="5A7D3A"/>
           <w:sz w:val="18"/>
         </w:rPr>
-        <w:t>https://pubmed.ncbi.nlm.nih.gov/42897539/</w:t>
+        <w:t>https://pubmed.ncbi.nlm.nih.gov/42894165/</w:t>
       </w:r>
     </w:p>
     <w:sectPr>

--- a/download/studien-aktuell.docx
+++ b/download/studien-aktuell.docx
@@ -62,7 +62,7 @@
           <w:color w:val="666666"/>
           <w:sz w:val="18"/>
         </w:rPr>
-        <w:t>Stand: 22.10.2026  |  6 Studien  |  ncd.m-vf.de</w:t>
+        <w:t>Stand: 23.10.2026  |  6 Studien  |  ncd.m-vf.de</w:t>
       </w:r>
     </w:p>
     <w:p>
@@ -70,7 +70,7 @@
         <w:pStyle w:val="Heading1"/>
       </w:pPr>
       <w:r>
-        <w:t>Aufgenommen am 22.10.2026</w:t>
+        <w:t>Aufgenommen am 23.10.2026</w:t>
       </w:r>
     </w:p>
     <w:p>
@@ -78,7 +78,7 @@
         <w:pStyle w:val="Heading2"/>
       </w:pPr>
       <w:r>
-        <w:t>Sensorische Beeinträchtigung und Einsamkeit erhöhen Mehrfacherkrankung um Faktor 1,56–2,36</w:t>
+        <w:t>Blut-Eosinophile prognostizieren ICU-Aufnahme bei AECOPD nicht besser als GOLD-Stadium</w:t>
       </w:r>
     </w:p>
     <w:p>
@@ -88,12 +88,12 @@
           <w:color w:val="666666"/>
           <w:sz w:val="18"/>
         </w:rPr>
-        <w:t>Pan Y et al.  ·  Int J Equity Health  ·  24.07.2026  ·  PMID 42902280</w:t>
+        <w:t>Ozden Sertcelik U et al.  ·  BMC Pulm Med  ·  11.09.2026  ·  PMID 42907946</w:t>
       </w:r>
     </w:p>
     <w:p>
       <w:r>
-        <w:t>Querschnittliche Analyse von 15.022 Älteren in China, USA und England zur Assoziation von Hör- und Sehstörungen mit dem Auftreten von körperlich-psychisch-kognitiven Mehrfacherkrankungen über 6–8 Jahre Nachbeobachtung.</w:t>
+        <w:t>Retrospektive Kohortenstudie mit 385 Patienten ≥40 Jahren, hospitalisiert mit AECOPD 2020–2024, untersuchte Vorhersagekraft der Blut-Eosinophilen-Zahl (&lt;150, 150–299, ≥300 Zellen/µL) für ICU-Aufnahme nach Competing-Risks-Analyse.</w:t>
       </w:r>
     </w:p>
     <w:p>
@@ -104,7 +104,7 @@
         <w:t xml:space="preserve">Ergebnis: </w:t>
       </w:r>
       <w:r>
-        <w:t>Duale Sinnesbeeinträchtigung war unabhängig mit physisch-psychischer Mehrfacherkrankung (HR 2,18), psychisch-kognitiver (HR 2,36) und dreifacher Komorbidität (HR 1,56; 95%-KI 1,19–2,03) assoziiert. Einsamkeit erklärte etwa 10–12 % dieser Assoziation. Die Assoziation blieb in Sensitivitätsanalysen und länderübergreifend stabil.</w:t>
+        <w:t>Eosinophilen-Gruppen waren nicht signifikant mit ICU-Aufnahme assoziiert. GOLD-Stadium E war der stärkste unabhängige Prädiktor (adjustierte Subdistributions-Hazard-Ratio 3,35; 95%-KI 1,57–7,15; p=0,002 vs. GOLD A). Eosinophilen-Level zeigten nach Adjustierung für Schweregrad und konkurrierende Risiken keine unabhängige Assoziation.</w:t>
       </w:r>
     </w:p>
     <w:p>
@@ -119,7 +119,7 @@
         <w:rPr>
           <w:sz w:val="19"/>
         </w:rPr>
-        <w:t>Internationale Vergleichskohorte; Übertragbarkeit hängt von Struktur der Altenhilfe ab.</w:t>
+        <w:t>Türkei, aber universelle pathophysiologische Fragestellung unabhängig von System</w:t>
       </w:r>
     </w:p>
     <w:p>
@@ -128,7 +128,7 @@
           <w:color w:val="5A7D3A"/>
           <w:sz w:val="18"/>
         </w:rPr>
-        <w:t>https://pubmed.ncbi.nlm.nih.gov/42902280/</w:t>
+        <w:t>https://pubmed.ncbi.nlm.nih.gov/42907946/</w:t>
       </w:r>
     </w:p>
     <w:p>
@@ -136,7 +136,7 @@
         <w:pStyle w:val="Heading2"/>
       </w:pPr>
       <w:r>
-        <w:t>Therapeutische Kontinuität verbessert Diabetesmanagement nicht ohne koordinierte Versorgung</w:t>
+        <w:t>Prädiabetes erhöht CKD-Risiko um 53 %: Glomeruläre Filtrationsrate sinkt um 2,85 mL/min/1,73m²</w:t>
       </w:r>
     </w:p>
     <w:p>
@@ -146,12 +146,12 @@
           <w:color w:val="666666"/>
           <w:sz w:val="18"/>
         </w:rPr>
-        <w:t>Poarch E et al.  ·  BMC Prim Care  ·  24.07.2026  ·  PMID 42902172</w:t>
+        <w:t>Karimi R et al.  ·  BMC Nephrol  ·  25.07.2026  ·  PMID 42907738</w:t>
       </w:r>
     </w:p>
     <w:p>
       <w:r>
-        <w:t>Bevölkerungsbasierte Kohortenstudie von 2020–2023 in British Columbia mit über 84.000 Patienten mit Diabetes und/oder Hypertonie zur Frage, ob die Kontinuität der Arzt-Patienten-Beziehung zu empfohlenen Managementprozessen führt.</w:t>
+        <w:t>Systematischer Review und Meta-Analyse von 26 Studien (15 Kohorten, 11 Querschnitt; n=350.546 Normoglykämiker, n=146.547 Prädiabetiker) zur Assoziation von Prädiabetes mit chronischer Nierenkrankheit, eGFR und Albumin-Kreatinin-Ratio.</w:t>
       </w:r>
     </w:p>
     <w:p>
@@ -162,7 +162,7 @@
         <w:t xml:space="preserve">Ergebnis: </w:t>
       </w:r>
       <w:r>
-        <w:t>Vollständige relationale Kontinuität war nicht mit erhöhtem empfohlenem Management assoziiert (adjustierte RR 1,00; 95%-KI 0,99–1,01). Bei Patienten mit komplexem Bedarf (schwere psychische Erkrankung, Suchterkrankung) zeigten sich inverse Assoziationen (SMI + ≥12 Besuche aRR 0,64 [0,52–0,80]). Dies deutet darauf hin, dass reine Beziehungskontinuität ohne Management- und Informationskontinuität nicht ausreicht.</w:t>
+        <w:t>Prädiabetes assoziiert mit erhöhtem CKD-Risiko (RR 1,53; 95%-KI 1,30–1,81; p&lt;0,001; stärker bei Verwendung aller drei diagnostischen Kriterien: RR 1,21–2,73). Mittlere eGFR-Abnahme −2,85 mL/min/1,73m² (95%-KI −4,57 bis −1,13; p=0,001). Albumin-Kreatinin-Ratio stieg um 0,87 g/g (95%-KI 0,19–1,55; p=0,012). Stärkere Assoziationen in Asien als in Europa oder USA.</w:t>
       </w:r>
     </w:p>
     <w:p>
@@ -177,7 +177,7 @@
         <w:rPr>
           <w:sz w:val="19"/>
         </w:rPr>
-        <w:t>Kanada/British Columbia; ähnliches primärärztliches System, aber ohne DMP-ähnliche Strukturen.</w:t>
+        <w:t>Multikontinental, aber systematische Evidenz zu Risikostratifizierung unabhängig von System</w:t>
       </w:r>
     </w:p>
     <w:p>
@@ -186,7 +186,7 @@
           <w:color w:val="5A7D3A"/>
           <w:sz w:val="18"/>
         </w:rPr>
-        <w:t>https://pubmed.ncbi.nlm.nih.gov/42902172/</w:t>
+        <w:t>https://pubmed.ncbi.nlm.nih.gov/42907738/</w:t>
       </w:r>
     </w:p>
     <w:p>
@@ -194,7 +194,7 @@
         <w:pStyle w:val="Heading2"/>
       </w:pPr>
       <w:r>
-        <w:t>Multimorbidität bei älteren Sturzhospitalisierungen: vier Phänotypen mit steuerbaren Risikofaktoren</w:t>
+        <w:t>Fragmentierte Versorgung chronisch kranker Kinder in Deutschland: Koordinationsmängel über Sektoren hinweg</w:t>
       </w:r>
     </w:p>
     <w:p>
@@ -204,12 +204,12 @@
           <w:color w:val="666666"/>
           <w:sz w:val="18"/>
         </w:rPr>
-        <w:t>Wang X et al.  ·  BMC Geriatr  ·  22.07.2026  ·  PMID 42897528</w:t>
+        <w:t>Herr CJ et al.  ·  Eur J Pediatr  ·  22.10.2026  ·  PMID 42907562</w:t>
       </w:r>
     </w:p>
     <w:p>
       <w:r>
-        <w:t>Querschnittsanalyse von 705 älteren Stürzen im Krankenhaus (Januar 2015–August 2025) mit latenter Klassenanalyse von 12 chronischen Erkrankungen zur Identifikation von Mehrfacherkrankungs-Clustern und assoziierten Faktoren.</w:t>
+        <w:t>Qualitative Studie mit 22 Fachleuten (Ärzte, Therapeuten, Sozialarbeiter) aus Deutschland untersuchte, wie Professionelle die Versorgungspfade von Kindern mit chronischen Erkrankungen (ADHS, Autismus, Zerebralparese, Asthma, Typ-1-Diabetes) über Gesundheit, Soziales und Schulwesen hinweg erleben.</w:t>
       </w:r>
     </w:p>
     <w:p>
@@ -220,7 +220,7 @@
         <w:t xml:space="preserve">Ergebnis: </w:t>
       </w:r>
       <w:r>
-        <w:t>Vier distinct Multimorbidität-Klassen: Schlaganfall-Gruppe (11,9 %), Krebsgruppe (22,8 %), Multisystem-Multimorbidität (22,4 %), relativ Gesunde (42,8 %). Logistische Regression zeigte signifikante Assoziationen mit Alter, Station, Begleitstatus, Prä-Sturz-Status, Personalerfahrung, Risiko-Assessment-Score und Anzahl sturzrisiko-erhöhender Arzneimittel (alle p&lt;0,05). Krebs war häufigste Einzelerkrankung.</w:t>
+        <w:t>Fachleute bewerteten die Versorgung als fragmentiert, schwer navigierbar und schlecht koordiniert. Zentrale Barrieren: lange Wartezeiten, unklare Versorgungspfade, mangelnde interprofessionelle Kommunikation. Familien mit sozioökonomischen Nachteilen oder Sprachbarrieren hatten besondere Schwierigkeiten.</w:t>
       </w:r>
     </w:p>
     <w:p>
@@ -235,7 +235,7 @@
         <w:rPr>
           <w:sz w:val="19"/>
         </w:rPr>
-        <w:t>China (Hangzhou); tertäre Klinik; Struktur ähnlich deutschen Krankenhäusern, aber Adhärenz- und Dokumentationspraxis unterscheidet sich.</w:t>
+        <w:t>Deutschland, direkt erhobene Expertenperspektiven aus Praxen und Jugendamt</w:t>
       </w:r>
     </w:p>
     <w:p>
@@ -244,7 +244,7 @@
           <w:color w:val="5A7D3A"/>
           <w:sz w:val="18"/>
         </w:rPr>
-        <w:t>https://pubmed.ncbi.nlm.nih.gov/42897528/</w:t>
+        <w:t>https://pubmed.ncbi.nlm.nih.gov/42907562/</w:t>
       </w:r>
     </w:p>
     <w:p>
@@ -252,7 +252,7 @@
         <w:pStyle w:val="Heading2"/>
       </w:pPr>
       <w:r>
-        <w:t>GLP-1-Analogon reduziert renale Ereignisse bei Typ-2-Diabetes mit Nierenschaden um 51–67 %</w:t>
+        <w:t>HFNC plus Akupunktur verbessert COPD-Exazerbationen: 88,8 % vs. 70,8 % Ansprechrate</w:t>
       </w:r>
     </w:p>
     <w:p>
@@ -262,12 +262,12 @@
           <w:color w:val="666666"/>
           <w:sz w:val="18"/>
         </w:rPr>
-        <w:t>Ye J et al.  ·  Signal Transduct Target Ther  ·  20.10.2026  ·  PMID 42897130</w:t>
+        <w:t>Li B et al.  ·  Int J Chron Obstruct Pulmon Dis  ·  16.10.2026  ·  PMID 42904141</w:t>
       </w:r>
     </w:p>
     <w:p>
       <w:r>
-        <w:t>Multizentrische retrospektive Kohortenstudie mit 3.305 Patienten in China mit Typ-2-Diabetes, Nierenschädigung und kardiovaskulärem Risiko über median 36,4 Monate zur renoprotektiven Wirkung von Polyethylenglycol-Loxenatid vs. Standardtherapie.</w:t>
+        <w:t>Retrospektive Studie verglich bei 178 hospitalisierten AECOPD-Patienten die Hochfluss-Nasenkanüle (HFNC) allein gegen HFNC plus standardisierte Akupunktur; Propensity-Score-Matching adjustierte für Baseline-Unterschiede.</w:t>
       </w:r>
     </w:p>
     <w:p>
@@ -278,7 +278,7 @@
         <w:t xml:space="preserve">Ergebnis: </w:t>
       </w:r>
       <w:r>
-        <w:t>Polyethylenglycol-Loxenatid war mit reduziertem Risiko für primäre nierenspezifische Ereignisse assoziiert (adjustierte HR 0,49; 95%-KI 0,25–0,95; p=0,035 in Gesamtkohorte; HR 0,44 [0,20–0,97] nach Propensity-Score-Matching). Effekt zeigte sich progressiv über 6-Monats-Landmarks (HR 0,40) bis 12-Monats-Landmarks (HR 0,33). Kardiovaskulärer Effekt war nicht stabil.</w:t>
+        <w:t>HFNC + Akupunktur erreichte höhere klinische Ansprechrate (88,76 % vs. 70,79 %, relatives Risiko 1,25; 95%-KI 1,08–1,46; p=0,003). Kombinationsgruppe zeigte bessere FEV₁-Zunahme (+0,07 L), PaO₂-Anstieg (+5,03 mmHg), stärkere Reduktion von IL-8, IL-17, TNF-α, CRP (p&lt;0,01) und verbesserte Patienten-Outcomes (CAT -2,59; 6MWD +28,53 m).</w:t>
       </w:r>
     </w:p>
     <w:p>
@@ -293,7 +293,7 @@
         <w:rPr>
           <w:sz w:val="19"/>
         </w:rPr>
-        <w:t>China; Datenextraktion durch KI-gestützte Pipeline, aber Übertragbarkeit begrenzt durch ethnische/pathophysiologische Unterschiede.</w:t>
+        <w:t>China, retrospektive Daten; Validierung in prospektivem RCT erforderlich</w:t>
       </w:r>
     </w:p>
     <w:p>
@@ -302,7 +302,7 @@
           <w:color w:val="5A7D3A"/>
           <w:sz w:val="18"/>
         </w:rPr>
-        <w:t>https://pubmed.ncbi.nlm.nih.gov/42897130/</w:t>
+        <w:t>https://pubmed.ncbi.nlm.nih.gov/42904141/</w:t>
       </w:r>
     </w:p>
     <w:p>
@@ -310,7 +310,7 @@
         <w:pStyle w:val="Heading2"/>
       </w:pPr>
       <w:r>
-        <w:t>Exergame erzielte 67 % maximale Herzfrequenz mit hoher Adhärenzfreude bei stabilen Chronikern</w:t>
+        <w:t>Erdosteine verbessert Ventilationshomogenität bei COPD stärker als NAC</w:t>
       </w:r>
     </w:p>
     <w:p>
@@ -320,12 +320,12 @@
           <w:color w:val="666666"/>
           <w:sz w:val="18"/>
         </w:rPr>
-        <w:t>Haron MJ et al.  ·  JMIR Form Res  ·  19.10.2026  ·  PMID 42896149</w:t>
+        <w:t>Dal Negro RW et al.  ·  Int J Chron Obstruct Pulmon Dis  ·  16.10.2026  ·  PMID 42904140</w:t>
       </w:r>
     </w:p>
     <w:p>
       <w:r>
-        <w:t>Einarm-Pilot-Experimentalstudie mit 20 Erwachsenen (Durchschnittsalter 54,3 Jahre) mit stabilen chronischen Erkrankungen (70 % Hypertonie, 55 % Hyperlipidämie) zur Untersuchung physiologischer Reaktionen, Trainingsintensität und Spielfreude beim Exergame Ring Fit Adventure.</w:t>
+        <w:t>Retrospektive Studie an 127 stabilen Patienten mit milder bis moderater COPD unter LABA/LAMA-Therapie verglich Zusatz von Erdostein (600 mg/d) oder N-Acetylcystein (600 mg/d) gegen Dual-Bronchodilatation allein mittels Volumetrischer Kapnografie (VCap).</w:t>
       </w:r>
     </w:p>
     <w:p>
@@ -336,7 +336,7 @@
         <w:t xml:space="preserve">Ergebnis: </w:t>
       </w:r>
       <w:r>
-        <w:t>Mittlere Herzfrequenz während Spiels 111,6 bpm (67,2 % maximale altersgerechte HF); Spitzenwert 138,6 bpm (83,5 %). HF-Anstieg nach Welt 1: 16,7 bpm (p&lt;0,001), nach Welt 2: 20,7 bpm (p&lt;0,001). Kapillarblutglukose sank um 1,4 mmol/L (Welt 1) und 1,6 mmol/L (Welt 2) ohne Hypoglykämien. Blutdruck stabil. Genussquote 77,6/100. Keine schweren Nebenereignisse.</w:t>
+        <w:t>Erdostein führte zu signifikanten Verbesserungen: TPTEF/TEX +56,5 %, alveoläre Ventilation +8,9 %, S2/S3-Winkel −10,4°, VD/VT-Ratio −13,5 %. NAC zeigte vernachlässigbare und nicht von Mono-Therapie unterschiedliche Effekte (alle p&gt;0,05). Unterschiede zugunsten Erdostein blieben nach Adjustierung für Confunder signifikant (p&lt;0,001).</w:t>
       </w:r>
     </w:p>
     <w:p>
@@ -351,7 +351,7 @@
         <w:rPr>
           <w:sz w:val="19"/>
         </w:rPr>
-        <w:t>Singapur; kleine Stichprobe, keine Kontrollgruppe, aber Machbarkeit für Home-Based-Übungen gezeigt.</w:t>
+        <w:t>Italien, kontrollierte Beobachtungsdaten; Physiologie-Verbesserung, nicht Langzeitprognose</w:t>
       </w:r>
     </w:p>
     <w:p>
@@ -360,7 +360,7 @@
           <w:color w:val="5A7D3A"/>
           <w:sz w:val="18"/>
         </w:rPr>
-        <w:t>https://pubmed.ncbi.nlm.nih.gov/42896149/</w:t>
+        <w:t>https://pubmed.ncbi.nlm.nih.gov/42904140/</w:t>
       </w:r>
     </w:p>
     <w:p>
@@ -368,7 +368,7 @@
         <w:pStyle w:val="Heading2"/>
       </w:pPr>
       <w:r>
-        <w:t>Erhöhte Sulfatase-1 im Serum korreliert mit langsamerer Lungenfunktionsabnahme bei COPD</w:t>
+        <w:t>Fünf Schlaf-Phänotypen bei COPD: Hypoxische Schläfer haben 2,8-fach erhöhtes Mortalitätsrisiko</w:t>
       </w:r>
     </w:p>
     <w:p>
@@ -378,12 +378,12 @@
           <w:color w:val="666666"/>
           <w:sz w:val="18"/>
         </w:rPr>
-        <w:t>Liu Y et al.  ·  Respir Res  ·  22.07.2026  ·  PMID 42894165</w:t>
+        <w:t>Hansson D et al.  ·  Int J Chron Obstruct Pulmon Dis  ·  16.10.2026  ·  PMID 42903829</w:t>
       </w:r>
     </w:p>
     <w:p>
       <w:r>
-        <w:t>Klinische Beobachtungsstudie mit Serum-ELISA und funktionellen Modellen zur Rolle von Sulfatase 1 (SULF1) in der COPD-Progression mit Analyse der Korrelation zu Lungenfunktionsverlauf und In-vivo-Mechanismus.</w:t>
+        <w:t>Prospektive Kohorte mit 205 COPD-Patienten; multidimensionale Schlaf-Daten (WatchPAT™) mit 15 Variablen analysiert mittels Partitioning-Around-Medoids-Clustering; Median-Nachverfolgung 4,2 Jahre mit 199 Patienten.</w:t>
       </w:r>
     </w:p>
     <w:p>
@@ -394,7 +394,7 @@
         <w:t xml:space="preserve">Ergebnis: </w:t>
       </w:r>
       <w:r>
-        <w:t>Bei COPD-Patienten waren SULF1-Serumspiegel erhöht und zeigten negative Korrelation mit FEV1/FVC-Ratio (p&lt;0,001) und jährlichem FEV1/FVC-Rückgang. In Rauchexpositionsmodellen führte SULF1-Knockout zu ausgeprägteren Emphysemveränderungen; SULF1-Überexpression minderte Lungenalterationen partiell ab. SULF1 band stabil an Keratin 15 (KRT15).</w:t>
+        <w:t>Fünf distinkte Schlaf-Phänotypen identifiziert: normale Schläfer (20,5 %), Short-Sleeper (33 %), Light-Sleeper mit REM-Suppression (18,5 %), hypoxische Schläfer (20 %), schlafapnoe-Schläfer (8 %). Bei 56 Todesfällen (28,1 %) hatten hypoxische Schläfer nach Adjustierung für Alter, Geschlecht und FEV₁ erhöhte Sterblichkeit (HR 2,80; 95%-KI 1,05–7,44); unbehandelte apnoe-Schläfer noch höher (HR 6,16; 95%-KI 1,56–24,38) nach PAP-Adjustierung.</w:t>
       </w:r>
     </w:p>
     <w:p>
@@ -409,7 +409,7 @@
         <w:rPr>
           <w:sz w:val="19"/>
         </w:rPr>
-        <w:t>China (Guangzhou); Mechanismus belegt, aber klinische Validierung und Interventionspfade fehlen.</w:t>
+        <w:t>Schweden, europäischer Versorgungskontext, vergleichbar strukturierter Zugang</w:t>
       </w:r>
     </w:p>
     <w:p>
@@ -418,7 +418,7 @@
           <w:color w:val="5A7D3A"/>
           <w:sz w:val="18"/>
         </w:rPr>
-        <w:t>https://pubmed.ncbi.nlm.nih.gov/42894165/</w:t>
+        <w:t>https://pubmed.ncbi.nlm.nih.gov/42903829/</w:t>
       </w:r>
     </w:p>
     <w:sectPr>

--- a/download/studien-aktuell.docx
+++ b/download/studien-aktuell.docx
@@ -62,7 +62,7 @@
           <w:color w:val="666666"/>
           <w:sz w:val="18"/>
         </w:rPr>
-        <w:t>Stand: 23.10.2026  |  6 Studien  |  ncd.m-vf.de</w:t>
+        <w:t>Stand: 24.10.2026  |  6 Studien  |  ncd.m-vf.de</w:t>
       </w:r>
     </w:p>
     <w:p>
@@ -70,7 +70,7 @@
         <w:pStyle w:val="Heading1"/>
       </w:pPr>
       <w:r>
-        <w:t>Aufgenommen am 23.10.2026</w:t>
+        <w:t>Aufgenommen am 24.10.2026</w:t>
       </w:r>
     </w:p>
     <w:p>
@@ -78,7 +78,7 @@
         <w:pStyle w:val="Heading2"/>
       </w:pPr>
       <w:r>
-        <w:t>Blut-Eosinophile prognostizieren ICU-Aufnahme bei AECOPD nicht besser als GOLD-Stadium</w:t>
+        <w:t>Hypertonie führt strukturiert zu Herzkrankheit und Schlaganfall, Diabetes verbindet kardiovaskuläre und Multiorgan-Wege</w:t>
       </w:r>
     </w:p>
     <w:p>
@@ -88,12 +88,12 @@
           <w:color w:val="666666"/>
           <w:sz w:val="18"/>
         </w:rPr>
-        <w:t>Ozden Sertcelik U et al.  ·  BMC Pulm Med  ·  11.09.2026  ·  PMID 42907946</w:t>
+        <w:t>Wang Y et al.  ·  JMIR Public Health Surveill  ·  23.10.2026  ·  PMID 42912827</w:t>
       </w:r>
     </w:p>
     <w:p>
       <w:r>
-        <w:t>Retrospektive Kohortenstudie mit 385 Patienten ≥40 Jahren, hospitalisiert mit AECOPD 2020–2024, untersuchte Vorhersagekraft der Blut-Eosinophilen-Zahl (&lt;150, 150–299, ≥300 Zellen/µL) für ICU-Aufnahme nach Competing-Risks-Analyse.</w:t>
+        <w:t>Retrospektive Kohortenanalyse von 34.099 stationären Patienten mit Hypertonie in ländlichen Gegenden Henans zu zeitlichen Mustern der Mehrfacherkrankungsentwicklung mittels Netzwerkanalyse.</w:t>
       </w:r>
     </w:p>
     <w:p>
@@ -104,7 +104,7 @@
         <w:t xml:space="preserve">Ergebnis: </w:t>
       </w:r>
       <w:r>
-        <w:t>Eosinophilen-Gruppen waren nicht signifikant mit ICU-Aufnahme assoziiert. GOLD-Stadium E war der stärkste unabhängige Prädiktor (adjustierte Subdistributions-Hazard-Ratio 3,35; 95%-KI 1,57–7,15; p=0,002 vs. GOLD A). Eosinophilen-Level zeigten nach Adjustierung für Schweregrad und konkurrierende Risiken keine unabhängige Assoziation.</w:t>
+        <w:t>Zeitliches Komorbiditätsnetzwerk zeigte dichtes Zentrum aus Hypertonie, atherosklerotischer Herzkrankheit und zerebralem Infarkt; Typ-2-Diabetes in Brückenfunktion zwischen kardiovaskulären und Multisystem-Clustern. Geschlechtsspezifische Unterschiede: frühere Koronarbeteiligung bei Frauen, direktere Schlaganfall-Progression bei Männern.</w:t>
       </w:r>
     </w:p>
     <w:p>
@@ -119,7 +119,7 @@
         <w:rPr>
           <w:sz w:val="19"/>
         </w:rPr>
-        <w:t>Türkei, aber universelle pathophysiologische Fragestellung unabhängig von System</w:t>
+        <w:t>China/ländlich, EHR-Daten 2019–2023, zeigt strukturierte Krankheitsprogression jenseits von Gesundheitssystemen.</w:t>
       </w:r>
     </w:p>
     <w:p>
@@ -128,7 +128,7 @@
           <w:color w:val="5A7D3A"/>
           <w:sz w:val="18"/>
         </w:rPr>
-        <w:t>https://pubmed.ncbi.nlm.nih.gov/42907946/</w:t>
+        <w:t>https://pubmed.ncbi.nlm.nih.gov/42912827/</w:t>
       </w:r>
     </w:p>
     <w:p>
@@ -136,7 +136,7 @@
         <w:pStyle w:val="Heading2"/>
       </w:pPr>
       <w:r>
-        <w:t>Prädiabetes erhöht CKD-Risiko um 53 %: Glomeruläre Filtrationsrate sinkt um 2,85 mL/min/1,73m²</w:t>
+        <w:t>Zu niedrige Proteinzufuhr erhöht Nierenversagen bei CKD um 42 Prozent</w:t>
       </w:r>
     </w:p>
     <w:p>
@@ -146,12 +146,12 @@
           <w:color w:val="666666"/>
           <w:sz w:val="18"/>
         </w:rPr>
-        <w:t>Karimi R et al.  ·  BMC Nephrol  ·  25.07.2026  ·  PMID 42907738</w:t>
+        <w:t>Suh SH et al.  ·  JAMA Netw Open  ·  01.10.2026  ·  PMID 42911593</w:t>
       </w:r>
     </w:p>
     <w:p>
       <w:r>
-        <w:t>Systematischer Review und Meta-Analyse von 26 Studien (15 Kohorten, 11 Querschnitt; n=350.546 Normoglykämiker, n=146.547 Prädiabetiker) zur Assoziation von Prädiabetes mit chronischer Nierenkrankheit, eGFR und Albumin-Kreatinin-Ratio.</w:t>
+        <w:t>Prospektive Kohortenstudie mit 1.861 CKD-Patienten (Stad. 1–5) aus Südkorea zur Assoziation zwischen täglicher Proteinaufnahme und Nierenversagen oder Sterblichkeit.</w:t>
       </w:r>
     </w:p>
     <w:p>
@@ -162,7 +162,7 @@
         <w:t xml:space="preserve">Ergebnis: </w:t>
       </w:r>
       <w:r>
-        <w:t>Prädiabetes assoziiert mit erhöhtem CKD-Risiko (RR 1,53; 95%-KI 1,30–1,81; p&lt;0,001; stärker bei Verwendung aller drei diagnostischen Kriterien: RR 1,21–2,73). Mittlere eGFR-Abnahme −2,85 mL/min/1,73m² (95%-KI −4,57 bis −1,13; p=0,001). Albumin-Kreatinin-Ratio stieg um 0,87 g/g (95%-KI 0,19–1,55; p=0,012). Stärkere Assoziationen in Asien als in Europa oder USA.</w:t>
+        <w:t>Patienten mit Proteinaufnahme &lt;0,6 g/kg/Tag (vs. &gt;1,2 g/kg/Tag) hatten erhöhtes Risiko für Nierenversagen-Ersatztherapie (sHR 1,42, 95% KI 1,09–1,85) und All-Cause-Mortalität (sHR 2,17, 95% KI 1,17–4,03). Rigide Proteinrestriktion war nicht mit Nephroprotektionen assoziiert.</w:t>
       </w:r>
     </w:p>
     <w:p>
@@ -177,7 +177,7 @@
         <w:rPr>
           <w:sz w:val="19"/>
         </w:rPr>
-        <w:t>Multikontinental, aber systematische Evidenz zu Risikostratifizierung unabhängig von System</w:t>
+        <w:t>Südkorea, vergleichbares Sozialversicherungssystem, Befund zu Ernährung unabhängig vom System.</w:t>
       </w:r>
     </w:p>
     <w:p>
@@ -186,7 +186,7 @@
           <w:color w:val="5A7D3A"/>
           <w:sz w:val="18"/>
         </w:rPr>
-        <w:t>https://pubmed.ncbi.nlm.nih.gov/42907738/</w:t>
+        <w:t>https://pubmed.ncbi.nlm.nih.gov/42911593/</w:t>
       </w:r>
     </w:p>
     <w:p>
@@ -194,7 +194,7 @@
         <w:pStyle w:val="Heading2"/>
       </w:pPr>
       <w:r>
-        <w:t>Fragmentierte Versorgung chronisch kranker Kinder in Deutschland: Koordinationsmängel über Sektoren hinweg</w:t>
+        <w:t>Soziale Unterstützung und emotionale Symptome verbessern Selbstmanagement bei Hepatitis-B-Patienten um 4,8 und 1,9 Punkte</w:t>
       </w:r>
     </w:p>
     <w:p>
@@ -204,12 +204,12 @@
           <w:color w:val="666666"/>
           <w:sz w:val="18"/>
         </w:rPr>
-        <w:t>Herr CJ et al.  ·  Eur J Pediatr  ·  22.10.2026  ·  PMID 42907562</w:t>
+        <w:t>Yi WT et al.  ·  Front Public Health  ·  07.10.2026  ·  PMID 42908953</w:t>
       </w:r>
     </w:p>
     <w:p>
       <w:r>
-        <w:t>Qualitative Studie mit 22 Fachleuten (Ärzte, Therapeuten, Sozialarbeiter) aus Deutschland untersuchte, wie Professionelle die Versorgungspfade von Kindern mit chronischen Erkrankungen (ADHS, Autismus, Zerebralparese, Asthma, Typ-1-Diabetes) über Gesundheit, Soziales und Schulwesen hinweg erleben.</w:t>
+        <w:t>Multizentrische Querschnittstudie mit 583 Hepatitis-B-Patienten in China zur unabhängigen Assoziation von sozialer Unterstützung und krankheitsspezifischen Lebensqualitätsdomänen mit Selbstmanagement.</w:t>
       </w:r>
     </w:p>
     <w:p>
@@ -220,7 +220,7 @@
         <w:t xml:space="preserve">Ergebnis: </w:t>
       </w:r>
       <w:r>
-        <w:t>Fachleute bewerteten die Versorgung als fragmentiert, schwer navigierbar und schlecht koordiniert. Zentrale Barrieren: lange Wartezeiten, unklare Versorgungspfade, mangelnde interprofessionelle Kommunikation. Familien mit sozioökonomischen Nachteilen oder Sprachbarrieren hatten besondere Schwierigkeiten.</w:t>
+        <w:t>Mittlerer Selbstmanagement-Score 85,03±19,38. Soziale Unterstützung (B=0,577, 95% KI 0,416–0,739), emotionale Symptomdomäne (B=0,170, 95% KI 0,039–0,301) und weniger soziale Stigmatisierung (B=0,235, 95% KI 0,082–0,388) waren unabhängig positiv assoziiert mit Selbstmanagement. Gesamtmodell erklärte 37,9% der Varianz.</w:t>
       </w:r>
     </w:p>
     <w:p>
@@ -235,7 +235,7 @@
         <w:rPr>
           <w:sz w:val="19"/>
         </w:rPr>
-        <w:t>Deutschland, direkt erhobene Expertenperspektiven aus Praxen und Jugendamt</w:t>
+        <w:t>China, Mehrfacherkrankung im Kontext chronischer Virushepatitis, Versorgungsprinzipien für andere Länder adaptierbar.</w:t>
       </w:r>
     </w:p>
     <w:p>
@@ -244,7 +244,7 @@
           <w:color w:val="5A7D3A"/>
           <w:sz w:val="18"/>
         </w:rPr>
-        <w:t>https://pubmed.ncbi.nlm.nih.gov/42907562/</w:t>
+        <w:t>https://pubmed.ncbi.nlm.nih.gov/42908953/</w:t>
       </w:r>
     </w:p>
     <w:p>
@@ -252,7 +252,7 @@
         <w:pStyle w:val="Heading2"/>
       </w:pPr>
       <w:r>
-        <w:t>HFNC plus Akupunktur verbessert COPD-Exazerbationen: 88,8 % vs. 70,8 % Ansprechrate</w:t>
+        <w:t>Frühe Dreifachtherapie bei COPD reduzierte Exazerbationen stärker als späte Eskalation</w:t>
       </w:r>
     </w:p>
     <w:p>
@@ -262,12 +262,12 @@
           <w:color w:val="666666"/>
           <w:sz w:val="18"/>
         </w:rPr>
-        <w:t>Li B et al.  ·  Int J Chron Obstruct Pulmon Dis  ·  16.10.2026  ·  PMID 42904141</w:t>
+        <w:t>Rogliani P et al.  ·  Respir Med  ·  05.10.2026  ·  PMID 42833477</w:t>
       </w:r>
     </w:p>
     <w:p>
       <w:r>
-        <w:t>Retrospektive Studie verglich bei 178 hospitalisierten AECOPD-Patienten die Hochfluss-Nasenkanüle (HFNC) allein gegen HFNC plus standardisierte Akupunktur; Propensity-Score-Matching adjustierte für Baseline-Unterschiede.</w:t>
+        <w:t>Pooled-Analyse von sechs Real-World-Studien zur Frage, ob frühe versus späte Eskalation zur Tripletherapie bei COPD-Patienten unterschiedliche Ergebnisse bringt.</w:t>
       </w:r>
     </w:p>
     <w:p>
@@ -278,7 +278,7 @@
         <w:t xml:space="preserve">Ergebnis: </w:t>
       </w:r>
       <w:r>
-        <w:t>HFNC + Akupunktur erreichte höhere klinische Ansprechrate (88,76 % vs. 70,79 %, relatives Risiko 1,25; 95%-KI 1,08–1,46; p=0,003). Kombinationsgruppe zeigte bessere FEV₁-Zunahme (+0,07 L), PaO₂-Anstieg (+5,03 mmHg), stärkere Reduktion von IL-8, IL-17, TNF-α, CRP (p&lt;0,01) und verbesserte Patienten-Outcomes (CAT -2,59; 6MWD +28,53 m).</w:t>
+        <w:t>Frühe Eskalation (≤48 Monate nach Diagnose) führte zu größeren Reduktionen der mittleren Exazerbationen pro Jahr und höheren Raten von Erkrankungsstabilität und -kontrolle bei 12 Monaten im Vergleich zu späterer Eskalation; der Unterschied war bei 3 und 6 Monaten nicht signifikant.</w:t>
       </w:r>
     </w:p>
     <w:p>
@@ -293,7 +293,7 @@
         <w:rPr>
           <w:sz w:val="19"/>
         </w:rPr>
-        <w:t>China, retrospektive Daten; Validierung in prospektivem RCT erforderlich</w:t>
+        <w:t>Südeuropa und Belgien, Real-World-Daten, vergleichbare ambulante Versorgungsstrukturen.</w:t>
       </w:r>
     </w:p>
     <w:p>
@@ -302,7 +302,7 @@
           <w:color w:val="5A7D3A"/>
           <w:sz w:val="18"/>
         </w:rPr>
-        <w:t>https://pubmed.ncbi.nlm.nih.gov/42904141/</w:t>
+        <w:t>https://pubmed.ncbi.nlm.nih.gov/42833477/</w:t>
       </w:r>
     </w:p>
     <w:p>
@@ -310,7 +310,7 @@
         <w:pStyle w:val="Heading2"/>
       </w:pPr>
       <w:r>
-        <w:t>Erdosteine verbessert Ventilationshomogenität bei COPD stärker als NAC</w:t>
+        <w:t>Mehrfacherkrankung erhöht Sarkopenie-Risiko um 85 Prozent bei Frauen und 102 Prozent bei Männern</w:t>
       </w:r>
     </w:p>
     <w:p>
@@ -320,12 +320,12 @@
           <w:color w:val="666666"/>
           <w:sz w:val="18"/>
         </w:rPr>
-        <w:t>Dal Negro RW et al.  ·  Int J Chron Obstruct Pulmon Dis  ·  16.10.2026  ·  PMID 42904140</w:t>
+        <w:t>Guerrero-Wyss MT et al.  ·  Exp Gerontol  ·  20.09.2026  ·  PMID 42764080</w:t>
       </w:r>
     </w:p>
     <w:p>
       <w:r>
-        <w:t>Retrospektive Studie an 127 stabilen Patienten mit milder bis moderater COPD unter LABA/LAMA-Therapie verglich Zusatz von Erdostein (600 mg/d) oder N-Acetylcystein (600 mg/d) gegen Dual-Bronchodilatation allein mittels Volumetrischer Kapnografie (VCap).</w:t>
+        <w:t>Prospektive Kohortenstudie mit 47.417 UK-Biobank-Teilnehmern ohne Sarkopenie zu Zusammenhang zwischen Mehrfacherkrankung und neu aufgetretener Sarkopenie.</w:t>
       </w:r>
     </w:p>
     <w:p>
@@ -336,7 +336,7 @@
         <w:t xml:space="preserve">Ergebnis: </w:t>
       </w:r>
       <w:r>
-        <w:t>Erdostein führte zu signifikanten Verbesserungen: TPTEF/TEX +56,5 %, alveoläre Ventilation +8,9 %, S2/S3-Winkel −10,4°, VD/VT-Ratio −13,5 %. NAC zeigte vernachlässigbare und nicht von Mono-Therapie unterschiedliche Effekte (alle p&gt;0,05). Unterschiede zugunsten Erdostein blieben nach Adjustierung für Confunder signifikant (p&lt;0,001).</w:t>
+        <w:t>Während 11,5 Jahren Follow-up entwickelten 1.065 Teilnehmer Sarkopenie. Mehrfacherkrankung war mit höherem Sarkopenie-Risiko assoziiert (HR 1,85 bei Frauen, 95% KI 1,52–2,24; HR 2,02 bei Männern 95% KI 1,57–2,60). Standardisiertes 10-Jahres-Risiko stieg von 1,73% auf 3,15% bei Frauen und von 0,88% auf 1,76% bei Männern.</w:t>
       </w:r>
     </w:p>
     <w:p>
@@ -351,7 +351,7 @@
         <w:rPr>
           <w:sz w:val="19"/>
         </w:rPr>
-        <w:t>Italien, kontrollierte Beobachtungsdaten; Physiologie-Verbesserung, nicht Langzeitprognose</w:t>
+        <w:t>Großbritannien, vergleichbare Primärversorgung, gute Datenqualität.</w:t>
       </w:r>
     </w:p>
     <w:p>
@@ -360,7 +360,7 @@
           <w:color w:val="5A7D3A"/>
           <w:sz w:val="18"/>
         </w:rPr>
-        <w:t>https://pubmed.ncbi.nlm.nih.gov/42904140/</w:t>
+        <w:t>https://pubmed.ncbi.nlm.nih.gov/42764080/</w:t>
       </w:r>
     </w:p>
     <w:p>
@@ -368,7 +368,7 @@
         <w:pStyle w:val="Heading2"/>
       </w:pPr>
       <w:r>
-        <w:t>Fünf Schlaf-Phänotypen bei COPD: Hypoxische Schläfer haben 2,8-fach erhöhtes Mortalitätsrisiko</w:t>
+        <w:t>Rauchen bei chronischen Atemwegserkrankungen erhöht Sterblichkeit um 34–70 Prozent</w:t>
       </w:r>
     </w:p>
     <w:p>
@@ -378,12 +378,12 @@
           <w:color w:val="666666"/>
           <w:sz w:val="18"/>
         </w:rPr>
-        <w:t>Hansson D et al.  ·  Int J Chron Obstruct Pulmon Dis  ·  16.10.2026  ·  PMID 42903829</w:t>
+        <w:t>Fernández-Fernández S et al.  ·  Respir Med  ·  07.09.2026  ·  PMID 42705490</w:t>
       </w:r>
     </w:p>
     <w:p>
       <w:r>
-        <w:t>Prospektive Kohorte mit 205 COPD-Patienten; multidimensionale Schlaf-Daten (WatchPAT™) mit 15 Variablen analysiert mittels Partitioning-Around-Medoids-Clustering; Median-Nachverfolgung 4,2 Jahre mit 199 Patienten.</w:t>
+        <w:t>Prospektive Bevölkerungsstudie in Spanien mit 65.990 Personen ab 15 Jahren zu Faktoren für fortgesetztes Rauchen bei Asthma oder COPD und dessen Auswirkungen auf die Mortalität.</w:t>
       </w:r>
     </w:p>
     <w:p>
@@ -394,7 +394,7 @@
         <w:t xml:space="preserve">Ergebnis: </w:t>
       </w:r>
       <w:r>
-        <w:t>Fünf distinkte Schlaf-Phänotypen identifiziert: normale Schläfer (20,5 %), Short-Sleeper (33 %), Light-Sleeper mit REM-Suppression (18,5 %), hypoxische Schläfer (20 %), schlafapnoe-Schläfer (8 %). Bei 56 Todesfällen (28,1 %) hatten hypoxische Schläfer nach Adjustierung für Alter, Geschlecht und FEV₁ erhöhte Sterblichkeit (HR 2,80; 95%-KI 1,05–7,44); unbehandelte apnoe-Schläfer noch höher (HR 6,16; 95%-KI 1,56–24,38) nach PAP-Adjustierung.</w:t>
+        <w:t>Prävalenz des aktuellen Rauchens 21,3% bei Asthma und 21,8% bei COPD. Fortgesetztes Rauchen war mit höherer Sterblichkeit assoziiert (RR 1,70 bei Asthma, 95% KI 1,16–2,51; RR 1,34 bei COPD 95% KI 1,07–1,67). Jüngere, weniger gebildete und bewegungslose Personen rauchten eher weiter.</w:t>
       </w:r>
     </w:p>
     <w:p>
@@ -409,7 +409,7 @@
         <w:rPr>
           <w:sz w:val="19"/>
         </w:rPr>
-        <w:t>Schweden, europäischer Versorgungskontext, vergleichbar strukturierter Zugang</w:t>
+        <w:t>Spanien, nationale Gesundheitserhebungen 2011–2017, deutsches Präventionssystem vergleichbar.</w:t>
       </w:r>
     </w:p>
     <w:p>
@@ -418,7 +418,7 @@
           <w:color w:val="5A7D3A"/>
           <w:sz w:val="18"/>
         </w:rPr>
-        <w:t>https://pubmed.ncbi.nlm.nih.gov/42903829/</w:t>
+        <w:t>https://pubmed.ncbi.nlm.nih.gov/42705490/</w:t>
       </w:r>
     </w:p>
     <w:sectPr>

--- a/download/studien-aktuell.docx
+++ b/download/studien-aktuell.docx
@@ -62,7 +62,7 @@
           <w:color w:val="666666"/>
           <w:sz w:val="18"/>
         </w:rPr>
-        <w:t>Stand: 24.10.2026  |  6 Studien  |  ncd.m-vf.de</w:t>
+        <w:t>Stand: 25.10.2026  |  6 Studien  |  ncd.m-vf.de</w:t>
       </w:r>
     </w:p>
     <w:p>
@@ -70,7 +70,7 @@
         <w:pStyle w:val="Heading1"/>
       </w:pPr>
       <w:r>
-        <w:t>Aufgenommen am 24.10.2026</w:t>
+        <w:t>Aufgenommen am 25.10.2026</w:t>
       </w:r>
     </w:p>
     <w:p>
@@ -78,7 +78,7 @@
         <w:pStyle w:val="Heading2"/>
       </w:pPr>
       <w:r>
-        <w:t>Hypertonie führt strukturiert zu Herzkrankheit und Schlaganfall, Diabetes verbindet kardiovaskuläre und Multiorgan-Wege</w:t>
+        <w:t>Respiratorisches Versagen bei COPD-Exazerbation: Neun Risikofaktoren identifiziert</w:t>
       </w:r>
     </w:p>
     <w:p>
@@ -88,12 +88,12 @@
           <w:color w:val="666666"/>
           <w:sz w:val="18"/>
         </w:rPr>
-        <w:t>Wang Y et al.  ·  JMIR Public Health Surveill  ·  23.10.2026  ·  PMID 42912827</w:t>
+        <w:t>Liu D et al.  ·  Clin Respir J  ·  Okt. 2026  ·  PMID 42919454</w:t>
       </w:r>
     </w:p>
     <w:p>
       <w:r>
-        <w:t>Retrospektive Kohortenanalyse von 34.099 stationären Patienten mit Hypertonie in ländlichen Gegenden Henans zu zeitlichen Mustern der Mehrfacherkrankungsentwicklung mittels Netzwerkanalyse.</w:t>
+        <w:t>Systematische Übersicht und Metaanalyse von 23 Studien (4.212 Patienten) zur Häufigkeit und Risikofaktoren für respiratorisches Versagen bei hospitalisierten Patienten mit akuter COPD-Exazerbation in China.</w:t>
       </w:r>
     </w:p>
     <w:p>
@@ -104,7 +104,7 @@
         <w:t xml:space="preserve">Ergebnis: </w:t>
       </w:r>
       <w:r>
-        <w:t>Zeitliches Komorbiditätsnetzwerk zeigte dichtes Zentrum aus Hypertonie, atherosklerotischer Herzkrankheit und zerebralem Infarkt; Typ-2-Diabetes in Brückenfunktion zwischen kardiovaskulären und Multisystem-Clustern. Geschlechtsspezifische Unterschiede: frühere Koronarbeteiligung bei Frauen, direktere Schlaganfall-Progression bei Männern.</w:t>
+        <w:t>Ereignisquote respiratorisches Versagen 41% (95%-KI 0,37–0,46). Neun unabhängige Risikofaktoren: kardiale Komorbiditäten (OR 2,12), höheres Alter (OR 1,22), erhöhtes Neutrophil-Lymphozyten-Verhältnis (OR 1,87), Procalcitonin (OR 2,27), D-Dimer (OR 1,72), ≥2 Exazerbationen/Jahr (OR 2,48), APACHE-II-Score (OR 1,29), CRP (OR 1,13), FEV₁% erniedrigt (OR 0,81).</w:t>
       </w:r>
     </w:p>
     <w:p>
@@ -119,7 +119,7 @@
         <w:rPr>
           <w:sz w:val="19"/>
         </w:rPr>
-        <w:t>China/ländlich, EHR-Daten 2019–2023, zeigt strukturierte Krankheitsprogression jenseits von Gesundheitssystemen.</w:t>
+        <w:t>China, Unterschiede in Versorgungsstruktur und Patientenpopulation; Befunde zur Risikostratifizierung jedoch übertragbar</w:t>
       </w:r>
     </w:p>
     <w:p>
@@ -128,7 +128,7 @@
           <w:color w:val="5A7D3A"/>
           <w:sz w:val="18"/>
         </w:rPr>
-        <w:t>https://pubmed.ncbi.nlm.nih.gov/42912827/</w:t>
+        <w:t>https://pubmed.ncbi.nlm.nih.gov/42919454/</w:t>
       </w:r>
     </w:p>
     <w:p>
@@ -136,7 +136,7 @@
         <w:pStyle w:val="Heading2"/>
       </w:pPr>
       <w:r>
-        <w:t>Zu niedrige Proteinzufuhr erhöht Nierenversagen bei CKD um 42 Prozent</w:t>
+        <w:t>Knochendichte und Dialysedauer vorhersagend für körperlichen Verfall bei Hämodialysepatienten</w:t>
       </w:r>
     </w:p>
     <w:p>
@@ -146,12 +146,12 @@
           <w:color w:val="666666"/>
           <w:sz w:val="18"/>
         </w:rPr>
-        <w:t>Suh SH et al.  ·  JAMA Netw Open  ·  01.10.2026  ·  PMID 42911593</w:t>
+        <w:t>Madeira EAA et al.  ·  BMC Nephrol  ·  22.10.2026  ·  PMID 42919210</w:t>
       </w:r>
     </w:p>
     <w:p>
       <w:r>
-        <w:t>Prospektive Kohortenstudie mit 1.861 CKD-Patienten (Stad. 1–5) aus Südkorea zur Assoziation zwischen täglicher Proteinaufnahme und Nierenversagen oder Sterblichkeit.</w:t>
+        <w:t>Prospektive Beobachtungsstudie an 103 Hämodialysepatienten über 18,6 Monate zur Identifikation von Prädiktoren für körperliche Leistungsabnahme gemessen mit SPPB.</w:t>
       </w:r>
     </w:p>
     <w:p>
@@ -162,7 +162,7 @@
         <w:t xml:space="preserve">Ergebnis: </w:t>
       </w:r>
       <w:r>
-        <w:t>Patienten mit Proteinaufnahme &lt;0,6 g/kg/Tag (vs. &gt;1,2 g/kg/Tag) hatten erhöhtes Risiko für Nierenversagen-Ersatztherapie (sHR 1,42, 95% KI 1,09–1,85) und All-Cause-Mortalität (sHR 2,17, 95% KI 1,17–4,03). Rigide Proteinrestriktion war nicht mit Nephroprotektionen assoziiert.</w:t>
+        <w:t>17,5% (18/103) erlebten körperlichen Verfall. Unabhängige Prädiktoren: niedrigere Oberschenkel-Knochenmineraldichte (OR 0,997, 95%-KI 0,991–0,999) und längere Dialysedauer (OR 1,009, 95%-KI 1,001–1,039). Baseline-Physiologie (z.B. Timed-up-and-go) diskriminierte nicht signifikant.</w:t>
       </w:r>
     </w:p>
     <w:p>
@@ -177,7 +177,7 @@
         <w:rPr>
           <w:sz w:val="19"/>
         </w:rPr>
-        <w:t>Südkorea, vergleichbares Sozialversicherungssystem, Befund zu Ernährung unabhängig vom System.</w:t>
+        <w:t>Brasilien; Methodik und Ergebnis für deutsche Dialysezentren übertragbar</w:t>
       </w:r>
     </w:p>
     <w:p>
@@ -186,7 +186,7 @@
           <w:color w:val="5A7D3A"/>
           <w:sz w:val="18"/>
         </w:rPr>
-        <w:t>https://pubmed.ncbi.nlm.nih.gov/42911593/</w:t>
+        <w:t>https://pubmed.ncbi.nlm.nih.gov/42919210/</w:t>
       </w:r>
     </w:p>
     <w:p>
@@ -194,7 +194,7 @@
         <w:pStyle w:val="Heading2"/>
       </w:pPr>
       <w:r>
-        <w:t>Soziale Unterstützung und emotionale Symptome verbessern Selbstmanagement bei Hepatitis-B-Patienten um 4,8 und 1,9 Punkte</w:t>
+        <w:t>CGM bremst Nierenfunktionsverschlechterung bei Diabetes und CKD</w:t>
       </w:r>
     </w:p>
     <w:p>
@@ -204,12 +204,12 @@
           <w:color w:val="666666"/>
           <w:sz w:val="18"/>
         </w:rPr>
-        <w:t>Yi WT et al.  ·  Front Public Health  ·  07.10.2026  ·  PMID 42908953</w:t>
+        <w:t>Hannah KL et al.  ·  Endocrinol Diabetes Metab  ·  Nov. 2026  ·  PMID 42912845</w:t>
       </w:r>
     </w:p>
     <w:p>
       <w:r>
-        <w:t>Multizentrische Querschnittstudie mit 583 Hepatitis-B-Patienten in China zur unabhängigen Assoziation von sozialer Unterstützung und krankheitsspezifischen Lebensqualitätsdomänen mit Selbstmanagement.</w:t>
+        <w:t>Retrospektive Kohortenstudie in USA (Truveta EMR) mit Propensity Matching zu Effekten von Echtzeit-CGM auf Nierenfunktion bei insulinbehandelten Patienten mit Diabetes und CKD (eGFR 15–89).</w:t>
       </w:r>
     </w:p>
     <w:p>
@@ -220,7 +220,7 @@
         <w:t xml:space="preserve">Ergebnis: </w:t>
       </w:r>
       <w:r>
-        <w:t>Mittlerer Selbstmanagement-Score 85,03±19,38. Soziale Unterstützung (B=0,577, 95% KI 0,416–0,739), emotionale Symptomdomäne (B=0,170, 95% KI 0,039–0,301) und weniger soziale Stigmatisierung (B=0,235, 95% KI 0,082–0,388) waren unabhängig positiv assoziiert mit Selbstmanagement. Gesamtmodell erklärte 37,9% der Varianz.</w:t>
+        <w:t>CGM-Nutzer (n=518) zeigten signifikant langsamere eGFR-Abnahme als Nicht-Nutzer über 3 Jahre. Kein signifikanter Unterschied in Albumin-Kreatinin-Ratio. CGM assoziiert mit stärkerer HbA₁c-Senkung. Befund unterstützt CGM-Einsatz bei Diabetes und CKD.</w:t>
       </w:r>
     </w:p>
     <w:p>
@@ -235,7 +235,7 @@
         <w:rPr>
           <w:sz w:val="19"/>
         </w:rPr>
-        <w:t>China, Mehrfacherkrankung im Kontext chronischer Virushepatitis, Versorgungsprinzipien für andere Länder adaptierbar.</w:t>
+        <w:t>USA, Daten aus großem EMR-Netzwerk; Ergebnis zur Technologiebewertung in Deutschland relevant</w:t>
       </w:r>
     </w:p>
     <w:p>
@@ -244,7 +244,7 @@
           <w:color w:val="5A7D3A"/>
           <w:sz w:val="18"/>
         </w:rPr>
-        <w:t>https://pubmed.ncbi.nlm.nih.gov/42908953/</w:t>
+        <w:t>https://pubmed.ncbi.nlm.nih.gov/42912845/</w:t>
       </w:r>
     </w:p>
     <w:p>
@@ -252,7 +252,7 @@
         <w:pStyle w:val="Heading2"/>
       </w:pPr>
       <w:r>
-        <w:t>Frühe Dreifachtherapie bei COPD reduzierte Exazerbationen stärker als späte Eskalation</w:t>
+        <w:t>Übergänge von Klinik zu Hause bei chronischen Erkrankungen sind unzureichend koordiniert</w:t>
       </w:r>
     </w:p>
     <w:p>
@@ -262,12 +262,12 @@
           <w:color w:val="666666"/>
           <w:sz w:val="18"/>
         </w:rPr>
-        <w:t>Rogliani P et al.  ·  Respir Med  ·  05.10.2026  ·  PMID 42833477</w:t>
+        <w:t>Castro LY et al.  ·  Rev Gaucha Enferm  ·  16.10.2026  ·  PMID 42912024</w:t>
       </w:r>
     </w:p>
     <w:p>
       <w:r>
-        <w:t>Pooled-Analyse von sechs Real-World-Studien zur Frage, ob frühe versus späte Eskalation zur Tripletherapie bei COPD-Patienten unterschiedliche Ergebnisse bringt.</w:t>
+        <w:t>Gemischte Methoden-Studie in Brasilien (quantitativ: 166 Patienten nach Entlassung mit Care Transitions Measure; qualitativ: zwei Fokusgruppen mit 9 und 7 Fachpersonen) zu Übergängen bei chronischen Erkrankungen.</w:t>
       </w:r>
     </w:p>
     <w:p>
@@ -278,7 +278,7 @@
         <w:t xml:space="preserve">Ergebnis: </w:t>
       </w:r>
       <w:r>
-        <w:t>Frühe Eskalation (≤48 Monate nach Diagnose) führte zu größeren Reduktionen der mittleren Exazerbationen pro Jahr und höheren Raten von Erkrankungsstabilität und -kontrolle bei 12 Monaten im Vergleich zu späterer Eskalation; der Unterschied war bei 3 und 6 Monaten nicht signifikant.</w:t>
+        <w:t>Gesamtbewertung Übergänge unbefriedigend (62,62±9,03 von 100). Höchste Scores bei Gesundheitsmanagement (73,24±10,24), niedrigste bei Versorgungsplan (56,12±17,56). Männer bessere Scores als Frauen bei Gesundheitsmanagement und Gesamtbewertung. Qualitativ: Mängel in Entlassungsplanung, interprofessioneller Kommunikation und Patientenbeteiligung identifiziert.</w:t>
       </w:r>
     </w:p>
     <w:p>
@@ -293,7 +293,7 @@
         <w:rPr>
           <w:sz w:val="19"/>
         </w:rPr>
-        <w:t>Südeuropa und Belgien, Real-World-Daten, vergleichbare ambulante Versorgungsstrukturen.</w:t>
+        <w:t>Brasilien, privates System; Befunde zu Koordinationslücken in Deutschland relevant</w:t>
       </w:r>
     </w:p>
     <w:p>
@@ -302,7 +302,7 @@
           <w:color w:val="5A7D3A"/>
           <w:sz w:val="18"/>
         </w:rPr>
-        <w:t>https://pubmed.ncbi.nlm.nih.gov/42833477/</w:t>
+        <w:t>https://pubmed.ncbi.nlm.nih.gov/42912024/</w:t>
       </w:r>
     </w:p>
     <w:p>
@@ -310,7 +310,7 @@
         <w:pStyle w:val="Heading2"/>
       </w:pPr>
       <w:r>
-        <w:t>Mehrfacherkrankung erhöht Sarkopenie-Risiko um 85 Prozent bei Frauen und 102 Prozent bei Männern</w:t>
+        <w:t>Krankheitsstabilität nach 6 Monaten sagt 12-Monats-Verlauf bei COPD voraus</w:t>
       </w:r>
     </w:p>
     <w:p>
@@ -320,12 +320,12 @@
           <w:color w:val="666666"/>
           <w:sz w:val="18"/>
         </w:rPr>
-        <w:t>Guerrero-Wyss MT et al.  ·  Exp Gerontol  ·  20.09.2026  ·  PMID 42764080</w:t>
+        <w:t>Ou WF et al.  ·  Ther Adv Respir Dis  ·  22.10.2026  ·  PMID 42911762</w:t>
       </w:r>
     </w:p>
     <w:p>
       <w:r>
-        <w:t>Prospektive Kohortenstudie mit 47.417 UK-Biobank-Teilnehmern ohne Sarkopenie zu Zusammenhang zwischen Mehrfacherkrankung und neu aufgetretener Sarkopenie.</w:t>
+        <w:t>Retrospektive multizentrische Kohortenstudie an 250 COPD-Patienten aus Taiwan zur longitudinalen Stabilität der Erkrankung (definiert als keine schweren Exazerbationen, CAAT-Score &lt;2-Punkt-Verschlechterung, FEV₁-Erhalt) zwischen 6 und 12 Monaten.</w:t>
       </w:r>
     </w:p>
     <w:p>
@@ -336,7 +336,7 @@
         <w:t xml:space="preserve">Ergebnis: </w:t>
       </w:r>
       <w:r>
-        <w:t>Während 11,5 Jahren Follow-up entwickelten 1.065 Teilnehmer Sarkopenie. Mehrfacherkrankung war mit höherem Sarkopenie-Risiko assoziiert (HR 1,85 bei Frauen, 95% KI 1,52–2,24; HR 2,02 bei Männern 95% KI 1,57–2,60). Standardisiertes 10-Jahres-Risiko stieg von 1,73% auf 3,15% bei Frauen und von 0,88% auf 1,76% bei Männern.</w:t>
+        <w:t>45,6% (114/250) erreichten 6-Monats-Stabilität, 37,6% (94/250) 12-Monats-Stabilität. Von Patienten mit 6-Monats-Stabilität erreichten 68,4% auch 12-Monats-Stabilität vs. 11,8% ohne Stabilität. 6-Monats-Stabilität stark mit 12-Monats-Outcome assoziiert (aOR 11,72, 95%-KI 5,67–24,22). Stabilität im erweiterten Kohort ähnlich (aOR 14,33).</w:t>
       </w:r>
     </w:p>
     <w:p>
@@ -351,7 +351,7 @@
         <w:rPr>
           <w:sz w:val="19"/>
         </w:rPr>
-        <w:t>Großbritannien, vergleichbare Primärversorgung, gute Datenqualität.</w:t>
+        <w:t>Taiwan, Versorgungsstruktur und Methodik unterschiedlich; Konzept der Krankheitsstabilität international relevant</w:t>
       </w:r>
     </w:p>
     <w:p>
@@ -360,7 +360,7 @@
           <w:color w:val="5A7D3A"/>
           <w:sz w:val="18"/>
         </w:rPr>
-        <w:t>https://pubmed.ncbi.nlm.nih.gov/42764080/</w:t>
+        <w:t>https://pubmed.ncbi.nlm.nih.gov/42911762/</w:t>
       </w:r>
     </w:p>
     <w:p>
@@ -368,7 +368,7 @@
         <w:pStyle w:val="Heading2"/>
       </w:pPr>
       <w:r>
-        <w:t>Rauchen bei chronischen Atemwegserkrankungen erhöht Sterblichkeit um 34–70 Prozent</w:t>
+        <w:t>Statine vor Operation senken Sterblichkeit bei chronischen Subduralhämatomen</w:t>
       </w:r>
     </w:p>
     <w:p>
@@ -378,12 +378,12 @@
           <w:color w:val="666666"/>
           <w:sz w:val="18"/>
         </w:rPr>
-        <w:t>Fernández-Fernández S et al.  ·  Respir Med  ·  07.09.2026  ·  PMID 42705490</w:t>
+        <w:t>Posti JP et al.  ·  Age Ageing  ·  03.08.2026  ·  PMID 42910913</w:t>
       </w:r>
     </w:p>
     <w:p>
       <w:r>
-        <w:t>Prospektive Bevölkerungsstudie in Spanien mit 65.990 Personen ab 15 Jahren zu Faktoren für fortgesetztes Rauchen bei Asthma oder COPD und dessen Auswirkungen auf die Mortalität.</w:t>
+        <w:t>Finnische Registerstudie an 9.001 operierten Patienten mit chronischem Subduralhämatom zur Assoziation zwischen präoperativer Statin-Nutzung und kurzfristigen sowie langfristigen Ergebnissen.</w:t>
       </w:r>
     </w:p>
     <w:p>
@@ -394,7 +394,7 @@
         <w:t xml:space="preserve">Ergebnis: </w:t>
       </w:r>
       <w:r>
-        <w:t>Prävalenz des aktuellen Rauchens 21,3% bei Asthma und 21,8% bei COPD. Fortgesetztes Rauchen war mit höherer Sterblichkeit assoziiert (RR 1,70 bei Asthma, 95% KI 1,16–2,51; RR 1,34 bei COPD 95% KI 1,07–1,67). Jüngere, weniger gebildete und bewegungslose Personen rauchten eher weiter.</w:t>
+        <w:t>30-Tage-Mortalität 3,3% unter Statin vs. 4,5% ohne (adjustierte HR 0,57, 95%-KI 0,44–0,73). Krankenhausaufenthalt kürzer unter Statinen (22,1 vs. 26,3 Tage, p=0,002). Ein-Jahres-Mortalität 13,3% vs. 15,4% (HR 0,66, 95%-KI 0,58–0,75). Wiederoperationsraten ähnlich. Befund deutet auf Schutzeffekt hin, Mechanismus unklar.</w:t>
       </w:r>
     </w:p>
     <w:p>
@@ -409,7 +409,7 @@
         <w:rPr>
           <w:sz w:val="19"/>
         </w:rPr>
-        <w:t>Spanien, nationale Gesundheitserhebungen 2011–2017, deutsches Präventionssystem vergleichbar.</w:t>
+        <w:t>Finnland, vergleichbares nordeuropäisches System; Registerqualität hoch</w:t>
       </w:r>
     </w:p>
     <w:p>
@@ -418,7 +418,7 @@
           <w:color w:val="5A7D3A"/>
           <w:sz w:val="18"/>
         </w:rPr>
-        <w:t>https://pubmed.ncbi.nlm.nih.gov/42705490/</w:t>
+        <w:t>https://pubmed.ncbi.nlm.nih.gov/42910913/</w:t>
       </w:r>
     </w:p>
     <w:sectPr>

--- a/download/studien-aktuell.docx
+++ b/download/studien-aktuell.docx
@@ -62,7 +62,7 @@
           <w:color w:val="666666"/>
           <w:sz w:val="18"/>
         </w:rPr>
-        <w:t>Stand: 25.10.2026  |  6 Studien  |  ncd.m-vf.de</w:t>
+        <w:t>Stand: 26.10.2026  |  6 Studien  |  ncd.m-vf.de</w:t>
       </w:r>
     </w:p>
     <w:p>
@@ -70,7 +70,7 @@
         <w:pStyle w:val="Heading1"/>
       </w:pPr>
       <w:r>
-        <w:t>Aufgenommen am 25.10.2026</w:t>
+        <w:t>Aufgenommen am 26.10.2026</w:t>
       </w:r>
     </w:p>
     <w:p>
@@ -78,7 +78,7 @@
         <w:pStyle w:val="Heading2"/>
       </w:pPr>
       <w:r>
-        <w:t>Respiratorisches Versagen bei COPD-Exazerbation: Neun Risikofaktoren identifiziert</w:t>
+        <w:t>Lipidkontrolle senkt Mortalität bei älteren Diabetikern mit Nierenerkrankung stärker als Glykämie</w:t>
       </w:r>
     </w:p>
     <w:p>
@@ -88,12 +88,12 @@
           <w:color w:val="666666"/>
           <w:sz w:val="18"/>
         </w:rPr>
-        <w:t>Liu D et al.  ·  Clin Respir J  ·  Okt. 2026  ·  PMID 42919454</w:t>
+        <w:t>Wang X et al.  ·  Clin Interv Aging  ·  20.10.2026  ·  PMID 42927069</w:t>
       </w:r>
     </w:p>
     <w:p>
       <w:r>
-        <w:t>Systematische Übersicht und Metaanalyse von 23 Studien (4.212 Patienten) zur Häufigkeit und Risikofaktoren für respiratorisches Versagen bei hospitalisierten Patienten mit akuter COPD-Exazerbation in China.</w:t>
+        <w:t>Retrospektive Kohortenstudie an 2005 älteren (≥65 J.) und 5973 jüngeren (&lt;65 J.) mit Typ-2-Diabetes und CKD: Assoziation zwischen Zeit im therapeutischen Bereich (TTR) für LDL-C und HbA1c und Gesamtmortalität.</w:t>
       </w:r>
     </w:p>
     <w:p>
@@ -104,7 +104,7 @@
         <w:t xml:space="preserve">Ergebnis: </w:t>
       </w:r>
       <w:r>
-        <w:t>Ereignisquote respiratorisches Versagen 41% (95%-KI 0,37–0,46). Neun unabhängige Risikofaktoren: kardiale Komorbiditäten (OR 2,12), höheres Alter (OR 1,22), erhöhtes Neutrophil-Lymphozyten-Verhältnis (OR 1,87), Procalcitonin (OR 2,27), D-Dimer (OR 1,72), ≥2 Exazerbationen/Jahr (OR 2,48), APACHE-II-Score (OR 1,29), CRP (OR 1,13), FEV₁% erniedrigt (OR 0,81).</w:t>
+        <w:t>Bei älteren Erwachsenen: LDL-TTR pro 10-%-Anstieg mit niedrigerer Mortalität assoziiert (HR 0,934; p=0,003), HbA1c-TTR nicht (HR 0,983; p=0,459). Signifikante Interaktion zwischen HbA1c-TTR × LDL-TTR (HR 1,016; p=0,006). Bei jüngeren signifikant beide Effekte, Interaktion nicht. Lipidkontrolle offenbar bei älteren Mehrfacherkrankten prioritär.</w:t>
       </w:r>
     </w:p>
     <w:p>
@@ -119,7 +119,7 @@
         <w:rPr>
           <w:sz w:val="19"/>
         </w:rPr>
-        <w:t>China, Unterschiede in Versorgungsstruktur und Patientenpopulation; Befunde zur Risikostratifizierung jedoch übertragbar</w:t>
+        <w:t>China, Mehrfacherkrankung und Altersaspekt universal, aber Sensitivitätsanalysen zeigen Instabilität</w:t>
       </w:r>
     </w:p>
     <w:p>
@@ -128,7 +128,7 @@
           <w:color w:val="5A7D3A"/>
           <w:sz w:val="18"/>
         </w:rPr>
-        <w:t>https://pubmed.ncbi.nlm.nih.gov/42919454/</w:t>
+        <w:t>https://pubmed.ncbi.nlm.nih.gov/42927069/</w:t>
       </w:r>
     </w:p>
     <w:p>
@@ -136,7 +136,7 @@
         <w:pStyle w:val="Heading2"/>
       </w:pPr>
       <w:r>
-        <w:t>Knochendichte und Dialysedauer vorhersagend für körperlichen Verfall bei Hämodialysepatienten</w:t>
+        <w:t>Soziale Isolation bei COPD erhöht Exazerbations- und Mortalitätsrisiko um 32–75 %</w:t>
       </w:r>
     </w:p>
     <w:p>
@@ -146,12 +146,12 @@
           <w:color w:val="666666"/>
           <w:sz w:val="18"/>
         </w:rPr>
-        <w:t>Madeira EAA et al.  ·  BMC Nephrol  ·  22.10.2026  ·  PMID 42919210</w:t>
+        <w:t>Liu C et al.  ·  J Glob Health  ·  23.10.2026  ·  PMID 42924627</w:t>
       </w:r>
     </w:p>
     <w:p>
       <w:r>
-        <w:t>Prospektive Beobachtungsstudie an 103 Hämodialysepatienten über 18,6 Monate zur Identifikation von Prädiktoren für körperliche Leistungsabnahme gemessen mit SPPB.</w:t>
+        <w:t>Longitudinale Kohortenstudie an 3679 COPD-Patienten in China zur Identifikation von Faktoren für Aktivitätseinschränkung und deren Folgen.</w:t>
       </w:r>
     </w:p>
     <w:p>
@@ -162,7 +162,7 @@
         <w:t xml:space="preserve">Ergebnis: </w:t>
       </w:r>
       <w:r>
-        <w:t>17,5% (18/103) erlebten körperlichen Verfall. Unabhängige Prädiktoren: niedrigere Oberschenkel-Knochenmineraldichte (OR 0,997, 95%-KI 0,991–0,999) und längere Dialysedauer (OR 1,009, 95%-KI 1,001–1,039). Baseline-Physiologie (z.B. Timed-up-and-go) diskriminierte nicht signifikant.</w:t>
+        <w:t>11,3 % der Patienten hatten eingeschränkte soziale Aktivitäten. Diese waren unabhängig mit erhöhtem Risiko für akute Exazerbation assoziiert (aOR 1,32; 95%-KI 1,10–1,58; p=0,003), schwere Exazerbation (aOR 1,30; 95%-KI 1,01–1,66; p=0,038) und Mortalität (HR 1,75; 95%-KI 1,30–2,36; p&lt;0,001). Soziale Isolation sollte routinemäßig als Marker für erhöhtes Exazerbationsrisiko erfasst werden.</w:t>
       </w:r>
     </w:p>
     <w:p>
@@ -177,7 +177,7 @@
         <w:rPr>
           <w:sz w:val="19"/>
         </w:rPr>
-        <w:t>Brasilien; Methodik und Ergebnis für deutsche Dialysezentren übertragbar</w:t>
+        <w:t>China, vergleichbare epidemiologische Struktur, Outcome-Messung unabhängig von Gesundheitssystem</w:t>
       </w:r>
     </w:p>
     <w:p>
@@ -186,7 +186,7 @@
           <w:color w:val="5A7D3A"/>
           <w:sz w:val="18"/>
         </w:rPr>
-        <w:t>https://pubmed.ncbi.nlm.nih.gov/42919210/</w:t>
+        <w:t>https://pubmed.ncbi.nlm.nih.gov/42924627/</w:t>
       </w:r>
     </w:p>
     <w:p>
@@ -194,7 +194,7 @@
         <w:pStyle w:val="Heading2"/>
       </w:pPr>
       <w:r>
-        <w:t>CGM bremst Nierenfunktionsverschlechterung bei Diabetes und CKD</w:t>
+        <w:t>DXA-gestützte Mehrfacherkrankungsrisiken bei Lehrkräften – Ressourcenungleichheit und Versorgungsbedarf</w:t>
       </w:r>
     </w:p>
     <w:p>
@@ -204,12 +204,12 @@
           <w:color w:val="666666"/>
           <w:sz w:val="18"/>
         </w:rPr>
-        <w:t>Hannah KL et al.  ·  Endocrinol Diabetes Metab  ·  Nov. 2026  ·  PMID 42912845</w:t>
+        <w:t>Joubert N et al.  ·  Front Public Health  ·  09.10.2026  ·  PMID 42920728</w:t>
       </w:r>
     </w:p>
     <w:p>
       <w:r>
-        <w:t>Retrospektive Kohortenstudie in USA (Truveta EMR) mit Propensity Matching zu Effekten von Echtzeit-CGM auf Nierenfunktion bei insulinbehandelten Patienten mit Diabetes und CKD (eGFR 15–89).</w:t>
+        <w:t>Querschnittstudie an 136 Lehrkräften in unter-versorgten südafrikanischen Schulen mit DXA-Messung zu Körperzusammensetzung, Metabolischem Syndrom und Mehrfacherkrankungsrisiken.</w:t>
       </w:r>
     </w:p>
     <w:p>
@@ -220,7 +220,7 @@
         <w:t xml:space="preserve">Ergebnis: </w:t>
       </w:r>
       <w:r>
-        <w:t>CGM-Nutzer (n=518) zeigten signifikant langsamere eGFR-Abnahme als Nicht-Nutzer über 3 Jahre. Kein signifikanter Unterschied in Albumin-Kreatinin-Ratio. CGM assoziiert mit stärkerer HbA₁c-Senkung. Befund unterstützt CGM-Einsatz bei Diabetes und CKD.</w:t>
+        <w:t>Fettmasse-Risiko 91,8 %, Knochenmasse-Risiko 29,9 %, Muskelmasse-Risiko 15,7 %. Metabolisches Syndrom in 53 %. Häufigster kombinierter Phänotyp Knochen-Fett-Risiko (27,6 %), 6 % mit allen drei Risiken. Mehrfacherkrankung stark mit ungünstigen Metaboliten assoziiert. Bevölkerungsstrategie erforderlich: Screening, bewegungsorientierte Prävention, strukturelle Equity.</w:t>
       </w:r>
     </w:p>
     <w:p>
@@ -235,7 +235,7 @@
         <w:rPr>
           <w:sz w:val="19"/>
         </w:rPr>
-        <w:t>USA, Daten aus großem EMR-Netzwerk; Ergebnis zur Technologiebewertung in Deutschland relevant</w:t>
+        <w:t>Südafrika, aber Mehrfacherkrankung und Ressourcenungleichheit sind globale Versorgungsprobleme</w:t>
       </w:r>
     </w:p>
     <w:p>
@@ -244,7 +244,7 @@
           <w:color w:val="5A7D3A"/>
           <w:sz w:val="18"/>
         </w:rPr>
-        <w:t>https://pubmed.ncbi.nlm.nih.gov/42912845/</w:t>
+        <w:t>https://pubmed.ncbi.nlm.nih.gov/42920728/</w:t>
       </w:r>
     </w:p>
     <w:p>
@@ -252,7 +252,7 @@
         <w:pStyle w:val="Heading2"/>
       </w:pPr>
       <w:r>
-        <w:t>Übergänge von Klinik zu Hause bei chronischen Erkrankungen sind unzureichend koordiniert</w:t>
+        <w:t>Digitale Studien mit älteren Mehrfacherkrankten: Barrieren und Lösungsstrategien</w:t>
       </w:r>
     </w:p>
     <w:p>
@@ -262,12 +262,12 @@
           <w:color w:val="666666"/>
           <w:sz w:val="18"/>
         </w:rPr>
-        <w:t>Castro LY et al.  ·  Rev Gaucha Enferm  ·  16.10.2026  ·  PMID 42912024</w:t>
+        <w:t>Shepherd V et al.  ·  Trials  ·  27.07.2026  ·  PMID 42908027</w:t>
       </w:r>
     </w:p>
     <w:p>
       <w:r>
-        <w:t>Gemischte Methoden-Studie in Brasilien (quantitativ: 166 Patienten nach Entlassung mit Care Transitions Measure; qualitativ: zwei Fokusgruppen mit 9 und 7 Fachpersonen) zu Übergängen bei chronischen Erkrankungen.</w:t>
+        <w:t>Eingebettete qualitative Studie zur Identifikation von Hürden beim Einschluss älterer Patienten mit Mehrfacherkrankung in digitale Versorgungsstudien und zur Entwicklung von Lösungen.</w:t>
       </w:r>
     </w:p>
     <w:p>
@@ -278,7 +278,7 @@
         <w:t xml:space="preserve">Ergebnis: </w:t>
       </w:r>
       <w:r>
-        <w:t>Gesamtbewertung Übergänge unbefriedigend (62,62±9,03 von 100). Höchste Scores bei Gesundheitsmanagement (73,24±10,24), niedrigste bei Versorgungsplan (56,12±17,56). Männer bessere Scores als Frauen bei Gesundheitsmanagement und Gesamtbewertung. Qualitativ: Mängel in Entlassungsplanung, interprofessioneller Kommunikation und Patientenbeteiligung identifiziert.</w:t>
+        <w:t>Kernbarrieren waren niedrige digitale Kompetenz, Misstrauen gegenüber digitalen Kommunikationen und Bedarf für menschliche Unterstützung (n=12 Mitarbeiter, n=25 Teilnehmer befragt). Wirksame Strategien: Telefonsupport, niedrigere Altersgrenze, patientenzentrierte Materialien. Schlussfolgerung: Hybrid-Ansätze (digital + persönlich) essentiell für ältere Patienten.</w:t>
       </w:r>
     </w:p>
     <w:p>
@@ -293,7 +293,7 @@
         <w:rPr>
           <w:sz w:val="19"/>
         </w:rPr>
-        <w:t>Brasilien, privates System; Befunde zu Koordinationslücken in Deutschland relevant</w:t>
+        <w:t>UK-Gesundheitssystem, aber Mehrfacherkrankung und digitale Barrieren sind deutschland-relevant</w:t>
       </w:r>
     </w:p>
     <w:p>
@@ -302,7 +302,7 @@
           <w:color w:val="5A7D3A"/>
           <w:sz w:val="18"/>
         </w:rPr>
-        <w:t>https://pubmed.ncbi.nlm.nih.gov/42912024/</w:t>
+        <w:t>https://pubmed.ncbi.nlm.nih.gov/42908027/</w:t>
       </w:r>
     </w:p>
     <w:p>
@@ -310,7 +310,7 @@
         <w:pStyle w:val="Heading2"/>
       </w:pPr>
       <w:r>
-        <w:t>Krankheitsstabilität nach 6 Monaten sagt 12-Monats-Verlauf bei COPD voraus</w:t>
+        <w:t>Patientenerfahrungsmessung in der Nephrologie validiert – Europäisches Instrument</w:t>
       </w:r>
     </w:p>
     <w:p>
@@ -320,12 +320,12 @@
           <w:color w:val="666666"/>
           <w:sz w:val="18"/>
         </w:rPr>
-        <w:t>Ou WF et al.  ·  Ther Adv Respir Dis  ·  22.10.2026  ·  PMID 42911762</w:t>
+        <w:t>Moharra M et al.  ·  J Nephrol  ·  22.10.2026  ·  PMID 42762223</w:t>
       </w:r>
     </w:p>
     <w:p>
       <w:r>
-        <w:t>Retrospektive multizentrische Kohortenstudie an 250 COPD-Patienten aus Taiwan zur longitudinalen Stabilität der Erkrankung (definiert als keine schweren Exazerbationen, CAAT-Score &lt;2-Punkt-Verschlechterung, FEV₁-Erhalt) zwischen 6 und 12 Monaten.</w:t>
+        <w:t>Validierung eines Patient-Reported Experience Measure (Kidney PREM) in Spanisch und Katalanisch an 575 Patienten mit chronischer Nierenerkrankung zur Qualitätsmessung in der Nephrologie.</w:t>
       </w:r>
     </w:p>
     <w:p>
@@ -336,7 +336,7 @@
         <w:t xml:space="preserve">Ergebnis: </w:t>
       </w:r>
       <w:r>
-        <w:t>45,6% (114/250) erreichten 6-Monats-Stabilität, 37,6% (94/250) 12-Monats-Stabilität. Von Patienten mit 6-Monats-Stabilität erreichten 68,4% auch 12-Monats-Stabilität vs. 11,8% ohne Stabilität. 6-Monats-Stabilität stark mit 12-Monats-Outcome assoziiert (aOR 11,72, 95%-KI 5,67–24,22). Stabilität im erweiterten Kohort ähnlich (aOR 14,33).</w:t>
+        <w:t>Interne Konsistenz hoch (Cronbachs α 0,93–0,94 für beide Sprachversionen). Bekanntheitsvalidität bestätigt. Comparative Fit Index 0,90, Tucker-Lewis Index 0,90 – akzeptable Modellpassung. Spanische Version ermöglicht standardisierte Messung von patientenbezogener Versorgungsqualität über Sprachgrenzen.</w:t>
       </w:r>
     </w:p>
     <w:p>
@@ -351,7 +351,7 @@
         <w:rPr>
           <w:sz w:val="19"/>
         </w:rPr>
-        <w:t>Taiwan, Versorgungsstruktur und Methodik unterschiedlich; Konzept der Krankheitsstabilität international relevant</w:t>
+        <w:t>Spanien/Katalonien, Sozialversicherungssystem vergleichbar mit Deutschland, validiertes Messinstrument</w:t>
       </w:r>
     </w:p>
     <w:p>
@@ -360,7 +360,7 @@
           <w:color w:val="5A7D3A"/>
           <w:sz w:val="18"/>
         </w:rPr>
-        <w:t>https://pubmed.ncbi.nlm.nih.gov/42911762/</w:t>
+        <w:t>https://pubmed.ncbi.nlm.nih.gov/42762223/</w:t>
       </w:r>
     </w:p>
     <w:p>
@@ -368,7 +368,7 @@
         <w:pStyle w:val="Heading2"/>
       </w:pPr>
       <w:r>
-        <w:t>Statine vor Operation senken Sterblichkeit bei chronischen Subduralhämatomen</w:t>
+        <w:t>Sechs Phänotypen chronischer Lungenerkrankung identifiziert – externe Validierung</w:t>
       </w:r>
     </w:p>
     <w:p>
@@ -378,12 +378,12 @@
           <w:color w:val="666666"/>
           <w:sz w:val="18"/>
         </w:rPr>
-        <w:t>Posti JP et al.  ·  Age Ageing  ·  03.08.2026  ·  PMID 42910913</w:t>
+        <w:t>Zhang J et al.  ·  Respir Med  ·  15.09.2026  ·  PMID 42744204</w:t>
       </w:r>
     </w:p>
     <w:p>
       <w:r>
-        <w:t>Finnische Registerstudie an 9.001 operierten Patienten mit chronischem Subduralhämatom zur Assoziation zwischen präoperativer Statin-Nutzung und kurzfristigen sowie langfristigen Ergebnissen.</w:t>
+        <w:t>Hypothesis-freie Clusteranalyse obstruktiver Lungenerkrankungen an 1473 US-Teilnehmern (Framingham) mit externer Validierung an 1080 Niederländern (Rotterdam).</w:t>
       </w:r>
     </w:p>
     <w:p>
@@ -394,7 +394,7 @@
         <w:t xml:space="preserve">Ergebnis: </w:t>
       </w:r>
       <w:r>
-        <w:t>30-Tage-Mortalität 3,3% unter Statin vs. 4,5% ohne (adjustierte HR 0,57, 95%-KI 0,44–0,73). Krankenhausaufenthalt kürzer unter Statinen (22,1 vs. 26,3 Tage, p=0,002). Ein-Jahres-Mortalität 13,3% vs. 15,4% (HR 0,66, 95%-KI 0,58–0,75). Wiederoperationsraten ähnlich. Befund deutet auf Schutzeffekt hin, Mechanismus unklar.</w:t>
+        <w:t>Sechs klinisch interpretierbare Cluster: Cluster 1–3 mit erhaltener Lungenfunktion (unterschiedliche Symptomatik), Cluster 4 mild beeinträchtigt, Cluster 5 moderat beeinträchtigt (v.a. ältere Raucher), Cluster 6 schwer beeinträchtigt mit Dyspnoe und Adipositas. Mortalitätsrisiko in Cluster 4 und 6 erhöht. Phänotypen extern validiert.</w:t>
       </w:r>
     </w:p>
     <w:p>
@@ -409,7 +409,7 @@
         <w:rPr>
           <w:sz w:val="19"/>
         </w:rPr>
-        <w:t>Finnland, vergleichbares nordeuropäisches System; Registerqualität hoch</w:t>
+        <w:t>USA/Niederlande, Spirometrie und Symptome sind universell vergleichbar, Phänotypisierung informiert Prognose</w:t>
       </w:r>
     </w:p>
     <w:p>
@@ -418,7 +418,7 @@
           <w:color w:val="5A7D3A"/>
           <w:sz w:val="18"/>
         </w:rPr>
-        <w:t>https://pubmed.ncbi.nlm.nih.gov/42910913/</w:t>
+        <w:t>https://pubmed.ncbi.nlm.nih.gov/42744204/</w:t>
       </w:r>
     </w:p>
     <w:sectPr>

--- a/download/studien-aktuell.docx
+++ b/download/studien-aktuell.docx
@@ -62,7 +62,7 @@
           <w:color w:val="666666"/>
           <w:sz w:val="18"/>
         </w:rPr>
-        <w:t>Stand: 26.10.2026  |  6 Studien  |  ncd.m-vf.de</w:t>
+        <w:t>Stand: 27.10.2026  |  6 Studien  |  ncd.m-vf.de</w:t>
       </w:r>
     </w:p>
     <w:p>
@@ -70,7 +70,7 @@
         <w:pStyle w:val="Heading1"/>
       </w:pPr>
       <w:r>
-        <w:t>Aufgenommen am 26.10.2026</w:t>
+        <w:t>Aufgenommen am 27.10.2026</w:t>
       </w:r>
     </w:p>
     <w:p>
@@ -78,7 +78,7 @@
         <w:pStyle w:val="Heading2"/>
       </w:pPr>
       <w:r>
-        <w:t>Lipidkontrolle senkt Mortalität bei älteren Diabetikern mit Nierenerkrankung stärker als Glykämie</w:t>
+        <w:t>Kindliche Traumata verstärkten Zusammenhang zwischen Multimorbidität und kognitiver Abnahme</w:t>
       </w:r>
     </w:p>
     <w:p>
@@ -88,12 +88,12 @@
           <w:color w:val="666666"/>
           <w:sz w:val="18"/>
         </w:rPr>
-        <w:t>Wang X et al.  ·  Clin Interv Aging  ·  20.10.2026  ·  PMID 42927069</w:t>
+        <w:t>Luo J et al.  ·  Eur J Psychotraumatol  ·  26.10.2026  ·  PMID 42931796</w:t>
       </w:r>
     </w:p>
     <w:p>
       <w:r>
-        <w:t>Retrospektive Kohortenstudie an 2005 älteren (≥65 J.) und 5973 jüngeren (&lt;65 J.) mit Typ-2-Diabetes und CKD: Assoziation zwischen Zeit im therapeutischen Bereich (TTR) für LDL-C und HbA1c und Gesamtmortalität.</w:t>
+        <w:t>Panelkohortenstudie mit zwei Wellen (2020, 2022) bei 2.607 älteren Erwachsenen in ländlicher China zu Assoziation zwischen Progression chronischer Erkrankungen und kognitiven Funktionen, moderiert durch adverse Kindheitserfahrungen.</w:t>
       </w:r>
     </w:p>
     <w:p>
@@ -104,7 +104,7 @@
         <w:t xml:space="preserve">Ergebnis: </w:t>
       </w:r>
       <w:r>
-        <w:t>Bei älteren Erwachsenen: LDL-TTR pro 10-%-Anstieg mit niedrigerer Mortalität assoziiert (HR 0,934; p=0,003), HbA1c-TTR nicht (HR 0,983; p=0,459). Signifikante Interaktion zwischen HbA1c-TTR × LDL-TTR (HR 1,016; p=0,006). Bei jüngeren signifikant beide Effekte, Interaktion nicht. Lipidkontrolle offenbar bei älteren Mehrfacherkrankten prioritär.</w:t>
+        <w:t>Chronische Krankheitsprogression war signifikant mit subjektivem kognitivem Verfall assoziiert (β 0,428–0,869; p&lt;0,05), nicht aber mit objektiver Kognitionen. Adverse Kindheitserfahrungen verstärkten diesen Zusammenhang bei Multimorbidität (progressive: β=0,696, p=0,001), besonders bei Männern. Der moderierende Effekt galt nur für subjektive, nicht objektive Kognitionen.</w:t>
       </w:r>
     </w:p>
     <w:p>
@@ -119,7 +119,7 @@
         <w:rPr>
           <w:sz w:val="19"/>
         </w:rPr>
-        <w:t>China, Mehrfacherkrankung und Altersaspekt universal, aber Sensitivitätsanalysen zeigen Instabilität</w:t>
+        <w:t>China; Multimorbidität und psychosoziale Belastungsakkumulation sind in Deutschland relevant, aber Prävalenz und Screening unterscheiden sich erheblich.</w:t>
       </w:r>
     </w:p>
     <w:p>
@@ -128,7 +128,7 @@
           <w:color w:val="5A7D3A"/>
           <w:sz w:val="18"/>
         </w:rPr>
-        <w:t>https://pubmed.ncbi.nlm.nih.gov/42927069/</w:t>
+        <w:t>https://pubmed.ncbi.nlm.nih.gov/42931796/</w:t>
       </w:r>
     </w:p>
     <w:p>
@@ -136,7 +136,7 @@
         <w:pStyle w:val="Heading2"/>
       </w:pPr>
       <w:r>
-        <w:t>Soziale Isolation bei COPD erhöht Exazerbations- und Mortalitätsrisiko um 32–75 %</w:t>
+        <w:t>Mepolizumab reduzierte Exazerbationen bei COPD um 41 % in US-Krankenkassendaten</w:t>
       </w:r>
     </w:p>
     <w:p>
@@ -146,12 +146,12 @@
           <w:color w:val="666666"/>
           <w:sz w:val="18"/>
         </w:rPr>
-        <w:t>Liu C et al.  ·  J Glob Health  ·  23.10.2026  ·  PMID 42924627</w:t>
+        <w:t>Panettieri RA et al.  ·  Int J Chron Obstruct Pulmon Dis  ·  21.10.2026  ·  PMID 42928917</w:t>
       </w:r>
     </w:p>
     <w:p>
       <w:r>
-        <w:t>Longitudinale Kohortenstudie an 3679 COPD-Patienten in China zur Identifikation von Faktoren für Aktivitätseinschränkung und deren Folgen.</w:t>
+        <w:t>Retrospektive Analyse von US-Versicherungsdaten zur Wirksamkeit von Mepolizumab bei COPD-Patienten mit Typ-2-Entzündung, gemessen an Exazerbationen, Kortikosteroid-Nutzung und Krankenhausaufenthalten vor und nach Therapiestart.</w:t>
       </w:r>
     </w:p>
     <w:p>
@@ -162,7 +162,7 @@
         <w:t xml:space="preserve">Ergebnis: </w:t>
       </w:r>
       <w:r>
-        <w:t>11,3 % der Patienten hatten eingeschränkte soziale Aktivitäten. Diese waren unabhängig mit erhöhtem Risiko für akute Exazerbation assoziiert (aOR 1,32; 95%-KI 1,10–1,58; p=0,003), schwere Exazerbation (aOR 1,30; 95%-KI 1,01–1,66; p=0,038) und Mortalität (HR 1,75; 95%-KI 1,30–2,36; p&lt;0,001). Soziale Isolation sollte routinemäßig als Marker für erhöhtes Exazerbationsrisiko erfasst werden.</w:t>
+        <w:t>Mepolizumab reduzierte die Rate moderater bis schwerer Exazerbationen um 41 % (p&lt;0,001), Kortikosteroid-Dispensierungen um 26 % und -bursts um 33 % (p&lt;0,001). COPD-bedingte Krankenhausaufenthalte sanken um 22-37 % (p≤0,038), ebenso Notaufnahmebesuche (p&lt;0,001) und ambulante Besuche (p&lt;0,001).</w:t>
       </w:r>
     </w:p>
     <w:p>
@@ -177,7 +177,7 @@
         <w:rPr>
           <w:sz w:val="19"/>
         </w:rPr>
-        <w:t>China, vergleichbare epidemiologische Struktur, Outcome-Messung unabhängig von Gesundheitssystem</w:t>
+        <w:t>USA, aber Outcome-Definitionen übertragbar; deutsche Kassen könnten ähnliche Analysen durchführen.</w:t>
       </w:r>
     </w:p>
     <w:p>
@@ -186,7 +186,7 @@
           <w:color w:val="5A7D3A"/>
           <w:sz w:val="18"/>
         </w:rPr>
-        <w:t>https://pubmed.ncbi.nlm.nih.gov/42924627/</w:t>
+        <w:t>https://pubmed.ncbi.nlm.nih.gov/42928917/</w:t>
       </w:r>
     </w:p>
     <w:p>
@@ -194,7 +194,7 @@
         <w:pStyle w:val="Heading2"/>
       </w:pPr>
       <w:r>
-        <w:t>DXA-gestützte Mehrfacherkrankungsrisiken bei Lehrkräften – Ressourcenungleichheit und Versorgungsbedarf</w:t>
+        <w:t>Dupilumab, Mepolizumab und Benralizumab zeigen vergleichbare COPD-Exazerbationsraten</w:t>
       </w:r>
     </w:p>
     <w:p>
@@ -204,12 +204,12 @@
           <w:color w:val="666666"/>
           <w:sz w:val="18"/>
         </w:rPr>
-        <w:t>Joubert N et al.  ·  Front Public Health  ·  09.10.2026  ·  PMID 42920728</w:t>
+        <w:t>Liao KM et al.  ·  Drug Des Devel Ther  ·  21.10.2026  ·  PMID 42928777</w:t>
       </w:r>
     </w:p>
     <w:p>
       <w:r>
-        <w:t>Querschnittstudie an 136 Lehrkräften in unter-versorgten südafrikanischen Schulen mit DXA-Messung zu Körperzusammensetzung, Metabolischem Syndrom und Mehrfacherkrankungsrisiken.</w:t>
+        <w:t>Retrospektive Kohortenstudie mit Propensity-Score-Matching aus US-Datenbank zu Wirksamkeit von drei Biologika bei COPD mit Typ-2-Inflammation, verglichen in Paaren über 365 Tage Nachverfolgung.</w:t>
       </w:r>
     </w:p>
     <w:p>
@@ -220,7 +220,7 @@
         <w:t xml:space="preserve">Ergebnis: </w:t>
       </w:r>
       <w:r>
-        <w:t>Fettmasse-Risiko 91,8 %, Knochenmasse-Risiko 29,9 %, Muskelmasse-Risiko 15,7 %. Metabolisches Syndrom in 53 %. Häufigster kombinierter Phänotyp Knochen-Fett-Risiko (27,6 %), 6 % mit allen drei Risiken. Mehrfacherkrankung stark mit ungünstigen Metaboliten assoziiert. Bevölkerungsstrategie erforderlich: Screening, bewegungsorientierte Prävention, strukturelle Equity.</w:t>
+        <w:t>Dupilumab vs. Mepolizumab: HR 0,76 (95% CI 0,57–1,01) für Exazerbationen, HR 0,69 (95% CI 0,49–0,98) für Bronchitis. Dupilumab vs. Benralizumab: HR 0,98 (95% CI 0,70–1,40) für Exazerbationen. Keine signifikanten Unterschiede in akutem Atemversagen oder Pneumonie.</w:t>
       </w:r>
     </w:p>
     <w:p>
@@ -235,7 +235,7 @@
         <w:rPr>
           <w:sz w:val="19"/>
         </w:rPr>
-        <w:t>Südafrika, aber Mehrfacherkrankung und Ressourcenungleichheit sind globale Versorgungsprobleme</w:t>
+        <w:t>USA-Daten; Patientenselektion nach Eosinophilen und Lungenfunktion nicht verfügbar, daher Residualconfounding nicht ausgeschlossen.</w:t>
       </w:r>
     </w:p>
     <w:p>
@@ -244,7 +244,7 @@
           <w:color w:val="5A7D3A"/>
           <w:sz w:val="18"/>
         </w:rPr>
-        <w:t>https://pubmed.ncbi.nlm.nih.gov/42920728/</w:t>
+        <w:t>https://pubmed.ncbi.nlm.nih.gov/42928777/</w:t>
       </w:r>
     </w:p>
     <w:p>
@@ -252,7 +252,7 @@
         <w:pStyle w:val="Heading2"/>
       </w:pPr>
       <w:r>
-        <w:t>Digitale Studien mit älteren Mehrfacherkrankten: Barrieren und Lösungsstrategien</w:t>
+        <w:t>Geführte Imaginationstherapie verbesserte Schlafqualität bei COPD plus Schlafstörungen</w:t>
       </w:r>
     </w:p>
     <w:p>
@@ -262,12 +262,12 @@
           <w:color w:val="666666"/>
           <w:sz w:val="18"/>
         </w:rPr>
-        <w:t>Shepherd V et al.  ·  Trials  ·  27.07.2026  ·  PMID 42908027</w:t>
+        <w:t>Ren Q et al.  ·  Actas Esp Psiquiatr  ·  15.10.2026  ·  PMID 42928686</w:t>
       </w:r>
     </w:p>
     <w:p>
       <w:r>
-        <w:t>Eingebettete qualitative Studie zur Identifikation von Hürden beim Einschluss älterer Patienten mit Mehrfacherkrankung in digitale Versorgungsstudien und zur Entwicklung von Lösungen.</w:t>
+        <w:t>Retrospektive Kohortenstudie mit Propensity-Score-Matching bei stabiler COPD mit Schlafstörungen, Vergleich von kombinierter Therapie (geführte Imagination plus Standard) vs. Standard allein über 12 Wochen.</w:t>
       </w:r>
     </w:p>
     <w:p>
@@ -278,7 +278,7 @@
         <w:t xml:space="preserve">Ergebnis: </w:t>
       </w:r>
       <w:r>
-        <w:t>Kernbarrieren waren niedrige digitale Kompetenz, Misstrauen gegenüber digitalen Kommunikationen und Bedarf für menschliche Unterstützung (n=12 Mitarbeiter, n=25 Teilnehmer befragt). Wirksame Strategien: Telefonsupport, niedrigere Altersgrenze, patientenzentrierte Materialien. Schlussfolgerung: Hybrid-Ansätze (digital + persönlich) essentiell für ältere Patienten.</w:t>
+        <w:t>Nach Therapie zeigte die Kombinationsgruppe vs. Kontrolle: höhere Schlafeffizienz und Mindestsauerstoffsättigung (p&lt;0,05), niedrigere Schlaflatenz, weniger Aufwachungen, niedrigerer Apnoe-Hypopnoe-Index (p&lt;0,05). PSQI-Score sank in Kombinationsgruppe stärker (p&lt;0,05), ebenso Athens-Insomnia-Skala.</w:t>
       </w:r>
     </w:p>
     <w:p>
@@ -293,7 +293,7 @@
         <w:rPr>
           <w:sz w:val="19"/>
         </w:rPr>
-        <w:t>UK-Gesundheitssystem, aber Mehrfacherkrankung und digitale Barrieren sind deutschland-relevant</w:t>
+        <w:t>China; Schlafparameter sind krankheitsübergreifend relevant, Transferbarkeit des Interventionskonzepts begrenzt durch Gesundheitssystem.</w:t>
       </w:r>
     </w:p>
     <w:p>
@@ -302,7 +302,7 @@
           <w:color w:val="5A7D3A"/>
           <w:sz w:val="18"/>
         </w:rPr>
-        <w:t>https://pubmed.ncbi.nlm.nih.gov/42908027/</w:t>
+        <w:t>https://pubmed.ncbi.nlm.nih.gov/42928686/</w:t>
       </w:r>
     </w:p>
     <w:p>
@@ -310,7 +310,7 @@
         <w:pStyle w:val="Heading2"/>
       </w:pPr>
       <w:r>
-        <w:t>Patientenerfahrungsmessung in der Nephrologie validiert – Europäisches Instrument</w:t>
+        <w:t>IMB-Modell + Achtsamkeit senkte Angst und Depression bei COPD um 44 %</w:t>
       </w:r>
     </w:p>
     <w:p>
@@ -320,12 +320,12 @@
           <w:color w:val="666666"/>
           <w:sz w:val="18"/>
         </w:rPr>
-        <w:t>Moharra M et al.  ·  J Nephrol  ·  22.10.2026  ·  PMID 42762223</w:t>
+        <w:t>Liu W et al.  ·  Actas Esp Psiquiatr  ·  15.10.2026  ·  PMID 42928679</w:t>
       </w:r>
     </w:p>
     <w:p>
       <w:r>
-        <w:t>Validierung eines Patient-Reported Experience Measure (Kidney PREM) in Spanisch und Katalanisch an 575 Patienten mit chronischer Nierenerkrankung zur Qualitätsmessung in der Nephrologie.</w:t>
+        <w:t>Retrospektive Studie an 168 Patienten mit COPD und Angst/Depression, Vergleich von Routineversorgung vs. 12-Wochen-Kombinationsintervention (IMB-Modell-Bewegung plus Achtsamkeit) mit Skalenmessungen.</w:t>
       </w:r>
     </w:p>
     <w:p>
@@ -336,7 +336,7 @@
         <w:t xml:space="preserve">Ergebnis: </w:t>
       </w:r>
       <w:r>
-        <w:t>Interne Konsistenz hoch (Cronbachs α 0,93–0,94 für beide Sprachversionen). Bekanntheitsvalidität bestätigt. Comparative Fit Index 0,90, Tucker-Lewis Index 0,90 – akzeptable Modellpassung. Spanische Version ermöglicht standardisierte Messung von patientenbezogener Versorgungsqualität über Sprachgrenzen.</w:t>
+        <w:t>Hamilton-Angst-Skala sank in der Kombinationsgruppe stärker (Unterschied ca. 44 % Reduktion vs. Kontrollgruppe; p&lt;0,001), ebenso Hamilton-Depression-Skala. 6-Minuten-Gehstrecke stieg (p&lt;0,001), FEV1 und FVC verbesserten sich (p&lt;0,001). mMRC-Dyspnoe-Verteilung unterschied sich signifikant (p=0,013).</w:t>
       </w:r>
     </w:p>
     <w:p>
@@ -351,7 +351,7 @@
         <w:rPr>
           <w:sz w:val="19"/>
         </w:rPr>
-        <w:t>Spanien/Katalonien, Sozialversicherungssystem vergleichbar mit Deutschland, validiertes Messinstrument</w:t>
+        <w:t>China; psychische Komorbidität bei COPD ist in Deutschland relevant, Interventionskonzept erfordert Anpassung an Gesundheitssystem.</w:t>
       </w:r>
     </w:p>
     <w:p>
@@ -360,7 +360,7 @@
           <w:color w:val="5A7D3A"/>
           <w:sz w:val="18"/>
         </w:rPr>
-        <w:t>https://pubmed.ncbi.nlm.nih.gov/42762223/</w:t>
+        <w:t>https://pubmed.ncbi.nlm.nih.gov/42928679/</w:t>
       </w:r>
     </w:p>
     <w:p>
@@ -368,7 +368,7 @@
         <w:pStyle w:val="Heading2"/>
       </w:pPr>
       <w:r>
-        <w:t>Sechs Phänotypen chronischer Lungenerkrankung identifiziert – externe Validierung</w:t>
+        <w:t>Inhalierte Kortikosteroide erhöhten Glaukomrisiko bei COPD nicht signifikant</w:t>
       </w:r>
     </w:p>
     <w:p>
@@ -378,12 +378,12 @@
           <w:color w:val="666666"/>
           <w:sz w:val="18"/>
         </w:rPr>
-        <w:t>Zhang J et al.  ·  Respir Med  ·  15.09.2026  ·  PMID 42744204</w:t>
+        <w:t>Ben Ghezala I et al.  ·  Int J Chron Obstruct Pulmon Dis  ·  15.10.2026  ·  PMID 42899177</w:t>
       </w:r>
     </w:p>
     <w:p>
       <w:r>
-        <w:t>Hypothesis-freie Clusteranalyse obstruktiver Lungenerkrankungen an 1473 US-Teilnehmern (Framingham) mit externer Validierung an 1080 Niederländern (Rotterdam).</w:t>
+        <w:t>Kohortenstudie aus UK-Primärversorgungsdaten zu Patienten mit COPD ≥40 Jahren, die ein Inhalationsmedikament begannen, mit Nachverfolgung auf Offenwinkelglaukom und Analyse der kumulativen ICS-Exposition.</w:t>
       </w:r>
     </w:p>
     <w:p>
@@ -394,7 +394,7 @@
         <w:t xml:space="preserve">Ergebnis: </w:t>
       </w:r>
       <w:r>
-        <w:t>Sechs klinisch interpretierbare Cluster: Cluster 1–3 mit erhaltener Lungenfunktion (unterschiedliche Symptomatik), Cluster 4 mild beeinträchtigt, Cluster 5 moderat beeinträchtigt (v.a. ältere Raucher), Cluster 6 schwer beeinträchtigt mit Dyspnoe und Adipositas. Mortalitätsrisiko in Cluster 4 und 6 erhöht. Phänotypen extern validiert.</w:t>
+        <w:t>Von 84.564 COPD-Patienten entwickelten 732 ein Glaukom (2,64 pro 1.000 Personenjahre). Adjustierte HR für ICS-Einsatz vs. Nicht-Einsatz: 1,14 (95% CI 0,94–1,38); für ≥365 mg kumulative Dosis: HR 1,11 (95% CI 0,83–1,48); für &gt;3 Jahre ICS: HR 1,23 (95% CI 0,90–1,68). Kein statistisch signifikanter Unterschied.</w:t>
       </w:r>
     </w:p>
     <w:p>
@@ -409,7 +409,7 @@
         <w:rPr>
           <w:sz w:val="19"/>
         </w:rPr>
-        <w:t>USA/Niederlande, Spirometrie und Symptome sind universell vergleichbar, Phänotypisierung informiert Prognose</w:t>
+        <w:t>Großbritannien, vergleichbares Versicherungssystem und Dokumentation wie Deutschland.</w:t>
       </w:r>
     </w:p>
     <w:p>
@@ -418,7 +418,7 @@
           <w:color w:val="5A7D3A"/>
           <w:sz w:val="18"/>
         </w:rPr>
-        <w:t>https://pubmed.ncbi.nlm.nih.gov/42744204/</w:t>
+        <w:t>https://pubmed.ncbi.nlm.nih.gov/42899177/</w:t>
       </w:r>
     </w:p>
     <w:sectPr>

--- a/download/studien-aktuell.docx
+++ b/download/studien-aktuell.docx
@@ -62,7 +62,7 @@
           <w:color w:val="666666"/>
           <w:sz w:val="18"/>
         </w:rPr>
-        <w:t>Stand: 27.10.2026  |  6 Studien  |  ncd.m-vf.de</w:t>
+        <w:t>Stand: 28.10.2026  |  6 Studien  |  ncd.m-vf.de</w:t>
       </w:r>
     </w:p>
     <w:p>
@@ -70,7 +70,7 @@
         <w:pStyle w:val="Heading1"/>
       </w:pPr>
       <w:r>
-        <w:t>Aufgenommen am 27.10.2026</w:t>
+        <w:t>Aufgenommen am 28.10.2026</w:t>
       </w:r>
     </w:p>
     <w:p>
@@ -78,7 +78,7 @@
         <w:pStyle w:val="Heading2"/>
       </w:pPr>
       <w:r>
-        <w:t>Kindliche Traumata verstärkten Zusammenhang zwischen Multimorbidität und kognitiver Abnahme</w:t>
+        <w:t>Bildgebung und klinische Faktoren sagen Krankenhaussterblichkeit bei COPD-Exazerbation voraus</w:t>
       </w:r>
     </w:p>
     <w:p>
@@ -88,12 +88,12 @@
           <w:color w:val="666666"/>
           <w:sz w:val="18"/>
         </w:rPr>
-        <w:t>Luo J et al.  ·  Eur J Psychotraumatol  ·  26.10.2026  ·  PMID 42931796</w:t>
+        <w:t>Li Y et al.  ·  Pulmonology  ·  31.12.2026  ·  PMID 42944679</w:t>
       </w:r>
     </w:p>
     <w:p>
       <w:r>
-        <w:t>Panelkohortenstudie mit zwei Wellen (2020, 2022) bei 2.607 älteren Erwachsenen in ländlicher China zu Assoziation zwischen Progression chronischer Erkrankungen und kognitiven Funktionen, moderiert durch adverse Kindheitserfahrungen.</w:t>
+        <w:t>Retrospektive Kohortenstudie (N=465) entwickelte ein Vorhersagemodell für intrahospitale Mortalität bei akuter COPD-Exazerbation durch Kombination von klinischen Variablen und CT-gestützten Metriken.</w:t>
       </w:r>
     </w:p>
     <w:p>
@@ -104,7 +104,7 @@
         <w:t xml:space="preserve">Ergebnis: </w:t>
       </w:r>
       <w:r>
-        <w:t>Chronische Krankheitsprogression war signifikant mit subjektivem kognitivem Verfall assoziiert (β 0,428–0,869; p&lt;0,05), nicht aber mit objektiver Kognitionen. Adverse Kindheitserfahrungen verstärkten diesen Zusammenhang bei Multimorbidität (progressive: β=0,696, p=0,001), besonders bei Männern. Der moderierende Effekt galt nur für subjektive, nicht objektive Kognitionen.</w:t>
+        <w:t>Fünf unabhängige Prädiktoren identifiziert: Verwirrtheit, Lymphozytenzahl &lt;0,8×10⁹/L, chronische Herzinsuffizienz, Leukozytenzahl ≥10×10⁹/L und reduzierte pulmonale vaskuläre fraktale Dimension. Das logistische Regressionsmodell erreichte AUC 0,852 (95%-KI 0,738–0,965) im Testdatensatz und übertraf etablierte Scores deutlich.</w:t>
       </w:r>
     </w:p>
     <w:p>
@@ -119,7 +119,7 @@
         <w:rPr>
           <w:sz w:val="19"/>
         </w:rPr>
-        <w:t>China; Multimorbidität und psychosoziale Belastungsakkumulation sind in Deutschland relevant, aber Prävalenz und Screening unterscheiden sich erheblich.</w:t>
+        <w:t>China, klinische Klinikdaten; Übertragung auf Deutschland an Dokumentation und Verfügbarkeit von CT-Metriken gebunden</w:t>
       </w:r>
     </w:p>
     <w:p>
@@ -128,7 +128,7 @@
           <w:color w:val="5A7D3A"/>
           <w:sz w:val="18"/>
         </w:rPr>
-        <w:t>https://pubmed.ncbi.nlm.nih.gov/42931796/</w:t>
+        <w:t>https://pubmed.ncbi.nlm.nih.gov/42944679/</w:t>
       </w:r>
     </w:p>
     <w:p>
@@ -136,7 +136,7 @@
         <w:pStyle w:val="Heading2"/>
       </w:pPr>
       <w:r>
-        <w:t>Mepolizumab reduzierte Exazerbationen bei COPD um 41 % in US-Krankenkassendaten</w:t>
+        <w:t>Nierenfunktion und Albuminurie vorhersagen Herz-Nieren-Ereignisse bei CKD</w:t>
       </w:r>
     </w:p>
     <w:p>
@@ -146,12 +146,12 @@
           <w:color w:val="666666"/>
           <w:sz w:val="18"/>
         </w:rPr>
-        <w:t>Panettieri RA et al.  ·  Int J Chron Obstruct Pulmon Dis  ·  21.10.2026  ·  PMID 42928917</w:t>
+        <w:t>Karaduru Avcı A et al.  ·  Medicina (Kaunas)  ·  10.10.2026  ·  PMID 42942488</w:t>
       </w:r>
     </w:p>
     <w:p>
       <w:r>
-        <w:t>Retrospektive Analyse von US-Versicherungsdaten zur Wirksamkeit von Mepolizumab bei COPD-Patienten mit Typ-2-Entzündung, gemessen an Exazerbationen, Kortikosteroid-Nutzung und Krankenhausaufenthalten vor und nach Therapiestart.</w:t>
+        <w:t>Retrospektive Kohortenstudie (N=263) mit mindestens 5-jähriger Nachverfolgung untersuchte Vorhersagefaktoren für kombinierte Nieren- und Herz-Kreislauf-Ereignisse bei Patienten mit CKD vor Dialysebedarf.</w:t>
       </w:r>
     </w:p>
     <w:p>
@@ -162,7 +162,7 @@
         <w:t xml:space="preserve">Ergebnis: </w:t>
       </w:r>
       <w:r>
-        <w:t>Mepolizumab reduzierte die Rate moderater bis schwerer Exazerbationen um 41 % (p&lt;0,001), Kortikosteroid-Dispensierungen um 26 % und -bursts um 33 % (p&lt;0,001). COPD-bedingte Krankenhausaufenthalte sanken um 22-37 % (p≤0,038), ebenso Notaufnahmebesuche (p&lt;0,001) und ambulante Besuche (p&lt;0,001).</w:t>
+        <w:t>Major Adverse Kidney Events (MAKE) traten bei 36,9% auf (47,8 pro 1.000 Personenjahre), Major Adverse Cardiovascular Events (MACE) bei 20,2% (26,0 pro 1.000 Personenjahre). Makroalbuminurie war mit 7,73-fach erhöhtem MAKE-Risiko assoziiert (95%-KI 4,01–14,90). Niereninsuffizienz und Albuminurie waren unabhängig mit MAKE assoziiert; Alter und Diabetes mit MACE.</w:t>
       </w:r>
     </w:p>
     <w:p>
@@ -177,7 +177,7 @@
         <w:rPr>
           <w:sz w:val="19"/>
         </w:rPr>
-        <w:t>USA, aber Outcome-Definitionen übertragbar; deutsche Kassen könnten ähnliche Analysen durchführen.</w:t>
+        <w:t>Türkei, vergleichbares Versicherungssystem wie Deutschland; Therapie-Exposition gering dokumentiert</w:t>
       </w:r>
     </w:p>
     <w:p>
@@ -186,7 +186,7 @@
           <w:color w:val="5A7D3A"/>
           <w:sz w:val="18"/>
         </w:rPr>
-        <w:t>https://pubmed.ncbi.nlm.nih.gov/42928917/</w:t>
+        <w:t>https://pubmed.ncbi.nlm.nih.gov/42942488/</w:t>
       </w:r>
     </w:p>
     <w:p>
@@ -194,7 +194,7 @@
         <w:pStyle w:val="Heading2"/>
       </w:pPr>
       <w:r>
-        <w:t>Dupilumab, Mepolizumab und Benralizumab zeigen vergleichbare COPD-Exazerbationsraten</w:t>
+        <w:t>Morgenblutdruck ist unabhängig mit Nierenfunktionsverschlechterung assoziiert</w:t>
       </w:r>
     </w:p>
     <w:p>
@@ -204,12 +204,12 @@
           <w:color w:val="666666"/>
           <w:sz w:val="18"/>
         </w:rPr>
-        <w:t>Liao KM et al.  ·  Drug Des Devel Ther  ·  21.10.2026  ·  PMID 42928777</w:t>
+        <w:t>Usta S et al.  ·  Medicina (Kaunas)  ·  03.10.2026  ·  PMID 42942442</w:t>
       </w:r>
     </w:p>
     <w:p>
       <w:r>
-        <w:t>Retrospektive Kohortenstudie mit Propensity-Score-Matching aus US-Datenbank zu Wirksamkeit von drei Biologika bei COPD mit Typ-2-Inflammation, verglichen in Paaren über 365 Tage Nachverfolgung.</w:t>
+        <w:t>Querschnittstudie (N=132) mit 24-Stunden-Blutdrucküberwachung untersuchte Assoziationen von Blutdruckphänotypen mit Nieren- und Herzschädigung bei CKD-Patienten.</w:t>
       </w:r>
     </w:p>
     <w:p>
@@ -220,7 +220,7 @@
         <w:t xml:space="preserve">Ergebnis: </w:t>
       </w:r>
       <w:r>
-        <w:t>Dupilumab vs. Mepolizumab: HR 0,76 (95% CI 0,57–1,01) für Exazerbationen, HR 0,69 (95% CI 0,49–0,98) für Bronchitis. Dupilumab vs. Benralizumab: HR 0,98 (95% CI 0,70–1,40) für Exazerbationen. Keine signifikanten Unterschiede in akutem Atemversagen oder Pneumonie.</w:t>
+        <w:t>Morgenblutdruck präsent bei 42,4%, nächtliche Hypertonie bei 78%. Patienten mit Morgenblutdruck zeigten signifikant niedrigere eGFR und höhere UACR (beide p&lt;0,001). In multivariater Regression war Morgenblutdruck unabhängig mit niedrigerer eGFR assoziiert (β=–0,26; p=0,002). Nächtliche Hypertonie korrelierte mit kardialer Umstrukturierung.</w:t>
       </w:r>
     </w:p>
     <w:p>
@@ -235,7 +235,7 @@
         <w:rPr>
           <w:sz w:val="19"/>
         </w:rPr>
-        <w:t>USA-Daten; Patientenselektion nach Eosinophilen und Lungenfunktion nicht verfügbar, daher Residualconfounding nicht ausgeschlossen.</w:t>
+        <w:t>Türkei, ABPM-gestützte Diagnostik; Übertragbarkeit an deutsche Hypertonie-Management-Richtlinien gebunden</w:t>
       </w:r>
     </w:p>
     <w:p>
@@ -244,7 +244,7 @@
           <w:color w:val="5A7D3A"/>
           <w:sz w:val="18"/>
         </w:rPr>
-        <w:t>https://pubmed.ncbi.nlm.nih.gov/42928777/</w:t>
+        <w:t>https://pubmed.ncbi.nlm.nih.gov/42942442/</w:t>
       </w:r>
     </w:p>
     <w:p>
@@ -252,7 +252,7 @@
         <w:pStyle w:val="Heading2"/>
       </w:pPr>
       <w:r>
-        <w:t>Geführte Imaginationstherapie verbesserte Schlafqualität bei COPD plus Schlafstörungen</w:t>
+        <w:t>Paarbeziehung formt Bewegungsangst bei COPD – Qualitative Studie zu Copingmustern</w:t>
       </w:r>
     </w:p>
     <w:p>
@@ -262,12 +262,12 @@
           <w:color w:val="666666"/>
           <w:sz w:val="18"/>
         </w:rPr>
-        <w:t>Ren Q et al.  ·  Actas Esp Psiquiatr  ·  15.10.2026  ·  PMID 42928686</w:t>
+        <w:t>Liu X et al.  ·  Int J Chron Obstruct Pulmon Dis  ·  22.10.2026  ·  PMID 42936193</w:t>
       </w:r>
     </w:p>
     <w:p>
       <w:r>
-        <w:t>Retrospektive Kohortenstudie mit Propensity-Score-Matching bei stabiler COPD mit Schlafstörungen, Vergleich von kombinierter Therapie (geführte Imagination plus Standard) vs. Standard allein über 12 Wochen.</w:t>
+        <w:t>Qualitative Grounded-Theory-Studie (N=21 Paare) untersuchte, wie Patienten mit COPD und ihre Partner gemeinsam mit bewegungsbezogener Angst und Dyspnoe-Vermeidung umgehen.</w:t>
       </w:r>
     </w:p>
     <w:p>
@@ -278,7 +278,7 @@
         <w:t xml:space="preserve">Ergebnis: </w:t>
       </w:r>
       <w:r>
-        <w:t>Nach Therapie zeigte die Kombinationsgruppe vs. Kontrolle: höhere Schlafeffizienz und Mindestsauerstoffsättigung (p&lt;0,05), niedrigere Schlaflatenz, weniger Aufwachungen, niedrigerer Apnoe-Hypopnoe-Index (p&lt;0,05). PSQI-Score sank in Kombinationsgruppe stärker (p&lt;0,05), ebenso Athens-Insomnia-Skala.</w:t>
+        <w:t>Kernkategorie: ‚Zusammen gefangen oder zusammen beweglich'. Zwei kontrastierende Beziehungszustände identifiziert: ‚gemeinsam gefangen' durch persistente Vermeidung und Überprotektion versus ‚zusammen beweglich' durch Kommunikation, Rollenanpassung und positive Erfahrungen. Therapeutische Implikation: Paarzentrierte Rehabilitationsmodelle könnten nachhaltiger wirken als einzelnenorientierte Interventionen.</w:t>
       </w:r>
     </w:p>
     <w:p>
@@ -293,7 +293,7 @@
         <w:rPr>
           <w:sz w:val="19"/>
         </w:rPr>
-        <w:t>China; Schlafparameter sind krankheitsübergreifend relevant, Transferbarkeit des Interventionskonzepts begrenzt durch Gesundheitssystem.</w:t>
+        <w:t>China, qualitativ; Konzept der Paarbeziehung übertragbar auf deutsches Rehabilitations-Setting</w:t>
       </w:r>
     </w:p>
     <w:p>
@@ -302,7 +302,7 @@
           <w:color w:val="5A7D3A"/>
           <w:sz w:val="18"/>
         </w:rPr>
-        <w:t>https://pubmed.ncbi.nlm.nih.gov/42928686/</w:t>
+        <w:t>https://pubmed.ncbi.nlm.nih.gov/42936193/</w:t>
       </w:r>
     </w:p>
     <w:p>
@@ -310,7 +310,7 @@
         <w:pStyle w:val="Heading2"/>
       </w:pPr>
       <w:r>
-        <w:t>IMB-Modell + Achtsamkeit senkte Angst und Depression bei COPD um 44 %</w:t>
+        <w:t>Community Health Worker unterschätzen Wissen über Prävention chronischer Erkrankungen</w:t>
       </w:r>
     </w:p>
     <w:p>
@@ -320,12 +320,12 @@
           <w:color w:val="666666"/>
           <w:sz w:val="18"/>
         </w:rPr>
-        <w:t>Liu W et al.  ·  Actas Esp Psiquiatr  ·  15.10.2026  ·  PMID 42928679</w:t>
+        <w:t>Pilusa TD et al.  ·  Front Public Health  ·  12.10.2026  ·  PMID 42935717</w:t>
       </w:r>
     </w:p>
     <w:p>
       <w:r>
-        <w:t>Retrospektive Studie an 168 Patienten mit COPD und Angst/Depression, Vergleich von Routineversorgung vs. 12-Wochen-Kombinationsintervention (IMB-Modell-Bewegung plus Achtsamkeit) mit Skalenmessungen.</w:t>
+        <w:t>Qualitative Fokusgruppenstudie (N=20 Community Health Worker) untersuchte das Verständnis von Verhaltensrisikofaktoren für nichtübertragbare Erkrankungen und Versorgungshindernisse.</w:t>
       </w:r>
     </w:p>
     <w:p>
@@ -336,7 +336,7 @@
         <w:t xml:space="preserve">Ergebnis: </w:t>
       </w:r>
       <w:r>
-        <w:t>Hamilton-Angst-Skala sank in der Kombinationsgruppe stärker (Unterschied ca. 44 % Reduktion vs. Kontrollgruppe; p&lt;0,001), ebenso Hamilton-Depression-Skala. 6-Minuten-Gehstrecke stieg (p&lt;0,001), FEV1 und FVC verbesserten sich (p&lt;0,001). mMRC-Dyspnoe-Verteilung unterschied sich signifikant (p=0,013).</w:t>
+        <w:t>CHW identifizierten Risikofaktoren richtig (ungesunde Ernährung, Stress, Alkoholmissbrauch), benannten aber systemische Barrieren: finanzielle Engpässe, lange Klinikwarteschlangen, mangelnde Koordination mit Fachpersonal. Implikation: Prävention scheitert nicht an fehlendem Wissen, sondern an strukturellen und ressourcenbezogenen Hindernissen – notwendig sind Zusammenarbeit und Systemreformen.</w:t>
       </w:r>
     </w:p>
     <w:p>
@@ -351,7 +351,7 @@
         <w:rPr>
           <w:sz w:val="19"/>
         </w:rPr>
-        <w:t>China; psychische Komorbidität bei COPD ist in Deutschland relevant, Interventionskonzept erfordert Anpassung an Gesundheitssystem.</w:t>
+        <w:t>Südafrika; Erkenntnisse zu Versorgungshindernissen relevant für Länder mit ähnlicher Ressourcenlage</w:t>
       </w:r>
     </w:p>
     <w:p>
@@ -360,7 +360,7 @@
           <w:color w:val="5A7D3A"/>
           <w:sz w:val="18"/>
         </w:rPr>
-        <w:t>https://pubmed.ncbi.nlm.nih.gov/42928679/</w:t>
+        <w:t>https://pubmed.ncbi.nlm.nih.gov/42935717/</w:t>
       </w:r>
     </w:p>
     <w:p>
@@ -368,7 +368,7 @@
         <w:pStyle w:val="Heading2"/>
       </w:pPr>
       <w:r>
-        <w:t>Inhalierte Kortikosteroide erhöhten Glaukomrisiko bei COPD nicht signifikant</w:t>
+        <w:t>Frühe Risikofaktoren für Adipositas und Hypertonie im mittleren Alter identifiziert</w:t>
       </w:r>
     </w:p>
     <w:p>
@@ -378,12 +378,12 @@
           <w:color w:val="666666"/>
           <w:sz w:val="18"/>
         </w:rPr>
-        <w:t>Ben Ghezala I et al.  ·  Int J Chron Obstruct Pulmon Dis  ·  15.10.2026  ·  PMID 42899177</w:t>
+        <w:t>Stannard S et al.  ·  J Obes  ·  2026  ·  PMID 42927470</w:t>
       </w:r>
     </w:p>
     <w:p>
       <w:r>
-        <w:t>Kohortenstudie aus UK-Primärversorgungsdaten zu Patienten mit COPD ≥40 Jahren, die ein Inhalationsmedikament begannen, mit Nachverfolgung auf Offenwinkelglaukom und Analyse der kumulativen ICS-Exposition.</w:t>
+        <w:t>Britische Geburtskohortenstudie (N=9.150) untersuchte, welche Kindheitsfaktoren später gemeinsam auftretende Adipositas und Hypertonie vorhersagen.</w:t>
       </w:r>
     </w:p>
     <w:p>
@@ -394,7 +394,7 @@
         <w:t xml:space="preserve">Ergebnis: </w:t>
       </w:r>
       <w:r>
-        <w:t>Von 84.564 COPD-Patienten entwickelten 732 ein Glaukom (2,64 pro 1.000 Personenjahre). Adjustierte HR für ICS-Einsatz vs. Nicht-Einsatz: 1,14 (95% CI 0,94–1,38); für ≥365 mg kumulative Dosis: HR 1,11 (95% CI 0,83–1,48); für &gt;3 Jahre ICS: HR 1,23 (95% CI 0,90–1,68). Kein statistisch signifikanter Unterschied.</w:t>
+        <w:t>Sozioökonomische Benachteiligung war der stärkste Prädiktor (OR 1,28; 95%-KI 1,19–1,38). Mit allen Domänen-Risikowerten zusammen erreichte das Modell eine AUC von 0,70 (95%-KI 0,67–0,72). Diese Befunde unterstützen frühe Interventionen bei sozial benachteiligten Kindern.</w:t>
       </w:r>
     </w:p>
     <w:p>
@@ -409,7 +409,7 @@
         <w:rPr>
           <w:sz w:val="19"/>
         </w:rPr>
-        <w:t>Großbritannien, vergleichbares Versicherungssystem und Dokumentation wie Deutschland.</w:t>
+        <w:t>Großbritannien, nationale Kohortendaten mit Verlaufsmessung bis ins Alter 44</w:t>
       </w:r>
     </w:p>
     <w:p>
@@ -418,7 +418,7 @@
           <w:color w:val="5A7D3A"/>
           <w:sz w:val="18"/>
         </w:rPr>
-        <w:t>https://pubmed.ncbi.nlm.nih.gov/42899177/</w:t>
+        <w:t>https://pubmed.ncbi.nlm.nih.gov/42927470/</w:t>
       </w:r>
     </w:p>
     <w:sectPr>

--- a/download/studien-aktuell.docx
+++ b/download/studien-aktuell.docx
@@ -62,7 +62,7 @@
           <w:color w:val="666666"/>
           <w:sz w:val="18"/>
         </w:rPr>
-        <w:t>Stand: 28.10.2026  |  6 Studien  |  ncd.m-vf.de</w:t>
+        <w:t>Stand: 29.10.2026  |  6 Studien  |  ncd.m-vf.de</w:t>
       </w:r>
     </w:p>
     <w:p>
@@ -70,7 +70,7 @@
         <w:pStyle w:val="Heading1"/>
       </w:pPr>
       <w:r>
-        <w:t>Aufgenommen am 28.10.2026</w:t>
+        <w:t>Aufgenommen am 29.10.2026</w:t>
       </w:r>
     </w:p>
     <w:p>
@@ -78,7 +78,7 @@
         <w:pStyle w:val="Heading2"/>
       </w:pPr>
       <w:r>
-        <w:t>Bildgebung und klinische Faktoren sagen Krankenhaussterblichkeit bei COPD-Exazerbation voraus</w:t>
+        <w:t>14 Lungengewebs-miRNAs assoziiert mit Emphysem-Ausmaß und Lungenfunktion in COPD</w:t>
       </w:r>
     </w:p>
     <w:p>
@@ -88,12 +88,12 @@
           <w:color w:val="666666"/>
           <w:sz w:val="18"/>
         </w:rPr>
-        <w:t>Li Y et al.  ·  Pulmonology  ·  31.12.2026  ·  PMID 42944679</w:t>
+        <w:t>Kim T et al.  ·  Int J Chron Obstruct Pulmon Dis  ·  23.10.2026  ·  PMID 42948330</w:t>
       </w:r>
     </w:p>
     <w:p>
       <w:r>
-        <w:t>Retrospektive Kohortenstudie (N=465) entwickelte ein Vorhersagemodell für intrahospitale Mortalität bei akuter COPD-Exazerbation durch Kombination von klinischen Variablen und CT-gestützten Metriken.</w:t>
+        <w:t>Explorative sekundäre Datenanalyse von 117 COPD-/Emphysem-Patienten aus GSE201121 zur Assoziation von Lungengewebe-miRNA-Expression mit quantitativem Emphysem (CT-Prozentsatz von niedrig-attenuierter Fläche unter -950 HU) mittels linearer Regression mit HC3-robusten Standardfehlern.</w:t>
       </w:r>
     </w:p>
     <w:p>
@@ -104,7 +104,7 @@
         <w:t xml:space="preserve">Ergebnis: </w:t>
       </w:r>
       <w:r>
-        <w:t>Fünf unabhängige Prädiktoren identifiziert: Verwirrtheit, Lymphozytenzahl &lt;0,8×10⁹/L, chronische Herzinsuffizienz, Leukozytenzahl ≥10×10⁹/L und reduzierte pulmonale vaskuläre fraktale Dimension. Das logistische Regressionsmodell erreichte AUC 0,852 (95%-KI 0,738–0,965) im Testdatensatz und übertraf etablierte Scores deutlich.</w:t>
+        <w:t>14 miRNAs waren assoziiert mit Emphysem-Prozentsatz (BH-FDR &lt;0,05): acht mit positiver Assoziation (miR-144-5p, miR-190a, miR-20b-5p, miR-451a, miR-3912, miR-15a-5p, miR-202-5p, miR-4497), sechs mit negativer (miR-489, miR-181b-5p, miR-378a-5p, miR-3614-5p, miR-197-3p, miR-877-3p). Assoziationen mit Lungenfunktion (FEV1 % vorhergesagt, FEV1/FVC, DLCO) waren konsistent. Enrichment-Analysen identifizierten biologische Prozesse (miRNA-Regulation, Apoptose, Hypoxie-Antworten, Zellzyklusregulation, Gefäßentwicklung). Ergebnisse sind explorativ und erfordern unabhängige Validierung.</w:t>
       </w:r>
     </w:p>
     <w:p>
@@ -119,7 +119,7 @@
         <w:rPr>
           <w:sz w:val="19"/>
         </w:rPr>
-        <w:t>China, klinische Klinikdaten; Übertragung auf Deutschland an Dokumentation und Verfügbarkeit von CT-Metriken gebunden</w:t>
+        <w:t>Südkorea, aber Transkriptomik-Analysen haben begrenzte unmittelbare Versorgungsrelevanz ohne funktionale Validierung und klinische Anwendbarkeit.</w:t>
       </w:r>
     </w:p>
     <w:p>
@@ -128,7 +128,7 @@
           <w:color w:val="5A7D3A"/>
           <w:sz w:val="18"/>
         </w:rPr>
-        <w:t>https://pubmed.ncbi.nlm.nih.gov/42944679/</w:t>
+        <w:t>https://pubmed.ncbi.nlm.nih.gov/42948330/</w:t>
       </w:r>
     </w:p>
     <w:p>
@@ -136,7 +136,7 @@
         <w:pStyle w:val="Heading2"/>
       </w:pPr>
       <w:r>
-        <w:t>Nierenfunktion und Albuminurie vorhersagen Herz-Nieren-Ereignisse bei CKD</w:t>
+        <w:t>Synthetische Daten aus italienischem CIDP-Register reproduzieren analytische Eigenschaften und ermöglichen Datenschutz-sichere Forschung</w:t>
       </w:r>
     </w:p>
     <w:p>
@@ -146,12 +146,12 @@
           <w:color w:val="666666"/>
           <w:sz w:val="18"/>
         </w:rPr>
-        <w:t>Karaduru Avcı A et al.  ·  Medicina (Kaunas)  ·  10.10.2026  ·  PMID 42942488</w:t>
+        <w:t>Signori A et al.  ·  Front Neurol  ·  13.10.2026  ·  PMID 42947862</w:t>
       </w:r>
     </w:p>
     <w:p>
       <w:r>
-        <w:t>Retrospektive Kohortenstudie (N=263) mit mindestens 5-jähriger Nachverfolgung untersuchte Vorhersagefaktoren für kombinierte Nieren- und Herz-Kreislauf-Ereignisse bei Patienten mit CKD vor Dialysebedarf.</w:t>
+        <w:t>Validierungsstudie von KI-generierten synthetischen Daten aus dem italienischen CIDP-Register gegen echte Daten; 195 CIDP-Fälle und 195 Kontrollen wurden analysiert und synthetische Daten mittels konditionaler Modelle generiert, um Fidelity und Distinguishability zu prüfen.</w:t>
       </w:r>
     </w:p>
     <w:p>
@@ -162,7 +162,7 @@
         <w:t xml:space="preserve">Ergebnis: </w:t>
       </w:r>
       <w:r>
-        <w:t>Major Adverse Kidney Events (MAKE) traten bei 36,9% auf (47,8 pro 1.000 Personenjahre), Major Adverse Cardiovascular Events (MACE) bei 20,2% (26,0 pro 1.000 Personenjahre). Makroalbuminurie war mit 7,73-fach erhöhtem MAKE-Risiko assoziiert (95%-KI 4,01–14,90). Niereninsuffizienz und Albuminurie waren unabhängig mit MAKE assoziiert; Alter und Diabetes mit MACE.</w:t>
+        <w:t>Synthetische Daten zeigten hohe Übereinstimmung mit echten Daten in Randverteilungen; Distinguishability-Analysen zeigten niedrige Trennbarkeit zwischen echten und synthetischen Datensätzen. Univariable Assoziationen mit CIDP-Risiko wurden eng repliziert (einschließlich protektive Effekte von höherer Fisch- und Reisaufnahme). Multivariable Modelle demonstrierten hochgradig übereinstimmende Effektschätzungen zwischen echten und synthetischen Daten. Synthetische Daten ermöglichen reproduzierbare und teilbare CIDP-Forschung bei Wahrung der Patientenprivatsphäre.</w:t>
       </w:r>
     </w:p>
     <w:p>
@@ -177,7 +177,7 @@
         <w:rPr>
           <w:sz w:val="19"/>
         </w:rPr>
-        <w:t>Türkei, vergleichbares Versicherungssystem wie Deutschland; Therapie-Exposition gering dokumentiert</w:t>
+        <w:t>Italien mit EU-Datenschutzrichtlinien; europäisches System mit DSGVO-Anforderungen direkt vergleichbar.</w:t>
       </w:r>
     </w:p>
     <w:p>
@@ -186,7 +186,7 @@
           <w:color w:val="5A7D3A"/>
           <w:sz w:val="18"/>
         </w:rPr>
-        <w:t>https://pubmed.ncbi.nlm.nih.gov/42942488/</w:t>
+        <w:t>https://pubmed.ncbi.nlm.nih.gov/42947862/</w:t>
       </w:r>
     </w:p>
     <w:p>
@@ -194,7 +194,7 @@
         <w:pStyle w:val="Heading2"/>
       </w:pPr>
       <w:r>
-        <w:t>Morgenblutdruck ist unabhängig mit Nierenfunktionsverschlechterung assoziiert</w:t>
+        <w:t>Irisches CDM-Programm verbessert Selbstmanagement und Versorgungsqualität chronischer Erkrankungen</w:t>
       </w:r>
     </w:p>
     <w:p>
@@ -204,12 +204,12 @@
           <w:color w:val="666666"/>
           <w:sz w:val="18"/>
         </w:rPr>
-        <w:t>Usta S et al.  ·  Medicina (Kaunas)  ·  03.10.2026  ·  PMID 42942442</w:t>
+        <w:t>O'Callaghan ME et al.  ·  BMC Prim Care  ·  31.07.2026  ·  PMID 42946997</w:t>
       </w:r>
     </w:p>
     <w:p>
       <w:r>
-        <w:t>Querschnittstudie (N=132) mit 24-Stunden-Blutdrucküberwachung untersuchte Assoziationen von Blutdruckphänotypen mit Nieren- und Herzschädigung bei CKD-Patienten.</w:t>
+        <w:t>Querschnittstudie zu Erfahrungen von Patienten und Leistungserbringern mit Irlands neu skaliertem CDM-Programm für strukturierte Versorgung chronischer Erkrankungen in Allgemeinarztpraxen; Befragung von 110 Patienten und 217 Anbietern (Ärzte, Pflegekräfte).</w:t>
       </w:r>
     </w:p>
     <w:p>
@@ -220,7 +220,7 @@
         <w:t xml:space="preserve">Ergebnis: </w:t>
       </w:r>
       <w:r>
-        <w:t>Morgenblutdruck präsent bei 42,4%, nächtliche Hypertonie bei 78%. Patienten mit Morgenblutdruck zeigten signifikant niedrigere eGFR und höhere UACR (beide p&lt;0,001). In multivariater Regression war Morgenblutdruck unabhängig mit niedrigerer eGFR assoziiert (β=–0,26; p=0,002). Nächtliche Hypertonie korrelierte mit kardialer Umstrukturierung.</w:t>
+        <w:t>97 % der Patienten berichten positive Wahrnehmung mit Verbesserungen beim Selbstmanagement und Verständnis ihrer Erkrankung. Unter Anbietern: 93 % der GPs und 81 % der Pflegekräfte bewerten das Programm positiv, insbesondere Verbesserungen bei Typ-2-Diabetes-Management. Hauptbarrieren: Personalknappheit, Arbeitsbelastung, IT-Probleme. Das Programm wird als hochwertig wahrgenommen und als nachhaltig bewertet, sofern Kapazität und Systemgrenzen gelöst werden.</w:t>
       </w:r>
     </w:p>
     <w:p>
@@ -235,7 +235,7 @@
         <w:rPr>
           <w:sz w:val="19"/>
         </w:rPr>
-        <w:t>Türkei, ABPM-gestützte Diagnostik; Übertragbarkeit an deutsche Hypertonie-Management-Richtlinien gebunden</w:t>
+        <w:t>Irland mit GPs als Koordinatoren; Struktur teilweise vergleichbar mit deutschem Hausarztmodell, aber ohne verbindliche Steuerung.</w:t>
       </w:r>
     </w:p>
     <w:p>
@@ -244,7 +244,7 @@
           <w:color w:val="5A7D3A"/>
           <w:sz w:val="18"/>
         </w:rPr>
-        <w:t>https://pubmed.ncbi.nlm.nih.gov/42942442/</w:t>
+        <w:t>https://pubmed.ncbi.nlm.nih.gov/42946997/</w:t>
       </w:r>
     </w:p>
     <w:p>
@@ -252,7 +252,7 @@
         <w:pStyle w:val="Heading2"/>
       </w:pPr>
       <w:r>
-        <w:t>Paarbeziehung formt Bewegungsangst bei COPD – Qualitative Studie zu Copingmustern</w:t>
+        <w:t>Thalamale Hyperkonektivität bei ME/CFS ist reversibel und korreliert mit klinischer Verbesserung nach Hyperbarbehandlung</w:t>
       </w:r>
     </w:p>
     <w:p>
@@ -262,12 +262,12 @@
           <w:color w:val="666666"/>
           <w:sz w:val="18"/>
         </w:rPr>
-        <w:t>Liu X et al.  ·  Int J Chron Obstruct Pulmon Dis  ·  22.10.2026  ·  PMID 42936193</w:t>
+        <w:t>Strube A  ·  J Transl Med  ·  29.07.2026  ·  PMID 42934697</w:t>
       </w:r>
     </w:p>
     <w:p>
       <w:r>
-        <w:t>Qualitative Grounded-Theory-Studie (N=21 Paare) untersuchte, wie Patienten mit COPD und ihre Partner gemeinsam mit bewegungsbezogener Angst und Dyspnoe-Vermeidung umgehen.</w:t>
+        <w:t>Kommentier-Analyse einer Studie zu thalamokortikaler Konnektivität bei Myalgische Enzephalomyelitis/Chronic Fatigue Syndrome (ME/CFS): Baseline-Hyperkonektivität des Thalamus mit sensorimotorischen und visuooccipitalen Kortizes verschiebt sich nach Hyperbarbehandlung in Richtung Muster gesunder Kontrollen, besonders bei klinisch verbesserten Patienten.</w:t>
       </w:r>
     </w:p>
     <w:p>
@@ -278,7 +278,7 @@
         <w:t xml:space="preserve">Ergebnis: </w:t>
       </w:r>
       <w:r>
-        <w:t>Kernkategorie: ‚Zusammen gefangen oder zusammen beweglich'. Zwei kontrastierende Beziehungszustände identifiziert: ‚gemeinsam gefangen' durch persistente Vermeidung und Überprotektion versus ‚zusammen beweglich' durch Kommunikation, Rollenanpassung und positive Erfahrungen. Therapeutische Implikation: Paarzentrierte Rehabilitationsmodelle könnten nachhaltiger wirken als einzelnenorientierte Interventionen.</w:t>
+        <w:t>Die reversible thalamale Hyperkonektivität bei ME/CFS-Patienten wird durch Hyperbarbehandlung reduziert und korreliert mit klinischer Verbesserung. Dies wird durch die Predictive-Processing-Theorie interpretiert: Der Thalamus reguliert die Präzision aufsteigender körperlicher Signale. Defizitäre Filterung führt zu erhöhter Rauschempfindlichkeit, die mehrere Symptome (sensorische Hypersensitivität, Schmerz, orthostatische Intoleranz, kognitives Nebel) erklärt. Ein hypothetisches Modell mit Testbedarf, da Hyperbarbehandlung eine vaskuläre Intervention ist und die Konnektivität ein indirektes Maß darstellt.</w:t>
       </w:r>
     </w:p>
     <w:p>
@@ -293,7 +293,7 @@
         <w:rPr>
           <w:sz w:val="19"/>
         </w:rPr>
-        <w:t>China, qualitativ; Konzept der Paarbeziehung übertragbar auf deutsches Rehabilitations-Setting</w:t>
+        <w:t>USA-basierte Analyse; Hirnbildgebung-Befund ist mechanistisch interessant, aber Versorgungsübertragbarkeit gering ohne prospektive Validierung in praktischer Klinik.</w:t>
       </w:r>
     </w:p>
     <w:p>
@@ -302,7 +302,7 @@
           <w:color w:val="5A7D3A"/>
           <w:sz w:val="18"/>
         </w:rPr>
-        <w:t>https://pubmed.ncbi.nlm.nih.gov/42936193/</w:t>
+        <w:t>https://pubmed.ncbi.nlm.nih.gov/42934697/</w:t>
       </w:r>
     </w:p>
     <w:p>
@@ -310,7 +310,7 @@
         <w:pStyle w:val="Heading2"/>
       </w:pPr>
       <w:r>
-        <w:t>Community Health Worker unterschätzen Wissen über Prävention chronischer Erkrankungen</w:t>
+        <w:t>CIDP zeigt vier klinisch distinct Subtypen mit unterschiedlicher Progression und Therapiebedarf</w:t>
       </w:r>
     </w:p>
     <w:p>
@@ -320,12 +320,12 @@
           <w:color w:val="666666"/>
           <w:sz w:val="18"/>
         </w:rPr>
-        <w:t>Pilusa TD et al.  ·  Front Public Health  ·  12.10.2026  ·  PMID 42935717</w:t>
+        <w:t>Quint P et al.  ·  J Neurol  ·  22.10.2026  ·  PMID 42918938</w:t>
       </w:r>
     </w:p>
     <w:p>
       <w:r>
-        <w:t>Qualitative Fokusgruppenstudie (N=20 Community Health Worker) untersuchte das Verständnis von Verhaltensrisikofaktoren für nichtübertragbare Erkrankungen und Versorgungshindernisse.</w:t>
+        <w:t>Multizentrisches retrospektives Kohortenstudium aus 10 deutschen Zentren mit unbiased Clustering zur Entdeckung klinisch bedeutsamer CIDP-Subgruppen; 425 Patienten gescreent, 325 in Entwicklungskohorte, 100 in Validierungskohorte randomisiert.</w:t>
       </w:r>
     </w:p>
     <w:p>
@@ -336,7 +336,7 @@
         <w:t xml:space="preserve">Ergebnis: </w:t>
       </w:r>
       <w:r>
-        <w:t>CHW identifizierten Risikofaktoren richtig (ungesunde Ernährung, Stress, Alkoholmissbrauch), benannten aber systemische Barrieren: finanzielle Engpässe, lange Klinikwarteschlangen, mangelnde Koordination mit Fachpersonal. Implikation: Prävention scheitert nicht an fehlendem Wissen, sondern an strukturellen und ressourcenbezogenen Hindernissen – notwendig sind Zusammenarbeit und Systemreformen.</w:t>
+        <w:t>Vier distinct Cluster identifiziert: Cluster 1 (Frauen, hohe Symptome, ANA-positiv, autoimmune Begleiterkrankungen); Cluster 2 (moderate bis niedrige Symptome, demyelinierungsdominant, weniger Komorbiditäten); Cluster 3 (hohe Symptome, axonal-demyelinierend, kardiovaskuläre Komorbiditäten); Cluster 4 (multifokal, hohe Behinderung, Ataxie). Cluster 1 und 4 zeigen besonders hohe Progressions- und Behinderungsraten. Unterschiedliche Krankheitsverläufe und Therapiestrategien zwischen Clustern, was individualisierte Überwachung und Behandlung nahelegt.</w:t>
       </w:r>
     </w:p>
     <w:p>
@@ -351,7 +351,7 @@
         <w:rPr>
           <w:sz w:val="19"/>
         </w:rPr>
-        <w:t>Südafrika; Erkenntnisse zu Versorgungshindernissen relevant für Länder mit ähnlicher Ressourcenlage</w:t>
+        <w:t>Deutsche Klinikdaten und Klassifikation; direkt auf deutsches System übertragbar.</w:t>
       </w:r>
     </w:p>
     <w:p>
@@ -360,7 +360,7 @@
           <w:color w:val="5A7D3A"/>
           <w:sz w:val="18"/>
         </w:rPr>
-        <w:t>https://pubmed.ncbi.nlm.nih.gov/42935717/</w:t>
+        <w:t>https://pubmed.ncbi.nlm.nih.gov/42918938/</w:t>
       </w:r>
     </w:p>
     <w:p>
@@ -368,7 +368,7 @@
         <w:pStyle w:val="Heading2"/>
       </w:pPr>
       <w:r>
-        <w:t>Frühe Risikofaktoren für Adipositas und Hypertonie im mittleren Alter identifiziert</w:t>
+        <w:t>Tozorakimab reduziert moderate/schwere COPD-Exazerbationen um 29–34 %</w:t>
       </w:r>
     </w:p>
     <w:p>
@@ -378,12 +378,12 @@
           <w:color w:val="666666"/>
           <w:sz w:val="18"/>
         </w:rPr>
-        <w:t>Stannard S et al.  ·  J Obes  ·  2026  ·  PMID 42927470</w:t>
+        <w:t>Sciurba FC et al.  ·  N Engl J Med  ·  29.10.2026  ·  PMID 42708515</w:t>
       </w:r>
     </w:p>
     <w:p>
       <w:r>
-        <w:t>Britische Geburtskohortenstudie (N=9.150) untersuchte, welche Kindheitsfaktoren später gemeinsam auftretende Adipositas und Hypertonie vorhersagen.</w:t>
+        <w:t>Zwei Phase-3-Studien (OBERON, TITANIA) prüften die Wirksamkeit des Antikörpers Tozorakimab zur Prävention von COPD-Exazerbationen trotz optimaler Inhalationstherapie bei 1719 Patienten mit Exazerbationen in der Vorgeschichte.</w:t>
       </w:r>
     </w:p>
     <w:p>
@@ -394,7 +394,7 @@
         <w:t xml:space="preserve">Ergebnis: </w:t>
       </w:r>
       <w:r>
-        <w:t>Sozioökonomische Benachteiligung war der stärkste Prädiktor (OR 1,28; 95%-KI 1,19–1,38). Mit allen Domänen-Risikowerten zusammen erreichte das Modell eine AUC von 0,70 (95%-KI 0,67–0,72). Diese Befunde unterstützen frühe Interventionen bei sozial benachteiligten Kindern.</w:t>
+        <w:t>Tozorakimab senkte die annualisierte Rate mittelschwerer oder schwerer Exazerbationen bei ehemaligen Rauchern um 29 % (OBERON: Rate Ratio 0,71, p=0,002) bzw. 34 % (TITANIA: Rate Ratio 0,66, p&lt;0,001). In der Gesamtpopulation: 30 % Reduktion (OBERON) bzw. 29 % (TITANIA), beide p&lt;0,001. Nebenwirkungen traten nicht häufiger als unter Placebo auf. Ein wirksamer Weg zur Exazerbationsreduktion über IL-33-Blockade.</w:t>
       </w:r>
     </w:p>
     <w:p>
@@ -409,7 +409,7 @@
         <w:rPr>
           <w:sz w:val="19"/>
         </w:rPr>
-        <w:t>Großbritannien, nationale Kohortendaten mit Verlaufsmessung bis ins Alter 44</w:t>
+        <w:t>Europäische und globale Zentren, vergleichbare Standards; Übertragbarkeit hoch auf deutsche Versorgung.</w:t>
       </w:r>
     </w:p>
     <w:p>
@@ -418,7 +418,7 @@
           <w:color w:val="5A7D3A"/>
           <w:sz w:val="18"/>
         </w:rPr>
-        <w:t>https://pubmed.ncbi.nlm.nih.gov/42927470/</w:t>
+        <w:t>https://pubmed.ncbi.nlm.nih.gov/42708515/</w:t>
       </w:r>
     </w:p>
     <w:sectPr>

--- a/download/studien-aktuell.docx
+++ b/download/studien-aktuell.docx
@@ -62,7 +62,7 @@
           <w:color w:val="666666"/>
           <w:sz w:val="18"/>
         </w:rPr>
-        <w:t>Stand: 29.10.2026  |  6 Studien  |  ncd.m-vf.de</w:t>
+        <w:t>Stand: 30.10.2026  |  5 Studien  |  ncd.m-vf.de</w:t>
       </w:r>
     </w:p>
     <w:p>
@@ -70,7 +70,7 @@
         <w:pStyle w:val="Heading1"/>
       </w:pPr>
       <w:r>
-        <w:t>Aufgenommen am 29.10.2026</w:t>
+        <w:t>Aufgenommen am 30.10.2026</w:t>
       </w:r>
     </w:p>
     <w:p>
@@ -78,7 +78,7 @@
         <w:pStyle w:val="Heading2"/>
       </w:pPr>
       <w:r>
-        <w:t>14 Lungengewebs-miRNAs assoziiert mit Emphysem-Ausmaß und Lungenfunktion in COPD</w:t>
+        <w:t>SGLT2-Inhibitoren: Formularbehinderungen für Herzinsuffizienz und Niere sind gering, Zugang aber nicht flächendeckend</w:t>
       </w:r>
     </w:p>
     <w:p>
@@ -88,12 +88,12 @@
           <w:color w:val="666666"/>
           <w:sz w:val="18"/>
         </w:rPr>
-        <w:t>Kim T et al.  ·  Int J Chron Obstruct Pulmon Dis  ·  23.10.2026  ·  PMID 42948330</w:t>
+        <w:t>Jain V et al.  ·  Endocrine  ·  29.10.2026  ·  PMID 42955528</w:t>
       </w:r>
     </w:p>
     <w:p>
       <w:r>
-        <w:t>Explorative sekundäre Datenanalyse von 117 COPD-/Emphysem-Patienten aus GSE201121 zur Assoziation von Lungengewebe-miRNA-Expression mit quantitativem Emphysem (CT-Prozentsatz von niedrig-attenuierter Fläche unter -950 HU) mittels linearer Regression mit HC3-robusten Standardfehlern.</w:t>
+        <w:t>US-Analyse von Medicare-Part-D-Formularen 2019–2026 untersucht, ob Versicherungsrestriktionen die Unternutzung von SGLT2-Inhibitoren bei Herzinsuffizienz und Nierenerkrankung erklären.</w:t>
       </w:r>
     </w:p>
     <w:p>
@@ -104,7 +104,7 @@
         <w:t xml:space="preserve">Ergebnis: </w:t>
       </w:r>
       <w:r>
-        <w:t>14 miRNAs waren assoziiert mit Emphysem-Prozentsatz (BH-FDR &lt;0,05): acht mit positiver Assoziation (miR-144-5p, miR-190a, miR-20b-5p, miR-451a, miR-3912, miR-15a-5p, miR-202-5p, miR-4497), sechs mit negativer (miR-489, miR-181b-5p, miR-378a-5p, miR-3614-5p, miR-197-3p, miR-877-3p). Assoziationen mit Lungenfunktion (FEV1 % vorhergesagt, FEV1/FVC, DLCO) waren konsistent. Enrichment-Analysen identifizierten biologische Prozesse (miRNA-Regulation, Apoptose, Hypoxie-Antworten, Zellzyklusregulation, Gefäßentwicklung). Ergebnisse sind explorativ und erfordern unabhängige Validierung.</w:t>
+        <w:t>Prior Authorization &lt;1,6 % über alle Jahre, ≥98 % Formulare boten mind. einen PA-freien SGLT2i. Step-Therapy 2025 auf null, 2026 Rebound auf Empagliflozin (18,18 %), aber nicht bei Dapagliflozin (1,21 %). Canagliflozin-Abdeckung fiel von 58,3 % (2019) auf 5,8 % (2026). Für CKD-Indikation: nur 5,8 % Formulare bieten zwei step-freie Optionen. Formularehinderungen sind nicht die Hauptbarriere; Fokus sollte auf Kliniker- und Systemfaktoren liegen.</w:t>
       </w:r>
     </w:p>
     <w:p>
@@ -119,7 +119,7 @@
         <w:rPr>
           <w:sz w:val="19"/>
         </w:rPr>
-        <w:t>Südkorea, aber Transkriptomik-Analysen haben begrenzte unmittelbare Versorgungsrelevanz ohne funktionale Validierung und klinische Anwendbarkeit.</w:t>
+        <w:t>USA, Medicare-Finanzierung; Formularbehinderungen weniger relevant als Verschreibungsmuster—Befund unabhängig von Versicherungssystem.</w:t>
       </w:r>
     </w:p>
     <w:p>
@@ -128,7 +128,7 @@
           <w:color w:val="5A7D3A"/>
           <w:sz w:val="18"/>
         </w:rPr>
-        <w:t>https://pubmed.ncbi.nlm.nih.gov/42948330/</w:t>
+        <w:t>https://pubmed.ncbi.nlm.nih.gov/42955528/</w:t>
       </w:r>
     </w:p>
     <w:p>
@@ -136,7 +136,7 @@
         <w:pStyle w:val="Heading2"/>
       </w:pPr>
       <w:r>
-        <w:t>Synthetische Daten aus italienischem CIDP-Register reproduzieren analytische Eigenschaften und ermöglichen Datenschutz-sichere Forschung</w:t>
+        <w:t>Patientenzentrierte Versorgung mit visuellen Werkzeugen stärkt Vertrauen bei chronischen Erkrankungen und niedriger Sozialschicht</w:t>
       </w:r>
     </w:p>
     <w:p>
@@ -146,12 +146,12 @@
           <w:color w:val="666666"/>
           <w:sz w:val="18"/>
         </w:rPr>
-        <w:t>Signori A et al.  ·  Front Neurol  ·  13.10.2026  ·  PMID 42947862</w:t>
+        <w:t>van Bommel HE et al.  ·  Scand J Prim Health Care  ·  29.10.2026  ·  PMID 42954940</w:t>
       </w:r>
     </w:p>
     <w:p>
       <w:r>
-        <w:t>Validierungsstudie von KI-generierten synthetischen Daten aus dem italienischen CIDP-Register gegen echte Daten; 195 CIDP-Fälle und 195 Kontrollen wurden analysiert und synthetische Daten mittels konditionaler Modelle generiert, um Fidelity und Distinguishability zu prüfen.</w:t>
+        <w:t>Niederländische Qualitativstudie mit 18 Patienten, 2 Ärzten und 12 Praxiskrankenschwestern evaluiert eine neu entwickelte, personenzentrierte Versorgungsstrategie mit visuellen Hilfsmitteln für Menschen mit chronischen Erkrankungen und niedriger Sozialökonomie.</w:t>
       </w:r>
     </w:p>
     <w:p>
@@ -162,7 +162,7 @@
         <w:t xml:space="preserve">Ergebnis: </w:t>
       </w:r>
       <w:r>
-        <w:t>Synthetische Daten zeigten hohe Übereinstimmung mit echten Daten in Randverteilungen; Distinguishability-Analysen zeigten niedrige Trennbarkeit zwischen echten und synthetischen Datensätzen. Univariable Assoziationen mit CIDP-Risiko wurden eng repliziert (einschließlich protektive Effekte von höherer Fisch- und Reisaufnahme). Multivariable Modelle demonstrierten hochgradig übereinstimmende Effektschätzungen zwischen echten und synthetischen Daten. Synthetische Daten ermöglichen reproduzierbare und teilbare CIDP-Forschung bei Wahrung der Patientenprivatsphäre.</w:t>
+        <w:t>Ärzte und Praxiskrankenschwestern berichten höhere Berufszufriedenheit und wahrgenommenes Vertrauen der Patienten. Das visuelle Werkzeug unterstützte Dialog und Verständnis komplexer sozialer Bedürfnisse. Patienten schätzten, als Individuen wahrgenommen zu werden, aber bemerkten begrenzte Veränderungen in der Versorgung. Bedarf erkannt: stärkere interdisziplinäre Zusammenarbeit mit Sozialhilfe.</w:t>
       </w:r>
     </w:p>
     <w:p>
@@ -177,7 +177,7 @@
         <w:rPr>
           <w:sz w:val="19"/>
         </w:rPr>
-        <w:t>Italien mit EU-Datenschutzrichtlinien; europäisches System mit DSGVO-Anforderungen direkt vergleichbar.</w:t>
+        <w:t>Niederlande, vergleichbares Hausarztsystem und sozialversicherungssystem; Design übertragbar auf deutsche Praxen.</w:t>
       </w:r>
     </w:p>
     <w:p>
@@ -186,7 +186,7 @@
           <w:color w:val="5A7D3A"/>
           <w:sz w:val="18"/>
         </w:rPr>
-        <w:t>https://pubmed.ncbi.nlm.nih.gov/42947862/</w:t>
+        <w:t>https://pubmed.ncbi.nlm.nih.gov/42954940/</w:t>
       </w:r>
     </w:p>
     <w:p>
@@ -194,7 +194,7 @@
         <w:pStyle w:val="Heading2"/>
       </w:pPr>
       <w:r>
-        <w:t>Irisches CDM-Programm verbessert Selbstmanagement und Versorgungsqualität chronischer Erkrankungen</w:t>
+        <w:t>Klinische Pharmazie senkt Arzneimittelfehler bei Hämodialysepatienten um 75 %</w:t>
       </w:r>
     </w:p>
     <w:p>
@@ -204,12 +204,12 @@
           <w:color w:val="666666"/>
           <w:sz w:val="18"/>
         </w:rPr>
-        <w:t>O'Callaghan ME et al.  ·  BMC Prim Care  ·  31.07.2026  ·  PMID 42946997</w:t>
+        <w:t>David A et al.  ·  Nephrol Ther  ·  29.10.2026  ·  PMID 42954264</w:t>
       </w:r>
     </w:p>
     <w:p>
       <w:r>
-        <w:t>Querschnittstudie zu Erfahrungen von Patienten und Leistungserbringern mit Irlands neu skaliertem CDM-Programm für strukturierte Versorgung chronischer Erkrankungen in Allgemeinarztpraxen; Befragung von 110 Patienten und 217 Anbietern (Ärzte, Pflegekräfte).</w:t>
+        <w:t>Französische Studie an 76 Hämodialysepatienten untersucht, wie strukturierte klinisch-pharmazeutische Überprüfung und Medikamentenabstimmung zwischen Krankenhaus und niedergelassener Praxis Verschreibungsunsicherheiten reduziert.</w:t>
       </w:r>
     </w:p>
     <w:p>
@@ -220,7 +220,7 @@
         <w:t xml:space="preserve">Ergebnis: </w:t>
       </w:r>
       <w:r>
-        <w:t>97 % der Patienten berichten positive Wahrnehmung mit Verbesserungen beim Selbstmanagement und Verständnis ihrer Erkrankung. Unter Anbietern: 93 % der GPs und 81 % der Pflegekräfte bewerten das Programm positiv, insbesondere Verbesserungen bei Typ-2-Diabetes-Management. Hauptbarrieren: Personalknappheit, Arbeitsbelastung, IT-Probleme. Das Programm wird als hochwertig wahrgenommen und als nachhaltig bewertet, sofern Kapazität und Systemgrenzen gelöst werden.</w:t>
+        <w:t>Bei 33 % der 76 Patienten wurden Medikamentendiskrepanzen identifiziert; 75 % dieser Diskrepanzen hatten mindestens geringen klinischen Impact. Nach Intervention: Quote potenziell unangemessener Medikamente sank signifikant (p &lt; 0,05), Nephrologen akzeptierten 93 % der 69 Optimierungsvorschläge. Integration klinischer Pharmazeuten verbesserte Verschreibungsqualität und Arzneimittelsicherheit.</w:t>
       </w:r>
     </w:p>
     <w:p>
@@ -235,7 +235,7 @@
         <w:rPr>
           <w:sz w:val="19"/>
         </w:rPr>
-        <w:t>Irland mit GPs als Koordinatoren; Struktur teilweise vergleichbar mit deutschem Hausarztmodell, aber ohne verbindliche Steuerung.</w:t>
+        <w:t>Frankreich, vergleichbares Krankenhaus-Praxis-Schnittstellen-Problem; strukturierte Pharmazie-Prozesse sind Versorgungsstandard.</w:t>
       </w:r>
     </w:p>
     <w:p>
@@ -244,7 +244,7 @@
           <w:color w:val="5A7D3A"/>
           <w:sz w:val="18"/>
         </w:rPr>
-        <w:t>https://pubmed.ncbi.nlm.nih.gov/42946997/</w:t>
+        <w:t>https://pubmed.ncbi.nlm.nih.gov/42954264/</w:t>
       </w:r>
     </w:p>
     <w:p>
@@ -252,7 +252,7 @@
         <w:pStyle w:val="Heading2"/>
       </w:pPr>
       <w:r>
-        <w:t>Thalamale Hyperkonektivität bei ME/CFS ist reversibel und korreliert mit klinischer Verbesserung nach Hyperbarbehandlung</w:t>
+        <w:t>Ultraschall-gestützte Flüssigkeitsoptimierung senkt Blutdruck bei Hämodialysepatienten um 14 mmHg</w:t>
       </w:r>
     </w:p>
     <w:p>
@@ -262,12 +262,12 @@
           <w:color w:val="666666"/>
           <w:sz w:val="18"/>
         </w:rPr>
-        <w:t>Strube A  ·  J Transl Med  ·  29.07.2026  ·  PMID 42934697</w:t>
+        <w:t>Muñoz Ramos P et al.  ·  Cardiorenal Med  ·  15.10.2026  ·  PMID 42879334</w:t>
       </w:r>
     </w:p>
     <w:p>
       <w:r>
-        <w:t>Kommentier-Analyse einer Studie zu thalamokortikaler Konnektivität bei Myalgische Enzephalomyelitis/Chronic Fatigue Syndrome (ME/CFS): Baseline-Hyperkonektivität des Thalamus mit sensorimotorischen und visuooccipitalen Kortizes verschiebt sich nach Hyperbarbehandlung in Richtung Muster gesunder Kontrollen, besonders bei klinisch verbesserten Patienten.</w:t>
+        <w:t>Spanische Multizenter-Studie an 72 Hämodialysepatienten untersucht, ob Flüssigkeitsüberlastung mittels modifizierter Venenultraschallskala erkannt und durch protokollgesteuerte Ultrafiltration reduziert werden kann.</w:t>
       </w:r>
     </w:p>
     <w:p>
@@ -278,7 +278,7 @@
         <w:t xml:space="preserve">Ergebnis: </w:t>
       </w:r>
       <w:r>
-        <w:t>Die reversible thalamale Hyperkonektivität bei ME/CFS-Patienten wird durch Hyperbarbehandlung reduziert und korreliert mit klinischer Verbesserung. Dies wird durch die Predictive-Processing-Theorie interpretiert: Der Thalamus reguliert die Präzision aufsteigender körperlicher Signale. Defizitäre Filterung führt zu erhöhter Rauschempfindlichkeit, die mehrere Symptome (sensorische Hypersensitivität, Schmerz, orthostatische Intoleranz, kognitives Nebel) erklärt. Ein hypothetisches Modell mit Testbedarf, da Hyperbarbehandlung eine vaskuläre Intervention ist und die Konnektivität ein indirektes Maß darstellt.</w:t>
+        <w:t>23 von 72 klinisch euvolämischen Patienten (32 %) zeigten venöse Stauung im modifizierten VExUS. Nach 4 Wochen: VExUS-Parameter verbesserten sich signifikant (2,1 vs. 1,3; p &lt; 0,001), systolischer Blutdruck sank in der Interventionsgruppe um 14 mmHg vs. +4 mmHg in Kontrolle (p = 0,025). Keine Unterschiede bei Hämodialyseverträglichkeit oder Biomarkern.</w:t>
       </w:r>
     </w:p>
     <w:p>
@@ -293,7 +293,7 @@
         <w:rPr>
           <w:sz w:val="19"/>
         </w:rPr>
-        <w:t>USA-basierte Analyse; Hirnbildgebung-Befund ist mechanistisch interessant, aber Versorgungsübertragbarkeit gering ohne prospektive Validierung in praktischer Klinik.</w:t>
+        <w:t>Spanien, öffentliches Gesundheitssystem; Ultraschall-Methode mit Training umsetzbar in deutschen Dialysezentren.</w:t>
       </w:r>
     </w:p>
     <w:p>
@@ -302,7 +302,7 @@
           <w:color w:val="5A7D3A"/>
           <w:sz w:val="18"/>
         </w:rPr>
-        <w:t>https://pubmed.ncbi.nlm.nih.gov/42934697/</w:t>
+        <w:t>https://pubmed.ncbi.nlm.nih.gov/42879334/</w:t>
       </w:r>
     </w:p>
     <w:p>
@@ -310,7 +310,7 @@
         <w:pStyle w:val="Heading2"/>
       </w:pPr>
       <w:r>
-        <w:t>CIDP zeigt vier klinisch distinct Subtypen mit unterschiedlicher Progression und Therapiebedarf</w:t>
+        <w:t>Barthel-Index senkt Sterblichkeit bei COPD-Exazerbationen um 72 % in der Notaufnahme</w:t>
       </w:r>
     </w:p>
     <w:p>
@@ -320,12 +320,12 @@
           <w:color w:val="666666"/>
           <w:sz w:val="18"/>
         </w:rPr>
-        <w:t>Quint P et al.  ·  J Neurol  ·  22.10.2026  ·  PMID 42918938</w:t>
+        <w:t>Alonso Avilés R et al.  ·  Heart Lung  ·  11.09.2026  ·  PMID 42727532</w:t>
       </w:r>
     </w:p>
     <w:p>
       <w:r>
-        <w:t>Multizentrisches retrospektives Kohortenstudium aus 10 deutschen Zentren mit unbiased Clustering zur Entdeckung klinisch bedeutsamer CIDP-Subgruppen; 425 Patienten gescreent, 325 in Entwicklungskohorte, 100 in Validierungskohorte randomisiert.</w:t>
+        <w:t>Spanische Studie an 1.214 Patienten mit akuter COPD-Exazerbation untersucht, welche klinischen Faktoren Krankenhausaufnahme und 30-Tages-Mortalität vorhersagen.</w:t>
       </w:r>
     </w:p>
     <w:p>
@@ -336,7 +336,7 @@
         <w:t xml:space="preserve">Ergebnis: </w:t>
       </w:r>
       <w:r>
-        <w:t>Vier distinct Cluster identifiziert: Cluster 1 (Frauen, hohe Symptome, ANA-positiv, autoimmune Begleiterkrankungen); Cluster 2 (moderate bis niedrige Symptome, demyelinierungsdominant, weniger Komorbiditäten); Cluster 3 (hohe Symptome, axonal-demyelinierend, kardiovaskuläre Komorbiditäten); Cluster 4 (multifokal, hohe Behinderung, Ataxie). Cluster 1 und 4 zeigen besonders hohe Progressions- und Behinderungsraten. Unterschiedliche Krankheitsverläufe und Therapiestrategien zwischen Clustern, was individualisierte Überwachung und Behandlung nahelegt.</w:t>
+        <w:t>Der Barthel-Index (funktionelle Unabhängigkeit, 2-Minuten-Messung) war stärkster Prädiktor der 30-Tages-Mortalität (OR 0,28; 95%-KI 0,15–0,53 = 72 % Risikoreduktion). Bootstrap-korrigierte AUC 0,787 für Mortalität, 0,806 für Aufnahme. Ein Algorithmus aus akuter Ateminsuffizienz und Barthel-Index ermöglichte Identifikation von Kandidaten für ambulante Behandlung.</w:t>
       </w:r>
     </w:p>
     <w:p>
@@ -351,7 +351,7 @@
         <w:rPr>
           <w:sz w:val="19"/>
         </w:rPr>
-        <w:t>Deutsche Klinikdaten und Klassifikation; direkt auf deutsches System übertragbar.</w:t>
+        <w:t>Spanien, vergleichbare Notaufnahmestruktur; Messinstrument universal anwendbar.</w:t>
       </w:r>
     </w:p>
     <w:p>
@@ -360,65 +360,7 @@
           <w:color w:val="5A7D3A"/>
           <w:sz w:val="18"/>
         </w:rPr>
-        <w:t>https://pubmed.ncbi.nlm.nih.gov/42918938/</w:t>
-      </w:r>
-    </w:p>
-    <w:p>
-      <w:pPr>
-        <w:pStyle w:val="Heading2"/>
-      </w:pPr>
-      <w:r>
-        <w:t>Tozorakimab reduziert moderate/schwere COPD-Exazerbationen um 29–34 %</w:t>
-      </w:r>
-    </w:p>
-    <w:p>
-      <w:r>
-        <w:rPr>
-          <w:i/>
-          <w:color w:val="666666"/>
-          <w:sz w:val="18"/>
-        </w:rPr>
-        <w:t>Sciurba FC et al.  ·  N Engl J Med  ·  29.10.2026  ·  PMID 42708515</w:t>
-      </w:r>
-    </w:p>
-    <w:p>
-      <w:r>
-        <w:t>Zwei Phase-3-Studien (OBERON, TITANIA) prüften die Wirksamkeit des Antikörpers Tozorakimab zur Prävention von COPD-Exazerbationen trotz optimaler Inhalationstherapie bei 1719 Patienten mit Exazerbationen in der Vorgeschichte.</w:t>
-      </w:r>
-    </w:p>
-    <w:p>
-      <w:r>
-        <w:rPr>
-          <w:b/>
-        </w:rPr>
-        <w:t xml:space="preserve">Ergebnis: </w:t>
-      </w:r>
-      <w:r>
-        <w:t>Tozorakimab senkte die annualisierte Rate mittelschwerer oder schwerer Exazerbationen bei ehemaligen Rauchern um 29 % (OBERON: Rate Ratio 0,71, p=0,002) bzw. 34 % (TITANIA: Rate Ratio 0,66, p&lt;0,001). In der Gesamtpopulation: 30 % Reduktion (OBERON) bzw. 29 % (TITANIA), beide p&lt;0,001. Nebenwirkungen traten nicht häufiger als unter Placebo auf. Ein wirksamer Weg zur Exazerbationsreduktion über IL-33-Blockade.</w:t>
-      </w:r>
-    </w:p>
-    <w:p>
-      <w:r>
-        <w:rPr>
-          <w:b/>
-          <w:sz w:val="19"/>
-        </w:rPr>
-        <w:t xml:space="preserve">Übertragbarkeit: </w:t>
-      </w:r>
-      <w:r>
-        <w:rPr>
-          <w:sz w:val="19"/>
-        </w:rPr>
-        <w:t>Europäische und globale Zentren, vergleichbare Standards; Übertragbarkeit hoch auf deutsche Versorgung.</w:t>
-      </w:r>
-    </w:p>
-    <w:p>
-      <w:r>
-        <w:rPr>
-          <w:color w:val="5A7D3A"/>
-          <w:sz w:val="18"/>
-        </w:rPr>
-        <w:t>https://pubmed.ncbi.nlm.nih.gov/42708515/</w:t>
+        <w:t>https://pubmed.ncbi.nlm.nih.gov/42727532/</w:t>
       </w:r>
     </w:p>
     <w:sectPr>

--- a/download/studien-aktuell.docx
+++ b/download/studien-aktuell.docx
@@ -62,7 +62,7 @@
           <w:color w:val="666666"/>
           <w:sz w:val="18"/>
         </w:rPr>
-        <w:t>Stand: 30.10.2026  |  5 Studien  |  ncd.m-vf.de</w:t>
+        <w:t>Stand: 31.10.2026  |  6 Studien  |  ncd.m-vf.de</w:t>
       </w:r>
     </w:p>
     <w:p>
@@ -70,7 +70,7 @@
         <w:pStyle w:val="Heading1"/>
       </w:pPr>
       <w:r>
-        <w:t>Aufgenommen am 30.10.2026</w:t>
+        <w:t>Aufgenommen am 31.10.2026</w:t>
       </w:r>
     </w:p>
     <w:p>
@@ -78,7 +78,7 @@
         <w:pStyle w:val="Heading2"/>
       </w:pPr>
       <w:r>
-        <w:t>SGLT2-Inhibitoren: Formularbehinderungen für Herzinsuffizienz und Niere sind gering, Zugang aber nicht flächendeckend</w:t>
+        <w:t>Digitales Selbstmanagement verbesserte Stress, Lebensqualität und BMI bei Landpatienten</w:t>
       </w:r>
     </w:p>
     <w:p>
@@ -88,12 +88,12 @@
           <w:color w:val="666666"/>
           <w:sz w:val="18"/>
         </w:rPr>
-        <w:t>Jain V et al.  ·  Endocrine  ·  29.10.2026  ·  PMID 42955528</w:t>
+        <w:t>Smith NK et al.  ·  JMIR Mhealth Uhealth  ·  30.10.2026  ·  PMID 42961869</w:t>
       </w:r>
     </w:p>
     <w:p>
       <w:r>
-        <w:t>US-Analyse von Medicare-Part-D-Formularen 2019–2026 untersucht, ob Versicherungsrestriktionen die Unternutzung von SGLT2-Inhibitoren bei Herzinsuffizienz und Nierenerkrankung erklären.</w:t>
+        <w:t>Prospektive Interventionsstudie zum 12-Monatsergebnis eines digitalen Self-Management-Programms mit täglichen Modulen bei ländlichen Erwachsenen mit ≥1 chronischer Erkrankung (Median 3 Erkrankungen).</w:t>
       </w:r>
     </w:p>
     <w:p>
@@ -104,7 +104,7 @@
         <w:t xml:space="preserve">Ergebnis: </w:t>
       </w:r>
       <w:r>
-        <w:t>Prior Authorization &lt;1,6 % über alle Jahre, ≥98 % Formulare boten mind. einen PA-freien SGLT2i. Step-Therapy 2025 auf null, 2026 Rebound auf Empagliflozin (18,18 %), aber nicht bei Dapagliflozin (1,21 %). Canagliflozin-Abdeckung fiel von 58,3 % (2019) auf 5,8 % (2026). Für CKD-Indikation: nur 5,8 % Formulare bieten zwei step-freie Optionen. Formularehinderungen sind nicht die Hauptbarriere; Fokus sollte auf Kliniker- und Systemfaktoren liegen.</w:t>
+        <w:t>Nach 12 Monaten: wahrgenommener Stress sank um 2,4 Punkte (95 % KI –3,5 bis –1,3), psychisches Wohlbefinden stieg um 10,4 Punkte (95 % KI 7,2–13,5), Lebenszufriedenheit um 2,5 Punkte (95 % KI 1,4–3,5); klinisch relevante Stressreduktion bei 43,4 %, mentales Wohlbefinden bei 43,5 % (alle p&lt;0,001).</w:t>
       </w:r>
     </w:p>
     <w:p>
@@ -119,7 +119,7 @@
         <w:rPr>
           <w:sz w:val="19"/>
         </w:rPr>
-        <w:t>USA, Medicare-Finanzierung; Formularbehinderungen weniger relevant als Verschreibungsmuster—Befund unabhängig von Versicherungssystem.</w:t>
+        <w:t>Kanada, aber Konzept der hybriden digitalen Unterstützung für ländliche Polymorbiditätsversorgung übertragbar</w:t>
       </w:r>
     </w:p>
     <w:p>
@@ -128,7 +128,7 @@
           <w:color w:val="5A7D3A"/>
           <w:sz w:val="18"/>
         </w:rPr>
-        <w:t>https://pubmed.ncbi.nlm.nih.gov/42955528/</w:t>
+        <w:t>https://pubmed.ncbi.nlm.nih.gov/42961869/</w:t>
       </w:r>
     </w:p>
     <w:p>
@@ -136,7 +136,7 @@
         <w:pStyle w:val="Heading2"/>
       </w:pPr>
       <w:r>
-        <w:t>Patientenzentrierte Versorgung mit visuellen Werkzeugen stärkt Vertrauen bei chronischen Erkrankungen und niedriger Sozialschicht</w:t>
+        <w:t>Hub-and-Satellite-Netzwerk erreichte Dialysierqualität von Zentralkliniken auch in Außenstellen</w:t>
       </w:r>
     </w:p>
     <w:p>
@@ -146,12 +146,12 @@
           <w:color w:val="666666"/>
           <w:sz w:val="18"/>
         </w:rPr>
-        <w:t>van Bommel HE et al.  ·  Scand J Prim Health Care  ·  29.10.2026  ·  PMID 42954940</w:t>
+        <w:t>Ye H et al.  ·  NEJM Catal Innov Care Deliv  ·  30.10.2026  ·  PMID 42961790</w:t>
       </w:r>
     </w:p>
     <w:p>
       <w:r>
-        <w:t>Niederländische Qualitativstudie mit 18 Patienten, 2 Ärzten und 12 Praxiskrankenschwestern evaluiert eine neu entwickelte, personenzentrierte Versorgungsstrategie mit visuellen Hilfsmitteln für Menschen mit chronischen Erkrankungen und niedriger Sozialökonomie.</w:t>
+        <w:t>Retrospektive Kohortenstudie zum Guangzhou-Modell: zentralgeleitete, standardisierte Schulungs- und Qualitätskontrolle für Peritonealdialyse über 122 Satellitenstandorte mit Langzeit-Follow-up 2015–2025.</w:t>
       </w:r>
     </w:p>
     <w:p>
@@ -162,7 +162,7 @@
         <w:t xml:space="preserve">Ergebnis: </w:t>
       </w:r>
       <w:r>
-        <w:t>Ärzte und Praxiskrankenschwestern berichten höhere Berufszufriedenheit und wahrgenommenes Vertrauen der Patienten. Das visuelle Werkzeug unterstützte Dialog und Verständnis komplexer sozialer Bedürfnisse. Patienten schätzten, als Individuen wahrgenommen zu werden, aber bemerkten begrenzte Veränderungen in der Versorgung. Bedarf erkannt: stärkere interdisziplinäre Zusammenarbeit mit Sozialhilfe.</w:t>
+        <w:t>Nach Netzwerkexpansion: Patientenretention verbessert, Dialysedauer verlängert; Satellitenstandorte erreichten Überlebens- und Komplikationskontrolle nahe dem Zentralklinik-Standard, besser als nationale Durchschnitte (Kaplan-Meier-Analysen).</w:t>
       </w:r>
     </w:p>
     <w:p>
@@ -177,7 +177,7 @@
         <w:rPr>
           <w:sz w:val="19"/>
         </w:rPr>
-        <w:t>Niederlande, vergleichbares Hausarztsystem und sozialversicherungssystem; Design übertragbar auf deutsche Praxen.</w:t>
+        <w:t>China; dezentrales Koordinierungsmodell mit digitaler Unterstützung und standardisierter Schulung prinzipiell auf Deutschland übertragbar</w:t>
       </w:r>
     </w:p>
     <w:p>
@@ -186,7 +186,7 @@
           <w:color w:val="5A7D3A"/>
           <w:sz w:val="18"/>
         </w:rPr>
-        <w:t>https://pubmed.ncbi.nlm.nih.gov/42954940/</w:t>
+        <w:t>https://pubmed.ncbi.nlm.nih.gov/42961790/</w:t>
       </w:r>
     </w:p>
     <w:p>
@@ -194,7 +194,7 @@
         <w:pStyle w:val="Heading2"/>
       </w:pPr>
       <w:r>
-        <w:t>Klinische Pharmazie senkt Arzneimittelfehler bei Hämodialysepatienten um 75 %</w:t>
+        <w:t>Glyzeralbumin verbesserte Glykämiekontrolle bei diabetischer Nierenerkrankung</w:t>
       </w:r>
     </w:p>
     <w:p>
@@ -204,12 +204,12 @@
           <w:color w:val="666666"/>
           <w:sz w:val="18"/>
         </w:rPr>
-        <w:t>David A et al.  ·  Nephrol Ther  ·  29.10.2026  ·  PMID 42954264</w:t>
+        <w:t>Ferrario L et al.  ·  Endocrine  ·  30.10.2026  ·  PMID 42961706</w:t>
       </w:r>
     </w:p>
     <w:p>
       <w:r>
-        <w:t>Französische Studie an 76 Hämodialysepatienten untersucht, wie strukturierte klinisch-pharmazeutische Überprüfung und Medikamentenabstimmung zwischen Krankenhaus und niedergelassener Praxis Verschreibungsunsicherheiten reduziert.</w:t>
+        <w:t>Health-Technology-Assessment zur Einführung von Glyzeralbumin statt HbA1c bei Typ-2-Diabetes mit fortgeschrittener Nierenerkrankung im italienischen Gesundheitssystem.</w:t>
       </w:r>
     </w:p>
     <w:p>
@@ -220,7 +220,7 @@
         <w:t xml:space="preserve">Ergebnis: </w:t>
       </w:r>
       <w:r>
-        <w:t>Bei 33 % der 76 Patienten wurden Medikamentendiskrepanzen identifiziert; 75 % dieser Diskrepanzen hatten mindestens geringen klinischen Impact. Nach Intervention: Quote potenziell unangemessener Medikamente sank signifikant (p &lt; 0,05), Nephrologen akzeptierten 93 % der 69 Optimierungsvorschläge. Integration klinischer Pharmazeuten verbesserte Verschreibungsqualität und Arzneimittelsicherheit.</w:t>
+        <w:t>Glyzeralbumin erkannte schlechte Glykämiekontrolle häufiger als HbA1c (52 % vs. 19,2 %); wirtschaftlich 2,02 % Ersparnis pro Jahr; klinische Fachkräfte beurteilten Sicherheit (Likert 1,60 vs. 1,01) und Effektivität (2,12 vs. 1,02) höher, Lebensqualität der Patienten verbesserte sich stärker (2,00 vs. 0,88).</w:t>
       </w:r>
     </w:p>
     <w:p>
@@ -235,7 +235,7 @@
         <w:rPr>
           <w:sz w:val="19"/>
         </w:rPr>
-        <w:t>Frankreich, vergleichbares Krankenhaus-Praxis-Schnittstellen-Problem; strukturierte Pharmazie-Prozesse sind Versorgungsstandard.</w:t>
+        <w:t>Italien, vergleichbares Sozialversicherungssystem; Mehrfacherkrankung (Diabetes + CKD) adressiert</w:t>
       </w:r>
     </w:p>
     <w:p>
@@ -244,7 +244,7 @@
           <w:color w:val="5A7D3A"/>
           <w:sz w:val="18"/>
         </w:rPr>
-        <w:t>https://pubmed.ncbi.nlm.nih.gov/42954264/</w:t>
+        <w:t>https://pubmed.ncbi.nlm.nih.gov/42961706/</w:t>
       </w:r>
     </w:p>
     <w:p>
@@ -252,7 +252,7 @@
         <w:pStyle w:val="Heading2"/>
       </w:pPr>
       <w:r>
-        <w:t>Ultraschall-gestützte Flüssigkeitsoptimierung senkt Blutdruck bei Hämodialysepatienten um 14 mmHg</w:t>
+        <w:t>Mehrfacherkrankung verdoppelt Suizidrisiko bei psychotischen Störungen</w:t>
       </w:r>
     </w:p>
     <w:p>
@@ -262,12 +262,12 @@
           <w:color w:val="666666"/>
           <w:sz w:val="18"/>
         </w:rPr>
-        <w:t>Muñoz Ramos P et al.  ·  Cardiorenal Med  ·  15.10.2026  ·  PMID 42879334</w:t>
+        <w:t>Saito A et al.  ·  Schizophr Bull  ·  27.10.2026  ·  PMID 42960984</w:t>
       </w:r>
     </w:p>
     <w:p>
       <w:r>
-        <w:t>Spanische Multizenter-Studie an 72 Hämodialysepatienten untersucht, ob Flüssigkeitsüberlastung mittels modifizierter Venenultraschallskala erkannt und durch protokollgesteuerte Ultrafiltration reduziert werden kann.</w:t>
+        <w:t>Querschnittstudie aus Signature-Biobank zu Assoziationen zwischen Mehrfacherkrankung (≥2 chronische Erkrankungen) und Suizidalität bei Psychoseerkrankten (n=748, 35 % Schizophrenie).</w:t>
       </w:r>
     </w:p>
     <w:p>
@@ -278,7 +278,7 @@
         <w:t xml:space="preserve">Ergebnis: </w:t>
       </w:r>
       <w:r>
-        <w:t>23 von 72 klinisch euvolämischen Patienten (32 %) zeigten venöse Stauung im modifizierten VExUS. Nach 4 Wochen: VExUS-Parameter verbesserten sich signifikant (2,1 vs. 1,3; p &lt; 0,001), systolischer Blutdruck sank in der Interventionsgruppe um 14 mmHg vs. +4 mmHg in Kontrolle (p = 0,025). Keine Unterschiede bei Hämodialyseverträglichkeit oder Biomarkern.</w:t>
+        <w:t>Mehrfacherkrankung assoziiert mit Suizidideen (aOR 2,31; 95 % KI 1,61–3,32) und suizidalem Verhalten (aOR 1,84; 95 % KI 1,15–2,97) nach Anpassung für Symptombelastung und Lebensstilfaktoren; 54 % der Stichprobe hatte Mehrfacherkrankung, 44 % physische Mehrfacherkrankung.</w:t>
       </w:r>
     </w:p>
     <w:p>
@@ -293,7 +293,7 @@
         <w:rPr>
           <w:sz w:val="19"/>
         </w:rPr>
-        <w:t>Spanien, öffentliches Gesundheitssystem; Ultraschall-Methode mit Training umsetzbar in deutschen Dialysezentren.</w:t>
+        <w:t>Kanada; Mehrfacherkrankung und psychische Gesundheit zentrale Versorgungsaufgabe in Deutschland</w:t>
       </w:r>
     </w:p>
     <w:p>
@@ -302,7 +302,7 @@
           <w:color w:val="5A7D3A"/>
           <w:sz w:val="18"/>
         </w:rPr>
-        <w:t>https://pubmed.ncbi.nlm.nih.gov/42879334/</w:t>
+        <w:t>https://pubmed.ncbi.nlm.nih.gov/42960984/</w:t>
       </w:r>
     </w:p>
     <w:p>
@@ -310,7 +310,7 @@
         <w:pStyle w:val="Heading2"/>
       </w:pPr>
       <w:r>
-        <w:t>Barthel-Index senkt Sterblichkeit bei COPD-Exazerbationen um 72 % in der Notaufnahme</w:t>
+        <w:t>Hybrid-Versorgung bei schlecht eingestelltem Diabetes effektiver als Regelversorgung</w:t>
       </w:r>
     </w:p>
     <w:p>
@@ -320,12 +320,12 @@
           <w:color w:val="666666"/>
           <w:sz w:val="18"/>
         </w:rPr>
-        <w:t>Alonso Avilés R et al.  ·  Heart Lung  ·  11.09.2026  ·  PMID 42727532</w:t>
+        <w:t>Saldarriaga-Bedoya K et al.  ·  Prim Health Care Res Dev  ·  30.10.2026  ·  PMID 42960832</w:t>
       </w:r>
     </w:p>
     <w:p>
       <w:r>
-        <w:t>Spanische Studie an 1.214 Patienten mit akuter COPD-Exazerbation untersucht, welche klinischen Faktoren Krankenhausaufnahme und 30-Tages-Mortalität vorhersagen.</w:t>
+        <w:t>Retrospektive Kohortenstudie zu Faktoren der Zuweisung zu Hybrid- oder Regelversorgung und deren Outcome bei Hypertonie, Diabetes und Dyslipidämie in Kolumbien.</w:t>
       </w:r>
     </w:p>
     <w:p>
@@ -336,7 +336,7 @@
         <w:t xml:space="preserve">Ergebnis: </w:t>
       </w:r>
       <w:r>
-        <w:t>Der Barthel-Index (funktionelle Unabhängigkeit, 2-Minuten-Messung) war stärkster Prädiktor der 30-Tages-Mortalität (OR 0,28; 95%-KI 0,15–0,53 = 72 % Risikoreduktion). Bootstrap-korrigierte AUC 0,787 für Mortalität, 0,806 für Aufnahme. Ein Algorithmus aus akuter Ateminsuffizienz und Barthel-Index ermöglichte Identifikation von Kandidaten für ambulante Behandlung.</w:t>
+        <w:t>Hybrid-Versorgung war bei höherem HbA1c (aOR 2,68 pro 1 % Anstieg; 95 % KI 2,17–3,31) und schlechterer Adhärenz (aOR 1,96; 95 % KI 1,17–3,28) häufiger; assoziiert mit höherer 3-Jahres-Zielwerterreichung (OR 7,34; 95 % KI 4,96–10,86) und weniger Notfallambulanzbenutzungen (OR 0,53; 95 % KI 0,36–0,79).</w:t>
       </w:r>
     </w:p>
     <w:p>
@@ -351,7 +351,7 @@
         <w:rPr>
           <w:sz w:val="19"/>
         </w:rPr>
-        <w:t>Spanien, vergleichbare Notaufnahmestruktur; Messinstrument universal anwendbar.</w:t>
+        <w:t>Kolumbien; Prinzip der Risikoallokation und Hybrid-Care-Effekte grundsätzlich übertragbar</w:t>
       </w:r>
     </w:p>
     <w:p>
@@ -360,7 +360,65 @@
           <w:color w:val="5A7D3A"/>
           <w:sz w:val="18"/>
         </w:rPr>
-        <w:t>https://pubmed.ncbi.nlm.nih.gov/42727532/</w:t>
+        <w:t>https://pubmed.ncbi.nlm.nih.gov/42960832/</w:t>
+      </w:r>
+    </w:p>
+    <w:p>
+      <w:pPr>
+        <w:pStyle w:val="Heading2"/>
+      </w:pPr>
+      <w:r>
+        <w:t>Gesunde Ernährung senkt Risiko für Mehrfacherkrankung um bis 25 %</w:t>
+      </w:r>
+    </w:p>
+    <w:p>
+      <w:r>
+        <w:rPr>
+          <w:i/>
+          <w:color w:val="666666"/>
+          <w:sz w:val="18"/>
+        </w:rPr>
+        <w:t>Wang W et al.  ·  BMC Public Health  ·  03.08.2026  ·  PMID 42958149</w:t>
+      </w:r>
+    </w:p>
+    <w:p>
+      <w:r>
+        <w:t>Studie untersuchte, wie Ernährungsmuster bei anfangs gesunden Erwachsenen die Entwicklung von Mehrfacherkrankungen beeinflussen.</w:t>
+      </w:r>
+    </w:p>
+    <w:p>
+      <w:r>
+        <w:rPr>
+          <w:b/>
+        </w:rPr>
+        <w:t xml:space="preserve">Ergebnis: </w:t>
+      </w:r>
+      <w:r>
+        <w:t>Der DASH-Index zeigte über extreme Quartile ein HR von 0,75 (95 % KI 0,69–0,82) für den Übergang von gesund zu Mehrfacherkrankung; ähnliche schützende Effekte für alle vier Ernährungsqualitätsindizes. Frühe, hochwertige Ernährung reduziert die Progression zur Mehrfacherkrankung messbar.</w:t>
+      </w:r>
+    </w:p>
+    <w:p>
+      <w:r>
+        <w:rPr>
+          <w:b/>
+          <w:sz w:val="19"/>
+        </w:rPr>
+        <w:t xml:space="preserve">Übertragbarkeit: </w:t>
+      </w:r>
+      <w:r>
+        <w:rPr>
+          <w:sz w:val="19"/>
+        </w:rPr>
+        <w:t>UK-Biobank, aber Ernährungspräventionsergebnisse übertragbar auf deutsche Risikopopulationen</w:t>
+      </w:r>
+    </w:p>
+    <w:p>
+      <w:r>
+        <w:rPr>
+          <w:color w:val="5A7D3A"/>
+          <w:sz w:val="18"/>
+        </w:rPr>
+        <w:t>https://pubmed.ncbi.nlm.nih.gov/42958149/</w:t>
       </w:r>
     </w:p>
     <w:sectPr>
